--- a/รายงาน_Line-Guard_รวม.docx
+++ b/รายงาน_Line-Guard_รวม.docx
@@ -403,7 +403,7 @@
           <w:sz w:val="32"/>
           <w:szCs w:val="32"/>
         </w:rPr>
-        <w:t>โดยไม่ต้องเทรนโมเดลใหม่กับกล้องแต่ละตัว</w:t>
+        <w:t>โดยไม่ต้องเทรนแบบจำลองใหม่กับกล้องแต่ละตัว</w:t>
       </w:r>
     </w:p>
     <w:p/>
@@ -487,7 +487,7 @@
           <w:sz w:val="32"/>
           <w:szCs w:val="32"/>
         </w:rPr>
-        <w:t xml:space="preserve"> (ไฟล์ย่อ 720p ใช้เฉพาะเล่นบนหน้าเว็บ ส่วนเฟรมที่ส่งให้โมเดลใช้ 1080p ทั้งหมด)</w:t>
+        <w:t xml:space="preserve"> (ไฟล์ย่อ 720p ใช้เฉพาะเล่นบนหน้าเว็บ ส่วนเฟรมที่ส่งให้แบบจำลองใช้ 1080p ทั้งหมด)</w:t>
       </w:r>
     </w:p>
     <w:p>
@@ -1145,7 +1145,7 @@
           <w:szCs w:val="32"/>
           <w:bCs/>
         </w:rPr>
-        <w:t>โมเดลผลิตเส้นเวลานั้นขึ้นมาเองจากวิดีโอจริง</w:t>
+        <w:t>แบบจำลองผลิตเส้นเวลานั้นขึ้นมาเองจากวิดีโอจริง</w:t>
       </w:r>
     </w:p>
     <w:p/>
@@ -1173,45 +1173,27 @@
           <w:szCs w:val="32"/>
           <w:bCs/>
         </w:rPr>
-        <w:t>เส้นเวลาเหตุการณ์ที่โมเดลสร้างเอง</w:t>
-      </w:r>
-      <w:r>
-        <w:rPr>
-          <w:rFonts w:ascii="TH Sarabun New" w:hAnsi="TH Sarabun New" w:cs="TH Sarabun New"/>
-          <w:b w:val="0"/>
-          <w:sz w:val="32"/>
-          <w:szCs w:val="32"/>
-        </w:rPr>
-        <w:t xml:space="preserve"> (</w:t>
-      </w:r>
-      <w:r>
-        <w:rPr>
-          <w:rFonts w:ascii="Courier New" w:hAnsi="Courier New" w:cs="Courier New"/>
-          <w:b w:val="0"/>
-          <w:sz w:val="28"/>
-          <w:szCs w:val="28"/>
-        </w:rPr>
-        <w:t>cam_a05_timeline.json</w:t>
-      </w:r>
-      <w:r>
-        <w:rPr>
-          <w:rFonts w:ascii="TH Sarabun New" w:hAnsi="TH Sarabun New" w:cs="TH Sarabun New"/>
-          <w:b w:val="0"/>
-          <w:sz w:val="32"/>
-          <w:szCs w:val="32"/>
-        </w:rPr>
-        <w:t>) — แทนที่ข้อมูลจำลองเดิมได้ทั้งหมด</w:t>
-      </w:r>
-    </w:p>
-    <w:p>
-      <w:r>
-        <w:rPr>
-          <w:rFonts w:ascii="TH Sarabun New" w:hAnsi="TH Sarabun New" w:cs="TH Sarabun New"/>
-          <w:b w:val="0"/>
-          <w:sz w:val="32"/>
-          <w:szCs w:val="32"/>
-        </w:rPr>
-        <w:t>โดยใช้ schema เดียวกับของเดิม ทำให้ระบบส่วนหน้าไม่ต้องแก้อะไรเลย</w:t>
+        <w:t>เส้นเวลาเหตุการณ์ที่แบบจำลองสร้างขึ้นเองจากวิดีโอ</w:t>
+      </w:r>
+      <w:r>
+        <w:rPr>
+          <w:rFonts w:ascii="TH Sarabun New" w:hAnsi="TH Sarabun New" w:cs="TH Sarabun New"/>
+          <w:b w:val="0"/>
+          <w:sz w:val="32"/>
+          <w:szCs w:val="32"/>
+        </w:rPr>
+        <w:t xml:space="preserve"> — แทนที่ข้อมูลจำลองที่เคยเขียนด้วยมือได้ทั้งหมด</w:t>
+      </w:r>
+    </w:p>
+    <w:p>
+      <w:r>
+        <w:rPr>
+          <w:rFonts w:ascii="TH Sarabun New" w:hAnsi="TH Sarabun New" w:cs="TH Sarabun New"/>
+          <w:b w:val="0"/>
+          <w:sz w:val="32"/>
+          <w:szCs w:val="32"/>
+        </w:rPr>
+        <w:t>โดยยังใช้โครงสร้างข้อมูลแบบเดียวกับของเดิม ทำให้ระบบส่วนหน้าไม่ต้องแก้อะไรเลยแม้แต่บรรทัดเดียว</w:t>
       </w:r>
     </w:p>
     <w:p>
@@ -1235,18 +1217,18 @@
           <w:sz w:val="32"/>
           <w:szCs w:val="32"/>
         </w:rPr>
-        <w:t xml:space="preserve"> — วิดีโอเล่นอยู่ฝั่งซ้าย คำเตือนเด้งขึ้นฝั่งขวาตามวินาทีที่โมเดลตรวจพบ</w:t>
-      </w:r>
-    </w:p>
-    <w:p>
-      <w:r>
-        <w:rPr>
-          <w:rFonts w:ascii="TH Sarabun New" w:hAnsi="TH Sarabun New" w:cs="TH Sarabun New"/>
-          <w:b w:val="0"/>
-          <w:sz w:val="32"/>
-          <w:szCs w:val="32"/>
-        </w:rPr>
-        <w:t>โดยคำเตือนมาจากโมเดลที่กำลังคิดอยู่ ณ ขณะนั้น ไม่ได้อ่านจากไฟล์</w:t>
+        <w:t xml:space="preserve"> — วิดีโอเล่นอยู่ฝั่งซ้าย คำเตือนแสดงขึ้นฝั่งขวาตรงตามวินาทีที่แบบจำลองตรวจพบ</w:t>
+      </w:r>
+    </w:p>
+    <w:p>
+      <w:r>
+        <w:rPr>
+          <w:rFonts w:ascii="TH Sarabun New" w:hAnsi="TH Sarabun New" w:cs="TH Sarabun New"/>
+          <w:b w:val="0"/>
+          <w:sz w:val="32"/>
+          <w:szCs w:val="32"/>
+        </w:rPr>
+        <w:t>โดยคำเตือนมาจากแบบจำลองที่กำลังคิดอยู่ ณ ขณะนั้น ไม่ได้อ่านจากไฟล์</w:t>
       </w:r>
     </w:p>
     <w:p>
@@ -1497,7 +1479,7 @@
           <w:sz w:val="32"/>
           <w:szCs w:val="32"/>
         </w:rPr>
-        <w:t xml:space="preserve"> ซึ่งเป็นโมเดลที่รับได้ทั้งภาพและข้อความ</w:t>
+        <w:t xml:space="preserve"> ซึ่งเป็นแบบจำลองที่รับได้ทั้งภาพและข้อความ</w:t>
       </w:r>
     </w:p>
     <w:p>
@@ -1519,7 +1501,7 @@
           <w:sz w:val="32"/>
           <w:szCs w:val="32"/>
         </w:rPr>
-        <w:t>ไม่ต้องเทรนใหม่** เช่น ถ้าโรงงานเพิ่มกฎ "ต้องสวมแว่นนิรภัย" ก็เพิ่มบรรทัดใน prompt</w:t>
+        <w:t>ไม่ต้องเทรนใหม่** เช่น ถ้าโรงงานเพิ่มกฎ "ต้องสวมแว่นนิรภัย" ก็เพิ่มเพียงหนึ่งบรรทัดในคำสั่ง</w:t>
       </w:r>
     </w:p>
     <w:p>
@@ -1542,7 +1524,7 @@
           <w:sz w:val="32"/>
           <w:szCs w:val="32"/>
         </w:rPr>
-        <w:t xml:space="preserve">โมเดลที่เลือกคือ </w:t>
+        <w:t xml:space="preserve">แบบจำลองที่เลือกคือ </w:t>
       </w:r>
       <w:r>
         <w:rPr>
@@ -1583,7 +1565,7 @@
           <w:sz w:val="32"/>
           <w:szCs w:val="32"/>
         </w:rPr>
-        <w:t>ตอนเลือกโมเดลได้ทดลองเทียบกับ Qwen3-VL-8B บนวิดีโอเดียวกันและวิธีเดียวกัน ผลเป็นดังนี้</w:t>
+        <w:t>ตอนเลือกแบบจำลองได้ทดลองเทียบกับ Qwen3-VL-8B บนวิดีโอเดียวกันและวิธีเดียวกัน ผลเป็นดังนี้</w:t>
       </w:r>
     </w:p>
     <w:p/>
@@ -1617,7 +1599,7 @@
                 <w:sz w:val="28"/>
                 <w:szCs w:val="28"/>
               </w:rPr>
-              <w:t>โมเดล</w:t>
+              <w:t>แบบจำลอง</w:t>
             </w:r>
           </w:p>
         </w:tc>
@@ -1903,7 +1885,7 @@
           <w:szCs w:val="30"/>
           <w:bCs/>
         </w:rPr>
-        <w:t>การตัดสินใจเลือกโมเดล</w:t>
+        <w:t>การตัดสินใจเลือกแบบจำลอง</w:t>
       </w:r>
       <w:r>
         <w:rPr>
@@ -1926,7 +1908,7 @@
           <w:szCs w:val="34"/>
           <w:bCs/>
         </w:rPr>
-        <w:t>5.2.2 โมเดลมองภาพเป็นอะไร</w:t>
+        <w:t>5.2.2 แบบจำลองมองภาพเป็นอะไร</w:t>
       </w:r>
     </w:p>
     <w:p/>
@@ -2075,7 +2057,7 @@
           <w:sz w:val="32"/>
           <w:szCs w:val="32"/>
         </w:rPr>
-        <w:t xml:space="preserve"> จากนั้นโมเดลอ่าน token เหล่านี้เรียงกัน</w:t>
+        <w:t xml:space="preserve"> จากนั้นแบบจำลองอ่าน token เหล่านี้เรียงกัน</w:t>
       </w:r>
     </w:p>
     <w:p>
@@ -2430,7 +2412,7 @@
                 <w:sz w:val="28"/>
                 <w:szCs w:val="28"/>
               </w:rPr>
-              <w:t>ผ่าโมเดลครึ่งหนึ่งลงแต่ละใบ</w:t>
+              <w:t>ผ่าแบบจำลองครึ่งหนึ่งลงแต่ละใบ</w:t>
             </w:r>
           </w:p>
         </w:tc>
@@ -2484,7 +2466,7 @@
                 <w:sz w:val="28"/>
                 <w:szCs w:val="28"/>
               </w:rPr>
-              <w:t>ใบละสำเนาโมเดลเต็ม สลับกันรับงาน</w:t>
+              <w:t>ใบละสำเนาแบบจำลองเต็ม สลับกันรับงาน</w:t>
             </w:r>
           </w:p>
         </w:tc>
@@ -2526,7 +2508,7 @@
           <w:sz w:val="32"/>
           <w:szCs w:val="32"/>
         </w:rPr>
-        <w:t>เนื่องจากโมเดลขนาด 8B ใช้ VRAM ประมาณ 22 GB ซึ่งใส่ลงการ์ด 24 GB ได้พอดี</w:t>
+        <w:t>เนื่องจากแบบจำลองขนาด 8B ใช้ VRAM ประมาณ 22 GB ซึ่งใส่ลงการ์ด 24 GB ได้พอดี</w:t>
       </w:r>
     </w:p>
     <w:p>
@@ -2894,7 +2876,7 @@
                 <w:sz w:val="28"/>
                 <w:szCs w:val="28"/>
               </w:rPr>
-              <w:t>กันโมเดลเดาเมื่อมือถูกบัง</w:t>
+              <w:t>กันแบบจำลองเดาเมื่อมือถูกบัง</w:t>
             </w:r>
           </w:p>
         </w:tc>
@@ -3016,7 +2998,7 @@
           <w:sz w:val="32"/>
           <w:szCs w:val="32"/>
         </w:rPr>
-        <w:t>โมเดลจึงเดาว่า "ไม่มี"</w:t>
+        <w:t>แบบจำลองจึงเดาว่า "ไม่มี"</w:t>
       </w:r>
     </w:p>
     <w:p/>
@@ -3028,7 +3010,7 @@
           <w:sz w:val="32"/>
           <w:szCs w:val="32"/>
         </w:rPr>
-        <w:t xml:space="preserve">วิธีแก้ไม่ได้อยู่ที่ prompt แต่อยู่ที่ </w:t>
+        <w:t xml:space="preserve">วิธีแก้ไม่ได้อยู่ที่การปรับคำสั่ง แต่อยู่ที่ </w:t>
       </w:r>
       <w:r>
         <w:rPr>
@@ -3038,45 +3020,27 @@
           <w:szCs w:val="32"/>
           <w:bCs/>
         </w:rPr>
-        <w:t>การประมวลผลภายหลัง</w:t>
-      </w:r>
-      <w:r>
-        <w:rPr>
-          <w:rFonts w:ascii="TH Sarabun New" w:hAnsi="TH Sarabun New" w:cs="TH Sarabun New"/>
-          <w:b w:val="0"/>
-          <w:sz w:val="32"/>
-          <w:szCs w:val="32"/>
-        </w:rPr>
-        <w:t xml:space="preserve"> โดยสร้าง state machine</w:t>
-      </w:r>
-    </w:p>
-    <w:p>
-      <w:r>
-        <w:rPr>
-          <w:rFonts w:ascii="TH Sarabun New" w:hAnsi="TH Sarabun New" w:cs="TH Sarabun New"/>
-          <w:b w:val="0"/>
-          <w:sz w:val="32"/>
-          <w:szCs w:val="32"/>
-        </w:rPr>
-        <w:t>เชิงเวลา (</w:t>
-      </w:r>
-      <w:r>
-        <w:rPr>
-          <w:rFonts w:ascii="Courier New" w:hAnsi="Courier New" w:cs="Courier New"/>
-          <w:b w:val="0"/>
-          <w:sz w:val="28"/>
-          <w:szCs w:val="28"/>
-        </w:rPr>
-        <w:t>ppe_tracker.py</w:t>
-      </w:r>
-      <w:r>
-        <w:rPr>
-          <w:rFonts w:ascii="TH Sarabun New" w:hAnsi="TH Sarabun New" w:cs="TH Sarabun New"/>
-          <w:b w:val="0"/>
-          <w:sz w:val="32"/>
-          <w:szCs w:val="32"/>
-        </w:rPr>
-        <w:t>) ที่มีกฎ 2 ข้อ</w:t>
+        <w:t>การประมวลผลผลลัพธ์ภายหลัง</w:t>
+      </w:r>
+      <w:r>
+        <w:rPr>
+          <w:rFonts w:ascii="TH Sarabun New" w:hAnsi="TH Sarabun New" w:cs="TH Sarabun New"/>
+          <w:b w:val="0"/>
+          <w:sz w:val="32"/>
+          <w:szCs w:val="32"/>
+        </w:rPr>
+        <w:t xml:space="preserve"> โดยสร้างตัวติดตามสถานะ</w:t>
+      </w:r>
+    </w:p>
+    <w:p>
+      <w:r>
+        <w:rPr>
+          <w:rFonts w:ascii="TH Sarabun New" w:hAnsi="TH Sarabun New" w:cs="TH Sarabun New"/>
+          <w:b w:val="0"/>
+          <w:sz w:val="32"/>
+          <w:szCs w:val="32"/>
+        </w:rPr>
+        <w:t>ที่จำได้ว่าแต่ละคนสวมอะไรอยู่เมื่อวินาทีก่อนหน้า แล้วใช้กฎ 2 ข้อ</w:t>
       </w:r>
     </w:p>
     <w:p/>
@@ -3148,17 +3112,18 @@
           <w:sz w:val="32"/>
           <w:szCs w:val="32"/>
         </w:rPr>
-        <w:t xml:space="preserve">บทเรียนเชิงวิศวกรรมจากจุดนี้คือ </w:t>
-      </w:r>
-      <w:r>
-        <w:rPr>
-          <w:rFonts w:ascii="TH Sarabun New" w:hAnsi="TH Sarabun New" w:cs="TH Sarabun New"/>
-          <w:b/>
-          <w:sz w:val="32"/>
-          <w:szCs w:val="32"/>
-          <w:bCs/>
-        </w:rPr>
-        <w:t>ความแม่นยำแก้ที่ post-processing ได้ผลกว่าการไล่แก้ prompt</w:t>
+        <w:t>บทเรียนเชิงวิศวกรรมจากจุดนี้คือ **การแก้ที่ขั้นตอนประมวลผลผลลัพธ์ภายหลัง</w:t>
+      </w:r>
+    </w:p>
+    <w:p>
+      <w:r>
+        <w:rPr>
+          <w:rFonts w:ascii="TH Sarabun New" w:hAnsi="TH Sarabun New" w:cs="TH Sarabun New"/>
+          <w:b w:val="0"/>
+          <w:sz w:val="32"/>
+          <w:szCs w:val="32"/>
+        </w:rPr>
+        <w:t>ได้ผลกว่าการไล่แก้คำสั่ง**</w:t>
       </w:r>
     </w:p>
     <w:p/>
@@ -3367,7 +3332,7 @@
                 <w:sz w:val="28"/>
                 <w:szCs w:val="28"/>
               </w:rPr>
-              <w:t>เสิร์ฟโมเดล Cosmos ผ่าน OpenAI-compatible API</w:t>
+              <w:t>เสิร์ฟแบบจำลอง Cosmos ผ่าน OpenAI-compatible API</w:t>
             </w:r>
           </w:p>
         </w:tc>
@@ -3386,7 +3351,7 @@
                 <w:sz w:val="28"/>
                 <w:szCs w:val="28"/>
               </w:rPr>
-              <w:t>โมเดลหลัก</w:t>
+              <w:t>แบบจำลองหลัก</w:t>
             </w:r>
           </w:p>
         </w:tc>
@@ -4025,7 +3990,7 @@
           <w:sz w:val="32"/>
           <w:szCs w:val="32"/>
         </w:rPr>
-        <w:t xml:space="preserve"> — ดาวน์โหลดน้ำหนักโมเดล</w:t>
+        <w:t xml:space="preserve"> — ดาวน์โหลดน้ำหนักแบบจำลอง</w:t>
       </w:r>
     </w:p>
     <w:p>
@@ -4197,7 +4162,7 @@
                 <w:sz w:val="28"/>
                 <w:szCs w:val="28"/>
               </w:rPr>
-              <w:t>โมเดล PPE สำเร็จรูปย้ายมาใช้กับฉากนี้ไม่ได้ (transfer fail) และการเทรนใหม่ขัดข้อจำกัดโครงงาน</w:t>
+              <w:t>แบบจำลอง PPE สำเร็จรูปย้ายมาใช้กับฉากนี้ไม่ได้ (transfer fail) และการเทรนใหม่ขัดข้อจำกัดโครงงาน</w:t>
             </w:r>
           </w:p>
         </w:tc>
@@ -5385,7 +5350,7 @@
                 <w:sz w:val="28"/>
                 <w:szCs w:val="28"/>
               </w:rPr>
-              <w:t>, 219 วินาที (เฟรมที่ส่งโมเดลใช้ความละเอียดนี้)</w:t>
+              <w:t>, 219 วินาที (เฟรมที่ส่งแบบจำลองใช้ความละเอียดนี้)</w:t>
             </w:r>
           </w:p>
         </w:tc>
@@ -5564,34 +5529,16 @@
           <w:szCs w:val="32"/>
           <w:bCs/>
         </w:rPr>
-        <w:t>เอาต์พุตของระบบ</w:t>
-      </w:r>
-      <w:r>
-        <w:rPr>
-          <w:rFonts w:ascii="TH Sarabun New" w:hAnsi="TH Sarabun New" w:cs="TH Sarabun New"/>
-          <w:b w:val="0"/>
-          <w:sz w:val="32"/>
-          <w:szCs w:val="32"/>
-        </w:rPr>
-        <w:t xml:space="preserve"> — ไฟล์เดียวที่ระบบส่วนหน้าอ่าน (</w:t>
-      </w:r>
-      <w:r>
-        <w:rPr>
-          <w:rFonts w:ascii="Courier New" w:hAnsi="Courier New" w:cs="Courier New"/>
-          <w:b w:val="0"/>
-          <w:sz w:val="28"/>
-          <w:szCs w:val="28"/>
-        </w:rPr>
-        <w:t>cam_a05_timeline.json</w:t>
-      </w:r>
-      <w:r>
-        <w:rPr>
-          <w:rFonts w:ascii="TH Sarabun New" w:hAnsi="TH Sarabun New" w:cs="TH Sarabun New"/>
-          <w:b w:val="0"/>
-          <w:sz w:val="32"/>
-          <w:szCs w:val="32"/>
-        </w:rPr>
-        <w:t>)</w:t>
+        <w:t>ผลลัพธ์ของระบบ</w:t>
+      </w:r>
+      <w:r>
+        <w:rPr>
+          <w:rFonts w:ascii="TH Sarabun New" w:hAnsi="TH Sarabun New" w:cs="TH Sarabun New"/>
+          <w:b w:val="0"/>
+          <w:sz w:val="32"/>
+          <w:szCs w:val="32"/>
+        </w:rPr>
+        <w:t xml:space="preserve"> — ข้อมูลชุดเดียวที่ระบบส่วนหน้าต้องอ่าน มีโครงสร้างดังนี้</w:t>
       </w:r>
     </w:p>
     <w:p/>
@@ -6610,7 +6557,7 @@
                 <w:szCs w:val="28"/>
                 <w:bCs/>
               </w:rPr>
-              <w:t>ระบุว่าผู้ปฏิบัติงานยุ่งกับลังใด (SOP ระดับลัง)</w:t>
+              <w:t>ระบุว่าผู้ปฏิบัติงานยุ่งกับลังใด (ตรวจขั้นตอนระดับลัง)</w:t>
             </w:r>
           </w:p>
         </w:tc>
@@ -6644,7 +6591,7 @@
                 <w:sz w:val="28"/>
                 <w:szCs w:val="28"/>
               </w:rPr>
-              <w:t>ROI grounding — ตรง 7/7 ไม่มีแจ้งผิด (ดูข้อ 5.5.4)</w:t>
+              <w:t>ครอบภาพทีละลัง — ตรง 7/7 ไม่มีแจ้งผิด (ดูข้อ 5.5.4)</w:t>
             </w:r>
           </w:p>
         </w:tc>
@@ -7995,7 +7942,7 @@
           <w:szCs w:val="32"/>
           <w:bCs/>
         </w:rPr>
-        <w:t>โค้ดและโมเดลจากภายนอก (ไม่ได้เขียนเอง)</w:t>
+        <w:t>โค้ดและแบบจำลองจากภายนอก (ไม่ได้เขียนเอง)</w:t>
       </w:r>
     </w:p>
     <w:p/>
@@ -8191,7 +8138,7 @@
                 <w:sz w:val="28"/>
                 <w:szCs w:val="28"/>
               </w:rPr>
-              <w:t>เรียกใช้เป็นโมเดล ไม่ได้แก้ไข ไม่ได้เทรนต่อ</w:t>
+              <w:t>เรียกใช้เป็นแบบจำลอง ไม่ได้แก้ไข ไม่ได้เทรนต่อ</w:t>
             </w:r>
           </w:p>
         </w:tc>
@@ -8360,7 +8307,7 @@
                 <w:sz w:val="28"/>
                 <w:szCs w:val="28"/>
               </w:rPr>
-              <w:t>เรียกใช้โมเดลที่เทรนมาแล้ว ไม่ได้เทรนเอง</w:t>
+              <w:t>เรียกใช้แบบจำลองที่เทรนมาแล้ว ไม่ได้เทรนเอง</w:t>
             </w:r>
           </w:p>
         </w:tc>
@@ -8898,27 +8845,7 @@
           <w:sz w:val="30"/>
           <w:szCs w:val="30"/>
         </w:rPr>
-        <w:t xml:space="preserve"> — เฉลยชุดที่สองนี้ (</w:t>
-      </w:r>
-      <w:r>
-        <w:rPr>
-          <w:rFonts w:ascii="Courier New" w:hAnsi="Courier New" w:cs="Courier New"/>
-          <w:b w:val="0"/>
-          <w:i/>
-          <w:sz w:val="26"/>
-          <w:szCs w:val="26"/>
-        </w:rPr>
-        <w:t>claude_gt.json</w:t>
-      </w:r>
-      <w:r>
-        <w:rPr>
-          <w:rFonts w:ascii="TH Sarabun New" w:hAnsi="TH Sarabun New" w:cs="TH Sarabun New"/>
-          <w:b w:val="0"/>
-          <w:i/>
-          <w:sz w:val="30"/>
-          <w:szCs w:val="30"/>
-        </w:rPr>
-        <w:t xml:space="preserve">) </w:t>
+        <w:t xml:space="preserve"> — เฉลยชุดที่สองนี้ </w:t>
       </w:r>
       <w:r>
         <w:rPr>
@@ -8944,7 +8871,7 @@
           <w:sz w:val="30"/>
           <w:szCs w:val="30"/>
         </w:rPr>
-        <w:t xml:space="preserve">และถูกแก้ต่ออีกสองรอบจนเป็น </w:t>
+        <w:t xml:space="preserve">และถูกแก้ต่ออีกสองรอบ จนกลายเป็น </w:t>
       </w:r>
       <w:r>
         <w:rPr>
@@ -8955,7 +8882,7 @@
           <w:szCs w:val="30"/>
           <w:bCs/>
         </w:rPr>
-        <w:t>`claude_gt_v4.json` ซึ่งเป็นเฉลยที่ใช้จริงในรายงานฉบับนี้</w:t>
+        <w:t>เฉลยฉบับที่ 4 ซึ่งเป็นฉบับที่ใช้จริงในรายงานนี้</w:t>
       </w:r>
     </w:p>
     <w:p>
@@ -8970,27 +8897,23 @@
           <w:sz w:val="30"/>
           <w:szCs w:val="30"/>
         </w:rPr>
-        <w:t xml:space="preserve">เหตุผลของแต่ละรอบอยู่ในหัวข้อ 5.5 และ </w:t>
-      </w:r>
-      <w:r>
-        <w:rPr>
-          <w:rFonts w:ascii="Courier New" w:hAnsi="Courier New" w:cs="Courier New"/>
-          <w:b w:val="0"/>
-          <w:i/>
-          <w:sz w:val="26"/>
-          <w:szCs w:val="26"/>
-        </w:rPr>
-        <w:t>MEASUREMENTS.md</w:t>
-      </w:r>
-      <w:r>
-        <w:rPr>
-          <w:rFonts w:ascii="TH Sarabun New" w:hAnsi="TH Sarabun New" w:cs="TH Sarabun New"/>
-          <w:b w:val="0"/>
+        <w:t>เหตุผลของการแก้แต่ละรอบอยู่ในหัวข้อ 5.5 และอธิบายละเอียดในบทที่ 8</w:t>
+      </w:r>
+    </w:p>
+    <w:p>
+      <w:pPr>
+        <w:ind w:left="504"/>
+      </w:pPr>
+      <w:r>
+        <w:rPr>
+          <w:rFonts w:ascii="TH Sarabun New" w:hAnsi="TH Sarabun New" w:cs="TH Sarabun New"/>
+          <w:b/>
           <w:i/>
           <w:sz w:val="30"/>
           <w:szCs w:val="30"/>
-        </w:rPr>
-        <w:t xml:space="preserve"> §2.7</w:t>
+          <w:bCs/>
+        </w:rPr>
+        <w:t>ตัวเลขความแม่นยำทุกตัวในรายงานนี้มาจากเฉลยฉบับที่ 4 เท่านั้น</w:t>
       </w:r>
     </w:p>
     <w:p>
@@ -9005,62 +8928,7 @@
           <w:sz w:val="30"/>
           <w:szCs w:val="30"/>
         </w:rPr>
-        <w:t xml:space="preserve">ตัวเลขความแม่นยำทุกตัวในรายงานนี้มาจาก </w:t>
-      </w:r>
-      <w:r>
-        <w:rPr>
-          <w:rFonts w:ascii="Courier New" w:hAnsi="Courier New" w:cs="Courier New"/>
-          <w:b w:val="0"/>
-          <w:i/>
-          <w:sz w:val="26"/>
-          <w:szCs w:val="26"/>
-        </w:rPr>
-        <w:t>claude_gt_v4.json</w:t>
-      </w:r>
-      <w:r>
-        <w:rPr>
-          <w:rFonts w:ascii="TH Sarabun New" w:hAnsi="TH Sarabun New" w:cs="TH Sarabun New"/>
-          <w:b w:val="0"/>
-          <w:i/>
-          <w:sz w:val="30"/>
-          <w:szCs w:val="30"/>
-        </w:rPr>
-        <w:t xml:space="preserve"> เท่านั้น</w:t>
-      </w:r>
-    </w:p>
-    <w:p>
-      <w:pPr>
-        <w:ind w:left="504"/>
-      </w:pPr>
-      <w:r>
-        <w:rPr>
-          <w:rFonts w:ascii="TH Sarabun New" w:hAnsi="TH Sarabun New" w:cs="TH Sarabun New"/>
-          <w:b w:val="0"/>
-          <w:i/>
-          <w:sz w:val="30"/>
-          <w:szCs w:val="30"/>
-        </w:rPr>
-        <w:t xml:space="preserve">ส่วนรุ่นก่อนหน้าเก็บไว้ใน </w:t>
-      </w:r>
-      <w:r>
-        <w:rPr>
-          <w:rFonts w:ascii="Courier New" w:hAnsi="Courier New" w:cs="Courier New"/>
-          <w:b w:val="0"/>
-          <w:i/>
-          <w:sz w:val="26"/>
-          <w:szCs w:val="26"/>
-        </w:rPr>
-        <w:t>_archive/ground_truth/</w:t>
-      </w:r>
-      <w:r>
-        <w:rPr>
-          <w:rFonts w:ascii="TH Sarabun New" w:hAnsi="TH Sarabun New" w:cs="TH Sarabun New"/>
-          <w:b w:val="0"/>
-          <w:i/>
-          <w:sz w:val="30"/>
-          <w:szCs w:val="30"/>
-        </w:rPr>
-        <w:t xml:space="preserve"> เพื่อให้ตรวจย้อนได้ว่าแก้อะไรไปบ้าง</w:t>
+        <w:t>ส่วนฉบับก่อนหน้ายังเก็บไว้ทั้งหมด เพื่อให้ตรวจย้อนได้ว่าแก้อะไรไปบ้างและด้วยเหตุผลใด</w:t>
       </w:r>
     </w:p>
     <w:p/>
@@ -9082,25 +8950,18 @@
           <w:sz w:val="32"/>
           <w:szCs w:val="32"/>
         </w:rPr>
-        <w:t xml:space="preserve"> (ทำซ้ำได้ด้วยคำสั่งใน </w:t>
-      </w:r>
-      <w:r>
-        <w:rPr>
-          <w:rFonts w:ascii="Courier New" w:hAnsi="Courier New" w:cs="Courier New"/>
-          <w:b w:val="0"/>
-          <w:sz w:val="28"/>
-          <w:szCs w:val="28"/>
-        </w:rPr>
-        <w:t>MEASUREMENTS.md</w:t>
-      </w:r>
-      <w:r>
-        <w:rPr>
-          <w:rFonts w:ascii="TH Sarabun New" w:hAnsi="TH Sarabun New" w:cs="TH Sarabun New"/>
-          <w:b w:val="0"/>
-          <w:sz w:val="32"/>
-          <w:szCs w:val="32"/>
-        </w:rPr>
-        <w:t>)</w:t>
+        <w:t xml:space="preserve"> ทั้งสี่ขั้นทำซ้ำได้ด้วยคำสั่งที่บันทึกไว้ในเอกสารประกอบ</w:t>
+      </w:r>
+    </w:p>
+    <w:p>
+      <w:r>
+        <w:rPr>
+          <w:rFonts w:ascii="TH Sarabun New" w:hAnsi="TH Sarabun New" w:cs="TH Sarabun New"/>
+          <w:b w:val="0"/>
+          <w:sz w:val="32"/>
+          <w:szCs w:val="32"/>
+        </w:rPr>
+        <w:t>คอลัมน์ขวาระบุชื่อโปรแกรมที่รับผิดชอบแต่ละขั้น เพื่อให้ผู้ที่ต้องการตรวจสอบหาได้ถูกจุด</w:t>
       </w:r>
     </w:p>
     <w:p/>
@@ -9175,7 +9036,7 @@
                 <w:sz w:val="28"/>
                 <w:szCs w:val="28"/>
               </w:rPr>
-              <w:t>ไฟล์</w:t>
+              <w:t>โปรแกรมที่ใช้</w:t>
             </w:r>
           </w:p>
         </w:tc>
@@ -9211,8 +9072,16 @@
                 <w:sz w:val="28"/>
                 <w:szCs w:val="28"/>
               </w:rPr>
-              <w:t>ตรวจว่ากำลังยิงใส่โมเดลที่ถูกตัว (</w:t>
-            </w:r>
+              <w:t>ตรวจสอบว่าเครื่องกำลังให้บริการแบบจำลองตัวที่ตั้งใจจะวัดจริง ถ้าไม่ใช่ให้หยุดทันที</w:t>
+            </w:r>
+          </w:p>
+        </w:tc>
+        <w:tc>
+          <w:tcPr>
+            <w:tcW w:type="dxa" w:w="3010"/>
+          </w:tcPr>
+          <w:p>
+            <w:r/>
             <w:r>
               <w:rPr>
                 <w:rFonts w:ascii="Courier New" w:hAnsi="Courier New" w:cs="Courier New"/>
@@ -9220,16 +9089,43 @@
                 <w:sz w:val="24"/>
                 <w:szCs w:val="24"/>
               </w:rPr>
-              <w:t>root == nvidia/Cosmos-Reason2-8B</w:t>
-            </w:r>
-            <w:r>
-              <w:rPr>
-                <w:rFonts w:ascii="TH Sarabun New" w:hAnsi="TH Sarabun New" w:cs="TH Sarabun New"/>
-                <w:b w:val="0"/>
-                <w:sz w:val="28"/>
-                <w:szCs w:val="28"/>
-              </w:rPr>
-              <w:t>)</w:t>
+              <w:t>preflight.py</w:t>
+            </w:r>
+          </w:p>
+        </w:tc>
+      </w:tr>
+      <w:tr>
+        <w:tc>
+          <w:tcPr>
+            <w:tcW w:type="dxa" w:w="3010"/>
+          </w:tcPr>
+          <w:p>
+            <w:r/>
+            <w:r>
+              <w:rPr>
+                <w:rFonts w:ascii="TH Sarabun New" w:hAnsi="TH Sarabun New" w:cs="TH Sarabun New"/>
+                <w:b w:val="0"/>
+                <w:sz w:val="28"/>
+                <w:szCs w:val="28"/>
+              </w:rPr>
+              <w:t>2</w:t>
+            </w:r>
+          </w:p>
+        </w:tc>
+        <w:tc>
+          <w:tcPr>
+            <w:tcW w:type="dxa" w:w="3010"/>
+          </w:tcPr>
+          <w:p>
+            <w:r/>
+            <w:r>
+              <w:rPr>
+                <w:rFonts w:ascii="TH Sarabun New" w:hAnsi="TH Sarabun New" w:cs="TH Sarabun New"/>
+                <w:b w:val="0"/>
+                <w:sz w:val="28"/>
+                <w:szCs w:val="28"/>
+              </w:rPr>
+              <w:t>ให้แบบจำลองดูภาพครบทั้ง 74 เฟรม แล้วบันทึกคำตอบดิบไว้ทุกเฟรมทุกรายการ</w:t>
             </w:r>
           </w:p>
         </w:tc>
@@ -9246,7 +9142,7 @@
                 <w:sz w:val="24"/>
                 <w:szCs w:val="24"/>
               </w:rPr>
-              <w:t>preflight.py</w:t>
+              <w:t>image_tier.py</w:t>
             </w:r>
           </w:p>
         </w:tc>
@@ -9265,7 +9161,7 @@
                 <w:sz w:val="28"/>
                 <w:szCs w:val="28"/>
               </w:rPr>
-              <w:t>2</w:t>
+              <w:t>3</w:t>
             </w:r>
           </w:p>
         </w:tc>
@@ -9282,7 +9178,7 @@
                 <w:sz w:val="28"/>
                 <w:szCs w:val="28"/>
               </w:rPr>
-              <w:t>ให้โมเดลอ่าน 74 เฟรม แล้วบันทึกคำตอบดิบรายเฟรมรายรายการ</w:t>
+              <w:t>เทียบคำตอบดิบกับเฉลยทีละคู่ (เฟรม, รายการ)</w:t>
             </w:r>
           </w:p>
         </w:tc>
@@ -9299,25 +9195,7 @@
                 <w:sz w:val="24"/>
                 <w:szCs w:val="24"/>
               </w:rPr>
-              <w:t>image_tier.py</w:t>
-            </w:r>
-            <w:r>
-              <w:rPr>
-                <w:rFonts w:ascii="TH Sarabun New" w:hAnsi="TH Sarabun New" w:cs="TH Sarabun New"/>
-                <w:b w:val="0"/>
-                <w:sz w:val="28"/>
-                <w:szCs w:val="28"/>
-              </w:rPr>
-              <w:t xml:space="preserve"> → </w:t>
-            </w:r>
-            <w:r>
-              <w:rPr>
-                <w:rFonts w:ascii="Courier New" w:hAnsi="Courier New" w:cs="Courier New"/>
-                <w:b w:val="0"/>
-                <w:sz w:val="24"/>
-                <w:szCs w:val="24"/>
-              </w:rPr>
-              <w:t>image_obs.json</w:t>
+              <w:t>diff_gt.py</w:t>
             </w:r>
           </w:p>
         </w:tc>
@@ -9336,7 +9214,7 @@
                 <w:sz w:val="28"/>
                 <w:szCs w:val="28"/>
               </w:rPr>
-              <w:t>3</w:t>
+              <w:t>4</w:t>
             </w:r>
           </w:p>
         </w:tc>
@@ -9353,7 +9231,7 @@
                 <w:sz w:val="28"/>
                 <w:szCs w:val="28"/>
               </w:rPr>
-              <w:t>เทียบคำตอบดิบกับเฉลยทีละ (เฟรม, รายการ)</w:t>
+              <w:t>นับผลออกมาเป็น 4 กรณีตามตารางด้านล่าง</w:t>
             </w:r>
           </w:p>
         </w:tc>
@@ -9365,65 +9243,12 @@
             <w:r/>
             <w:r>
               <w:rPr>
-                <w:rFonts w:ascii="Courier New" w:hAnsi="Courier New" w:cs="Courier New"/>
-                <w:b w:val="0"/>
-                <w:sz w:val="24"/>
-                <w:szCs w:val="24"/>
-              </w:rPr>
-              <w:t>diff_gt.py</w:t>
-            </w:r>
-          </w:p>
-        </w:tc>
-      </w:tr>
-      <w:tr>
-        <w:tc>
-          <w:tcPr>
-            <w:tcW w:type="dxa" w:w="3010"/>
-          </w:tcPr>
-          <w:p>
-            <w:r/>
-            <w:r>
-              <w:rPr>
-                <w:rFonts w:ascii="TH Sarabun New" w:hAnsi="TH Sarabun New" w:cs="TH Sarabun New"/>
-                <w:b w:val="0"/>
-                <w:sz w:val="28"/>
-                <w:szCs w:val="28"/>
-              </w:rPr>
-              <w:t>4</w:t>
-            </w:r>
-          </w:p>
-        </w:tc>
-        <w:tc>
-          <w:tcPr>
-            <w:tcW w:type="dxa" w:w="3010"/>
-          </w:tcPr>
-          <w:p>
-            <w:r/>
-            <w:r>
-              <w:rPr>
-                <w:rFonts w:ascii="TH Sarabun New" w:hAnsi="TH Sarabun New" w:cs="TH Sarabun New"/>
-                <w:b w:val="0"/>
-                <w:sz w:val="28"/>
-                <w:szCs w:val="28"/>
-              </w:rPr>
-              <w:t>นับผลเป็น 4 กรณี</w:t>
-            </w:r>
-          </w:p>
-        </w:tc>
-        <w:tc>
-          <w:tcPr>
-            <w:tcW w:type="dxa" w:w="3010"/>
-          </w:tcPr>
-          <w:p>
-            <w:r/>
-            <w:r>
-              <w:rPr>
-                <w:rFonts w:ascii="TH Sarabun New" w:hAnsi="TH Sarabun New" w:cs="TH Sarabun New"/>
-                <w:b w:val="0"/>
-                <w:sz w:val="28"/>
-                <w:szCs w:val="28"/>
-              </w:rPr>
-              <w:t>ดูตารางล่าง</w:t>
+                <w:rFonts w:ascii="TH Sarabun New" w:hAnsi="TH Sarabun New" w:cs="TH Sarabun New"/>
+                <w:b w:val="0"/>
+                <w:sz w:val="28"/>
+                <w:szCs w:val="28"/>
+              </w:rPr>
+              <w:t>—</w:t>
             </w:r>
           </w:p>
         </w:tc>
@@ -9502,7 +9327,7 @@
                 <w:sz w:val="28"/>
                 <w:szCs w:val="28"/>
               </w:rPr>
-              <w:t>โมเดลว่า</w:t>
+              <w:t>แบบจำลองว่า</w:t>
             </w:r>
           </w:p>
         </w:tc>
@@ -9930,7 +9755,7 @@
           <w:sz w:val="32"/>
           <w:szCs w:val="32"/>
         </w:rPr>
-        <w:t xml:space="preserve"> เท่ากับสมมติว่าเฉลยถูกเสมอ ทั้งที่มันก็คือการตัดสินของโมเดลเหมือนกัน</w:t>
+        <w:t xml:space="preserve"> เท่ากับสมมติว่าเฉลยถูกเสมอ ทั้งที่มันก็คือการตัดสินของแบบจำลองเหมือนกัน</w:t>
       </w:r>
     </w:p>
     <w:p/>
@@ -9942,7 +9767,7 @@
           <w:sz w:val="32"/>
           <w:szCs w:val="32"/>
         </w:rPr>
-        <w:t xml:space="preserve">จึงเปิดดูด้วยตาทุกจุดที่เฉลยกับโมเดลขัดแย้งกัน (13 จุด) ผลคือ </w:t>
+        <w:t xml:space="preserve">จึงเปิดดูด้วยตาทุกจุดที่เฉลยกับแบบจำลองขัดแย้งกัน (13 จุด) ผลคือ </w:t>
       </w:r>
       <w:r>
         <w:rPr>
@@ -10081,7 +9906,7 @@
                 <w:szCs w:val="28"/>
                 <w:bCs/>
               </w:rPr>
-              <w:t>โมเดลถูก เฉลยผิด</w:t>
+              <w:t>แบบจำลองถูก เฉลยผิด</w:t>
             </w:r>
           </w:p>
         </w:tc>
@@ -10135,7 +9960,7 @@
                 <w:szCs w:val="28"/>
                 <w:bCs/>
               </w:rPr>
-              <w:t>โมเดลถูก เฉลยผิด</w:t>
+              <w:t>แบบจำลองถูก เฉลยผิด</w:t>
             </w:r>
           </w:p>
         </w:tc>
@@ -10188,7 +10013,7 @@
                 <w:sz w:val="28"/>
                 <w:szCs w:val="28"/>
               </w:rPr>
-              <w:t>เฉลยถูก โมเดลผิด</w:t>
+              <w:t>เฉลยถูก แบบจำลองผิด</w:t>
             </w:r>
           </w:p>
         </w:tc>
@@ -10327,36 +10152,18 @@
           <w:sz w:val="32"/>
           <w:szCs w:val="32"/>
         </w:rPr>
-        <w:t>จึงจัดทำเฉลยฉบับแก้ไข (</w:t>
-      </w:r>
-      <w:r>
-        <w:rPr>
-          <w:rFonts w:ascii="Courier New" w:hAnsi="Courier New" w:cs="Courier New"/>
-          <w:b w:val="0"/>
-          <w:sz w:val="28"/>
-          <w:szCs w:val="28"/>
-        </w:rPr>
-        <w:t>claude_gt_v4.json</w:t>
-      </w:r>
-      <w:r>
-        <w:rPr>
-          <w:rFonts w:ascii="TH Sarabun New" w:hAnsi="TH Sarabun New" w:cs="TH Sarabun New"/>
-          <w:b w:val="0"/>
-          <w:sz w:val="32"/>
-          <w:szCs w:val="32"/>
-        </w:rPr>
-        <w:t>) โดยแก้เฉพาะจุดที่เปิดภาพยืนยันแล้ว และบันทึกไว้ทุกจุดว่า</w:t>
-      </w:r>
-    </w:p>
-    <w:p>
-      <w:r>
-        <w:rPr>
-          <w:rFonts w:ascii="TH Sarabun New" w:hAnsi="TH Sarabun New" w:cs="TH Sarabun New"/>
-          <w:b w:val="0"/>
-          <w:sz w:val="32"/>
-          <w:szCs w:val="32"/>
-        </w:rPr>
-        <w:t>แก้จากอะไรเป็นอะไร ด้วยเหตุผลใด ตัวเลขทั้งหมดในรายงานนี้ใช้เฉลยฉบับแก้ไข</w:t>
+        <w:t>จึงจัดทำเฉลยฉบับแก้ไข โดยแก้เฉพาะจุดที่เปิดภาพยืนยันแล้วเท่านั้น และบันทึกไว้ทุกจุดว่า</w:t>
+      </w:r>
+    </w:p>
+    <w:p>
+      <w:r>
+        <w:rPr>
+          <w:rFonts w:ascii="TH Sarabun New" w:hAnsi="TH Sarabun New" w:cs="TH Sarabun New"/>
+          <w:b w:val="0"/>
+          <w:sz w:val="32"/>
+          <w:szCs w:val="32"/>
+        </w:rPr>
+        <w:t>แก้จากอะไรเป็นอะไร ด้วยเหตุผลใด และใครเป็นผู้ตรวจ ตัวเลขทั้งหมดในรายงานนี้ใช้เฉลยฉบับแก้ไขนี้</w:t>
       </w:r>
     </w:p>
     <w:p/>
@@ -10378,7 +10185,7 @@
           <w:sz w:val="32"/>
           <w:szCs w:val="32"/>
         </w:rPr>
-        <w:t xml:space="preserve"> — ตรวจครบทั้งสามรายการ ทีละเฟรม ไม่ใช่เฉพาะจุดที่ขัดแย้งกับโมเดล</w:t>
+        <w:t xml:space="preserve"> — ตรวจครบทั้งสามรายการ ทีละเฟรม ไม่ใช่เฉพาะจุดที่ขัดแย้งกับแบบจำลอง</w:t>
       </w:r>
     </w:p>
     <w:p/>
@@ -10624,18 +10431,18 @@
           <w:szCs w:val="32"/>
           <w:bCs/>
         </w:rPr>
-        <w:t>ความยากในการมองเห็นส่งผลกับทั้งโมเดลและคนตรวจเหมือนกัน</w:t>
-      </w:r>
-    </w:p>
-    <w:p>
-      <w:r>
-        <w:rPr>
-          <w:rFonts w:ascii="TH Sarabun New" w:hAnsi="TH Sarabun New" w:cs="TH Sarabun New"/>
-          <w:b w:val="0"/>
-          <w:sz w:val="32"/>
-          <w:szCs w:val="32"/>
-        </w:rPr>
-        <w:t>ไม่ใช่ปัญหาของโมเดลฝ่ายเดียว</w:t>
+        <w:t>ความยากในการมองเห็นส่งผลกับทั้งแบบจำลองและคนตรวจเหมือนกัน</w:t>
+      </w:r>
+    </w:p>
+    <w:p>
+      <w:r>
+        <w:rPr>
+          <w:rFonts w:ascii="TH Sarabun New" w:hAnsi="TH Sarabun New" w:cs="TH Sarabun New"/>
+          <w:b w:val="0"/>
+          <w:sz w:val="32"/>
+          <w:szCs w:val="32"/>
+        </w:rPr>
+        <w:t>ไม่ใช่ปัญหาของแบบจำลองฝ่ายเดียว</w:t>
       </w:r>
     </w:p>
     <w:p/>
@@ -10648,7 +10455,7 @@
           <w:szCs w:val="32"/>
           <w:bCs/>
         </w:rPr>
-        <w:t>ตรวจซ้ำจุดที่โมเดลผิด — เพื่อไม่ให้เชื่อเฉลยตัวเองมากเกินไป</w:t>
+        <w:t>ตรวจซ้ำจุดที่แบบจำลองผิด — เพื่อไม่ให้เชื่อเฉลยตัวเองมากเกินไป</w:t>
       </w:r>
     </w:p>
     <w:p/>
@@ -10901,7 +10708,7 @@
                 <w:sz w:val="28"/>
                 <w:szCs w:val="28"/>
               </w:rPr>
-              <w:t>ผ้าเช็ดสีแดงบังมือ โมเดลไม่เห็นสีขาวจึงสรุปว่าไม่ได้ใส่</w:t>
+              <w:t>ผ้าเช็ดสีแดงบังมือ แบบจำลองไม่เห็นสีขาวจึงสรุปว่าไม่ได้ใส่</w:t>
             </w:r>
           </w:p>
         </w:tc>
@@ -10971,7 +10778,7 @@
                 <w:sz w:val="28"/>
                 <w:szCs w:val="28"/>
               </w:rPr>
-              <w:t>ถอดข้างเดียว โมเดลเห็นมืออีกข้างที่ยังใส่อยู่จึงสรุปว่าใส่</w:t>
+              <w:t>ถอดข้างเดียว แบบจำลองเห็นมืออีกข้างที่ยังใส่อยู่จึงสรุปว่าใส่</w:t>
             </w:r>
           </w:p>
         </w:tc>
@@ -11056,7 +10863,7 @@
           <w:sz w:val="32"/>
           <w:szCs w:val="32"/>
         </w:rPr>
-        <w:t xml:space="preserve">ความผิดพลาดทั้งหกจุดมาจากรากเดียวกัน คือโมเดลตอบคำถาม "สวมถุงมือหรือไม่" ที่ </w:t>
+        <w:t xml:space="preserve">ความผิดพลาดทั้งหกจุดมาจากรากเดียวกัน คือแบบจำลองตอบคำถาม "สวมถุงมือหรือไม่" ที่ </w:t>
       </w:r>
       <w:r>
         <w:rPr>
@@ -11077,18 +10884,18 @@
           <w:sz w:val="32"/>
           <w:szCs w:val="32"/>
         </w:rPr>
-        <w:t>เมื่อมือสองข้างมีสถานะต่างกัน หรือมือข้างหนึ่งถูกบัง โมเดลจะยุบให้เหลือคำตอบเดียว</w:t>
-      </w:r>
-    </w:p>
-    <w:p>
-      <w:r>
-        <w:rPr>
-          <w:rFonts w:ascii="TH Sarabun New" w:hAnsi="TH Sarabun New" w:cs="TH Sarabun New"/>
-          <w:b w:val="0"/>
-          <w:sz w:val="32"/>
-          <w:szCs w:val="32"/>
-        </w:rPr>
-        <w:t xml:space="preserve">ทางแก้จึงไม่ใช่การปรับ prompt แต่เป็น </w:t>
+        <w:t>เมื่อมือสองข้างมีสถานะต่างกัน หรือมือข้างหนึ่งถูกบัง แบบจำลองจะยุบให้เหลือคำตอบเดียว</w:t>
+      </w:r>
+    </w:p>
+    <w:p>
+      <w:r>
+        <w:rPr>
+          <w:rFonts w:ascii="TH Sarabun New" w:hAnsi="TH Sarabun New" w:cs="TH Sarabun New"/>
+          <w:b w:val="0"/>
+          <w:sz w:val="32"/>
+          <w:szCs w:val="32"/>
+        </w:rPr>
+        <w:t xml:space="preserve">ทางแก้จึงไม่ใช่การปรับคำสั่ง แต่เป็น </w:t>
       </w:r>
       <w:r>
         <w:rPr>
@@ -11107,28 +10914,29 @@
           <w:sz w:val="32"/>
           <w:szCs w:val="32"/>
         </w:rPr>
-        <w:t xml:space="preserve"> ซึ่งเป็นแนวทางเดียวกับที่ ROI</w:t>
-      </w:r>
-    </w:p>
-    <w:p>
-      <w:r>
-        <w:rPr>
-          <w:rFonts w:ascii="TH Sarabun New" w:hAnsi="TH Sarabun New" w:cs="TH Sarabun New"/>
-          <w:b w:val="0"/>
-          <w:sz w:val="32"/>
-          <w:szCs w:val="32"/>
-        </w:rPr>
-        <w:t xml:space="preserve">ใช้แก้ปัญหาการระบุลังในหัวข้อ 5.5.4 คือ </w:t>
-      </w:r>
-      <w:r>
-        <w:rPr>
-          <w:rFonts w:ascii="TH Sarabun New" w:hAnsi="TH Sarabun New" w:cs="TH Sarabun New"/>
-          <w:b/>
-          <w:sz w:val="32"/>
-          <w:szCs w:val="32"/>
-          <w:bCs/>
-        </w:rPr>
-        <w:t>ให้โค้ดกำหนดขอบเขตของคำถาม แล้วให้โมเดลตอบเฉพาะสิ่งที่เห็นในกรอบนั้น</w:t>
+        <w:t xml:space="preserve"> ซึ่งเป็นแนวทางเดียวกับที่ใช้แก้ปัญหา</w:t>
+      </w:r>
+    </w:p>
+    <w:p>
+      <w:r>
+        <w:rPr>
+          <w:rFonts w:ascii="TH Sarabun New" w:hAnsi="TH Sarabun New" w:cs="TH Sarabun New"/>
+          <w:b w:val="0"/>
+          <w:sz w:val="32"/>
+          <w:szCs w:val="32"/>
+        </w:rPr>
+        <w:t>การระบุลังในหัวข้อ 5.5.4 ได้สำเร็จ คือ **ให้โปรแกรมเป็นผู้กำหนดขอบเขตของคำถาม</w:t>
+      </w:r>
+    </w:p>
+    <w:p>
+      <w:r>
+        <w:rPr>
+          <w:rFonts w:ascii="TH Sarabun New" w:hAnsi="TH Sarabun New" w:cs="TH Sarabun New"/>
+          <w:b w:val="0"/>
+          <w:sz w:val="32"/>
+          <w:szCs w:val="32"/>
+        </w:rPr>
+        <w:t>แล้วให้แบบจำลองตอบเฉพาะสิ่งที่เห็นอยู่ในกรอบนั้น**</w:t>
       </w:r>
     </w:p>
     <w:p/>
@@ -11181,7 +10989,7 @@
           <w:szCs w:val="30"/>
           <w:bCs/>
         </w:rPr>
-        <w:t>แก้เฉพาะจุดที่เฉลยกับโมเดลขัดแย้งกัน จุดที่เห็นตรงกันยังไม่ได้ตรวจ</w:t>
+        <w:t>แก้เฉพาะจุดที่เฉลยกับแบบจำลองขัดแย้งกัน จุดที่เห็นตรงกันยังไม่ได้ตรวจ</w:t>
       </w:r>
     </w:p>
     <w:p>
@@ -11211,7 +11019,7 @@
           <w:sz w:val="30"/>
           <w:szCs w:val="30"/>
         </w:rPr>
-        <w:t>โดยไม่เห็นคำตอบของโมเดลก่อน ซึ่งเป็นงานที่ควรทำต่อ</w:t>
+        <w:t>โดยไม่เห็นคำตอบของแบบจำลองก่อน ซึ่งเป็นงานที่ควรทำต่อ</w:t>
       </w:r>
     </w:p>
     <w:p/>
@@ -12200,7 +12008,7 @@
           <w:szCs w:val="32"/>
           <w:bCs/>
         </w:rPr>
-        <w:t>การแจ้งผิดที่เหลือ 5 จุด ตรวจสอบแล้วว่าโมเดลผิดจริง และอธิบายได้ทั้งหมด</w:t>
+        <w:t>การแจ้งผิดที่เหลือ 5 จุด ตรวจสอบแล้วว่าแบบจำลองผิดจริง และอธิบายได้ทั้งหมด</w:t>
       </w:r>
     </w:p>
     <w:p>
@@ -12214,7 +12022,7 @@
           <w:sz w:val="32"/>
           <w:szCs w:val="32"/>
         </w:rPr>
-        <w:t>ถุงมือ 3 จุด — คนที่ 2 สวมถุงมืออยู่ แต่มือขวาถูกผ้าเช็ดสีแดงบัง โมเดลจึงเดาว่าไม่สวม</w:t>
+        <w:t>ถุงมือ 3 จุด — คนที่ 2 สวมถุงมืออยู่ แต่มือขวาถูกผ้าเช็ดสีแดงบัง แบบจำลองจึงเดาว่าไม่สวม</w:t>
       </w:r>
     </w:p>
     <w:p>
@@ -12228,7 +12036,7 @@
           <w:sz w:val="32"/>
           <w:szCs w:val="32"/>
         </w:rPr>
-        <w:t>หน้ากาก 2 จุด (00:21, 00:33) — โมเดลรายงานเองว่ามองไม่เห็นใบหน้า แต่ยังเดาว่าไม่สวม</w:t>
+        <w:t>หน้ากาก 2 จุด (00:21, 00:33) — แบบจำลองรายงานเองว่ามองไม่เห็นใบหน้า แต่ยังเดาว่าไม่สวม</w:t>
       </w:r>
     </w:p>
     <w:p/>
@@ -12250,7 +12058,7 @@
           <w:sz w:val="32"/>
           <w:szCs w:val="32"/>
         </w:rPr>
-        <w:t xml:space="preserve"> (หลังผ่าน state machine และ debounce ในข้อ 5.2.5)</w:t>
+        <w:t xml:space="preserve"> (หลังผ่านตัวติดตามสถานะและการยืนยันซ้ำในข้อ 5.2.5)</w:t>
       </w:r>
     </w:p>
     <w:p/>
@@ -12621,7 +12429,7 @@
           <w:sz w:val="32"/>
           <w:szCs w:val="32"/>
         </w:rPr>
-        <w:t>ซึ่งสอดคล้องกับคำอธิบายเชิงทฤษฎีในข้อ 5.2.2 ว่าวัตถุยิ่งเล็ก โมเดลยิ่งมีข้อมูลน้อย</w:t>
+        <w:t>ซึ่งสอดคล้องกับคำอธิบายเชิงทฤษฎีในข้อ 5.2.2 ว่าวัตถุยิ่งเล็ก แบบจำลองยิ่งมีข้อมูลน้อย</w:t>
       </w:r>
     </w:p>
     <w:p/>
@@ -12932,18 +12740,18 @@
           <w:sz w:val="32"/>
           <w:szCs w:val="32"/>
         </w:rPr>
-        <w:t xml:space="preserve"> — ขยายภาพศีรษะก่อนส่งให้โมเดล ทำให้ตรวจพบเพิ่มจาก 23% เป็น 80%</w:t>
-      </w:r>
-    </w:p>
-    <w:p>
-      <w:r>
-        <w:rPr>
-          <w:rFonts w:ascii="TH Sarabun New" w:hAnsi="TH Sarabun New" w:cs="TH Sarabun New"/>
-          <w:b w:val="0"/>
-          <w:sz w:val="32"/>
-          <w:szCs w:val="32"/>
-        </w:rPr>
-        <w:t>โดยมีการแจ้งผิดเพียง 2 จุด ซึ่งทั้งสองจุดเกิดจากโมเดลรายงานว่ามองไม่เห็นใบหน้าแต่ยังเดาคำตอบ</w:t>
+        <w:t xml:space="preserve"> — ขยายภาพศีรษะก่อนส่งให้แบบจำลอง ทำให้ตรวจพบเพิ่มจาก 23% เป็น 80%</w:t>
+      </w:r>
+    </w:p>
+    <w:p>
+      <w:r>
+        <w:rPr>
+          <w:rFonts w:ascii="TH Sarabun New" w:hAnsi="TH Sarabun New" w:cs="TH Sarabun New"/>
+          <w:b w:val="0"/>
+          <w:sz w:val="32"/>
+          <w:szCs w:val="32"/>
+        </w:rPr>
+        <w:t>โดยมีการแจ้งผิดเพียง 2 จุด ซึ่งทั้งสองจุดเกิดจากแบบจำลองรายงานว่ามองไม่เห็นใบหน้าแต่ยังเดาคำตอบ</w:t>
       </w:r>
     </w:p>
     <w:p/>
@@ -12983,7 +12791,7 @@
           <w:sz w:val="32"/>
           <w:szCs w:val="32"/>
         </w:rPr>
-        <w:t xml:space="preserve">ใส่ super-resolution → โมเดลตรวจหน้ากากได้ </w:t>
+        <w:t xml:space="preserve">ใส่ super-resolution → แบบจำลองตรวจหน้ากากได้ </w:t>
       </w:r>
       <w:r>
         <w:rPr>
@@ -13239,7 +13047,7 @@
           <w:szCs w:val="34"/>
           <w:bCs/>
         </w:rPr>
-        <w:t>5.5.4 ข้อจำกัดที่ 2 — โมเดลระบุลังผิด และวิธีที่ใช้แก้</w:t>
+        <w:t>5.5.4 ข้อจำกัดที่ 2 — แบบจำลองระบุลังผิด และวิธีที่ใช้แก้</w:t>
       </w:r>
     </w:p>
     <w:p/>
@@ -13264,7 +13072,7 @@
           <w:sz w:val="32"/>
           <w:szCs w:val="32"/>
         </w:rPr>
-        <w:t>คำบรรยายของโมเดลระบุว่าผู้ปฏิบัติงาน "หยิบกระป๋องจากลัง NG" ซึ่งเป็นการทำผิดขั้นตอนร้ายแรง</w:t>
+        <w:t>คำบรรยายของแบบจำลองระบุว่าผู้ปฏิบัติงาน "หยิบกระป๋องจากลัง NG" ซึ่งเป็นการทำผิดขั้นตอนร้ายแรง</w:t>
       </w:r>
     </w:p>
     <w:p>
@@ -13458,7 +13266,7 @@
                 <w:sz w:val="28"/>
                 <w:szCs w:val="28"/>
               </w:rPr>
-              <w:t>โมเดลเรียกผิดไหม</w:t>
+              <w:t>แบบจำลองเรียกผิดไหม</w:t>
             </w:r>
           </w:p>
         </w:tc>
@@ -13635,18 +13443,18 @@
           <w:sz w:val="32"/>
           <w:szCs w:val="32"/>
         </w:rPr>
-        <w:t>ถ้าสาเหตุคือ "อ่านป้ายไม่ออก" โมเดลต้องเรียกลัง GOOD ผิดด้วย แต่กลับไม่ผิดเลยแม้แต่ครั้งเดียว</w:t>
-      </w:r>
-    </w:p>
-    <w:p>
-      <w:r>
-        <w:rPr>
-          <w:rFonts w:ascii="TH Sarabun New" w:hAnsi="TH Sarabun New" w:cs="TH Sarabun New"/>
-          <w:b w:val="0"/>
-          <w:sz w:val="32"/>
-          <w:szCs w:val="32"/>
-        </w:rPr>
-        <w:t>คำตอบของโมเดลเองยืนยันอีกชั้น — เมื่อถามว่าผู้ปฏิบัติงานหยิบจากลังไหน โมเดลตอบว่า</w:t>
+        <w:t>ถ้าสาเหตุคือ "อ่านป้ายไม่ออก" แบบจำลองต้องเรียกลัง GOOD ผิดด้วย แต่กลับไม่ผิดเลยแม้แต่ครั้งเดียว</w:t>
+      </w:r>
+    </w:p>
+    <w:p>
+      <w:r>
+        <w:rPr>
+          <w:rFonts w:ascii="TH Sarabun New" w:hAnsi="TH Sarabun New" w:cs="TH Sarabun New"/>
+          <w:b w:val="0"/>
+          <w:sz w:val="32"/>
+          <w:szCs w:val="32"/>
+        </w:rPr>
+        <w:t>คำตอบของแบบจำลองเองยืนยันอีกชั้น — เมื่อถามว่าผู้ปฏิบัติงานหยิบจากลังไหน แบบจำลองตอบว่า</w:t>
       </w:r>
     </w:p>
     <w:p>
@@ -13698,7 +13506,7 @@
           <w:sz w:val="32"/>
           <w:szCs w:val="32"/>
         </w:rPr>
-        <w:t xml:space="preserve"> — โมเดลรับรู้ว่าในภาพมี "ลัง" และมี</w:t>
+        <w:t xml:space="preserve"> — แบบจำลองรับรู้ว่าในภาพมี "ลัง" และมี</w:t>
       </w:r>
     </w:p>
     <w:p>
@@ -13740,7 +13548,7 @@
           <w:sz w:val="32"/>
           <w:szCs w:val="32"/>
         </w:rPr>
-        <w:t xml:space="preserve">อีกอาการที่พบคือโมเดล </w:t>
+        <w:t xml:space="preserve">อีกอาการที่พบคือแบบจำลอง </w:t>
       </w:r>
       <w:r>
         <w:rPr>
@@ -13759,7 +13567,7 @@
           <w:sz w:val="32"/>
           <w:szCs w:val="32"/>
         </w:rPr>
-        <w:t xml:space="preserve"> — ที่วินาที 00:04 โมเดลบรรยายว่า</w:t>
+        <w:t xml:space="preserve"> — ที่วินาที 00:04 แบบจำลองบรรยายว่า</w:t>
       </w:r>
     </w:p>
     <w:p>
@@ -13791,7 +13599,7 @@
           <w:sz w:val="32"/>
           <w:szCs w:val="32"/>
         </w:rPr>
-        <w:t>เมื่อทดสอบด้วยคำถามชี้นำ ("เห็นมือไหม") โมเดลตอบว่าเห็นทั้งที่ไม่มีมือในภาพ แต่เมื่อถามแบบเปิด</w:t>
+        <w:t>เมื่อทดสอบด้วยคำถามชี้นำ ("เห็นมือไหม") แบบจำลองตอบว่าเห็นทั้งที่ไม่มีมือในภาพ แต่เมื่อถามแบบเปิด</w:t>
       </w:r>
     </w:p>
     <w:p>
@@ -13970,7 +13778,7 @@
                 <w:sz w:val="28"/>
                 <w:szCs w:val="28"/>
               </w:rPr>
-              <w:t>บอกขั้นตอนการทำงานจริงให้โมเดลทราบ</w:t>
+              <w:t>บอกขั้นตอนการทำงานจริงให้แบบจำลองทราบ</w:t>
             </w:r>
           </w:p>
         </w:tc>
@@ -14012,7 +13820,7 @@
           <w:szCs w:val="32"/>
           <w:bCs/>
         </w:rPr>
-        <w:t>คำสั่ง (prompt) ควบคุมโมเดลได้ไม่ครบ 100%</w:t>
+        <w:t>คำสั่ง (prompt) ควบคุมแบบจำลองได้ไม่ครบ 100%</w:t>
       </w:r>
       <w:r>
         <w:rPr>
@@ -14034,7 +13842,7 @@
           <w:szCs w:val="32"/>
           <w:bCs/>
         </w:rPr>
-        <w:t>วิธีที่ใช้แก้ — ย้ายงาน "ระบุลัง" ออกจากโมเดล</w:t>
+        <w:t>วิธีที่ใช้แก้ — ย้ายงาน "ระบุลัง" ออกจากแบบจำลอง</w:t>
       </w:r>
     </w:p>
     <w:p/>
@@ -14058,7 +13866,7 @@
           <w:szCs w:val="32"/>
           <w:bCs/>
         </w:rPr>
-        <w:t>ครอบภาพเฉพาะลังนั้นส่งให้โมเดลทีละใบ</w:t>
+        <w:t>ครอบภาพเฉพาะลังนั้นส่งให้แบบจำลองทีละใบ</w:t>
       </w:r>
       <w:r>
         <w:rPr>
@@ -14205,7 +14013,7 @@
                 <w:sz w:val="28"/>
                 <w:szCs w:val="28"/>
               </w:rPr>
-              <w:t>กล้องนิ่ง → เป็นข้อมูลที่แน่นอน 100% ไม่ต้องให้โมเดลเดา</w:t>
+              <w:t>กล้องนิ่ง → เป็นข้อมูลที่แน่นอน 100% ไม่ต้องให้แบบจำลองเดา</w:t>
             </w:r>
           </w:p>
         </w:tc>
@@ -14242,7 +14050,7 @@
                 <w:szCs w:val="28"/>
                 <w:bCs/>
               </w:rPr>
-              <w:t>โมเดล</w:t>
+              <w:t>แบบจำลอง</w:t>
             </w:r>
           </w:p>
         </w:tc>
@@ -14274,7 +14082,7 @@
           <w:sz w:val="32"/>
           <w:szCs w:val="32"/>
         </w:rPr>
-        <w:t>วิธีนี้ตัดปัญหา binding ออกทั้งหมด เพราะโมเดลไม่ต้องเลือกว่าลังไหนอีกต่อไป — เราบอกมันด้วยการครอบภาพ</w:t>
+        <w:t>วิธีนี้ตัดปัญหา binding ออกทั้งหมด เพราะแบบจำลองไม่ต้องเลือกว่าลังไหนอีกต่อไป — เราบอกมันด้วยการครอบภาพ</w:t>
       </w:r>
     </w:p>
     <w:p/>
@@ -15542,7 +15350,7 @@
           <w:sz w:val="32"/>
           <w:szCs w:val="32"/>
         </w:rPr>
-        <w:t xml:space="preserve"> — การกำหนดพื้นที่คงที่ (ROI) เพื่อแก้ปัญหาการแยกลัง (ดูข้อ 5.5.4)</w:t>
+        <w:t xml:space="preserve"> — การกำหนดกรอบพื้นที่ของลังไว้ล่วงหน้า เพื่อแก้ปัญหาการแยกลัง (ดูข้อ 5.5.4)</w:t>
       </w:r>
     </w:p>
     <w:p>
@@ -15731,18 +15539,18 @@
           <w:sz w:val="32"/>
           <w:szCs w:val="32"/>
         </w:rPr>
-        <w:t xml:space="preserve"> — 80% คือระดับที่ทำได้ด้วยโมเดล 8B ที่ไม่เทรนเพิ่ม การไปให้ถึงระดับใช้งานจริง</w:t>
-      </w:r>
-    </w:p>
-    <w:p>
-      <w:r>
-        <w:rPr>
-          <w:rFonts w:ascii="TH Sarabun New" w:hAnsi="TH Sarabun New" w:cs="TH Sarabun New"/>
-          <w:b w:val="0"/>
-          <w:sz w:val="32"/>
-          <w:szCs w:val="32"/>
-        </w:rPr>
-        <w:t>ต้องเทรนตัวตรวจจับเฉพาะทาง หรือใช้โมเดลที่ใหญ่กว่านี้ ซึ่งขัดกับข้อจำกัดของโครงงาน</w:t>
+        <w:t xml:space="preserve"> — 80% คือระดับที่ทำได้ด้วยแบบจำลอง 8B ที่ไม่เทรนเพิ่ม การไปให้ถึงระดับใช้งานจริง</w:t>
+      </w:r>
+    </w:p>
+    <w:p>
+      <w:r>
+        <w:rPr>
+          <w:rFonts w:ascii="TH Sarabun New" w:hAnsi="TH Sarabun New" w:cs="TH Sarabun New"/>
+          <w:b w:val="0"/>
+          <w:sz w:val="32"/>
+          <w:szCs w:val="32"/>
+        </w:rPr>
+        <w:t>ต้องเทรนตัวตรวจจับเฉพาะทาง หรือใช้แบบจำลองที่ใหญ่กว่านี้ ซึ่งขัดกับข้อจำกัดของโครงงาน</w:t>
       </w:r>
     </w:p>
     <w:p/>
@@ -15767,29 +15575,29 @@
           <w:sz w:val="32"/>
           <w:szCs w:val="32"/>
         </w:rPr>
-        <w:t>ปัญหาการแยกลังแก้ไม่ได้ด้วยการปรับคำสั่ง เพราะไม่ใช่เรื่องที่โมเดล "ไม่เข้าใจคำสั่ง"</w:t>
-      </w:r>
-    </w:p>
-    <w:p>
-      <w:r>
-        <w:rPr>
-          <w:rFonts w:ascii="TH Sarabun New" w:hAnsi="TH Sarabun New" w:cs="TH Sarabun New"/>
-          <w:b w:val="0"/>
-          <w:sz w:val="32"/>
-          <w:szCs w:val="32"/>
-        </w:rPr>
-        <w:t>แต่เป็นข้อจำกัดเชิงโครงสร้างของ VLM เอง วิธีที่ได้ผลคือ **ถอดงานที่โมเดลทำไม่ได้ออกไปให้โค้ดทำแทน</w:t>
-      </w:r>
-    </w:p>
-    <w:p>
-      <w:r>
-        <w:rPr>
-          <w:rFonts w:ascii="TH Sarabun New" w:hAnsi="TH Sarabun New" w:cs="TH Sarabun New"/>
-          <w:b w:val="0"/>
-          <w:sz w:val="32"/>
-          <w:szCs w:val="32"/>
-        </w:rPr>
-        <w:t>แล้วเหลือให้โมเดลทำเฉพาะงานที่มันเก่ง** ซึ่งเป็นหลักการที่ใช้ได้กับข้อจำกัดอื่น ๆ ของ VLM ต่อไป</w:t>
+        <w:t>ปัญหาการแยกลังแก้ไม่ได้ด้วยการปรับคำสั่ง เพราะไม่ใช่เรื่องที่แบบจำลอง "ไม่เข้าใจคำสั่ง"</w:t>
+      </w:r>
+    </w:p>
+    <w:p>
+      <w:r>
+        <w:rPr>
+          <w:rFonts w:ascii="TH Sarabun New" w:hAnsi="TH Sarabun New" w:cs="TH Sarabun New"/>
+          <w:b w:val="0"/>
+          <w:sz w:val="32"/>
+          <w:szCs w:val="32"/>
+        </w:rPr>
+        <w:t>แต่เป็นข้อจำกัดเชิงโครงสร้างของ VLM เอง วิธีที่ได้ผลคือ **ถอดงานที่แบบจำลองทำไม่ได้ออกไปให้โค้ดทำแทน</w:t>
+      </w:r>
+    </w:p>
+    <w:p>
+      <w:r>
+        <w:rPr>
+          <w:rFonts w:ascii="TH Sarabun New" w:hAnsi="TH Sarabun New" w:cs="TH Sarabun New"/>
+          <w:b w:val="0"/>
+          <w:sz w:val="32"/>
+          <w:szCs w:val="32"/>
+        </w:rPr>
+        <w:t>แล้วเหลือให้แบบจำลองทำเฉพาะงานที่มันเก่ง** ซึ่งเป็นหลักการที่ใช้ได้กับข้อจำกัดอื่น ๆ ของ VLM ต่อไป</w:t>
       </w:r>
     </w:p>
     <w:p/>
@@ -15944,7 +15752,7 @@
                 <w:sz w:val="28"/>
                 <w:szCs w:val="28"/>
               </w:rPr>
-              <w:t>โมเดล 8B แบบ BF16 ใช้ ~22 GB</w:t>
+              <w:t>แบบจำลอง 8B แบบ BF16 ใช้ ~22 GB</w:t>
             </w:r>
           </w:p>
         </w:tc>
@@ -16113,7 +15921,7 @@
                 <w:sz w:val="28"/>
                 <w:szCs w:val="28"/>
               </w:rPr>
-              <w:t>น้ำหนักโมเดล + เฟรม</w:t>
+              <w:t>น้ำหนักแบบจำลอง + เฟรม</w:t>
             </w:r>
           </w:p>
         </w:tc>
@@ -16426,7 +16234,7 @@
           <w:sz w:val="32"/>
           <w:szCs w:val="32"/>
         </w:rPr>
-        <w:t xml:space="preserve">ตัวเลขชุดนี้วัดบนเครื่องเดียวกับที่รันโมเดล (ไม่ผ่านเครือข่าย) และใช้ </w:t>
+        <w:t xml:space="preserve">ตัวเลขชุดนี้วัดบนเครื่องเดียวกับที่รันแบบจำลอง (ไม่ผ่านเครือข่าย) และใช้ </w:t>
       </w:r>
       <w:r>
         <w:rPr>
@@ -17659,7 +17467,7 @@
           <w:sz w:val="32"/>
           <w:szCs w:val="32"/>
         </w:rPr>
-        <w:t xml:space="preserve">ระดับการแจ้งเตือน (หลัง state machine): แจ้งถูก 4 แจ้งผิด 1 → </w:t>
+        <w:t xml:space="preserve">ระดับการแจ้งเตือน (หลังผ่านตัวติดตามสถานะ): แจ้งถูก 4 แจ้งผิด 1 → </w:t>
       </w:r>
       <w:r>
         <w:rPr>
@@ -17737,7 +17545,7 @@
           <w:sz w:val="32"/>
           <w:szCs w:val="32"/>
         </w:rPr>
-        <w:t>เมื่อย้ายมาใช้โหมดภาพและวัดบนเครื่องเดียวกับโมเดล ได้ตัวเลขดังนี้</w:t>
+        <w:t>เมื่อย้ายมาใช้โหมดภาพและวัดบนเครื่องเดียวกับแบบจำลอง ได้ตัวเลขดังนี้</w:t>
       </w:r>
     </w:p>
     <w:p/>
@@ -18291,7 +18099,7 @@
           <w:szCs w:val="32"/>
           <w:bCs/>
         </w:rPr>
-        <w:t>วัดบนเครื่องเดียวกับโมเดล</w:t>
+        <w:t>วัดบนเครื่องเดียวกับแบบจำลอง</w:t>
       </w:r>
       <w:r>
         <w:rPr>
@@ -18315,45 +18123,38 @@
           <w:szCs w:val="32"/>
           <w:bCs/>
         </w:rPr>
-        <w:t>ตรวจสอบว่ากำลังวัดโมเดลตัวที่ตั้งใจ</w:t>
-      </w:r>
-      <w:r>
-        <w:rPr>
-          <w:rFonts w:ascii="TH Sarabun New" w:hAnsi="TH Sarabun New" w:cs="TH Sarabun New"/>
-          <w:b w:val="0"/>
-          <w:sz w:val="32"/>
-          <w:szCs w:val="32"/>
-        </w:rPr>
-        <w:t xml:space="preserve"> ก่อนวัดทุกครั้ง (</w:t>
-      </w:r>
-      <w:r>
-        <w:rPr>
-          <w:rFonts w:ascii="Courier New" w:hAnsi="Courier New" w:cs="Courier New"/>
-          <w:b w:val="0"/>
-          <w:sz w:val="28"/>
-          <w:szCs w:val="28"/>
-        </w:rPr>
-        <w:t>preflight.py</w:t>
-      </w:r>
-      <w:r>
-        <w:rPr>
-          <w:rFonts w:ascii="TH Sarabun New" w:hAnsi="TH Sarabun New" w:cs="TH Sarabun New"/>
-          <w:b w:val="0"/>
-          <w:sz w:val="32"/>
-          <w:szCs w:val="32"/>
-        </w:rPr>
-        <w:t>) เนื่องจากเครื่องเช่า</w:t>
-      </w:r>
-    </w:p>
-    <w:p>
-      <w:r>
-        <w:rPr>
-          <w:rFonts w:ascii="TH Sarabun New" w:hAnsi="TH Sarabun New" w:cs="TH Sarabun New"/>
-          <w:b w:val="0"/>
-          <w:sz w:val="32"/>
-          <w:szCs w:val="32"/>
-        </w:rPr>
-        <w:t>ตั้งค่าตัวแปรสภาพแวดล้อมชี้ไปโมเดลอื่นไว้ ซึ่งเคยทำให้สคริปต์ยิงผิดโมเดลโดยไม่มีสัญญาณเตือน</w:t>
+        <w:t>ตรวจสอบก่อนวัดทุกครั้งว่ากำลังวัดแบบจำลองตัวที่ตั้งใจจริง</w:t>
+      </w:r>
+      <w:r>
+        <w:rPr>
+          <w:rFonts w:ascii="TH Sarabun New" w:hAnsi="TH Sarabun New" w:cs="TH Sarabun New"/>
+          <w:b w:val="0"/>
+          <w:sz w:val="32"/>
+          <w:szCs w:val="32"/>
+        </w:rPr>
+        <w:t xml:space="preserve"> เนื่องจากเครื่องเช่า</w:t>
+      </w:r>
+    </w:p>
+    <w:p>
+      <w:r>
+        <w:rPr>
+          <w:rFonts w:ascii="TH Sarabun New" w:hAnsi="TH Sarabun New" w:cs="TH Sarabun New"/>
+          <w:b w:val="0"/>
+          <w:sz w:val="32"/>
+          <w:szCs w:val="32"/>
+        </w:rPr>
+        <w:t>ตั้งค่าเริ่มต้นชี้ไปที่แบบจำลองตัวอื่นไว้ ซึ่งเคยทำให้โปรแกรมส่งคำถามไปผิดแบบจำลอง</w:t>
+      </w:r>
+    </w:p>
+    <w:p>
+      <w:r>
+        <w:rPr>
+          <w:rFonts w:ascii="TH Sarabun New" w:hAnsi="TH Sarabun New" w:cs="TH Sarabun New"/>
+          <w:b w:val="0"/>
+          <w:sz w:val="32"/>
+          <w:szCs w:val="32"/>
+        </w:rPr>
+        <w:t>โดยไม่มีสัญญาณเตือนใด ๆ (รายละเอียดในบทที่ 8 หัวข้อ 8.5)</w:t>
       </w:r>
     </w:p>
     <w:p/>
@@ -18439,7 +18240,7 @@
           <w:sz w:val="30"/>
           <w:szCs w:val="30"/>
         </w:rPr>
-        <w:t xml:space="preserve"> เพราะบางโมเดลที่ใช้ยังไม่มีบทความตีพิมพ์ของตัวเอง</w:t>
+        <w:t xml:space="preserve"> เพราะบางแบบจำลองที่ใช้ยังไม่มีบทความตีพิมพ์ของตัวเอง</w:t>
       </w:r>
     </w:p>
     <w:p/>
@@ -18452,7 +18253,7 @@
           <w:szCs w:val="34"/>
           <w:bCs/>
         </w:rPr>
-        <w:t>โมเดลที่ใช้และที่นำมาเปรียบเทียบ</w:t>
+        <w:t>แบบจำลองที่ใช้และที่นำมาเปรียบเทียบ</w:t>
       </w:r>
     </w:p>
     <w:p/>
@@ -18496,7 +18297,7 @@
           <w:szCs w:val="32"/>
           <w:bCs/>
         </w:rPr>
-        <w:t>โมเดลหลักที่ใช้ในโครงงานนี้</w:t>
+        <w:t>แบบจำลองหลักที่ใช้ในโครงงานนี้</w:t>
       </w:r>
       <w:r>
         <w:rPr>
@@ -18627,7 +18428,7 @@
           <w:sz w:val="32"/>
           <w:szCs w:val="32"/>
         </w:rPr>
-        <w:t>— โมเดลที่นำมาเปรียบเทียบตอนเลือกโมเดลในหัวข้อ 5.2 (ตรวจพบ 62% · ไม่พบ near-miss</w:t>
+        <w:t>— แบบจำลองที่นำมาเปรียบเทียบตอนเลือกแบบจำลองในหัวข้อ 5.2 (ตรวจพบ 62% · ไม่พบ near-miss</w:t>
       </w:r>
     </w:p>
     <w:p>
@@ -18685,7 +18486,7 @@
           <w:szCs w:val="34"/>
           <w:bCs/>
         </w:rPr>
-        <w:t>ระบบเสิร์ฟโมเดล</w:t>
+        <w:t>ระบบเสิร์ฟแบบจำลอง</w:t>
       </w:r>
     </w:p>
     <w:p/>
@@ -18752,7 +18553,7 @@
           <w:sz w:val="32"/>
           <w:szCs w:val="32"/>
         </w:rPr>
-        <w:t>— ที่มาของ vLLM ซึ่งใช้เสิร์ฟโมเดลในโครงงานนี้ (เวอร์ชัน 0.25.0)</w:t>
+        <w:t>— ที่มาของ vLLM ซึ่งใช้เสิร์ฟแบบจำลองในโครงงานนี้ (เวอร์ชัน 0.25.0)</w:t>
       </w:r>
     </w:p>
     <w:p>
@@ -18917,34 +18718,7 @@
           <w:sz w:val="32"/>
           <w:szCs w:val="32"/>
         </w:rPr>
-        <w:t xml:space="preserve">— น้ำหนัก EDSR ที่โค้ด </w:t>
-      </w:r>
-      <w:r>
-        <w:rPr>
-          <w:rFonts w:ascii="Courier New" w:hAnsi="Courier New" w:cs="Courier New"/>
-          <w:b w:val="0"/>
-          <w:sz w:val="28"/>
-          <w:szCs w:val="28"/>
-        </w:rPr>
-        <w:t>som_sr_ppe.py</w:t>
-      </w:r>
-      <w:r>
-        <w:rPr>
-          <w:rFonts w:ascii="TH Sarabun New" w:hAnsi="TH Sarabun New" w:cs="TH Sarabun New"/>
-          <w:b w:val="0"/>
-          <w:sz w:val="32"/>
-          <w:szCs w:val="32"/>
-        </w:rPr>
-        <w:t xml:space="preserve"> เรียกใช้จริงผ่านไลบรารี </w:t>
-      </w:r>
-      <w:r>
-        <w:rPr>
-          <w:rFonts w:ascii="Courier New" w:hAnsi="Courier New" w:cs="Courier New"/>
-          <w:b w:val="0"/>
-          <w:sz w:val="28"/>
-          <w:szCs w:val="28"/>
-        </w:rPr>
-        <w:t>super-image</w:t>
+        <w:t>— น้ำหนักแบบจำลอง EDSR ชุดที่โครงงานนี้เรียกใช้จริงในขั้นตอนขยายภาพศีรษะ</w:t>
       </w:r>
     </w:p>
     <w:p/>
@@ -19175,18 +18949,18 @@
           <w:sz w:val="32"/>
           <w:szCs w:val="32"/>
         </w:rPr>
-        <w:t>ไม่ใช่ความผิดพลาดเฉพาะกรณีหรือปัญหาการอ่านป้าย จึงเป็นเหตุผลรองรับการแก้ด้วย ROI grounding</w:t>
-      </w:r>
-    </w:p>
-    <w:p>
-      <w:r>
-        <w:rPr>
-          <w:rFonts w:ascii="TH Sarabun New" w:hAnsi="TH Sarabun New" w:cs="TH Sarabun New"/>
-          <w:b w:val="0"/>
-          <w:sz w:val="32"/>
-          <w:szCs w:val="32"/>
-        </w:rPr>
-        <w:t>(ให้โค้ดกำหนดขอบเขต แล้วให้แบบจำลองตอบเฉพาะสิ่งที่อยู่ในกรอบ) แทนการปรับ prompt</w:t>
+        <w:t>ไม่ใช่ความผิดพลาดเฉพาะกรณีหรือปัญหาการอ่านป้าย จึงเป็นเหตุผลรองรับการแก้ด้วยวิธีครอบภาพทีละลัง</w:t>
+      </w:r>
+    </w:p>
+    <w:p>
+      <w:r>
+        <w:rPr>
+          <w:rFonts w:ascii="TH Sarabun New" w:hAnsi="TH Sarabun New" w:cs="TH Sarabun New"/>
+          <w:b w:val="0"/>
+          <w:sz w:val="32"/>
+          <w:szCs w:val="32"/>
+        </w:rPr>
+        <w:t>(ให้โปรแกรมกำหนดขอบเขต แล้วให้แบบจำลองตอบเฉพาะสิ่งที่อยู่ในกรอบ) แทนการพยายามปรับคำสั่ง</w:t>
       </w:r>
     </w:p>
     <w:p/>
@@ -19308,27 +19082,27 @@
           <w:szCs w:val="32"/>
           <w:bCs/>
         </w:rPr>
-        <w:t>วัดบนเครื่องเดียวกับที่รันโมเดล</w:t>
-      </w:r>
-      <w:r>
-        <w:rPr>
-          <w:rFonts w:ascii="TH Sarabun New" w:hAnsi="TH Sarabun New" w:cs="TH Sarabun New"/>
-          <w:b w:val="0"/>
-          <w:sz w:val="32"/>
-          <w:szCs w:val="32"/>
-        </w:rPr>
-        <w:t xml:space="preserve"> (co-located) ไม่วัดผ่าน SSH tunnel</w:t>
-      </w:r>
-    </w:p>
-    <w:p>
-      <w:r>
-        <w:rPr>
-          <w:rFonts w:ascii="TH Sarabun New" w:hAnsi="TH Sarabun New" w:cs="TH Sarabun New"/>
-          <w:b w:val="0"/>
-          <w:sz w:val="32"/>
-          <w:szCs w:val="32"/>
-        </w:rPr>
-        <w:t>เพราะเวลาส่งภาพข้ามเครือข่ายกลบเวลาประมวลผลจริงจนอ่านผลไม่ได้</w:t>
+        <w:t>วัดบนเครื่องเดียวกับที่แบบจำลองทำงานอยู่</w:t>
+      </w:r>
+      <w:r>
+        <w:rPr>
+          <w:rFonts w:ascii="TH Sarabun New" w:hAnsi="TH Sarabun New" w:cs="TH Sarabun New"/>
+          <w:b w:val="0"/>
+          <w:sz w:val="32"/>
+          <w:szCs w:val="32"/>
+        </w:rPr>
+        <w:t xml:space="preserve"> ไม่วัดจากเครื่องอื่นผ่านเครือข่าย</w:t>
+      </w:r>
+    </w:p>
+    <w:p>
+      <w:r>
+        <w:rPr>
+          <w:rFonts w:ascii="TH Sarabun New" w:hAnsi="TH Sarabun New" w:cs="TH Sarabun New"/>
+          <w:b w:val="0"/>
+          <w:sz w:val="32"/>
+          <w:szCs w:val="32"/>
+        </w:rPr>
+        <w:t>เพราะเวลาที่ใช้ส่งภาพข้ามเครือข่ายมากกว่าเวลาประมวลผลจริงจนอ่านผลไม่ออก</w:t>
       </w:r>
     </w:p>
     <w:p>
@@ -19343,34 +19117,18 @@
           <w:szCs w:val="32"/>
           <w:bCs/>
         </w:rPr>
-        <w:t>ยืนยันว่ากำลังวัดโมเดลตัวที่ตั้งใจ</w:t>
-      </w:r>
-      <w:r>
-        <w:rPr>
-          <w:rFonts w:ascii="TH Sarabun New" w:hAnsi="TH Sarabun New" w:cs="TH Sarabun New"/>
-          <w:b w:val="0"/>
-          <w:sz w:val="32"/>
-          <w:szCs w:val="32"/>
-        </w:rPr>
-        <w:t xml:space="preserve"> ด้วย </w:t>
-      </w:r>
-      <w:r>
-        <w:rPr>
-          <w:rFonts w:ascii="Courier New" w:hAnsi="Courier New" w:cs="Courier New"/>
-          <w:b w:val="0"/>
-          <w:sz w:val="28"/>
-          <w:szCs w:val="28"/>
-        </w:rPr>
-        <w:t>preflight.py</w:t>
-      </w:r>
-      <w:r>
-        <w:rPr>
-          <w:rFonts w:ascii="TH Sarabun New" w:hAnsi="TH Sarabun New" w:cs="TH Sarabun New"/>
-          <w:b w:val="0"/>
-          <w:sz w:val="32"/>
-          <w:szCs w:val="32"/>
-        </w:rPr>
-        <w:t xml:space="preserve"> ก่อนวัดทุกครั้ง</w:t>
+        <w:t>ตรวจสอบก่อนวัดทุกครั้งว่าเครื่องกำลังให้บริการแบบจำลองตัวที่ตั้งใจจะวัดจริง</w:t>
+      </w:r>
+    </w:p>
+    <w:p>
+      <w:r>
+        <w:rPr>
+          <w:rFonts w:ascii="TH Sarabun New" w:hAnsi="TH Sarabun New" w:cs="TH Sarabun New"/>
+          <w:b w:val="0"/>
+          <w:sz w:val="32"/>
+          <w:szCs w:val="32"/>
+        </w:rPr>
+        <w:t>ไม่ใช่แบบจำลองตัวอื่นที่ค้างอยู่ในเครื่อง (เหตุผลอยู่ในหัวข้อ 8.5)</w:t>
       </w:r>
     </w:p>
     <w:p>
@@ -19385,7 +19143,7 @@
           <w:szCs w:val="32"/>
           <w:bCs/>
         </w:rPr>
-        <w:t>ใช้คำสั่ง (prompt) ตัวเดียวกับที่ระบบส่งจริง</w:t>
+        <w:t>ใช้ชุดคำสั่งตัวเดียวกับที่ระบบส่งให้แบบจำลองจริง</w:t>
       </w:r>
       <w:r>
         <w:rPr>
@@ -19395,6 +19153,17 @@
           <w:szCs w:val="32"/>
         </w:rPr>
         <w:t xml:space="preserve"> ไม่เขียนคำสั่งใหม่ขึ้นมาเพื่อวัด</w:t>
+      </w:r>
+    </w:p>
+    <w:p>
+      <w:r>
+        <w:rPr>
+          <w:rFonts w:ascii="TH Sarabun New" w:hAnsi="TH Sarabun New" w:cs="TH Sarabun New"/>
+          <w:b w:val="0"/>
+          <w:sz w:val="32"/>
+          <w:szCs w:val="32"/>
+        </w:rPr>
+        <w:t>เพราะคำสั่งที่ต่างกันทำให้ได้เวลาต่างกัน</w:t>
       </w:r>
     </w:p>
     <w:p>
@@ -19409,7 +19178,7 @@
           <w:szCs w:val="32"/>
           <w:bCs/>
         </w:rPr>
-        <w:t>บันทึกคำตอบดิบรายเฟรม</w:t>
+        <w:t>เก็บคำตอบดิบของแบบจำลองไว้ทุกเฟรม</w:t>
       </w:r>
       <w:r>
         <w:rPr>
@@ -19683,7 +19452,7 @@
                 <w:sz w:val="28"/>
                 <w:szCs w:val="28"/>
               </w:rPr>
-              <w:t>โมเดล</w:t>
+              <w:t>แบบจำลอง</w:t>
             </w:r>
           </w:p>
         </w:tc>
@@ -19725,45 +19494,16 @@
           <w:szCs w:val="32"/>
           <w:bCs/>
         </w:rPr>
-        <w:t>เฉลยอ้างอิง</w:t>
-      </w:r>
-      <w:r>
-        <w:rPr>
-          <w:rFonts w:ascii="TH Sarabun New" w:hAnsi="TH Sarabun New" w:cs="TH Sarabun New"/>
-          <w:b w:val="0"/>
-          <w:sz w:val="32"/>
-          <w:szCs w:val="32"/>
-        </w:rPr>
-        <w:t xml:space="preserve"> คือ </w:t>
-      </w:r>
-      <w:r>
-        <w:rPr>
-          <w:rFonts w:ascii="Courier New" w:hAnsi="Courier New" w:cs="Courier New"/>
-          <w:b w:val="0"/>
-          <w:sz w:val="28"/>
-          <w:szCs w:val="28"/>
-        </w:rPr>
-        <w:t>claude_gt_v4.json</w:t>
-      </w:r>
-      <w:r>
-        <w:rPr>
-          <w:rFonts w:ascii="TH Sarabun New" w:hAnsi="TH Sarabun New" w:cs="TH Sarabun New"/>
-          <w:b w:val="0"/>
-          <w:sz w:val="32"/>
-          <w:szCs w:val="32"/>
-        </w:rPr>
-        <w:t xml:space="preserve"> ซึ่งได้จากการเปิดภาพดูด้วยตาทีละเฟรม</w:t>
-      </w:r>
-    </w:p>
-    <w:p>
-      <w:r>
-        <w:rPr>
-          <w:rFonts w:ascii="TH Sarabun New" w:hAnsi="TH Sarabun New" w:cs="TH Sarabun New"/>
-          <w:b w:val="0"/>
-          <w:sz w:val="32"/>
-          <w:szCs w:val="32"/>
-        </w:rPr>
-        <w:t xml:space="preserve">ทุก 3 วินาที รวม </w:t>
+        <w:t>เฉลยที่ใช้เทียบผล</w:t>
+      </w:r>
+      <w:r>
+        <w:rPr>
+          <w:rFonts w:ascii="TH Sarabun New" w:hAnsi="TH Sarabun New" w:cs="TH Sarabun New"/>
+          <w:b w:val="0"/>
+          <w:sz w:val="32"/>
+          <w:szCs w:val="32"/>
+        </w:rPr>
+        <w:t xml:space="preserve"> ได้จากการเปิดภาพดูด้วยตาทีละเฟรม ทุก 3 วินาที รวม </w:t>
       </w:r>
       <w:r>
         <w:rPr>
@@ -19775,25 +19515,27 @@
         </w:rPr>
         <w:t>74 จุดตรวจ</w:t>
       </w:r>
-      <w:r>
-        <w:rPr>
-          <w:rFonts w:ascii="TH Sarabun New" w:hAnsi="TH Sarabun New" w:cs="TH Sarabun New"/>
-          <w:b w:val="0"/>
-          <w:sz w:val="32"/>
-          <w:szCs w:val="32"/>
-        </w:rPr>
-        <w:t xml:space="preserve"> ตรวจครบทั้งสามรายการ (หมวก / ถุงมือ / หน้ากาก)</w:t>
-      </w:r>
-    </w:p>
-    <w:p>
-      <w:r>
-        <w:rPr>
-          <w:rFonts w:ascii="TH Sarabun New" w:hAnsi="TH Sarabun New" w:cs="TH Sarabun New"/>
-          <w:b w:val="0"/>
-          <w:sz w:val="32"/>
-          <w:szCs w:val="32"/>
-        </w:rPr>
-        <w:t xml:space="preserve">สำหรับผู้ปฏิบัติงานทั้งสองคน พบการละเมิดจริงทั้งหมด </w:t>
+    </w:p>
+    <w:p>
+      <w:r>
+        <w:rPr>
+          <w:rFonts w:ascii="TH Sarabun New" w:hAnsi="TH Sarabun New" w:cs="TH Sarabun New"/>
+          <w:b w:val="0"/>
+          <w:sz w:val="32"/>
+          <w:szCs w:val="32"/>
+        </w:rPr>
+        <w:t>ตรวจครบทั้งสามรายการ (หมวก / ถุงมือ / หน้ากาก) สำหรับผู้ปฏิบัติงานทั้งสองคน</w:t>
+      </w:r>
+    </w:p>
+    <w:p>
+      <w:r>
+        <w:rPr>
+          <w:rFonts w:ascii="TH Sarabun New" w:hAnsi="TH Sarabun New" w:cs="TH Sarabun New"/>
+          <w:b w:val="0"/>
+          <w:sz w:val="32"/>
+          <w:szCs w:val="32"/>
+        </w:rPr>
+        <w:t xml:space="preserve">พบการละเมิดจริงทั้งหมด </w:t>
       </w:r>
       <w:r>
         <w:rPr>
@@ -20204,18 +19946,112 @@
           <w:sz w:val="32"/>
           <w:szCs w:val="32"/>
         </w:rPr>
-        <w:t>คอนฟิกที่ส่งมอบคือ **หมวกและถุงมือตรวจจากเฟรมเต็มความละเอียด 1080p</w:t>
-      </w:r>
-    </w:p>
-    <w:p>
-      <w:r>
-        <w:rPr>
-          <w:rFonts w:ascii="TH Sarabun New" w:hAnsi="TH Sarabun New" w:cs="TH Sarabun New"/>
-          <w:b w:val="0"/>
-          <w:sz w:val="32"/>
-          <w:szCs w:val="32"/>
-        </w:rPr>
-        <w:t>ส่วนหน้ากากตรวจจากภาพศีรษะที่ผ่านการขยายด้วย super-resolution (EDSR ×4)**</w:t>
+        <w:t>รูปแบบที่ส่งมอบคือ **หมวกและถุงมือตรวจจากภาพเต็มที่ความละเอียด 1080p</w:t>
+      </w:r>
+    </w:p>
+    <w:p>
+      <w:r>
+        <w:rPr>
+          <w:rFonts w:ascii="TH Sarabun New" w:hAnsi="TH Sarabun New" w:cs="TH Sarabun New"/>
+          <w:b w:val="0"/>
+          <w:sz w:val="32"/>
+          <w:szCs w:val="32"/>
+        </w:rPr>
+        <w:t>ส่วนหน้ากากตรวจจากภาพเฉพาะส่วนศีรษะที่ถูกขยายให้ใหญ่ขึ้น 4 เท่าด้วยเทคนิค super-resolution**</w:t>
+      </w:r>
+    </w:p>
+    <w:p>
+      <w:r>
+        <w:rPr>
+          <w:rFonts w:ascii="TH Sarabun New" w:hAnsi="TH Sarabun New" w:cs="TH Sarabun New"/>
+          <w:b w:val="0"/>
+          <w:sz w:val="32"/>
+          <w:szCs w:val="32"/>
+        </w:rPr>
+        <w:t>(เทคนิคขยายภาพให้คมขึ้นด้วยแบบจำลอง ไม่ใช่การยืดภาพธรรมดา)</w:t>
+      </w:r>
+    </w:p>
+    <w:p/>
+    <w:p>
+      <w:r>
+        <w:rPr>
+          <w:rFonts w:ascii="TH Sarabun New" w:hAnsi="TH Sarabun New" w:cs="TH Sarabun New"/>
+          <w:b w:val="0"/>
+          <w:sz w:val="32"/>
+          <w:szCs w:val="32"/>
+        </w:rPr>
+        <w:t>ตัวชี้วัดที่ใช้ในบทนี้มีสองตัว</w:t>
+      </w:r>
+    </w:p>
+    <w:p/>
+    <w:p>
+      <w:pPr>
+        <w:pStyle w:val="ListBullet"/>
+      </w:pPr>
+      <w:r>
+        <w:rPr>
+          <w:rFonts w:ascii="TH Sarabun New" w:hAnsi="TH Sarabun New" w:cs="TH Sarabun New"/>
+          <w:b/>
+          <w:sz w:val="32"/>
+          <w:szCs w:val="32"/>
+          <w:bCs/>
+        </w:rPr>
+        <w:t>อัตราการตรวจพบ (recall)</w:t>
+      </w:r>
+      <w:r>
+        <w:rPr>
+          <w:rFonts w:ascii="TH Sarabun New" w:hAnsi="TH Sarabun New" w:cs="TH Sarabun New"/>
+          <w:b w:val="0"/>
+          <w:sz w:val="32"/>
+          <w:szCs w:val="32"/>
+        </w:rPr>
+        <w:t xml:space="preserve"> — จากการละเมิดที่เกิดขึ้นจริงทั้งหมด ระบบจับได้กี่เปอร์เซ็นต์</w:t>
+      </w:r>
+    </w:p>
+    <w:p>
+      <w:r>
+        <w:rPr>
+          <w:rFonts w:ascii="TH Sarabun New" w:hAnsi="TH Sarabun New" w:cs="TH Sarabun New"/>
+          <w:b w:val="0"/>
+          <w:sz w:val="32"/>
+          <w:szCs w:val="32"/>
+        </w:rPr>
+        <w:t>ตัวเลขนี้สำคัญที่สุดสำหรับงานความปลอดภัย เพราะการพลาดเหตุจริงคือความเสียหาย</w:t>
+      </w:r>
+    </w:p>
+    <w:p>
+      <w:pPr>
+        <w:pStyle w:val="ListBullet"/>
+      </w:pPr>
+      <w:r>
+        <w:rPr>
+          <w:rFonts w:ascii="TH Sarabun New" w:hAnsi="TH Sarabun New" w:cs="TH Sarabun New"/>
+          <w:b/>
+          <w:sz w:val="32"/>
+          <w:szCs w:val="32"/>
+          <w:bCs/>
+        </w:rPr>
+        <w:t>การแจ้งผิด (false positive)</w:t>
+      </w:r>
+      <w:r>
+        <w:rPr>
+          <w:rFonts w:ascii="TH Sarabun New" w:hAnsi="TH Sarabun New" w:cs="TH Sarabun New"/>
+          <w:b w:val="0"/>
+          <w:sz w:val="32"/>
+          <w:szCs w:val="32"/>
+        </w:rPr>
+        <w:t xml:space="preserve"> — ระบบแจ้งว่ามีการละเมิดทั้งที่ความจริงไม่มี</w:t>
+      </w:r>
+    </w:p>
+    <w:p>
+      <w:r>
+        <w:rPr>
+          <w:rFonts w:ascii="TH Sarabun New" w:hAnsi="TH Sarabun New" w:cs="TH Sarabun New"/>
+          <w:b w:val="0"/>
+          <w:sz w:val="32"/>
+          <w:szCs w:val="32"/>
+        </w:rPr>
+        <w:t>ตัวเลขนี้สำคัญเพราะถ้าแจ้งผิดบ่อย เจ้าหน้าที่จะเลิกสนใจการแจ้งเตือนทั้งหมด</w:t>
       </w:r>
     </w:p>
     <w:p/>
@@ -20291,7 +20127,7 @@
                 <w:sz w:val="28"/>
                 <w:szCs w:val="28"/>
               </w:rPr>
-              <w:t>recall</w:t>
+              <w:t>อัตราการตรวจพบ</w:t>
             </w:r>
           </w:p>
         </w:tc>
@@ -20312,7 +20148,7 @@
                 <w:sz w:val="28"/>
                 <w:szCs w:val="28"/>
               </w:rPr>
-              <w:t>แจ้งผิด (FP)</w:t>
+              <w:t>แจ้งผิด</w:t>
             </w:r>
           </w:p>
         </w:tc>
@@ -20613,25 +20449,18 @@
           <w:sz w:val="32"/>
           <w:szCs w:val="32"/>
         </w:rPr>
-        <w:t xml:space="preserve">ผลนี้ทำซ้ำได้ด้วยคำสั่งเดียวคือ </w:t>
-      </w:r>
-      <w:r>
-        <w:rPr>
-          <w:rFonts w:ascii="Courier New" w:hAnsi="Courier New" w:cs="Courier New"/>
-          <w:b w:val="0"/>
-          <w:sz w:val="28"/>
-          <w:szCs w:val="28"/>
-        </w:rPr>
-        <w:t>python diff_gt.py</w:t>
-      </w:r>
-      <w:r>
-        <w:rPr>
-          <w:rFonts w:ascii="TH Sarabun New" w:hAnsi="TH Sarabun New" w:cs="TH Sarabun New"/>
-          <w:b w:val="0"/>
-          <w:sz w:val="32"/>
-          <w:szCs w:val="32"/>
-        </w:rPr>
-        <w:t xml:space="preserve"> ซึ่งพิมพ์ตารางข้างต้นออกมาตรงทุกตัว</w:t>
+        <w:t>ผลชุดนี้สร้างซ้ำได้ด้วยคำสั่งเดียว โปรแกรมเปรียบเทียบจะพิมพ์ตารางข้างต้นออกมาตรงทุกตัว</w:t>
+      </w:r>
+    </w:p>
+    <w:p>
+      <w:r>
+        <w:rPr>
+          <w:rFonts w:ascii="TH Sarabun New" w:hAnsi="TH Sarabun New" w:cs="TH Sarabun New"/>
+          <w:b w:val="0"/>
+          <w:sz w:val="32"/>
+          <w:szCs w:val="32"/>
+        </w:rPr>
+        <w:t>(คำสั่งที่ใช้อยู่ในหัวข้อ 5.5 ของบทที่ 5)</w:t>
       </w:r>
     </w:p>
     <w:p/>
@@ -20878,7 +20707,7 @@
                 <w:sz w:val="28"/>
                 <w:szCs w:val="28"/>
               </w:rPr>
-              <w:t>เฟรมเต็ม ไม่ทำอะไรเพิ่ม</w:t>
+              <w:t>ใช้เฟรมเต็ม ไม่ขยายภาพ</w:t>
             </w:r>
           </w:p>
         </w:tc>
@@ -20932,7 +20761,7 @@
                 <w:szCs w:val="28"/>
                 <w:bCs/>
               </w:rPr>
-              <w:t>super-resolution (EDSR ×4) ไม่มี gate</w:t>
+              <w:t>ขยายภาพศีรษะ (EDSR ×4) — ไม่มีตัวกรอง</w:t>
             </w:r>
           </w:p>
         </w:tc>
@@ -20987,7 +20816,7 @@
                 <w:sz w:val="28"/>
                 <w:szCs w:val="28"/>
               </w:rPr>
-              <w:t>super-resolution + face-visibility gate</w:t>
+              <w:t>ขยายภาพศีรษะ + ตัวกรอง “ถ้ามองไม่เห็นหน้าไม่ต้องตอบ”</w:t>
             </w:r>
           </w:p>
         </w:tc>
@@ -21036,7 +20865,7 @@
           <w:sz w:val="32"/>
           <w:szCs w:val="32"/>
         </w:rPr>
-        <w:t xml:space="preserve">การขยายภาพศีรษะก่อนส่งให้โมเดล </w:t>
+        <w:t xml:space="preserve">การขยายภาพศีรษะก่อนส่งให้แบบจำลอง </w:t>
       </w:r>
       <w:r>
         <w:rPr>
@@ -21097,21 +20926,41 @@
           <w:sz w:val="32"/>
           <w:szCs w:val="32"/>
         </w:rPr>
-        <w:t xml:space="preserve"> — face-visibility gate เป็นกลไก</w:t>
-      </w:r>
-    </w:p>
-    <w:p>
-      <w:r>
-        <w:rPr>
-          <w:rFonts w:ascii="TH Sarabun New" w:hAnsi="TH Sarabun New" w:cs="TH Sarabun New"/>
-          <w:b w:val="0"/>
-          <w:sz w:val="32"/>
-          <w:szCs w:val="32"/>
-        </w:rPr>
-        <w:t>ที่เพิ่มเข้ามาเพื่อกดการแจ้งผิด และเคยถูกบันทึกว่า "แก้สำเร็จ" แต่ความจริงคือมัน</w:t>
-      </w:r>
-    </w:p>
-    <w:p>
+        <w:t xml:space="preserve"> ตัวกรองในแถวนั้นคือกลไก</w:t>
+      </w:r>
+    </w:p>
+    <w:p>
+      <w:r>
+        <w:rPr>
+          <w:rFonts w:ascii="TH Sarabun New" w:hAnsi="TH Sarabun New" w:cs="TH Sarabun New"/>
+          <w:b w:val="0"/>
+          <w:sz w:val="32"/>
+          <w:szCs w:val="32"/>
+        </w:rPr>
+        <w:t>ที่เพิ่มเข้ามาเพื่อกดการแจ้งผิด โดยมีเงื่อนไขว่า “ถ้าแบบจำลองบอกว่ามองไม่เห็นใบหน้า</w:t>
+      </w:r>
+    </w:p>
+    <w:p>
+      <w:r>
+        <w:rPr>
+          <w:rFonts w:ascii="TH Sarabun New" w:hAnsi="TH Sarabun New" w:cs="TH Sarabun New"/>
+          <w:b w:val="0"/>
+          <w:sz w:val="32"/>
+          <w:szCs w:val="32"/>
+        </w:rPr>
+        <w:t>ก็อย่าเพิ่งตัดสินว่าไม่สวมหน้ากาก” ซึ่งฟังดูสมเหตุสมผลมาก และเคยถูกบันทึกว่า “แก้สำเร็จ”</w:t>
+      </w:r>
+    </w:p>
+    <w:p>
+      <w:r>
+        <w:rPr>
+          <w:rFonts w:ascii="TH Sarabun New" w:hAnsi="TH Sarabun New" w:cs="TH Sarabun New"/>
+          <w:b w:val="0"/>
+          <w:sz w:val="32"/>
+          <w:szCs w:val="32"/>
+        </w:rPr>
+        <w:t xml:space="preserve">แต่ความจริงคือมัน </w:t>
+      </w:r>
       <w:r>
         <w:rPr>
           <w:rFonts w:ascii="TH Sarabun New" w:hAnsi="TH Sarabun New" w:cs="TH Sarabun New"/>
@@ -21129,7 +20978,18 @@
           <w:sz w:val="32"/>
           <w:szCs w:val="32"/>
         </w:rPr>
-        <w:t xml:space="preserve"> รายละเอียดว่าทำไมถึงตัดสินใจผิดอยู่ในหัวข้อ 8.1</w:t>
+        <w:t xml:space="preserve"> เหตุผลว่าทำไมถึงตัดสินใจผิด</w:t>
+      </w:r>
+    </w:p>
+    <w:p>
+      <w:r>
+        <w:rPr>
+          <w:rFonts w:ascii="TH Sarabun New" w:hAnsi="TH Sarabun New" w:cs="TH Sarabun New"/>
+          <w:b w:val="0"/>
+          <w:sz w:val="32"/>
+          <w:szCs w:val="32"/>
+        </w:rPr>
+        <w:t>อยู่ในหัวข้อ 8.1 ซึ่งเป็นบทเรียนหลักของโครงงานนี้</w:t>
       </w:r>
     </w:p>
     <w:p/>
@@ -21151,36 +21011,40 @@
           <w:sz w:val="32"/>
           <w:szCs w:val="32"/>
         </w:rPr>
-        <w:t xml:space="preserve"> (00:21 และ 00:33) ตรวจแล้วเป็นความผิดของโมเดลจริง</w:t>
-      </w:r>
-    </w:p>
-    <w:p>
-      <w:r>
-        <w:rPr>
-          <w:rFonts w:ascii="TH Sarabun New" w:hAnsi="TH Sarabun New" w:cs="TH Sarabun New"/>
-          <w:b w:val="0"/>
-          <w:sz w:val="32"/>
-          <w:szCs w:val="32"/>
-        </w:rPr>
-        <w:t>โมเดลรายงานเองว่ามองไม่เห็นใบหน้า (</w:t>
-      </w:r>
-      <w:r>
-        <w:rPr>
-          <w:rFonts w:ascii="Courier New" w:hAnsi="Courier New" w:cs="Courier New"/>
-          <w:b w:val="0"/>
-          <w:sz w:val="28"/>
-          <w:szCs w:val="28"/>
-        </w:rPr>
-        <w:t>face_visible = no</w:t>
-      </w:r>
-      <w:r>
-        <w:rPr>
-          <w:rFonts w:ascii="TH Sarabun New" w:hAnsi="TH Sarabun New" w:cs="TH Sarabun New"/>
-          <w:b w:val="0"/>
-          <w:sz w:val="32"/>
-          <w:szCs w:val="32"/>
-        </w:rPr>
-        <w:t>) แต่ยังเดาว่า "ไม่สวม" ทั้งที่ตอนนั้นสวมอยู่</w:t>
+        <w:t xml:space="preserve"> (00:21 และ 00:33) ตรวจแล้วเป็นความผิดของแบบจำลองจริง</w:t>
+      </w:r>
+    </w:p>
+    <w:p>
+      <w:r>
+        <w:rPr>
+          <w:rFonts w:ascii="TH Sarabun New" w:hAnsi="TH Sarabun New" w:cs="TH Sarabun New"/>
+          <w:b w:val="0"/>
+          <w:sz w:val="32"/>
+          <w:szCs w:val="32"/>
+        </w:rPr>
+        <w:t>และเป็นความผิดที่น่าสนใจ เพราะแบบจำลอง **รายงานออกมาเองว่ามองไม่เห็นใบหน้าในเฟรมนั้น</w:t>
+      </w:r>
+    </w:p>
+    <w:p>
+      <w:r>
+        <w:rPr>
+          <w:rFonts w:ascii="TH Sarabun New" w:hAnsi="TH Sarabun New" w:cs="TH Sarabun New"/>
+          <w:b w:val="0"/>
+          <w:sz w:val="32"/>
+          <w:szCs w:val="32"/>
+        </w:rPr>
+        <w:t>แต่ก็ยังตอบว่า "ไม่สวมหน้ากาก" อยู่ดี** ทั้งที่ความจริงตอนนั้นสวมอยู่</w:t>
+      </w:r>
+    </w:p>
+    <w:p>
+      <w:r>
+        <w:rPr>
+          <w:rFonts w:ascii="TH Sarabun New" w:hAnsi="TH Sarabun New" w:cs="TH Sarabun New"/>
+          <w:b w:val="0"/>
+          <w:sz w:val="32"/>
+          <w:szCs w:val="32"/>
+        </w:rPr>
+        <w:t>กล่าวคือแบบจำลองรู้ตัวว่ามองไม่เห็น แต่เลือกที่จะเดาแทนที่จะบอกว่าไม่รู้</w:t>
       </w:r>
     </w:p>
     <w:p/>
@@ -21393,7 +21257,7 @@
                 <w:sz w:val="28"/>
                 <w:szCs w:val="28"/>
               </w:rPr>
-              <w:t>ผ้าเช็ดสีแดงบังมือ โมเดลไม่เห็นสีขาวจึงสรุปว่าไม่ได้ใส่</w:t>
+              <w:t>ผ้าเช็ดสีแดงบังมือ แบบจำลองไม่เห็นสีขาวจึงสรุปว่าไม่ได้ใส่</w:t>
             </w:r>
           </w:p>
         </w:tc>
@@ -21463,7 +21327,7 @@
                 <w:sz w:val="28"/>
                 <w:szCs w:val="28"/>
               </w:rPr>
-              <w:t>ถอดข้างเดียว โมเดลเห็นมืออีกข้างที่ยังใส่อยู่จึงสรุปว่าใส่</w:t>
+              <w:t>ถอดข้างเดียว แบบจำลองเห็นมืออีกข้างที่ยังใส่อยู่จึงสรุปว่าใส่</w:t>
             </w:r>
           </w:p>
         </w:tc>
@@ -21558,7 +21422,7 @@
           <w:sz w:val="32"/>
           <w:szCs w:val="32"/>
         </w:rPr>
-        <w:t xml:space="preserve"> โมเดลตอบคำถาม "สวมถุงมือหรือไม่" ที่ </w:t>
+        <w:t xml:space="preserve"> แบบจำลองตอบคำถาม "สวมถุงมือหรือไม่" ที่ </w:t>
       </w:r>
       <w:r>
         <w:rPr>
@@ -21579,7 +21443,7 @@
           <w:sz w:val="32"/>
           <w:szCs w:val="32"/>
         </w:rPr>
-        <w:t>เมื่อมือสองข้างมีสถานะต่างกัน หรือมือข้างหนึ่งถูกบัง โมเดลจะยุบให้เหลือคำตอบเดียว</w:t>
+        <w:t>เมื่อมือสองข้างมีสถานะต่างกัน หรือมือข้างหนึ่งถูกบัง แบบจำลองจะยุบให้เหลือคำตอบเดียว</w:t>
       </w:r>
     </w:p>
     <w:p>
@@ -21620,7 +21484,7 @@
           <w:sz w:val="32"/>
           <w:szCs w:val="32"/>
         </w:rPr>
-        <w:t>ROI grounding ใช้แก้ปัญหาการระบุลังได้สำเร็จ (หัวข้อ 7.4)</w:t>
+        <w:t>วิธีครอบภาพทีละลังใช้แก้ปัญหาการระบุลังได้สำเร็จมาแล้ว (หัวข้อ 7.4)</w:t>
       </w:r>
     </w:p>
     <w:p/>
@@ -21686,7 +21550,7 @@
           <w:szCs w:val="36"/>
           <w:bCs/>
         </w:rPr>
-        <w:t>7.4 ผลการระบุลังด้วย ROI grounding</w:t>
+        <w:t>7.4 ผลการระบุลังด้วยวิธีครอบภาพทีละลัง</w:t>
       </w:r>
     </w:p>
     <w:p/>
@@ -21709,18 +21573,18 @@
           <w:sz w:val="32"/>
           <w:szCs w:val="32"/>
         </w:rPr>
-        <w:t>เดิมให้โมเดลอ่านป้ายลังจากภาพเต็มโดยตรง ซึ่งล้มเหลว จึงเปลี่ยนวิธีเป็นให้โค้ดครอบภาพ</w:t>
-      </w:r>
-    </w:p>
-    <w:p>
-      <w:r>
-        <w:rPr>
-          <w:rFonts w:ascii="TH Sarabun New" w:hAnsi="TH Sarabun New" w:cs="TH Sarabun New"/>
-          <w:b w:val="0"/>
-          <w:sz w:val="32"/>
-          <w:szCs w:val="32"/>
-        </w:rPr>
-        <w:t>ทีละลัง แล้วถามโมเดลเพียงว่า "ในกรอบนี้มีมืออยู่หรือไม่"</w:t>
+        <w:t>เดิมให้แบบจำลองอ่านป้ายลังจากภาพเต็มโดยตรง ซึ่งล้มเหลว จึงเปลี่ยนวิธีเป็นให้โค้ดครอบภาพ</w:t>
+      </w:r>
+    </w:p>
+    <w:p>
+      <w:r>
+        <w:rPr>
+          <w:rFonts w:ascii="TH Sarabun New" w:hAnsi="TH Sarabun New" w:cs="TH Sarabun New"/>
+          <w:b w:val="0"/>
+          <w:sz w:val="32"/>
+          <w:szCs w:val="32"/>
+        </w:rPr>
+        <w:t>ทีละลัง แล้วถามแบบจำลองเพียงว่า "ในกรอบนี้มีมืออยู่หรือไม่"</w:t>
       </w:r>
     </w:p>
     <w:p/>
@@ -21792,7 +21656,7 @@
                 <w:sz w:val="28"/>
                 <w:szCs w:val="28"/>
               </w:rPr>
-              <w:t>ให้โมเดลอ่านป้ายลังเองจากภาพเต็ม</w:t>
+              <w:t>ให้แบบจำลองอ่านป้ายลังเองจากภาพเต็ม</w:t>
             </w:r>
           </w:p>
         </w:tc>
@@ -22126,7 +21990,7 @@
           <w:sz w:val="32"/>
           <w:szCs w:val="32"/>
         </w:rPr>
-        <w:t>โมเดลอ่านป้ายทุกป้ายออก และรู้ว่าในภาพมีลังอะไรบ้าง แต่</w:t>
+        <w:t>แบบจำลองอ่านป้ายทุกป้ายออก และรู้ว่าในภาพมีลังอะไรบ้าง แต่</w:t>
       </w:r>
       <w:r>
         <w:rPr>
@@ -22988,7 +22852,7 @@
                 <w:szCs w:val="28"/>
                 <w:bCs/>
               </w:rPr>
-              <w:t>near-miss — มือเข้าใกล้เครื่องที่กำลังทำงาน</w:t>
+              <w:t>เหตุเกือบเกิดอุบัติเหตุ — มือเข้าใกล้เครื่องที่กำลังทำงาน</w:t>
             </w:r>
           </w:p>
         </w:tc>
@@ -23414,7 +23278,7 @@
           <w:sz w:val="32"/>
           <w:szCs w:val="32"/>
         </w:rPr>
-        <w:t>ตอนเลือกโมเดลได้ทดลองเทียบกับ Qwen3-VL-8B บนวิดีโอเดียวกันและวิธีเดียวกัน</w:t>
+        <w:t>ตอนเลือกแบบจำลองได้ทดลองเทียบกับ Qwen3-VL-8B บนวิดีโอเดียวกันและวิธีเดียวกัน</w:t>
       </w:r>
     </w:p>
     <w:p/>
@@ -23448,7 +23312,7 @@
                 <w:sz w:val="28"/>
                 <w:szCs w:val="28"/>
               </w:rPr>
-              <w:t>โมเดล</w:t>
+              <w:t>แบบจำลอง</w:t>
             </w:r>
           </w:p>
         </w:tc>
@@ -23701,7 +23565,7 @@
           <w:szCs w:val="30"/>
           <w:bCs/>
         </w:rPr>
-        <w:t>การตัดสินใจเลือกโมเดล</w:t>
+        <w:t>การตัดสินใจเลือกแบบจำลอง</w:t>
       </w:r>
       <w:r>
         <w:rPr>
@@ -23827,7 +23691,7 @@
                 <w:sz w:val="28"/>
                 <w:szCs w:val="28"/>
               </w:rPr>
-              <w:t>อินพุต</w:t>
+              <w:t>ข้อมูลเข้า</w:t>
             </w:r>
           </w:p>
         </w:tc>
@@ -23848,7 +23712,7 @@
                 <w:sz w:val="28"/>
                 <w:szCs w:val="28"/>
               </w:rPr>
-              <w:t>prompt tokens</w:t>
+              <w:t>ขนาดคำถาม (token)</w:t>
             </w:r>
           </w:p>
         </w:tc>
@@ -23869,7 +23733,7 @@
                 <w:sz w:val="28"/>
                 <w:szCs w:val="28"/>
               </w:rPr>
-              <w:t>1 GPU</w:t>
+              <w:t>1 การ์ด</w:t>
             </w:r>
           </w:p>
         </w:tc>
@@ -23890,7 +23754,7 @@
                 <w:sz w:val="28"/>
                 <w:szCs w:val="28"/>
               </w:rPr>
-              <w:t>2 GPU</w:t>
+              <w:t>2 การ์ด</w:t>
             </w:r>
           </w:p>
         </w:tc>
@@ -24083,7 +23947,7 @@
                 <w:sz w:val="28"/>
                 <w:szCs w:val="28"/>
               </w:rPr>
-              <w:t>ถาม ROI ทีละลัง</w:t>
+              <w:t>ถามทีละลังว่ามีมือหรือไม่</w:t>
             </w:r>
           </w:p>
         </w:tc>
@@ -24100,7 +23964,7 @@
                 <w:sz w:val="28"/>
                 <w:szCs w:val="28"/>
               </w:rPr>
-              <w:t>ภาพครอบ × 2 เฟรม</w:t>
+              <w:t>ภาพครอบเฉพาะลัง × 2 เฟรม</w:t>
             </w:r>
           </w:p>
         </w:tc>
@@ -24163,43 +24027,66 @@
       <w:r>
         <w:rPr>
           <w:rFonts w:ascii="TH Sarabun New" w:hAnsi="TH Sarabun New" w:cs="TH Sarabun New"/>
+          <w:b w:val="0"/>
+          <w:sz w:val="32"/>
+          <w:szCs w:val="32"/>
+        </w:rPr>
+        <w:t>แบบจำลองไม่ได้อ่านภาพเป็นรูป แต่แปลงภาพเป็นหน่วยข้อมูลย่อยที่เรียกว่า token ก่อน</w:t>
+      </w:r>
+    </w:p>
+    <w:p>
+      <w:r>
+        <w:rPr>
+          <w:rFonts w:ascii="TH Sarabun New" w:hAnsi="TH Sarabun New" w:cs="TH Sarabun New"/>
+          <w:b w:val="0"/>
+          <w:sz w:val="32"/>
+          <w:szCs w:val="32"/>
+        </w:rPr>
+        <w:t>ภาพยิ่งใหญ่ยิ่งได้ token มาก และยิ่งใช้เวลานาน</w:t>
+      </w:r>
+    </w:p>
+    <w:p/>
+    <w:p>
+      <w:r>
+        <w:rPr>
+          <w:rFonts w:ascii="TH Sarabun New" w:hAnsi="TH Sarabun New" w:cs="TH Sarabun New"/>
           <w:b/>
           <w:sz w:val="32"/>
           <w:szCs w:val="32"/>
           <w:bCs/>
         </w:rPr>
-        <w:t>การถาม ROI ถูกกว่าการบรรยาย 8.4 เท่า</w:t>
-      </w:r>
-      <w:r>
-        <w:rPr>
-          <w:rFonts w:ascii="TH Sarabun New" w:hAnsi="TH Sarabun New" w:cs="TH Sarabun New"/>
-          <w:b w:val="0"/>
-          <w:sz w:val="32"/>
-          <w:szCs w:val="32"/>
-        </w:rPr>
-        <w:t xml:space="preserve"> เพราะภาพที่ครอบแล้วเล็กกว่ามาก</w:t>
-      </w:r>
-    </w:p>
-    <w:p>
-      <w:r>
-        <w:rPr>
-          <w:rFonts w:ascii="TH Sarabun New" w:hAnsi="TH Sarabun New" w:cs="TH Sarabun New"/>
-          <w:b w:val="0"/>
-          <w:sz w:val="32"/>
-          <w:szCs w:val="32"/>
-        </w:rPr>
-        <w:t>ทำให้จำนวน token น้อยกว่า 4.7 เท่า ซึ่งเป็นเหตุผลที่การเพิ่ม ROI เข้าไปในโหมดสด</w:t>
-      </w:r>
-    </w:p>
-    <w:p>
-      <w:r>
-        <w:rPr>
-          <w:rFonts w:ascii="TH Sarabun New" w:hAnsi="TH Sarabun New" w:cs="TH Sarabun New"/>
-          <w:b w:val="0"/>
-          <w:sz w:val="32"/>
-          <w:szCs w:val="32"/>
-        </w:rPr>
-        <w:t>มีต้นทุนต่ำกว่าที่คาด</w:t>
+        <w:t>การถามทีละลังจึงถูกกว่าการบรรยายถึง 8.4 เท่า</w:t>
+      </w:r>
+      <w:r>
+        <w:rPr>
+          <w:rFonts w:ascii="TH Sarabun New" w:hAnsi="TH Sarabun New" w:cs="TH Sarabun New"/>
+          <w:b w:val="0"/>
+          <w:sz w:val="32"/>
+          <w:szCs w:val="32"/>
+        </w:rPr>
+        <w:t xml:space="preserve"> เพราะภาพที่ครอบไว้เล็กกว่ามาก</w:t>
+      </w:r>
+    </w:p>
+    <w:p>
+      <w:r>
+        <w:rPr>
+          <w:rFonts w:ascii="TH Sarabun New" w:hAnsi="TH Sarabun New" w:cs="TH Sarabun New"/>
+          <w:b w:val="0"/>
+          <w:sz w:val="32"/>
+          <w:szCs w:val="32"/>
+        </w:rPr>
+        <w:t>ทำให้ได้ token น้อยกว่า 4.7 เท่า นี่คือเหตุผลที่การเพิ่มการระบุลังเข้าไปในโหมดสด</w:t>
+      </w:r>
+    </w:p>
+    <w:p>
+      <w:r>
+        <w:rPr>
+          <w:rFonts w:ascii="TH Sarabun New" w:hAnsi="TH Sarabun New" w:cs="TH Sarabun New"/>
+          <w:b w:val="0"/>
+          <w:sz w:val="32"/>
+          <w:szCs w:val="32"/>
+        </w:rPr>
+        <w:t>มีต้นทุนต่ำกว่าที่คาดไว้มาก</w:t>
       </w:r>
     </w:p>
     <w:p/>
@@ -24415,7 +24302,7 @@
                 <w:sz w:val="28"/>
                 <w:szCs w:val="28"/>
               </w:rPr>
-              <w:t>RTX 4090 × 2 + ROI grounding</w:t>
+              <w:t>RTX 4090 × 2 + การระบุลังทีละใบ</w:t>
             </w:r>
           </w:p>
         </w:tc>
@@ -24485,18 +24372,29 @@
           <w:sz w:val="32"/>
           <w:szCs w:val="32"/>
         </w:rPr>
-        <w:t>ผลนี้เป็นหลักฐานยืนยันว่าการแบ่งงานแบบ data-parallel ที่เลือกใช้ไม่มีต้นทุนการสื่อสารข้ามการ์ดจริง</w:t>
-      </w:r>
-    </w:p>
-    <w:p>
-      <w:r>
-        <w:rPr>
-          <w:rFonts w:ascii="TH Sarabun New" w:hAnsi="TH Sarabun New" w:cs="TH Sarabun New"/>
-          <w:b w:val="0"/>
-          <w:sz w:val="32"/>
-          <w:szCs w:val="32"/>
-        </w:rPr>
-        <w:t>เพราะการ์ดแต่ละใบมีสำเนาโมเดลครบทั้งตัวและทำงานแยกกันโดยสมบูรณ์</w:t>
+        <w:t>ผลนี้เป็นหลักฐานยืนยันว่าวิธีแบ่งงานที่เลือกใช้ไม่มีต้นทุนการสื่อสารข้ามการ์ดจริง</w:t>
+      </w:r>
+    </w:p>
+    <w:p>
+      <w:r>
+        <w:rPr>
+          <w:rFonts w:ascii="TH Sarabun New" w:hAnsi="TH Sarabun New" w:cs="TH Sarabun New"/>
+          <w:b w:val="0"/>
+          <w:sz w:val="32"/>
+          <w:szCs w:val="32"/>
+        </w:rPr>
+        <w:t>เพราะการ์ดแต่ละใบเก็บแบบจำลองไว้ครบทั้งตัวและผลัดกันรับงานคนละชิ้น</w:t>
+      </w:r>
+    </w:p>
+    <w:p>
+      <w:r>
+        <w:rPr>
+          <w:rFonts w:ascii="TH Sarabun New" w:hAnsi="TH Sarabun New" w:cs="TH Sarabun New"/>
+          <w:b w:val="0"/>
+          <w:sz w:val="32"/>
+          <w:szCs w:val="32"/>
+        </w:rPr>
+        <w:t>ไม่ต้องส่งข้อมูลหากันระหว่างทำงาน</w:t>
       </w:r>
     </w:p>
     <w:p/>
@@ -24674,7 +24572,7 @@
                 <w:sz w:val="28"/>
                 <w:szCs w:val="28"/>
               </w:rPr>
-              <w:t>ROI grounding ทั้งคลิป</w:t>
+              <w:t>ระบุลังทีละใบ ตลอดทั้งคลิป</w:t>
             </w:r>
           </w:p>
         </w:tc>
@@ -24755,25 +24653,18 @@
           <w:sz w:val="32"/>
           <w:szCs w:val="32"/>
         </w:rPr>
-        <w:t xml:space="preserve">ทดสอบโดยยิงคำขอเดิมซ้ำหลายครั้งแล้วเทียบคำตอบ ทั้งที่ตั้งค่า </w:t>
-      </w:r>
-      <w:r>
-        <w:rPr>
-          <w:rFonts w:ascii="Courier New" w:hAnsi="Courier New" w:cs="Courier New"/>
-          <w:b w:val="0"/>
-          <w:sz w:val="28"/>
-          <w:szCs w:val="28"/>
-        </w:rPr>
-        <w:t>temperature = 0</w:t>
-      </w:r>
-      <w:r>
-        <w:rPr>
-          <w:rFonts w:ascii="TH Sarabun New" w:hAnsi="TH Sarabun New" w:cs="TH Sarabun New"/>
-          <w:b w:val="0"/>
-          <w:sz w:val="32"/>
-          <w:szCs w:val="32"/>
-        </w:rPr>
-        <w:t xml:space="preserve"> แล้ว</w:t>
+        <w:t>ทดสอบโดยส่งคำถามเดิมซ้ำหลายครั้งแล้วเทียบคำตอบ โดยตั้งค่าความสุ่มของแบบจำลองไว้ที่ศูนย์</w:t>
+      </w:r>
+    </w:p>
+    <w:p>
+      <w:r>
+        <w:rPr>
+          <w:rFonts w:ascii="TH Sarabun New" w:hAnsi="TH Sarabun New" w:cs="TH Sarabun New"/>
+          <w:b w:val="0"/>
+          <w:sz w:val="32"/>
+          <w:szCs w:val="32"/>
+        </w:rPr>
+        <w:t>(คือสั่งให้เลือกคำที่มั่นใจที่สุดเสมอ ไม่ต้องสุ่ม) ซึ่งตามทฤษฎีควรได้คำตอบเดิมทุกครั้ง</w:t>
       </w:r>
     </w:p>
     <w:p/>
@@ -24827,7 +24718,7 @@
                 <w:sz w:val="28"/>
                 <w:szCs w:val="28"/>
               </w:rPr>
-              <w:t>ยิงซ้ำ</w:t>
+              <w:t>จำนวนครั้งที่ถามซ้ำ</w:t>
             </w:r>
           </w:p>
         </w:tc>
@@ -24867,7 +24758,7 @@
                 <w:sz w:val="28"/>
                 <w:szCs w:val="28"/>
               </w:rPr>
-              <w:t>การบรรยายเหตุการณ์ (พ่นข้อความประมาณ 100 token)</w:t>
+              <w:t>การบรรยายเหตุการณ์ (ตอบเป็นข้อความยาวประมาณ 2 ประโยค)</w:t>
             </w:r>
           </w:p>
         </w:tc>
@@ -24911,7 +24802,7 @@
                 <w:szCs w:val="28"/>
                 <w:bCs/>
               </w:rPr>
-              <w:t>2 แบบ — ไม่นิ่ง</w:t>
+              <w:t>2 แบบ — ไม่คงที่</w:t>
             </w:r>
           </w:p>
         </w:tc>
@@ -24931,7 +24822,7 @@
                 <w:szCs w:val="28"/>
                 <w:bCs/>
               </w:rPr>
-              <w:t>การถาม ROI (ตอบเพียง yes/no)</w:t>
+              <w:t>การถามทีละลัง (ตอบเพียงว่าใช่หรือไม่ใช่)</w:t>
             </w:r>
           </w:p>
         </w:tc>
@@ -24966,7 +24857,7 @@
                 <w:szCs w:val="28"/>
                 <w:bCs/>
               </w:rPr>
-              <w:t>นิ่ง 12/12</w:t>
+              <w:t>คงที่ 12/12</w:t>
             </w:r>
             <w:r>
               <w:rPr>
@@ -24990,29 +24881,29 @@
           <w:sz w:val="32"/>
           <w:szCs w:val="32"/>
         </w:rPr>
-        <w:t>สาเหตุคือ vLLM ใช้ continuous batching ซึ่งจัดกลุ่มคำขอที่เข้ามาพร้อมกันแบบเปลี่ยนไปเรื่อย ๆ</w:t>
-      </w:r>
-    </w:p>
-    <w:p>
-      <w:r>
-        <w:rPr>
-          <w:rFonts w:ascii="TH Sarabun New" w:hAnsi="TH Sarabun New" w:cs="TH Sarabun New"/>
-          <w:b w:val="0"/>
-          <w:sz w:val="32"/>
-          <w:szCs w:val="32"/>
-        </w:rPr>
-        <w:t>ทำให้ลำดับการคำนวณเลขทศนิยมต่างกันเล็กน้อยในแต่ละครั้ง และเมื่อคำตอบยาว</w:t>
-      </w:r>
-    </w:p>
-    <w:p>
-      <w:r>
-        <w:rPr>
-          <w:rFonts w:ascii="TH Sarabun New" w:hAnsi="TH Sarabun New" w:cs="TH Sarabun New"/>
-          <w:b w:val="0"/>
-          <w:sz w:val="32"/>
-          <w:szCs w:val="32"/>
-        </w:rPr>
-        <w:t>ความต่างเล็กน้อยนั้นสะสมจนเปลี่ยนคำที่เลือก</w:t>
+        <w:t>สาเหตุคือระบบที่ให้บริการแบบจำลองจะรวบคำถามที่เข้ามาพร้อมกันเป็นกลุ่มเพื่อประมวลผลทีเดียว</w:t>
+      </w:r>
+    </w:p>
+    <w:p>
+      <w:r>
+        <w:rPr>
+          <w:rFonts w:ascii="TH Sarabun New" w:hAnsi="TH Sarabun New" w:cs="TH Sarabun New"/>
+          <w:b w:val="0"/>
+          <w:sz w:val="32"/>
+          <w:szCs w:val="32"/>
+        </w:rPr>
+        <w:t>และกลุ่มนี้ไม่เหมือนเดิมทุกครั้ง ทำให้ลำดับการคำนวณเลขทศนิยมต่างกันเล็กน้อย</w:t>
+      </w:r>
+    </w:p>
+    <w:p>
+      <w:r>
+        <w:rPr>
+          <w:rFonts w:ascii="TH Sarabun New" w:hAnsi="TH Sarabun New" w:cs="TH Sarabun New"/>
+          <w:b w:val="0"/>
+          <w:sz w:val="32"/>
+          <w:szCs w:val="32"/>
+        </w:rPr>
+        <w:t>เมื่อคำตอบยาว ความต่างเล็กน้อยนั้นจะสะสมจนถึงจุดที่แบบจำลองเลือกคำต่างออกไป</w:t>
       </w:r>
     </w:p>
     <w:p/>
@@ -25034,29 +24925,29 @@
           <w:sz w:val="32"/>
           <w:szCs w:val="32"/>
         </w:rPr>
-        <w:t xml:space="preserve"> ชั้นที่ต้องรายงานเป็น "ข้อเท็จจริง" ต้องออกแบบให้โมเดล</w:t>
-      </w:r>
-    </w:p>
-    <w:p>
-      <w:r>
-        <w:rPr>
-          <w:rFonts w:ascii="TH Sarabun New" w:hAnsi="TH Sarabun New" w:cs="TH Sarabun New"/>
-          <w:b w:val="0"/>
-          <w:sz w:val="32"/>
-          <w:szCs w:val="32"/>
-        </w:rPr>
-        <w:t>ตอบสั้นและง่ายที่สุด จึงจะเสถียรพอที่จะเชื่อถือได้ ส่วนการพ่นข้อความยาวไม่มีวันทำซ้ำได้เป๊ะ</w:t>
-      </w:r>
-    </w:p>
-    <w:p>
-      <w:r>
-        <w:rPr>
-          <w:rFonts w:ascii="TH Sarabun New" w:hAnsi="TH Sarabun New" w:cs="TH Sarabun New"/>
-          <w:b w:val="0"/>
-          <w:sz w:val="32"/>
-          <w:szCs w:val="32"/>
-        </w:rPr>
-        <w:t>จึงไม่ควรใช้เป็นฐานของการตัดสินใจ ผลนี้เป็นเหตุผลรองรับการแยกระบบเป็น 2 ชั้น</w:t>
+        <w:t xml:space="preserve"> ชั้นที่ต้องรายงานเป็น "ข้อเท็จจริง" ต้องออกแบบให้แบบจำลอง</w:t>
+      </w:r>
+    </w:p>
+    <w:p>
+      <w:r>
+        <w:rPr>
+          <w:rFonts w:ascii="TH Sarabun New" w:hAnsi="TH Sarabun New" w:cs="TH Sarabun New"/>
+          <w:b w:val="0"/>
+          <w:sz w:val="32"/>
+          <w:szCs w:val="32"/>
+        </w:rPr>
+        <w:t>ตอบสั้นและง่ายที่สุด จึงจะคงที่พอที่จะเชื่อถือได้ ส่วนการให้ตอบเป็นข้อความยาว</w:t>
+      </w:r>
+    </w:p>
+    <w:p>
+      <w:r>
+        <w:rPr>
+          <w:rFonts w:ascii="TH Sarabun New" w:hAnsi="TH Sarabun New" w:cs="TH Sarabun New"/>
+          <w:b w:val="0"/>
+          <w:sz w:val="32"/>
+          <w:szCs w:val="32"/>
+        </w:rPr>
+        <w:t>ไม่มีทางทำซ้ำให้ได้ผลเหมือนเดิมทุกครั้ง จึงไม่ควรใช้เป็นฐานของการตัดสินใจ ผลนี้เป็นเหตุผลรองรับการแยกระบบเป็น 2 ชั้น</w:t>
       </w:r>
     </w:p>
     <w:p>
@@ -25283,7 +25174,7 @@
                 <w:sz w:val="28"/>
                 <w:szCs w:val="28"/>
               </w:rPr>
-              <w:t>ระบุลังด้วย ROI</w:t>
+              <w:t>ระบุลังด้วยวิธีครอบภาพ</w:t>
             </w:r>
           </w:p>
         </w:tc>
@@ -25458,18 +25349,18 @@
           <w:sz w:val="32"/>
           <w:szCs w:val="32"/>
         </w:rPr>
-        <w:t xml:space="preserve"> และตรวจหลังจากเห็นคำตอบของโมเดลแล้ว</w:t>
-      </w:r>
-    </w:p>
-    <w:p>
-      <w:r>
-        <w:rPr>
-          <w:rFonts w:ascii="TH Sarabun New" w:hAnsi="TH Sarabun New" w:cs="TH Sarabun New"/>
-          <w:b w:val="0"/>
-          <w:sz w:val="32"/>
-          <w:szCs w:val="32"/>
-        </w:rPr>
-        <w:t>จึงมีโอกาสเกิดอคติ เฉลยที่น่าเชื่อถือที่สุดต้องให้คนนอกตรวจโดยไม่เห็นคำตอบโมเดลก่อน</w:t>
+        <w:t xml:space="preserve"> และตรวจหลังจากเห็นคำตอบของแบบจำลองแล้ว</w:t>
+      </w:r>
+    </w:p>
+    <w:p>
+      <w:r>
+        <w:rPr>
+          <w:rFonts w:ascii="TH Sarabun New" w:hAnsi="TH Sarabun New" w:cs="TH Sarabun New"/>
+          <w:b w:val="0"/>
+          <w:sz w:val="32"/>
+          <w:szCs w:val="32"/>
+        </w:rPr>
+        <w:t>จึงมีโอกาสเกิดอคติ เฉลยที่น่าเชื่อถือที่สุดต้องให้คนนอกตรวจโดยไม่เห็นคำตอบแบบจำลองก่อน</w:t>
       </w:r>
     </w:p>
     <w:p>
@@ -25508,16 +25399,16 @@
           <w:szCs w:val="32"/>
           <w:bCs/>
         </w:rPr>
-        <w:t>ยังไม่ได้ทดสอบกับสัญญาณกล้องจริง (RTSP)</w:t>
-      </w:r>
-      <w:r>
-        <w:rPr>
-          <w:rFonts w:ascii="TH Sarabun New" w:hAnsi="TH Sarabun New" w:cs="TH Sarabun New"/>
-          <w:b w:val="0"/>
-          <w:sz w:val="32"/>
-          <w:szCs w:val="32"/>
-        </w:rPr>
-        <w:t xml:space="preserve"> ทดสอบจากไฟล์วิดีโอเท่านั้น</w:t>
+        <w:t>ยังไม่ได้ทดสอบกับสัญญาณสดจากกล้องวงจรปิดจริง</w:t>
+      </w:r>
+      <w:r>
+        <w:rPr>
+          <w:rFonts w:ascii="TH Sarabun New" w:hAnsi="TH Sarabun New" w:cs="TH Sarabun New"/>
+          <w:b w:val="0"/>
+          <w:sz w:val="32"/>
+          <w:szCs w:val="32"/>
+        </w:rPr>
+        <w:t xml:space="preserve"> ทดสอบจากไฟล์วิดีโอที่บันทึกไว้แล้วเท่านั้น</w:t>
       </w:r>
     </w:p>
     <w:p>
@@ -26291,7 +26182,7 @@
                 <w:sz w:val="28"/>
                 <w:szCs w:val="28"/>
               </w:rPr>
-              <w:t>หน้ากาก + SR ไม่มี gate</w:t>
+              <w:t>หน้ากาก + ขยายภาพ ไม่มีตัวกรอง</w:t>
             </w:r>
           </w:p>
         </w:tc>
@@ -26345,7 +26236,7 @@
                 <w:sz w:val="28"/>
                 <w:szCs w:val="28"/>
               </w:rPr>
-              <w:t>หน้ากาก + SR + face-gate</w:t>
+              <w:t>หน้ากาก + ขยายภาพ + ตัวกรอง</w:t>
             </w:r>
           </w:p>
         </w:tc>
@@ -26423,7 +26314,7 @@
           <w:sz w:val="32"/>
           <w:szCs w:val="32"/>
         </w:rPr>
-        <w:t xml:space="preserve">ใช้ super-resolution ขยายภาพศีรษะ ทำให้โมเดลตรวจหน้ากากได้ </w:t>
+        <w:t xml:space="preserve">ใช้ super-resolution ขยายภาพศีรษะ ทำให้แบบจำลองตรวจหน้ากากได้ </w:t>
       </w:r>
       <w:r>
         <w:rPr>
@@ -26481,7 +26372,7 @@
           <w:szCs w:val="32"/>
           <w:bCs/>
         </w:rPr>
-        <w:t>face-visibility gate</w:t>
+        <w:t>ตัวกรอง “ถ้ามองไม่เห็นใบหน้าก็อย่าเพิ่งตัดสิน”</w:t>
       </w:r>
       <w:r>
         <w:rPr>
@@ -26504,7 +26395,7 @@
           <w:sz w:val="32"/>
           <w:szCs w:val="32"/>
         </w:rPr>
-        <w:t xml:space="preserve">gate </w:t>
+        <w:t xml:space="preserve">ตัวกรองนั้น </w:t>
       </w:r>
       <w:r>
         <w:rPr>
@@ -26547,16 +26438,16 @@
           <w:szCs w:val="32"/>
           <w:bCs/>
         </w:rPr>
-        <w:t>"แก้สำเร็จ FP เหลือ 4"</w:t>
-      </w:r>
-      <w:r>
-        <w:rPr>
-          <w:rFonts w:ascii="TH Sarabun New" w:hAnsi="TH Sarabun New" w:cs="TH Sarabun New"/>
-          <w:b w:val="0"/>
-          <w:sz w:val="32"/>
-          <w:szCs w:val="32"/>
-        </w:rPr>
-        <w:t xml:space="preserve"> และนำ gate เข้าไปในผลงาน</w:t>
+        <w:t>“แก้สำเร็จ การแจ้งผิดเหลือ 4”</w:t>
+      </w:r>
+      <w:r>
+        <w:rPr>
+          <w:rFonts w:ascii="TH Sarabun New" w:hAnsi="TH Sarabun New" w:cs="TH Sarabun New"/>
+          <w:b w:val="0"/>
+          <w:sz w:val="32"/>
+          <w:szCs w:val="32"/>
+        </w:rPr>
+        <w:t xml:space="preserve"> และนำตัวกรองนั้นเข้าไปในผลงาน</w:t>
       </w:r>
     </w:p>
     <w:p/>
@@ -26610,7 +26501,7 @@
           <w:sz w:val="32"/>
           <w:szCs w:val="32"/>
         </w:rPr>
-        <w:t>มีการบันทึกผล แต่ทั้งหมดวางอยู่บนเครื่องมือวัดที่พัง เมื่อแก้เฉลยแล้วจึงถอด gate ออก</w:t>
+        <w:t>มีการบันทึกผล แต่ทั้งหมดวางอยู่บนเครื่องมือวัดที่ผิด เมื่อแก้เฉลยแล้วจึงถอดตัวกรองนั้นออก</w:t>
       </w:r>
     </w:p>
     <w:p/>
@@ -26787,7 +26678,7 @@
                 <w:sz w:val="28"/>
                 <w:szCs w:val="28"/>
               </w:rPr>
-              <w:t>แก้ 8 จุดที่ขัดแย้งกับโมเดล</w:t>
+              <w:t>แก้ 8 จุดที่ขัดแย้งกับแบบจำลอง</w:t>
             </w:r>
           </w:p>
         </w:tc>
@@ -27002,7 +26893,7 @@
           <w:szCs w:val="36"/>
           <w:bCs/>
         </w:rPr>
-        <w:t>8.2 โมเดลจับคู่ป้ายเข้ากับลังผิด</w:t>
+        <w:t>8.2 แบบจำลองจับคู่ป้ายเข้ากับลังผิด</w:t>
       </w:r>
     </w:p>
     <w:p/>
@@ -27185,7 +27076,7 @@
           <w:sz w:val="32"/>
           <w:szCs w:val="32"/>
         </w:rPr>
-        <w:t xml:space="preserve"> เปลี่ยนจากการให้โมเดลระบุลังเอง มาเป็น </w:t>
+        <w:t xml:space="preserve"> เปลี่ยนจากการให้แบบจำลองระบุลังเอง มาเป็น </w:t>
       </w:r>
       <w:r>
         <w:rPr>
@@ -27206,7 +27097,7 @@
           <w:sz w:val="32"/>
           <w:szCs w:val="32"/>
         </w:rPr>
-        <w:t>(กล้องติดตั้งอยู่กับที่ ตำแหน่งลังจึงคงที่) แล้วถามโมเดลเพียงว่า "ในกรอบนี้มีมือหรือไม่"</w:t>
+        <w:t>(กล้องติดตั้งอยู่กับที่ ตำแหน่งลังจึงคงที่) แล้วถามแบบจำลองเพียงว่า "ในกรอบนี้มีมือหรือไม่"</w:t>
       </w:r>
     </w:p>
     <w:p>
@@ -27218,7 +27109,7 @@
           <w:szCs w:val="32"/>
           <w:bCs/>
         </w:rPr>
-        <w:t>ตัวตนของลังมาจากโค้ด ไม่ใช่จากโมเดล</w:t>
+        <w:t>ตัวตนของลังมาจากโค้ด ไม่ใช่จากแบบจำลอง</w:t>
       </w:r>
       <w:r>
         <w:rPr>
@@ -27249,7 +27140,7 @@
           <w:sz w:val="32"/>
           <w:szCs w:val="32"/>
         </w:rPr>
-        <w:t xml:space="preserve"> เมื่อเจอข้อจำกัดเชิงโครงสร้างของโมเดล การพยายามแก้ด้วยคำสั่งเป็นการเสียเวลา</w:t>
+        <w:t xml:space="preserve"> เมื่อเจอข้อจำกัดเชิงโครงสร้างของแบบจำลอง การพยายามแก้ด้วยคำสั่งเป็นการเสียเวลา</w:t>
       </w:r>
     </w:p>
     <w:p>
@@ -27270,7 +27161,7 @@
           <w:szCs w:val="32"/>
           <w:bCs/>
         </w:rPr>
-        <w:t>ออกแบบระบบให้ไม่ต้องถามคำถามที่โมเดลตอบไม่ได้</w:t>
+        <w:t>ออกแบบระบบให้ไม่ต้องถามคำถามที่แบบจำลองตอบไม่ได้</w:t>
       </w:r>
     </w:p>
     <w:p/>
@@ -27283,7 +27174,7 @@
           <w:szCs w:val="36"/>
           <w:bCs/>
         </w:rPr>
-        <w:t>8.3 โมเดลตอบที่ระดับคน ไม่ใช่ระดับส่วนย่อย</w:t>
+        <w:t>8.3 แบบจำลองตอบที่ระดับคน ไม่ใช่ระดับส่วนย่อย</w:t>
       </w:r>
     </w:p>
     <w:p/>
@@ -27295,7 +27186,7 @@
           <w:sz w:val="32"/>
           <w:szCs w:val="32"/>
         </w:rPr>
-        <w:t>ปัญหาเรื่องถุงมือ (หัวข้อ 7.3) มีรากเดียวกับปัญหาเรื่องลัง คือโมเดลถูกถามคำถามที่ต้อง</w:t>
+        <w:t>ปัญหาเรื่องถุงมือ (หัวข้อ 7.3) มีรากเดียวกับปัญหาเรื่องลัง คือแบบจำลองถูกถามคำถามที่ต้อง</w:t>
       </w:r>
     </w:p>
     <w:p>
@@ -27316,7 +27207,7 @@
           <w:sz w:val="32"/>
           <w:szCs w:val="32"/>
         </w:rPr>
-        <w:t xml:space="preserve"> แต่โมเดลยุบคำตอบให้เหลือคำเดียว</w:t>
+        <w:t xml:space="preserve"> แต่แบบจำลองยุบคำตอบให้เหลือคำเดียว</w:t>
       </w:r>
     </w:p>
     <w:p/>
@@ -27328,18 +27219,18 @@
           <w:sz w:val="32"/>
           <w:szCs w:val="32"/>
         </w:rPr>
-        <w:t>เมื่อคนหนึ่งถอดถุงมือข้างเดียว โมเดลเห็นมืออีกข้างที่ยังใส่อยู่แล้วตอบว่า "ใส่"</w:t>
-      </w:r>
-    </w:p>
-    <w:p>
-      <w:r>
-        <w:rPr>
-          <w:rFonts w:ascii="TH Sarabun New" w:hAnsi="TH Sarabun New" w:cs="TH Sarabun New"/>
-          <w:b w:val="0"/>
-          <w:sz w:val="32"/>
-          <w:szCs w:val="32"/>
-        </w:rPr>
-        <w:t xml:space="preserve">และเมื่อมือถูกผ้าบัง โมเดลไม่เห็นสีขาวแล้วตอบว่า "ไม่ใส่" </w:t>
+        <w:t>เมื่อคนหนึ่งถอดถุงมือข้างเดียว แบบจำลองเห็นมืออีกข้างที่ยังใส่อยู่แล้วตอบว่า "ใส่"</w:t>
+      </w:r>
+    </w:p>
+    <w:p>
+      <w:r>
+        <w:rPr>
+          <w:rFonts w:ascii="TH Sarabun New" w:hAnsi="TH Sarabun New" w:cs="TH Sarabun New"/>
+          <w:b w:val="0"/>
+          <w:sz w:val="32"/>
+          <w:szCs w:val="32"/>
+        </w:rPr>
+        <w:t xml:space="preserve">และเมื่อมือถูกผ้าบัง แบบจำลองไม่เห็นสีขาวแล้วตอบว่า "ไม่ใส่" </w:t>
       </w:r>
       <w:r>
         <w:rPr>
@@ -27373,16 +27264,18 @@
           <w:szCs w:val="32"/>
           <w:bCs/>
         </w:rPr>
-        <w:t>แยกถามทีละมือแบบเดียวกับที่ ROI แก้ปัญหาลังได้สำเร็จ</w:t>
-      </w:r>
-      <w:r>
-        <w:rPr>
-          <w:rFonts w:ascii="TH Sarabun New" w:hAnsi="TH Sarabun New" w:cs="TH Sarabun New"/>
-          <w:b w:val="0"/>
-          <w:sz w:val="32"/>
-          <w:szCs w:val="32"/>
-        </w:rPr>
-        <w:t xml:space="preserve"> (รายละเอียดในบทที่ 9)</w:t>
+        <w:t>แยกถามทีละมือ แบบเดียวกับที่การครอบภาพทีละลังแก้ปัญหาการระบุลังได้สำเร็จ</w:t>
+      </w:r>
+    </w:p>
+    <w:p>
+      <w:r>
+        <w:rPr>
+          <w:rFonts w:ascii="TH Sarabun New" w:hAnsi="TH Sarabun New" w:cs="TH Sarabun New"/>
+          <w:b w:val="0"/>
+          <w:sz w:val="32"/>
+          <w:szCs w:val="32"/>
+        </w:rPr>
+        <w:t>(รายละเอียดในบทที่ 9)</w:t>
       </w:r>
     </w:p>
     <w:p/>
@@ -27417,16 +27310,7 @@
           <w:sz w:val="32"/>
           <w:szCs w:val="32"/>
         </w:rPr>
-        <w:t xml:space="preserve"> ยิงคำขอเดิมซ้ำ 3 ครั้งด้วยคำสั่งเดียวกันและตั้ง </w:t>
-      </w:r>
-      <w:r>
-        <w:rPr>
-          <w:rFonts w:ascii="Courier New" w:hAnsi="Courier New" w:cs="Courier New"/>
-          <w:b w:val="0"/>
-          <w:sz w:val="28"/>
-          <w:szCs w:val="28"/>
-        </w:rPr>
-        <w:t>temperature = 0</w:t>
+        <w:t xml:space="preserve"> ส่งคำถามเดิมซ้ำ 3 ครั้งด้วยคำสั่งเดียวกัน และสั่งไม่ให้แบบจำลองสุ่มคำตอบเลย</w:t>
       </w:r>
     </w:p>
     <w:p>
@@ -27469,47 +27353,29 @@
           <w:sz w:val="32"/>
           <w:szCs w:val="32"/>
         </w:rPr>
-        <w:t xml:space="preserve"> vLLM ใช้ continuous batching จัดกลุ่มคำขอที่เข้ามาพร้อมกันแบบเปลี่ยนไปเรื่อย ๆ</w:t>
-      </w:r>
-    </w:p>
-    <w:p>
-      <w:r>
-        <w:rPr>
-          <w:rFonts w:ascii="TH Sarabun New" w:hAnsi="TH Sarabun New" w:cs="TH Sarabun New"/>
-          <w:b w:val="0"/>
-          <w:sz w:val="32"/>
-          <w:szCs w:val="32"/>
-        </w:rPr>
-        <w:t xml:space="preserve">ทำให้ลำดับการคำนวณเลขทศนิยมต่างกัน </w:t>
-      </w:r>
-      <w:r>
-        <w:rPr>
-          <w:rFonts w:ascii="Courier New" w:hAnsi="Courier New" w:cs="Courier New"/>
-          <w:b w:val="0"/>
-          <w:sz w:val="28"/>
-          <w:szCs w:val="28"/>
-        </w:rPr>
-        <w:t>temperature = 0</w:t>
-      </w:r>
-      <w:r>
-        <w:rPr>
-          <w:rFonts w:ascii="TH Sarabun New" w:hAnsi="TH Sarabun New" w:cs="TH Sarabun New"/>
-          <w:b w:val="0"/>
-          <w:sz w:val="32"/>
-          <w:szCs w:val="32"/>
-        </w:rPr>
-        <w:t xml:space="preserve"> คุมเฉพาะการสุ่มเลือกคำ</w:t>
-      </w:r>
-    </w:p>
-    <w:p>
-      <w:r>
-        <w:rPr>
-          <w:rFonts w:ascii="TH Sarabun New" w:hAnsi="TH Sarabun New" w:cs="TH Sarabun New"/>
-          <w:b w:val="0"/>
-          <w:sz w:val="32"/>
-          <w:szCs w:val="32"/>
-        </w:rPr>
-        <w:t>แต่ไม่ได้คุมความต่างระดับตัวเลขที่เกิดจากการจัดกลุ่ม</w:t>
+        <w:t xml:space="preserve"> ระบบที่ใช้ให้บริการแบบจำลองจะรวบคำถามที่เข้ามาพร้อมกันเป็นกลุ่มเพื่อประมวลผลทีเดียว</w:t>
+      </w:r>
+    </w:p>
+    <w:p>
+      <w:r>
+        <w:rPr>
+          <w:rFonts w:ascii="TH Sarabun New" w:hAnsi="TH Sarabun New" w:cs="TH Sarabun New"/>
+          <w:b w:val="0"/>
+          <w:sz w:val="32"/>
+          <w:szCs w:val="32"/>
+        </w:rPr>
+        <w:t>และกลุ่มนี้เปลี่ยนไปทุกครั้งตามจังหวะที่คำถามเข้ามา ทำให้ลำดับการคำนวณเลขทศนิยมต่างกันเล็กน้อย</w:t>
+      </w:r>
+    </w:p>
+    <w:p>
+      <w:r>
+        <w:rPr>
+          <w:rFonts w:ascii="TH Sarabun New" w:hAnsi="TH Sarabun New" w:cs="TH Sarabun New"/>
+          <w:b w:val="0"/>
+          <w:sz w:val="32"/>
+          <w:szCs w:val="32"/>
+        </w:rPr>
+        <w:t>การสั่งไม่ให้สุ่มนั้นคุมเฉพาะขั้นตอน *เลือกคำ* แต่คุมไม่ถึงความต่างระดับตัวเลขที่เกิดจากการจัดกลุ่ม</w:t>
       </w:r>
     </w:p>
     <w:p/>
@@ -27564,7 +27430,7 @@
           <w:sz w:val="32"/>
           <w:szCs w:val="32"/>
         </w:rPr>
-        <w:t xml:space="preserve"> เมื่อวัดแยกเป็นชั้น พบว่า</w:t>
+        <w:t xml:space="preserve"> เมื่อแยกวัดทีละชั้น พบว่า </w:t>
       </w:r>
       <w:r>
         <w:rPr>
@@ -27574,38 +27440,29 @@
           <w:szCs w:val="32"/>
           <w:bCs/>
         </w:rPr>
-        <w:t>ชั้นที่ตอบ yes/no นิ่ง 12/12</w:t>
-      </w:r>
-      <w:r>
-        <w:rPr>
-          <w:rFonts w:ascii="TH Sarabun New" w:hAnsi="TH Sarabun New" w:cs="TH Sarabun New"/>
-          <w:b w:val="0"/>
-          <w:sz w:val="32"/>
-          <w:szCs w:val="32"/>
-        </w:rPr>
-        <w:t xml:space="preserve"> ขณะที่ชั้นที่พ่นข้อความยาวไม่นิ่ง</w:t>
-      </w:r>
-    </w:p>
-    <w:p>
-      <w:r>
-        <w:rPr>
-          <w:rFonts w:ascii="TH Sarabun New" w:hAnsi="TH Sarabun New" w:cs="TH Sarabun New"/>
-          <w:b w:val="0"/>
-          <w:sz w:val="32"/>
-          <w:szCs w:val="32"/>
-        </w:rPr>
-        <w:t>จึงกลายเป็นหลักฐานรองรับการออกแบบระบบ 2 ชั้น และเป็นเหตุผลที่ชั้นแจ้งเตือน</w:t>
-      </w:r>
-    </w:p>
-    <w:p>
-      <w:r>
-        <w:rPr>
-          <w:rFonts w:ascii="TH Sarabun New" w:hAnsi="TH Sarabun New" w:cs="TH Sarabun New"/>
-          <w:b w:val="0"/>
-          <w:sz w:val="32"/>
-          <w:szCs w:val="32"/>
-        </w:rPr>
-        <w:t>ต้องไม่พึ่งการพ่นข้อความ</w:t>
+        <w:t>ชั้นที่ตอบเพียงว่าใช่หรือไม่ใช่ ให้ผลคงที่ 12 จาก 12 ครั้ง</w:t>
+      </w:r>
+    </w:p>
+    <w:p>
+      <w:r>
+        <w:rPr>
+          <w:rFonts w:ascii="TH Sarabun New" w:hAnsi="TH Sarabun New" w:cs="TH Sarabun New"/>
+          <w:b w:val="0"/>
+          <w:sz w:val="32"/>
+          <w:szCs w:val="32"/>
+        </w:rPr>
+        <w:t>ขณะที่ชั้นที่ตอบเป็นข้อความยาวให้ผลไม่คงที่ ผลนี้จึงกลายเป็นหลักฐานรองรับการออกแบบระบบ 2 ชั้น</w:t>
+      </w:r>
+    </w:p>
+    <w:p>
+      <w:r>
+        <w:rPr>
+          <w:rFonts w:ascii="TH Sarabun New" w:hAnsi="TH Sarabun New" w:cs="TH Sarabun New"/>
+          <w:b w:val="0"/>
+          <w:sz w:val="32"/>
+          <w:szCs w:val="32"/>
+        </w:rPr>
+        <w:t>และเป็นเหตุผลว่าทำไมชั้นแจ้งเตือนจึงต้องไม่พึ่งการให้แบบจำลองเขียนบรรยาย</w:t>
       </w:r>
     </w:p>
     <w:p/>
@@ -27618,7 +27475,7 @@
           <w:szCs w:val="36"/>
           <w:bCs/>
         </w:rPr>
-        <w:t>8.5 กับดักของเครื่องเช่า — เกือบวัดผิดโมเดลโดยไม่รู้ตัว</w:t>
+        <w:t>8.5 กับดักของเครื่องเช่า — เกือบวัดผิดแบบจำลองโดยไม่รู้ตัว</w:t>
       </w:r>
     </w:p>
     <w:p/>
@@ -27626,6 +27483,18 @@
       <w:r>
         <w:rPr>
           <w:rFonts w:ascii="TH Sarabun New" w:hAnsi="TH Sarabun New" w:cs="TH Sarabun New"/>
+          <w:b w:val="0"/>
+          <w:sz w:val="32"/>
+          <w:szCs w:val="32"/>
+        </w:rPr>
+        <w:t>โครงงานนี้ไม่มีการ์ดจอเป็นของตัวเอง จึงต้องเช่าเครื่องรายชั่วโมง ซึ่งมาพร้อมปัญหาที่คาดไม่ถึง</w:t>
+      </w:r>
+    </w:p>
+    <w:p/>
+    <w:p>
+      <w:r>
+        <w:rPr>
+          <w:rFonts w:ascii="TH Sarabun New" w:hAnsi="TH Sarabun New" w:cs="TH Sarabun New"/>
           <w:b/>
           <w:sz w:val="32"/>
           <w:szCs w:val="32"/>
@@ -27640,48 +27509,55 @@
           <w:sz w:val="32"/>
           <w:szCs w:val="32"/>
         </w:rPr>
-        <w:t xml:space="preserve"> เครื่องเช่า (vast.ai) ตั้งตัวแปรสภาพแวดล้อม </w:t>
-      </w:r>
-      <w:r>
-        <w:rPr>
-          <w:rFonts w:ascii="Courier New" w:hAnsi="Courier New" w:cs="Courier New"/>
-          <w:b w:val="0"/>
-          <w:sz w:val="28"/>
-          <w:szCs w:val="28"/>
-        </w:rPr>
-        <w:t>VLLM_MODEL=Qwen/Qwen3.5-9B</w:t>
-      </w:r>
-    </w:p>
-    <w:p>
-      <w:r>
-        <w:rPr>
-          <w:rFonts w:ascii="TH Sarabun New" w:hAnsi="TH Sarabun New" w:cs="TH Sarabun New"/>
-          <w:b w:val="0"/>
-          <w:sz w:val="32"/>
-          <w:szCs w:val="32"/>
-        </w:rPr>
-        <w:t xml:space="preserve">ไว้ทั้งเครื่องตามเทมเพลตของผู้ให้บริการ สคริปต์ที่เขียนว่า </w:t>
-      </w:r>
-      <w:r>
-        <w:rPr>
-          <w:rFonts w:ascii="Courier New" w:hAnsi="Courier New" w:cs="Courier New"/>
-          <w:b w:val="0"/>
-          <w:sz w:val="28"/>
-          <w:szCs w:val="28"/>
-        </w:rPr>
-        <w:t>os.getenv("VLLM_MODEL", "cosmos")</w:t>
-      </w:r>
-    </w:p>
-    <w:p>
-      <w:r>
-        <w:rPr>
-          <w:rFonts w:ascii="TH Sarabun New" w:hAnsi="TH Sarabun New" w:cs="TH Sarabun New"/>
-          <w:b w:val="0"/>
-          <w:sz w:val="32"/>
-          <w:szCs w:val="32"/>
-        </w:rPr>
-        <w:t>จะหยิบค่านี้ไปใช้</w:t>
-      </w:r>
+        <w:t xml:space="preserve"> ผู้ให้บริการเครื่องเช่าตั้งค่าเริ่มต้นของเครื่องไว้ให้ชี้ไปที่แบบจำลองอีกตัวหนึ่ง</w:t>
+      </w:r>
+    </w:p>
+    <w:p>
+      <w:r>
+        <w:rPr>
+          <w:rFonts w:ascii="TH Sarabun New" w:hAnsi="TH Sarabun New" w:cs="TH Sarabun New"/>
+          <w:b w:val="0"/>
+          <w:sz w:val="32"/>
+          <w:szCs w:val="32"/>
+        </w:rPr>
+        <w:t>(ตระกูล Qwen) เพราะเป็นค่าที่ติดมากับแม่แบบของผู้ให้บริการ โปรแกรมของโครงงานเขียนไว้ว่า</w:t>
+      </w:r>
+    </w:p>
+    <w:p>
+      <w:r>
+        <w:rPr>
+          <w:rFonts w:ascii="TH Sarabun New" w:hAnsi="TH Sarabun New" w:cs="TH Sarabun New"/>
+          <w:b w:val="0"/>
+          <w:sz w:val="32"/>
+          <w:szCs w:val="32"/>
+        </w:rPr>
+        <w:t>"ถ้าเครื่องกำหนดชื่อแบบจำลองไว้แล้ว ให้ใช้ค่านั้น ถ้าไม่ได้กำหนดค่อยใช้ Cosmos"</w:t>
+      </w:r>
+    </w:p>
+    <w:p>
+      <w:r>
+        <w:rPr>
+          <w:rFonts w:ascii="TH Sarabun New" w:hAnsi="TH Sarabun New" w:cs="TH Sarabun New"/>
+          <w:b w:val="0"/>
+          <w:sz w:val="32"/>
+          <w:szCs w:val="32"/>
+        </w:rPr>
+        <w:t>ซึ่งเป็นวิธีเขียนที่ดูปลอดภัยดี แต่ในกรณีนี้กลับทำให้โปรแกรม**หยิบชื่อแบบจำลองของผู้ให้บริการ</w:t>
+      </w:r>
+    </w:p>
+    <w:p>
+      <w:r>
+        <w:rPr>
+          <w:rFonts w:ascii="TH Sarabun New" w:hAnsi="TH Sarabun New" w:cs="TH Sarabun New"/>
+          <w:b w:val="0"/>
+          <w:sz w:val="32"/>
+          <w:szCs w:val="32"/>
+        </w:rPr>
+        <w:t>ไปใช้โดยไม่มีสัญญาณเตือนใด ๆ**</w:t>
+      </w:r>
+    </w:p>
+    <w:p/>
+    <w:p>
       <w:r>
         <w:rPr>
           <w:rFonts w:ascii="TH Sarabun New" w:hAnsi="TH Sarabun New" w:cs="TH Sarabun New"/>
@@ -27690,7 +27566,57 @@
           <w:szCs w:val="32"/>
           <w:bCs/>
         </w:rPr>
-        <w:t>โดยไม่มีสัญญาณเตือนใด ๆ</w:t>
+        <w:t>ความเสี่ยง:</w:t>
+      </w:r>
+      <w:r>
+        <w:rPr>
+          <w:rFonts w:ascii="TH Sarabun New" w:hAnsi="TH Sarabun New" w:cs="TH Sarabun New"/>
+          <w:b w:val="0"/>
+          <w:sz w:val="32"/>
+          <w:szCs w:val="32"/>
+        </w:rPr>
+        <w:t xml:space="preserve"> วัดแบบจำลองตัวหนึ่งแล้วรายงานว่าเป็นอีกตัวหนึ่ง ซึ่งจะทำให้ผลการทดลอง</w:t>
+      </w:r>
+    </w:p>
+    <w:p>
+      <w:r>
+        <w:rPr>
+          <w:rFonts w:ascii="TH Sarabun New" w:hAnsi="TH Sarabun New" w:cs="TH Sarabun New"/>
+          <w:b w:val="0"/>
+          <w:sz w:val="32"/>
+          <w:szCs w:val="32"/>
+        </w:rPr>
+        <w:t xml:space="preserve">ทั้งหมดเป็นโมฆะ และที่ร้ายแรงกว่านั้นคือ </w:t>
+      </w:r>
+      <w:r>
+        <w:rPr>
+          <w:rFonts w:ascii="TH Sarabun New" w:hAnsi="TH Sarabun New" w:cs="TH Sarabun New"/>
+          <w:b/>
+          <w:sz w:val="32"/>
+          <w:szCs w:val="32"/>
+          <w:bCs/>
+        </w:rPr>
+        <w:t>จะไม่มีทางรู้เลยว่าผิด</w:t>
+      </w:r>
+      <w:r>
+        <w:rPr>
+          <w:rFonts w:ascii="TH Sarabun New" w:hAnsi="TH Sarabun New" w:cs="TH Sarabun New"/>
+          <w:b w:val="0"/>
+          <w:sz w:val="32"/>
+          <w:szCs w:val="32"/>
+        </w:rPr>
+        <w:t xml:space="preserve"> เพราะแบบจำลองทั้งสองตัว</w:t>
+      </w:r>
+    </w:p>
+    <w:p>
+      <w:r>
+        <w:rPr>
+          <w:rFonts w:ascii="TH Sarabun New" w:hAnsi="TH Sarabun New" w:cs="TH Sarabun New"/>
+          <w:b w:val="0"/>
+          <w:sz w:val="32"/>
+          <w:szCs w:val="32"/>
+        </w:rPr>
+        <w:t>ตอบเป็นภาษาไทยได้เหมือนกัน คำตอบที่ได้จึงดูสมเหตุสมผลไม่ต่างกัน</w:t>
       </w:r>
     </w:p>
     <w:p/>
@@ -27703,27 +27629,38 @@
           <w:szCs w:val="32"/>
           <w:bCs/>
         </w:rPr>
-        <w:t>ความเสี่ยง:</w:t>
-      </w:r>
-      <w:r>
-        <w:rPr>
-          <w:rFonts w:ascii="TH Sarabun New" w:hAnsi="TH Sarabun New" w:cs="TH Sarabun New"/>
-          <w:b w:val="0"/>
-          <w:sz w:val="32"/>
-          <w:szCs w:val="32"/>
-        </w:rPr>
-        <w:t xml:space="preserve"> วัด Qwen แล้วรายงานว่าเป็น Cosmos ซึ่งจะทำให้ผลการทดลองทั้งหมดเป็นโมฆะ</w:t>
-      </w:r>
-    </w:p>
-    <w:p>
-      <w:r>
-        <w:rPr>
-          <w:rFonts w:ascii="TH Sarabun New" w:hAnsi="TH Sarabun New" w:cs="TH Sarabun New"/>
-          <w:b w:val="0"/>
-          <w:sz w:val="32"/>
-          <w:szCs w:val="32"/>
-        </w:rPr>
-        <w:t>และร้ายแรงกว่านั้นคือ</w:t>
+        <w:t>วิธีแก้:</w:t>
+      </w:r>
+      <w:r>
+        <w:rPr>
+          <w:rFonts w:ascii="TH Sarabun New" w:hAnsi="TH Sarabun New" w:cs="TH Sarabun New"/>
+          <w:b w:val="0"/>
+          <w:sz w:val="32"/>
+          <w:szCs w:val="32"/>
+        </w:rPr>
+        <w:t xml:space="preserve"> เพิ่มขั้นตอนตรวจสอบก่อนวัดทุกครั้ง โดยสอบถามไปที่เครื่องว่า</w:t>
+      </w:r>
+    </w:p>
+    <w:p>
+      <w:r>
+        <w:rPr>
+          <w:rFonts w:ascii="TH Sarabun New" w:hAnsi="TH Sarabun New" w:cs="TH Sarabun New"/>
+          <w:b w:val="0"/>
+          <w:sz w:val="32"/>
+          <w:szCs w:val="32"/>
+        </w:rPr>
+        <w:t>"ตอนนี้กำลังให้บริการแบบจำลองชื่ออะไรอยู่" แล้วเทียบกับชื่อที่ต้องการ</w:t>
+      </w:r>
+    </w:p>
+    <w:p>
+      <w:r>
+        <w:rPr>
+          <w:rFonts w:ascii="TH Sarabun New" w:hAnsi="TH Sarabun New" w:cs="TH Sarabun New"/>
+          <w:b w:val="0"/>
+          <w:sz w:val="32"/>
+          <w:szCs w:val="32"/>
+        </w:rPr>
+        <w:t xml:space="preserve">ถ้าไม่ตรงจะหยุดทันทีและไม่ยอมวัดต่อ </w:t>
       </w:r>
       <w:r>
         <w:rPr>
@@ -27733,123 +27670,7 @@
           <w:szCs w:val="32"/>
           <w:bCs/>
         </w:rPr>
-        <w:t>จะไม่มีทางรู้เลย</w:t>
-      </w:r>
-      <w:r>
-        <w:rPr>
-          <w:rFonts w:ascii="TH Sarabun New" w:hAnsi="TH Sarabun New" w:cs="TH Sarabun New"/>
-          <w:b w:val="0"/>
-          <w:sz w:val="32"/>
-          <w:szCs w:val="32"/>
-        </w:rPr>
-        <w:t xml:space="preserve"> เพราะโมเดลทั้งสองตอบเป็นภาษาไทยได้เหมือนกัน</w:t>
-      </w:r>
-    </w:p>
-    <w:p/>
-    <w:p>
-      <w:r>
-        <w:rPr>
-          <w:rFonts w:ascii="TH Sarabun New" w:hAnsi="TH Sarabun New" w:cs="TH Sarabun New"/>
-          <w:b/>
-          <w:sz w:val="32"/>
-          <w:szCs w:val="32"/>
-          <w:bCs/>
-        </w:rPr>
-        <w:t>วิธีแก้:</w:t>
-      </w:r>
-      <w:r>
-        <w:rPr>
-          <w:rFonts w:ascii="TH Sarabun New" w:hAnsi="TH Sarabun New" w:cs="TH Sarabun New"/>
-          <w:b w:val="0"/>
-          <w:sz w:val="32"/>
-          <w:szCs w:val="32"/>
-        </w:rPr>
-        <w:t xml:space="preserve"> เพิ่ม </w:t>
-      </w:r>
-      <w:r>
-        <w:rPr>
-          <w:rFonts w:ascii="Courier New" w:hAnsi="Courier New" w:cs="Courier New"/>
-          <w:b w:val="0"/>
-          <w:sz w:val="28"/>
-          <w:szCs w:val="28"/>
-        </w:rPr>
-        <w:t>preflight.py</w:t>
-      </w:r>
-      <w:r>
-        <w:rPr>
-          <w:rFonts w:ascii="TH Sarabun New" w:hAnsi="TH Sarabun New" w:cs="TH Sarabun New"/>
-          <w:b w:val="0"/>
-          <w:sz w:val="32"/>
-          <w:szCs w:val="32"/>
-        </w:rPr>
-        <w:t xml:space="preserve"> ที่ตรวจ endpoint </w:t>
-      </w:r>
-      <w:r>
-        <w:rPr>
-          <w:rFonts w:ascii="Courier New" w:hAnsi="Courier New" w:cs="Courier New"/>
-          <w:b w:val="0"/>
-          <w:sz w:val="28"/>
-          <w:szCs w:val="28"/>
-        </w:rPr>
-        <w:t>/v1/models</w:t>
-      </w:r>
-      <w:r>
-        <w:rPr>
-          <w:rFonts w:ascii="TH Sarabun New" w:hAnsi="TH Sarabun New" w:cs="TH Sarabun New"/>
-          <w:b w:val="0"/>
-          <w:sz w:val="32"/>
-          <w:szCs w:val="32"/>
-        </w:rPr>
-        <w:t xml:space="preserve"> ว่าค่า </w:t>
-      </w:r>
-      <w:r>
-        <w:rPr>
-          <w:rFonts w:ascii="Courier New" w:hAnsi="Courier New" w:cs="Courier New"/>
-          <w:b w:val="0"/>
-          <w:sz w:val="28"/>
-          <w:szCs w:val="28"/>
-        </w:rPr>
-        <w:t>root</w:t>
-      </w:r>
-      <w:r>
-        <w:rPr>
-          <w:rFonts w:ascii="TH Sarabun New" w:hAnsi="TH Sarabun New" w:cs="TH Sarabun New"/>
-          <w:b w:val="0"/>
-          <w:sz w:val="32"/>
-          <w:szCs w:val="32"/>
-        </w:rPr>
-        <w:t xml:space="preserve"> เท่ากับ</w:t>
-      </w:r>
-    </w:p>
-    <w:p>
-      <w:r>
-        <w:rPr>
-          <w:rFonts w:ascii="Courier New" w:hAnsi="Courier New" w:cs="Courier New"/>
-          <w:b w:val="0"/>
-          <w:sz w:val="28"/>
-          <w:szCs w:val="28"/>
-        </w:rPr>
-        <w:t>nvidia/Cosmos-Reason2-8B</w:t>
-      </w:r>
-      <w:r>
-        <w:rPr>
-          <w:rFonts w:ascii="TH Sarabun New" w:hAnsi="TH Sarabun New" w:cs="TH Sarabun New"/>
-          <w:b w:val="0"/>
-          <w:sz w:val="32"/>
-          <w:szCs w:val="32"/>
-        </w:rPr>
-        <w:t xml:space="preserve"> จริงหรือไม่ และปฏิเสธการรันถ้าตัวแปรสภาพแวดล้อมมีคำว่า Qwen</w:t>
-      </w:r>
-    </w:p>
-    <w:p>
-      <w:r>
-        <w:rPr>
-          <w:rFonts w:ascii="TH Sarabun New" w:hAnsi="TH Sarabun New" w:cs="TH Sarabun New"/>
-          <w:b w:val="0"/>
-          <w:sz w:val="32"/>
-          <w:szCs w:val="32"/>
-        </w:rPr>
-        <w:t>สคริปต์นี้ต้องรันก่อนวัดทุกครั้ง</w:t>
+        <w:t>ไม่พึ่งความจำของผู้พัฒนาว่าตั้งค่าถูกแล้ว</w:t>
       </w:r>
     </w:p>
     <w:p/>
@@ -27877,63 +27698,18 @@
           <w:sz w:val="32"/>
           <w:szCs w:val="32"/>
         </w:rPr>
-        <w:t xml:space="preserve">เทมเพลตรันโมเดลอื่นค้างไว้และจอง VRAM ทั้งสองใบ ต้องหยุดด้วย </w:t>
-      </w:r>
-      <w:r>
-        <w:rPr>
-          <w:rFonts w:ascii="Courier New" w:hAnsi="Courier New" w:cs="Courier New"/>
-          <w:b w:val="0"/>
-          <w:sz w:val="28"/>
-          <w:szCs w:val="28"/>
-        </w:rPr>
-        <w:t>supervisorctl stop vllm</w:t>
-      </w:r>
-    </w:p>
-    <w:p>
-      <w:r>
-        <w:rPr>
-          <w:rFonts w:ascii="TH Sarabun New" w:hAnsi="TH Sarabun New" w:cs="TH Sarabun New"/>
-          <w:b w:val="0"/>
-          <w:sz w:val="32"/>
-          <w:szCs w:val="32"/>
-        </w:rPr>
-        <w:t xml:space="preserve">แล้วไล่ปิดโปรเซสที่ค้างจาก </w:t>
-      </w:r>
-      <w:r>
-        <w:rPr>
-          <w:rFonts w:ascii="Courier New" w:hAnsi="Courier New" w:cs="Courier New"/>
-          <w:b w:val="0"/>
-          <w:sz w:val="28"/>
-          <w:szCs w:val="28"/>
-        </w:rPr>
-        <w:t>nvidia-smi</w:t>
-      </w:r>
-      <w:r>
-        <w:rPr>
-          <w:rFonts w:ascii="TH Sarabun New" w:hAnsi="TH Sarabun New" w:cs="TH Sarabun New"/>
-          <w:b w:val="0"/>
-          <w:sz w:val="32"/>
-          <w:szCs w:val="32"/>
-        </w:rPr>
-        <w:t xml:space="preserve"> เพราะ </w:t>
-      </w:r>
-      <w:r>
-        <w:rPr>
-          <w:rFonts w:ascii="Courier New" w:hAnsi="Courier New" w:cs="Courier New"/>
-          <w:b w:val="0"/>
-          <w:sz w:val="28"/>
-          <w:szCs w:val="28"/>
-        </w:rPr>
-        <w:t>pgrep</w:t>
-      </w:r>
-      <w:r>
-        <w:rPr>
-          <w:rFonts w:ascii="TH Sarabun New" w:hAnsi="TH Sarabun New" w:cs="TH Sarabun New"/>
-          <w:b w:val="0"/>
-          <w:sz w:val="32"/>
-          <w:szCs w:val="32"/>
-        </w:rPr>
-        <w:t xml:space="preserve"> จะจับตัวเองไปด้วย</w:t>
+        <w:t>แม่แบบของผู้ให้บริการรันแบบจำลองอื่นค้างไว้และจองหน่วยความจำการ์ดจอไว้ทั้งสองใบ</w:t>
+      </w:r>
+    </w:p>
+    <w:p>
+      <w:r>
+        <w:rPr>
+          <w:rFonts w:ascii="TH Sarabun New" w:hAnsi="TH Sarabun New" w:cs="TH Sarabun New"/>
+          <w:b w:val="0"/>
+          <w:sz w:val="32"/>
+          <w:szCs w:val="32"/>
+        </w:rPr>
+        <w:t>ต้องไล่ปิดเองก่อนจึงจะเริ่มงานได้</w:t>
       </w:r>
     </w:p>
     <w:p>
@@ -27947,7 +27723,18 @@
           <w:sz w:val="32"/>
           <w:szCs w:val="32"/>
         </w:rPr>
-        <w:t>โปรเซส EngineCore ที่ค้างอยู่ยังจอง VRAM ไว้แม้ตัวหลักถูกปิดแล้ว</w:t>
+        <w:t>แม้ปิดโปรแกรมหลักแล้ว ยังมีโปรแกรมเบื้องหลังค้างอยู่และยังจองหน่วยความจำการ์ดจอไว้</w:t>
+      </w:r>
+    </w:p>
+    <w:p>
+      <w:r>
+        <w:rPr>
+          <w:rFonts w:ascii="TH Sarabun New" w:hAnsi="TH Sarabun New" w:cs="TH Sarabun New"/>
+          <w:b w:val="0"/>
+          <w:sz w:val="32"/>
+          <w:szCs w:val="32"/>
+        </w:rPr>
+        <w:t>ต้องไล่ปิดจากรายการโปรแกรมที่การ์ดจอรายงานโดยตรง</w:t>
       </w:r>
     </w:p>
     <w:p>
@@ -27965,6 +27752,17 @@
       </w:r>
     </w:p>
     <w:p>
+      <w:r>
+        <w:rPr>
+          <w:rFonts w:ascii="TH Sarabun New" w:hAnsi="TH Sarabun New" w:cs="TH Sarabun New"/>
+          <w:b w:val="0"/>
+          <w:sz w:val="32"/>
+          <w:szCs w:val="32"/>
+        </w:rPr>
+        <w:t>เพราะเป็นเครื่องที่แชร์ทรัพยากรกับผู้เช่ารายอื่น</w:t>
+      </w:r>
+    </w:p>
+    <w:p>
       <w:pPr>
         <w:pStyle w:val="ListBullet"/>
       </w:pPr>
@@ -27975,7 +27773,50 @@
           <w:sz w:val="32"/>
           <w:szCs w:val="32"/>
         </w:rPr>
-        <w:t>เครื่องคิดเงินรายชั่วโมง จึงต้องวางแผนว่าจะวัดอะไรบ้างให้ครบก่อนเปิดเครื่อง</w:t>
+        <w:t>เครื่องคิดเงินรายชั่วโมง จึงต้องวางแผนล่วงหน้าว่าจะวัดอะไรบ้าง และวัดให้ครบในรอบเดียว</w:t>
+      </w:r>
+    </w:p>
+    <w:p/>
+    <w:p>
+      <w:r>
+        <w:rPr>
+          <w:rFonts w:ascii="TH Sarabun New" w:hAnsi="TH Sarabun New" w:cs="TH Sarabun New"/>
+          <w:b/>
+          <w:sz w:val="32"/>
+          <w:szCs w:val="32"/>
+          <w:bCs/>
+        </w:rPr>
+        <w:t>บทเรียน:</w:t>
+      </w:r>
+      <w:r>
+        <w:rPr>
+          <w:rFonts w:ascii="TH Sarabun New" w:hAnsi="TH Sarabun New" w:cs="TH Sarabun New"/>
+          <w:b w:val="0"/>
+          <w:sz w:val="32"/>
+          <w:szCs w:val="32"/>
+        </w:rPr>
+        <w:t xml:space="preserve"> เมื่อทำงานบนเครื่องที่ไม่ได้ตั้งค่าเอง </w:t>
+      </w:r>
+      <w:r>
+        <w:rPr>
+          <w:rFonts w:ascii="TH Sarabun New" w:hAnsi="TH Sarabun New" w:cs="TH Sarabun New"/>
+          <w:b/>
+          <w:sz w:val="32"/>
+          <w:szCs w:val="32"/>
+          <w:bCs/>
+        </w:rPr>
+        <w:t>ห้ามสมมติว่าสภาพแวดล้อมเป็นอย่างที่คิด</w:t>
+      </w:r>
+    </w:p>
+    <w:p>
+      <w:r>
+        <w:rPr>
+          <w:rFonts w:ascii="TH Sarabun New" w:hAnsi="TH Sarabun New" w:cs="TH Sarabun New"/>
+          <w:b w:val="0"/>
+          <w:sz w:val="32"/>
+          <w:szCs w:val="32"/>
+        </w:rPr>
+        <w:t>ต้องให้โปรแกรมตรวจสอบและยืนยันด้วยตัวเองก่อนเริ่มงานเสมอ</w:t>
       </w:r>
     </w:p>
     <w:p/>
@@ -28197,7 +28038,7 @@
                 <w:sz w:val="28"/>
                 <w:szCs w:val="28"/>
               </w:rPr>
-              <w:t xml:space="preserve">ประเมิน ROI ได้ 5/8 จึงเกือบทิ้งวิธีนี้ พอตรวจพบว่าใช้เฉลยจากชุดเฟรมคนละชุด วัดใหม่บนเฟรมที่ถูกต้องได้ </w:t>
+              <w:t xml:space="preserve">ประเมินวิธีครอบภาพทีละลังได้ 5/8 จึงเกือบทิ้งวิธีนี้ พอตรวจพบว่าใช้เฉลยจากชุดเฟรมคนละชุด วัดใหม่บนเฟรมที่ถูกต้องได้ </w:t>
             </w:r>
             <w:r>
               <w:rPr>
@@ -28513,47 +28354,41 @@
           <w:sz w:val="32"/>
           <w:szCs w:val="32"/>
         </w:rPr>
-        <w:t xml:space="preserve"> — เดิมสร้างไฟล์ .docx ด้วยมือ พอแก้ตัวเลขในไฟล์ต้นฉบับ</w:t>
-      </w:r>
-    </w:p>
-    <w:p>
-      <w:r>
-        <w:rPr>
-          <w:rFonts w:ascii="TH Sarabun New" w:hAnsi="TH Sarabun New" w:cs="TH Sarabun New"/>
-          <w:b w:val="0"/>
-          <w:sz w:val="32"/>
-          <w:szCs w:val="32"/>
-        </w:rPr>
-        <w:t>ไฟล์ .docx ไม่ตาม จนเกือบส่งฉบับที่ตัวเลขผิดทั้งหมด **พบเพราะบังเอิญเปิดตรวจไฟล์ที่จะส่งจริง</w:t>
-      </w:r>
-    </w:p>
-    <w:p>
-      <w:r>
-        <w:rPr>
-          <w:rFonts w:ascii="TH Sarabun New" w:hAnsi="TH Sarabun New" w:cs="TH Sarabun New"/>
-          <w:b w:val="0"/>
-          <w:sz w:val="32"/>
-          <w:szCs w:val="32"/>
-        </w:rPr>
-        <w:t xml:space="preserve">ไม่ใช่ต้นฉบับ** แก้โดยเขียนสคริปต์ </w:t>
-      </w:r>
-      <w:r>
-        <w:rPr>
-          <w:rFonts w:ascii="Courier New" w:hAnsi="Courier New" w:cs="Courier New"/>
-          <w:b w:val="0"/>
-          <w:sz w:val="28"/>
-          <w:szCs w:val="28"/>
-        </w:rPr>
-        <w:t>build_docx.py</w:t>
-      </w:r>
-      <w:r>
-        <w:rPr>
-          <w:rFonts w:ascii="TH Sarabun New" w:hAnsi="TH Sarabun New" w:cs="TH Sarabun New"/>
-          <w:b w:val="0"/>
-          <w:sz w:val="32"/>
-          <w:szCs w:val="32"/>
-        </w:rPr>
-        <w:t xml:space="preserve"> สร้าง .docx จากต้นฉบับเสมอ</w:t>
+        <w:t xml:space="preserve"> — เดิมจัดหน้าไฟล์รายงานด้วยมือ พอแก้ตัวเลขในไฟล์ต้นฉบับ</w:t>
+      </w:r>
+    </w:p>
+    <w:p>
+      <w:r>
+        <w:rPr>
+          <w:rFonts w:ascii="TH Sarabun New" w:hAnsi="TH Sarabun New" w:cs="TH Sarabun New"/>
+          <w:b w:val="0"/>
+          <w:sz w:val="32"/>
+          <w:szCs w:val="32"/>
+        </w:rPr>
+        <w:t>ไฟล์รายงานที่จะส่งจริงกลับไม่ได้อัปเดตตาม จนเกือบส่งฉบับที่ตัวเลขผิดทั้งหมด</w:t>
+      </w:r>
+    </w:p>
+    <w:p>
+      <w:r>
+        <w:rPr>
+          <w:rFonts w:ascii="TH Sarabun New" w:hAnsi="TH Sarabun New" w:cs="TH Sarabun New"/>
+          <w:b/>
+          <w:sz w:val="32"/>
+          <w:szCs w:val="32"/>
+          <w:bCs/>
+        </w:rPr>
+        <w:t>พบเพราะบังเอิญเปิดตรวจไฟล์ที่จะส่งจริง ไม่ใช่ตรวจแค่ต้นฉบับ</w:t>
+      </w:r>
+    </w:p>
+    <w:p>
+      <w:r>
+        <w:rPr>
+          <w:rFonts w:ascii="TH Sarabun New" w:hAnsi="TH Sarabun New" w:cs="TH Sarabun New"/>
+          <w:b w:val="0"/>
+          <w:sz w:val="32"/>
+          <w:szCs w:val="32"/>
+        </w:rPr>
+        <w:t>แก้โดยเขียนโปรแกรมสร้างไฟล์รายงานขึ้นใหม่จากต้นฉบับทุกครั้ง ทำให้ไฟล์ทั้งสองไม่มีทางต่างกันได้อีก</w:t>
       </w:r>
     </w:p>
     <w:p/>
@@ -28566,45 +28401,27 @@
           <w:szCs w:val="32"/>
           <w:bCs/>
         </w:rPr>
-        <w:t>คำสั่งทำซ้ำไม่ได้ผลลัพธ์ตามที่เขียน</w:t>
-      </w:r>
-      <w:r>
-        <w:rPr>
-          <w:rFonts w:ascii="TH Sarabun New" w:hAnsi="TH Sarabun New" w:cs="TH Sarabun New"/>
-          <w:b w:val="0"/>
-          <w:sz w:val="32"/>
-          <w:szCs w:val="32"/>
-        </w:rPr>
-        <w:t xml:space="preserve"> — เอกสารระบุว่ารัน </w:t>
-      </w:r>
-      <w:r>
-        <w:rPr>
-          <w:rFonts w:ascii="Courier New" w:hAnsi="Courier New" w:cs="Courier New"/>
-          <w:b w:val="0"/>
-          <w:sz w:val="28"/>
-          <w:szCs w:val="28"/>
-        </w:rPr>
-        <w:t>python diff_gt.py</w:t>
-      </w:r>
-      <w:r>
-        <w:rPr>
-          <w:rFonts w:ascii="TH Sarabun New" w:hAnsi="TH Sarabun New" w:cs="TH Sarabun New"/>
-          <w:b w:val="0"/>
-          <w:sz w:val="32"/>
-          <w:szCs w:val="32"/>
-        </w:rPr>
-        <w:t xml:space="preserve"> จะได้ตัวเลข</w:t>
-      </w:r>
-    </w:p>
-    <w:p>
-      <w:r>
-        <w:rPr>
-          <w:rFonts w:ascii="TH Sarabun New" w:hAnsi="TH Sarabun New" w:cs="TH Sarabun New"/>
-          <w:b w:val="0"/>
-          <w:sz w:val="32"/>
-          <w:szCs w:val="32"/>
-        </w:rPr>
-        <w:t xml:space="preserve">ความแม่นยำ แต่รันจริงได้ </w:t>
+        <w:t>คำสั่งตรวจสอบให้ผลไม่ตรงกับที่รายงานเขียน</w:t>
+      </w:r>
+      <w:r>
+        <w:rPr>
+          <w:rFonts w:ascii="TH Sarabun New" w:hAnsi="TH Sarabun New" w:cs="TH Sarabun New"/>
+          <w:b w:val="0"/>
+          <w:sz w:val="32"/>
+          <w:szCs w:val="32"/>
+        </w:rPr>
+        <w:t xml:space="preserve"> — เอกสารระบุคำสั่งสำหรับตรวจสอบตัวเลข</w:t>
+      </w:r>
+    </w:p>
+    <w:p>
+      <w:r>
+        <w:rPr>
+          <w:rFonts w:ascii="TH Sarabun New" w:hAnsi="TH Sarabun New" w:cs="TH Sarabun New"/>
+          <w:b w:val="0"/>
+          <w:sz w:val="32"/>
+          <w:szCs w:val="32"/>
+        </w:rPr>
+        <w:t xml:space="preserve">ความแม่นยำไว้ แต่เมื่อรันจริงกลับได้ </w:t>
       </w:r>
       <w:r>
         <w:rPr>
@@ -28635,26 +28452,30 @@
         </w:rPr>
         <w:t>82%</w:t>
       </w:r>
-      <w:r>
-        <w:rPr>
-          <w:rFonts w:ascii="TH Sarabun New" w:hAnsi="TH Sarabun New" w:cs="TH Sarabun New"/>
-          <w:b w:val="0"/>
-          <w:sz w:val="32"/>
-          <w:szCs w:val="32"/>
-        </w:rPr>
-        <w:t xml:space="preserve"> เพราะคอนฟิกที่ส่งมอบใช้ไฟล์สองไฟล์</w:t>
-      </w:r>
-    </w:p>
-    <w:p>
-      <w:r>
-        <w:rPr>
-          <w:rFonts w:ascii="TH Sarabun New" w:hAnsi="TH Sarabun New" w:cs="TH Sarabun New"/>
-          <w:b w:val="0"/>
-          <w:sz w:val="32"/>
-          <w:szCs w:val="32"/>
-        </w:rPr>
-        <w:t xml:space="preserve">แต่สคริปต์อ่านได้ไฟล์เดียว </w:t>
-      </w:r>
+    </w:p>
+    <w:p>
+      <w:r>
+        <w:rPr>
+          <w:rFonts w:ascii="TH Sarabun New" w:hAnsi="TH Sarabun New" w:cs="TH Sarabun New"/>
+          <w:b w:val="0"/>
+          <w:sz w:val="32"/>
+          <w:szCs w:val="32"/>
+        </w:rPr>
+        <w:t>สาเหตุคือผลที่ส่งมอบมาจากการรวมคำตอบสองชุด (ชุดหนึ่งสำหรับหมวกกับถุงมือ อีกชุดสำหรับหน้ากาก</w:t>
+      </w:r>
+    </w:p>
+    <w:p>
+      <w:r>
+        <w:rPr>
+          <w:rFonts w:ascii="TH Sarabun New" w:hAnsi="TH Sarabun New" w:cs="TH Sarabun New"/>
+          <w:b w:val="0"/>
+          <w:sz w:val="32"/>
+          <w:szCs w:val="32"/>
+        </w:rPr>
+        <w:t>ที่ผ่านการขยายภาพ) แต่โปรแกรมเปรียบเทียบอ่านได้ครั้งละชุดเดียว</w:t>
+      </w:r>
+    </w:p>
+    <w:p>
       <w:r>
         <w:rPr>
           <w:rFonts w:ascii="TH Sarabun New" w:hAnsi="TH Sarabun New" w:cs="TH Sarabun New"/>
@@ -28665,16 +28486,25 @@
         </w:rPr>
         <w:t>ใครรันตามเอกสารจะได้คนละเลขและสรุปว่ารายงานไม่จริง</w:t>
       </w:r>
-    </w:p>
-    <w:p>
-      <w:r>
-        <w:rPr>
-          <w:rFonts w:ascii="TH Sarabun New" w:hAnsi="TH Sarabun New" w:cs="TH Sarabun New"/>
-          <w:b w:val="0"/>
-          <w:sz w:val="32"/>
-          <w:szCs w:val="32"/>
-        </w:rPr>
-        <w:t>แก้โดยทำให้ค่าเริ่มต้นของสคริปต์ตรงกับคอนฟิกที่ส่งมอบ</w:t>
+      <w:r>
+        <w:rPr>
+          <w:rFonts w:ascii="TH Sarabun New" w:hAnsi="TH Sarabun New" w:cs="TH Sarabun New"/>
+          <w:b w:val="0"/>
+          <w:sz w:val="32"/>
+          <w:szCs w:val="32"/>
+        </w:rPr>
+        <w:t xml:space="preserve"> แก้โดยทำให้ค่าเริ่มต้นของโปรแกรม</w:t>
+      </w:r>
+    </w:p>
+    <w:p>
+      <w:r>
+        <w:rPr>
+          <w:rFonts w:ascii="TH Sarabun New" w:hAnsi="TH Sarabun New" w:cs="TH Sarabun New"/>
+          <w:b w:val="0"/>
+          <w:sz w:val="32"/>
+          <w:szCs w:val="32"/>
+        </w:rPr>
+        <w:t>ตรงกับคอนฟิกที่ส่งมอบ คือรวมคำตอบทั้งสองชุดให้อัตโนมัติ</w:t>
       </w:r>
     </w:p>
     <w:p/>
@@ -28812,7 +28642,7 @@
           <w:sz w:val="32"/>
           <w:szCs w:val="32"/>
         </w:rPr>
-        <w:t>ไม่ใช่แค่มีสคริปต์อยู่ในโครงการ</w:t>
+        <w:t>ไม่ใช่แค่มีโปรแกรมอยู่ในโครงการ</w:t>
       </w:r>
     </w:p>
     <w:p/>
@@ -29061,7 +28891,7 @@
           <w:sz w:val="32"/>
           <w:szCs w:val="32"/>
         </w:rPr>
-        <w:t xml:space="preserve"> การให้โมเดลตอบครบทั้ง 220 เฟรมใช้เวลาประมาณ 2 นาที</w:t>
+        <w:t xml:space="preserve"> การให้แบบจำลองตอบครบทั้ง 220 เฟรมใช้เวลาประมาณ 2 นาที</w:t>
       </w:r>
     </w:p>
     <w:p>
@@ -29271,7 +29101,7 @@
           <w:sz w:val="32"/>
           <w:szCs w:val="32"/>
         </w:rPr>
-        <w:t>เฉลยปัจจุบันตรวจโดยผู้พัฒนาเอง หลังจากเห็นคำตอบของโมเดลแล้ว ซึ่งเป็นเงื่อนไขที่เอื้อให้เกิดอคติ</w:t>
+        <w:t>เฉลยปัจจุบันตรวจโดยผู้พัฒนาเอง หลังจากเห็นคำตอบของแบบจำลองแล้ว ซึ่งเป็นเงื่อนไขที่เอื้อให้เกิดอคติ</w:t>
       </w:r>
     </w:p>
     <w:p>
@@ -29292,7 +29122,7 @@
           <w:szCs w:val="32"/>
           <w:bCs/>
         </w:rPr>
-        <w:t>ไม่เห็นคำตอบของโมเดลก่อน</w:t>
+        <w:t>ไม่เห็นคำตอบของแบบจำลองก่อน</w:t>
       </w:r>
       <w:r>
         <w:rPr>
@@ -29348,18 +29178,18 @@
           <w:sz w:val="32"/>
           <w:szCs w:val="32"/>
         </w:rPr>
-        <w:t>ปัญหาถุงมือ 57% มีสาเหตุชัดเจนแล้วว่าโมเดลตอบที่ระดับคน ไม่ใช่ระดับมือ</w:t>
-      </w:r>
-    </w:p>
-    <w:p>
-      <w:r>
-        <w:rPr>
-          <w:rFonts w:ascii="TH Sarabun New" w:hAnsi="TH Sarabun New" w:cs="TH Sarabun New"/>
-          <w:b w:val="0"/>
-          <w:sz w:val="32"/>
-          <w:szCs w:val="32"/>
-        </w:rPr>
-        <w:t>ทางแก้คือใช้แนวทางเดียวกับ ROI grounding ที่พิสูจน์แล้วว่าได้ผล</w:t>
+        <w:t>ปัญหาถุงมือ 57% มีสาเหตุชัดเจนแล้วว่าแบบจำลองตอบที่ระดับคน ไม่ใช่ระดับมือ</w:t>
+      </w:r>
+    </w:p>
+    <w:p>
+      <w:r>
+        <w:rPr>
+          <w:rFonts w:ascii="TH Sarabun New" w:hAnsi="TH Sarabun New" w:cs="TH Sarabun New"/>
+          <w:b w:val="0"/>
+          <w:sz w:val="32"/>
+          <w:szCs w:val="32"/>
+        </w:rPr>
+        <w:t>ทางแก้คือใช้แนวทางเดียวกับการครอบภาพทีละลัง ซึ่งพิสูจน์แล้วว่าได้ผล</w:t>
       </w:r>
     </w:p>
     <w:p/>
@@ -29388,7 +29218,7 @@
           <w:sz w:val="32"/>
           <w:szCs w:val="32"/>
         </w:rPr>
-        <w:t>กรณีที่มือถูกบัง ให้โมเดลตอบว่า "มองไม่เห็น" ได้ แทนที่จะบังคับให้เดา</w:t>
+        <w:t>กรณีที่มือถูกบัง ให้แบบจำลองตอบว่า "มองไม่เห็น" ได้ แทนที่จะบังคับให้เดา</w:t>
       </w:r>
     </w:p>
     <w:p>
@@ -29560,7 +29390,18 @@
           <w:sz w:val="32"/>
           <w:szCs w:val="32"/>
         </w:rPr>
-        <w:t>ปัจจุบันอ่านจากไฟล์วิดีโอเท่านั้น การใช้งานจริงต้องรับสัญญาณ RTSP จากกล้องวงจรปิดโดยตรง</w:t>
+        <w:t>ปัจจุบันอ่านจากไฟล์วิดีโอเท่านั้น การใช้งานจริงต้องรับสัญญาณสดจากกล้องวงจรปิดโดยตรง</w:t>
+      </w:r>
+    </w:p>
+    <w:p>
+      <w:r>
+        <w:rPr>
+          <w:rFonts w:ascii="TH Sarabun New" w:hAnsi="TH Sarabun New" w:cs="TH Sarabun New"/>
+          <w:b w:val="0"/>
+          <w:sz w:val="32"/>
+          <w:szCs w:val="32"/>
+        </w:rPr>
+        <w:t>(ผ่านมาตรฐาน RTSP ซึ่งเป็นวิธีที่กล้องวงจรปิดทั่วไปใช้ส่งภาพ)</w:t>
       </w:r>
     </w:p>
     <w:p>
@@ -29641,7 +29482,7 @@
           <w:sz w:val="32"/>
           <w:szCs w:val="32"/>
         </w:rPr>
-        <w:t>โครงสร้าง data-parallel ที่ใช้อยู่ขยายได้ตรงไปตรงมา เพราะการ์ดแต่ละใบมีสำเนาโมเดลครบทั้งตัว</w:t>
+        <w:t>วิธีแบ่งงานที่ใช้อยู่ขยายได้ตรงไปตรงมา เพราะการ์ดแต่ละใบเก็บแบบจำลองไว้ครบทั้งตัว</w:t>
       </w:r>
     </w:p>
     <w:p>
@@ -29813,7 +29654,18 @@
           <w:sz w:val="32"/>
           <w:szCs w:val="32"/>
         </w:rPr>
-        <w:t>ระบบนี้ออกแบบให้รับภาพเข้าและส่งผลออกเป็น JSON จึงวางเป็นชั้นเสริมบนระบบกล้องเดิมได้</w:t>
+        <w:t>ระบบนี้ออกแบบให้รับภาพเข้า และส่งผลออกมาเป็นไฟล์ข้อมูลรูปแบบมาตรฐานที่โปรแกรมอื่นอ่านต่อได้ทันที</w:t>
+      </w:r>
+    </w:p>
+    <w:p>
+      <w:r>
+        <w:rPr>
+          <w:rFonts w:ascii="TH Sarabun New" w:hAnsi="TH Sarabun New" w:cs="TH Sarabun New"/>
+          <w:b w:val="0"/>
+          <w:sz w:val="32"/>
+          <w:szCs w:val="32"/>
+        </w:rPr>
+        <w:t>จึงวางเป็นชั้นเสริมบนระบบกล้องเดิมได้</w:t>
       </w:r>
     </w:p>
     <w:p>
@@ -29860,18 +29712,18 @@
           <w:sz w:val="32"/>
           <w:szCs w:val="32"/>
         </w:rPr>
-        <w:t>ผลลัพธ์ที่เป็น JSON พร้อมเวลา ระดับความรุนแรง กฎที่เกี่ยวข้อง และภาพหลักฐาน</w:t>
-      </w:r>
-    </w:p>
-    <w:p>
-      <w:r>
-        <w:rPr>
-          <w:rFonts w:ascii="TH Sarabun New" w:hAnsi="TH Sarabun New" w:cs="TH Sarabun New"/>
-          <w:b w:val="0"/>
-          <w:sz w:val="32"/>
-          <w:szCs w:val="32"/>
-        </w:rPr>
-        <w:t>ส่งต่อให้ระบบอื่นได้ทันที เช่น ส่งแจ้งเตือนเข้าแอปพลิเคชันสื่อสารเมื่อพบเหตุระดับวิกฤต</w:t>
+        <w:t>ผลลัพธ์ที่ออกมาประกอบด้วยเวลาที่เกิดเหตุ ระดับความรุนแรง กฎที่เกี่ยวข้อง และภาพหลักฐาน</w:t>
+      </w:r>
+    </w:p>
+    <w:p>
+      <w:r>
+        <w:rPr>
+          <w:rFonts w:ascii="TH Sarabun New" w:hAnsi="TH Sarabun New" w:cs="TH Sarabun New"/>
+          <w:b w:val="0"/>
+          <w:sz w:val="32"/>
+          <w:szCs w:val="32"/>
+        </w:rPr>
+        <w:t>อยู่ในรูปแบบมาตรฐานที่ส่งต่อให้ระบบอื่นได้ทันที เช่น ส่งแจ้งเตือนเข้าแอปพลิเคชันสื่อสารเมื่อพบเหตุระดับวิกฤต</w:t>
       </w:r>
     </w:p>
     <w:p>
@@ -30349,7 +30201,7 @@
                 <w:szCs w:val="28"/>
                 <w:bCs/>
               </w:rPr>
-              <w:t>ใช้ face-visibility gate เพื่อลดการแจ้งผิด</w:t>
+              <w:t>ใช้ตัวกรอง “ถ้ามองไม่เห็นใบหน้าไม่ต้องตอบ”</w:t>
             </w:r>
           </w:p>
         </w:tc>

--- a/รายงาน_Line-Guard_รวม.docx
+++ b/รายงาน_Line-Guard_รวม.docx
@@ -6591,7 +6591,7 @@
                 <w:sz w:val="28"/>
                 <w:szCs w:val="28"/>
               </w:rPr>
-              <w:t>ครอบภาพทีละลัง — ตรง 7/7 ไม่มีแจ้งผิด (ดูข้อ 5.5.4)</w:t>
+              <w:t>ครอบภาพทีละลัง — ตรง 8/8 ไม่มีแจ้งผิด (ดูข้อ 5.5.3)</w:t>
             </w:r>
           </w:p>
         </w:tc>
@@ -8975,7 +8975,7 @@
                 <w:sz w:val="28"/>
                 <w:szCs w:val="28"/>
               </w:rPr>
-              <w:t>ถูก 7 จาก 7 จุด ไม่มีการแจ้งผิด</w:t>
+              <w:t>ถูก 8 จาก 8 การตรวจ ไม่มีการแจ้งผิด (ฐานเล็ก — ดู 7.4)</w:t>
             </w:r>
           </w:p>
         </w:tc>
@@ -9931,7 +9931,7 @@
                 <w:sz w:val="28"/>
                 <w:szCs w:val="28"/>
               </w:rPr>
-              <w:t xml:space="preserve"> ผลคือถูก 7 จาก 7</w:t>
+              <w:t xml:space="preserve"> ผลคือถูก 8 จาก 8</w:t>
             </w:r>
           </w:p>
         </w:tc>
@@ -15628,7 +15628,7 @@
                 <w:szCs w:val="28"/>
                 <w:bCs/>
               </w:rPr>
-              <w:t>ตรง 7/7 · แจ้งผิด 0</w:t>
+              <w:t>ตรง 8/8 · แจ้งผิด 0</w:t>
             </w:r>
           </w:p>
         </w:tc>
@@ -16013,6 +16013,154 @@
     </w:p>
     <w:p/>
     <w:p>
+      <w:r>
+        <w:rPr>
+          <w:rFonts w:ascii="TH Sarabun New" w:hAnsi="TH Sarabun New" w:cs="TH Sarabun New"/>
+          <w:b/>
+          <w:sz w:val="32"/>
+          <w:szCs w:val="32"/>
+          <w:bCs/>
+        </w:rPr>
+        <w:t>ข้อจำกัดของตัวเลข 8/8 ที่ต้องพูดให้ชัด</w:t>
+      </w:r>
+    </w:p>
+    <w:p/>
+    <w:p>
+      <w:r>
+        <w:rPr>
+          <w:rFonts w:ascii="TH Sarabun New" w:hAnsi="TH Sarabun New" w:cs="TH Sarabun New"/>
+          <w:b w:val="0"/>
+          <w:sz w:val="32"/>
+          <w:szCs w:val="32"/>
+        </w:rPr>
+        <w:t xml:space="preserve">ตัวเลขนี้มาจากการตรวจ </w:t>
+      </w:r>
+      <w:r>
+        <w:rPr>
+          <w:rFonts w:ascii="TH Sarabun New" w:hAnsi="TH Sarabun New" w:cs="TH Sarabun New"/>
+          <w:b/>
+          <w:sz w:val="32"/>
+          <w:szCs w:val="32"/>
+          <w:bCs/>
+        </w:rPr>
+        <w:t>4 จุดเวลา × 2 ลัง = 8 การตรวจ</w:t>
+      </w:r>
+      <w:r>
+        <w:rPr>
+          <w:rFonts w:ascii="TH Sarabun New" w:hAnsi="TH Sarabun New" w:cs="TH Sarabun New"/>
+          <w:b w:val="0"/>
+          <w:sz w:val="32"/>
+          <w:szCs w:val="32"/>
+        </w:rPr>
+        <w:t xml:space="preserve"> ซึ่ง**เป็นฐานที่เล็กกว่าการวัดอุปกรณ์ป้องกัน</w:t>
+      </w:r>
+    </w:p>
+    <w:p>
+      <w:r>
+        <w:rPr>
+          <w:rFonts w:ascii="TH Sarabun New" w:hAnsi="TH Sarabun New" w:cs="TH Sarabun New"/>
+          <w:b w:val="0"/>
+          <w:sz w:val="32"/>
+          <w:szCs w:val="32"/>
+        </w:rPr>
+        <w:t>(74 จุด) มาก</w:t>
+      </w:r>
+      <w:r>
+        <w:rPr>
+          <w:rFonts w:ascii="TH Sarabun New" w:hAnsi="TH Sarabun New" w:cs="TH Sarabun New"/>
+          <w:b/>
+          <w:sz w:val="32"/>
+          <w:szCs w:val="32"/>
+          <w:bCs/>
+        </w:rPr>
+        <w:t xml:space="preserve"> และในแปดการตรวจนั้น </w:t>
+      </w:r>
+      <w:r>
+        <w:rPr>
+          <w:rFonts w:ascii="TH Sarabun New" w:hAnsi="TH Sarabun New" w:cs="TH Sarabun New"/>
+          <w:b w:val="0"/>
+          <w:sz w:val="32"/>
+          <w:szCs w:val="32"/>
+        </w:rPr>
+        <w:t>หกครั้งเป็นคำตอบ "ไม่มีมือ"** ซึ่งเป็นด้านที่ตอบถูกง่ายกว่า</w:t>
+      </w:r>
+    </w:p>
+    <w:p>
+      <w:r>
+        <w:rPr>
+          <w:rFonts w:ascii="TH Sarabun New" w:hAnsi="TH Sarabun New" w:cs="TH Sarabun New"/>
+          <w:b/>
+          <w:sz w:val="32"/>
+          <w:szCs w:val="32"/>
+          <w:bCs/>
+        </w:rPr>
+        <w:t>จึงไม่ควรอ่านว่า "แม่นยำ 100%"</w:t>
+      </w:r>
+      <w:r>
+        <w:rPr>
+          <w:rFonts w:ascii="TH Sarabun New" w:hAnsi="TH Sarabun New" w:cs="TH Sarabun New"/>
+          <w:b w:val="0"/>
+          <w:sz w:val="32"/>
+          <w:szCs w:val="32"/>
+        </w:rPr>
+        <w:t xml:space="preserve"> แต่ควรอ่านว่า *"ในจุดที่ตรวจสอบแล้ว ยังไม่พบข้อผิดพลาด"*</w:t>
+      </w:r>
+    </w:p>
+    <w:p/>
+    <w:p>
+      <w:r>
+        <w:rPr>
+          <w:rFonts w:ascii="TH Sarabun New" w:hAnsi="TH Sarabun New" w:cs="TH Sarabun New"/>
+          <w:b w:val="0"/>
+          <w:sz w:val="32"/>
+          <w:szCs w:val="32"/>
+        </w:rPr>
+        <w:t xml:space="preserve">สิ่งที่ตัวเลขนี้ยืนยันได้จริงคือ </w:t>
+      </w:r>
+      <w:r>
+        <w:rPr>
+          <w:rFonts w:ascii="TH Sarabun New" w:hAnsi="TH Sarabun New" w:cs="TH Sarabun New"/>
+          <w:b/>
+          <w:sz w:val="32"/>
+          <w:szCs w:val="32"/>
+          <w:bCs/>
+        </w:rPr>
+        <w:t>การเปลี่ยนวิธีถามได้ผล</w:t>
+      </w:r>
+      <w:r>
+        <w:rPr>
+          <w:rFonts w:ascii="TH Sarabun New" w:hAnsi="TH Sarabun New" w:cs="TH Sarabun New"/>
+          <w:b w:val="0"/>
+          <w:sz w:val="32"/>
+          <w:szCs w:val="32"/>
+        </w:rPr>
+        <w:t xml:space="preserve"> — วิธีเดิมผิด 66% ของทั้งคลิป</w:t>
+      </w:r>
+    </w:p>
+    <w:p>
+      <w:r>
+        <w:rPr>
+          <w:rFonts w:ascii="TH Sarabun New" w:hAnsi="TH Sarabun New" w:cs="TH Sarabun New"/>
+          <w:b w:val="0"/>
+          <w:sz w:val="32"/>
+          <w:szCs w:val="32"/>
+        </w:rPr>
+        <w:t>ส่วนวิธีใหม่ยังไม่พบข้อผิดพลาดในจุดที่ตรวจ ซึ่งเป็นความต่างที่ใหญ่เกินกว่าจะเกิดจากความบังเอิญ</w:t>
+      </w:r>
+    </w:p>
+    <w:p>
+      <w:r>
+        <w:rPr>
+          <w:rFonts w:ascii="TH Sarabun New" w:hAnsi="TH Sarabun New" w:cs="TH Sarabun New"/>
+          <w:b w:val="0"/>
+          <w:sz w:val="32"/>
+          <w:szCs w:val="32"/>
+        </w:rPr>
+        <w:t>แต่การจะเคลมความแม่นยำเป็นตัวเลขต้องขยายจุดตรวจให้มากกว่านี้</w:t>
+      </w:r>
+    </w:p>
+    <w:p/>
+    <w:p>
       <w:pPr>
         <w:ind w:left="504"/>
       </w:pPr>
@@ -16025,7 +16173,7 @@
           <w:szCs w:val="30"/>
           <w:bCs/>
         </w:rPr>
-        <w:t>ข้อจำกัด:</w:t>
+        <w:t>ข้อจำกัดเชิงความสามารถ:</w:t>
       </w:r>
       <w:r>
         <w:rPr>
@@ -18712,7 +18860,7 @@
                 <w:sz w:val="28"/>
                 <w:szCs w:val="28"/>
               </w:rPr>
-              <w:t>7/7 · แจ้งผิด 0</w:t>
+              <w:t>8/8 · แจ้งผิด 0 (ฐานเล็ก — ดู 7.4)</w:t>
             </w:r>
           </w:p>
         </w:tc>
@@ -20660,7 +20808,7 @@
           <w:sz w:val="32"/>
           <w:szCs w:val="32"/>
         </w:rPr>
-        <w:t xml:space="preserve"> ผลคือถูก 7/7 ไม่มีแจ้งผิด</w:t>
+        <w:t xml:space="preserve"> ผลคือถูก 8/8 ไม่มีแจ้งผิด</w:t>
       </w:r>
     </w:p>
     <w:p/>

--- a/รายงาน_Line-Guard_รวม.docx
+++ b/รายงาน_Line-Guard_รวม.docx
@@ -17581,6 +17581,256 @@
         <w:rPr>
           <w:rFonts w:ascii="TH Sarabun New" w:hAnsi="TH Sarabun New" w:cs="TH Sarabun New"/>
           <w:b/>
+          <w:sz w:val="32"/>
+          <w:szCs w:val="32"/>
+          <w:bCs/>
+        </w:rPr>
+        <w:t>⚠️ ตัวเลขความแม่นทั้งสองแถวเป็นค่าที่ต่ำกว่าความจริง</w:t>
+      </w:r>
+    </w:p>
+    <w:p/>
+    <w:p>
+      <w:r>
+        <w:rPr>
+          <w:rFonts w:ascii="TH Sarabun New" w:hAnsi="TH Sarabun New" w:cs="TH Sarabun New"/>
+          <w:b w:val="0"/>
+          <w:sz w:val="32"/>
+          <w:szCs w:val="32"/>
+        </w:rPr>
+        <w:t xml:space="preserve">เฉลยเหตุการณ์ที่ใช้เทียบครอบคลุมเพียง </w:t>
+      </w:r>
+      <w:r>
+        <w:rPr>
+          <w:rFonts w:ascii="TH Sarabun New" w:hAnsi="TH Sarabun New" w:cs="TH Sarabun New"/>
+          <w:b/>
+          <w:sz w:val="32"/>
+          <w:szCs w:val="32"/>
+          <w:bCs/>
+        </w:rPr>
+        <w:t>5 หมวด</w:t>
+      </w:r>
+      <w:r>
+        <w:rPr>
+          <w:rFonts w:ascii="TH Sarabun New" w:hAnsi="TH Sarabun New" w:cs="TH Sarabun New"/>
+          <w:b w:val="0"/>
+          <w:sz w:val="32"/>
+          <w:szCs w:val="32"/>
+        </w:rPr>
+        <w:t xml:space="preserve"> (ทำงานข้ามขั้นตอน · ไม่สวมอุปกรณ์ป้องกัน ·</w:t>
+      </w:r>
+    </w:p>
+    <w:p>
+      <w:r>
+        <w:rPr>
+          <w:rFonts w:ascii="TH Sarabun New" w:hAnsi="TH Sarabun New" w:cs="TH Sarabun New"/>
+          <w:b w:val="0"/>
+          <w:sz w:val="32"/>
+          <w:szCs w:val="32"/>
+        </w:rPr>
+        <w:t xml:space="preserve">บุคคลภายนอก · วางของไม่เกี่ยวข้อง · เหตุเกือบเกิดอุบัติเหตุ) </w:t>
+      </w:r>
+      <w:r>
+        <w:rPr>
+          <w:rFonts w:ascii="TH Sarabun New" w:hAnsi="TH Sarabun New" w:cs="TH Sarabun New"/>
+          <w:b/>
+          <w:sz w:val="32"/>
+          <w:szCs w:val="32"/>
+          <w:bCs/>
+        </w:rPr>
+        <w:t>แต่ไม่มีหมวด "ของตก"</w:t>
+      </w:r>
+    </w:p>
+    <w:p>
+      <w:r>
+        <w:rPr>
+          <w:rFonts w:ascii="TH Sarabun New" w:hAnsi="TH Sarabun New" w:cs="TH Sarabun New"/>
+          <w:b w:val="0"/>
+          <w:sz w:val="32"/>
+          <w:szCs w:val="32"/>
+        </w:rPr>
+        <w:t>ขณะที่โปรแกรมเทียบผลนับว่า "ตรวจถูก" ก็ต่อเมื่อ</w:t>
+      </w:r>
+      <w:r>
+        <w:rPr>
+          <w:rFonts w:ascii="TH Sarabun New" w:hAnsi="TH Sarabun New" w:cs="TH Sarabun New"/>
+          <w:b/>
+          <w:sz w:val="32"/>
+          <w:szCs w:val="32"/>
+          <w:bCs/>
+        </w:rPr>
+        <w:t>หมวดตรงกับเฉลย</w:t>
+      </w:r>
+    </w:p>
+    <w:p/>
+    <w:p>
+      <w:r>
+        <w:rPr>
+          <w:rFonts w:ascii="TH Sarabun New" w:hAnsi="TH Sarabun New" w:cs="TH Sarabun New"/>
+          <w:b w:val="0"/>
+          <w:sz w:val="32"/>
+          <w:szCs w:val="32"/>
+        </w:rPr>
+        <w:t xml:space="preserve">ผลคือ </w:t>
+      </w:r>
+      <w:r>
+        <w:rPr>
+          <w:rFonts w:ascii="TH Sarabun New" w:hAnsi="TH Sarabun New" w:cs="TH Sarabun New"/>
+          <w:b/>
+          <w:sz w:val="32"/>
+          <w:szCs w:val="32"/>
+          <w:bCs/>
+        </w:rPr>
+        <w:t>การตรวจ "ของตก" ที่ถูกต้องจะถูกนับเป็นการแจ้งผิดโดยอัตโนมัติ</w:t>
+      </w:r>
+      <w:r>
+        <w:rPr>
+          <w:rFonts w:ascii="TH Sarabun New" w:hAnsi="TH Sarabun New" w:cs="TH Sarabun New"/>
+          <w:b w:val="0"/>
+          <w:sz w:val="32"/>
+          <w:szCs w:val="32"/>
+        </w:rPr>
+        <w:t xml:space="preserve"> เพราะเฉลยไม่มีหมวดนี้</w:t>
+      </w:r>
+    </w:p>
+    <w:p>
+      <w:r>
+        <w:rPr>
+          <w:rFonts w:ascii="TH Sarabun New" w:hAnsi="TH Sarabun New" w:cs="TH Sarabun New"/>
+          <w:b w:val="0"/>
+          <w:sz w:val="32"/>
+          <w:szCs w:val="32"/>
+        </w:rPr>
+        <w:t xml:space="preserve">ให้เทียบตั้งแต่แรก ในผลชุดปัจจุบัน เหตุการณ์ </w:t>
+      </w:r>
+      <w:r>
+        <w:rPr>
+          <w:rFonts w:ascii="TH Sarabun New" w:hAnsi="TH Sarabun New" w:cs="TH Sarabun New"/>
+          <w:b/>
+          <w:sz w:val="32"/>
+          <w:szCs w:val="32"/>
+          <w:bCs/>
+        </w:rPr>
+        <w:t>2 จาก 11 เป็น "ของตก"</w:t>
+      </w:r>
+      <w:r>
+        <w:rPr>
+          <w:rFonts w:ascii="TH Sarabun New" w:hAnsi="TH Sarabun New" w:cs="TH Sarabun New"/>
+          <w:b w:val="0"/>
+          <w:sz w:val="32"/>
+          <w:szCs w:val="32"/>
+        </w:rPr>
+        <w:t xml:space="preserve"> ซึ่งเปิดภาพตรวจแล้วว่า</w:t>
+      </w:r>
+    </w:p>
+    <w:p>
+      <w:r>
+        <w:rPr>
+          <w:rFonts w:ascii="TH Sarabun New" w:hAnsi="TH Sarabun New" w:cs="TH Sarabun New"/>
+          <w:b/>
+          <w:sz w:val="32"/>
+          <w:szCs w:val="32"/>
+          <w:bCs/>
+        </w:rPr>
+        <w:t>เกิดขึ้นจริง</w:t>
+      </w:r>
+      <w:r>
+        <w:rPr>
+          <w:rFonts w:ascii="TH Sarabun New" w:hAnsi="TH Sarabun New" w:cs="TH Sarabun New"/>
+          <w:b w:val="0"/>
+          <w:sz w:val="32"/>
+          <w:szCs w:val="32"/>
+        </w:rPr>
+        <w:t xml:space="preserve"> แต่ยังถูกนับเป็นแจ้งผิด — เท่ากับว่า**เพดานความแม่นที่เป็นไปได้สูงสุดคือ 82%</w:t>
+      </w:r>
+    </w:p>
+    <w:p>
+      <w:r>
+        <w:rPr>
+          <w:rFonts w:ascii="TH Sarabun New" w:hAnsi="TH Sarabun New" w:cs="TH Sarabun New"/>
+          <w:b w:val="0"/>
+          <w:sz w:val="32"/>
+          <w:szCs w:val="32"/>
+        </w:rPr>
+        <w:t>ต่อให้ระบบตรวจถูกทุกเหตุการณ์**</w:t>
+      </w:r>
+    </w:p>
+    <w:p/>
+    <w:p>
+      <w:r>
+        <w:rPr>
+          <w:rFonts w:ascii="TH Sarabun New" w:hAnsi="TH Sarabun New" w:cs="TH Sarabun New"/>
+          <w:b/>
+          <w:sz w:val="32"/>
+          <w:szCs w:val="32"/>
+          <w:bCs/>
+        </w:rPr>
+        <w:t>ตีความให้ถูก:</w:t>
+      </w:r>
+      <w:r>
+        <w:rPr>
+          <w:rFonts w:ascii="TH Sarabun New" w:hAnsi="TH Sarabun New" w:cs="TH Sarabun New"/>
+          <w:b w:val="0"/>
+          <w:sz w:val="32"/>
+          <w:szCs w:val="32"/>
+        </w:rPr>
+        <w:t xml:space="preserve"> ตัวเลขนี้ใช้</w:t>
+      </w:r>
+      <w:r>
+        <w:rPr>
+          <w:rFonts w:ascii="TH Sarabun New" w:hAnsi="TH Sarabun New" w:cs="TH Sarabun New"/>
+          <w:b/>
+          <w:sz w:val="32"/>
+          <w:szCs w:val="32"/>
+          <w:bCs/>
+        </w:rPr>
+        <w:t>เทียบระหว่างสองแบบจำลอง</w:t>
+      </w:r>
+      <w:r>
+        <w:rPr>
+          <w:rFonts w:ascii="TH Sarabun New" w:hAnsi="TH Sarabun New" w:cs="TH Sarabun New"/>
+          <w:b w:val="0"/>
+          <w:sz w:val="32"/>
+          <w:szCs w:val="32"/>
+        </w:rPr>
+        <w:t>ได้ (ทั้งคู่โดนกติกาเดียวกัน)</w:t>
+      </w:r>
+    </w:p>
+    <w:p>
+      <w:r>
+        <w:rPr>
+          <w:rFonts w:ascii="TH Sarabun New" w:hAnsi="TH Sarabun New" w:cs="TH Sarabun New"/>
+          <w:b w:val="0"/>
+          <w:sz w:val="32"/>
+          <w:szCs w:val="32"/>
+        </w:rPr>
+        <w:t xml:space="preserve">แต่ </w:t>
+      </w:r>
+      <w:r>
+        <w:rPr>
+          <w:rFonts w:ascii="TH Sarabun New" w:hAnsi="TH Sarabun New" w:cs="TH Sarabun New"/>
+          <w:b/>
+          <w:sz w:val="32"/>
+          <w:szCs w:val="32"/>
+          <w:bCs/>
+        </w:rPr>
+        <w:t>ใช้เป็นค่าความแม่นสัมบูรณ์ของระบบไม่ได้</w:t>
+      </w:r>
+      <w:r>
+        <w:rPr>
+          <w:rFonts w:ascii="TH Sarabun New" w:hAnsi="TH Sarabun New" w:cs="TH Sarabun New"/>
+          <w:b w:val="0"/>
+          <w:sz w:val="32"/>
+          <w:szCs w:val="32"/>
+        </w:rPr>
+        <w:t xml:space="preserve"> — นี่เป็นข้อจำกัดของขอบเขตเฉลย ไม่ใช่ของระบบ</w:t>
+      </w:r>
+    </w:p>
+    <w:p/>
+    <w:p>
+      <w:r>
+        <w:rPr>
+          <w:rFonts w:ascii="TH Sarabun New" w:hAnsi="TH Sarabun New" w:cs="TH Sarabun New"/>
+          <w:b/>
           <w:sz w:val="36"/>
           <w:szCs w:val="36"/>
           <w:bCs/>
@@ -21900,6 +22150,89 @@
           </w:p>
         </w:tc>
       </w:tr>
+      <w:tr>
+        <w:tc>
+          <w:tcPr>
+            <w:tcW w:type="dxa" w:w="3010"/>
+          </w:tcPr>
+          <w:p>
+            <w:r/>
+            <w:r>
+              <w:rPr>
+                <w:rFonts w:ascii="TH Sarabun New" w:hAnsi="TH Sarabun New" w:cs="TH Sarabun New"/>
+                <w:b/>
+                <w:sz w:val="28"/>
+                <w:szCs w:val="28"/>
+                <w:bCs/>
+              </w:rPr>
+              <w:t>เฉลยไม่ครอบคลุมสิ่งที่ระบบตรวจ</w:t>
+            </w:r>
+          </w:p>
+        </w:tc>
+        <w:tc>
+          <w:tcPr>
+            <w:tcW w:type="dxa" w:w="3010"/>
+          </w:tcPr>
+          <w:p>
+            <w:r/>
+            <w:r>
+              <w:rPr>
+                <w:rFonts w:ascii="TH Sarabun New" w:hAnsi="TH Sarabun New" w:cs="TH Sarabun New"/>
+                <w:b w:val="0"/>
+                <w:sz w:val="28"/>
+                <w:szCs w:val="28"/>
+              </w:rPr>
+              <w:t>เฉลยมี 5 หมวด ไม่มี "ของตก" → การตรวจของตกที่</w:t>
+            </w:r>
+            <w:r>
+              <w:rPr>
+                <w:rFonts w:ascii="TH Sarabun New" w:hAnsi="TH Sarabun New" w:cs="TH Sarabun New"/>
+                <w:b/>
+                <w:sz w:val="28"/>
+                <w:szCs w:val="28"/>
+                <w:bCs/>
+              </w:rPr>
+              <w:t>ถูกต้อง</w:t>
+            </w:r>
+            <w:r>
+              <w:rPr>
+                <w:rFonts w:ascii="TH Sarabun New" w:hAnsi="TH Sarabun New" w:cs="TH Sarabun New"/>
+                <w:b w:val="0"/>
+                <w:sz w:val="28"/>
+                <w:szCs w:val="28"/>
+              </w:rPr>
+              <w:t>ถูกนับเป็นแจ้งผิดอัตโนมัติ 2 จาก 11 เหตุการณ์</w:t>
+            </w:r>
+          </w:p>
+        </w:tc>
+        <w:tc>
+          <w:tcPr>
+            <w:tcW w:type="dxa" w:w="3010"/>
+          </w:tcPr>
+          <w:p>
+            <w:r/>
+            <w:r>
+              <w:rPr>
+                <w:rFonts w:ascii="TH Sarabun New" w:hAnsi="TH Sarabun New" w:cs="TH Sarabun New"/>
+                <w:b/>
+                <w:sz w:val="28"/>
+                <w:szCs w:val="28"/>
+                <w:bCs/>
+              </w:rPr>
+              <w:t>"ไม่มีในเฉลย" ≠ "ไม่เกิดขึ้นจริง"</w:t>
+            </w:r>
+            <w:r>
+              <w:rPr>
+                <w:rFonts w:ascii="TH Sarabun New" w:hAnsi="TH Sarabun New" w:cs="TH Sarabun New"/>
+                <w:b w:val="0"/>
+                <w:sz w:val="28"/>
+                <w:szCs w:val="28"/>
+              </w:rPr>
+              <w:t xml:space="preserve"> — ต้องเช็คขอบเขตเฉลยก่อนตีความตัวเลข</w:t>
+            </w:r>
+          </w:p>
+        </w:tc>
+      </w:tr>
     </w:tbl>
     <w:p/>
     <w:p>
@@ -21907,11 +22240,11 @@
         <w:rPr>
           <w:rFonts w:ascii="TH Sarabun New" w:hAnsi="TH Sarabun New" w:cs="TH Sarabun New"/>
           <w:b/>
-          <w:sz w:val="36"/>
-          <w:szCs w:val="36"/>
+          <w:sz w:val="34"/>
+          <w:szCs w:val="34"/>
           <w:bCs/>
         </w:rPr>
-        <w:t>8.7 เอกสารกับผลงานไม่ตรงกัน</w:t>
+        <w:t>8.6.1 บทเรียนที่ย้ำที่สุด — กับดักเดิมเหยียบซ้ำได้เสมอ</w:t>
       </w:r>
     </w:p>
     <w:p/>
@@ -21923,7 +22256,28 @@
           <w:sz w:val="32"/>
           <w:szCs w:val="32"/>
         </w:rPr>
-        <w:t>ไม่ใช่ปัญหาเทคนิค แต่เกือบทำให้ส่งงานผิดฉบับ</w:t>
+        <w:t>ในการตรวจทานรอบสุดท้ายเพียงวันเดียว ผู้พัฒนา</w:t>
+      </w:r>
+      <w:r>
+        <w:rPr>
+          <w:rFonts w:ascii="TH Sarabun New" w:hAnsi="TH Sarabun New" w:cs="TH Sarabun New"/>
+          <w:b/>
+          <w:sz w:val="32"/>
+          <w:szCs w:val="32"/>
+          <w:bCs/>
+        </w:rPr>
+        <w:t>เหยียบกับดัก "วัดผิดโจทย์" ซ้ำถึงสามครั้ง</w:t>
+      </w:r>
+    </w:p>
+    <w:p>
+      <w:r>
+        <w:rPr>
+          <w:rFonts w:ascii="TH Sarabun New" w:hAnsi="TH Sarabun New" w:cs="TH Sarabun New"/>
+          <w:b w:val="0"/>
+          <w:sz w:val="32"/>
+          <w:szCs w:val="32"/>
+        </w:rPr>
+        <w:t>ทั้งที่เป็นคนเขียนตารางข้างบนนี้เอง</w:t>
       </w:r>
     </w:p>
     <w:p/>
@@ -21956,7 +22310,7 @@
                 <w:sz w:val="28"/>
                 <w:szCs w:val="28"/>
               </w:rPr>
-              <w:t>ปัญหา</w:t>
+              <w:t>ครั้ง</w:t>
             </w:r>
           </w:p>
         </w:tc>
@@ -21998,7 +22352,7 @@
                 <w:sz w:val="28"/>
                 <w:szCs w:val="28"/>
               </w:rPr>
-              <w:t>วิธีแก้</w:t>
+              <w:t>ถ้าไม่จับได้จะเป็นอย่างไร</w:t>
             </w:r>
           </w:p>
         </w:tc>
@@ -22013,12 +22367,47 @@
             <w:r>
               <w:rPr>
                 <w:rFonts w:ascii="TH Sarabun New" w:hAnsi="TH Sarabun New" w:cs="TH Sarabun New"/>
+                <w:b w:val="0"/>
+                <w:sz w:val="28"/>
+                <w:szCs w:val="28"/>
+              </w:rPr>
+              <w:t>1</w:t>
+            </w:r>
+          </w:p>
+        </w:tc>
+        <w:tc>
+          <w:tcPr>
+            <w:tcW w:type="dxa" w:w="3010"/>
+          </w:tcPr>
+          <w:p>
+            <w:r/>
+            <w:r>
+              <w:rPr>
+                <w:rFonts w:ascii="TH Sarabun New" w:hAnsi="TH Sarabun New" w:cs="TH Sarabun New"/>
+                <w:b w:val="0"/>
+                <w:sz w:val="28"/>
+                <w:szCs w:val="28"/>
+              </w:rPr>
+              <w:t>เทียบผลการระบุลังกับเฉลยที่เขียนไว้สำหรับ</w:t>
+            </w:r>
+            <w:r>
+              <w:rPr>
+                <w:rFonts w:ascii="TH Sarabun New" w:hAnsi="TH Sarabun New" w:cs="TH Sarabun New"/>
                 <w:b/>
                 <w:sz w:val="28"/>
                 <w:szCs w:val="28"/>
                 <w:bCs/>
               </w:rPr>
-              <w:t>ไฟล์รายงานไม่ตามต้นฉบับ</w:t>
+              <w:t>เฟรมคนละชุด</w:t>
+            </w:r>
+            <w:r>
+              <w:rPr>
+                <w:rFonts w:ascii="TH Sarabun New" w:hAnsi="TH Sarabun New" w:cs="TH Sarabun New"/>
+                <w:b w:val="0"/>
+                <w:sz w:val="28"/>
+                <w:szCs w:val="28"/>
+              </w:rPr>
+              <w:t xml:space="preserve"> ได้ 5/8</w:t>
             </w:r>
           </w:p>
         </w:tc>
@@ -22035,43 +22424,7 @@
                 <w:sz w:val="28"/>
                 <w:szCs w:val="28"/>
               </w:rPr>
-              <w:t xml:space="preserve">จัดหน้าด้วยมือ พอแก้ตัวเลขในต้นฉบับ ไฟล์ที่จะส่งไม่อัปเดตตาม </w:t>
-            </w:r>
-            <w:r>
-              <w:rPr>
-                <w:rFonts w:ascii="TH Sarabun New" w:hAnsi="TH Sarabun New" w:cs="TH Sarabun New"/>
-                <w:b/>
-                <w:sz w:val="28"/>
-                <w:szCs w:val="28"/>
-                <w:bCs/>
-              </w:rPr>
-              <w:t>เกือบส่งฉบับที่ตัวเลขผิดทั้งหมด</w:t>
-            </w:r>
-            <w:r>
-              <w:rPr>
-                <w:rFonts w:ascii="TH Sarabun New" w:hAnsi="TH Sarabun New" w:cs="TH Sarabun New"/>
-                <w:b w:val="0"/>
-                <w:sz w:val="28"/>
-                <w:szCs w:val="28"/>
-              </w:rPr>
-              <w:t xml:space="preserve"> พบเพราะบังเอิญเปิดตรวจไฟล์ที่จะส่งจริง</w:t>
-            </w:r>
-          </w:p>
-        </w:tc>
-        <w:tc>
-          <w:tcPr>
-            <w:tcW w:type="dxa" w:w="3010"/>
-          </w:tcPr>
-          <w:p>
-            <w:r/>
-            <w:r>
-              <w:rPr>
-                <w:rFonts w:ascii="TH Sarabun New" w:hAnsi="TH Sarabun New" w:cs="TH Sarabun New"/>
-                <w:b w:val="0"/>
-                <w:sz w:val="28"/>
-                <w:szCs w:val="28"/>
-              </w:rPr>
-              <w:t>เขียนโปรแกรมสร้างไฟล์รายงานจากต้นฉบับใหม่ทุกครั้ง</w:t>
+              <w:t>สรุปว่าวิธีที่ใช้ได้จริงนั้นแย่</w:t>
             </w:r>
           </w:p>
         </w:tc>
@@ -22086,12 +22439,38 @@
             <w:r>
               <w:rPr>
                 <w:rFonts w:ascii="TH Sarabun New" w:hAnsi="TH Sarabun New" w:cs="TH Sarabun New"/>
+                <w:b w:val="0"/>
+                <w:sz w:val="28"/>
+                <w:szCs w:val="28"/>
+              </w:rPr>
+              <w:t>2</w:t>
+            </w:r>
+          </w:p>
+        </w:tc>
+        <w:tc>
+          <w:tcPr>
+            <w:tcW w:type="dxa" w:w="3010"/>
+          </w:tcPr>
+          <w:p>
+            <w:r/>
+            <w:r>
+              <w:rPr>
+                <w:rFonts w:ascii="TH Sarabun New" w:hAnsi="TH Sarabun New" w:cs="TH Sarabun New"/>
+                <w:b w:val="0"/>
+                <w:sz w:val="28"/>
+                <w:szCs w:val="28"/>
+              </w:rPr>
+              <w:t>เห็นเฟรมหลักฐาน near-miss แล้วรีบสรุปว่า "ไม่มีอะไรเลย" ทั้งที่ดูแค่</w:t>
+            </w:r>
+            <w:r>
+              <w:rPr>
+                <w:rFonts w:ascii="TH Sarabun New" w:hAnsi="TH Sarabun New" w:cs="TH Sarabun New"/>
                 <w:b/>
                 <w:sz w:val="28"/>
                 <w:szCs w:val="28"/>
                 <w:bCs/>
               </w:rPr>
-              <w:t>คำสั่งตรวจสอบให้ผลไม่ตรงรายงาน</w:t>
+              <w:t>เฟรมเดียว</w:t>
             </w:r>
           </w:p>
         </w:tc>
@@ -22108,72 +22487,7 @@
                 <w:sz w:val="28"/>
                 <w:szCs w:val="28"/>
               </w:rPr>
-              <w:t xml:space="preserve">เอกสารบอกคำสั่งตรวจความแม่นยำ แต่รันจริงได้ </w:t>
-            </w:r>
-            <w:r>
-              <w:rPr>
-                <w:rFonts w:ascii="TH Sarabun New" w:hAnsi="TH Sarabun New" w:cs="TH Sarabun New"/>
-                <w:b/>
-                <w:sz w:val="28"/>
-                <w:szCs w:val="28"/>
-                <w:bCs/>
-              </w:rPr>
-              <w:t>46%</w:t>
-            </w:r>
-            <w:r>
-              <w:rPr>
-                <w:rFonts w:ascii="TH Sarabun New" w:hAnsi="TH Sarabun New" w:cs="TH Sarabun New"/>
-                <w:b w:val="0"/>
-                <w:sz w:val="28"/>
-                <w:szCs w:val="28"/>
-              </w:rPr>
-              <w:t xml:space="preserve"> ขณะรายงานเขียน </w:t>
-            </w:r>
-            <w:r>
-              <w:rPr>
-                <w:rFonts w:ascii="TH Sarabun New" w:hAnsi="TH Sarabun New" w:cs="TH Sarabun New"/>
-                <w:b/>
-                <w:sz w:val="28"/>
-                <w:szCs w:val="28"/>
-                <w:bCs/>
-              </w:rPr>
-              <w:t>82%</w:t>
-            </w:r>
-            <w:r>
-              <w:rPr>
-                <w:rFonts w:ascii="TH Sarabun New" w:hAnsi="TH Sarabun New" w:cs="TH Sarabun New"/>
-                <w:b w:val="0"/>
-                <w:sz w:val="28"/>
-                <w:szCs w:val="28"/>
-              </w:rPr>
-              <w:t xml:space="preserve"> เพราะผลจริงมาจากสองชุดคำตอบ แต่โปรแกรมอ่านได้ชุดเดียว </w:t>
-            </w:r>
-            <w:r>
-              <w:rPr>
-                <w:rFonts w:ascii="TH Sarabun New" w:hAnsi="TH Sarabun New" w:cs="TH Sarabun New"/>
-                <w:b/>
-                <w:sz w:val="28"/>
-                <w:szCs w:val="28"/>
-                <w:bCs/>
-              </w:rPr>
-              <w:t>ใครรันตามเอกสารจะสรุปว่ารายงานไม่จริง</w:t>
-            </w:r>
-          </w:p>
-        </w:tc>
-        <w:tc>
-          <w:tcPr>
-            <w:tcW w:type="dxa" w:w="3010"/>
-          </w:tcPr>
-          <w:p>
-            <w:r/>
-            <w:r>
-              <w:rPr>
-                <w:rFonts w:ascii="TH Sarabun New" w:hAnsi="TH Sarabun New" w:cs="TH Sarabun New"/>
-                <w:b w:val="0"/>
-                <w:sz w:val="28"/>
-                <w:szCs w:val="28"/>
-              </w:rPr>
-              <w:t>ทำให้ค่าเริ่มต้นของโปรแกรมตรงกับที่ส่งมอบ</w:t>
+              <w:t>ทิ้งเหตุการณ์ที่ตรวจถูกจริง</w:t>
             </w:r>
           </w:p>
         </w:tc>
@@ -22188,12 +22502,11 @@
             <w:r>
               <w:rPr>
                 <w:rFonts w:ascii="TH Sarabun New" w:hAnsi="TH Sarabun New" w:cs="TH Sarabun New"/>
-                <w:b/>
-                <w:sz w:val="28"/>
-                <w:szCs w:val="28"/>
-                <w:bCs/>
-              </w:rPr>
-              <w:t>เอกสารเก่าที่ตัวเลขผิดยังถูกอ่านอยู่</w:t>
+                <w:b w:val="0"/>
+                <w:sz w:val="28"/>
+                <w:szCs w:val="28"/>
+              </w:rPr>
+              <w:t>3</w:t>
             </w:r>
           </w:p>
         </w:tc>
@@ -22210,17 +22523,7 @@
                 <w:sz w:val="28"/>
                 <w:szCs w:val="28"/>
               </w:rPr>
-              <w:t xml:space="preserve">ฉบับอันตรายที่สุดจ่าหน้าว่า "สำหรับทีมพัฒนาส่วนหน้าอ่าน" แต่ระบุถุงมือ 100% </w:t>
-            </w:r>
-            <w:r>
-              <w:rPr>
-                <w:rFonts w:ascii="TH Sarabun New" w:hAnsi="TH Sarabun New" w:cs="TH Sarabun New"/>
-                <w:b/>
-                <w:sz w:val="28"/>
-                <w:szCs w:val="28"/>
-                <w:bCs/>
-              </w:rPr>
-              <w:t>ผิดทุกตัว</w:t>
+              <w:t>เห็นว่า "ของตก" ไม่มีในเฉลย แล้วรีบสรุปว่าเป็นการแจ้งผิด</w:t>
             </w:r>
           </w:p>
         </w:tc>
@@ -22237,7 +22540,7 @@
                 <w:sz w:val="28"/>
                 <w:szCs w:val="28"/>
               </w:rPr>
-              <w:t>ติดป้ายเตือนหัวไฟล์ทุกฉบับ พร้อมชี้ว่าให้อ่านไฟล์ไหนแทน</w:t>
+              <w:t>ลบการตรวจที่ถูกต้องออกจากผลงาน</w:t>
             </w:r>
           </w:p>
         </w:tc>
@@ -22253,6 +22556,440 @@
           <w:szCs w:val="32"/>
           <w:bCs/>
         </w:rPr>
+        <w:t>ข้อสังเกตที่สำคัญที่สุด:</w:t>
+      </w:r>
+      <w:r>
+        <w:rPr>
+          <w:rFonts w:ascii="TH Sarabun New" w:hAnsi="TH Sarabun New" w:cs="TH Sarabun New"/>
+          <w:b w:val="0"/>
+          <w:sz w:val="32"/>
+          <w:szCs w:val="32"/>
+        </w:rPr>
+        <w:t xml:space="preserve"> ทั้งสามครั้งถูกจับได้เพราะ</w:t>
+      </w:r>
+      <w:r>
+        <w:rPr>
+          <w:rFonts w:ascii="TH Sarabun New" w:hAnsi="TH Sarabun New" w:cs="TH Sarabun New"/>
+          <w:b/>
+          <w:sz w:val="32"/>
+          <w:szCs w:val="32"/>
+          <w:bCs/>
+        </w:rPr>
+        <w:t>มีคนอื่นทักท้วง</w:t>
+      </w:r>
+      <w:r>
+        <w:rPr>
+          <w:rFonts w:ascii="TH Sarabun New" w:hAnsi="TH Sarabun New" w:cs="TH Sarabun New"/>
+          <w:b w:val="0"/>
+          <w:sz w:val="32"/>
+          <w:szCs w:val="32"/>
+        </w:rPr>
+        <w:t xml:space="preserve"> ไม่ใช่เพราะผู้พัฒนาตรวจเจอเอง</w:t>
+      </w:r>
+    </w:p>
+    <w:p>
+      <w:r>
+        <w:rPr>
+          <w:rFonts w:ascii="TH Sarabun New" w:hAnsi="TH Sarabun New" w:cs="TH Sarabun New"/>
+          <w:b w:val="0"/>
+          <w:sz w:val="32"/>
+          <w:szCs w:val="32"/>
+        </w:rPr>
+        <w:t xml:space="preserve">ซึ่งเป็นหลักฐานเชิงประจักษ์สนับสนุนข้อเสนอในบทที่ 9 ว่า </w:t>
+      </w:r>
+      <w:r>
+        <w:rPr>
+          <w:rFonts w:ascii="TH Sarabun New" w:hAnsi="TH Sarabun New" w:cs="TH Sarabun New"/>
+          <w:b/>
+          <w:sz w:val="32"/>
+          <w:szCs w:val="32"/>
+          <w:bCs/>
+        </w:rPr>
+        <w:t>ต้องมีผู้ประเมินอิสระ</w:t>
+      </w:r>
+    </w:p>
+    <w:p>
+      <w:r>
+        <w:rPr>
+          <w:rFonts w:ascii="TH Sarabun New" w:hAnsi="TH Sarabun New" w:cs="TH Sarabun New"/>
+          <w:b w:val="0"/>
+          <w:sz w:val="32"/>
+          <w:szCs w:val="32"/>
+        </w:rPr>
+        <w:t xml:space="preserve">เพราะความผิดพลาดประเภทนี้ </w:t>
+      </w:r>
+      <w:r>
+        <w:rPr>
+          <w:rFonts w:ascii="TH Sarabun New" w:hAnsi="TH Sarabun New" w:cs="TH Sarabun New"/>
+          <w:b/>
+          <w:sz w:val="32"/>
+          <w:szCs w:val="32"/>
+          <w:bCs/>
+        </w:rPr>
+        <w:t>มองไม่เห็นจากภายใน</w:t>
+      </w:r>
+      <w:r>
+        <w:rPr>
+          <w:rFonts w:ascii="TH Sarabun New" w:hAnsi="TH Sarabun New" w:cs="TH Sarabun New"/>
+          <w:b w:val="0"/>
+          <w:sz w:val="32"/>
+          <w:szCs w:val="32"/>
+        </w:rPr>
+        <w:t xml:space="preserve"> — คนที่สร้างเครื่องมือวัดคือคนที่มองไม่เห็นข้อจำกัดของมันที่สุด</w:t>
+      </w:r>
+    </w:p>
+    <w:p/>
+    <w:p>
+      <w:r>
+        <w:rPr>
+          <w:rFonts w:ascii="TH Sarabun New" w:hAnsi="TH Sarabun New" w:cs="TH Sarabun New"/>
+          <w:b/>
+          <w:sz w:val="36"/>
+          <w:szCs w:val="36"/>
+          <w:bCs/>
+        </w:rPr>
+        <w:t>8.7 เอกสารกับผลงานไม่ตรงกัน</w:t>
+      </w:r>
+    </w:p>
+    <w:p/>
+    <w:p>
+      <w:r>
+        <w:rPr>
+          <w:rFonts w:ascii="TH Sarabun New" w:hAnsi="TH Sarabun New" w:cs="TH Sarabun New"/>
+          <w:b w:val="0"/>
+          <w:sz w:val="32"/>
+          <w:szCs w:val="32"/>
+        </w:rPr>
+        <w:t>ไม่ใช่ปัญหาเทคนิค แต่เกือบทำให้ส่งงานผิดฉบับ</w:t>
+      </w:r>
+    </w:p>
+    <w:p/>
+    <w:tbl>
+      <w:tblPr>
+        <w:tblStyle w:val="TableGrid"/>
+        <w:tblW w:type="auto" w:w="0"/>
+        <w:tblLook w:firstColumn="1" w:firstRow="1" w:lastColumn="0" w:lastRow="0" w:noHBand="0" w:noVBand="1" w:val="04A0"/>
+      </w:tblPr>
+      <w:tblGrid>
+        <w:gridCol w:w="3010"/>
+        <w:gridCol w:w="3010"/>
+        <w:gridCol w:w="3010"/>
+      </w:tblGrid>
+      <w:tr>
+        <w:tc>
+          <w:tcPr>
+            <w:tcW w:type="dxa" w:w="3010"/>
+          </w:tcPr>
+          <w:p>
+            <w:r>
+              <w:rPr>
+                <w:b/>
+              </w:rPr>
+            </w:r>
+            <w:r>
+              <w:rPr>
+                <w:rFonts w:ascii="TH Sarabun New" w:hAnsi="TH Sarabun New" w:cs="TH Sarabun New"/>
+                <w:b/>
+                <w:sz w:val="28"/>
+                <w:szCs w:val="28"/>
+              </w:rPr>
+              <w:t>ปัญหา</w:t>
+            </w:r>
+          </w:p>
+        </w:tc>
+        <w:tc>
+          <w:tcPr>
+            <w:tcW w:type="dxa" w:w="3010"/>
+          </w:tcPr>
+          <w:p>
+            <w:r>
+              <w:rPr>
+                <w:b/>
+              </w:rPr>
+            </w:r>
+            <w:r>
+              <w:rPr>
+                <w:rFonts w:ascii="TH Sarabun New" w:hAnsi="TH Sarabun New" w:cs="TH Sarabun New"/>
+                <w:b/>
+                <w:sz w:val="28"/>
+                <w:szCs w:val="28"/>
+              </w:rPr>
+              <w:t>สิ่งที่เกิดขึ้น</w:t>
+            </w:r>
+          </w:p>
+        </w:tc>
+        <w:tc>
+          <w:tcPr>
+            <w:tcW w:type="dxa" w:w="3010"/>
+          </w:tcPr>
+          <w:p>
+            <w:r>
+              <w:rPr>
+                <w:b/>
+              </w:rPr>
+            </w:r>
+            <w:r>
+              <w:rPr>
+                <w:rFonts w:ascii="TH Sarabun New" w:hAnsi="TH Sarabun New" w:cs="TH Sarabun New"/>
+                <w:b/>
+                <w:sz w:val="28"/>
+                <w:szCs w:val="28"/>
+              </w:rPr>
+              <w:t>วิธีแก้</w:t>
+            </w:r>
+          </w:p>
+        </w:tc>
+      </w:tr>
+      <w:tr>
+        <w:tc>
+          <w:tcPr>
+            <w:tcW w:type="dxa" w:w="3010"/>
+          </w:tcPr>
+          <w:p>
+            <w:r/>
+            <w:r>
+              <w:rPr>
+                <w:rFonts w:ascii="TH Sarabun New" w:hAnsi="TH Sarabun New" w:cs="TH Sarabun New"/>
+                <w:b/>
+                <w:sz w:val="28"/>
+                <w:szCs w:val="28"/>
+                <w:bCs/>
+              </w:rPr>
+              <w:t>ไฟล์รายงานไม่ตามต้นฉบับ</w:t>
+            </w:r>
+          </w:p>
+        </w:tc>
+        <w:tc>
+          <w:tcPr>
+            <w:tcW w:type="dxa" w:w="3010"/>
+          </w:tcPr>
+          <w:p>
+            <w:r/>
+            <w:r>
+              <w:rPr>
+                <w:rFonts w:ascii="TH Sarabun New" w:hAnsi="TH Sarabun New" w:cs="TH Sarabun New"/>
+                <w:b w:val="0"/>
+                <w:sz w:val="28"/>
+                <w:szCs w:val="28"/>
+              </w:rPr>
+              <w:t xml:space="preserve">จัดหน้าด้วยมือ พอแก้ตัวเลขในต้นฉบับ ไฟล์ที่จะส่งไม่อัปเดตตาม </w:t>
+            </w:r>
+            <w:r>
+              <w:rPr>
+                <w:rFonts w:ascii="TH Sarabun New" w:hAnsi="TH Sarabun New" w:cs="TH Sarabun New"/>
+                <w:b/>
+                <w:sz w:val="28"/>
+                <w:szCs w:val="28"/>
+                <w:bCs/>
+              </w:rPr>
+              <w:t>เกือบส่งฉบับที่ตัวเลขผิดทั้งหมด</w:t>
+            </w:r>
+            <w:r>
+              <w:rPr>
+                <w:rFonts w:ascii="TH Sarabun New" w:hAnsi="TH Sarabun New" w:cs="TH Sarabun New"/>
+                <w:b w:val="0"/>
+                <w:sz w:val="28"/>
+                <w:szCs w:val="28"/>
+              </w:rPr>
+              <w:t xml:space="preserve"> พบเพราะบังเอิญเปิดตรวจไฟล์ที่จะส่งจริง</w:t>
+            </w:r>
+          </w:p>
+        </w:tc>
+        <w:tc>
+          <w:tcPr>
+            <w:tcW w:type="dxa" w:w="3010"/>
+          </w:tcPr>
+          <w:p>
+            <w:r/>
+            <w:r>
+              <w:rPr>
+                <w:rFonts w:ascii="TH Sarabun New" w:hAnsi="TH Sarabun New" w:cs="TH Sarabun New"/>
+                <w:b w:val="0"/>
+                <w:sz w:val="28"/>
+                <w:szCs w:val="28"/>
+              </w:rPr>
+              <w:t>เขียนโปรแกรมสร้างไฟล์รายงานจากต้นฉบับใหม่ทุกครั้ง</w:t>
+            </w:r>
+          </w:p>
+        </w:tc>
+      </w:tr>
+      <w:tr>
+        <w:tc>
+          <w:tcPr>
+            <w:tcW w:type="dxa" w:w="3010"/>
+          </w:tcPr>
+          <w:p>
+            <w:r/>
+            <w:r>
+              <w:rPr>
+                <w:rFonts w:ascii="TH Sarabun New" w:hAnsi="TH Sarabun New" w:cs="TH Sarabun New"/>
+                <w:b/>
+                <w:sz w:val="28"/>
+                <w:szCs w:val="28"/>
+                <w:bCs/>
+              </w:rPr>
+              <w:t>คำสั่งตรวจสอบให้ผลไม่ตรงรายงาน</w:t>
+            </w:r>
+          </w:p>
+        </w:tc>
+        <w:tc>
+          <w:tcPr>
+            <w:tcW w:type="dxa" w:w="3010"/>
+          </w:tcPr>
+          <w:p>
+            <w:r/>
+            <w:r>
+              <w:rPr>
+                <w:rFonts w:ascii="TH Sarabun New" w:hAnsi="TH Sarabun New" w:cs="TH Sarabun New"/>
+                <w:b w:val="0"/>
+                <w:sz w:val="28"/>
+                <w:szCs w:val="28"/>
+              </w:rPr>
+              <w:t xml:space="preserve">เอกสารบอกคำสั่งตรวจความแม่นยำ แต่รันจริงได้ </w:t>
+            </w:r>
+            <w:r>
+              <w:rPr>
+                <w:rFonts w:ascii="TH Sarabun New" w:hAnsi="TH Sarabun New" w:cs="TH Sarabun New"/>
+                <w:b/>
+                <w:sz w:val="28"/>
+                <w:szCs w:val="28"/>
+                <w:bCs/>
+              </w:rPr>
+              <w:t>46%</w:t>
+            </w:r>
+            <w:r>
+              <w:rPr>
+                <w:rFonts w:ascii="TH Sarabun New" w:hAnsi="TH Sarabun New" w:cs="TH Sarabun New"/>
+                <w:b w:val="0"/>
+                <w:sz w:val="28"/>
+                <w:szCs w:val="28"/>
+              </w:rPr>
+              <w:t xml:space="preserve"> ขณะรายงานเขียน </w:t>
+            </w:r>
+            <w:r>
+              <w:rPr>
+                <w:rFonts w:ascii="TH Sarabun New" w:hAnsi="TH Sarabun New" w:cs="TH Sarabun New"/>
+                <w:b/>
+                <w:sz w:val="28"/>
+                <w:szCs w:val="28"/>
+                <w:bCs/>
+              </w:rPr>
+              <w:t>82%</w:t>
+            </w:r>
+            <w:r>
+              <w:rPr>
+                <w:rFonts w:ascii="TH Sarabun New" w:hAnsi="TH Sarabun New" w:cs="TH Sarabun New"/>
+                <w:b w:val="0"/>
+                <w:sz w:val="28"/>
+                <w:szCs w:val="28"/>
+              </w:rPr>
+              <w:t xml:space="preserve"> เพราะผลจริงมาจากสองชุดคำตอบ แต่โปรแกรมอ่านได้ชุดเดียว </w:t>
+            </w:r>
+            <w:r>
+              <w:rPr>
+                <w:rFonts w:ascii="TH Sarabun New" w:hAnsi="TH Sarabun New" w:cs="TH Sarabun New"/>
+                <w:b/>
+                <w:sz w:val="28"/>
+                <w:szCs w:val="28"/>
+                <w:bCs/>
+              </w:rPr>
+              <w:t>ใครรันตามเอกสารจะสรุปว่ารายงานไม่จริง</w:t>
+            </w:r>
+          </w:p>
+        </w:tc>
+        <w:tc>
+          <w:tcPr>
+            <w:tcW w:type="dxa" w:w="3010"/>
+          </w:tcPr>
+          <w:p>
+            <w:r/>
+            <w:r>
+              <w:rPr>
+                <w:rFonts w:ascii="TH Sarabun New" w:hAnsi="TH Sarabun New" w:cs="TH Sarabun New"/>
+                <w:b w:val="0"/>
+                <w:sz w:val="28"/>
+                <w:szCs w:val="28"/>
+              </w:rPr>
+              <w:t>ทำให้ค่าเริ่มต้นของโปรแกรมตรงกับที่ส่งมอบ</w:t>
+            </w:r>
+          </w:p>
+        </w:tc>
+      </w:tr>
+      <w:tr>
+        <w:tc>
+          <w:tcPr>
+            <w:tcW w:type="dxa" w:w="3010"/>
+          </w:tcPr>
+          <w:p>
+            <w:r/>
+            <w:r>
+              <w:rPr>
+                <w:rFonts w:ascii="TH Sarabun New" w:hAnsi="TH Sarabun New" w:cs="TH Sarabun New"/>
+                <w:b/>
+                <w:sz w:val="28"/>
+                <w:szCs w:val="28"/>
+                <w:bCs/>
+              </w:rPr>
+              <w:t>เอกสารเก่าที่ตัวเลขผิดยังถูกอ่านอยู่</w:t>
+            </w:r>
+          </w:p>
+        </w:tc>
+        <w:tc>
+          <w:tcPr>
+            <w:tcW w:type="dxa" w:w="3010"/>
+          </w:tcPr>
+          <w:p>
+            <w:r/>
+            <w:r>
+              <w:rPr>
+                <w:rFonts w:ascii="TH Sarabun New" w:hAnsi="TH Sarabun New" w:cs="TH Sarabun New"/>
+                <w:b w:val="0"/>
+                <w:sz w:val="28"/>
+                <w:szCs w:val="28"/>
+              </w:rPr>
+              <w:t xml:space="preserve">ฉบับอันตรายที่สุดจ่าหน้าว่า "สำหรับทีมพัฒนาส่วนหน้าอ่าน" แต่ระบุถุงมือ 100% </w:t>
+            </w:r>
+            <w:r>
+              <w:rPr>
+                <w:rFonts w:ascii="TH Sarabun New" w:hAnsi="TH Sarabun New" w:cs="TH Sarabun New"/>
+                <w:b/>
+                <w:sz w:val="28"/>
+                <w:szCs w:val="28"/>
+                <w:bCs/>
+              </w:rPr>
+              <w:t>ผิดทุกตัว</w:t>
+            </w:r>
+          </w:p>
+        </w:tc>
+        <w:tc>
+          <w:tcPr>
+            <w:tcW w:type="dxa" w:w="3010"/>
+          </w:tcPr>
+          <w:p>
+            <w:r/>
+            <w:r>
+              <w:rPr>
+                <w:rFonts w:ascii="TH Sarabun New" w:hAnsi="TH Sarabun New" w:cs="TH Sarabun New"/>
+                <w:b w:val="0"/>
+                <w:sz w:val="28"/>
+                <w:szCs w:val="28"/>
+              </w:rPr>
+              <w:t>ติดป้ายเตือนหัวไฟล์ทุกฉบับ พร้อมชี้ว่าให้อ่านไฟล์ไหนแทน</w:t>
+            </w:r>
+          </w:p>
+        </w:tc>
+      </w:tr>
+    </w:tbl>
+    <w:p/>
+    <w:p>
+      <w:r>
+        <w:rPr>
+          <w:rFonts w:ascii="TH Sarabun New" w:hAnsi="TH Sarabun New" w:cs="TH Sarabun New"/>
+          <w:b/>
+          <w:sz w:val="32"/>
+          <w:szCs w:val="32"/>
+          <w:bCs/>
+        </w:rPr>
         <w:t>บทเรียนร่วม:</w:t>
       </w:r>
       <w:r>
@@ -22303,6 +23040,433 @@
           <w:bCs/>
         </w:rPr>
         <w:t>รันคำสั่งในเอกสารแล้วได้เลขในเอกสาร</w:t>
+      </w:r>
+    </w:p>
+    <w:p/>
+    <w:p>
+      <w:r>
+        <w:rPr>
+          <w:rFonts w:ascii="TH Sarabun New" w:hAnsi="TH Sarabun New" w:cs="TH Sarabun New"/>
+          <w:b/>
+          <w:sz w:val="34"/>
+          <w:szCs w:val="34"/>
+          <w:bCs/>
+        </w:rPr>
+        <w:t>8.7.1 ภาพหลักฐานไม่ตรงกับเหตุการณ์ที่แจ้ง</w:t>
+      </w:r>
+    </w:p>
+    <w:p/>
+    <w:p>
+      <w:r>
+        <w:rPr>
+          <w:rFonts w:ascii="TH Sarabun New" w:hAnsi="TH Sarabun New" w:cs="TH Sarabun New"/>
+          <w:b/>
+          <w:sz w:val="32"/>
+          <w:szCs w:val="32"/>
+          <w:bCs/>
+        </w:rPr>
+        <w:t>อาการ:</w:t>
+      </w:r>
+      <w:r>
+        <w:rPr>
+          <w:rFonts w:ascii="TH Sarabun New" w:hAnsi="TH Sarabun New" w:cs="TH Sarabun New"/>
+          <w:b w:val="0"/>
+          <w:sz w:val="32"/>
+          <w:szCs w:val="32"/>
+        </w:rPr>
+        <w:t xml:space="preserve"> ทีมส่วนหน้าเปิดดูภาพหลักฐานของเหตุเกือบเกิดอุบัติเหตุแล้วทักว่า</w:t>
+      </w:r>
+    </w:p>
+    <w:p>
+      <w:r>
+        <w:rPr>
+          <w:rFonts w:ascii="TH Sarabun New" w:hAnsi="TH Sarabun New" w:cs="TH Sarabun New"/>
+          <w:b w:val="0"/>
+          <w:sz w:val="32"/>
+          <w:szCs w:val="32"/>
+        </w:rPr>
+        <w:t>"ในภาพไม่เห็นมีอะไรใกล้เคียงกับที่แจ้งเตือนเลย" ซึ่งตรวจแล้วพบว่า</w:t>
+      </w:r>
+      <w:r>
+        <w:rPr>
+          <w:rFonts w:ascii="TH Sarabun New" w:hAnsi="TH Sarabun New" w:cs="TH Sarabun New"/>
+          <w:b/>
+          <w:sz w:val="32"/>
+          <w:szCs w:val="32"/>
+          <w:bCs/>
+        </w:rPr>
+        <w:t>จริง</w:t>
+      </w:r>
+    </w:p>
+    <w:p/>
+    <w:p>
+      <w:r>
+        <w:rPr>
+          <w:rFonts w:ascii="TH Sarabun New" w:hAnsi="TH Sarabun New" w:cs="TH Sarabun New"/>
+          <w:b/>
+          <w:sz w:val="32"/>
+          <w:szCs w:val="32"/>
+          <w:bCs/>
+        </w:rPr>
+        <w:t>สาเหตุ:</w:t>
+      </w:r>
+      <w:r>
+        <w:rPr>
+          <w:rFonts w:ascii="TH Sarabun New" w:hAnsi="TH Sarabun New" w:cs="TH Sarabun New"/>
+          <w:b w:val="0"/>
+          <w:sz w:val="32"/>
+          <w:szCs w:val="32"/>
+        </w:rPr>
+        <w:t xml:space="preserve"> โปรแกรมเลือกภาพหลักฐานโดยใช้ </w:t>
+      </w:r>
+      <w:r>
+        <w:rPr>
+          <w:rFonts w:ascii="TH Sarabun New" w:hAnsi="TH Sarabun New" w:cs="TH Sarabun New"/>
+          <w:b/>
+          <w:sz w:val="32"/>
+          <w:szCs w:val="32"/>
+          <w:bCs/>
+        </w:rPr>
+        <w:t>"เฟรมแรกของช่วงเหตุการณ์" เสมอ ทั้ง 11 เหตุการณ์</w:t>
+      </w:r>
+    </w:p>
+    <w:p>
+      <w:r>
+        <w:rPr>
+          <w:rFonts w:ascii="TH Sarabun New" w:hAnsi="TH Sarabun New" w:cs="TH Sarabun New"/>
+          <w:b w:val="0"/>
+          <w:sz w:val="32"/>
+          <w:szCs w:val="32"/>
+        </w:rPr>
+        <w:t>โดยไม่เคยตรวจว่าเฟรมนั้นเห็นเหตุจริงหรือไม่</w:t>
+      </w:r>
+    </w:p>
+    <w:p/>
+    <w:p>
+      <w:pPr>
+        <w:pStyle w:val="ListBullet"/>
+      </w:pPr>
+      <w:r>
+        <w:rPr>
+          <w:rFonts w:ascii="TH Sarabun New" w:hAnsi="TH Sarabun New" w:cs="TH Sarabun New"/>
+          <w:b w:val="0"/>
+          <w:sz w:val="32"/>
+          <w:szCs w:val="32"/>
+        </w:rPr>
+        <w:t xml:space="preserve">ใช้ได้กับเหตุแบบ </w:t>
+      </w:r>
+      <w:r>
+        <w:rPr>
+          <w:rFonts w:ascii="TH Sarabun New" w:hAnsi="TH Sarabun New" w:cs="TH Sarabun New"/>
+          <w:b/>
+          <w:sz w:val="32"/>
+          <w:szCs w:val="32"/>
+          <w:bCs/>
+        </w:rPr>
+        <w:t>"สถานะ"</w:t>
+      </w:r>
+      <w:r>
+        <w:rPr>
+          <w:rFonts w:ascii="TH Sarabun New" w:hAnsi="TH Sarabun New" w:cs="TH Sarabun New"/>
+          <w:b w:val="0"/>
+          <w:sz w:val="32"/>
+          <w:szCs w:val="32"/>
+        </w:rPr>
+        <w:t xml:space="preserve"> (ไม่สวมหมวก = เห็นได้ทุกเฟรมตลอดช่วง) → 9 จาก 11 เหตุการณ์จึงไม่มีปัญหา</w:t>
+      </w:r>
+    </w:p>
+    <w:p>
+      <w:pPr>
+        <w:pStyle w:val="ListBullet"/>
+      </w:pPr>
+      <w:r>
+        <w:rPr>
+          <w:rFonts w:ascii="TH Sarabun New" w:hAnsi="TH Sarabun New" w:cs="TH Sarabun New"/>
+          <w:b w:val="0"/>
+          <w:sz w:val="32"/>
+          <w:szCs w:val="32"/>
+        </w:rPr>
+        <w:t xml:space="preserve">ใช้ไม่ได้กับเหตุแบบ </w:t>
+      </w:r>
+      <w:r>
+        <w:rPr>
+          <w:rFonts w:ascii="TH Sarabun New" w:hAnsi="TH Sarabun New" w:cs="TH Sarabun New"/>
+          <w:b/>
+          <w:sz w:val="32"/>
+          <w:szCs w:val="32"/>
+          <w:bCs/>
+        </w:rPr>
+        <w:t>"การกระทำ"</w:t>
+      </w:r>
+      <w:r>
+        <w:rPr>
+          <w:rFonts w:ascii="TH Sarabun New" w:hAnsi="TH Sarabun New" w:cs="TH Sarabun New"/>
+          <w:b w:val="0"/>
+          <w:sz w:val="32"/>
+          <w:szCs w:val="32"/>
+        </w:rPr>
+        <w:t xml:space="preserve"> ที่เกิดเป็นจังหวะกลางช่วง → เหตุเกือบเกิดอุบัติเหตุ</w:t>
+      </w:r>
+    </w:p>
+    <w:p>
+      <w:r>
+        <w:rPr>
+          <w:rFonts w:ascii="TH Sarabun New" w:hAnsi="TH Sarabun New" w:cs="TH Sarabun New"/>
+          <w:b w:val="0"/>
+          <w:sz w:val="32"/>
+          <w:szCs w:val="32"/>
+        </w:rPr>
+        <w:t>ชี้ไปที่เฟรมเริ่มช่วง (02:45) ซึ่งทั้งสองคนกำลังยืนอยู่ที่ลัง ไม่มีมือใกล้เครื่องเลย</w:t>
+      </w:r>
+    </w:p>
+    <w:p>
+      <w:r>
+        <w:rPr>
+          <w:rFonts w:ascii="TH Sarabun New" w:hAnsi="TH Sarabun New" w:cs="TH Sarabun New"/>
+          <w:b w:val="0"/>
+          <w:sz w:val="32"/>
+          <w:szCs w:val="32"/>
+        </w:rPr>
+        <w:t xml:space="preserve">ทั้งที่เฉลยระบุว่าเหตุจริงอยู่ที่ </w:t>
+      </w:r>
+      <w:r>
+        <w:rPr>
+          <w:rFonts w:ascii="TH Sarabun New" w:hAnsi="TH Sarabun New" w:cs="TH Sarabun New"/>
+          <w:b/>
+          <w:sz w:val="32"/>
+          <w:szCs w:val="32"/>
+          <w:bCs/>
+        </w:rPr>
+        <w:t>02:55</w:t>
+      </w:r>
+    </w:p>
+    <w:p/>
+    <w:p>
+      <w:r>
+        <w:rPr>
+          <w:rFonts w:ascii="TH Sarabun New" w:hAnsi="TH Sarabun New" w:cs="TH Sarabun New"/>
+          <w:b/>
+          <w:sz w:val="32"/>
+          <w:szCs w:val="32"/>
+          <w:bCs/>
+        </w:rPr>
+        <w:t>ความร้ายแรง:</w:t>
+      </w:r>
+      <w:r>
+        <w:rPr>
+          <w:rFonts w:ascii="TH Sarabun New" w:hAnsi="TH Sarabun New" w:cs="TH Sarabun New"/>
+          <w:b w:val="0"/>
+          <w:sz w:val="32"/>
+          <w:szCs w:val="32"/>
+        </w:rPr>
+        <w:t xml:space="preserve"> เหตุการณ์นี้คือสิ่งที่รายงานยกเป็นผลงานเด่นที่สุด</w:t>
+      </w:r>
+    </w:p>
+    <w:p>
+      <w:r>
+        <w:rPr>
+          <w:rFonts w:ascii="TH Sarabun New" w:hAnsi="TH Sarabun New" w:cs="TH Sarabun New"/>
+          <w:b/>
+          <w:sz w:val="32"/>
+          <w:szCs w:val="32"/>
+          <w:bCs/>
+        </w:rPr>
+        <w:t>ถ้ากรรมการคลิกดูภาพหลักฐานตอนสาธิต จะเห็นภาพที่ไม่มีอะไร</w:t>
+      </w:r>
+      <w:r>
+        <w:rPr>
+          <w:rFonts w:ascii="TH Sarabun New" w:hAnsi="TH Sarabun New" w:cs="TH Sarabun New"/>
+          <w:b w:val="0"/>
+          <w:sz w:val="32"/>
+          <w:szCs w:val="32"/>
+        </w:rPr>
+        <w:t xml:space="preserve"> และข้อสรุปทั้งหมดจะถูกตั้งคำถามทันที</w:t>
+      </w:r>
+    </w:p>
+    <w:p>
+      <w:r>
+        <w:rPr>
+          <w:rFonts w:ascii="TH Sarabun New" w:hAnsi="TH Sarabun New" w:cs="TH Sarabun New"/>
+          <w:b w:val="0"/>
+          <w:sz w:val="32"/>
+          <w:szCs w:val="32"/>
+        </w:rPr>
+        <w:t>ทั้งที่</w:t>
+      </w:r>
+      <w:r>
+        <w:rPr>
+          <w:rFonts w:ascii="TH Sarabun New" w:hAnsi="TH Sarabun New" w:cs="TH Sarabun New"/>
+          <w:b/>
+          <w:sz w:val="32"/>
+          <w:szCs w:val="32"/>
+          <w:bCs/>
+        </w:rPr>
+        <w:t>ระบบตรวจถูกจริง</w:t>
+      </w:r>
+      <w:r>
+        <w:rPr>
+          <w:rFonts w:ascii="TH Sarabun New" w:hAnsi="TH Sarabun New" w:cs="TH Sarabun New"/>
+          <w:b w:val="0"/>
+          <w:sz w:val="32"/>
+          <w:szCs w:val="32"/>
+        </w:rPr>
+        <w:t xml:space="preserve"> — ปัญหาอยู่ที่การเลือกภาพมาแสดงเท่านั้น</w:t>
+      </w:r>
+    </w:p>
+    <w:p/>
+    <w:p>
+      <w:r>
+        <w:rPr>
+          <w:rFonts w:ascii="TH Sarabun New" w:hAnsi="TH Sarabun New" w:cs="TH Sarabun New"/>
+          <w:b/>
+          <w:sz w:val="32"/>
+          <w:szCs w:val="32"/>
+          <w:bCs/>
+        </w:rPr>
+        <w:t>วิธีแก้:</w:t>
+      </w:r>
+      <w:r>
+        <w:rPr>
+          <w:rFonts w:ascii="TH Sarabun New" w:hAnsi="TH Sarabun New" w:cs="TH Sarabun New"/>
+          <w:b w:val="0"/>
+          <w:sz w:val="32"/>
+          <w:szCs w:val="32"/>
+        </w:rPr>
+        <w:t xml:space="preserve"> แยกการเลือกภาพหลักฐานออกมาเป็นส่วนของตัวเอง พร้อมรายการที่</w:t>
+      </w:r>
+      <w:r>
+        <w:rPr>
+          <w:rFonts w:ascii="TH Sarabun New" w:hAnsi="TH Sarabun New" w:cs="TH Sarabun New"/>
+          <w:b/>
+          <w:sz w:val="32"/>
+          <w:szCs w:val="32"/>
+          <w:bCs/>
+        </w:rPr>
+        <w:t>เปิดภาพตรวจด้วยตายืนยันแล้ว</w:t>
+      </w:r>
+    </w:p>
+    <w:p>
+      <w:r>
+        <w:rPr>
+          <w:rFonts w:ascii="TH Sarabun New" w:hAnsi="TH Sarabun New" w:cs="TH Sarabun New"/>
+          <w:b w:val="0"/>
+          <w:sz w:val="32"/>
+          <w:szCs w:val="32"/>
+        </w:rPr>
+        <w:t>และบันทึกเหตุผลกำกับไว้ในไฟล์ผลลัพธ์ทุกจุดที่ทับค่าเริ่มต้น (แก้ 2 จาก 11 เหตุการณ์)</w:t>
+      </w:r>
+    </w:p>
+    <w:p>
+      <w:r>
+        <w:rPr>
+          <w:rFonts w:ascii="TH Sarabun New" w:hAnsi="TH Sarabun New" w:cs="TH Sarabun New"/>
+          <w:b w:val="0"/>
+          <w:sz w:val="32"/>
+          <w:szCs w:val="32"/>
+        </w:rPr>
+        <w:t>การแก้นี้</w:t>
+      </w:r>
+      <w:r>
+        <w:rPr>
+          <w:rFonts w:ascii="TH Sarabun New" w:hAnsi="TH Sarabun New" w:cs="TH Sarabun New"/>
+          <w:b/>
+          <w:sz w:val="32"/>
+          <w:szCs w:val="32"/>
+          <w:bCs/>
+        </w:rPr>
+        <w:t>ไม่แตะเวลา ช่วง ระดับความรุนแรง หรือการจับคู่กฎ</w:t>
+      </w:r>
+      <w:r>
+        <w:rPr>
+          <w:rFonts w:ascii="TH Sarabun New" w:hAnsi="TH Sarabun New" w:cs="TH Sarabun New"/>
+          <w:b w:val="0"/>
+          <w:sz w:val="32"/>
+          <w:szCs w:val="32"/>
+        </w:rPr>
+        <w:t xml:space="preserve"> จึงไม่กระทบตัวเลขความแม่นยำใด ๆ</w:t>
+      </w:r>
+    </w:p>
+    <w:p/>
+    <w:p>
+      <w:r>
+        <w:rPr>
+          <w:rFonts w:ascii="TH Sarabun New" w:hAnsi="TH Sarabun New" w:cs="TH Sarabun New"/>
+          <w:b/>
+          <w:sz w:val="32"/>
+          <w:szCs w:val="32"/>
+          <w:bCs/>
+        </w:rPr>
+        <w:t>บทเรียน:</w:t>
+      </w:r>
+      <w:r>
+        <w:rPr>
+          <w:rFonts w:ascii="TH Sarabun New" w:hAnsi="TH Sarabun New" w:cs="TH Sarabun New"/>
+          <w:b w:val="0"/>
+          <w:sz w:val="32"/>
+          <w:szCs w:val="32"/>
+        </w:rPr>
+        <w:t xml:space="preserve"> ระบบที่ตัวเลขถูกต้องทั้งหมด </w:t>
+      </w:r>
+      <w:r>
+        <w:rPr>
+          <w:rFonts w:ascii="TH Sarabun New" w:hAnsi="TH Sarabun New" w:cs="TH Sarabun New"/>
+          <w:b/>
+          <w:sz w:val="32"/>
+          <w:szCs w:val="32"/>
+          <w:bCs/>
+        </w:rPr>
+        <w:t>ยังพังได้ที่ชั้นการนำเสนอ</w:t>
+      </w:r>
+    </w:p>
+    <w:p>
+      <w:r>
+        <w:rPr>
+          <w:rFonts w:ascii="TH Sarabun New" w:hAnsi="TH Sarabun New" w:cs="TH Sarabun New"/>
+          <w:b w:val="0"/>
+          <w:sz w:val="32"/>
+          <w:szCs w:val="32"/>
+        </w:rPr>
+        <w:t xml:space="preserve">และข้อบกพร่องแบบนี้ </w:t>
+      </w:r>
+      <w:r>
+        <w:rPr>
+          <w:rFonts w:ascii="TH Sarabun New" w:hAnsi="TH Sarabun New" w:cs="TH Sarabun New"/>
+          <w:b/>
+          <w:sz w:val="32"/>
+          <w:szCs w:val="32"/>
+          <w:bCs/>
+        </w:rPr>
+        <w:t>การวัดผลจับไม่ได้เลย</w:t>
+      </w:r>
+      <w:r>
+        <w:rPr>
+          <w:rFonts w:ascii="TH Sarabun New" w:hAnsi="TH Sarabun New" w:cs="TH Sarabun New"/>
+          <w:b w:val="0"/>
+          <w:sz w:val="32"/>
+          <w:szCs w:val="32"/>
+        </w:rPr>
+        <w:t xml:space="preserve"> เพราะการวัดดูแค่ว่า "แจ้งตรงเวลาไหม"</w:t>
+      </w:r>
+    </w:p>
+    <w:p>
+      <w:r>
+        <w:rPr>
+          <w:rFonts w:ascii="TH Sarabun New" w:hAnsi="TH Sarabun New" w:cs="TH Sarabun New"/>
+          <w:b w:val="0"/>
+          <w:sz w:val="32"/>
+          <w:szCs w:val="32"/>
+        </w:rPr>
+        <w:t xml:space="preserve">ไม่ได้ดูว่า "ภาพที่เอาไปโชว์เห็นเหตุไหม" — </w:t>
+      </w:r>
+      <w:r>
+        <w:rPr>
+          <w:rFonts w:ascii="TH Sarabun New" w:hAnsi="TH Sarabun New" w:cs="TH Sarabun New"/>
+          <w:b/>
+          <w:sz w:val="32"/>
+          <w:szCs w:val="32"/>
+          <w:bCs/>
+        </w:rPr>
+        <w:t>พบได้เพราะมีคนเปิดดูของจริงเท่านั้น</w:t>
       </w:r>
     </w:p>
     <w:p/>

--- a/รายงาน_Line-Guard_รวม.docx
+++ b/รายงาน_Line-Guard_รวม.docx
@@ -141,7 +141,7 @@
           <w:szCs w:val="40"/>
           <w:bCs/>
         </w:rPr>
-        <w:t>บทที่ 5 · 7 · 8 · 9</w:t>
+        <w:t>บทที่ 5 · 7 · 8 · 9 · เอกสารอ้างอิง</w:t>
       </w:r>
     </w:p>
     <w:p>
@@ -8536,7 +8536,7 @@
           <w:sz w:val="30"/>
           <w:szCs w:val="30"/>
         </w:rPr>
-        <w:t>✅ = เปิดหน้าต้นทางตรวจยืนยันแล้วเมื่อ 17 กรกฎาคม 2569 (ดูบรรณานุกรม [1], [5], [7])</w:t>
+        <w:t>✅ = เปิดหน้าต้นทางตรวจยืนยันแล้วเมื่อ 17 กรกฎาคม 2569 (ดูเอกสารอ้างอิง [1], [16], [10])</w:t>
       </w:r>
     </w:p>
     <w:p>
@@ -12614,812 +12614,6 @@
     <w:p/>
     <w:p>
       <w:r>
-        <w:rPr>
-          <w:rFonts w:ascii="TH Sarabun New" w:hAnsi="TH Sarabun New" w:cs="TH Sarabun New"/>
-          <w:b/>
-          <w:sz w:val="36"/>
-          <w:szCs w:val="36"/>
-          <w:bCs/>
-        </w:rPr>
-        <w:t>บรรณานุกรม</w:t>
-      </w:r>
-    </w:p>
-    <w:p/>
-    <w:p>
-      <w:pPr>
-        <w:ind w:left="504"/>
-      </w:pPr>
-      <w:r>
-        <w:rPr>
-          <w:rFonts w:ascii="TH Sarabun New" w:hAnsi="TH Sarabun New" w:cs="TH Sarabun New"/>
-          <w:b w:val="0"/>
-          <w:i/>
-          <w:sz w:val="30"/>
-          <w:szCs w:val="30"/>
-        </w:rPr>
-        <w:t>ทุกรายการเปิดตรวจจาก URL จริงแล้วก่อนอ้างอิง ไม่ได้อ้างจากความจำ</w:t>
-      </w:r>
-    </w:p>
-    <w:p>
-      <w:pPr>
-        <w:ind w:left="504"/>
-      </w:pPr>
-      <w:r>
-        <w:rPr>
-          <w:rFonts w:ascii="TH Sarabun New" w:hAnsi="TH Sarabun New" w:cs="TH Sarabun New"/>
-          <w:b w:val="0"/>
-          <w:i/>
-          <w:sz w:val="30"/>
-          <w:szCs w:val="30"/>
-        </w:rPr>
-        <w:t xml:space="preserve">แยกให้ชัดระหว่าง </w:t>
-      </w:r>
-      <w:r>
-        <w:rPr>
-          <w:rFonts w:ascii="TH Sarabun New" w:hAnsi="TH Sarabun New" w:cs="TH Sarabun New"/>
-          <w:b/>
-          <w:i/>
-          <w:sz w:val="30"/>
-          <w:szCs w:val="30"/>
-          <w:bCs/>
-        </w:rPr>
-        <w:t>บทความวิชาการ</w:t>
-      </w:r>
-      <w:r>
-        <w:rPr>
-          <w:rFonts w:ascii="TH Sarabun New" w:hAnsi="TH Sarabun New" w:cs="TH Sarabun New"/>
-          <w:b w:val="0"/>
-          <w:i/>
-          <w:sz w:val="30"/>
-          <w:szCs w:val="30"/>
-        </w:rPr>
-        <w:t xml:space="preserve"> กับ </w:t>
-      </w:r>
-      <w:r>
-        <w:rPr>
-          <w:rFonts w:ascii="TH Sarabun New" w:hAnsi="TH Sarabun New" w:cs="TH Sarabun New"/>
-          <w:b/>
-          <w:i/>
-          <w:sz w:val="30"/>
-          <w:szCs w:val="30"/>
-          <w:bCs/>
-        </w:rPr>
-        <w:t>model card / โค้ด</w:t>
-      </w:r>
-      <w:r>
-        <w:rPr>
-          <w:rFonts w:ascii="TH Sarabun New" w:hAnsi="TH Sarabun New" w:cs="TH Sarabun New"/>
-          <w:b w:val="0"/>
-          <w:i/>
-          <w:sz w:val="30"/>
-          <w:szCs w:val="30"/>
-        </w:rPr>
-        <w:t xml:space="preserve"> เพราะบางแบบจำลองที่ใช้ยังไม่มีบทความตีพิมพ์ของตัวเอง</w:t>
-      </w:r>
-    </w:p>
-    <w:p/>
-    <w:p>
-      <w:r>
-        <w:rPr>
-          <w:rFonts w:ascii="TH Sarabun New" w:hAnsi="TH Sarabun New" w:cs="TH Sarabun New"/>
-          <w:b/>
-          <w:sz w:val="34"/>
-          <w:szCs w:val="34"/>
-          <w:bCs/>
-        </w:rPr>
-        <w:t>แบบจำลองที่ใช้และที่นำมาเปรียบเทียบ</w:t>
-      </w:r>
-    </w:p>
-    <w:p/>
-    <w:p>
-      <w:r>
-        <w:rPr>
-          <w:rFonts w:ascii="TH Sarabun New" w:hAnsi="TH Sarabun New" w:cs="TH Sarabun New"/>
-          <w:b w:val="0"/>
-          <w:sz w:val="32"/>
-          <w:szCs w:val="32"/>
-        </w:rPr>
-        <w:t>[1] NVIDIA. *Cosmos-Reason2-8B* [model card]. Hugging Face.</w:t>
-      </w:r>
-    </w:p>
-    <w:p>
-      <w:r>
-        <w:rPr>
-          <w:rFonts w:ascii="TH Sarabun New" w:hAnsi="TH Sarabun New" w:cs="TH Sarabun New"/>
-          <w:b w:val="0"/>
-          <w:sz w:val="32"/>
-          <w:szCs w:val="32"/>
-        </w:rPr>
-        <w:t>https://huggingface.co/nvidia/Cosmos-Reason2-8B</w:t>
-      </w:r>
-    </w:p>
-    <w:p>
-      <w:r>
-        <w:rPr>
-          <w:rFonts w:ascii="TH Sarabun New" w:hAnsi="TH Sarabun New" w:cs="TH Sarabun New"/>
-          <w:b w:val="0"/>
-          <w:sz w:val="32"/>
-          <w:szCs w:val="32"/>
-        </w:rPr>
-        <w:t xml:space="preserve">— </w:t>
-      </w:r>
-      <w:r>
-        <w:rPr>
-          <w:rFonts w:ascii="TH Sarabun New" w:hAnsi="TH Sarabun New" w:cs="TH Sarabun New"/>
-          <w:b/>
-          <w:sz w:val="32"/>
-          <w:szCs w:val="32"/>
-          <w:bCs/>
-        </w:rPr>
-        <w:t>แบบจำลองหลักที่ใช้ในโครงงานนี้</w:t>
-      </w:r>
-      <w:r>
-        <w:rPr>
-          <w:rFonts w:ascii="TH Sarabun New" w:hAnsi="TH Sarabun New" w:cs="TH Sarabun New"/>
-          <w:b w:val="0"/>
-          <w:sz w:val="32"/>
-          <w:szCs w:val="32"/>
-        </w:rPr>
-        <w:t xml:space="preserve"> เผยแพร่ภายใต้ NVIDIA Open Model License</w:t>
-      </w:r>
-    </w:p>
-    <w:p>
-      <w:r>
-        <w:rPr>
-          <w:rFonts w:ascii="TH Sarabun New" w:hAnsi="TH Sarabun New" w:cs="TH Sarabun New"/>
-          <w:b w:val="0"/>
-          <w:sz w:val="32"/>
-          <w:szCs w:val="32"/>
-        </w:rPr>
-        <w:t>*หมายเหตุ:* ณ วันที่จัดทำรายงาน ยังไม่พบบทความวิชาการเฉพาะของ Cosmos-Reason2</w:t>
-      </w:r>
-    </w:p>
-    <w:p>
-      <w:r>
-        <w:rPr>
-          <w:rFonts w:ascii="TH Sarabun New" w:hAnsi="TH Sarabun New" w:cs="TH Sarabun New"/>
-          <w:b w:val="0"/>
-          <w:sz w:val="32"/>
-          <w:szCs w:val="32"/>
-        </w:rPr>
-        <w:t>เอกสารวิชาการที่ใกล้ที่สุดคือของรุ่นก่อนหน้าตามรายการ [2]</w:t>
-      </w:r>
-    </w:p>
-    <w:p/>
-    <w:p>
-      <w:r>
-        <w:rPr>
-          <w:rFonts w:ascii="TH Sarabun New" w:hAnsi="TH Sarabun New" w:cs="TH Sarabun New"/>
-          <w:b w:val="0"/>
-          <w:sz w:val="32"/>
-          <w:szCs w:val="32"/>
-        </w:rPr>
-        <w:t>[2] NVIDIA. (2025). *Cosmos-Reason1: From Physical Common Sense To Embodied Reasoning.*</w:t>
-      </w:r>
-    </w:p>
-    <w:p>
-      <w:r>
-        <w:rPr>
-          <w:rFonts w:ascii="TH Sarabun New" w:hAnsi="TH Sarabun New" w:cs="TH Sarabun New"/>
-          <w:b w:val="0"/>
-          <w:sz w:val="32"/>
-          <w:szCs w:val="32"/>
-        </w:rPr>
-        <w:t>arXiv:2503.15558. https://arxiv.org/abs/2503.15558</w:t>
-      </w:r>
-    </w:p>
-    <w:p>
-      <w:r>
-        <w:rPr>
-          <w:rFonts w:ascii="TH Sarabun New" w:hAnsi="TH Sarabun New" w:cs="TH Sarabun New"/>
-          <w:b w:val="0"/>
-          <w:sz w:val="32"/>
-          <w:szCs w:val="32"/>
-        </w:rPr>
-        <w:t>— บทความของรุ่นก่อนหน้า อธิบายแนวคิดตระกูล Cosmos-Reason (การให้เหตุผลเชิงกายภาพ</w:t>
-      </w:r>
-    </w:p>
-    <w:p>
-      <w:r>
-        <w:rPr>
-          <w:rFonts w:ascii="TH Sarabun New" w:hAnsi="TH Sarabun New" w:cs="TH Sarabun New"/>
-          <w:b w:val="0"/>
-          <w:sz w:val="32"/>
-          <w:szCs w:val="32"/>
-        </w:rPr>
-        <w:t>และการฝึกสี่ขั้น: vision pre-training → SFT → Physical AI SFT → RL)</w:t>
-      </w:r>
-    </w:p>
-    <w:p>
-      <w:r>
-        <w:rPr>
-          <w:rFonts w:ascii="TH Sarabun New" w:hAnsi="TH Sarabun New" w:cs="TH Sarabun New"/>
-          <w:b/>
-          <w:sz w:val="32"/>
-          <w:szCs w:val="32"/>
-          <w:bCs/>
-        </w:rPr>
-        <w:t>ไม่ใช่บทความของรุ่นที่ใช้จริง</w:t>
-      </w:r>
-      <w:r>
-        <w:rPr>
-          <w:rFonts w:ascii="TH Sarabun New" w:hAnsi="TH Sarabun New" w:cs="TH Sarabun New"/>
-          <w:b w:val="0"/>
-          <w:sz w:val="32"/>
-          <w:szCs w:val="32"/>
-        </w:rPr>
-        <w:t xml:space="preserve"> แต่ใช้อธิบายที่มาของสถาปัตยกรรมได้</w:t>
-      </w:r>
-    </w:p>
-    <w:p/>
-    <w:p>
-      <w:r>
-        <w:rPr>
-          <w:rFonts w:ascii="TH Sarabun New" w:hAnsi="TH Sarabun New" w:cs="TH Sarabun New"/>
-          <w:b w:val="0"/>
-          <w:sz w:val="32"/>
-          <w:szCs w:val="32"/>
-        </w:rPr>
-        <w:t>[3] Qwen Team, Alibaba. *Qwen3-VL-8B-Instruct* [model card]. Hugging Face.</w:t>
-      </w:r>
-    </w:p>
-    <w:p>
-      <w:r>
-        <w:rPr>
-          <w:rFonts w:ascii="TH Sarabun New" w:hAnsi="TH Sarabun New" w:cs="TH Sarabun New"/>
-          <w:b w:val="0"/>
-          <w:sz w:val="32"/>
-          <w:szCs w:val="32"/>
-        </w:rPr>
-        <w:t>https://huggingface.co/Qwen/Qwen3-VL-8B-Instruct</w:t>
-      </w:r>
-    </w:p>
-    <w:p>
-      <w:r>
-        <w:rPr>
-          <w:rFonts w:ascii="TH Sarabun New" w:hAnsi="TH Sarabun New" w:cs="TH Sarabun New"/>
-          <w:b w:val="0"/>
-          <w:sz w:val="32"/>
-          <w:szCs w:val="32"/>
-        </w:rPr>
-        <w:t>— แบบจำลองที่นำมาเปรียบเทียบตอนเลือกแบบจำลองในหัวข้อ 5.2 (ตรวจพบ 62% · ไม่พบ near-miss</w:t>
-      </w:r>
-    </w:p>
-    <w:p>
-      <w:r>
-        <w:rPr>
-          <w:rFonts w:ascii="TH Sarabun New" w:hAnsi="TH Sarabun New" w:cs="TH Sarabun New"/>
-          <w:b w:val="0"/>
-          <w:sz w:val="32"/>
-          <w:szCs w:val="32"/>
-        </w:rPr>
-        <w:t>ขณะที่ Cosmos ตรวจพบ 75% · พบ near-miss ซึ่งเป็นจุดชี้ขาดในการเลือก)</w:t>
-      </w:r>
-    </w:p>
-    <w:p/>
-    <w:p>
-      <w:r>
-        <w:rPr>
-          <w:rFonts w:ascii="TH Sarabun New" w:hAnsi="TH Sarabun New" w:cs="TH Sarabun New"/>
-          <w:b w:val="0"/>
-          <w:sz w:val="32"/>
-          <w:szCs w:val="32"/>
-        </w:rPr>
-        <w:t>[4] Qwen Team. (2025). *Qwen3 Technical Report.* arXiv:2505.09388.</w:t>
-      </w:r>
-    </w:p>
-    <w:p>
-      <w:r>
-        <w:rPr>
-          <w:rFonts w:ascii="TH Sarabun New" w:hAnsi="TH Sarabun New" w:cs="TH Sarabun New"/>
-          <w:b w:val="0"/>
-          <w:sz w:val="32"/>
-          <w:szCs w:val="32"/>
-        </w:rPr>
-        <w:t>https://arxiv.org/abs/2505.09388</w:t>
-      </w:r>
-    </w:p>
-    <w:p>
-      <w:r>
-        <w:rPr>
-          <w:rFonts w:ascii="TH Sarabun New" w:hAnsi="TH Sarabun New" w:cs="TH Sarabun New"/>
-          <w:b w:val="0"/>
-          <w:sz w:val="32"/>
-          <w:szCs w:val="32"/>
-        </w:rPr>
-        <w:t>— เอกสารเทคนิคหลักที่ model card ตามรายการ [3] อ้างถึง</w:t>
-      </w:r>
-    </w:p>
-    <w:p/>
-    <w:p>
-      <w:r>
-        <w:rPr>
-          <w:rFonts w:ascii="TH Sarabun New" w:hAnsi="TH Sarabun New" w:cs="TH Sarabun New"/>
-          <w:b/>
-          <w:sz w:val="34"/>
-          <w:szCs w:val="34"/>
-          <w:bCs/>
-        </w:rPr>
-        <w:t>ระบบเสิร์ฟแบบจำลอง</w:t>
-      </w:r>
-    </w:p>
-    <w:p/>
-    <w:p>
-      <w:r>
-        <w:rPr>
-          <w:rFonts w:ascii="TH Sarabun New" w:hAnsi="TH Sarabun New" w:cs="TH Sarabun New"/>
-          <w:b w:val="0"/>
-          <w:sz w:val="32"/>
-          <w:szCs w:val="32"/>
-        </w:rPr>
-        <w:t>[5] Kwon, W., Li, Z., Zhuang, S., Sheng, Y., Zheng, L., Yu, C. H., Gonzalez, J. E.,</w:t>
-      </w:r>
-    </w:p>
-    <w:p>
-      <w:r>
-        <w:rPr>
-          <w:rFonts w:ascii="TH Sarabun New" w:hAnsi="TH Sarabun New" w:cs="TH Sarabun New"/>
-          <w:b w:val="0"/>
-          <w:sz w:val="32"/>
-          <w:szCs w:val="32"/>
-        </w:rPr>
-        <w:t>Zhang, H., &amp; Stoica, I. (2023). *Efficient Memory Management for Large Language</w:t>
-      </w:r>
-    </w:p>
-    <w:p>
-      <w:r>
-        <w:rPr>
-          <w:rFonts w:ascii="TH Sarabun New" w:hAnsi="TH Sarabun New" w:cs="TH Sarabun New"/>
-          <w:b w:val="0"/>
-          <w:sz w:val="32"/>
-          <w:szCs w:val="32"/>
-        </w:rPr>
-        <w:t>Model Serving with PagedAttention.* In Proceedings of the 29th Symposium on</w:t>
-      </w:r>
-    </w:p>
-    <w:p>
-      <w:r>
-        <w:rPr>
-          <w:rFonts w:ascii="TH Sarabun New" w:hAnsi="TH Sarabun New" w:cs="TH Sarabun New"/>
-          <w:b w:val="0"/>
-          <w:sz w:val="32"/>
-          <w:szCs w:val="32"/>
-        </w:rPr>
-        <w:t>Operating Systems Principles (SOSP '23). https://doi.org/10.1145/3600006.3613165</w:t>
-      </w:r>
-    </w:p>
-    <w:p>
-      <w:r>
-        <w:rPr>
-          <w:rFonts w:ascii="TH Sarabun New" w:hAnsi="TH Sarabun New" w:cs="TH Sarabun New"/>
-          <w:b w:val="0"/>
-          <w:sz w:val="32"/>
-          <w:szCs w:val="32"/>
-        </w:rPr>
-        <w:t>arXiv:2309.06180. https://arxiv.org/abs/2309.06180</w:t>
-      </w:r>
-    </w:p>
-    <w:p>
-      <w:r>
-        <w:rPr>
-          <w:rFonts w:ascii="TH Sarabun New" w:hAnsi="TH Sarabun New" w:cs="TH Sarabun New"/>
-          <w:b w:val="0"/>
-          <w:sz w:val="32"/>
-          <w:szCs w:val="32"/>
-        </w:rPr>
-        <w:t>— ที่มาของ vLLM ซึ่งใช้เสิร์ฟแบบจำลองในโครงงานนี้ (เวอร์ชัน 0.25.0)</w:t>
-      </w:r>
-    </w:p>
-    <w:p>
-      <w:r>
-        <w:rPr>
-          <w:rFonts w:ascii="TH Sarabun New" w:hAnsi="TH Sarabun New" w:cs="TH Sarabun New"/>
-          <w:b w:val="0"/>
-          <w:sz w:val="32"/>
-          <w:szCs w:val="32"/>
-        </w:rPr>
-        <w:t>แนวคิด PagedAttention อธิบายว่าทำไม continuous batching จึงทำให้ throughput สูงขึ้น</w:t>
-      </w:r>
-    </w:p>
-    <w:p>
-      <w:r>
-        <w:rPr>
-          <w:rFonts w:ascii="TH Sarabun New" w:hAnsi="TH Sarabun New" w:cs="TH Sarabun New"/>
-          <w:b w:val="0"/>
-          <w:sz w:val="32"/>
-          <w:szCs w:val="32"/>
-        </w:rPr>
-        <w:t>และเป็นเหตุผลเชิงระบบที่ทำให้ผลลัพธ์ไม่คงที่แม้ตั้ง temperature = 0 (ดูหัวข้อ 5.5)</w:t>
-      </w:r>
-    </w:p>
-    <w:p/>
-    <w:p>
-      <w:r>
-        <w:rPr>
-          <w:rFonts w:ascii="TH Sarabun New" w:hAnsi="TH Sarabun New" w:cs="TH Sarabun New"/>
-          <w:b/>
-          <w:sz w:val="34"/>
-          <w:szCs w:val="34"/>
-          <w:bCs/>
-        </w:rPr>
-        <w:t>เทคนิคที่นำมาใช้และที่ทดลอง</w:t>
-      </w:r>
-    </w:p>
-    <w:p/>
-    <w:p>
-      <w:r>
-        <w:rPr>
-          <w:rFonts w:ascii="TH Sarabun New" w:hAnsi="TH Sarabun New" w:cs="TH Sarabun New"/>
-          <w:b w:val="0"/>
-          <w:sz w:val="32"/>
-          <w:szCs w:val="32"/>
-        </w:rPr>
-        <w:t>[6] Lim, B., Son, S., Kim, H., Nah, S., &amp; Lee, K. M. (2017). *Enhanced Deep Residual</w:t>
-      </w:r>
-    </w:p>
-    <w:p>
-      <w:r>
-        <w:rPr>
-          <w:rFonts w:ascii="TH Sarabun New" w:hAnsi="TH Sarabun New" w:cs="TH Sarabun New"/>
-          <w:b w:val="0"/>
-          <w:sz w:val="32"/>
-          <w:szCs w:val="32"/>
-        </w:rPr>
-        <w:t>Networks for Single Image Super-Resolution.* In IEEE Conference on Computer Vision</w:t>
-      </w:r>
-    </w:p>
-    <w:p>
-      <w:r>
-        <w:rPr>
-          <w:rFonts w:ascii="TH Sarabun New" w:hAnsi="TH Sarabun New" w:cs="TH Sarabun New"/>
-          <w:b w:val="0"/>
-          <w:sz w:val="32"/>
-          <w:szCs w:val="32"/>
-        </w:rPr>
-        <w:t>and Pattern Recognition Workshops (CVPRW), pp. 1132–1140.</w:t>
-      </w:r>
-    </w:p>
-    <w:p>
-      <w:r>
-        <w:rPr>
-          <w:rFonts w:ascii="TH Sarabun New" w:hAnsi="TH Sarabun New" w:cs="TH Sarabun New"/>
-          <w:b w:val="0"/>
-          <w:sz w:val="32"/>
-          <w:szCs w:val="32"/>
-        </w:rPr>
-        <w:t>https://openaccess.thecvf.com/content_cvpr_2017_workshops/w12/papers/Lim_Enhanced_Deep_Residual_CVPR_2017_paper.pdf</w:t>
-      </w:r>
-    </w:p>
-    <w:p>
-      <w:r>
-        <w:rPr>
-          <w:rFonts w:ascii="TH Sarabun New" w:hAnsi="TH Sarabun New" w:cs="TH Sarabun New"/>
-          <w:b w:val="0"/>
-          <w:sz w:val="32"/>
-          <w:szCs w:val="32"/>
-        </w:rPr>
-        <w:t>— EDSR ซึ่งใช้ขยายภาพศีรษะ 4 เท่าก่อนส่งให้ VLM ตรวจหน้ากาก</w:t>
-      </w:r>
-    </w:p>
-    <w:p>
-      <w:r>
-        <w:rPr>
-          <w:rFonts w:ascii="TH Sarabun New" w:hAnsi="TH Sarabun New" w:cs="TH Sarabun New"/>
-          <w:b w:val="0"/>
-          <w:sz w:val="32"/>
-          <w:szCs w:val="32"/>
-        </w:rPr>
-        <w:t>เป็นวิธีที่ทำให้ recall หน้ากากเพิ่มจาก 23% เป็น 80% (หัวข้อ 5.5)</w:t>
-      </w:r>
-    </w:p>
-    <w:p>
-      <w:r>
-        <w:rPr>
-          <w:rFonts w:ascii="TH Sarabun New" w:hAnsi="TH Sarabun New" w:cs="TH Sarabun New"/>
-          <w:b w:val="0"/>
-          <w:sz w:val="32"/>
-          <w:szCs w:val="32"/>
-        </w:rPr>
-        <w:t xml:space="preserve">น้ำหนักที่ใช้จริงคือ </w:t>
-      </w:r>
-      <w:r>
-        <w:rPr>
-          <w:rFonts w:ascii="Courier New" w:hAnsi="Courier New" w:cs="Courier New"/>
-          <w:b w:val="0"/>
-          <w:sz w:val="28"/>
-          <w:szCs w:val="28"/>
-        </w:rPr>
-        <w:t>eugenesiow/edsr-base</w:t>
-      </w:r>
-      <w:r>
-        <w:rPr>
-          <w:rFonts w:ascii="TH Sarabun New" w:hAnsi="TH Sarabun New" w:cs="TH Sarabun New"/>
-          <w:b w:val="0"/>
-          <w:sz w:val="32"/>
-          <w:szCs w:val="32"/>
-        </w:rPr>
-        <w:t xml:space="preserve"> (scale = 4) ตามรายการ [7]</w:t>
-      </w:r>
-    </w:p>
-    <w:p/>
-    <w:p>
-      <w:r>
-        <w:rPr>
-          <w:rFonts w:ascii="TH Sarabun New" w:hAnsi="TH Sarabun New" w:cs="TH Sarabun New"/>
-          <w:b w:val="0"/>
-          <w:sz w:val="32"/>
-          <w:szCs w:val="32"/>
-        </w:rPr>
-        <w:t>[7] Siow, E. *edsr-base* [model card]. Hugging Face.</w:t>
-      </w:r>
-    </w:p>
-    <w:p>
-      <w:r>
-        <w:rPr>
-          <w:rFonts w:ascii="TH Sarabun New" w:hAnsi="TH Sarabun New" w:cs="TH Sarabun New"/>
-          <w:b w:val="0"/>
-          <w:sz w:val="32"/>
-          <w:szCs w:val="32"/>
-        </w:rPr>
-        <w:t>https://huggingface.co/eugenesiow/edsr-base</w:t>
-      </w:r>
-    </w:p>
-    <w:p>
-      <w:r>
-        <w:rPr>
-          <w:rFonts w:ascii="TH Sarabun New" w:hAnsi="TH Sarabun New" w:cs="TH Sarabun New"/>
-          <w:b w:val="0"/>
-          <w:sz w:val="32"/>
-          <w:szCs w:val="32"/>
-        </w:rPr>
-        <w:t>— น้ำหนักแบบจำลอง EDSR ชุดที่โครงงานนี้เรียกใช้จริงในขั้นตอนขยายภาพศีรษะ</w:t>
-      </w:r>
-    </w:p>
-    <w:p/>
-    <w:p>
-      <w:r>
-        <w:rPr>
-          <w:rFonts w:ascii="TH Sarabun New" w:hAnsi="TH Sarabun New" w:cs="TH Sarabun New"/>
-          <w:b w:val="0"/>
-          <w:sz w:val="32"/>
-          <w:szCs w:val="32"/>
-        </w:rPr>
-        <w:t>[8] Yang, J., Zhang, H., Li, F., Zou, X., Li, C., &amp; Gao, J. (2023). *Set-of-Mark</w:t>
-      </w:r>
-    </w:p>
-    <w:p>
-      <w:r>
-        <w:rPr>
-          <w:rFonts w:ascii="TH Sarabun New" w:hAnsi="TH Sarabun New" w:cs="TH Sarabun New"/>
-          <w:b w:val="0"/>
-          <w:sz w:val="32"/>
-          <w:szCs w:val="32"/>
-        </w:rPr>
-        <w:t>Prompting Unleashes Extraordinary Visual Grounding in GPT-4V.* arXiv:2310.11441.</w:t>
-      </w:r>
-    </w:p>
-    <w:p>
-      <w:r>
-        <w:rPr>
-          <w:rFonts w:ascii="TH Sarabun New" w:hAnsi="TH Sarabun New" w:cs="TH Sarabun New"/>
-          <w:b w:val="0"/>
-          <w:sz w:val="32"/>
-          <w:szCs w:val="32"/>
-        </w:rPr>
-        <w:t>https://arxiv.org/abs/2310.11441 · โค้ด: https://github.com/microsoft/SoM</w:t>
-      </w:r>
-    </w:p>
-    <w:p>
-      <w:r>
-        <w:rPr>
-          <w:rFonts w:ascii="TH Sarabun New" w:hAnsi="TH Sarabun New" w:cs="TH Sarabun New"/>
-          <w:b w:val="0"/>
-          <w:sz w:val="32"/>
-          <w:szCs w:val="32"/>
-        </w:rPr>
-        <w:t>— วิธีติดหมายเลขบนภาพเพื่อช่วยให้ VLM อ้างอิงตำแหน่งได้</w:t>
-      </w:r>
-    </w:p>
-    <w:p>
-      <w:r>
-        <w:rPr>
-          <w:rFonts w:ascii="TH Sarabun New" w:hAnsi="TH Sarabun New" w:cs="TH Sarabun New"/>
-          <w:b/>
-          <w:sz w:val="32"/>
-          <w:szCs w:val="32"/>
-          <w:bCs/>
-        </w:rPr>
-        <w:t>ทดลองแล้วไม่ได้ใช้ในผลงานสุดท้าย</w:t>
-      </w:r>
-      <w:r>
-        <w:rPr>
-          <w:rFonts w:ascii="TH Sarabun New" w:hAnsi="TH Sarabun New" w:cs="TH Sarabun New"/>
-          <w:b w:val="0"/>
-          <w:sz w:val="32"/>
-          <w:szCs w:val="32"/>
-        </w:rPr>
-        <w:t xml:space="preserve"> เพราะช่วยเรื่องหน้ากากแต่ทำให้การตรวจถุงมือแย่ลง (หัวข้อ 5.3)</w:t>
-      </w:r>
-    </w:p>
-    <w:p/>
-    <w:p>
-      <w:r>
-        <w:rPr>
-          <w:rFonts w:ascii="TH Sarabun New" w:hAnsi="TH Sarabun New" w:cs="TH Sarabun New"/>
-          <w:b/>
-          <w:sz w:val="34"/>
-          <w:szCs w:val="34"/>
-          <w:bCs/>
-        </w:rPr>
-        <w:t>งานวิจัยที่รองรับข้อค้นพบเรื่องการจับคู่ป้ายกับวัตถุ</w:t>
-      </w:r>
-    </w:p>
-    <w:p/>
-    <w:p>
-      <w:r>
-        <w:rPr>
-          <w:rFonts w:ascii="TH Sarabun New" w:hAnsi="TH Sarabun New" w:cs="TH Sarabun New"/>
-          <w:b w:val="0"/>
-          <w:sz w:val="32"/>
-          <w:szCs w:val="32"/>
-        </w:rPr>
-        <w:t>[9] Yuksekgonul, M., Bianchi, F., Kalluri, P., Jurafsky, D., &amp; Zou, J. (2023).</w:t>
-      </w:r>
-    </w:p>
-    <w:p>
-      <w:r>
-        <w:rPr>
-          <w:rFonts w:ascii="TH Sarabun New" w:hAnsi="TH Sarabun New" w:cs="TH Sarabun New"/>
-          <w:b w:val="0"/>
-          <w:sz w:val="32"/>
-          <w:szCs w:val="32"/>
-        </w:rPr>
-        <w:t>*When and why vision-language models behave like bags-of-words, and what to do</w:t>
-      </w:r>
-    </w:p>
-    <w:p>
-      <w:r>
-        <w:rPr>
-          <w:rFonts w:ascii="TH Sarabun New" w:hAnsi="TH Sarabun New" w:cs="TH Sarabun New"/>
-          <w:b w:val="0"/>
-          <w:sz w:val="32"/>
-          <w:szCs w:val="32"/>
-        </w:rPr>
-        <w:t>about it?* In International Conference on Learning Representations (ICLR 2023).</w:t>
-      </w:r>
-    </w:p>
-    <w:p>
-      <w:r>
-        <w:rPr>
-          <w:rFonts w:ascii="TH Sarabun New" w:hAnsi="TH Sarabun New" w:cs="TH Sarabun New"/>
-          <w:b w:val="0"/>
-          <w:sz w:val="32"/>
-          <w:szCs w:val="32"/>
-        </w:rPr>
-        <w:t>arXiv:2210.01936. https://arxiv.org/abs/2210.01936</w:t>
-      </w:r>
-    </w:p>
-    <w:p>
-      <w:r>
-        <w:rPr>
-          <w:rFonts w:ascii="TH Sarabun New" w:hAnsi="TH Sarabun New" w:cs="TH Sarabun New"/>
-          <w:b w:val="0"/>
-          <w:sz w:val="32"/>
-          <w:szCs w:val="32"/>
-        </w:rPr>
-        <w:t>— เสนอชุดทดสอบ ARO (Attribution, Relation, Order) มากกว่า 50,000 กรณี</w:t>
-      </w:r>
-    </w:p>
-    <w:p>
-      <w:r>
-        <w:rPr>
-          <w:rFonts w:ascii="TH Sarabun New" w:hAnsi="TH Sarabun New" w:cs="TH Sarabun New"/>
-          <w:b w:val="0"/>
-          <w:sz w:val="32"/>
-          <w:szCs w:val="32"/>
-        </w:rPr>
-        <w:t xml:space="preserve">และแสดงว่าแบบจำลองภาษาและภาพจำนวนมาก </w:t>
-      </w:r>
-      <w:r>
-        <w:rPr>
-          <w:rFonts w:ascii="TH Sarabun New" w:hAnsi="TH Sarabun New" w:cs="TH Sarabun New"/>
-          <w:b/>
-          <w:sz w:val="32"/>
-          <w:szCs w:val="32"/>
-          <w:bCs/>
-        </w:rPr>
-        <w:t>เข้ารหัสภาพเสมือน "ถุงคำ"</w:t>
-      </w:r>
-    </w:p>
-    <w:p>
-      <w:r>
-        <w:rPr>
-          <w:rFonts w:ascii="TH Sarabun New" w:hAnsi="TH Sarabun New" w:cs="TH Sarabun New"/>
-          <w:b w:val="0"/>
-          <w:sz w:val="32"/>
-          <w:szCs w:val="32"/>
-        </w:rPr>
-        <w:t>คือรู้ว่ามีวัตถุอะไรและมีคุณสมบัติอะไรอยู่ในภาพ แต่</w:t>
-      </w:r>
-      <w:r>
-        <w:rPr>
-          <w:rFonts w:ascii="TH Sarabun New" w:hAnsi="TH Sarabun New" w:cs="TH Sarabun New"/>
-          <w:b/>
-          <w:sz w:val="32"/>
-          <w:szCs w:val="32"/>
-          <w:bCs/>
-        </w:rPr>
-        <w:t>จับคู่ว่าคุณสมบัติไหนเป็นของวัตถุไหนไม่ได้</w:t>
-      </w:r>
-    </w:p>
-    <w:p>
-      <w:r>
-        <w:rPr>
-          <w:rFonts w:ascii="TH Sarabun New" w:hAnsi="TH Sarabun New" w:cs="TH Sarabun New"/>
-          <w:b w:val="0"/>
-          <w:sz w:val="32"/>
-          <w:szCs w:val="32"/>
-        </w:rPr>
-        <w:t>— เป็นงานที่อธิบายอาการที่พบในโครงงานนี้ได้ตรง คือ Cosmos อ่านป้าย NG/WAIT/GOOD ออกทุกป้าย</w:t>
-      </w:r>
-    </w:p>
-    <w:p>
-      <w:r>
-        <w:rPr>
-          <w:rFonts w:ascii="TH Sarabun New" w:hAnsi="TH Sarabun New" w:cs="TH Sarabun New"/>
-          <w:b w:val="0"/>
-          <w:sz w:val="32"/>
-          <w:szCs w:val="32"/>
-        </w:rPr>
-        <w:t>แต่จับคู่ป้ายเข้ากับลังผิดเมื่อลังสองใบอยู่ใกล้กัน 251 พิกเซล (ผิด 66%) ขณะที่ลังที่อยู่ห่าง</w:t>
-      </w:r>
-    </w:p>
-    <w:p>
-      <w:r>
-        <w:rPr>
-          <w:rFonts w:ascii="TH Sarabun New" w:hAnsi="TH Sarabun New" w:cs="TH Sarabun New"/>
-          <w:b w:val="0"/>
-          <w:sz w:val="32"/>
-          <w:szCs w:val="32"/>
-        </w:rPr>
-        <w:t>1,053 พิกเซลไม่เคยผิดเลย (หัวข้อ 5.5) ยืนยันว่าเป็น</w:t>
-      </w:r>
-      <w:r>
-        <w:rPr>
-          <w:rFonts w:ascii="TH Sarabun New" w:hAnsi="TH Sarabun New" w:cs="TH Sarabun New"/>
-          <w:b/>
-          <w:sz w:val="32"/>
-          <w:szCs w:val="32"/>
-          <w:bCs/>
-        </w:rPr>
-        <w:t>ข้อจำกัดเชิงโครงสร้างที่มีรายงานในงานวิจัย</w:t>
-      </w:r>
-    </w:p>
-    <w:p>
-      <w:r>
-        <w:rPr>
-          <w:rFonts w:ascii="TH Sarabun New" w:hAnsi="TH Sarabun New" w:cs="TH Sarabun New"/>
-          <w:b w:val="0"/>
-          <w:sz w:val="32"/>
-          <w:szCs w:val="32"/>
-        </w:rPr>
-        <w:t>ไม่ใช่ความผิดพลาดเฉพาะกรณีหรือปัญหาการอ่านป้าย จึงเป็นเหตุผลรองรับการแก้ด้วยวิธีครอบภาพทีละลัง</w:t>
-      </w:r>
-    </w:p>
-    <w:p>
-      <w:r>
-        <w:rPr>
-          <w:rFonts w:ascii="TH Sarabun New" w:hAnsi="TH Sarabun New" w:cs="TH Sarabun New"/>
-          <w:b w:val="0"/>
-          <w:sz w:val="32"/>
-          <w:szCs w:val="32"/>
-        </w:rPr>
-        <w:t>(ให้โปรแกรมกำหนดขอบเขต แล้วให้แบบจำลองตอบเฉพาะสิ่งที่อยู่ในกรอบ) แทนการพยายามปรับคำสั่ง</w:t>
-      </w:r>
-    </w:p>
-    <w:p/>
-    <w:p>
-      <w:r>
         <w:br w:type="page"/>
       </w:r>
     </w:p>
@@ -15927,7 +15121,7 @@
           <w:sz w:val="32"/>
           <w:szCs w:val="32"/>
         </w:rPr>
-        <w:t>ที่ระบุว่าแบบจำลองกลุ่มนี้เข้ารหัสภาพเสมือน "ถุงคำ" (บรรณานุกรม [9])</w:t>
+        <w:t>ที่ระบุว่าแบบจำลองกลุ่มนี้เข้ารหัสภาพเสมือน "ถุงคำ" (เอกสารอ้างอิง [12])</w:t>
       </w:r>
     </w:p>
     <w:p/>
@@ -25234,6 +24428,1607 @@
           <w:szCs w:val="32"/>
         </w:rPr>
         <w:t>และจะไม่มีวันถูกค้นพบเลยหากไม่ตั้งคำถามกับเฉลยของตัวเอง</w:t>
+      </w:r>
+    </w:p>
+    <w:p/>
+    <w:p>
+      <w:r>
+        <w:br w:type="page"/>
+      </w:r>
+    </w:p>
+    <w:p>
+      <w:r>
+        <w:rPr>
+          <w:rFonts w:ascii="TH Sarabun New" w:hAnsi="TH Sarabun New" w:cs="TH Sarabun New"/>
+          <w:b/>
+          <w:sz w:val="40"/>
+          <w:szCs w:val="40"/>
+          <w:bCs/>
+        </w:rPr>
+        <w:t>เอกสารอ้างอิง</w:t>
+      </w:r>
+    </w:p>
+    <w:p/>
+    <w:p>
+      <w:pPr>
+        <w:ind w:left="504"/>
+      </w:pPr>
+      <w:r>
+        <w:rPr>
+          <w:rFonts w:ascii="TH Sarabun New" w:hAnsi="TH Sarabun New" w:cs="TH Sarabun New"/>
+          <w:b w:val="0"/>
+          <w:i/>
+          <w:sz w:val="30"/>
+          <w:szCs w:val="30"/>
+        </w:rPr>
+        <w:t>ทุกรายการเปิดตรวจจากแหล่งต้นทางจริงก่อนอ้างอิง ไม่ได้เขียนจากความจำ</w:t>
+      </w:r>
+    </w:p>
+    <w:p>
+      <w:pPr>
+        <w:ind w:left="504"/>
+      </w:pPr>
+      <w:r>
+        <w:rPr>
+          <w:rFonts w:ascii="TH Sarabun New" w:hAnsi="TH Sarabun New" w:cs="TH Sarabun New"/>
+          <w:b w:val="0"/>
+          <w:i/>
+          <w:sz w:val="30"/>
+          <w:szCs w:val="30"/>
+        </w:rPr>
+        <w:t xml:space="preserve">แยกให้ชัดระหว่าง </w:t>
+      </w:r>
+      <w:r>
+        <w:rPr>
+          <w:rFonts w:ascii="TH Sarabun New" w:hAnsi="TH Sarabun New" w:cs="TH Sarabun New"/>
+          <w:b/>
+          <w:i/>
+          <w:sz w:val="30"/>
+          <w:szCs w:val="30"/>
+          <w:bCs/>
+        </w:rPr>
+        <w:t>บทความวิชาการ</w:t>
+      </w:r>
+      <w:r>
+        <w:rPr>
+          <w:rFonts w:ascii="TH Sarabun New" w:hAnsi="TH Sarabun New" w:cs="TH Sarabun New"/>
+          <w:b w:val="0"/>
+          <w:i/>
+          <w:sz w:val="30"/>
+          <w:szCs w:val="30"/>
+        </w:rPr>
+        <w:t xml:space="preserve"> กับ </w:t>
+      </w:r>
+      <w:r>
+        <w:rPr>
+          <w:rFonts w:ascii="TH Sarabun New" w:hAnsi="TH Sarabun New" w:cs="TH Sarabun New"/>
+          <w:b/>
+          <w:i/>
+          <w:sz w:val="30"/>
+          <w:szCs w:val="30"/>
+          <w:bCs/>
+        </w:rPr>
+        <w:t>model card / ซอฟต์แวร์</w:t>
+      </w:r>
+      <w:r>
+        <w:rPr>
+          <w:rFonts w:ascii="TH Sarabun New" w:hAnsi="TH Sarabun New" w:cs="TH Sarabun New"/>
+          <w:b w:val="0"/>
+          <w:i/>
+          <w:sz w:val="30"/>
+          <w:szCs w:val="30"/>
+        </w:rPr>
+        <w:t xml:space="preserve"> เพราะบางแบบจำลองที่ใช้</w:t>
+      </w:r>
+    </w:p>
+    <w:p>
+      <w:pPr>
+        <w:ind w:left="504"/>
+      </w:pPr>
+      <w:r>
+        <w:rPr>
+          <w:rFonts w:ascii="TH Sarabun New" w:hAnsi="TH Sarabun New" w:cs="TH Sarabun New"/>
+          <w:b w:val="0"/>
+          <w:i/>
+          <w:sz w:val="30"/>
+          <w:szCs w:val="30"/>
+        </w:rPr>
+        <w:t>ยังไม่มีบทความตีพิมพ์ของตัวเอง การอ้างจึงต้องระบุตามความเป็นจริง</w:t>
+      </w:r>
+    </w:p>
+    <w:p/>
+    <w:p>
+      <w:r>
+        <w:rPr>
+          <w:rFonts w:ascii="TH Sarabun New" w:hAnsi="TH Sarabun New" w:cs="TH Sarabun New"/>
+          <w:b/>
+          <w:sz w:val="36"/>
+          <w:szCs w:val="36"/>
+          <w:bCs/>
+        </w:rPr>
+        <w:t>แบบจำลองที่ใช้ในผลงาน</w:t>
+      </w:r>
+    </w:p>
+    <w:p/>
+    <w:p>
+      <w:r>
+        <w:rPr>
+          <w:rFonts w:ascii="TH Sarabun New" w:hAnsi="TH Sarabun New" w:cs="TH Sarabun New"/>
+          <w:b w:val="0"/>
+          <w:sz w:val="32"/>
+          <w:szCs w:val="32"/>
+        </w:rPr>
+        <w:t>[1] NVIDIA. *Cosmos-Reason2-8B* [model card]. Hugging Face.</w:t>
+      </w:r>
+    </w:p>
+    <w:p>
+      <w:r>
+        <w:rPr>
+          <w:rFonts w:ascii="TH Sarabun New" w:hAnsi="TH Sarabun New" w:cs="TH Sarabun New"/>
+          <w:b w:val="0"/>
+          <w:sz w:val="32"/>
+          <w:szCs w:val="32"/>
+        </w:rPr>
+        <w:t>https://huggingface.co/nvidia/Cosmos-Reason2-8B</w:t>
+      </w:r>
+    </w:p>
+    <w:p>
+      <w:r>
+        <w:rPr>
+          <w:rFonts w:ascii="TH Sarabun New" w:hAnsi="TH Sarabun New" w:cs="TH Sarabun New"/>
+          <w:b w:val="0"/>
+          <w:sz w:val="32"/>
+          <w:szCs w:val="32"/>
+        </w:rPr>
+        <w:t xml:space="preserve">— </w:t>
+      </w:r>
+      <w:r>
+        <w:rPr>
+          <w:rFonts w:ascii="TH Sarabun New" w:hAnsi="TH Sarabun New" w:cs="TH Sarabun New"/>
+          <w:b/>
+          <w:sz w:val="32"/>
+          <w:szCs w:val="32"/>
+          <w:bCs/>
+        </w:rPr>
+        <w:t>แบบจำลองหลักของโครงงานนี้</w:t>
+      </w:r>
+      <w:r>
+        <w:rPr>
+          <w:rFonts w:ascii="TH Sarabun New" w:hAnsi="TH Sarabun New" w:cs="TH Sarabun New"/>
+          <w:b w:val="0"/>
+          <w:sz w:val="32"/>
+          <w:szCs w:val="32"/>
+        </w:rPr>
+        <w:t xml:space="preserve"> ใช้ในชั้น L2 (มองเห็น) ทั้งการตรวจอุปกรณ์ป้องกัน</w:t>
+      </w:r>
+    </w:p>
+    <w:p>
+      <w:r>
+        <w:rPr>
+          <w:rFonts w:ascii="TH Sarabun New" w:hAnsi="TH Sarabun New" w:cs="TH Sarabun New"/>
+          <w:b w:val="0"/>
+          <w:sz w:val="32"/>
+          <w:szCs w:val="32"/>
+        </w:rPr>
+        <w:t>การบรรยายเหตุการณ์ และการระบุลัง · สัญญาอนุญาต NVIDIA Open Model License และเพิ่มเติม Apache-2.0</w:t>
+      </w:r>
+    </w:p>
+    <w:p>
+      <w:r>
+        <w:rPr>
+          <w:rFonts w:ascii="TH Sarabun New" w:hAnsi="TH Sarabun New" w:cs="TH Sarabun New"/>
+          <w:b w:val="0"/>
+          <w:sz w:val="32"/>
+          <w:szCs w:val="32"/>
+        </w:rPr>
+        <w:t xml:space="preserve">*หมายเหตุ:* ณ วันที่จัดทำรายงาน </w:t>
+      </w:r>
+      <w:r>
+        <w:rPr>
+          <w:rFonts w:ascii="TH Sarabun New" w:hAnsi="TH Sarabun New" w:cs="TH Sarabun New"/>
+          <w:b/>
+          <w:sz w:val="32"/>
+          <w:szCs w:val="32"/>
+          <w:bCs/>
+        </w:rPr>
+        <w:t>ยังไม่พบบทความวิชาการเฉพาะของ Cosmos-Reason2</w:t>
+      </w:r>
+    </w:p>
+    <w:p>
+      <w:r>
+        <w:rPr>
+          <w:rFonts w:ascii="TH Sarabun New" w:hAnsi="TH Sarabun New" w:cs="TH Sarabun New"/>
+          <w:b w:val="0"/>
+          <w:sz w:val="32"/>
+          <w:szCs w:val="32"/>
+        </w:rPr>
+        <w:t>เอกสารวิชาการที่ใกล้ที่สุดคือของรุ่นก่อนหน้าตามรายการ [2]</w:t>
+      </w:r>
+    </w:p>
+    <w:p/>
+    <w:p>
+      <w:r>
+        <w:rPr>
+          <w:rFonts w:ascii="TH Sarabun New" w:hAnsi="TH Sarabun New" w:cs="TH Sarabun New"/>
+          <w:b w:val="0"/>
+          <w:sz w:val="32"/>
+          <w:szCs w:val="32"/>
+        </w:rPr>
+        <w:t>[2] NVIDIA. (2025). *Cosmos-Reason1: From Physical Common Sense To Embodied Reasoning.*</w:t>
+      </w:r>
+    </w:p>
+    <w:p>
+      <w:r>
+        <w:rPr>
+          <w:rFonts w:ascii="TH Sarabun New" w:hAnsi="TH Sarabun New" w:cs="TH Sarabun New"/>
+          <w:b w:val="0"/>
+          <w:sz w:val="32"/>
+          <w:szCs w:val="32"/>
+        </w:rPr>
+        <w:t>arXiv:2503.15558. https://arxiv.org/abs/2503.15558</w:t>
+      </w:r>
+    </w:p>
+    <w:p>
+      <w:r>
+        <w:rPr>
+          <w:rFonts w:ascii="TH Sarabun New" w:hAnsi="TH Sarabun New" w:cs="TH Sarabun New"/>
+          <w:b w:val="0"/>
+          <w:sz w:val="32"/>
+          <w:szCs w:val="32"/>
+        </w:rPr>
+        <w:t>— บทความของ</w:t>
+      </w:r>
+      <w:r>
+        <w:rPr>
+          <w:rFonts w:ascii="TH Sarabun New" w:hAnsi="TH Sarabun New" w:cs="TH Sarabun New"/>
+          <w:b/>
+          <w:sz w:val="32"/>
+          <w:szCs w:val="32"/>
+          <w:bCs/>
+        </w:rPr>
+        <w:t>รุ่นก่อนหน้า</w:t>
+      </w:r>
+      <w:r>
+        <w:rPr>
+          <w:rFonts w:ascii="TH Sarabun New" w:hAnsi="TH Sarabun New" w:cs="TH Sarabun New"/>
+          <w:b w:val="0"/>
+          <w:sz w:val="32"/>
+          <w:szCs w:val="32"/>
+        </w:rPr>
+        <w:t xml:space="preserve"> อธิบายแนวคิดตระกูล Cosmos-Reason คือการให้เหตุผลเชิงกายภาพ</w:t>
+      </w:r>
+    </w:p>
+    <w:p>
+      <w:r>
+        <w:rPr>
+          <w:rFonts w:ascii="TH Sarabun New" w:hAnsi="TH Sarabun New" w:cs="TH Sarabun New"/>
+          <w:b w:val="0"/>
+          <w:sz w:val="32"/>
+          <w:szCs w:val="32"/>
+        </w:rPr>
+        <w:t>และการฝึกสี่ขั้น (vision pre-training → SFT → Physical AI SFT → reinforcement learning)</w:t>
+      </w:r>
+    </w:p>
+    <w:p>
+      <w:r>
+        <w:rPr>
+          <w:rFonts w:ascii="TH Sarabun New" w:hAnsi="TH Sarabun New" w:cs="TH Sarabun New"/>
+          <w:b/>
+          <w:sz w:val="32"/>
+          <w:szCs w:val="32"/>
+          <w:bCs/>
+        </w:rPr>
+        <w:t>ไม่ใช่บทความของรุ่นที่ใช้จริง</w:t>
+      </w:r>
+      <w:r>
+        <w:rPr>
+          <w:rFonts w:ascii="TH Sarabun New" w:hAnsi="TH Sarabun New" w:cs="TH Sarabun New"/>
+          <w:b w:val="0"/>
+          <w:sz w:val="32"/>
+          <w:szCs w:val="32"/>
+        </w:rPr>
+        <w:t xml:space="preserve"> แต่ใช้อธิบายที่มาของสถาปัตยกรรมและเหตุผลที่เลือกตระกูลนี้</w:t>
+      </w:r>
+    </w:p>
+    <w:p/>
+    <w:p>
+      <w:r>
+        <w:rPr>
+          <w:rFonts w:ascii="TH Sarabun New" w:hAnsi="TH Sarabun New" w:cs="TH Sarabun New"/>
+          <w:b w:val="0"/>
+          <w:sz w:val="32"/>
+          <w:szCs w:val="32"/>
+        </w:rPr>
+        <w:t>[3] Anthropic. *Claude Opus* [เอกสารผลิตภัณฑ์]. https://www.anthropic.com/claude/opus</w:t>
+      </w:r>
+    </w:p>
+    <w:p>
+      <w:r>
+        <w:rPr>
+          <w:rFonts w:ascii="TH Sarabun New" w:hAnsi="TH Sarabun New" w:cs="TH Sarabun New"/>
+          <w:b w:val="0"/>
+          <w:sz w:val="32"/>
+          <w:szCs w:val="32"/>
+        </w:rPr>
+        <w:t>· เอกสารสำหรับนักพัฒนา: https://platform.claude.com/docs</w:t>
+      </w:r>
+    </w:p>
+    <w:p>
+      <w:r>
+        <w:rPr>
+          <w:rFonts w:ascii="TH Sarabun New" w:hAnsi="TH Sarabun New" w:cs="TH Sarabun New"/>
+          <w:b w:val="0"/>
+          <w:sz w:val="32"/>
+          <w:szCs w:val="32"/>
+        </w:rPr>
+        <w:t>— ใช้ในชั้น L4 (วิเคราะห์) สำหรับจับคู่เหตุการณ์เข้ากับกฎความปลอดภัย R1–R10</w:t>
+      </w:r>
+    </w:p>
+    <w:p>
+      <w:r>
+        <w:rPr>
+          <w:rFonts w:ascii="TH Sarabun New" w:hAnsi="TH Sarabun New" w:cs="TH Sarabun New"/>
+          <w:b w:val="0"/>
+          <w:sz w:val="32"/>
+          <w:szCs w:val="32"/>
+        </w:rPr>
+        <w:t xml:space="preserve">และสรุปภาพรวมขั้นตอนการทำงาน · รุ่นที่ใช้จริงคือ </w:t>
+      </w:r>
+      <w:r>
+        <w:rPr>
+          <w:rFonts w:ascii="Courier New" w:hAnsi="Courier New" w:cs="Courier New"/>
+          <w:b w:val="0"/>
+          <w:sz w:val="28"/>
+          <w:szCs w:val="28"/>
+        </w:rPr>
+        <w:t>anthropic/claude-opus-4.8</w:t>
+      </w:r>
+    </w:p>
+    <w:p>
+      <w:r>
+        <w:rPr>
+          <w:rFonts w:ascii="TH Sarabun New" w:hAnsi="TH Sarabun New" w:cs="TH Sarabun New"/>
+          <w:b w:val="0"/>
+          <w:sz w:val="32"/>
+          <w:szCs w:val="32"/>
+        </w:rPr>
+        <w:t xml:space="preserve">เรียกผ่านบริการตามรายการ [4] · บันทึกไว้ในไฟล์ผลลัพธ์ที่ฟิลด์ </w:t>
+      </w:r>
+      <w:r>
+        <w:rPr>
+          <w:rFonts w:ascii="Courier New" w:hAnsi="Courier New" w:cs="Courier New"/>
+          <w:b w:val="0"/>
+          <w:sz w:val="28"/>
+          <w:szCs w:val="28"/>
+        </w:rPr>
+        <w:t>generated_by.safety_analysis.model</w:t>
+      </w:r>
+    </w:p>
+    <w:p>
+      <w:r>
+        <w:rPr>
+          <w:rFonts w:ascii="TH Sarabun New" w:hAnsi="TH Sarabun New" w:cs="TH Sarabun New"/>
+          <w:b w:val="0"/>
+          <w:sz w:val="32"/>
+          <w:szCs w:val="32"/>
+        </w:rPr>
+        <w:t>เพื่อให้ตรวจย้อนได้ว่าผลมาจากรุ่นใด</w:t>
+      </w:r>
+    </w:p>
+    <w:p/>
+    <w:p>
+      <w:r>
+        <w:rPr>
+          <w:rFonts w:ascii="TH Sarabun New" w:hAnsi="TH Sarabun New" w:cs="TH Sarabun New"/>
+          <w:b w:val="0"/>
+          <w:sz w:val="32"/>
+          <w:szCs w:val="32"/>
+        </w:rPr>
+        <w:t>[4] OpenRouter. *OpenRouter API* [บริการ]. https://openrouter.ai</w:t>
+      </w:r>
+    </w:p>
+    <w:p>
+      <w:r>
+        <w:rPr>
+          <w:rFonts w:ascii="TH Sarabun New" w:hAnsi="TH Sarabun New" w:cs="TH Sarabun New"/>
+          <w:b w:val="0"/>
+          <w:sz w:val="32"/>
+          <w:szCs w:val="32"/>
+        </w:rPr>
+        <w:t>— บริการตัวกลางสำหรับเรียกแบบจำลองภาษาในรายการ [3] · เป็นบริการเชิงพาณิชย์</w:t>
+      </w:r>
+    </w:p>
+    <w:p/>
+    <w:p>
+      <w:r>
+        <w:rPr>
+          <w:rFonts w:ascii="TH Sarabun New" w:hAnsi="TH Sarabun New" w:cs="TH Sarabun New"/>
+          <w:b/>
+          <w:sz w:val="36"/>
+          <w:szCs w:val="36"/>
+          <w:bCs/>
+        </w:rPr>
+        <w:t>แบบจำลองที่นำมาเปรียบเทียบ</w:t>
+      </w:r>
+    </w:p>
+    <w:p/>
+    <w:p>
+      <w:r>
+        <w:rPr>
+          <w:rFonts w:ascii="TH Sarabun New" w:hAnsi="TH Sarabun New" w:cs="TH Sarabun New"/>
+          <w:b w:val="0"/>
+          <w:sz w:val="32"/>
+          <w:szCs w:val="32"/>
+        </w:rPr>
+        <w:t>[5] Qwen Team, Alibaba. *Qwen3-VL-8B-Instruct* [model card]. Hugging Face.</w:t>
+      </w:r>
+    </w:p>
+    <w:p>
+      <w:r>
+        <w:rPr>
+          <w:rFonts w:ascii="TH Sarabun New" w:hAnsi="TH Sarabun New" w:cs="TH Sarabun New"/>
+          <w:b w:val="0"/>
+          <w:sz w:val="32"/>
+          <w:szCs w:val="32"/>
+        </w:rPr>
+        <w:t>https://huggingface.co/Qwen/Qwen3-VL-8B-Instruct</w:t>
+      </w:r>
+    </w:p>
+    <w:p>
+      <w:r>
+        <w:rPr>
+          <w:rFonts w:ascii="TH Sarabun New" w:hAnsi="TH Sarabun New" w:cs="TH Sarabun New"/>
+          <w:b w:val="0"/>
+          <w:sz w:val="32"/>
+          <w:szCs w:val="32"/>
+        </w:rPr>
+        <w:t>— แบบจำลองที่นำมาเทียบตอนเลือกแบบจำลอง (บทที่ 7 หัวข้อ 7.6)</w:t>
+      </w:r>
+    </w:p>
+    <w:p>
+      <w:r>
+        <w:rPr>
+          <w:rFonts w:ascii="TH Sarabun New" w:hAnsi="TH Sarabun New" w:cs="TH Sarabun New"/>
+          <w:b w:val="0"/>
+          <w:sz w:val="32"/>
+          <w:szCs w:val="32"/>
+        </w:rPr>
+        <w:t xml:space="preserve">ผลคือตรวจพบ 62% และ </w:t>
+      </w:r>
+      <w:r>
+        <w:rPr>
+          <w:rFonts w:ascii="TH Sarabun New" w:hAnsi="TH Sarabun New" w:cs="TH Sarabun New"/>
+          <w:b/>
+          <w:sz w:val="32"/>
+          <w:szCs w:val="32"/>
+          <w:bCs/>
+        </w:rPr>
+        <w:t>ตรวจไม่พบเหตุเกือบเกิดอุบัติเหตุ</w:t>
+      </w:r>
+      <w:r>
+        <w:rPr>
+          <w:rFonts w:ascii="TH Sarabun New" w:hAnsi="TH Sarabun New" w:cs="TH Sarabun New"/>
+          <w:b w:val="0"/>
+          <w:sz w:val="32"/>
+          <w:szCs w:val="32"/>
+        </w:rPr>
+        <w:t xml:space="preserve"> ขณะที่ Cosmos ตรวจพบ</w:t>
+      </w:r>
+    </w:p>
+    <w:p>
+      <w:r>
+        <w:rPr>
+          <w:rFonts w:ascii="TH Sarabun New" w:hAnsi="TH Sarabun New" w:cs="TH Sarabun New"/>
+          <w:b w:val="0"/>
+          <w:sz w:val="32"/>
+          <w:szCs w:val="32"/>
+        </w:rPr>
+        <w:t>ซึ่งเป็นจุดชี้ขาดในการเลือก</w:t>
+      </w:r>
+    </w:p>
+    <w:p/>
+    <w:p>
+      <w:r>
+        <w:rPr>
+          <w:rFonts w:ascii="TH Sarabun New" w:hAnsi="TH Sarabun New" w:cs="TH Sarabun New"/>
+          <w:b w:val="0"/>
+          <w:sz w:val="32"/>
+          <w:szCs w:val="32"/>
+        </w:rPr>
+        <w:t>[6] Qwen Team. (2025). *Qwen3 Technical Report.* arXiv:2505.09388.</w:t>
+      </w:r>
+    </w:p>
+    <w:p>
+      <w:r>
+        <w:rPr>
+          <w:rFonts w:ascii="TH Sarabun New" w:hAnsi="TH Sarabun New" w:cs="TH Sarabun New"/>
+          <w:b w:val="0"/>
+          <w:sz w:val="32"/>
+          <w:szCs w:val="32"/>
+        </w:rPr>
+        <w:t>https://arxiv.org/abs/2505.09388</w:t>
+      </w:r>
+    </w:p>
+    <w:p>
+      <w:r>
+        <w:rPr>
+          <w:rFonts w:ascii="TH Sarabun New" w:hAnsi="TH Sarabun New" w:cs="TH Sarabun New"/>
+          <w:b w:val="0"/>
+          <w:sz w:val="32"/>
+          <w:szCs w:val="32"/>
+        </w:rPr>
+        <w:t>— เอกสารเทคนิคหลักที่ model card ตามรายการ [5] อ้างถึง</w:t>
+      </w:r>
+    </w:p>
+    <w:p/>
+    <w:p>
+      <w:r>
+        <w:rPr>
+          <w:rFonts w:ascii="TH Sarabun New" w:hAnsi="TH Sarabun New" w:cs="TH Sarabun New"/>
+          <w:b/>
+          <w:sz w:val="36"/>
+          <w:szCs w:val="36"/>
+          <w:bCs/>
+        </w:rPr>
+        <w:t>ทฤษฎีและเทคนิคที่ใช้อธิบายการทำงาน</w:t>
+      </w:r>
+    </w:p>
+    <w:p/>
+    <w:p>
+      <w:r>
+        <w:rPr>
+          <w:rFonts w:ascii="TH Sarabun New" w:hAnsi="TH Sarabun New" w:cs="TH Sarabun New"/>
+          <w:b w:val="0"/>
+          <w:sz w:val="32"/>
+          <w:szCs w:val="32"/>
+        </w:rPr>
+        <w:t>[7] Dosovitskiy, A., Beyer, L., Kolesnikov, A., Weissenborn, D., Zhai, X., Unterthiner, T.,</w:t>
+      </w:r>
+    </w:p>
+    <w:p>
+      <w:r>
+        <w:rPr>
+          <w:rFonts w:ascii="TH Sarabun New" w:hAnsi="TH Sarabun New" w:cs="TH Sarabun New"/>
+          <w:b w:val="0"/>
+          <w:sz w:val="32"/>
+          <w:szCs w:val="32"/>
+        </w:rPr>
+        <w:t>Dehghani, M., Minderer, M., Heigold, G., Gelly, S., Uszkoreit, J., &amp; Houlsby, N. (2021).</w:t>
+      </w:r>
+    </w:p>
+    <w:p>
+      <w:r>
+        <w:rPr>
+          <w:rFonts w:ascii="TH Sarabun New" w:hAnsi="TH Sarabun New" w:cs="TH Sarabun New"/>
+          <w:b w:val="0"/>
+          <w:sz w:val="32"/>
+          <w:szCs w:val="32"/>
+        </w:rPr>
+        <w:t>*An Image is Worth 16x16 Words: Transformers for Image Recognition at Scale.*</w:t>
+      </w:r>
+    </w:p>
+    <w:p>
+      <w:r>
+        <w:rPr>
+          <w:rFonts w:ascii="TH Sarabun New" w:hAnsi="TH Sarabun New" w:cs="TH Sarabun New"/>
+          <w:b w:val="0"/>
+          <w:sz w:val="32"/>
+          <w:szCs w:val="32"/>
+        </w:rPr>
+        <w:t>In International Conference on Learning Representations (ICLR 2021).</w:t>
+      </w:r>
+    </w:p>
+    <w:p>
+      <w:r>
+        <w:rPr>
+          <w:rFonts w:ascii="TH Sarabun New" w:hAnsi="TH Sarabun New" w:cs="TH Sarabun New"/>
+          <w:b w:val="0"/>
+          <w:sz w:val="32"/>
+          <w:szCs w:val="32"/>
+        </w:rPr>
+        <w:t>arXiv:2010.11929. https://arxiv.org/abs/2010.11929</w:t>
+      </w:r>
+    </w:p>
+    <w:p>
+      <w:r>
+        <w:rPr>
+          <w:rFonts w:ascii="TH Sarabun New" w:hAnsi="TH Sarabun New" w:cs="TH Sarabun New"/>
+          <w:b w:val="0"/>
+          <w:sz w:val="32"/>
+          <w:szCs w:val="32"/>
+        </w:rPr>
+        <w:t xml:space="preserve">— ที่มาของแนวคิด </w:t>
+      </w:r>
+      <w:r>
+        <w:rPr>
+          <w:rFonts w:ascii="TH Sarabun New" w:hAnsi="TH Sarabun New" w:cs="TH Sarabun New"/>
+          <w:b/>
+          <w:sz w:val="32"/>
+          <w:szCs w:val="32"/>
+          <w:bCs/>
+        </w:rPr>
+        <w:t>หั่นภาพเป็นตาราง (patch) แล้วให้แบบจำลองอ่านเรียงกันเหมือนอ่านคำ</w:t>
+      </w:r>
+    </w:p>
+    <w:p>
+      <w:r>
+        <w:rPr>
+          <w:rFonts w:ascii="TH Sarabun New" w:hAnsi="TH Sarabun New" w:cs="TH Sarabun New"/>
+          <w:b w:val="0"/>
+          <w:sz w:val="32"/>
+          <w:szCs w:val="32"/>
+        </w:rPr>
+        <w:t>ซึ่งเป็นหลักการที่หัวข้อ 5.2.2 ใช้อธิบายว่าแบบจำลองไม่ได้ "ดูรูป" แบบที่คนดู</w:t>
+      </w:r>
+    </w:p>
+    <w:p>
+      <w:r>
+        <w:rPr>
+          <w:rFonts w:ascii="TH Sarabun New" w:hAnsi="TH Sarabun New" w:cs="TH Sarabun New"/>
+          <w:b w:val="0"/>
+          <w:sz w:val="32"/>
+          <w:szCs w:val="32"/>
+        </w:rPr>
+        <w:t>*หมายเหตุ:* บทความต้นฉบับใช้ตารางขนาด 16×16 พิกเซล ส่วนแบบจำลองที่โครงงานนี้ใช้</w:t>
+      </w:r>
+    </w:p>
+    <w:p>
+      <w:r>
+        <w:rPr>
+          <w:rFonts w:ascii="TH Sarabun New" w:hAnsi="TH Sarabun New" w:cs="TH Sarabun New"/>
+          <w:b w:val="0"/>
+          <w:sz w:val="32"/>
+          <w:szCs w:val="32"/>
+        </w:rPr>
+        <w:t>ใช้ตาราง 14×14 แล้วรวมแบบ 2×2 — ต่างกันที่ค่าพารามิเตอร์ แต่เป็นหลักการเดียวกัน</w:t>
+      </w:r>
+    </w:p>
+    <w:p/>
+    <w:p>
+      <w:r>
+        <w:rPr>
+          <w:rFonts w:ascii="TH Sarabun New" w:hAnsi="TH Sarabun New" w:cs="TH Sarabun New"/>
+          <w:b w:val="0"/>
+          <w:sz w:val="32"/>
+          <w:szCs w:val="32"/>
+        </w:rPr>
+        <w:t>[8] Kwon, W., Li, Z., Zhuang, S., Sheng, Y., Zheng, L., Yu, C. H., Gonzalez, J. E.,</w:t>
+      </w:r>
+    </w:p>
+    <w:p>
+      <w:r>
+        <w:rPr>
+          <w:rFonts w:ascii="TH Sarabun New" w:hAnsi="TH Sarabun New" w:cs="TH Sarabun New"/>
+          <w:b w:val="0"/>
+          <w:sz w:val="32"/>
+          <w:szCs w:val="32"/>
+        </w:rPr>
+        <w:t>Zhang, H., &amp; Stoica, I. (2023). *Efficient Memory Management for Large Language Model</w:t>
+      </w:r>
+    </w:p>
+    <w:p>
+      <w:r>
+        <w:rPr>
+          <w:rFonts w:ascii="TH Sarabun New" w:hAnsi="TH Sarabun New" w:cs="TH Sarabun New"/>
+          <w:b w:val="0"/>
+          <w:sz w:val="32"/>
+          <w:szCs w:val="32"/>
+        </w:rPr>
+        <w:t>Serving with PagedAttention.* In Proceedings of the 29th Symposium on Operating Systems</w:t>
+      </w:r>
+    </w:p>
+    <w:p>
+      <w:r>
+        <w:rPr>
+          <w:rFonts w:ascii="TH Sarabun New" w:hAnsi="TH Sarabun New" w:cs="TH Sarabun New"/>
+          <w:b w:val="0"/>
+          <w:sz w:val="32"/>
+          <w:szCs w:val="32"/>
+        </w:rPr>
+        <w:t>Principles (SOSP '23). https://doi.org/10.1145/3600006.3613165</w:t>
+      </w:r>
+    </w:p>
+    <w:p>
+      <w:r>
+        <w:rPr>
+          <w:rFonts w:ascii="TH Sarabun New" w:hAnsi="TH Sarabun New" w:cs="TH Sarabun New"/>
+          <w:b w:val="0"/>
+          <w:sz w:val="32"/>
+          <w:szCs w:val="32"/>
+        </w:rPr>
+        <w:t>arXiv:2309.06180. https://arxiv.org/abs/2309.06180</w:t>
+      </w:r>
+    </w:p>
+    <w:p>
+      <w:r>
+        <w:rPr>
+          <w:rFonts w:ascii="TH Sarabun New" w:hAnsi="TH Sarabun New" w:cs="TH Sarabun New"/>
+          <w:b w:val="0"/>
+          <w:sz w:val="32"/>
+          <w:szCs w:val="32"/>
+        </w:rPr>
+        <w:t>— ที่มาของ vLLM ซึ่งใช้ให้บริการแบบจำลองในโครงงานนี้ (เวอร์ชัน 0.25.0)</w:t>
+      </w:r>
+    </w:p>
+    <w:p>
+      <w:r>
+        <w:rPr>
+          <w:rFonts w:ascii="TH Sarabun New" w:hAnsi="TH Sarabun New" w:cs="TH Sarabun New"/>
+          <w:b w:val="0"/>
+          <w:sz w:val="32"/>
+          <w:szCs w:val="32"/>
+        </w:rPr>
+        <w:t>บทความนี้อธิบายกลไกการรวบคำขอเป็นกลุ่มเพื่อเพิ่มปริมาณงาน ซึ่งเป็น**เหตุผลเชิงระบบ</w:t>
+      </w:r>
+    </w:p>
+    <w:p>
+      <w:r>
+        <w:rPr>
+          <w:rFonts w:ascii="TH Sarabun New" w:hAnsi="TH Sarabun New" w:cs="TH Sarabun New"/>
+          <w:b w:val="0"/>
+          <w:sz w:val="32"/>
+          <w:szCs w:val="32"/>
+        </w:rPr>
+        <w:t>ที่ทำให้คำตอบไม่คงที่แม้สั่งไม่ให้สุ่ม** ตามที่พบในบทที่ 7 หัวข้อ 7.8 และบทที่ 8 หัวข้อ 8.4</w:t>
+      </w:r>
+    </w:p>
+    <w:p/>
+    <w:p>
+      <w:r>
+        <w:rPr>
+          <w:rFonts w:ascii="TH Sarabun New" w:hAnsi="TH Sarabun New" w:cs="TH Sarabun New"/>
+          <w:b w:val="0"/>
+          <w:sz w:val="32"/>
+          <w:szCs w:val="32"/>
+        </w:rPr>
+        <w:t>[9] Lim, B., Son, S., Kim, H., Nah, S., &amp; Lee, K. M. (2017). *Enhanced Deep Residual Networks</w:t>
+      </w:r>
+    </w:p>
+    <w:p>
+      <w:r>
+        <w:rPr>
+          <w:rFonts w:ascii="TH Sarabun New" w:hAnsi="TH Sarabun New" w:cs="TH Sarabun New"/>
+          <w:b w:val="0"/>
+          <w:sz w:val="32"/>
+          <w:szCs w:val="32"/>
+        </w:rPr>
+        <w:t>for Single Image Super-Resolution.* In IEEE Conference on Computer Vision and Pattern</w:t>
+      </w:r>
+    </w:p>
+    <w:p>
+      <w:r>
+        <w:rPr>
+          <w:rFonts w:ascii="TH Sarabun New" w:hAnsi="TH Sarabun New" w:cs="TH Sarabun New"/>
+          <w:b w:val="0"/>
+          <w:sz w:val="32"/>
+          <w:szCs w:val="32"/>
+        </w:rPr>
+        <w:t>Recognition Workshops (CVPRW), pp. 1132–1140.</w:t>
+      </w:r>
+    </w:p>
+    <w:p>
+      <w:r>
+        <w:rPr>
+          <w:rFonts w:ascii="TH Sarabun New" w:hAnsi="TH Sarabun New" w:cs="TH Sarabun New"/>
+          <w:b w:val="0"/>
+          <w:sz w:val="32"/>
+          <w:szCs w:val="32"/>
+        </w:rPr>
+        <w:t>https://openaccess.thecvf.com/content_cvpr_2017_workshops/w12/papers/Lim_Enhanced_Deep_Residual_CVPR_2017_paper.pdf</w:t>
+      </w:r>
+    </w:p>
+    <w:p>
+      <w:r>
+        <w:rPr>
+          <w:rFonts w:ascii="TH Sarabun New" w:hAnsi="TH Sarabun New" w:cs="TH Sarabun New"/>
+          <w:b w:val="0"/>
+          <w:sz w:val="32"/>
+          <w:szCs w:val="32"/>
+        </w:rPr>
+        <w:t>— EDSR ซึ่งใช้ขยายภาพศีรษะ 4 เท่าก่อนส่งให้แบบจำลองตรวจหน้ากาก</w:t>
+      </w:r>
+    </w:p>
+    <w:p>
+      <w:r>
+        <w:rPr>
+          <w:rFonts w:ascii="TH Sarabun New" w:hAnsi="TH Sarabun New" w:cs="TH Sarabun New"/>
+          <w:b w:val="0"/>
+          <w:sz w:val="32"/>
+          <w:szCs w:val="32"/>
+        </w:rPr>
+        <w:t>เป็นกลไกที่ทำให้อัตราการตรวจพบหน้ากากเพิ่มจาก 23% เป็น 80% (บทที่ 7 หัวข้อ 7.2)</w:t>
+      </w:r>
+    </w:p>
+    <w:p/>
+    <w:p>
+      <w:r>
+        <w:rPr>
+          <w:rFonts w:ascii="TH Sarabun New" w:hAnsi="TH Sarabun New" w:cs="TH Sarabun New"/>
+          <w:b w:val="0"/>
+          <w:sz w:val="32"/>
+          <w:szCs w:val="32"/>
+        </w:rPr>
+        <w:t>[10] Siow, E. *edsr-base* [model card]. Hugging Face.</w:t>
+      </w:r>
+    </w:p>
+    <w:p>
+      <w:r>
+        <w:rPr>
+          <w:rFonts w:ascii="TH Sarabun New" w:hAnsi="TH Sarabun New" w:cs="TH Sarabun New"/>
+          <w:b w:val="0"/>
+          <w:sz w:val="32"/>
+          <w:szCs w:val="32"/>
+        </w:rPr>
+        <w:t>https://huggingface.co/eugenesiow/edsr-base</w:t>
+      </w:r>
+    </w:p>
+    <w:p>
+      <w:r>
+        <w:rPr>
+          <w:rFonts w:ascii="TH Sarabun New" w:hAnsi="TH Sarabun New" w:cs="TH Sarabun New"/>
+          <w:b w:val="0"/>
+          <w:sz w:val="32"/>
+          <w:szCs w:val="32"/>
+        </w:rPr>
+        <w:t xml:space="preserve">— </w:t>
+      </w:r>
+      <w:r>
+        <w:rPr>
+          <w:rFonts w:ascii="TH Sarabun New" w:hAnsi="TH Sarabun New" w:cs="TH Sarabun New"/>
+          <w:b/>
+          <w:sz w:val="32"/>
+          <w:szCs w:val="32"/>
+          <w:bCs/>
+        </w:rPr>
+        <w:t>น้ำหนักแบบจำลอง EDSR ชุดที่โครงงานนี้เรียกใช้จริง</w:t>
+      </w:r>
+      <w:r>
+        <w:rPr>
+          <w:rFonts w:ascii="TH Sarabun New" w:hAnsi="TH Sarabun New" w:cs="TH Sarabun New"/>
+          <w:b w:val="0"/>
+          <w:sz w:val="32"/>
+          <w:szCs w:val="32"/>
+        </w:rPr>
+        <w:t xml:space="preserve"> (scale = 4) · สัญญาอนุญาต Apache-2.0</w:t>
+      </w:r>
+    </w:p>
+    <w:p>
+      <w:r>
+        <w:rPr>
+          <w:rFonts w:ascii="TH Sarabun New" w:hAnsi="TH Sarabun New" w:cs="TH Sarabun New"/>
+          <w:b w:val="0"/>
+          <w:sz w:val="32"/>
+          <w:szCs w:val="32"/>
+        </w:rPr>
+        <w:t>เรียกผ่านไลบรารีตามรายการ [11]</w:t>
+      </w:r>
+    </w:p>
+    <w:p/>
+    <w:p>
+      <w:r>
+        <w:rPr>
+          <w:rFonts w:ascii="TH Sarabun New" w:hAnsi="TH Sarabun New" w:cs="TH Sarabun New"/>
+          <w:b w:val="0"/>
+          <w:sz w:val="32"/>
+          <w:szCs w:val="32"/>
+        </w:rPr>
+        <w:t>[11] Siow, E. *super-image* [ไลบรารีซอฟต์แวร์]. https://github.com/eugenesiow/super-image</w:t>
+      </w:r>
+    </w:p>
+    <w:p>
+      <w:r>
+        <w:rPr>
+          <w:rFonts w:ascii="TH Sarabun New" w:hAnsi="TH Sarabun New" w:cs="TH Sarabun New"/>
+          <w:b w:val="0"/>
+          <w:sz w:val="32"/>
+          <w:szCs w:val="32"/>
+        </w:rPr>
+        <w:t>— ไลบรารีที่ห่อหุ้มแบบจำลองขยายภาพตามรายการ [10] ให้เรียกใช้ได้ · สัญญาอนุญาต Apache-2.0</w:t>
+      </w:r>
+    </w:p>
+    <w:p/>
+    <w:p>
+      <w:r>
+        <w:rPr>
+          <w:rFonts w:ascii="TH Sarabun New" w:hAnsi="TH Sarabun New" w:cs="TH Sarabun New"/>
+          <w:b/>
+          <w:sz w:val="36"/>
+          <w:szCs w:val="36"/>
+          <w:bCs/>
+        </w:rPr>
+        <w:t>งานวิจัยที่รองรับข้อค้นพบเรื่องการจับคู่ป้ายกับวัตถุ</w:t>
+      </w:r>
+    </w:p>
+    <w:p/>
+    <w:p>
+      <w:r>
+        <w:rPr>
+          <w:rFonts w:ascii="TH Sarabun New" w:hAnsi="TH Sarabun New" w:cs="TH Sarabun New"/>
+          <w:b w:val="0"/>
+          <w:sz w:val="32"/>
+          <w:szCs w:val="32"/>
+        </w:rPr>
+        <w:t>[12] Yuksekgonul, M., Bianchi, F., Kalluri, P., Jurafsky, D., &amp; Zou, J. (2023).</w:t>
+      </w:r>
+    </w:p>
+    <w:p>
+      <w:r>
+        <w:rPr>
+          <w:rFonts w:ascii="TH Sarabun New" w:hAnsi="TH Sarabun New" w:cs="TH Sarabun New"/>
+          <w:b w:val="0"/>
+          <w:sz w:val="32"/>
+          <w:szCs w:val="32"/>
+        </w:rPr>
+        <w:t>*When and why vision-language models behave like bags-of-words, and what to do about it?*</w:t>
+      </w:r>
+    </w:p>
+    <w:p>
+      <w:r>
+        <w:rPr>
+          <w:rFonts w:ascii="TH Sarabun New" w:hAnsi="TH Sarabun New" w:cs="TH Sarabun New"/>
+          <w:b w:val="0"/>
+          <w:sz w:val="32"/>
+          <w:szCs w:val="32"/>
+        </w:rPr>
+        <w:t>In International Conference on Learning Representations (ICLR 2023).</w:t>
+      </w:r>
+    </w:p>
+    <w:p>
+      <w:r>
+        <w:rPr>
+          <w:rFonts w:ascii="TH Sarabun New" w:hAnsi="TH Sarabun New" w:cs="TH Sarabun New"/>
+          <w:b w:val="0"/>
+          <w:sz w:val="32"/>
+          <w:szCs w:val="32"/>
+        </w:rPr>
+        <w:t>arXiv:2210.01936. https://arxiv.org/abs/2210.01936</w:t>
+      </w:r>
+    </w:p>
+    <w:p>
+      <w:r>
+        <w:rPr>
+          <w:rFonts w:ascii="TH Sarabun New" w:hAnsi="TH Sarabun New" w:cs="TH Sarabun New"/>
+          <w:b w:val="0"/>
+          <w:sz w:val="32"/>
+          <w:szCs w:val="32"/>
+        </w:rPr>
+        <w:t>— เสนอชุดทดสอบ ARO (Attribution, Relation, Order) มากกว่า 50,000 กรณี และแสดงว่า</w:t>
+      </w:r>
+    </w:p>
+    <w:p>
+      <w:r>
+        <w:rPr>
+          <w:rFonts w:ascii="TH Sarabun New" w:hAnsi="TH Sarabun New" w:cs="TH Sarabun New"/>
+          <w:b w:val="0"/>
+          <w:sz w:val="32"/>
+          <w:szCs w:val="32"/>
+        </w:rPr>
+        <w:t xml:space="preserve">แบบจำลองภาษาและภาพจำนวนมาก </w:t>
+      </w:r>
+      <w:r>
+        <w:rPr>
+          <w:rFonts w:ascii="TH Sarabun New" w:hAnsi="TH Sarabun New" w:cs="TH Sarabun New"/>
+          <w:b/>
+          <w:sz w:val="32"/>
+          <w:szCs w:val="32"/>
+          <w:bCs/>
+        </w:rPr>
+        <w:t>เข้ารหัสภาพเสมือน "ถุงคำ"</w:t>
+      </w:r>
+      <w:r>
+        <w:rPr>
+          <w:rFonts w:ascii="TH Sarabun New" w:hAnsi="TH Sarabun New" w:cs="TH Sarabun New"/>
+          <w:b w:val="0"/>
+          <w:sz w:val="32"/>
+          <w:szCs w:val="32"/>
+        </w:rPr>
+        <w:t xml:space="preserve"> คือรู้ว่ามีวัตถุอะไรและมีคุณสมบัติ</w:t>
+      </w:r>
+    </w:p>
+    <w:p>
+      <w:r>
+        <w:rPr>
+          <w:rFonts w:ascii="TH Sarabun New" w:hAnsi="TH Sarabun New" w:cs="TH Sarabun New"/>
+          <w:b w:val="0"/>
+          <w:sz w:val="32"/>
+          <w:szCs w:val="32"/>
+        </w:rPr>
+        <w:t xml:space="preserve">อะไรอยู่ในภาพ แต่ </w:t>
+      </w:r>
+      <w:r>
+        <w:rPr>
+          <w:rFonts w:ascii="TH Sarabun New" w:hAnsi="TH Sarabun New" w:cs="TH Sarabun New"/>
+          <w:b/>
+          <w:sz w:val="32"/>
+          <w:szCs w:val="32"/>
+          <w:bCs/>
+        </w:rPr>
+        <w:t>จับคู่ว่าคุณสมบัติไหนเป็นของวัตถุไหนไม่ได้</w:t>
+      </w:r>
+    </w:p>
+    <w:p/>
+    <w:p>
+      <w:r>
+        <w:rPr>
+          <w:rFonts w:ascii="TH Sarabun New" w:hAnsi="TH Sarabun New" w:cs="TH Sarabun New"/>
+          <w:b/>
+          <w:sz w:val="32"/>
+          <w:szCs w:val="32"/>
+          <w:bCs/>
+        </w:rPr>
+        <w:t>เป็นงานที่อธิบายอาการที่พบในโครงงานนี้ได้ตรงที่สุด</w:t>
+      </w:r>
+      <w:r>
+        <w:rPr>
+          <w:rFonts w:ascii="TH Sarabun New" w:hAnsi="TH Sarabun New" w:cs="TH Sarabun New"/>
+          <w:b w:val="0"/>
+          <w:sz w:val="32"/>
+          <w:szCs w:val="32"/>
+        </w:rPr>
+        <w:t xml:space="preserve"> — แบบจำลองอ่านป้าย NG/WAIT/GOOD</w:t>
+      </w:r>
+    </w:p>
+    <w:p>
+      <w:r>
+        <w:rPr>
+          <w:rFonts w:ascii="TH Sarabun New" w:hAnsi="TH Sarabun New" w:cs="TH Sarabun New"/>
+          <w:b w:val="0"/>
+          <w:sz w:val="32"/>
+          <w:szCs w:val="32"/>
+        </w:rPr>
+        <w:t>ออกทุกป้าย แต่จับคู่ป้ายเข้ากับลังผิดเมื่อลังสองใบอยู่ใกล้กัน 251 พิกเซล (ผิด 66%)</w:t>
+      </w:r>
+    </w:p>
+    <w:p>
+      <w:r>
+        <w:rPr>
+          <w:rFonts w:ascii="TH Sarabun New" w:hAnsi="TH Sarabun New" w:cs="TH Sarabun New"/>
+          <w:b w:val="0"/>
+          <w:sz w:val="32"/>
+          <w:szCs w:val="32"/>
+        </w:rPr>
+        <w:t>ขณะที่ลังที่อยู่ห่าง 1,053 พิกเซลไม่เคยผิดเลย ยืนยันว่าเป็น **ข้อจำกัดเชิงโครงสร้าง</w:t>
+      </w:r>
+    </w:p>
+    <w:p>
+      <w:r>
+        <w:rPr>
+          <w:rFonts w:ascii="TH Sarabun New" w:hAnsi="TH Sarabun New" w:cs="TH Sarabun New"/>
+          <w:b w:val="0"/>
+          <w:sz w:val="32"/>
+          <w:szCs w:val="32"/>
+        </w:rPr>
+        <w:t>ที่มีรายงานในงานวิจัย ไม่ใช่ความผิดพลาดเฉพาะกรณีหรือปัญหาการอ่านป้าย**</w:t>
+      </w:r>
+    </w:p>
+    <w:p>
+      <w:r>
+        <w:rPr>
+          <w:rFonts w:ascii="TH Sarabun New" w:hAnsi="TH Sarabun New" w:cs="TH Sarabun New"/>
+          <w:b w:val="0"/>
+          <w:sz w:val="32"/>
+          <w:szCs w:val="32"/>
+        </w:rPr>
+        <w:t>จึงเป็นเหตุผลรองรับการแก้ด้วยวิธีครอบภาพทีละลาง (บทที่ 7 หัวข้อ 7.4 · บทที่ 8 หัวข้อ 8.2)</w:t>
+      </w:r>
+    </w:p>
+    <w:p/>
+    <w:p>
+      <w:r>
+        <w:rPr>
+          <w:rFonts w:ascii="TH Sarabun New" w:hAnsi="TH Sarabun New" w:cs="TH Sarabun New"/>
+          <w:b/>
+          <w:sz w:val="36"/>
+          <w:szCs w:val="36"/>
+          <w:bCs/>
+        </w:rPr>
+        <w:t>เทคนิคที่ทดลองแล้วไม่ได้ใช้ในผลงานสุดท้าย</w:t>
+      </w:r>
+    </w:p>
+    <w:p/>
+    <w:p>
+      <w:r>
+        <w:rPr>
+          <w:rFonts w:ascii="TH Sarabun New" w:hAnsi="TH Sarabun New" w:cs="TH Sarabun New"/>
+          <w:b w:val="0"/>
+          <w:sz w:val="32"/>
+          <w:szCs w:val="32"/>
+        </w:rPr>
+        <w:t>การบันทึกสิ่งที่ทดลองแล้วไม่ผ่าน มีประโยชน์เท่ากับการบันทึกสิ่งที่ใช้ เพราะช่วยให้ผู้พัฒนาต่อ</w:t>
+      </w:r>
+    </w:p>
+    <w:p>
+      <w:r>
+        <w:rPr>
+          <w:rFonts w:ascii="TH Sarabun New" w:hAnsi="TH Sarabun New" w:cs="TH Sarabun New"/>
+          <w:b w:val="0"/>
+          <w:sz w:val="32"/>
+          <w:szCs w:val="32"/>
+        </w:rPr>
+        <w:t>ไม่ต้องเสียเวลาลองซ้ำ (รายละเอียดผลการทดลองอยู่ในบทที่ 9 หัวข้อ 9.4)</w:t>
+      </w:r>
+    </w:p>
+    <w:p/>
+    <w:p>
+      <w:r>
+        <w:rPr>
+          <w:rFonts w:ascii="TH Sarabun New" w:hAnsi="TH Sarabun New" w:cs="TH Sarabun New"/>
+          <w:b w:val="0"/>
+          <w:sz w:val="32"/>
+          <w:szCs w:val="32"/>
+        </w:rPr>
+        <w:t>[13] Yang, J., Zhang, H., Li, F., Zou, X., Li, C., &amp; Gao, J. (2023). *Set-of-Mark Prompting</w:t>
+      </w:r>
+    </w:p>
+    <w:p>
+      <w:r>
+        <w:rPr>
+          <w:rFonts w:ascii="TH Sarabun New" w:hAnsi="TH Sarabun New" w:cs="TH Sarabun New"/>
+          <w:b w:val="0"/>
+          <w:sz w:val="32"/>
+          <w:szCs w:val="32"/>
+        </w:rPr>
+        <w:t>Unleashes Extraordinary Visual Grounding in GPT-4V.* arXiv:2310.11441.</w:t>
+      </w:r>
+    </w:p>
+    <w:p>
+      <w:r>
+        <w:rPr>
+          <w:rFonts w:ascii="TH Sarabun New" w:hAnsi="TH Sarabun New" w:cs="TH Sarabun New"/>
+          <w:b w:val="0"/>
+          <w:sz w:val="32"/>
+          <w:szCs w:val="32"/>
+        </w:rPr>
+        <w:t>https://arxiv.org/abs/2310.11441 · โค้ด: https://github.com/microsoft/SoM</w:t>
+      </w:r>
+    </w:p>
+    <w:p>
+      <w:r>
+        <w:rPr>
+          <w:rFonts w:ascii="TH Sarabun New" w:hAnsi="TH Sarabun New" w:cs="TH Sarabun New"/>
+          <w:b w:val="0"/>
+          <w:sz w:val="32"/>
+          <w:szCs w:val="32"/>
+        </w:rPr>
+        <w:t>— วิธีติดหมายเลขบนภาพเพื่อช่วยให้แบบจำลองอ้างอิงตำแหน่งได้</w:t>
+      </w:r>
+    </w:p>
+    <w:p>
+      <w:r>
+        <w:rPr>
+          <w:rFonts w:ascii="TH Sarabun New" w:hAnsi="TH Sarabun New" w:cs="TH Sarabun New"/>
+          <w:b/>
+          <w:sz w:val="32"/>
+          <w:szCs w:val="32"/>
+          <w:bCs/>
+        </w:rPr>
+        <w:t>ทดลองแล้วไม่ได้ใช้</w:t>
+      </w:r>
+      <w:r>
+        <w:rPr>
+          <w:rFonts w:ascii="TH Sarabun New" w:hAnsi="TH Sarabun New" w:cs="TH Sarabun New"/>
+          <w:b w:val="0"/>
+          <w:sz w:val="32"/>
+          <w:szCs w:val="32"/>
+        </w:rPr>
+        <w:t xml:space="preserve"> เพราะช่วยเรื่องหน้ากากแต่ทำให้การตรวจถุงมือแย่ลง</w:t>
+      </w:r>
+    </w:p>
+    <w:p/>
+    <w:p>
+      <w:r>
+        <w:rPr>
+          <w:rFonts w:ascii="TH Sarabun New" w:hAnsi="TH Sarabun New" w:cs="TH Sarabun New"/>
+          <w:b w:val="0"/>
+          <w:sz w:val="32"/>
+          <w:szCs w:val="32"/>
+        </w:rPr>
+        <w:t>[14] Liu, S., Zeng, Z., Ren, T., Li, F., Zhang, H., Yang, J., Li, C., Yang, J., Su, H.,</w:t>
+      </w:r>
+    </w:p>
+    <w:p>
+      <w:r>
+        <w:rPr>
+          <w:rFonts w:ascii="TH Sarabun New" w:hAnsi="TH Sarabun New" w:cs="TH Sarabun New"/>
+          <w:b w:val="0"/>
+          <w:sz w:val="32"/>
+          <w:szCs w:val="32"/>
+        </w:rPr>
+        <w:t>Zhu, J., &amp; Zhang, L. (2023). *Grounding DINO: Marrying DINO with Grounded Pre-Training</w:t>
+      </w:r>
+    </w:p>
+    <w:p>
+      <w:r>
+        <w:rPr>
+          <w:rFonts w:ascii="TH Sarabun New" w:hAnsi="TH Sarabun New" w:cs="TH Sarabun New"/>
+          <w:b w:val="0"/>
+          <w:sz w:val="32"/>
+          <w:szCs w:val="32"/>
+        </w:rPr>
+        <w:t>for Open-Set Object Detection.* arXiv:2303.05499. https://arxiv.org/abs/2303.05499</w:t>
+      </w:r>
+    </w:p>
+    <w:p>
+      <w:r>
+        <w:rPr>
+          <w:rFonts w:ascii="TH Sarabun New" w:hAnsi="TH Sarabun New" w:cs="TH Sarabun New"/>
+          <w:b w:val="0"/>
+          <w:sz w:val="32"/>
+          <w:szCs w:val="32"/>
+        </w:rPr>
+        <w:t>— ตัวตรวจจับวัตถุแบบไม่ต้องเทรนที่รับคำสั่งเป็นข้อความ</w:t>
+      </w:r>
+    </w:p>
+    <w:p>
+      <w:r>
+        <w:rPr>
+          <w:rFonts w:ascii="TH Sarabun New" w:hAnsi="TH Sarabun New" w:cs="TH Sarabun New"/>
+          <w:b/>
+          <w:sz w:val="32"/>
+          <w:szCs w:val="32"/>
+          <w:bCs/>
+        </w:rPr>
+        <w:t>ทดลองใช้ชี้ตำแหน่งวัตถุแล้วไม่ได้ใช้ในผลงานสุดท้าย</w:t>
+      </w:r>
+    </w:p>
+    <w:p/>
+    <w:p>
+      <w:r>
+        <w:rPr>
+          <w:rFonts w:ascii="TH Sarabun New" w:hAnsi="TH Sarabun New" w:cs="TH Sarabun New"/>
+          <w:b w:val="0"/>
+          <w:sz w:val="32"/>
+          <w:szCs w:val="32"/>
+        </w:rPr>
+        <w:t>[15] Cheng, T., Song, L., Ge, Y., Liu, W., Wang, X., &amp; Shan, Y. (2024). *YOLO-World:</w:t>
+      </w:r>
+    </w:p>
+    <w:p>
+      <w:r>
+        <w:rPr>
+          <w:rFonts w:ascii="TH Sarabun New" w:hAnsi="TH Sarabun New" w:cs="TH Sarabun New"/>
+          <w:b w:val="0"/>
+          <w:sz w:val="32"/>
+          <w:szCs w:val="32"/>
+        </w:rPr>
+        <w:t>Real-Time Open-Vocabulary Object Detection.* In IEEE/CVF Conference on Computer Vision</w:t>
+      </w:r>
+    </w:p>
+    <w:p>
+      <w:r>
+        <w:rPr>
+          <w:rFonts w:ascii="TH Sarabun New" w:hAnsi="TH Sarabun New" w:cs="TH Sarabun New"/>
+          <w:b w:val="0"/>
+          <w:sz w:val="32"/>
+          <w:szCs w:val="32"/>
+        </w:rPr>
+        <w:t>and Pattern Recognition (CVPR 2024).</w:t>
+      </w:r>
+    </w:p>
+    <w:p>
+      <w:r>
+        <w:rPr>
+          <w:rFonts w:ascii="TH Sarabun New" w:hAnsi="TH Sarabun New" w:cs="TH Sarabun New"/>
+          <w:b w:val="0"/>
+          <w:sz w:val="32"/>
+          <w:szCs w:val="32"/>
+        </w:rPr>
+        <w:t>https://openaccess.thecvf.com/content/CVPR2024/html/Cheng_YOLO-World_Real-Time_Open-Vocabulary_Object_Detection_CVPR_2024_paper.html</w:t>
+      </w:r>
+    </w:p>
+    <w:p>
+      <w:r>
+        <w:rPr>
+          <w:rFonts w:ascii="TH Sarabun New" w:hAnsi="TH Sarabun New" w:cs="TH Sarabun New"/>
+          <w:b w:val="0"/>
+          <w:sz w:val="32"/>
+          <w:szCs w:val="32"/>
+        </w:rPr>
+        <w:t xml:space="preserve">— </w:t>
+      </w:r>
+      <w:r>
+        <w:rPr>
+          <w:rFonts w:ascii="TH Sarabun New" w:hAnsi="TH Sarabun New" w:cs="TH Sarabun New"/>
+          <w:b/>
+          <w:sz w:val="32"/>
+          <w:szCs w:val="32"/>
+          <w:bCs/>
+        </w:rPr>
+        <w:t>ทดลองแล้วไม่ได้ใช้</w:t>
+      </w:r>
+      <w:r>
+        <w:rPr>
+          <w:rFonts w:ascii="TH Sarabun New" w:hAnsi="TH Sarabun New" w:cs="TH Sarabun New"/>
+          <w:b w:val="0"/>
+          <w:sz w:val="32"/>
+          <w:szCs w:val="32"/>
+        </w:rPr>
+        <w:t xml:space="preserve"> เพราะแบบจำลองตรวจอุปกรณ์ป้องกันสำเร็จรูปย้ายมาใช้กับฉากนี้ไม่ได้</w:t>
+      </w:r>
+    </w:p>
+    <w:p>
+      <w:r>
+        <w:rPr>
+          <w:rFonts w:ascii="TH Sarabun New" w:hAnsi="TH Sarabun New" w:cs="TH Sarabun New"/>
+          <w:b w:val="0"/>
+          <w:sz w:val="32"/>
+          <w:szCs w:val="32"/>
+        </w:rPr>
+        <w:t>และการเทรนใหม่ขัดกับข้อจำกัดของโครงงานที่ไม่มีชุดข้อมูลติดป้ายกำกับ</w:t>
+      </w:r>
+    </w:p>
+    <w:p/>
+    <w:p>
+      <w:r>
+        <w:rPr>
+          <w:rFonts w:ascii="TH Sarabun New" w:hAnsi="TH Sarabun New" w:cs="TH Sarabun New"/>
+          <w:b/>
+          <w:sz w:val="36"/>
+          <w:szCs w:val="36"/>
+          <w:bCs/>
+        </w:rPr>
+        <w:t>ซอฟต์แวร์และเครื่องมือพื้นฐาน</w:t>
+      </w:r>
+    </w:p>
+    <w:p/>
+    <w:p>
+      <w:r>
+        <w:rPr>
+          <w:rFonts w:ascii="TH Sarabun New" w:hAnsi="TH Sarabun New" w:cs="TH Sarabun New"/>
+          <w:b w:val="0"/>
+          <w:sz w:val="32"/>
+          <w:szCs w:val="32"/>
+        </w:rPr>
+        <w:t>[16] vLLM Project. *vLLM* [ซอฟต์แวร์]. https://github.com/vllm-project/vllm</w:t>
+      </w:r>
+    </w:p>
+    <w:p>
+      <w:r>
+        <w:rPr>
+          <w:rFonts w:ascii="TH Sarabun New" w:hAnsi="TH Sarabun New" w:cs="TH Sarabun New"/>
+          <w:b w:val="0"/>
+          <w:sz w:val="32"/>
+          <w:szCs w:val="32"/>
+        </w:rPr>
+        <w:t>— ระบบให้บริการแบบจำลอง (เวอร์ชัน 0.25.0) · สัญญาอนุญาต Apache-2.0 · แนวคิดเบื้องหลังตามรายการ [8]</w:t>
+      </w:r>
+    </w:p>
+    <w:p/>
+    <w:p>
+      <w:r>
+        <w:rPr>
+          <w:rFonts w:ascii="TH Sarabun New" w:hAnsi="TH Sarabun New" w:cs="TH Sarabun New"/>
+          <w:b w:val="0"/>
+          <w:sz w:val="32"/>
+          <w:szCs w:val="32"/>
+        </w:rPr>
+        <w:t>[17] PyTorch Foundation. *PyTorch* [ซอฟต์แวร์]. https://github.com/pytorch/pytorch</w:t>
+      </w:r>
+    </w:p>
+    <w:p>
+      <w:r>
+        <w:rPr>
+          <w:rFonts w:ascii="TH Sarabun New" w:hAnsi="TH Sarabun New" w:cs="TH Sarabun New"/>
+          <w:b w:val="0"/>
+          <w:sz w:val="32"/>
+          <w:szCs w:val="32"/>
+        </w:rPr>
+        <w:t>— รากฐานการคำนวณของ vLLM (เวอร์ชัน 2.11.0+cu130) · สัญญาอนุญาตแบบ BSD</w:t>
+      </w:r>
+    </w:p>
+    <w:p/>
+    <w:p>
+      <w:r>
+        <w:rPr>
+          <w:rFonts w:ascii="TH Sarabun New" w:hAnsi="TH Sarabun New" w:cs="TH Sarabun New"/>
+          <w:b w:val="0"/>
+          <w:sz w:val="32"/>
+          <w:szCs w:val="32"/>
+        </w:rPr>
+        <w:t>[18] FFmpeg. *FFmpeg* [ซอฟต์แวร์]. https://ffmpeg.org</w:t>
+      </w:r>
+    </w:p>
+    <w:p>
+      <w:r>
+        <w:rPr>
+          <w:rFonts w:ascii="TH Sarabun New" w:hAnsi="TH Sarabun New" w:cs="TH Sarabun New"/>
+          <w:b w:val="0"/>
+          <w:sz w:val="32"/>
+          <w:szCs w:val="32"/>
+        </w:rPr>
+        <w:t xml:space="preserve">— ใช้ตัดเฟรมจากวิดีโอ · </w:t>
+      </w:r>
+      <w:r>
+        <w:rPr>
+          <w:rFonts w:ascii="TH Sarabun New" w:hAnsi="TH Sarabun New" w:cs="TH Sarabun New"/>
+          <w:b/>
+          <w:sz w:val="32"/>
+          <w:szCs w:val="32"/>
+          <w:bCs/>
+        </w:rPr>
+        <w:t>หมายเหตุสำคัญ:</w:t>
+      </w:r>
+      <w:r>
+        <w:rPr>
+          <w:rFonts w:ascii="TH Sarabun New" w:hAnsi="TH Sarabun New" w:cs="TH Sarabun New"/>
+          <w:b w:val="0"/>
+          <w:sz w:val="32"/>
+          <w:szCs w:val="32"/>
+        </w:rPr>
+        <w:t xml:space="preserve"> โครงงานนี้ใช้สองวิธีตัดเฟรมที่ให้ผลต่างกัน</w:t>
+      </w:r>
+    </w:p>
+    <w:p>
+      <w:r>
+        <w:rPr>
+          <w:rFonts w:ascii="TH Sarabun New" w:hAnsi="TH Sarabun New" w:cs="TH Sarabun New"/>
+          <w:b w:val="0"/>
+          <w:sz w:val="32"/>
+          <w:szCs w:val="32"/>
+        </w:rPr>
+        <w:t xml:space="preserve">คือ </w:t>
+      </w:r>
+      <w:r>
+        <w:rPr>
+          <w:rFonts w:ascii="Courier New" w:hAnsi="Courier New" w:cs="Courier New"/>
+          <w:b w:val="0"/>
+          <w:sz w:val="28"/>
+          <w:szCs w:val="28"/>
+        </w:rPr>
+        <w:t>-ss &lt;t&gt;</w:t>
+      </w:r>
+      <w:r>
+        <w:rPr>
+          <w:rFonts w:ascii="TH Sarabun New" w:hAnsi="TH Sarabun New" w:cs="TH Sarabun New"/>
+          <w:b w:val="0"/>
+          <w:sz w:val="32"/>
+          <w:szCs w:val="32"/>
+        </w:rPr>
+        <w:t xml:space="preserve"> (สำหรับเฉลยอุปกรณ์ป้องกัน) และ </w:t>
+      </w:r>
+      <w:r>
+        <w:rPr>
+          <w:rFonts w:ascii="Courier New" w:hAnsi="Courier New" w:cs="Courier New"/>
+          <w:b w:val="0"/>
+          <w:sz w:val="28"/>
+          <w:szCs w:val="28"/>
+        </w:rPr>
+        <w:t>-vf fps=1 -start_number 0</w:t>
+      </w:r>
+    </w:p>
+    <w:p>
+      <w:r>
+        <w:rPr>
+          <w:rFonts w:ascii="TH Sarabun New" w:hAnsi="TH Sarabun New" w:cs="TH Sarabun New"/>
+          <w:b w:val="0"/>
+          <w:sz w:val="32"/>
+          <w:szCs w:val="32"/>
+        </w:rPr>
+        <w:t>(สำหรับคำบรรยายและการระบุลัง) ซึ่งได้เฟรมคนละจังหวะกัน และเคยเป็นสาเหตุให้สรุปผลผิด</w:t>
+      </w:r>
+    </w:p>
+    <w:p>
+      <w:r>
+        <w:rPr>
+          <w:rFonts w:ascii="TH Sarabun New" w:hAnsi="TH Sarabun New" w:cs="TH Sarabun New"/>
+          <w:b w:val="0"/>
+          <w:sz w:val="32"/>
+          <w:szCs w:val="32"/>
+        </w:rPr>
+        <w:t>(บทที่ 8 หัวข้อ 8.6)</w:t>
+      </w:r>
+    </w:p>
+    <w:p/>
+    <w:p>
+      <w:r>
+        <w:rPr>
+          <w:rFonts w:ascii="TH Sarabun New" w:hAnsi="TH Sarabun New" w:cs="TH Sarabun New"/>
+          <w:b w:val="0"/>
+          <w:sz w:val="32"/>
+          <w:szCs w:val="32"/>
+        </w:rPr>
+        <w:t>[19] Python Imaging Library (Pillow). *Pillow* [ซอฟต์แวร์]. https://python-pillow.org</w:t>
+      </w:r>
+    </w:p>
+    <w:p>
+      <w:r>
+        <w:rPr>
+          <w:rFonts w:ascii="TH Sarabun New" w:hAnsi="TH Sarabun New" w:cs="TH Sarabun New"/>
+          <w:b w:val="0"/>
+          <w:sz w:val="32"/>
+          <w:szCs w:val="32"/>
+        </w:rPr>
+        <w:t>— ใช้ครอบภาพ ขยายภาพ และประกอบภาพสำหรับตรวจสอบเฉลย</w:t>
+      </w:r>
+    </w:p>
+    <w:p/>
+    <w:p>
+      <w:r>
+        <w:rPr>
+          <w:rFonts w:ascii="TH Sarabun New" w:hAnsi="TH Sarabun New" w:cs="TH Sarabun New"/>
+          <w:b w:val="0"/>
+          <w:sz w:val="32"/>
+          <w:szCs w:val="32"/>
+        </w:rPr>
+        <w:t>[20] Ultralytics. *Ultralytics YOLO* [ซอฟต์แวร์]. https://github.com/ultralytics/ultralytics</w:t>
+      </w:r>
+    </w:p>
+    <w:p>
+      <w:r>
+        <w:rPr>
+          <w:rFonts w:ascii="TH Sarabun New" w:hAnsi="TH Sarabun New" w:cs="TH Sarabun New"/>
+          <w:b w:val="0"/>
+          <w:sz w:val="32"/>
+          <w:szCs w:val="32"/>
+        </w:rPr>
+        <w:t xml:space="preserve">— ใช้ทดลองตัวตรวจจับอุปกรณ์ป้องกันสำเร็จรูปตามรายการ [15] · </w:t>
+      </w:r>
+      <w:r>
+        <w:rPr>
+          <w:rFonts w:ascii="TH Sarabun New" w:hAnsi="TH Sarabun New" w:cs="TH Sarabun New"/>
+          <w:b/>
+          <w:sz w:val="32"/>
+          <w:szCs w:val="32"/>
+          <w:bCs/>
+        </w:rPr>
+        <w:t>ไม่ได้ใช้ในผลงานสุดท้าย</w:t>
+      </w:r>
+    </w:p>
+    <w:p/>
+    <w:p>
+      <w:r>
+        <w:rPr>
+          <w:rFonts w:ascii="TH Sarabun New" w:hAnsi="TH Sarabun New" w:cs="TH Sarabun New"/>
+          <w:b w:val="0"/>
+          <w:sz w:val="32"/>
+          <w:szCs w:val="32"/>
+        </w:rPr>
+        <w:t>[21] Vast.ai. *Vast.ai* [บริการ]. https://vast.ai</w:t>
+      </w:r>
+    </w:p>
+    <w:p>
+      <w:r>
+        <w:rPr>
+          <w:rFonts w:ascii="TH Sarabun New" w:hAnsi="TH Sarabun New" w:cs="TH Sarabun New"/>
+          <w:b w:val="0"/>
+          <w:sz w:val="32"/>
+          <w:szCs w:val="32"/>
+        </w:rPr>
+        <w:t>— บริการเช่าเครื่องที่มีการ์ดจอรายชั่วโมง ใช้รันและวัดผลทั้งหมด</w:t>
+      </w:r>
+    </w:p>
+    <w:p>
+      <w:r>
+        <w:rPr>
+          <w:rFonts w:ascii="TH Sarabun New" w:hAnsi="TH Sarabun New" w:cs="TH Sarabun New"/>
+          <w:b w:val="0"/>
+          <w:sz w:val="32"/>
+          <w:szCs w:val="32"/>
+        </w:rPr>
+        <w:t>ข้อควรระวังที่พบจากการใช้บริการนี้อยู่ในบทที่ 8 หัวข้อ 8.5</w:t>
+      </w:r>
+    </w:p>
+    <w:p/>
+    <w:p>
+      <w:r>
+        <w:rPr>
+          <w:rFonts w:ascii="TH Sarabun New" w:hAnsi="TH Sarabun New" w:cs="TH Sarabun New"/>
+          <w:b w:val="0"/>
+          <w:sz w:val="32"/>
+          <w:szCs w:val="32"/>
+        </w:rPr>
+        <w:t>[22] Hugging Face. *Hugging Face Hub* [บริการ]. https://huggingface.co</w:t>
+      </w:r>
+    </w:p>
+    <w:p>
+      <w:r>
+        <w:rPr>
+          <w:rFonts w:ascii="TH Sarabun New" w:hAnsi="TH Sarabun New" w:cs="TH Sarabun New"/>
+          <w:b w:val="0"/>
+          <w:sz w:val="32"/>
+          <w:szCs w:val="32"/>
+        </w:rPr>
+        <w:t>— แหล่งดาวน์โหลดน้ำหนักแบบจำลองตามรายการ [1], [5] และ [10]</w:t>
       </w:r>
     </w:p>
     <w:p/>

--- a/รายงาน_Line-Guard_รวม.docx
+++ b/รายงาน_Line-Guard_รวม.docx
@@ -25509,7 +25509,7 @@
           <w:sz w:val="32"/>
           <w:szCs w:val="32"/>
         </w:rPr>
-        <w:t>จึงเป็นเหตุผลรองรับการแก้ด้วยวิธีครอบภาพทีละลาง (บทที่ 7 หัวข้อ 7.4 · บทที่ 8 หัวข้อ 8.2)</w:t>
+        <w:t>จึงเป็นเหตุผลรองรับการแก้ด้วยวิธีครอบภาพทีละลัง (บทที่ 7 หัวข้อ 7.4 · บทที่ 8 หัวข้อ 8.2)</w:t>
       </w:r>
     </w:p>
     <w:p/>

--- a/รายงาน_Line-Guard_รวม.docx
+++ b/รายงาน_Line-Guard_รวม.docx
@@ -4182,70 +4182,6 @@
                 <w:szCs w:val="28"/>
                 <w:bCs/>
               </w:rPr>
-              <w:t>Grounding DINO</w:t>
-            </w:r>
-            <w:r>
-              <w:rPr>
-                <w:rFonts w:ascii="TH Sarabun New" w:hAnsi="TH Sarabun New" w:cs="TH Sarabun New"/>
-                <w:b w:val="0"/>
-                <w:sz w:val="28"/>
-                <w:szCs w:val="28"/>
-              </w:rPr>
-              <w:t xml:space="preserve"> (</w:t>
-            </w:r>
-            <w:r>
-              <w:rPr>
-                <w:rFonts w:ascii="Courier New" w:hAnsi="Courier New" w:cs="Courier New"/>
-                <w:b w:val="0"/>
-                <w:sz w:val="24"/>
-                <w:szCs w:val="24"/>
-              </w:rPr>
-              <w:t>gd_probe.py</w:t>
-            </w:r>
-            <w:r>
-              <w:rPr>
-                <w:rFonts w:ascii="TH Sarabun New" w:hAnsi="TH Sarabun New" w:cs="TH Sarabun New"/>
-                <w:b w:val="0"/>
-                <w:sz w:val="28"/>
-                <w:szCs w:val="28"/>
-              </w:rPr>
-              <w:t>)</w:t>
-            </w:r>
-          </w:p>
-        </w:tc>
-        <w:tc>
-          <w:tcPr>
-            <w:tcW w:type="dxa" w:w="4514"/>
-          </w:tcPr>
-          <w:p>
-            <w:r/>
-            <w:r>
-              <w:rPr>
-                <w:rFonts w:ascii="TH Sarabun New" w:hAnsi="TH Sarabun New" w:cs="TH Sarabun New"/>
-                <w:b w:val="0"/>
-                <w:sz w:val="28"/>
-                <w:szCs w:val="28"/>
-              </w:rPr>
-              <w:t>ทดลองใช้ชี้ตำแหน่งวัตถุแบบ zero-shot</w:t>
-            </w:r>
-          </w:p>
-        </w:tc>
-      </w:tr>
-      <w:tr>
-        <w:tc>
-          <w:tcPr>
-            <w:tcW w:type="dxa" w:w="4514"/>
-          </w:tcPr>
-          <w:p>
-            <w:r/>
-            <w:r>
-              <w:rPr>
-                <w:rFonts w:ascii="TH Sarabun New" w:hAnsi="TH Sarabun New" w:cs="TH Sarabun New"/>
-                <w:b/>
-                <w:sz w:val="28"/>
-                <w:szCs w:val="28"/>
-                <w:bCs/>
-              </w:rPr>
               <w:t>Set-of-Mark prompting</w:t>
             </w:r>
             <w:r>
@@ -8536,7 +8472,7 @@
           <w:sz w:val="30"/>
           <w:szCs w:val="30"/>
         </w:rPr>
-        <w:t>✅ = เปิดหน้าต้นทางตรวจยืนยันแล้วเมื่อ 17 กรกฎาคม 2569 (ดูเอกสารอ้างอิง [1], [16], [10])</w:t>
+        <w:t>✅ = เปิดหน้าต้นทางตรวจยืนยันแล้วเมื่อ 17 กรกฎาคม 2569 (ดูเอกสารอ้างอิง [1], [4], [5])</w:t>
       </w:r>
     </w:p>
     <w:p>
@@ -15121,7 +15057,7 @@
           <w:sz w:val="32"/>
           <w:szCs w:val="32"/>
         </w:rPr>
-        <w:t>ที่ระบุว่าแบบจำลองกลุ่มนี้เข้ารหัสภาพเสมือน "ถุงคำ" (เอกสารอ้างอิง [12])</w:t>
+        <w:t>ที่ระบุว่าแบบจำลองกลุ่มนี้เข้ารหัสภาพเสมือน "ถุงคำ" (เอกสารอ้างอิง [9])</w:t>
       </w:r>
     </w:p>
     <w:p/>
@@ -24536,6 +24472,94 @@
         <w:t>ยังไม่มีบทความตีพิมพ์ของตัวเอง การอ้างจึงต้องระบุตามความเป็นจริง</w:t>
       </w:r>
     </w:p>
+    <w:p>
+      <w:r>
+        <w:rPr>
+          <w:rFonts w:ascii="TH Sarabun New" w:hAnsi="TH Sarabun New" w:cs="TH Sarabun New"/>
+          <w:b w:val="0"/>
+          <w:sz w:val="32"/>
+          <w:szCs w:val="32"/>
+        </w:rPr>
+        <w:t>&gt;</w:t>
+      </w:r>
+    </w:p>
+    <w:p>
+      <w:pPr>
+        <w:ind w:left="504"/>
+      </w:pPr>
+      <w:r>
+        <w:rPr>
+          <w:rFonts w:ascii="TH Sarabun New" w:hAnsi="TH Sarabun New" w:cs="TH Sarabun New"/>
+          <w:b w:val="0"/>
+          <w:i/>
+          <w:sz w:val="30"/>
+          <w:szCs w:val="30"/>
+        </w:rPr>
+        <w:t xml:space="preserve">รายการนี้คัดเฉพาะสิ่งที่ </w:t>
+      </w:r>
+      <w:r>
+        <w:rPr>
+          <w:rFonts w:ascii="TH Sarabun New" w:hAnsi="TH Sarabun New" w:cs="TH Sarabun New"/>
+          <w:b/>
+          <w:i/>
+          <w:sz w:val="30"/>
+          <w:szCs w:val="30"/>
+          <w:bCs/>
+        </w:rPr>
+        <w:t>เป็นแกนของระบบ</w:t>
+      </w:r>
+      <w:r>
+        <w:rPr>
+          <w:rFonts w:ascii="TH Sarabun New" w:hAnsi="TH Sarabun New" w:cs="TH Sarabun New"/>
+          <w:b w:val="0"/>
+          <w:i/>
+          <w:sz w:val="30"/>
+          <w:szCs w:val="30"/>
+        </w:rPr>
+        <w:t xml:space="preserve"> หรือ </w:t>
+      </w:r>
+      <w:r>
+        <w:rPr>
+          <w:rFonts w:ascii="TH Sarabun New" w:hAnsi="TH Sarabun New" w:cs="TH Sarabun New"/>
+          <w:b/>
+          <w:i/>
+          <w:sz w:val="30"/>
+          <w:szCs w:val="30"/>
+          <w:bCs/>
+        </w:rPr>
+        <w:t>รองรับข้อความในรายงานโดยตรง</w:t>
+      </w:r>
+    </w:p>
+    <w:p>
+      <w:pPr>
+        <w:ind w:left="504"/>
+      </w:pPr>
+      <w:r>
+        <w:rPr>
+          <w:rFonts w:ascii="TH Sarabun New" w:hAnsi="TH Sarabun New" w:cs="TH Sarabun New"/>
+          <w:b w:val="0"/>
+          <w:i/>
+          <w:sz w:val="30"/>
+          <w:szCs w:val="30"/>
+        </w:rPr>
+        <w:t>ส่วนไลบรารีและบริการพื้นฐานที่ไม่ใช่สาระของงาน (ไลบรารีประมวลผลภาพทั่วไป บริการเช่าเครื่อง</w:t>
+      </w:r>
+    </w:p>
+    <w:p>
+      <w:pPr>
+        <w:ind w:left="504"/>
+      </w:pPr>
+      <w:r>
+        <w:rPr>
+          <w:rFonts w:ascii="TH Sarabun New" w:hAnsi="TH Sarabun New" w:cs="TH Sarabun New"/>
+          <w:b w:val="0"/>
+          <w:i/>
+          <w:sz w:val="30"/>
+          <w:szCs w:val="30"/>
+        </w:rPr>
+        <w:t>แหล่งดาวน์โหลดน้ำหนัก ตัวกลางเรียก API) ระบุไว้ในบทที่ 5 หัวข้อ 5.3 แล้ว ไม่นำมาอ้างซ้ำที่นี่</w:t>
+      </w:r>
+    </w:p>
     <w:p/>
     <w:p>
       <w:r>
@@ -24546,7 +24570,7 @@
           <w:szCs w:val="36"/>
           <w:bCs/>
         </w:rPr>
-        <w:t>แบบจำลองที่ใช้ในผลงาน</w:t>
+        <w:t>แบบจำลองและซอฟต์แวร์ที่เป็นแกนของระบบ</w:t>
       </w:r>
     </w:p>
     <w:p/>
@@ -24727,7 +24751,18 @@
           <w:sz w:val="32"/>
           <w:szCs w:val="32"/>
         </w:rPr>
-        <w:t xml:space="preserve"> แต่ใช้อธิบายที่มาของสถาปัตยกรรมและเหตุผลที่เลือกตระกูลนี้</w:t>
+        <w:t xml:space="preserve"> แต่เป็นเอกสารวิชาการที่ใกล้ที่สุด ใช้อธิบายที่มาของสถาปัตยกรรม</w:t>
+      </w:r>
+    </w:p>
+    <w:p>
+      <w:r>
+        <w:rPr>
+          <w:rFonts w:ascii="TH Sarabun New" w:hAnsi="TH Sarabun New" w:cs="TH Sarabun New"/>
+          <w:b w:val="0"/>
+          <w:sz w:val="32"/>
+          <w:szCs w:val="32"/>
+        </w:rPr>
+        <w:t>และเหตุผลที่เลือกแบบจำลองตระกูลนี้แทนแบบจำลองภาษาและภาพทั่วไป</w:t>
       </w:r>
     </w:p>
     <w:p/>
@@ -24772,7 +24807,18 @@
           <w:sz w:val="32"/>
           <w:szCs w:val="32"/>
         </w:rPr>
-        <w:t xml:space="preserve">และสรุปภาพรวมขั้นตอนการทำงาน · รุ่นที่ใช้จริงคือ </w:t>
+        <w:t>ตัดสินระดับความรุนแรง และสรุปภาพรวมขั้นตอนการทำงาน</w:t>
+      </w:r>
+    </w:p>
+    <w:p>
+      <w:r>
+        <w:rPr>
+          <w:rFonts w:ascii="TH Sarabun New" w:hAnsi="TH Sarabun New" w:cs="TH Sarabun New"/>
+          <w:b w:val="0"/>
+          <w:sz w:val="32"/>
+          <w:szCs w:val="32"/>
+        </w:rPr>
+        <w:t xml:space="preserve">รุ่นที่ใช้จริงคือ </w:t>
       </w:r>
       <w:r>
         <w:rPr>
@@ -24783,17 +24829,17 @@
         </w:rPr>
         <w:t>anthropic/claude-opus-4.8</w:t>
       </w:r>
-    </w:p>
-    <w:p>
-      <w:r>
-        <w:rPr>
-          <w:rFonts w:ascii="TH Sarabun New" w:hAnsi="TH Sarabun New" w:cs="TH Sarabun New"/>
-          <w:b w:val="0"/>
-          <w:sz w:val="32"/>
-          <w:szCs w:val="32"/>
-        </w:rPr>
-        <w:t xml:space="preserve">เรียกผ่านบริการตามรายการ [4] · บันทึกไว้ในไฟล์ผลลัพธ์ที่ฟิลด์ </w:t>
-      </w:r>
+      <w:r>
+        <w:rPr>
+          <w:rFonts w:ascii="TH Sarabun New" w:hAnsi="TH Sarabun New" w:cs="TH Sarabun New"/>
+          <w:b w:val="0"/>
+          <w:sz w:val="32"/>
+          <w:szCs w:val="32"/>
+        </w:rPr>
+        <w:t xml:space="preserve"> · บันทึกไว้ในไฟล์ผลลัพธ์ที่ฟิลด์</w:t>
+      </w:r>
+    </w:p>
+    <w:p>
       <w:r>
         <w:rPr>
           <w:rFonts w:ascii="Courier New" w:hAnsi="Courier New" w:cs="Courier New"/>
@@ -24803,16 +24849,14 @@
         </w:rPr>
         <w:t>generated_by.safety_analysis.model</w:t>
       </w:r>
-    </w:p>
-    <w:p>
-      <w:r>
-        <w:rPr>
-          <w:rFonts w:ascii="TH Sarabun New" w:hAnsi="TH Sarabun New" w:cs="TH Sarabun New"/>
-          <w:b w:val="0"/>
-          <w:sz w:val="32"/>
-          <w:szCs w:val="32"/>
-        </w:rPr>
-        <w:t>เพื่อให้ตรวจย้อนได้ว่าผลมาจากรุ่นใด</w:t>
+      <w:r>
+        <w:rPr>
+          <w:rFonts w:ascii="TH Sarabun New" w:hAnsi="TH Sarabun New" w:cs="TH Sarabun New"/>
+          <w:b w:val="0"/>
+          <w:sz w:val="32"/>
+          <w:szCs w:val="32"/>
+        </w:rPr>
+        <w:t xml:space="preserve"> เพื่อให้ตรวจย้อนได้ว่าผลมาจากรุ่นใด</w:t>
       </w:r>
     </w:p>
     <w:p/>
@@ -24824,18 +24868,104 @@
           <w:sz w:val="32"/>
           <w:szCs w:val="32"/>
         </w:rPr>
-        <w:t>[4] OpenRouter. *OpenRouter API* [บริการ]. https://openrouter.ai</w:t>
-      </w:r>
-    </w:p>
-    <w:p>
-      <w:r>
-        <w:rPr>
-          <w:rFonts w:ascii="TH Sarabun New" w:hAnsi="TH Sarabun New" w:cs="TH Sarabun New"/>
-          <w:b w:val="0"/>
-          <w:sz w:val="32"/>
-          <w:szCs w:val="32"/>
-        </w:rPr>
-        <w:t>— บริการตัวกลางสำหรับเรียกแบบจำลองภาษาในรายการ [3] · เป็นบริการเชิงพาณิชย์</w:t>
+        <w:t>[4] vLLM Project. *vLLM* [ซอฟต์แวร์]. https://github.com/vllm-project/vllm</w:t>
+      </w:r>
+    </w:p>
+    <w:p>
+      <w:r>
+        <w:rPr>
+          <w:rFonts w:ascii="TH Sarabun New" w:hAnsi="TH Sarabun New" w:cs="TH Sarabun New"/>
+          <w:b w:val="0"/>
+          <w:sz w:val="32"/>
+          <w:szCs w:val="32"/>
+        </w:rPr>
+        <w:t>— ระบบให้บริการแบบจำลองตามรายการ [1] (เวอร์ชัน 0.25.0) · สัญญาอนุญาต Apache-2.0</w:t>
+      </w:r>
+    </w:p>
+    <w:p>
+      <w:r>
+        <w:rPr>
+          <w:rFonts w:ascii="TH Sarabun New" w:hAnsi="TH Sarabun New" w:cs="TH Sarabun New"/>
+          <w:b w:val="0"/>
+          <w:sz w:val="32"/>
+          <w:szCs w:val="32"/>
+        </w:rPr>
+        <w:t>เป็นตัวที่ทำให้แบ่งงานลงการ์ดจอสองใบแบบขนานได้ · แนวคิดเบื้องหลังตามรายการ [6]</w:t>
+      </w:r>
+    </w:p>
+    <w:p/>
+    <w:p>
+      <w:r>
+        <w:rPr>
+          <w:rFonts w:ascii="TH Sarabun New" w:hAnsi="TH Sarabun New" w:cs="TH Sarabun New"/>
+          <w:b w:val="0"/>
+          <w:sz w:val="32"/>
+          <w:szCs w:val="32"/>
+        </w:rPr>
+        <w:t>[5] Siow, E. *edsr-base* [model card]. Hugging Face.</w:t>
+      </w:r>
+    </w:p>
+    <w:p>
+      <w:r>
+        <w:rPr>
+          <w:rFonts w:ascii="TH Sarabun New" w:hAnsi="TH Sarabun New" w:cs="TH Sarabun New"/>
+          <w:b w:val="0"/>
+          <w:sz w:val="32"/>
+          <w:szCs w:val="32"/>
+        </w:rPr>
+        <w:t>https://huggingface.co/eugenesiow/edsr-base</w:t>
+      </w:r>
+    </w:p>
+    <w:p>
+      <w:r>
+        <w:rPr>
+          <w:rFonts w:ascii="TH Sarabun New" w:hAnsi="TH Sarabun New" w:cs="TH Sarabun New"/>
+          <w:b w:val="0"/>
+          <w:sz w:val="32"/>
+          <w:szCs w:val="32"/>
+        </w:rPr>
+        <w:t xml:space="preserve">— </w:t>
+      </w:r>
+      <w:r>
+        <w:rPr>
+          <w:rFonts w:ascii="TH Sarabun New" w:hAnsi="TH Sarabun New" w:cs="TH Sarabun New"/>
+          <w:b/>
+          <w:sz w:val="32"/>
+          <w:szCs w:val="32"/>
+          <w:bCs/>
+        </w:rPr>
+        <w:t>น้ำหนักแบบจำลองขยายภาพที่โครงงานนี้เรียกใช้จริง</w:t>
+      </w:r>
+      <w:r>
+        <w:rPr>
+          <w:rFonts w:ascii="TH Sarabun New" w:hAnsi="TH Sarabun New" w:cs="TH Sarabun New"/>
+          <w:b w:val="0"/>
+          <w:sz w:val="32"/>
+          <w:szCs w:val="32"/>
+        </w:rPr>
+        <w:t xml:space="preserve"> (scale = 4) · สัญญาอนุญาต Apache-2.0</w:t>
+      </w:r>
+    </w:p>
+    <w:p>
+      <w:r>
+        <w:rPr>
+          <w:rFonts w:ascii="TH Sarabun New" w:hAnsi="TH Sarabun New" w:cs="TH Sarabun New"/>
+          <w:b w:val="0"/>
+          <w:sz w:val="32"/>
+          <w:szCs w:val="32"/>
+        </w:rPr>
+        <w:t>ใช้ขยายภาพเฉพาะส่วนศีรษะก่อนส่งให้แบบจำลองตรวจหน้ากาก ซึ่งทำให้อัตราการตรวจพบ</w:t>
+      </w:r>
+    </w:p>
+    <w:p>
+      <w:r>
+        <w:rPr>
+          <w:rFonts w:ascii="TH Sarabun New" w:hAnsi="TH Sarabun New" w:cs="TH Sarabun New"/>
+          <w:b w:val="0"/>
+          <w:sz w:val="32"/>
+          <w:szCs w:val="32"/>
+        </w:rPr>
+        <w:t>เพิ่มจาก 23% เป็น 80% (บทที่ 7 หัวข้อ 7.2) · วิธีการเบื้องหลังตามรายการ [7]</w:t>
       </w:r>
     </w:p>
     <w:p/>
@@ -24848,7 +24978,7 @@
           <w:szCs w:val="36"/>
           <w:bCs/>
         </w:rPr>
-        <w:t>แบบจำลองที่นำมาเปรียบเทียบ</w:t>
+        <w:t>ทฤษฎีและงานวิจัยที่รองรับข้อความในรายงาน</w:t>
       </w:r>
     </w:p>
     <w:p/>
@@ -24860,40 +24990,73 @@
           <w:sz w:val="32"/>
           <w:szCs w:val="32"/>
         </w:rPr>
-        <w:t>[5] Qwen Team, Alibaba. *Qwen3-VL-8B-Instruct* [model card]. Hugging Face.</w:t>
-      </w:r>
-    </w:p>
-    <w:p>
-      <w:r>
-        <w:rPr>
-          <w:rFonts w:ascii="TH Sarabun New" w:hAnsi="TH Sarabun New" w:cs="TH Sarabun New"/>
-          <w:b w:val="0"/>
-          <w:sz w:val="32"/>
-          <w:szCs w:val="32"/>
-        </w:rPr>
-        <w:t>https://huggingface.co/Qwen/Qwen3-VL-8B-Instruct</w:t>
-      </w:r>
-    </w:p>
-    <w:p>
-      <w:r>
-        <w:rPr>
-          <w:rFonts w:ascii="TH Sarabun New" w:hAnsi="TH Sarabun New" w:cs="TH Sarabun New"/>
-          <w:b w:val="0"/>
-          <w:sz w:val="32"/>
-          <w:szCs w:val="32"/>
-        </w:rPr>
-        <w:t>— แบบจำลองที่นำมาเทียบตอนเลือกแบบจำลอง (บทที่ 7 หัวข้อ 7.6)</w:t>
-      </w:r>
-    </w:p>
-    <w:p>
-      <w:r>
-        <w:rPr>
-          <w:rFonts w:ascii="TH Sarabun New" w:hAnsi="TH Sarabun New" w:cs="TH Sarabun New"/>
-          <w:b w:val="0"/>
-          <w:sz w:val="32"/>
-          <w:szCs w:val="32"/>
-        </w:rPr>
-        <w:t xml:space="preserve">ผลคือตรวจพบ 62% และ </w:t>
+        <w:t>[6] Kwon, W., Li, Z., Zhuang, S., Sheng, Y., Zheng, L., Yu, C. H., Gonzalez, J. E.,</w:t>
+      </w:r>
+    </w:p>
+    <w:p>
+      <w:r>
+        <w:rPr>
+          <w:rFonts w:ascii="TH Sarabun New" w:hAnsi="TH Sarabun New" w:cs="TH Sarabun New"/>
+          <w:b w:val="0"/>
+          <w:sz w:val="32"/>
+          <w:szCs w:val="32"/>
+        </w:rPr>
+        <w:t>Zhang, H., &amp; Stoica, I. (2023). *Efficient Memory Management for Large Language Model</w:t>
+      </w:r>
+    </w:p>
+    <w:p>
+      <w:r>
+        <w:rPr>
+          <w:rFonts w:ascii="TH Sarabun New" w:hAnsi="TH Sarabun New" w:cs="TH Sarabun New"/>
+          <w:b w:val="0"/>
+          <w:sz w:val="32"/>
+          <w:szCs w:val="32"/>
+        </w:rPr>
+        <w:t>Serving with PagedAttention.* In Proceedings of the 29th Symposium on Operating Systems</w:t>
+      </w:r>
+    </w:p>
+    <w:p>
+      <w:r>
+        <w:rPr>
+          <w:rFonts w:ascii="TH Sarabun New" w:hAnsi="TH Sarabun New" w:cs="TH Sarabun New"/>
+          <w:b w:val="0"/>
+          <w:sz w:val="32"/>
+          <w:szCs w:val="32"/>
+        </w:rPr>
+        <w:t>Principles (SOSP '23). https://doi.org/10.1145/3600006.3613165</w:t>
+      </w:r>
+    </w:p>
+    <w:p>
+      <w:r>
+        <w:rPr>
+          <w:rFonts w:ascii="TH Sarabun New" w:hAnsi="TH Sarabun New" w:cs="TH Sarabun New"/>
+          <w:b w:val="0"/>
+          <w:sz w:val="32"/>
+          <w:szCs w:val="32"/>
+        </w:rPr>
+        <w:t>arXiv:2309.06180. https://arxiv.org/abs/2309.06180</w:t>
+      </w:r>
+    </w:p>
+    <w:p>
+      <w:r>
+        <w:rPr>
+          <w:rFonts w:ascii="TH Sarabun New" w:hAnsi="TH Sarabun New" w:cs="TH Sarabun New"/>
+          <w:b w:val="0"/>
+          <w:sz w:val="32"/>
+          <w:szCs w:val="32"/>
+        </w:rPr>
+        <w:t>— บทความต้นทางของ vLLM ตามรายการ [4] อธิบายกลไกการรวบคำขอที่เข้ามาพร้อมกันเป็นกลุ่ม</w:t>
+      </w:r>
+    </w:p>
+    <w:p>
+      <w:r>
+        <w:rPr>
+          <w:rFonts w:ascii="TH Sarabun New" w:hAnsi="TH Sarabun New" w:cs="TH Sarabun New"/>
+          <w:b w:val="0"/>
+          <w:sz w:val="32"/>
+          <w:szCs w:val="32"/>
+        </w:rPr>
+        <w:t xml:space="preserve">เพื่อเพิ่มปริมาณงาน ซึ่งเป็น </w:t>
       </w:r>
       <w:r>
         <w:rPr>
@@ -24903,27 +25066,18 @@
           <w:szCs w:val="32"/>
           <w:bCs/>
         </w:rPr>
-        <w:t>ตรวจไม่พบเหตุเกือบเกิดอุบัติเหตุ</w:t>
-      </w:r>
-      <w:r>
-        <w:rPr>
-          <w:rFonts w:ascii="TH Sarabun New" w:hAnsi="TH Sarabun New" w:cs="TH Sarabun New"/>
-          <w:b w:val="0"/>
-          <w:sz w:val="32"/>
-          <w:szCs w:val="32"/>
-        </w:rPr>
-        <w:t xml:space="preserve"> ขณะที่ Cosmos ตรวจพบ</w:t>
-      </w:r>
-    </w:p>
-    <w:p>
-      <w:r>
-        <w:rPr>
-          <w:rFonts w:ascii="TH Sarabun New" w:hAnsi="TH Sarabun New" w:cs="TH Sarabun New"/>
-          <w:b w:val="0"/>
-          <w:sz w:val="32"/>
-          <w:szCs w:val="32"/>
-        </w:rPr>
-        <w:t>ซึ่งเป็นจุดชี้ขาดในการเลือก</w:t>
+        <w:t>เหตุผลเชิงระบบที่ทำให้คำตอบไม่คงที่แม้สั่งไม่ให้สุ่ม</w:t>
+      </w:r>
+    </w:p>
+    <w:p>
+      <w:r>
+        <w:rPr>
+          <w:rFonts w:ascii="TH Sarabun New" w:hAnsi="TH Sarabun New" w:cs="TH Sarabun New"/>
+          <w:b w:val="0"/>
+          <w:sz w:val="32"/>
+          <w:szCs w:val="32"/>
+        </w:rPr>
+        <w:t>ตามที่พบในบทที่ 7 หัวข้อ 7.8 และอธิบายไว้ในบทที่ 8 หัวข้อ 8.4</w:t>
       </w:r>
     </w:p>
     <w:p/>
@@ -24935,29 +25089,345 @@
           <w:sz w:val="32"/>
           <w:szCs w:val="32"/>
         </w:rPr>
-        <w:t>[6] Qwen Team. (2025). *Qwen3 Technical Report.* arXiv:2505.09388.</w:t>
-      </w:r>
-    </w:p>
-    <w:p>
-      <w:r>
-        <w:rPr>
-          <w:rFonts w:ascii="TH Sarabun New" w:hAnsi="TH Sarabun New" w:cs="TH Sarabun New"/>
-          <w:b w:val="0"/>
-          <w:sz w:val="32"/>
-          <w:szCs w:val="32"/>
-        </w:rPr>
-        <w:t>https://arxiv.org/abs/2505.09388</w:t>
-      </w:r>
-    </w:p>
-    <w:p>
-      <w:r>
-        <w:rPr>
-          <w:rFonts w:ascii="TH Sarabun New" w:hAnsi="TH Sarabun New" w:cs="TH Sarabun New"/>
-          <w:b w:val="0"/>
-          <w:sz w:val="32"/>
-          <w:szCs w:val="32"/>
-        </w:rPr>
-        <w:t>— เอกสารเทคนิคหลักที่ model card ตามรายการ [5] อ้างถึง</w:t>
+        <w:t>[7] Lim, B., Son, S., Kim, H., Nah, S., &amp; Lee, K. M. (2017). *Enhanced Deep Residual Networks</w:t>
+      </w:r>
+    </w:p>
+    <w:p>
+      <w:r>
+        <w:rPr>
+          <w:rFonts w:ascii="TH Sarabun New" w:hAnsi="TH Sarabun New" w:cs="TH Sarabun New"/>
+          <w:b w:val="0"/>
+          <w:sz w:val="32"/>
+          <w:szCs w:val="32"/>
+        </w:rPr>
+        <w:t>for Single Image Super-Resolution.* In IEEE Conference on Computer Vision and Pattern</w:t>
+      </w:r>
+    </w:p>
+    <w:p>
+      <w:r>
+        <w:rPr>
+          <w:rFonts w:ascii="TH Sarabun New" w:hAnsi="TH Sarabun New" w:cs="TH Sarabun New"/>
+          <w:b w:val="0"/>
+          <w:sz w:val="32"/>
+          <w:szCs w:val="32"/>
+        </w:rPr>
+        <w:t>Recognition Workshops (CVPRW), pp. 1132–1140.</w:t>
+      </w:r>
+    </w:p>
+    <w:p>
+      <w:r>
+        <w:rPr>
+          <w:rFonts w:ascii="TH Sarabun New" w:hAnsi="TH Sarabun New" w:cs="TH Sarabun New"/>
+          <w:b w:val="0"/>
+          <w:sz w:val="32"/>
+          <w:szCs w:val="32"/>
+        </w:rPr>
+        <w:t>https://openaccess.thecvf.com/content_cvpr_2017_workshops/w12/papers/Lim_Enhanced_Deep_Residual_CVPR_2017_paper.pdf</w:t>
+      </w:r>
+    </w:p>
+    <w:p>
+      <w:r>
+        <w:rPr>
+          <w:rFonts w:ascii="TH Sarabun New" w:hAnsi="TH Sarabun New" w:cs="TH Sarabun New"/>
+          <w:b w:val="0"/>
+          <w:sz w:val="32"/>
+          <w:szCs w:val="32"/>
+        </w:rPr>
+        <w:t>— วิธีการขยายภาพด้วยแบบจำลอง (EDSR) ซึ่งเป็นเบื้องหลังของน้ำหนักตามรายการ [5]</w:t>
+      </w:r>
+    </w:p>
+    <w:p>
+      <w:r>
+        <w:rPr>
+          <w:rFonts w:ascii="TH Sarabun New" w:hAnsi="TH Sarabun New" w:cs="TH Sarabun New"/>
+          <w:b w:val="0"/>
+          <w:sz w:val="32"/>
+          <w:szCs w:val="32"/>
+        </w:rPr>
+        <w:t>อธิบายว่าทำไมการขยายภาพแบบนี้จึงเพิ่มรายละเอียดได้ ต่างจากการยืดภาพธรรมดา</w:t>
+      </w:r>
+    </w:p>
+    <w:p/>
+    <w:p>
+      <w:r>
+        <w:rPr>
+          <w:rFonts w:ascii="TH Sarabun New" w:hAnsi="TH Sarabun New" w:cs="TH Sarabun New"/>
+          <w:b w:val="0"/>
+          <w:sz w:val="32"/>
+          <w:szCs w:val="32"/>
+        </w:rPr>
+        <w:t>[8] Dosovitskiy, A., Beyer, L., Kolesnikov, A., Weissenborn, D., Zhai, X., Unterthiner, T.,</w:t>
+      </w:r>
+    </w:p>
+    <w:p>
+      <w:r>
+        <w:rPr>
+          <w:rFonts w:ascii="TH Sarabun New" w:hAnsi="TH Sarabun New" w:cs="TH Sarabun New"/>
+          <w:b w:val="0"/>
+          <w:sz w:val="32"/>
+          <w:szCs w:val="32"/>
+        </w:rPr>
+        <w:t>Dehghani, M., Minderer, M., Heigold, G., Gelly, S., Uszkoreit, J., &amp; Houlsby, N. (2021).</w:t>
+      </w:r>
+    </w:p>
+    <w:p>
+      <w:r>
+        <w:rPr>
+          <w:rFonts w:ascii="TH Sarabun New" w:hAnsi="TH Sarabun New" w:cs="TH Sarabun New"/>
+          <w:b w:val="0"/>
+          <w:sz w:val="32"/>
+          <w:szCs w:val="32"/>
+        </w:rPr>
+        <w:t>*An Image is Worth 16x16 Words: Transformers for Image Recognition at Scale.*</w:t>
+      </w:r>
+    </w:p>
+    <w:p>
+      <w:r>
+        <w:rPr>
+          <w:rFonts w:ascii="TH Sarabun New" w:hAnsi="TH Sarabun New" w:cs="TH Sarabun New"/>
+          <w:b w:val="0"/>
+          <w:sz w:val="32"/>
+          <w:szCs w:val="32"/>
+        </w:rPr>
+        <w:t>In International Conference on Learning Representations (ICLR 2021).</w:t>
+      </w:r>
+    </w:p>
+    <w:p>
+      <w:r>
+        <w:rPr>
+          <w:rFonts w:ascii="TH Sarabun New" w:hAnsi="TH Sarabun New" w:cs="TH Sarabun New"/>
+          <w:b w:val="0"/>
+          <w:sz w:val="32"/>
+          <w:szCs w:val="32"/>
+        </w:rPr>
+        <w:t>arXiv:2010.11929. https://arxiv.org/abs/2010.11929</w:t>
+      </w:r>
+    </w:p>
+    <w:p>
+      <w:r>
+        <w:rPr>
+          <w:rFonts w:ascii="TH Sarabun New" w:hAnsi="TH Sarabun New" w:cs="TH Sarabun New"/>
+          <w:b w:val="0"/>
+          <w:sz w:val="32"/>
+          <w:szCs w:val="32"/>
+        </w:rPr>
+        <w:t xml:space="preserve">— ที่มาของแนวคิด </w:t>
+      </w:r>
+      <w:r>
+        <w:rPr>
+          <w:rFonts w:ascii="TH Sarabun New" w:hAnsi="TH Sarabun New" w:cs="TH Sarabun New"/>
+          <w:b/>
+          <w:sz w:val="32"/>
+          <w:szCs w:val="32"/>
+          <w:bCs/>
+        </w:rPr>
+        <w:t>หั่นภาพเป็นตาราง (patch) แล้วให้แบบจำลองอ่านเรียงกันเหมือนอ่านคำ</w:t>
+      </w:r>
+    </w:p>
+    <w:p>
+      <w:r>
+        <w:rPr>
+          <w:rFonts w:ascii="TH Sarabun New" w:hAnsi="TH Sarabun New" w:cs="TH Sarabun New"/>
+          <w:b w:val="0"/>
+          <w:sz w:val="32"/>
+          <w:szCs w:val="32"/>
+        </w:rPr>
+        <w:t>ซึ่งเป็นหลักการที่บทที่ 5 หัวข้อ 5.2.2 ใช้อธิบายว่าแบบจำลองไม่ได้ "ดูรูป" แบบที่คนดู</w:t>
+      </w:r>
+    </w:p>
+    <w:p>
+      <w:r>
+        <w:rPr>
+          <w:rFonts w:ascii="TH Sarabun New" w:hAnsi="TH Sarabun New" w:cs="TH Sarabun New"/>
+          <w:b w:val="0"/>
+          <w:sz w:val="32"/>
+          <w:szCs w:val="32"/>
+        </w:rPr>
+        <w:t>*หมายเหตุ:* บทความต้นฉบับใช้ตารางขนาด 16×16 พิกเซล ส่วนแบบจำลองที่โครงงานนี้ใช้</w:t>
+      </w:r>
+    </w:p>
+    <w:p>
+      <w:r>
+        <w:rPr>
+          <w:rFonts w:ascii="TH Sarabun New" w:hAnsi="TH Sarabun New" w:cs="TH Sarabun New"/>
+          <w:b w:val="0"/>
+          <w:sz w:val="32"/>
+          <w:szCs w:val="32"/>
+        </w:rPr>
+        <w:t>ใช้ตาราง 14×14 แล้วรวมแบบ 2×2 — ต่างกันที่ค่าพารามิเตอร์ แต่เป็นหลักการเดียวกัน</w:t>
+      </w:r>
+    </w:p>
+    <w:p/>
+    <w:p>
+      <w:r>
+        <w:rPr>
+          <w:rFonts w:ascii="TH Sarabun New" w:hAnsi="TH Sarabun New" w:cs="TH Sarabun New"/>
+          <w:b w:val="0"/>
+          <w:sz w:val="32"/>
+          <w:szCs w:val="32"/>
+        </w:rPr>
+        <w:t>[9] Yuksekgonul, M., Bianchi, F., Kalluri, P., Jurafsky, D., &amp; Zou, J. (2023).</w:t>
+      </w:r>
+    </w:p>
+    <w:p>
+      <w:r>
+        <w:rPr>
+          <w:rFonts w:ascii="TH Sarabun New" w:hAnsi="TH Sarabun New" w:cs="TH Sarabun New"/>
+          <w:b w:val="0"/>
+          <w:sz w:val="32"/>
+          <w:szCs w:val="32"/>
+        </w:rPr>
+        <w:t>*When and why vision-language models behave like bags-of-words, and what to do about it?*</w:t>
+      </w:r>
+    </w:p>
+    <w:p>
+      <w:r>
+        <w:rPr>
+          <w:rFonts w:ascii="TH Sarabun New" w:hAnsi="TH Sarabun New" w:cs="TH Sarabun New"/>
+          <w:b w:val="0"/>
+          <w:sz w:val="32"/>
+          <w:szCs w:val="32"/>
+        </w:rPr>
+        <w:t>In International Conference on Learning Representations (ICLR 2023).</w:t>
+      </w:r>
+    </w:p>
+    <w:p>
+      <w:r>
+        <w:rPr>
+          <w:rFonts w:ascii="TH Sarabun New" w:hAnsi="TH Sarabun New" w:cs="TH Sarabun New"/>
+          <w:b w:val="0"/>
+          <w:sz w:val="32"/>
+          <w:szCs w:val="32"/>
+        </w:rPr>
+        <w:t>arXiv:2210.01936. https://arxiv.org/abs/2210.01936</w:t>
+      </w:r>
+    </w:p>
+    <w:p>
+      <w:r>
+        <w:rPr>
+          <w:rFonts w:ascii="TH Sarabun New" w:hAnsi="TH Sarabun New" w:cs="TH Sarabun New"/>
+          <w:b w:val="0"/>
+          <w:sz w:val="32"/>
+          <w:szCs w:val="32"/>
+        </w:rPr>
+        <w:t>— เสนอชุดทดสอบ ARO (Attribution, Relation, Order) มากกว่า 50,000 กรณี และแสดงว่า</w:t>
+      </w:r>
+    </w:p>
+    <w:p>
+      <w:r>
+        <w:rPr>
+          <w:rFonts w:ascii="TH Sarabun New" w:hAnsi="TH Sarabun New" w:cs="TH Sarabun New"/>
+          <w:b w:val="0"/>
+          <w:sz w:val="32"/>
+          <w:szCs w:val="32"/>
+        </w:rPr>
+        <w:t xml:space="preserve">แบบจำลองภาษาและภาพจำนวนมาก </w:t>
+      </w:r>
+      <w:r>
+        <w:rPr>
+          <w:rFonts w:ascii="TH Sarabun New" w:hAnsi="TH Sarabun New" w:cs="TH Sarabun New"/>
+          <w:b/>
+          <w:sz w:val="32"/>
+          <w:szCs w:val="32"/>
+          <w:bCs/>
+        </w:rPr>
+        <w:t>เข้ารหัสภาพเสมือน "ถุงคำ"</w:t>
+      </w:r>
+      <w:r>
+        <w:rPr>
+          <w:rFonts w:ascii="TH Sarabun New" w:hAnsi="TH Sarabun New" w:cs="TH Sarabun New"/>
+          <w:b w:val="0"/>
+          <w:sz w:val="32"/>
+          <w:szCs w:val="32"/>
+        </w:rPr>
+        <w:t xml:space="preserve"> คือรู้ว่ามีวัตถุอะไรและมีคุณสมบัติ</w:t>
+      </w:r>
+    </w:p>
+    <w:p>
+      <w:r>
+        <w:rPr>
+          <w:rFonts w:ascii="TH Sarabun New" w:hAnsi="TH Sarabun New" w:cs="TH Sarabun New"/>
+          <w:b w:val="0"/>
+          <w:sz w:val="32"/>
+          <w:szCs w:val="32"/>
+        </w:rPr>
+        <w:t xml:space="preserve">อะไรอยู่ในภาพ แต่ </w:t>
+      </w:r>
+      <w:r>
+        <w:rPr>
+          <w:rFonts w:ascii="TH Sarabun New" w:hAnsi="TH Sarabun New" w:cs="TH Sarabun New"/>
+          <w:b/>
+          <w:sz w:val="32"/>
+          <w:szCs w:val="32"/>
+          <w:bCs/>
+        </w:rPr>
+        <w:t>จับคู่ว่าคุณสมบัติไหนเป็นของวัตถุไหนไม่ได้</w:t>
+      </w:r>
+    </w:p>
+    <w:p/>
+    <w:p>
+      <w:r>
+        <w:rPr>
+          <w:rFonts w:ascii="TH Sarabun New" w:hAnsi="TH Sarabun New" w:cs="TH Sarabun New"/>
+          <w:b/>
+          <w:sz w:val="32"/>
+          <w:szCs w:val="32"/>
+          <w:bCs/>
+        </w:rPr>
+        <w:t>เป็นงานที่อธิบายอาการที่พบในโครงงานนี้ได้ตรงที่สุด</w:t>
+      </w:r>
+      <w:r>
+        <w:rPr>
+          <w:rFonts w:ascii="TH Sarabun New" w:hAnsi="TH Sarabun New" w:cs="TH Sarabun New"/>
+          <w:b w:val="0"/>
+          <w:sz w:val="32"/>
+          <w:szCs w:val="32"/>
+        </w:rPr>
+        <w:t xml:space="preserve"> — แบบจำลองอ่านป้าย NG/WAIT/GOOD</w:t>
+      </w:r>
+    </w:p>
+    <w:p>
+      <w:r>
+        <w:rPr>
+          <w:rFonts w:ascii="TH Sarabun New" w:hAnsi="TH Sarabun New" w:cs="TH Sarabun New"/>
+          <w:b w:val="0"/>
+          <w:sz w:val="32"/>
+          <w:szCs w:val="32"/>
+        </w:rPr>
+        <w:t>ออกทุกป้าย แต่จับคู่ป้ายเข้ากับลังผิดเมื่อลังสองใบอยู่ใกล้กัน 251 พิกเซล (ผิด 66%)</w:t>
+      </w:r>
+    </w:p>
+    <w:p>
+      <w:r>
+        <w:rPr>
+          <w:rFonts w:ascii="TH Sarabun New" w:hAnsi="TH Sarabun New" w:cs="TH Sarabun New"/>
+          <w:b w:val="0"/>
+          <w:sz w:val="32"/>
+          <w:szCs w:val="32"/>
+        </w:rPr>
+        <w:t>ขณะที่ลังที่อยู่ห่าง 1,053 พิกเซลไม่เคยผิดเลย ยืนยันว่าเป็น **ข้อจำกัดเชิงโครงสร้าง</w:t>
+      </w:r>
+    </w:p>
+    <w:p>
+      <w:r>
+        <w:rPr>
+          <w:rFonts w:ascii="TH Sarabun New" w:hAnsi="TH Sarabun New" w:cs="TH Sarabun New"/>
+          <w:b w:val="0"/>
+          <w:sz w:val="32"/>
+          <w:szCs w:val="32"/>
+        </w:rPr>
+        <w:t>ที่มีรายงานในงานวิจัย ไม่ใช่ความผิดพลาดเฉพาะกรณีหรือปัญหาการอ่านป้าย**</w:t>
+      </w:r>
+    </w:p>
+    <w:p>
+      <w:r>
+        <w:rPr>
+          <w:rFonts w:ascii="TH Sarabun New" w:hAnsi="TH Sarabun New" w:cs="TH Sarabun New"/>
+          <w:b w:val="0"/>
+          <w:sz w:val="32"/>
+          <w:szCs w:val="32"/>
+        </w:rPr>
+        <w:t>จึงเป็นเหตุผลรองรับการแก้ด้วยวิธีครอบภาพทีละลัง (บทที่ 7 หัวข้อ 7.4 · บทที่ 8 หัวข้อ 8.2)</w:t>
       </w:r>
     </w:p>
     <w:p/>
@@ -24970,7 +25440,7 @@
           <w:szCs w:val="36"/>
           <w:bCs/>
         </w:rPr>
-        <w:t>ทฤษฎีและเทคนิคที่ใช้อธิบายการทำงาน</w:t>
+        <w:t>แบบจำลองที่นำมาเปรียบเทียบ</w:t>
       </w:r>
     </w:p>
     <w:p/>
@@ -24982,62 +25452,40 @@
           <w:sz w:val="32"/>
           <w:szCs w:val="32"/>
         </w:rPr>
-        <w:t>[7] Dosovitskiy, A., Beyer, L., Kolesnikov, A., Weissenborn, D., Zhai, X., Unterthiner, T.,</w:t>
-      </w:r>
-    </w:p>
-    <w:p>
-      <w:r>
-        <w:rPr>
-          <w:rFonts w:ascii="TH Sarabun New" w:hAnsi="TH Sarabun New" w:cs="TH Sarabun New"/>
-          <w:b w:val="0"/>
-          <w:sz w:val="32"/>
-          <w:szCs w:val="32"/>
-        </w:rPr>
-        <w:t>Dehghani, M., Minderer, M., Heigold, G., Gelly, S., Uszkoreit, J., &amp; Houlsby, N. (2021).</w:t>
-      </w:r>
-    </w:p>
-    <w:p>
-      <w:r>
-        <w:rPr>
-          <w:rFonts w:ascii="TH Sarabun New" w:hAnsi="TH Sarabun New" w:cs="TH Sarabun New"/>
-          <w:b w:val="0"/>
-          <w:sz w:val="32"/>
-          <w:szCs w:val="32"/>
-        </w:rPr>
-        <w:t>*An Image is Worth 16x16 Words: Transformers for Image Recognition at Scale.*</w:t>
-      </w:r>
-    </w:p>
-    <w:p>
-      <w:r>
-        <w:rPr>
-          <w:rFonts w:ascii="TH Sarabun New" w:hAnsi="TH Sarabun New" w:cs="TH Sarabun New"/>
-          <w:b w:val="0"/>
-          <w:sz w:val="32"/>
-          <w:szCs w:val="32"/>
-        </w:rPr>
-        <w:t>In International Conference on Learning Representations (ICLR 2021).</w:t>
-      </w:r>
-    </w:p>
-    <w:p>
-      <w:r>
-        <w:rPr>
-          <w:rFonts w:ascii="TH Sarabun New" w:hAnsi="TH Sarabun New" w:cs="TH Sarabun New"/>
-          <w:b w:val="0"/>
-          <w:sz w:val="32"/>
-          <w:szCs w:val="32"/>
-        </w:rPr>
-        <w:t>arXiv:2010.11929. https://arxiv.org/abs/2010.11929</w:t>
-      </w:r>
-    </w:p>
-    <w:p>
-      <w:r>
-        <w:rPr>
-          <w:rFonts w:ascii="TH Sarabun New" w:hAnsi="TH Sarabun New" w:cs="TH Sarabun New"/>
-          <w:b w:val="0"/>
-          <w:sz w:val="32"/>
-          <w:szCs w:val="32"/>
-        </w:rPr>
-        <w:t xml:space="preserve">— ที่มาของแนวคิด </w:t>
+        <w:t>[10] Qwen Team, Alibaba. *Qwen3-VL-8B-Instruct* [model card]. Hugging Face.</w:t>
+      </w:r>
+    </w:p>
+    <w:p>
+      <w:r>
+        <w:rPr>
+          <w:rFonts w:ascii="TH Sarabun New" w:hAnsi="TH Sarabun New" w:cs="TH Sarabun New"/>
+          <w:b w:val="0"/>
+          <w:sz w:val="32"/>
+          <w:szCs w:val="32"/>
+        </w:rPr>
+        <w:t>https://huggingface.co/Qwen/Qwen3-VL-8B-Instruct</w:t>
+      </w:r>
+    </w:p>
+    <w:p>
+      <w:r>
+        <w:rPr>
+          <w:rFonts w:ascii="TH Sarabun New" w:hAnsi="TH Sarabun New" w:cs="TH Sarabun New"/>
+          <w:b w:val="0"/>
+          <w:sz w:val="32"/>
+          <w:szCs w:val="32"/>
+        </w:rPr>
+        <w:t>— แบบจำลองที่นำมาเทียบตอนเลือกแบบจำลอง (บทที่ 7 หัวข้อ 7.6)</w:t>
+      </w:r>
+    </w:p>
+    <w:p>
+      <w:r>
+        <w:rPr>
+          <w:rFonts w:ascii="TH Sarabun New" w:hAnsi="TH Sarabun New" w:cs="TH Sarabun New"/>
+          <w:b w:val="0"/>
+          <w:sz w:val="32"/>
+          <w:szCs w:val="32"/>
+        </w:rPr>
+        <w:t xml:space="preserve">ผลคือตรวจพบ 62% และ </w:t>
       </w:r>
       <w:r>
         <w:rPr>
@@ -25047,283 +25495,27 @@
           <w:szCs w:val="32"/>
           <w:bCs/>
         </w:rPr>
-        <w:t>หั่นภาพเป็นตาราง (patch) แล้วให้แบบจำลองอ่านเรียงกันเหมือนอ่านคำ</w:t>
-      </w:r>
-    </w:p>
-    <w:p>
-      <w:r>
-        <w:rPr>
-          <w:rFonts w:ascii="TH Sarabun New" w:hAnsi="TH Sarabun New" w:cs="TH Sarabun New"/>
-          <w:b w:val="0"/>
-          <w:sz w:val="32"/>
-          <w:szCs w:val="32"/>
-        </w:rPr>
-        <w:t>ซึ่งเป็นหลักการที่หัวข้อ 5.2.2 ใช้อธิบายว่าแบบจำลองไม่ได้ "ดูรูป" แบบที่คนดู</w:t>
-      </w:r>
-    </w:p>
-    <w:p>
-      <w:r>
-        <w:rPr>
-          <w:rFonts w:ascii="TH Sarabun New" w:hAnsi="TH Sarabun New" w:cs="TH Sarabun New"/>
-          <w:b w:val="0"/>
-          <w:sz w:val="32"/>
-          <w:szCs w:val="32"/>
-        </w:rPr>
-        <w:t>*หมายเหตุ:* บทความต้นฉบับใช้ตารางขนาด 16×16 พิกเซล ส่วนแบบจำลองที่โครงงานนี้ใช้</w:t>
-      </w:r>
-    </w:p>
-    <w:p>
-      <w:r>
-        <w:rPr>
-          <w:rFonts w:ascii="TH Sarabun New" w:hAnsi="TH Sarabun New" w:cs="TH Sarabun New"/>
-          <w:b w:val="0"/>
-          <w:sz w:val="32"/>
-          <w:szCs w:val="32"/>
-        </w:rPr>
-        <w:t>ใช้ตาราง 14×14 แล้วรวมแบบ 2×2 — ต่างกันที่ค่าพารามิเตอร์ แต่เป็นหลักการเดียวกัน</w:t>
-      </w:r>
-    </w:p>
-    <w:p/>
-    <w:p>
-      <w:r>
-        <w:rPr>
-          <w:rFonts w:ascii="TH Sarabun New" w:hAnsi="TH Sarabun New" w:cs="TH Sarabun New"/>
-          <w:b w:val="0"/>
-          <w:sz w:val="32"/>
-          <w:szCs w:val="32"/>
-        </w:rPr>
-        <w:t>[8] Kwon, W., Li, Z., Zhuang, S., Sheng, Y., Zheng, L., Yu, C. H., Gonzalez, J. E.,</w:t>
-      </w:r>
-    </w:p>
-    <w:p>
-      <w:r>
-        <w:rPr>
-          <w:rFonts w:ascii="TH Sarabun New" w:hAnsi="TH Sarabun New" w:cs="TH Sarabun New"/>
-          <w:b w:val="0"/>
-          <w:sz w:val="32"/>
-          <w:szCs w:val="32"/>
-        </w:rPr>
-        <w:t>Zhang, H., &amp; Stoica, I. (2023). *Efficient Memory Management for Large Language Model</w:t>
-      </w:r>
-    </w:p>
-    <w:p>
-      <w:r>
-        <w:rPr>
-          <w:rFonts w:ascii="TH Sarabun New" w:hAnsi="TH Sarabun New" w:cs="TH Sarabun New"/>
-          <w:b w:val="0"/>
-          <w:sz w:val="32"/>
-          <w:szCs w:val="32"/>
-        </w:rPr>
-        <w:t>Serving with PagedAttention.* In Proceedings of the 29th Symposium on Operating Systems</w:t>
-      </w:r>
-    </w:p>
-    <w:p>
-      <w:r>
-        <w:rPr>
-          <w:rFonts w:ascii="TH Sarabun New" w:hAnsi="TH Sarabun New" w:cs="TH Sarabun New"/>
-          <w:b w:val="0"/>
-          <w:sz w:val="32"/>
-          <w:szCs w:val="32"/>
-        </w:rPr>
-        <w:t>Principles (SOSP '23). https://doi.org/10.1145/3600006.3613165</w:t>
-      </w:r>
-    </w:p>
-    <w:p>
-      <w:r>
-        <w:rPr>
-          <w:rFonts w:ascii="TH Sarabun New" w:hAnsi="TH Sarabun New" w:cs="TH Sarabun New"/>
-          <w:b w:val="0"/>
-          <w:sz w:val="32"/>
-          <w:szCs w:val="32"/>
-        </w:rPr>
-        <w:t>arXiv:2309.06180. https://arxiv.org/abs/2309.06180</w:t>
-      </w:r>
-    </w:p>
-    <w:p>
-      <w:r>
-        <w:rPr>
-          <w:rFonts w:ascii="TH Sarabun New" w:hAnsi="TH Sarabun New" w:cs="TH Sarabun New"/>
-          <w:b w:val="0"/>
-          <w:sz w:val="32"/>
-          <w:szCs w:val="32"/>
-        </w:rPr>
-        <w:t>— ที่มาของ vLLM ซึ่งใช้ให้บริการแบบจำลองในโครงงานนี้ (เวอร์ชัน 0.25.0)</w:t>
-      </w:r>
-    </w:p>
-    <w:p>
-      <w:r>
-        <w:rPr>
-          <w:rFonts w:ascii="TH Sarabun New" w:hAnsi="TH Sarabun New" w:cs="TH Sarabun New"/>
-          <w:b w:val="0"/>
-          <w:sz w:val="32"/>
-          <w:szCs w:val="32"/>
-        </w:rPr>
-        <w:t>บทความนี้อธิบายกลไกการรวบคำขอเป็นกลุ่มเพื่อเพิ่มปริมาณงาน ซึ่งเป็น**เหตุผลเชิงระบบ</w:t>
-      </w:r>
-    </w:p>
-    <w:p>
-      <w:r>
-        <w:rPr>
-          <w:rFonts w:ascii="TH Sarabun New" w:hAnsi="TH Sarabun New" w:cs="TH Sarabun New"/>
-          <w:b w:val="0"/>
-          <w:sz w:val="32"/>
-          <w:szCs w:val="32"/>
-        </w:rPr>
-        <w:t>ที่ทำให้คำตอบไม่คงที่แม้สั่งไม่ให้สุ่ม** ตามที่พบในบทที่ 7 หัวข้อ 7.8 และบทที่ 8 หัวข้อ 8.4</w:t>
-      </w:r>
-    </w:p>
-    <w:p/>
-    <w:p>
-      <w:r>
-        <w:rPr>
-          <w:rFonts w:ascii="TH Sarabun New" w:hAnsi="TH Sarabun New" w:cs="TH Sarabun New"/>
-          <w:b w:val="0"/>
-          <w:sz w:val="32"/>
-          <w:szCs w:val="32"/>
-        </w:rPr>
-        <w:t>[9] Lim, B., Son, S., Kim, H., Nah, S., &amp; Lee, K. M. (2017). *Enhanced Deep Residual Networks</w:t>
-      </w:r>
-    </w:p>
-    <w:p>
-      <w:r>
-        <w:rPr>
-          <w:rFonts w:ascii="TH Sarabun New" w:hAnsi="TH Sarabun New" w:cs="TH Sarabun New"/>
-          <w:b w:val="0"/>
-          <w:sz w:val="32"/>
-          <w:szCs w:val="32"/>
-        </w:rPr>
-        <w:t>for Single Image Super-Resolution.* In IEEE Conference on Computer Vision and Pattern</w:t>
-      </w:r>
-    </w:p>
-    <w:p>
-      <w:r>
-        <w:rPr>
-          <w:rFonts w:ascii="TH Sarabun New" w:hAnsi="TH Sarabun New" w:cs="TH Sarabun New"/>
-          <w:b w:val="0"/>
-          <w:sz w:val="32"/>
-          <w:szCs w:val="32"/>
-        </w:rPr>
-        <w:t>Recognition Workshops (CVPRW), pp. 1132–1140.</w:t>
-      </w:r>
-    </w:p>
-    <w:p>
-      <w:r>
-        <w:rPr>
-          <w:rFonts w:ascii="TH Sarabun New" w:hAnsi="TH Sarabun New" w:cs="TH Sarabun New"/>
-          <w:b w:val="0"/>
-          <w:sz w:val="32"/>
-          <w:szCs w:val="32"/>
-        </w:rPr>
-        <w:t>https://openaccess.thecvf.com/content_cvpr_2017_workshops/w12/papers/Lim_Enhanced_Deep_Residual_CVPR_2017_paper.pdf</w:t>
-      </w:r>
-    </w:p>
-    <w:p>
-      <w:r>
-        <w:rPr>
-          <w:rFonts w:ascii="TH Sarabun New" w:hAnsi="TH Sarabun New" w:cs="TH Sarabun New"/>
-          <w:b w:val="0"/>
-          <w:sz w:val="32"/>
-          <w:szCs w:val="32"/>
-        </w:rPr>
-        <w:t>— EDSR ซึ่งใช้ขยายภาพศีรษะ 4 เท่าก่อนส่งให้แบบจำลองตรวจหน้ากาก</w:t>
-      </w:r>
-    </w:p>
-    <w:p>
-      <w:r>
-        <w:rPr>
-          <w:rFonts w:ascii="TH Sarabun New" w:hAnsi="TH Sarabun New" w:cs="TH Sarabun New"/>
-          <w:b w:val="0"/>
-          <w:sz w:val="32"/>
-          <w:szCs w:val="32"/>
-        </w:rPr>
-        <w:t>เป็นกลไกที่ทำให้อัตราการตรวจพบหน้ากากเพิ่มจาก 23% เป็น 80% (บทที่ 7 หัวข้อ 7.2)</w:t>
-      </w:r>
-    </w:p>
-    <w:p/>
-    <w:p>
-      <w:r>
-        <w:rPr>
-          <w:rFonts w:ascii="TH Sarabun New" w:hAnsi="TH Sarabun New" w:cs="TH Sarabun New"/>
-          <w:b w:val="0"/>
-          <w:sz w:val="32"/>
-          <w:szCs w:val="32"/>
-        </w:rPr>
-        <w:t>[10] Siow, E. *edsr-base* [model card]. Hugging Face.</w:t>
-      </w:r>
-    </w:p>
-    <w:p>
-      <w:r>
-        <w:rPr>
-          <w:rFonts w:ascii="TH Sarabun New" w:hAnsi="TH Sarabun New" w:cs="TH Sarabun New"/>
-          <w:b w:val="0"/>
-          <w:sz w:val="32"/>
-          <w:szCs w:val="32"/>
-        </w:rPr>
-        <w:t>https://huggingface.co/eugenesiow/edsr-base</w:t>
-      </w:r>
-    </w:p>
-    <w:p>
-      <w:r>
-        <w:rPr>
-          <w:rFonts w:ascii="TH Sarabun New" w:hAnsi="TH Sarabun New" w:cs="TH Sarabun New"/>
-          <w:b w:val="0"/>
-          <w:sz w:val="32"/>
-          <w:szCs w:val="32"/>
-        </w:rPr>
-        <w:t xml:space="preserve">— </w:t>
-      </w:r>
-      <w:r>
-        <w:rPr>
-          <w:rFonts w:ascii="TH Sarabun New" w:hAnsi="TH Sarabun New" w:cs="TH Sarabun New"/>
-          <w:b/>
-          <w:sz w:val="32"/>
-          <w:szCs w:val="32"/>
-          <w:bCs/>
-        </w:rPr>
-        <w:t>น้ำหนักแบบจำลอง EDSR ชุดที่โครงงานนี้เรียกใช้จริง</w:t>
-      </w:r>
-      <w:r>
-        <w:rPr>
-          <w:rFonts w:ascii="TH Sarabun New" w:hAnsi="TH Sarabun New" w:cs="TH Sarabun New"/>
-          <w:b w:val="0"/>
-          <w:sz w:val="32"/>
-          <w:szCs w:val="32"/>
-        </w:rPr>
-        <w:t xml:space="preserve"> (scale = 4) · สัญญาอนุญาต Apache-2.0</w:t>
-      </w:r>
-    </w:p>
-    <w:p>
-      <w:r>
-        <w:rPr>
-          <w:rFonts w:ascii="TH Sarabun New" w:hAnsi="TH Sarabun New" w:cs="TH Sarabun New"/>
-          <w:b w:val="0"/>
-          <w:sz w:val="32"/>
-          <w:szCs w:val="32"/>
-        </w:rPr>
-        <w:t>เรียกผ่านไลบรารีตามรายการ [11]</w:t>
-      </w:r>
-    </w:p>
-    <w:p/>
-    <w:p>
-      <w:r>
-        <w:rPr>
-          <w:rFonts w:ascii="TH Sarabun New" w:hAnsi="TH Sarabun New" w:cs="TH Sarabun New"/>
-          <w:b w:val="0"/>
-          <w:sz w:val="32"/>
-          <w:szCs w:val="32"/>
-        </w:rPr>
-        <w:t>[11] Siow, E. *super-image* [ไลบรารีซอฟต์แวร์]. https://github.com/eugenesiow/super-image</w:t>
-      </w:r>
-    </w:p>
-    <w:p>
-      <w:r>
-        <w:rPr>
-          <w:rFonts w:ascii="TH Sarabun New" w:hAnsi="TH Sarabun New" w:cs="TH Sarabun New"/>
-          <w:b w:val="0"/>
-          <w:sz w:val="32"/>
-          <w:szCs w:val="32"/>
-        </w:rPr>
-        <w:t>— ไลบรารีที่ห่อหุ้มแบบจำลองขยายภาพตามรายการ [10] ให้เรียกใช้ได้ · สัญญาอนุญาต Apache-2.0</w:t>
+        <w:t>ตรวจไม่พบเหตุเกือบเกิดอุบัติเหตุ</w:t>
+      </w:r>
+      <w:r>
+        <w:rPr>
+          <w:rFonts w:ascii="TH Sarabun New" w:hAnsi="TH Sarabun New" w:cs="TH Sarabun New"/>
+          <w:b w:val="0"/>
+          <w:sz w:val="32"/>
+          <w:szCs w:val="32"/>
+        </w:rPr>
+        <w:t xml:space="preserve"> ขณะที่ Cosmos ตรวจพบ</w:t>
+      </w:r>
+    </w:p>
+    <w:p>
+      <w:r>
+        <w:rPr>
+          <w:rFonts w:ascii="TH Sarabun New" w:hAnsi="TH Sarabun New" w:cs="TH Sarabun New"/>
+          <w:b w:val="0"/>
+          <w:sz w:val="32"/>
+          <w:szCs w:val="32"/>
+        </w:rPr>
+        <w:t>ซึ่งเป็นจุดชี้ขาดในการเลือกแบบจำลอง</w:t>
       </w:r>
     </w:p>
     <w:p/>
@@ -25336,7 +25528,7 @@
           <w:szCs w:val="36"/>
           <w:bCs/>
         </w:rPr>
-        <w:t>งานวิจัยที่รองรับข้อค้นพบเรื่องการจับคู่ป้ายกับวัตถุ</w:t>
+        <w:t>เทคนิคที่ทดลองแล้วไม่ได้ใช้ในผลงานสุดท้าย</w:t>
       </w:r>
     </w:p>
     <w:p/>
@@ -25348,62 +25540,18 @@
           <w:sz w:val="32"/>
           <w:szCs w:val="32"/>
         </w:rPr>
-        <w:t>[12] Yuksekgonul, M., Bianchi, F., Kalluri, P., Jurafsky, D., &amp; Zou, J. (2023).</w:t>
-      </w:r>
-    </w:p>
-    <w:p>
-      <w:r>
-        <w:rPr>
-          <w:rFonts w:ascii="TH Sarabun New" w:hAnsi="TH Sarabun New" w:cs="TH Sarabun New"/>
-          <w:b w:val="0"/>
-          <w:sz w:val="32"/>
-          <w:szCs w:val="32"/>
-        </w:rPr>
-        <w:t>*When and why vision-language models behave like bags-of-words, and what to do about it?*</w:t>
-      </w:r>
-    </w:p>
-    <w:p>
-      <w:r>
-        <w:rPr>
-          <w:rFonts w:ascii="TH Sarabun New" w:hAnsi="TH Sarabun New" w:cs="TH Sarabun New"/>
-          <w:b w:val="0"/>
-          <w:sz w:val="32"/>
-          <w:szCs w:val="32"/>
-        </w:rPr>
-        <w:t>In International Conference on Learning Representations (ICLR 2023).</w:t>
-      </w:r>
-    </w:p>
-    <w:p>
-      <w:r>
-        <w:rPr>
-          <w:rFonts w:ascii="TH Sarabun New" w:hAnsi="TH Sarabun New" w:cs="TH Sarabun New"/>
-          <w:b w:val="0"/>
-          <w:sz w:val="32"/>
-          <w:szCs w:val="32"/>
-        </w:rPr>
-        <w:t>arXiv:2210.01936. https://arxiv.org/abs/2210.01936</w:t>
-      </w:r>
-    </w:p>
-    <w:p>
-      <w:r>
-        <w:rPr>
-          <w:rFonts w:ascii="TH Sarabun New" w:hAnsi="TH Sarabun New" w:cs="TH Sarabun New"/>
-          <w:b w:val="0"/>
-          <w:sz w:val="32"/>
-          <w:szCs w:val="32"/>
-        </w:rPr>
-        <w:t>— เสนอชุดทดสอบ ARO (Attribution, Relation, Order) มากกว่า 50,000 กรณี และแสดงว่า</w:t>
-      </w:r>
-    </w:p>
-    <w:p>
-      <w:r>
-        <w:rPr>
-          <w:rFonts w:ascii="TH Sarabun New" w:hAnsi="TH Sarabun New" w:cs="TH Sarabun New"/>
-          <w:b w:val="0"/>
-          <w:sz w:val="32"/>
-          <w:szCs w:val="32"/>
-        </w:rPr>
-        <w:t xml:space="preserve">แบบจำลองภาษาและภาพจำนวนมาก </w:t>
+        <w:t>รายงานกล่าวถึงเทคนิคสองรายการนี้ในบทที่ 5 หัวข้อ 5.3 และบทที่ 9 หัวข้อ 9.4</w:t>
+      </w:r>
+    </w:p>
+    <w:p>
+      <w:r>
+        <w:rPr>
+          <w:rFonts w:ascii="TH Sarabun New" w:hAnsi="TH Sarabun New" w:cs="TH Sarabun New"/>
+          <w:b w:val="0"/>
+          <w:sz w:val="32"/>
+          <w:szCs w:val="32"/>
+        </w:rPr>
+        <w:t xml:space="preserve">จึงต้องระบุแหล่งที่มาไว้ </w:t>
       </w:r>
       <w:r>
         <w:rPr>
@@ -25413,28 +25561,55 @@
           <w:szCs w:val="32"/>
           <w:bCs/>
         </w:rPr>
-        <w:t>เข้ารหัสภาพเสมือน "ถุงคำ"</w:t>
-      </w:r>
-      <w:r>
-        <w:rPr>
-          <w:rFonts w:ascii="TH Sarabun New" w:hAnsi="TH Sarabun New" w:cs="TH Sarabun New"/>
-          <w:b w:val="0"/>
-          <w:sz w:val="32"/>
-          <w:szCs w:val="32"/>
-        </w:rPr>
-        <w:t xml:space="preserve"> คือรู้ว่ามีวัตถุอะไรและมีคุณสมบัติ</w:t>
-      </w:r>
-    </w:p>
-    <w:p>
-      <w:r>
-        <w:rPr>
-          <w:rFonts w:ascii="TH Sarabun New" w:hAnsi="TH Sarabun New" w:cs="TH Sarabun New"/>
-          <w:b w:val="0"/>
-          <w:sz w:val="32"/>
-          <w:szCs w:val="32"/>
-        </w:rPr>
-        <w:t xml:space="preserve">อะไรอยู่ในภาพ แต่ </w:t>
-      </w:r>
+        <w:t>แต่ไม่ได้ใช้ในผลงานที่ส่งมอบ</w:t>
+      </w:r>
+    </w:p>
+    <w:p/>
+    <w:p>
+      <w:r>
+        <w:rPr>
+          <w:rFonts w:ascii="TH Sarabun New" w:hAnsi="TH Sarabun New" w:cs="TH Sarabun New"/>
+          <w:b w:val="0"/>
+          <w:sz w:val="32"/>
+          <w:szCs w:val="32"/>
+        </w:rPr>
+        <w:t>[11] Yang, J., Zhang, H., Li, F., Zou, X., Li, C., &amp; Gao, J. (2023). *Set-of-Mark Prompting</w:t>
+      </w:r>
+    </w:p>
+    <w:p>
+      <w:r>
+        <w:rPr>
+          <w:rFonts w:ascii="TH Sarabun New" w:hAnsi="TH Sarabun New" w:cs="TH Sarabun New"/>
+          <w:b w:val="0"/>
+          <w:sz w:val="32"/>
+          <w:szCs w:val="32"/>
+        </w:rPr>
+        <w:t>Unleashes Extraordinary Visual Grounding in GPT-4V.* arXiv:2310.11441.</w:t>
+      </w:r>
+    </w:p>
+    <w:p>
+      <w:r>
+        <w:rPr>
+          <w:rFonts w:ascii="TH Sarabun New" w:hAnsi="TH Sarabun New" w:cs="TH Sarabun New"/>
+          <w:b w:val="0"/>
+          <w:sz w:val="32"/>
+          <w:szCs w:val="32"/>
+        </w:rPr>
+        <w:t>https://arxiv.org/abs/2310.11441 · โค้ด: https://github.com/microsoft/SoM</w:t>
+      </w:r>
+    </w:p>
+    <w:p>
+      <w:r>
+        <w:rPr>
+          <w:rFonts w:ascii="TH Sarabun New" w:hAnsi="TH Sarabun New" w:cs="TH Sarabun New"/>
+          <w:b w:val="0"/>
+          <w:sz w:val="32"/>
+          <w:szCs w:val="32"/>
+        </w:rPr>
+        <w:t>— วิธีติดหมายเลขบนภาพเพื่อช่วยให้แบบจำลองอ้างอิงตำแหน่งได้</w:t>
+      </w:r>
+    </w:p>
+    <w:p>
       <w:r>
         <w:rPr>
           <w:rFonts w:ascii="TH Sarabun New" w:hAnsi="TH Sarabun New" w:cs="TH Sarabun New"/>
@@ -25443,7 +25618,16 @@
           <w:szCs w:val="32"/>
           <w:bCs/>
         </w:rPr>
-        <w:t>จับคู่ว่าคุณสมบัติไหนเป็นของวัตถุไหนไม่ได้</w:t>
+        <w:t>ทดลองแล้วไม่ได้ใช้</w:t>
+      </w:r>
+      <w:r>
+        <w:rPr>
+          <w:rFonts w:ascii="TH Sarabun New" w:hAnsi="TH Sarabun New" w:cs="TH Sarabun New"/>
+          <w:b w:val="0"/>
+          <w:sz w:val="32"/>
+          <w:szCs w:val="32"/>
+        </w:rPr>
+        <w:t xml:space="preserve"> เพราะช่วยเรื่องหน้ากากแต่ทำให้การตรวจถุงมือแย่ลง</w:t>
       </w:r>
     </w:p>
     <w:p/>
@@ -25451,157 +25635,64 @@
       <w:r>
         <w:rPr>
           <w:rFonts w:ascii="TH Sarabun New" w:hAnsi="TH Sarabun New" w:cs="TH Sarabun New"/>
+          <w:b w:val="0"/>
+          <w:sz w:val="32"/>
+          <w:szCs w:val="32"/>
+        </w:rPr>
+        <w:t>[12] Cheng, T., Song, L., Ge, Y., Liu, W., Wang, X., &amp; Shan, Y. (2024). *YOLO-World:</w:t>
+      </w:r>
+    </w:p>
+    <w:p>
+      <w:r>
+        <w:rPr>
+          <w:rFonts w:ascii="TH Sarabun New" w:hAnsi="TH Sarabun New" w:cs="TH Sarabun New"/>
+          <w:b w:val="0"/>
+          <w:sz w:val="32"/>
+          <w:szCs w:val="32"/>
+        </w:rPr>
+        <w:t>Real-Time Open-Vocabulary Object Detection.* In IEEE/CVF Conference on Computer Vision</w:t>
+      </w:r>
+    </w:p>
+    <w:p>
+      <w:r>
+        <w:rPr>
+          <w:rFonts w:ascii="TH Sarabun New" w:hAnsi="TH Sarabun New" w:cs="TH Sarabun New"/>
+          <w:b w:val="0"/>
+          <w:sz w:val="32"/>
+          <w:szCs w:val="32"/>
+        </w:rPr>
+        <w:t>and Pattern Recognition (CVPR 2024).</w:t>
+      </w:r>
+    </w:p>
+    <w:p>
+      <w:r>
+        <w:rPr>
+          <w:rFonts w:ascii="TH Sarabun New" w:hAnsi="TH Sarabun New" w:cs="TH Sarabun New"/>
+          <w:b w:val="0"/>
+          <w:sz w:val="32"/>
+          <w:szCs w:val="32"/>
+        </w:rPr>
+        <w:t>https://openaccess.thecvf.com/content/CVPR2024/html/Cheng_YOLO-World_Real-Time_Open-Vocabulary_Object_Detection_CVPR_2024_paper.html</w:t>
+      </w:r>
+    </w:p>
+    <w:p>
+      <w:r>
+        <w:rPr>
+          <w:rFonts w:ascii="TH Sarabun New" w:hAnsi="TH Sarabun New" w:cs="TH Sarabun New"/>
+          <w:b w:val="0"/>
+          <w:sz w:val="32"/>
+          <w:szCs w:val="32"/>
+        </w:rPr>
+        <w:t xml:space="preserve">— ตัวตรวจจับวัตถุแบบไม่ต้องเทรน </w:t>
+      </w:r>
+      <w:r>
+        <w:rPr>
+          <w:rFonts w:ascii="TH Sarabun New" w:hAnsi="TH Sarabun New" w:cs="TH Sarabun New"/>
           <w:b/>
           <w:sz w:val="32"/>
           <w:szCs w:val="32"/>
           <w:bCs/>
         </w:rPr>
-        <w:t>เป็นงานที่อธิบายอาการที่พบในโครงงานนี้ได้ตรงที่สุด</w:t>
-      </w:r>
-      <w:r>
-        <w:rPr>
-          <w:rFonts w:ascii="TH Sarabun New" w:hAnsi="TH Sarabun New" w:cs="TH Sarabun New"/>
-          <w:b w:val="0"/>
-          <w:sz w:val="32"/>
-          <w:szCs w:val="32"/>
-        </w:rPr>
-        <w:t xml:space="preserve"> — แบบจำลองอ่านป้าย NG/WAIT/GOOD</w:t>
-      </w:r>
-    </w:p>
-    <w:p>
-      <w:r>
-        <w:rPr>
-          <w:rFonts w:ascii="TH Sarabun New" w:hAnsi="TH Sarabun New" w:cs="TH Sarabun New"/>
-          <w:b w:val="0"/>
-          <w:sz w:val="32"/>
-          <w:szCs w:val="32"/>
-        </w:rPr>
-        <w:t>ออกทุกป้าย แต่จับคู่ป้ายเข้ากับลังผิดเมื่อลังสองใบอยู่ใกล้กัน 251 พิกเซล (ผิด 66%)</w:t>
-      </w:r>
-    </w:p>
-    <w:p>
-      <w:r>
-        <w:rPr>
-          <w:rFonts w:ascii="TH Sarabun New" w:hAnsi="TH Sarabun New" w:cs="TH Sarabun New"/>
-          <w:b w:val="0"/>
-          <w:sz w:val="32"/>
-          <w:szCs w:val="32"/>
-        </w:rPr>
-        <w:t>ขณะที่ลังที่อยู่ห่าง 1,053 พิกเซลไม่เคยผิดเลย ยืนยันว่าเป็น **ข้อจำกัดเชิงโครงสร้าง</w:t>
-      </w:r>
-    </w:p>
-    <w:p>
-      <w:r>
-        <w:rPr>
-          <w:rFonts w:ascii="TH Sarabun New" w:hAnsi="TH Sarabun New" w:cs="TH Sarabun New"/>
-          <w:b w:val="0"/>
-          <w:sz w:val="32"/>
-          <w:szCs w:val="32"/>
-        </w:rPr>
-        <w:t>ที่มีรายงานในงานวิจัย ไม่ใช่ความผิดพลาดเฉพาะกรณีหรือปัญหาการอ่านป้าย**</w:t>
-      </w:r>
-    </w:p>
-    <w:p>
-      <w:r>
-        <w:rPr>
-          <w:rFonts w:ascii="TH Sarabun New" w:hAnsi="TH Sarabun New" w:cs="TH Sarabun New"/>
-          <w:b w:val="0"/>
-          <w:sz w:val="32"/>
-          <w:szCs w:val="32"/>
-        </w:rPr>
-        <w:t>จึงเป็นเหตุผลรองรับการแก้ด้วยวิธีครอบภาพทีละลัง (บทที่ 7 หัวข้อ 7.4 · บทที่ 8 หัวข้อ 8.2)</w:t>
-      </w:r>
-    </w:p>
-    <w:p/>
-    <w:p>
-      <w:r>
-        <w:rPr>
-          <w:rFonts w:ascii="TH Sarabun New" w:hAnsi="TH Sarabun New" w:cs="TH Sarabun New"/>
-          <w:b/>
-          <w:sz w:val="36"/>
-          <w:szCs w:val="36"/>
-          <w:bCs/>
-        </w:rPr>
-        <w:t>เทคนิคที่ทดลองแล้วไม่ได้ใช้ในผลงานสุดท้าย</w:t>
-      </w:r>
-    </w:p>
-    <w:p/>
-    <w:p>
-      <w:r>
-        <w:rPr>
-          <w:rFonts w:ascii="TH Sarabun New" w:hAnsi="TH Sarabun New" w:cs="TH Sarabun New"/>
-          <w:b w:val="0"/>
-          <w:sz w:val="32"/>
-          <w:szCs w:val="32"/>
-        </w:rPr>
-        <w:t>การบันทึกสิ่งที่ทดลองแล้วไม่ผ่าน มีประโยชน์เท่ากับการบันทึกสิ่งที่ใช้ เพราะช่วยให้ผู้พัฒนาต่อ</w:t>
-      </w:r>
-    </w:p>
-    <w:p>
-      <w:r>
-        <w:rPr>
-          <w:rFonts w:ascii="TH Sarabun New" w:hAnsi="TH Sarabun New" w:cs="TH Sarabun New"/>
-          <w:b w:val="0"/>
-          <w:sz w:val="32"/>
-          <w:szCs w:val="32"/>
-        </w:rPr>
-        <w:t>ไม่ต้องเสียเวลาลองซ้ำ (รายละเอียดผลการทดลองอยู่ในบทที่ 9 หัวข้อ 9.4)</w:t>
-      </w:r>
-    </w:p>
-    <w:p/>
-    <w:p>
-      <w:r>
-        <w:rPr>
-          <w:rFonts w:ascii="TH Sarabun New" w:hAnsi="TH Sarabun New" w:cs="TH Sarabun New"/>
-          <w:b w:val="0"/>
-          <w:sz w:val="32"/>
-          <w:szCs w:val="32"/>
-        </w:rPr>
-        <w:t>[13] Yang, J., Zhang, H., Li, F., Zou, X., Li, C., &amp; Gao, J. (2023). *Set-of-Mark Prompting</w:t>
-      </w:r>
-    </w:p>
-    <w:p>
-      <w:r>
-        <w:rPr>
-          <w:rFonts w:ascii="TH Sarabun New" w:hAnsi="TH Sarabun New" w:cs="TH Sarabun New"/>
-          <w:b w:val="0"/>
-          <w:sz w:val="32"/>
-          <w:szCs w:val="32"/>
-        </w:rPr>
-        <w:t>Unleashes Extraordinary Visual Grounding in GPT-4V.* arXiv:2310.11441.</w:t>
-      </w:r>
-    </w:p>
-    <w:p>
-      <w:r>
-        <w:rPr>
-          <w:rFonts w:ascii="TH Sarabun New" w:hAnsi="TH Sarabun New" w:cs="TH Sarabun New"/>
-          <w:b w:val="0"/>
-          <w:sz w:val="32"/>
-          <w:szCs w:val="32"/>
-        </w:rPr>
-        <w:t>https://arxiv.org/abs/2310.11441 · โค้ด: https://github.com/microsoft/SoM</w:t>
-      </w:r>
-    </w:p>
-    <w:p>
-      <w:r>
-        <w:rPr>
-          <w:rFonts w:ascii="TH Sarabun New" w:hAnsi="TH Sarabun New" w:cs="TH Sarabun New"/>
-          <w:b w:val="0"/>
-          <w:sz w:val="32"/>
-          <w:szCs w:val="32"/>
-        </w:rPr>
-        <w:t>— วิธีติดหมายเลขบนภาพเพื่อช่วยให้แบบจำลองอ้างอิงตำแหน่งได้</w:t>
-      </w:r>
-    </w:p>
-    <w:p>
-      <w:r>
-        <w:rPr>
-          <w:rFonts w:ascii="TH Sarabun New" w:hAnsi="TH Sarabun New" w:cs="TH Sarabun New"/>
-          <w:b/>
-          <w:sz w:val="32"/>
-          <w:szCs w:val="32"/>
-          <w:bCs/>
-        </w:rPr>
         <w:t>ทดลองแล้วไม่ได้ใช้</w:t>
       </w:r>
       <w:r>
@@ -25611,424 +25702,29 @@
           <w:sz w:val="32"/>
           <w:szCs w:val="32"/>
         </w:rPr>
-        <w:t xml:space="preserve"> เพราะช่วยเรื่องหน้ากากแต่ทำให้การตรวจถุงมือแย่ลง</w:t>
-      </w:r>
-    </w:p>
-    <w:p/>
-    <w:p>
-      <w:r>
-        <w:rPr>
-          <w:rFonts w:ascii="TH Sarabun New" w:hAnsi="TH Sarabun New" w:cs="TH Sarabun New"/>
-          <w:b w:val="0"/>
-          <w:sz w:val="32"/>
-          <w:szCs w:val="32"/>
-        </w:rPr>
-        <w:t>[14] Liu, S., Zeng, Z., Ren, T., Li, F., Zhang, H., Yang, J., Li, C., Yang, J., Su, H.,</w:t>
-      </w:r>
-    </w:p>
-    <w:p>
-      <w:r>
-        <w:rPr>
-          <w:rFonts w:ascii="TH Sarabun New" w:hAnsi="TH Sarabun New" w:cs="TH Sarabun New"/>
-          <w:b w:val="0"/>
-          <w:sz w:val="32"/>
-          <w:szCs w:val="32"/>
-        </w:rPr>
-        <w:t>Zhu, J., &amp; Zhang, L. (2023). *Grounding DINO: Marrying DINO with Grounded Pre-Training</w:t>
-      </w:r>
-    </w:p>
-    <w:p>
-      <w:r>
-        <w:rPr>
-          <w:rFonts w:ascii="TH Sarabun New" w:hAnsi="TH Sarabun New" w:cs="TH Sarabun New"/>
-          <w:b w:val="0"/>
-          <w:sz w:val="32"/>
-          <w:szCs w:val="32"/>
-        </w:rPr>
-        <w:t>for Open-Set Object Detection.* arXiv:2303.05499. https://arxiv.org/abs/2303.05499</w:t>
-      </w:r>
-    </w:p>
-    <w:p>
-      <w:r>
-        <w:rPr>
-          <w:rFonts w:ascii="TH Sarabun New" w:hAnsi="TH Sarabun New" w:cs="TH Sarabun New"/>
-          <w:b w:val="0"/>
-          <w:sz w:val="32"/>
-          <w:szCs w:val="32"/>
-        </w:rPr>
-        <w:t>— ตัวตรวจจับวัตถุแบบไม่ต้องเทรนที่รับคำสั่งเป็นข้อความ</w:t>
-      </w:r>
-    </w:p>
-    <w:p>
-      <w:r>
-        <w:rPr>
-          <w:rFonts w:ascii="TH Sarabun New" w:hAnsi="TH Sarabun New" w:cs="TH Sarabun New"/>
-          <w:b/>
-          <w:sz w:val="32"/>
-          <w:szCs w:val="32"/>
-          <w:bCs/>
-        </w:rPr>
-        <w:t>ทดลองใช้ชี้ตำแหน่งวัตถุแล้วไม่ได้ใช้ในผลงานสุดท้าย</w:t>
-      </w:r>
-    </w:p>
-    <w:p/>
-    <w:p>
-      <w:r>
-        <w:rPr>
-          <w:rFonts w:ascii="TH Sarabun New" w:hAnsi="TH Sarabun New" w:cs="TH Sarabun New"/>
-          <w:b w:val="0"/>
-          <w:sz w:val="32"/>
-          <w:szCs w:val="32"/>
-        </w:rPr>
-        <w:t>[15] Cheng, T., Song, L., Ge, Y., Liu, W., Wang, X., &amp; Shan, Y. (2024). *YOLO-World:</w:t>
-      </w:r>
-    </w:p>
-    <w:p>
-      <w:r>
-        <w:rPr>
-          <w:rFonts w:ascii="TH Sarabun New" w:hAnsi="TH Sarabun New" w:cs="TH Sarabun New"/>
-          <w:b w:val="0"/>
-          <w:sz w:val="32"/>
-          <w:szCs w:val="32"/>
-        </w:rPr>
-        <w:t>Real-Time Open-Vocabulary Object Detection.* In IEEE/CVF Conference on Computer Vision</w:t>
-      </w:r>
-    </w:p>
-    <w:p>
-      <w:r>
-        <w:rPr>
-          <w:rFonts w:ascii="TH Sarabun New" w:hAnsi="TH Sarabun New" w:cs="TH Sarabun New"/>
-          <w:b w:val="0"/>
-          <w:sz w:val="32"/>
-          <w:szCs w:val="32"/>
-        </w:rPr>
-        <w:t>and Pattern Recognition (CVPR 2024).</w:t>
-      </w:r>
-    </w:p>
-    <w:p>
-      <w:r>
-        <w:rPr>
-          <w:rFonts w:ascii="TH Sarabun New" w:hAnsi="TH Sarabun New" w:cs="TH Sarabun New"/>
-          <w:b w:val="0"/>
-          <w:sz w:val="32"/>
-          <w:szCs w:val="32"/>
-        </w:rPr>
-        <w:t>https://openaccess.thecvf.com/content/CVPR2024/html/Cheng_YOLO-World_Real-Time_Open-Vocabulary_Object_Detection_CVPR_2024_paper.html</w:t>
-      </w:r>
-    </w:p>
-    <w:p>
-      <w:r>
-        <w:rPr>
-          <w:rFonts w:ascii="TH Sarabun New" w:hAnsi="TH Sarabun New" w:cs="TH Sarabun New"/>
-          <w:b w:val="0"/>
-          <w:sz w:val="32"/>
-          <w:szCs w:val="32"/>
-        </w:rPr>
-        <w:t xml:space="preserve">— </w:t>
-      </w:r>
-      <w:r>
-        <w:rPr>
-          <w:rFonts w:ascii="TH Sarabun New" w:hAnsi="TH Sarabun New" w:cs="TH Sarabun New"/>
-          <w:b/>
-          <w:sz w:val="32"/>
-          <w:szCs w:val="32"/>
-          <w:bCs/>
-        </w:rPr>
-        <w:t>ทดลองแล้วไม่ได้ใช้</w:t>
-      </w:r>
-      <w:r>
-        <w:rPr>
-          <w:rFonts w:ascii="TH Sarabun New" w:hAnsi="TH Sarabun New" w:cs="TH Sarabun New"/>
-          <w:b w:val="0"/>
-          <w:sz w:val="32"/>
-          <w:szCs w:val="32"/>
-        </w:rPr>
-        <w:t xml:space="preserve"> เพราะแบบจำลองตรวจอุปกรณ์ป้องกันสำเร็จรูปย้ายมาใช้กับฉากนี้ไม่ได้</w:t>
-      </w:r>
-    </w:p>
-    <w:p>
-      <w:r>
-        <w:rPr>
-          <w:rFonts w:ascii="TH Sarabun New" w:hAnsi="TH Sarabun New" w:cs="TH Sarabun New"/>
-          <w:b w:val="0"/>
-          <w:sz w:val="32"/>
-          <w:szCs w:val="32"/>
-        </w:rPr>
-        <w:t>และการเทรนใหม่ขัดกับข้อจำกัดของโครงงานที่ไม่มีชุดข้อมูลติดป้ายกำกับ</w:t>
-      </w:r>
-    </w:p>
-    <w:p/>
-    <w:p>
-      <w:r>
-        <w:rPr>
-          <w:rFonts w:ascii="TH Sarabun New" w:hAnsi="TH Sarabun New" w:cs="TH Sarabun New"/>
-          <w:b/>
-          <w:sz w:val="36"/>
-          <w:szCs w:val="36"/>
-          <w:bCs/>
-        </w:rPr>
-        <w:t>ซอฟต์แวร์และเครื่องมือพื้นฐาน</w:t>
-      </w:r>
-    </w:p>
-    <w:p/>
-    <w:p>
-      <w:r>
-        <w:rPr>
-          <w:rFonts w:ascii="TH Sarabun New" w:hAnsi="TH Sarabun New" w:cs="TH Sarabun New"/>
-          <w:b w:val="0"/>
-          <w:sz w:val="32"/>
-          <w:szCs w:val="32"/>
-        </w:rPr>
-        <w:t>[16] vLLM Project. *vLLM* [ซอฟต์แวร์]. https://github.com/vllm-project/vllm</w:t>
-      </w:r>
-    </w:p>
-    <w:p>
-      <w:r>
-        <w:rPr>
-          <w:rFonts w:ascii="TH Sarabun New" w:hAnsi="TH Sarabun New" w:cs="TH Sarabun New"/>
-          <w:b w:val="0"/>
-          <w:sz w:val="32"/>
-          <w:szCs w:val="32"/>
-        </w:rPr>
-        <w:t>— ระบบให้บริการแบบจำลอง (เวอร์ชัน 0.25.0) · สัญญาอนุญาต Apache-2.0 · แนวคิดเบื้องหลังตามรายการ [8]</w:t>
-      </w:r>
-    </w:p>
-    <w:p/>
-    <w:p>
-      <w:r>
-        <w:rPr>
-          <w:rFonts w:ascii="TH Sarabun New" w:hAnsi="TH Sarabun New" w:cs="TH Sarabun New"/>
-          <w:b w:val="0"/>
-          <w:sz w:val="32"/>
-          <w:szCs w:val="32"/>
-        </w:rPr>
-        <w:t>[17] PyTorch Foundation. *PyTorch* [ซอฟต์แวร์]. https://github.com/pytorch/pytorch</w:t>
-      </w:r>
-    </w:p>
-    <w:p>
-      <w:r>
-        <w:rPr>
-          <w:rFonts w:ascii="TH Sarabun New" w:hAnsi="TH Sarabun New" w:cs="TH Sarabun New"/>
-          <w:b w:val="0"/>
-          <w:sz w:val="32"/>
-          <w:szCs w:val="32"/>
-        </w:rPr>
-        <w:t>— รากฐานการคำนวณของ vLLM (เวอร์ชัน 2.11.0+cu130) · สัญญาอนุญาตแบบ BSD</w:t>
-      </w:r>
-    </w:p>
-    <w:p/>
-    <w:p>
-      <w:r>
-        <w:rPr>
-          <w:rFonts w:ascii="TH Sarabun New" w:hAnsi="TH Sarabun New" w:cs="TH Sarabun New"/>
-          <w:b w:val="0"/>
-          <w:sz w:val="32"/>
-          <w:szCs w:val="32"/>
-        </w:rPr>
-        <w:t>[18] FFmpeg. *FFmpeg* [ซอฟต์แวร์]. https://ffmpeg.org</w:t>
-      </w:r>
-    </w:p>
-    <w:p>
-      <w:r>
-        <w:rPr>
-          <w:rFonts w:ascii="TH Sarabun New" w:hAnsi="TH Sarabun New" w:cs="TH Sarabun New"/>
-          <w:b w:val="0"/>
-          <w:sz w:val="32"/>
-          <w:szCs w:val="32"/>
-        </w:rPr>
-        <w:t xml:space="preserve">— ใช้ตัดเฟรมจากวิดีโอ · </w:t>
-      </w:r>
-      <w:r>
-        <w:rPr>
-          <w:rFonts w:ascii="TH Sarabun New" w:hAnsi="TH Sarabun New" w:cs="TH Sarabun New"/>
-          <w:b/>
-          <w:sz w:val="32"/>
-          <w:szCs w:val="32"/>
-          <w:bCs/>
-        </w:rPr>
-        <w:t>หมายเหตุสำคัญ:</w:t>
-      </w:r>
-      <w:r>
-        <w:rPr>
-          <w:rFonts w:ascii="TH Sarabun New" w:hAnsi="TH Sarabun New" w:cs="TH Sarabun New"/>
-          <w:b w:val="0"/>
-          <w:sz w:val="32"/>
-          <w:szCs w:val="32"/>
-        </w:rPr>
-        <w:t xml:space="preserve"> โครงงานนี้ใช้สองวิธีตัดเฟรมที่ให้ผลต่างกัน</w:t>
-      </w:r>
-    </w:p>
-    <w:p>
-      <w:r>
-        <w:rPr>
-          <w:rFonts w:ascii="TH Sarabun New" w:hAnsi="TH Sarabun New" w:cs="TH Sarabun New"/>
-          <w:b w:val="0"/>
-          <w:sz w:val="32"/>
-          <w:szCs w:val="32"/>
-        </w:rPr>
-        <w:t xml:space="preserve">คือ </w:t>
-      </w:r>
-      <w:r>
-        <w:rPr>
-          <w:rFonts w:ascii="Courier New" w:hAnsi="Courier New" w:cs="Courier New"/>
-          <w:b w:val="0"/>
-          <w:sz w:val="28"/>
-          <w:szCs w:val="28"/>
-        </w:rPr>
-        <w:t>-ss &lt;t&gt;</w:t>
-      </w:r>
-      <w:r>
-        <w:rPr>
-          <w:rFonts w:ascii="TH Sarabun New" w:hAnsi="TH Sarabun New" w:cs="TH Sarabun New"/>
-          <w:b w:val="0"/>
-          <w:sz w:val="32"/>
-          <w:szCs w:val="32"/>
-        </w:rPr>
-        <w:t xml:space="preserve"> (สำหรับเฉลยอุปกรณ์ป้องกัน) และ </w:t>
-      </w:r>
-      <w:r>
-        <w:rPr>
-          <w:rFonts w:ascii="Courier New" w:hAnsi="Courier New" w:cs="Courier New"/>
-          <w:b w:val="0"/>
-          <w:sz w:val="28"/>
-          <w:szCs w:val="28"/>
-        </w:rPr>
-        <w:t>-vf fps=1 -start_number 0</w:t>
-      </w:r>
-    </w:p>
-    <w:p>
-      <w:r>
-        <w:rPr>
-          <w:rFonts w:ascii="TH Sarabun New" w:hAnsi="TH Sarabun New" w:cs="TH Sarabun New"/>
-          <w:b w:val="0"/>
-          <w:sz w:val="32"/>
-          <w:szCs w:val="32"/>
-        </w:rPr>
-        <w:t>(สำหรับคำบรรยายและการระบุลัง) ซึ่งได้เฟรมคนละจังหวะกัน และเคยเป็นสาเหตุให้สรุปผลผิด</w:t>
-      </w:r>
-    </w:p>
-    <w:p>
-      <w:r>
-        <w:rPr>
-          <w:rFonts w:ascii="TH Sarabun New" w:hAnsi="TH Sarabun New" w:cs="TH Sarabun New"/>
-          <w:b w:val="0"/>
-          <w:sz w:val="32"/>
-          <w:szCs w:val="32"/>
-        </w:rPr>
-        <w:t>(บทที่ 8 หัวข้อ 8.6)</w:t>
-      </w:r>
-    </w:p>
-    <w:p/>
-    <w:p>
-      <w:r>
-        <w:rPr>
-          <w:rFonts w:ascii="TH Sarabun New" w:hAnsi="TH Sarabun New" w:cs="TH Sarabun New"/>
-          <w:b w:val="0"/>
-          <w:sz w:val="32"/>
-          <w:szCs w:val="32"/>
-        </w:rPr>
-        <w:t>[19] Python Imaging Library (Pillow). *Pillow* [ซอฟต์แวร์]. https://python-pillow.org</w:t>
-      </w:r>
-    </w:p>
-    <w:p>
-      <w:r>
-        <w:rPr>
-          <w:rFonts w:ascii="TH Sarabun New" w:hAnsi="TH Sarabun New" w:cs="TH Sarabun New"/>
-          <w:b w:val="0"/>
-          <w:sz w:val="32"/>
-          <w:szCs w:val="32"/>
-        </w:rPr>
-        <w:t>— ใช้ครอบภาพ ขยายภาพ และประกอบภาพสำหรับตรวจสอบเฉลย</w:t>
-      </w:r>
-    </w:p>
-    <w:p/>
-    <w:p>
-      <w:r>
-        <w:rPr>
-          <w:rFonts w:ascii="TH Sarabun New" w:hAnsi="TH Sarabun New" w:cs="TH Sarabun New"/>
-          <w:b w:val="0"/>
-          <w:sz w:val="32"/>
-          <w:szCs w:val="32"/>
-        </w:rPr>
-        <w:t>[20] Ultralytics. *Ultralytics YOLO* [ซอฟต์แวร์]. https://github.com/ultralytics/ultralytics</w:t>
-      </w:r>
-    </w:p>
-    <w:p>
-      <w:r>
-        <w:rPr>
-          <w:rFonts w:ascii="TH Sarabun New" w:hAnsi="TH Sarabun New" w:cs="TH Sarabun New"/>
-          <w:b w:val="0"/>
-          <w:sz w:val="32"/>
-          <w:szCs w:val="32"/>
-        </w:rPr>
-        <w:t xml:space="preserve">— ใช้ทดลองตัวตรวจจับอุปกรณ์ป้องกันสำเร็จรูปตามรายการ [15] · </w:t>
-      </w:r>
-      <w:r>
-        <w:rPr>
-          <w:rFonts w:ascii="TH Sarabun New" w:hAnsi="TH Sarabun New" w:cs="TH Sarabun New"/>
-          <w:b/>
-          <w:sz w:val="32"/>
-          <w:szCs w:val="32"/>
-          <w:bCs/>
-        </w:rPr>
-        <w:t>ไม่ได้ใช้ในผลงานสุดท้าย</w:t>
-      </w:r>
-    </w:p>
-    <w:p/>
-    <w:p>
-      <w:r>
-        <w:rPr>
-          <w:rFonts w:ascii="TH Sarabun New" w:hAnsi="TH Sarabun New" w:cs="TH Sarabun New"/>
-          <w:b w:val="0"/>
-          <w:sz w:val="32"/>
-          <w:szCs w:val="32"/>
-        </w:rPr>
-        <w:t>[21] Vast.ai. *Vast.ai* [บริการ]. https://vast.ai</w:t>
-      </w:r>
-    </w:p>
-    <w:p>
-      <w:r>
-        <w:rPr>
-          <w:rFonts w:ascii="TH Sarabun New" w:hAnsi="TH Sarabun New" w:cs="TH Sarabun New"/>
-          <w:b w:val="0"/>
-          <w:sz w:val="32"/>
-          <w:szCs w:val="32"/>
-        </w:rPr>
-        <w:t>— บริการเช่าเครื่องที่มีการ์ดจอรายชั่วโมง ใช้รันและวัดผลทั้งหมด</w:t>
-      </w:r>
-    </w:p>
-    <w:p>
-      <w:r>
-        <w:rPr>
-          <w:rFonts w:ascii="TH Sarabun New" w:hAnsi="TH Sarabun New" w:cs="TH Sarabun New"/>
-          <w:b w:val="0"/>
-          <w:sz w:val="32"/>
-          <w:szCs w:val="32"/>
-        </w:rPr>
-        <w:t>ข้อควรระวังที่พบจากการใช้บริการนี้อยู่ในบทที่ 8 หัวข้อ 8.5</w:t>
-      </w:r>
-    </w:p>
-    <w:p/>
-    <w:p>
-      <w:r>
-        <w:rPr>
-          <w:rFonts w:ascii="TH Sarabun New" w:hAnsi="TH Sarabun New" w:cs="TH Sarabun New"/>
-          <w:b w:val="0"/>
-          <w:sz w:val="32"/>
-          <w:szCs w:val="32"/>
-        </w:rPr>
-        <w:t>[22] Hugging Face. *Hugging Face Hub* [บริการ]. https://huggingface.co</w:t>
-      </w:r>
-    </w:p>
-    <w:p>
-      <w:r>
-        <w:rPr>
-          <w:rFonts w:ascii="TH Sarabun New" w:hAnsi="TH Sarabun New" w:cs="TH Sarabun New"/>
-          <w:b w:val="0"/>
-          <w:sz w:val="32"/>
-          <w:szCs w:val="32"/>
-        </w:rPr>
-        <w:t>— แหล่งดาวน์โหลดน้ำหนักแบบจำลองตามรายการ [1], [5] และ [10]</w:t>
+        <w:t xml:space="preserve"> เพราะแบบจำลองตรวจอุปกรณ์ป้องกัน</w:t>
+      </w:r>
+    </w:p>
+    <w:p>
+      <w:r>
+        <w:rPr>
+          <w:rFonts w:ascii="TH Sarabun New" w:hAnsi="TH Sarabun New" w:cs="TH Sarabun New"/>
+          <w:b w:val="0"/>
+          <w:sz w:val="32"/>
+          <w:szCs w:val="32"/>
+        </w:rPr>
+        <w:t>สำเร็จรูปย้ายมาใช้กับฉากนี้ไม่ได้ และการเทรนใหม่ขัดกับข้อจำกัดของโครงงาน</w:t>
+      </w:r>
+    </w:p>
+    <w:p>
+      <w:r>
+        <w:rPr>
+          <w:rFonts w:ascii="TH Sarabun New" w:hAnsi="TH Sarabun New" w:cs="TH Sarabun New"/>
+          <w:b w:val="0"/>
+          <w:sz w:val="32"/>
+          <w:szCs w:val="32"/>
+        </w:rPr>
+        <w:t>ที่ไม่มีชุดข้อมูลติดป้ายกำกับ</w:t>
       </w:r>
     </w:p>
     <w:p/>

--- a/รายงาน_Line-Guard_รวม.docx
+++ b/รายงาน_Line-Guard_รวม.docx
@@ -12659,9 +12659,6 @@
         </w:rPr>
         <w:t>56 จุด</w:t>
       </w:r>
-    </w:p>
-    <w:p/>
-    <w:p>
       <w:r>
         <w:rPr>
           <w:rFonts w:ascii="TH Sarabun New" w:hAnsi="TH Sarabun New" w:cs="TH Sarabun New"/>
@@ -12669,7 +12666,17 @@
           <w:sz w:val="32"/>
           <w:szCs w:val="32"/>
         </w:rPr>
-        <w:t>เพื่อให้ตัวเลขเชื่อถือได้และตรวจสอบซ้ำได้ การวัดทั้งหมดยึดเกณฑ์ 4 ข้อ คือ</w:t>
+        <w:t xml:space="preserve"> · วัดบนเครื่อง </w:t>
+      </w:r>
+      <w:r>
+        <w:rPr>
+          <w:rFonts w:ascii="TH Sarabun New" w:hAnsi="TH Sarabun New" w:cs="TH Sarabun New"/>
+          <w:b/>
+          <w:sz w:val="32"/>
+          <w:szCs w:val="32"/>
+          <w:bCs/>
+        </w:rPr>
+        <w:t>RTX 4090 × 2</w:t>
       </w:r>
     </w:p>
     <w:p>
@@ -12680,7 +12687,7 @@
           <w:sz w:val="32"/>
           <w:szCs w:val="32"/>
         </w:rPr>
-        <w:t>วัดบนเครื่องเดียวกับที่แบบจำลองทำงาน (ไม่ให้เวลาส่งข้อมูลข้ามเครือข่ายกลบผลจริง) ·</w:t>
+        <w:t>โดยรันบนเครื่องเดียวกับที่แบบจำลองทำงาน ใช้ชุดคำสั่งตัวเดียวกับที่ระบบส่งจริง</w:t>
       </w:r>
     </w:p>
     <w:p>
@@ -12691,22 +12698,8 @@
           <w:sz w:val="32"/>
           <w:szCs w:val="32"/>
         </w:rPr>
-        <w:t>ตรวจก่อนวัดทุกครั้งว่าเครื่องให้บริการแบบจำลองตัวที่ตั้งใจ · ใช้ชุดคำสั่งตัวเดียวกับที่ระบบส่งจริง ·</w:t>
-      </w:r>
-    </w:p>
-    <w:p>
-      <w:r>
-        <w:rPr>
-          <w:rFonts w:ascii="TH Sarabun New" w:hAnsi="TH Sarabun New" w:cs="TH Sarabun New"/>
-          <w:b w:val="0"/>
-          <w:sz w:val="32"/>
-          <w:szCs w:val="32"/>
-        </w:rPr>
-        <w:t>และเก็บคำตอบดิบไว้ทุกเฟรมเพื่อให้ย้อนตรวจได้ว่าตัวเลขมาจากไหน</w:t>
-      </w:r>
-    </w:p>
-    <w:p/>
-    <w:p>
+        <w:t xml:space="preserve">และเก็บคำตอบดิบไว้ทุกเฟรม — </w:t>
+      </w:r>
       <w:r>
         <w:rPr>
           <w:rFonts w:ascii="TH Sarabun New" w:hAnsi="TH Sarabun New" w:cs="TH Sarabun New"/>
@@ -12715,67 +12708,7 @@
           <w:szCs w:val="32"/>
           <w:bCs/>
         </w:rPr>
-        <w:t>เครื่องที่ใช้วัด:</w:t>
-      </w:r>
-      <w:r>
-        <w:rPr>
-          <w:rFonts w:ascii="TH Sarabun New" w:hAnsi="TH Sarabun New" w:cs="TH Sarabun New"/>
-          <w:b w:val="0"/>
-          <w:sz w:val="32"/>
-          <w:szCs w:val="32"/>
-        </w:rPr>
-        <w:t xml:space="preserve"> RTX 4090 × 2 · AMD EPYC 7282 (32 threads) · RAM 125 GB</w:t>
-      </w:r>
-    </w:p>
-    <w:p>
-      <w:r>
-        <w:rPr>
-          <w:rFonts w:ascii="TH Sarabun New" w:hAnsi="TH Sarabun New" w:cs="TH Sarabun New"/>
-          <w:b w:val="0"/>
-          <w:sz w:val="32"/>
-          <w:szCs w:val="32"/>
-        </w:rPr>
-        <w:t xml:space="preserve">· Python 3.12.13 / PyTorch 2.11.0+cu130 / CUDA 13.0 · vLLM 0.25.0 · </w:t>
-      </w:r>
-      <w:r>
-        <w:rPr>
-          <w:rFonts w:ascii="Courier New" w:hAnsi="Courier New" w:cs="Courier New"/>
-          <w:b w:val="0"/>
-          <w:sz w:val="28"/>
-          <w:szCs w:val="28"/>
-        </w:rPr>
-        <w:t>nvidia/Cosmos-Reason2-8B</w:t>
-      </w:r>
-      <w:r>
-        <w:rPr>
-          <w:rFonts w:ascii="TH Sarabun New" w:hAnsi="TH Sarabun New" w:cs="TH Sarabun New"/>
-          <w:b w:val="0"/>
-          <w:sz w:val="32"/>
-          <w:szCs w:val="32"/>
-        </w:rPr>
-        <w:t xml:space="preserve"> (BF16)</w:t>
-      </w:r>
-    </w:p>
-    <w:p/>
-    <w:p>
-      <w:r>
-        <w:rPr>
-          <w:rFonts w:ascii="TH Sarabun New" w:hAnsi="TH Sarabun New" w:cs="TH Sarabun New"/>
-          <w:b/>
-          <w:sz w:val="32"/>
-          <w:szCs w:val="32"/>
-          <w:bCs/>
-        </w:rPr>
-        <w:t>ผลทั้งหมดในบทนี้สร้างซ้ำได้ด้วยคำสั่งเดียว</w:t>
-      </w:r>
-      <w:r>
-        <w:rPr>
-          <w:rFonts w:ascii="TH Sarabun New" w:hAnsi="TH Sarabun New" w:cs="TH Sarabun New"/>
-          <w:b w:val="0"/>
-          <w:sz w:val="32"/>
-          <w:szCs w:val="32"/>
-        </w:rPr>
-        <w:t xml:space="preserve"> ซึ่งจะพิมพ์ตารางความแม่นยำออกมาตรงทุกตัว</w:t>
+        <w:t>ผลทั้งหมดสร้างซ้ำได้ด้วยคำสั่งเดียว</w:t>
       </w:r>
     </w:p>
     <w:p/>
@@ -12789,18 +12722,6 @@
           <w:bCs/>
         </w:rPr>
         <w:t>7.2 ผลการตรวจจับอุปกรณ์ป้องกัน</w:t>
-      </w:r>
-    </w:p>
-    <w:p/>
-    <w:p>
-      <w:r>
-        <w:rPr>
-          <w:rFonts w:ascii="TH Sarabun New" w:hAnsi="TH Sarabun New" w:cs="TH Sarabun New"/>
-          <w:b w:val="0"/>
-          <w:sz w:val="32"/>
-          <w:szCs w:val="32"/>
-        </w:rPr>
-        <w:t>หมวกและถุงมือตรวจจากภาพเต็ม 1080p · หน้ากากตรวจจากภาพศีรษะที่ขยาย 4 เท่าด้วย super-resolution</w:t>
       </w:r>
     </w:p>
     <w:p/>
@@ -13194,9 +13115,6 @@
     </w:tbl>
     <w:p/>
     <w:p>
-      <w:pPr>
-        <w:pStyle w:val="ListBullet"/>
-      </w:pPr>
       <w:r>
         <w:rPr>
           <w:rFonts w:ascii="TH Sarabun New" w:hAnsi="TH Sarabun New" w:cs="TH Sarabun New"/>
@@ -13214,13 +13132,10 @@
           <w:sz w:val="32"/>
           <w:szCs w:val="32"/>
         </w:rPr>
-        <w:t xml:space="preserve"> — จุดเปลี่ยนจากสวมเป็นไม่สวมที่ 03:00 ตรงกับเฉลยพอดีทุกจุด</w:t>
+        <w:t xml:space="preserve"> จุดเปลี่ยนที่ 03:00 ตรงกับเฉลยพอดีทุกจุด ·</w:t>
       </w:r>
     </w:p>
     <w:p>
-      <w:pPr>
-        <w:pStyle w:val="ListBullet"/>
-      </w:pPr>
       <w:r>
         <w:rPr>
           <w:rFonts w:ascii="TH Sarabun New" w:hAnsi="TH Sarabun New" w:cs="TH Sarabun New"/>
@@ -13238,7 +13153,7 @@
           <w:sz w:val="32"/>
           <w:szCs w:val="32"/>
         </w:rPr>
-        <w:t xml:space="preserve"> เพราะหน้ากากกินพื้นที่เพียงประมาณ 4% ของภาพ ผู้ปฏิบัติงานก้มหน้า</w:t>
+        <w:t xml:space="preserve"> เพราะหน้ากากกินพื้นที่เพียง 4% ของภาพ ผู้ปฏิบัติงานก้มหน้า</w:t>
       </w:r>
     </w:p>
     <w:p>
@@ -13249,43 +13164,28 @@
           <w:sz w:val="32"/>
           <w:szCs w:val="32"/>
         </w:rPr>
-        <w:t>เกือบตลอดเวลา และการละเมิดคือ "ดึงลงคาง" ไม่ใช่ "ไม่สวม" ซึ่งสังเกตยากกว่ามาก —</w:t>
+        <w:t>และการละเมิดคือ "ดึงลงคาง" ไม่ใช่ "ไม่สวม" — ยากถึงขนาดที่</w:t>
+      </w:r>
+      <w:r>
+        <w:rPr>
+          <w:rFonts w:ascii="TH Sarabun New" w:hAnsi="TH Sarabun New" w:cs="TH Sarabun New"/>
+          <w:b/>
+          <w:sz w:val="32"/>
+          <w:szCs w:val="32"/>
+          <w:bCs/>
+        </w:rPr>
+        <w:t>ผู้ตรวจซึ่งเป็นคนยังเคยมองข้ามไป 27 จุด</w:t>
       </w:r>
     </w:p>
     <w:p>
       <w:r>
         <w:rPr>
           <w:rFonts w:ascii="TH Sarabun New" w:hAnsi="TH Sarabun New" w:cs="TH Sarabun New"/>
-          <w:b/>
-          <w:sz w:val="32"/>
-          <w:szCs w:val="32"/>
-          <w:bCs/>
-        </w:rPr>
-        <w:t>ยากถึงขนาดที่ผู้ตรวจซึ่งเป็นคนยังเคยมองข้ามไป 27 จุดในรอบแรก</w:t>
-      </w:r>
-    </w:p>
-    <w:p>
-      <w:pPr>
-        <w:pStyle w:val="ListBullet"/>
-      </w:pPr>
-      <w:r>
-        <w:rPr>
-          <w:rFonts w:ascii="TH Sarabun New" w:hAnsi="TH Sarabun New" w:cs="TH Sarabun New"/>
-          <w:b/>
-          <w:sz w:val="32"/>
-          <w:szCs w:val="32"/>
-          <w:bCs/>
-        </w:rPr>
-        <w:t>ถุงมือ 57% เป็นรายการที่ทำได้ต่ำที่สุด</w:t>
-      </w:r>
-      <w:r>
-        <w:rPr>
-          <w:rFonts w:ascii="TH Sarabun New" w:hAnsi="TH Sarabun New" w:cs="TH Sarabun New"/>
           <w:b w:val="0"/>
           <w:sz w:val="32"/>
           <w:szCs w:val="32"/>
         </w:rPr>
-        <w:t xml:space="preserve"> แต่วิเคราะห์สาเหตุได้ครบและมีทางแก้ชัดเจนแล้ว (หัวข้อ 8.3)</w:t>
+        <w:t>· ถุงมือ 57% เป็นรายการที่ทำได้ต่ำสุด แต่วิเคราะห์สาเหตุครบและมีทางแก้ชัดเจนแล้ว (หัวข้อ 8.3)</w:t>
       </w:r>
     </w:p>
     <w:p/>
@@ -13298,198 +13198,8 @@
           <w:szCs w:val="32"/>
           <w:bCs/>
         </w:rPr>
-        <w:t>การขยายภาพศีรษะเป็นกลไกที่ให้ผลมากที่สุดในโครงงาน</w:t>
-      </w:r>
-    </w:p>
-    <w:p/>
-    <w:tbl>
-      <w:tblPr>
-        <w:tblStyle w:val="TableGrid"/>
-        <w:tblW w:type="auto" w:w="0"/>
-        <w:tblLook w:firstColumn="1" w:firstRow="1" w:lastColumn="0" w:lastRow="0" w:noHBand="0" w:noVBand="1" w:val="04A0"/>
-      </w:tblPr>
-      <w:tblGrid>
-        <w:gridCol w:w="3010"/>
-        <w:gridCol w:w="3010"/>
-        <w:gridCol w:w="3010"/>
-      </w:tblGrid>
-      <w:tr>
-        <w:tc>
-          <w:tcPr>
-            <w:tcW w:type="dxa" w:w="3010"/>
-          </w:tcPr>
-          <w:p>
-            <w:r>
-              <w:rPr>
-                <w:b/>
-              </w:rPr>
-            </w:r>
-            <w:r>
-              <w:rPr>
-                <w:rFonts w:ascii="TH Sarabun New" w:hAnsi="TH Sarabun New" w:cs="TH Sarabun New"/>
-                <w:b/>
-                <w:sz w:val="28"/>
-                <w:szCs w:val="28"/>
-              </w:rPr>
-              <w:t>วิธีตรวจหน้ากาก</w:t>
-            </w:r>
-          </w:p>
-        </w:tc>
-        <w:tc>
-          <w:tcPr>
-            <w:tcW w:type="dxa" w:w="3010"/>
-          </w:tcPr>
-          <w:p>
-            <w:r>
-              <w:rPr>
-                <w:b/>
-              </w:rPr>
-            </w:r>
-            <w:r>
-              <w:rPr>
-                <w:rFonts w:ascii="TH Sarabun New" w:hAnsi="TH Sarabun New" w:cs="TH Sarabun New"/>
-                <w:b/>
-                <w:sz w:val="28"/>
-                <w:szCs w:val="28"/>
-              </w:rPr>
-              <w:t>ตรวจพบ</w:t>
-            </w:r>
-          </w:p>
-        </w:tc>
-        <w:tc>
-          <w:tcPr>
-            <w:tcW w:type="dxa" w:w="3010"/>
-          </w:tcPr>
-          <w:p>
-            <w:r>
-              <w:rPr>
-                <w:b/>
-              </w:rPr>
-            </w:r>
-            <w:r>
-              <w:rPr>
-                <w:rFonts w:ascii="TH Sarabun New" w:hAnsi="TH Sarabun New" w:cs="TH Sarabun New"/>
-                <w:b/>
-                <w:sz w:val="28"/>
-                <w:szCs w:val="28"/>
-              </w:rPr>
-              <w:t>แจ้งผิด</w:t>
-            </w:r>
-          </w:p>
-        </w:tc>
-      </w:tr>
-      <w:tr>
-        <w:tc>
-          <w:tcPr>
-            <w:tcW w:type="dxa" w:w="3010"/>
-          </w:tcPr>
-          <w:p>
-            <w:r/>
-            <w:r>
-              <w:rPr>
-                <w:rFonts w:ascii="TH Sarabun New" w:hAnsi="TH Sarabun New" w:cs="TH Sarabun New"/>
-                <w:b w:val="0"/>
-                <w:sz w:val="28"/>
-                <w:szCs w:val="28"/>
-              </w:rPr>
-              <w:t>ใช้ภาพเต็ม ไม่ขยาย</w:t>
-            </w:r>
-          </w:p>
-        </w:tc>
-        <w:tc>
-          <w:tcPr>
-            <w:tcW w:type="dxa" w:w="3010"/>
-          </w:tcPr>
-          <w:p>
-            <w:r/>
-            <w:r>
-              <w:rPr>
-                <w:rFonts w:ascii="TH Sarabun New" w:hAnsi="TH Sarabun New" w:cs="TH Sarabun New"/>
-                <w:b w:val="0"/>
-                <w:sz w:val="28"/>
-                <w:szCs w:val="28"/>
-              </w:rPr>
-              <w:t>8/35 (23%)</w:t>
-            </w:r>
-          </w:p>
-        </w:tc>
-        <w:tc>
-          <w:tcPr>
-            <w:tcW w:type="dxa" w:w="3010"/>
-          </w:tcPr>
-          <w:p>
-            <w:r/>
-            <w:r>
-              <w:rPr>
-                <w:rFonts w:ascii="TH Sarabun New" w:hAnsi="TH Sarabun New" w:cs="TH Sarabun New"/>
-                <w:b w:val="0"/>
-                <w:sz w:val="28"/>
-                <w:szCs w:val="28"/>
-              </w:rPr>
-              <w:t>0</w:t>
-            </w:r>
-          </w:p>
-        </w:tc>
-      </w:tr>
-      <w:tr>
-        <w:tc>
-          <w:tcPr>
-            <w:tcW w:type="dxa" w:w="3010"/>
-          </w:tcPr>
-          <w:p>
-            <w:r/>
-            <w:r>
-              <w:rPr>
-                <w:rFonts w:ascii="TH Sarabun New" w:hAnsi="TH Sarabun New" w:cs="TH Sarabun New"/>
-                <w:b/>
-                <w:sz w:val="28"/>
-                <w:szCs w:val="28"/>
-                <w:bCs/>
-              </w:rPr>
-              <w:t>ขยายภาพศีรษะ 4 เท่า</w:t>
-            </w:r>
-          </w:p>
-        </w:tc>
-        <w:tc>
-          <w:tcPr>
-            <w:tcW w:type="dxa" w:w="3010"/>
-          </w:tcPr>
-          <w:p>
-            <w:r/>
-            <w:r>
-              <w:rPr>
-                <w:rFonts w:ascii="TH Sarabun New" w:hAnsi="TH Sarabun New" w:cs="TH Sarabun New"/>
-                <w:b/>
-                <w:sz w:val="28"/>
-                <w:szCs w:val="28"/>
-                <w:bCs/>
-              </w:rPr>
-              <w:t>28/35 (80%)</w:t>
-            </w:r>
-          </w:p>
-        </w:tc>
-        <w:tc>
-          <w:tcPr>
-            <w:tcW w:type="dxa" w:w="3010"/>
-          </w:tcPr>
-          <w:p>
-            <w:r/>
-            <w:r>
-              <w:rPr>
-                <w:rFonts w:ascii="TH Sarabun New" w:hAnsi="TH Sarabun New" w:cs="TH Sarabun New"/>
-                <w:b/>
-                <w:sz w:val="28"/>
-                <w:szCs w:val="28"/>
-                <w:bCs/>
-              </w:rPr>
-              <w:t>2</w:t>
-            </w:r>
-          </w:p>
-        </w:tc>
-      </w:tr>
-    </w:tbl>
-    <w:p/>
-    <w:p>
+        <w:t>กลไกที่ให้ผลมากที่สุดคือการขยายภาพศีรษะ 4 เท่าก่อนตรวจหน้ากาก</w:t>
+      </w:r>
       <w:r>
         <w:rPr>
           <w:rFonts w:ascii="TH Sarabun New" w:hAnsi="TH Sarabun New" w:cs="TH Sarabun New"/>
@@ -13497,26 +13207,7 @@
           <w:sz w:val="32"/>
           <w:szCs w:val="32"/>
         </w:rPr>
-        <w:t xml:space="preserve">เพิ่มอัตราการตรวจพบ </w:t>
-      </w:r>
-      <w:r>
-        <w:rPr>
-          <w:rFonts w:ascii="TH Sarabun New" w:hAnsi="TH Sarabun New" w:cs="TH Sarabun New"/>
-          <w:b/>
-          <w:sz w:val="32"/>
-          <w:szCs w:val="32"/>
-          <w:bCs/>
-        </w:rPr>
-        <w:t>จาก 23% เป็น 80% (3.5 เท่า)</w:t>
-      </w:r>
-      <w:r>
-        <w:rPr>
-          <w:rFonts w:ascii="TH Sarabun New" w:hAnsi="TH Sarabun New" w:cs="TH Sarabun New"/>
-          <w:b w:val="0"/>
-          <w:sz w:val="32"/>
-          <w:szCs w:val="32"/>
-        </w:rPr>
-        <w:t xml:space="preserve"> โดยแลกกับการแจ้งผิดเพียง 2 จุด</w:t>
+        <w:t xml:space="preserve"> ทำให้อัตราการตรวจพบ</w:t>
       </w:r>
     </w:p>
     <w:p>
@@ -13527,7 +13218,37 @@
           <w:sz w:val="32"/>
           <w:szCs w:val="32"/>
         </w:rPr>
-        <w:t>ซึ่งเป็นการแลกที่คุ้มค่าชัดเจนสำหรับงานความปลอดภัย เพราะการพลาดเหตุจริงเสียหายกว่าการแจ้งเกิน</w:t>
+        <w:t xml:space="preserve">เพิ่มจาก </w:t>
+      </w:r>
+      <w:r>
+        <w:rPr>
+          <w:rFonts w:ascii="TH Sarabun New" w:hAnsi="TH Sarabun New" w:cs="TH Sarabun New"/>
+          <w:b/>
+          <w:sz w:val="32"/>
+          <w:szCs w:val="32"/>
+          <w:bCs/>
+        </w:rPr>
+        <w:t>8/35 (23%) เป็น 28/35 (80%) หรือ 3.5 เท่า</w:t>
+      </w:r>
+      <w:r>
+        <w:rPr>
+          <w:rFonts w:ascii="TH Sarabun New" w:hAnsi="TH Sarabun New" w:cs="TH Sarabun New"/>
+          <w:b w:val="0"/>
+          <w:sz w:val="32"/>
+          <w:szCs w:val="32"/>
+        </w:rPr>
+        <w:t xml:space="preserve"> โดยแลกกับการแจ้งผิดเพียง 2 จุด</w:t>
+      </w:r>
+    </w:p>
+    <w:p>
+      <w:r>
+        <w:rPr>
+          <w:rFonts w:ascii="TH Sarabun New" w:hAnsi="TH Sarabun New" w:cs="TH Sarabun New"/>
+          <w:b w:val="0"/>
+          <w:sz w:val="32"/>
+          <w:szCs w:val="32"/>
+        </w:rPr>
+        <w:t>ซึ่งคุ้มค่าชัดเจนสำหรับงานความปลอดภัย เพราะการพลาดเหตุจริงเสียหายกว่าการแจ้งเกิน</w:t>
       </w:r>
     </w:p>
     <w:p/>
@@ -13540,362 +13261,7 @@
           <w:szCs w:val="36"/>
           <w:bCs/>
         </w:rPr>
-        <w:t>7.3 ผลการระบุลังด้วยวิธีครอบภาพทีละลัง</w:t>
-      </w:r>
-    </w:p>
-    <w:p/>
-    <w:p>
-      <w:r>
-        <w:rPr>
-          <w:rFonts w:ascii="TH Sarabun New" w:hAnsi="TH Sarabun New" w:cs="TH Sarabun New"/>
-          <w:b w:val="0"/>
-          <w:sz w:val="32"/>
-          <w:szCs w:val="32"/>
-        </w:rPr>
-        <w:t>การบอกว่าหยิบของจากลังใบไหนเป็นเงื่อนไขจำเป็นของการตรวจสอบขั้นตอนการทำงาน</w:t>
-      </w:r>
-    </w:p>
-    <w:p>
-      <w:r>
-        <w:rPr>
-          <w:rFonts w:ascii="TH Sarabun New" w:hAnsi="TH Sarabun New" w:cs="TH Sarabun New"/>
-          <w:b w:val="0"/>
-          <w:sz w:val="32"/>
-          <w:szCs w:val="32"/>
-        </w:rPr>
-        <w:t xml:space="preserve">วิธีที่ใช้คือ </w:t>
-      </w:r>
-      <w:r>
-        <w:rPr>
-          <w:rFonts w:ascii="TH Sarabun New" w:hAnsi="TH Sarabun New" w:cs="TH Sarabun New"/>
-          <w:b/>
-          <w:sz w:val="32"/>
-          <w:szCs w:val="32"/>
-          <w:bCs/>
-        </w:rPr>
-        <w:t>ให้โปรแกรมครอบภาพทีละลัง แล้วถามแบบจำลองเพียงว่า "มีมือไหม"</w:t>
-      </w:r>
-    </w:p>
-    <w:p/>
-    <w:tbl>
-      <w:tblPr>
-        <w:tblStyle w:val="TableGrid"/>
-        <w:tblW w:type="auto" w:w="0"/>
-        <w:tblLook w:firstColumn="1" w:firstRow="1" w:lastColumn="0" w:lastRow="0" w:noHBand="0" w:noVBand="1" w:val="04A0"/>
-      </w:tblPr>
-      <w:tblGrid>
-        <w:gridCol w:w="4514"/>
-        <w:gridCol w:w="4514"/>
-      </w:tblGrid>
-      <w:tr>
-        <w:tc>
-          <w:tcPr>
-            <w:tcW w:type="dxa" w:w="4514"/>
-          </w:tcPr>
-          <w:p>
-            <w:r>
-              <w:rPr>
-                <w:b/>
-              </w:rPr>
-            </w:r>
-            <w:r>
-              <w:rPr>
-                <w:rFonts w:ascii="TH Sarabun New" w:hAnsi="TH Sarabun New" w:cs="TH Sarabun New"/>
-                <w:b/>
-                <w:sz w:val="28"/>
-                <w:szCs w:val="28"/>
-              </w:rPr>
-              <w:t>วิธี</w:t>
-            </w:r>
-          </w:p>
-        </w:tc>
-        <w:tc>
-          <w:tcPr>
-            <w:tcW w:type="dxa" w:w="4514"/>
-          </w:tcPr>
-          <w:p>
-            <w:r>
-              <w:rPr>
-                <w:b/>
-              </w:rPr>
-            </w:r>
-            <w:r>
-              <w:rPr>
-                <w:rFonts w:ascii="TH Sarabun New" w:hAnsi="TH Sarabun New" w:cs="TH Sarabun New"/>
-                <w:b/>
-                <w:sz w:val="28"/>
-                <w:szCs w:val="28"/>
-              </w:rPr>
-              <w:t>ผล</w:t>
-            </w:r>
-          </w:p>
-        </w:tc>
-      </w:tr>
-      <w:tr>
-        <w:tc>
-          <w:tcPr>
-            <w:tcW w:type="dxa" w:w="4514"/>
-          </w:tcPr>
-          <w:p>
-            <w:r/>
-            <w:r>
-              <w:rPr>
-                <w:rFonts w:ascii="TH Sarabun New" w:hAnsi="TH Sarabun New" w:cs="TH Sarabun New"/>
-                <w:b w:val="0"/>
-                <w:sz w:val="28"/>
-                <w:szCs w:val="28"/>
-              </w:rPr>
-              <w:t>ให้แบบจำลองอ่านป้ายลังเองจากภาพเต็ม</w:t>
-            </w:r>
-          </w:p>
-        </w:tc>
-        <w:tc>
-          <w:tcPr>
-            <w:tcW w:type="dxa" w:w="4514"/>
-          </w:tcPr>
-          <w:p>
-            <w:r/>
-            <w:r>
-              <w:rPr>
-                <w:rFonts w:ascii="TH Sarabun New" w:hAnsi="TH Sarabun New" w:cs="TH Sarabun New"/>
-                <w:b w:val="0"/>
-                <w:sz w:val="28"/>
-                <w:szCs w:val="28"/>
-              </w:rPr>
-              <w:t>ผิด 146/220 จุด (66%)</w:t>
-            </w:r>
-          </w:p>
-        </w:tc>
-      </w:tr>
-      <w:tr>
-        <w:tc>
-          <w:tcPr>
-            <w:tcW w:type="dxa" w:w="4514"/>
-          </w:tcPr>
-          <w:p>
-            <w:r/>
-            <w:r>
-              <w:rPr>
-                <w:rFonts w:ascii="TH Sarabun New" w:hAnsi="TH Sarabun New" w:cs="TH Sarabun New"/>
-                <w:b/>
-                <w:sz w:val="28"/>
-                <w:szCs w:val="28"/>
-                <w:bCs/>
-              </w:rPr>
-              <w:t>ให้โปรแกรมครอบภาพทีละลัง</w:t>
-            </w:r>
-          </w:p>
-        </w:tc>
-        <w:tc>
-          <w:tcPr>
-            <w:tcW w:type="dxa" w:w="4514"/>
-          </w:tcPr>
-          <w:p>
-            <w:r/>
-            <w:r>
-              <w:rPr>
-                <w:rFonts w:ascii="TH Sarabun New" w:hAnsi="TH Sarabun New" w:cs="TH Sarabun New"/>
-                <w:b/>
-                <w:sz w:val="28"/>
-                <w:szCs w:val="28"/>
-                <w:bCs/>
-              </w:rPr>
-              <w:t>ตรง 8/8 · แจ้งผิด 0</w:t>
-            </w:r>
-          </w:p>
-        </w:tc>
-      </w:tr>
-    </w:tbl>
-    <w:p/>
-    <w:p>
-      <w:r>
-        <w:rPr>
-          <w:rFonts w:ascii="TH Sarabun New" w:hAnsi="TH Sarabun New" w:cs="TH Sarabun New"/>
-          <w:b/>
-          <w:sz w:val="32"/>
-          <w:szCs w:val="32"/>
-          <w:bCs/>
-        </w:rPr>
-        <w:t>ผลสแกนทั้งคลิป:</w:t>
-      </w:r>
-      <w:r>
-        <w:rPr>
-          <w:rFonts w:ascii="TH Sarabun New" w:hAnsi="TH Sarabun New" w:cs="TH Sarabun New"/>
-          <w:b w:val="0"/>
-          <w:sz w:val="32"/>
-          <w:szCs w:val="32"/>
-        </w:rPr>
-        <w:t xml:space="preserve"> มือยุ่งกับลัง WAIT </w:t>
-      </w:r>
-      <w:r>
-        <w:rPr>
-          <w:rFonts w:ascii="TH Sarabun New" w:hAnsi="TH Sarabun New" w:cs="TH Sarabun New"/>
-          <w:b/>
-          <w:sz w:val="32"/>
-          <w:szCs w:val="32"/>
-          <w:bCs/>
-        </w:rPr>
-        <w:t>28 ครั้ง</w:t>
-      </w:r>
-      <w:r>
-        <w:rPr>
-          <w:rFonts w:ascii="TH Sarabun New" w:hAnsi="TH Sarabun New" w:cs="TH Sarabun New"/>
-          <w:b w:val="0"/>
-          <w:sz w:val="32"/>
-          <w:szCs w:val="32"/>
-        </w:rPr>
-        <w:t xml:space="preserve"> · ลัง NG </w:t>
-      </w:r>
-      <w:r>
-        <w:rPr>
-          <w:rFonts w:ascii="TH Sarabun New" w:hAnsi="TH Sarabun New" w:cs="TH Sarabun New"/>
-          <w:b/>
-          <w:sz w:val="32"/>
-          <w:szCs w:val="32"/>
-          <w:bCs/>
-        </w:rPr>
-        <w:t>4 ครั้ง</w:t>
-      </w:r>
-      <w:r>
-        <w:rPr>
-          <w:rFonts w:ascii="TH Sarabun New" w:hAnsi="TH Sarabun New" w:cs="TH Sarabun New"/>
-          <w:b w:val="0"/>
-          <w:sz w:val="32"/>
-          <w:szCs w:val="32"/>
-        </w:rPr>
-        <w:t xml:space="preserve"> · </w:t>
-      </w:r>
-      <w:r>
-        <w:rPr>
-          <w:rFonts w:ascii="TH Sarabun New" w:hAnsi="TH Sarabun New" w:cs="TH Sarabun New"/>
-          <w:b/>
-          <w:sz w:val="32"/>
-          <w:szCs w:val="32"/>
-          <w:bCs/>
-        </w:rPr>
-        <w:t>ไม่พบการหยิบออกจากลัง NG</w:t>
-      </w:r>
-    </w:p>
-    <w:p/>
-    <w:p>
-      <w:pPr>
-        <w:ind w:left="504"/>
-      </w:pPr>
-      <w:r>
-        <w:rPr>
-          <w:rFonts w:ascii="TH Sarabun New" w:hAnsi="TH Sarabun New" w:cs="TH Sarabun New"/>
-          <w:b w:val="0"/>
-          <w:i/>
-          <w:sz w:val="30"/>
-          <w:szCs w:val="30"/>
-        </w:rPr>
-        <w:t>ตัวเลข 8/8 มาจากการตรวจ 4 จุดเวลา × 2 ลัง จึงเป็นฐานที่เล็ก อ่านให้ถูกคือ</w:t>
-      </w:r>
-    </w:p>
-    <w:p>
-      <w:pPr>
-        <w:ind w:left="504"/>
-      </w:pPr>
-      <w:r>
-        <w:rPr>
-          <w:rFonts w:ascii="TH Sarabun New" w:hAnsi="TH Sarabun New" w:cs="TH Sarabun New"/>
-          <w:b w:val="0"/>
-          <w:i/>
-          <w:sz w:val="30"/>
-          <w:szCs w:val="30"/>
-        </w:rPr>
-        <w:t xml:space="preserve">*"ในจุดที่ตรวจสอบแล้วยังไม่พบข้อผิดพลาด"* สิ่งที่ยืนยันได้ชัดเจนคือ </w:t>
-      </w:r>
-      <w:r>
-        <w:rPr>
-          <w:rFonts w:ascii="TH Sarabun New" w:hAnsi="TH Sarabun New" w:cs="TH Sarabun New"/>
-          <w:b/>
-          <w:i/>
-          <w:sz w:val="30"/>
-          <w:szCs w:val="30"/>
-          <w:bCs/>
-        </w:rPr>
-        <w:t>การเปลี่ยนวิธีถามได้ผลจริง</w:t>
-      </w:r>
-    </w:p>
-    <w:p>
-      <w:pPr>
-        <w:ind w:left="504"/>
-      </w:pPr>
-      <w:r>
-        <w:rPr>
-          <w:rFonts w:ascii="TH Sarabun New" w:hAnsi="TH Sarabun New" w:cs="TH Sarabun New"/>
-          <w:b w:val="0"/>
-          <w:i/>
-          <w:sz w:val="30"/>
-          <w:szCs w:val="30"/>
-        </w:rPr>
-        <w:t>— จากเดิมผิด 66% ของทั้งคลิป เหลือไม่พบข้อผิดพลาดในจุดที่ตรวจ</w:t>
-      </w:r>
-    </w:p>
-    <w:p>
-      <w:r>
-        <w:rPr>
-          <w:rFonts w:ascii="TH Sarabun New" w:hAnsi="TH Sarabun New" w:cs="TH Sarabun New"/>
-          <w:b w:val="0"/>
-          <w:sz w:val="32"/>
-          <w:szCs w:val="32"/>
-        </w:rPr>
-        <w:t>&gt;</w:t>
-      </w:r>
-    </w:p>
-    <w:p>
-      <w:pPr>
-        <w:ind w:left="504"/>
-      </w:pPr>
-      <w:r>
-        <w:rPr>
-          <w:rFonts w:ascii="TH Sarabun New" w:hAnsi="TH Sarabun New" w:cs="TH Sarabun New"/>
-          <w:b w:val="0"/>
-          <w:i/>
-          <w:sz w:val="30"/>
-          <w:szCs w:val="30"/>
-        </w:rPr>
-        <w:t xml:space="preserve">ข้อจำกัดที่ต้องระบุ: ระบบรู้ว่า "มีมือยุ่งกับลัง" แต่ </w:t>
-      </w:r>
-      <w:r>
-        <w:rPr>
-          <w:rFonts w:ascii="TH Sarabun New" w:hAnsi="TH Sarabun New" w:cs="TH Sarabun New"/>
-          <w:b/>
-          <w:i/>
-          <w:sz w:val="30"/>
-          <w:szCs w:val="30"/>
-          <w:bCs/>
-        </w:rPr>
-        <w:t>แยกไม่ได้ว่าหยิบออกหรือวางลง</w:t>
-      </w:r>
-    </w:p>
-    <w:p>
-      <w:pPr>
-        <w:ind w:left="504"/>
-      </w:pPr>
-      <w:r>
-        <w:rPr>
-          <w:rFonts w:ascii="TH Sarabun New" w:hAnsi="TH Sarabun New" w:cs="TH Sarabun New"/>
-          <w:b w:val="0"/>
-          <w:i/>
-          <w:sz w:val="30"/>
-          <w:szCs w:val="30"/>
-        </w:rPr>
-        <w:t>จึงรายงานเป็น "ต้องให้คนตรวจ" ไม่ใช่ "หยิบจากลัง NG"</w:t>
-      </w:r>
-    </w:p>
-    <w:p/>
-    <w:p>
-      <w:r>
-        <w:rPr>
-          <w:rFonts w:ascii="TH Sarabun New" w:hAnsi="TH Sarabun New" w:cs="TH Sarabun New"/>
-          <w:b/>
-          <w:sz w:val="36"/>
-          <w:szCs w:val="36"/>
-          <w:bCs/>
-        </w:rPr>
-        <w:t>7.4 ผลการตรวจจับเหตุการณ์และการจับคู่กฎ</w:t>
+        <w:t>7.3 ผลการตรวจจับเหตุการณ์และการจับคู่กฎ</w:t>
       </w:r>
     </w:p>
     <w:p/>
@@ -14619,11 +13985,21 @@
       <w:r>
         <w:rPr>
           <w:rFonts w:ascii="TH Sarabun New" w:hAnsi="TH Sarabun New" w:cs="TH Sarabun New"/>
+          <w:b/>
+          <w:sz w:val="32"/>
+          <w:szCs w:val="32"/>
+          <w:bCs/>
+        </w:rPr>
+        <w:t>ผลที่สำคัญที่สุดคือการตรวจพบเหตุเกือบเกิดอุบัติเหตุ</w:t>
+      </w:r>
+      <w:r>
+        <w:rPr>
+          <w:rFonts w:ascii="TH Sarabun New" w:hAnsi="TH Sarabun New" w:cs="TH Sarabun New"/>
           <w:b w:val="0"/>
           <w:sz w:val="32"/>
           <w:szCs w:val="32"/>
         </w:rPr>
-        <w:t>ระดับความรุนแรง: วิกฤต 1 · สูง 3 · กลาง 6 · ต่ำ 1</w:t>
+        <w:t xml:space="preserve"> ซึ่งวิกฤตที่สุดในคลิปและตรวจจับยากที่สุด</w:t>
       </w:r>
     </w:p>
     <w:p>
@@ -14634,7 +14010,18 @@
           <w:sz w:val="32"/>
           <w:szCs w:val="32"/>
         </w:rPr>
-        <w:t xml:space="preserve">นอกจากนี้ยังผลิตคำบรรยายรายวินาที </w:t>
+        <w:t>เพราะไม่มีวัตถุใดหายไปหรือปรากฏขึ้น มีเพียงความสัมพันธ์เชิงพื้นที่ระหว่างมือกับเครื่องจักรที่เปลี่ยนไป</w:t>
+      </w:r>
+    </w:p>
+    <w:p>
+      <w:r>
+        <w:rPr>
+          <w:rFonts w:ascii="TH Sarabun New" w:hAnsi="TH Sarabun New" w:cs="TH Sarabun New"/>
+          <w:b w:val="0"/>
+          <w:sz w:val="32"/>
+          <w:szCs w:val="32"/>
+        </w:rPr>
+        <w:t xml:space="preserve">· </w:t>
       </w:r>
       <w:r>
         <w:rPr>
@@ -14644,8 +14031,10 @@
           <w:szCs w:val="32"/>
           <w:bCs/>
         </w:rPr>
-        <w:t>220 จุด</w:t>
-      </w:r>
+        <w:t>แบบจำลองที่นำมาเทียบ (Qwen3-VL-8B) ตรวจไม่พบเหตุนี้ ขณะที่ Cosmos ตรวจพบ</w:t>
+      </w:r>
+    </w:p>
+    <w:p>
       <w:r>
         <w:rPr>
           <w:rFonts w:ascii="TH Sarabun New" w:hAnsi="TH Sarabun New" w:cs="TH Sarabun New"/>
@@ -14653,17 +14042,7 @@
           <w:sz w:val="32"/>
           <w:szCs w:val="32"/>
         </w:rPr>
-        <w:t xml:space="preserve"> และสรุปกิจกรรมระดับลัง </w:t>
-      </w:r>
-      <w:r>
-        <w:rPr>
-          <w:rFonts w:ascii="TH Sarabun New" w:hAnsi="TH Sarabun New" w:cs="TH Sarabun New"/>
-          <w:b/>
-          <w:sz w:val="32"/>
-          <w:szCs w:val="32"/>
-          <w:bCs/>
-        </w:rPr>
-        <w:t>32 รายการ</w:t>
+        <w:t>ซึ่งเป็นจุดชี้ขาดในการเลือกแบบจำลอง</w:t>
       </w:r>
     </w:p>
     <w:p/>
@@ -14671,12 +14050,21 @@
       <w:r>
         <w:rPr>
           <w:rFonts w:ascii="TH Sarabun New" w:hAnsi="TH Sarabun New" w:cs="TH Sarabun New"/>
+          <w:b w:val="0"/>
+          <w:sz w:val="32"/>
+          <w:szCs w:val="32"/>
+        </w:rPr>
+        <w:t>นอกจากนี้ยังระบุได้ว่ามือเข้าไปยุ่งกับลังใด (</w:t>
+      </w:r>
+      <w:r>
+        <w:rPr>
+          <w:rFonts w:ascii="TH Sarabun New" w:hAnsi="TH Sarabun New" w:cs="TH Sarabun New"/>
           <w:b/>
           <w:sz w:val="32"/>
           <w:szCs w:val="32"/>
           <w:bCs/>
         </w:rPr>
-        <w:t>ผลที่สำคัญที่สุดคือการตรวจพบเหตุเกือบเกิดอุบัติเหตุ</w:t>
+        <w:t>ถูก 8/8 ไม่มีแจ้งผิด</w:t>
       </w:r>
       <w:r>
         <w:rPr>
@@ -14685,7 +14073,7 @@
           <w:sz w:val="32"/>
           <w:szCs w:val="32"/>
         </w:rPr>
-        <w:t xml:space="preserve"> ซึ่งเป็นเหตุที่วิกฤตที่สุดในคลิป</w:t>
+        <w:t>) ·</w:t>
       </w:r>
     </w:p>
     <w:p>
@@ -14696,10 +14084,18 @@
           <w:sz w:val="32"/>
           <w:szCs w:val="32"/>
         </w:rPr>
-        <w:t>และเป็นเหตุที่ระบบตรวจจับด้วยกฎแบบเดิมทำได้ยากที่สุด เพราะไม่มีวัตถุใดหายไปหรือปรากฏขึ้น</w:t>
-      </w:r>
-    </w:p>
-    <w:p>
+        <w:t xml:space="preserve">ผลิตคำบรรยายรายวินาที </w:t>
+      </w:r>
+      <w:r>
+        <w:rPr>
+          <w:rFonts w:ascii="TH Sarabun New" w:hAnsi="TH Sarabun New" w:cs="TH Sarabun New"/>
+          <w:b/>
+          <w:sz w:val="32"/>
+          <w:szCs w:val="32"/>
+          <w:bCs/>
+        </w:rPr>
+        <w:t>220 จุด</w:t>
+      </w:r>
       <w:r>
         <w:rPr>
           <w:rFonts w:ascii="TH Sarabun New" w:hAnsi="TH Sarabun New" w:cs="TH Sarabun New"/>
@@ -14707,7 +14103,17 @@
           <w:sz w:val="32"/>
           <w:szCs w:val="32"/>
         </w:rPr>
-        <w:t>มีเพียงความสัมพันธ์เชิงพื้นที่ระหว่างมือกับเครื่องจักรที่เปลี่ยนไป</w:t>
+        <w:t xml:space="preserve"> และสรุปกิจกรรมระดับลัง </w:t>
+      </w:r>
+      <w:r>
+        <w:rPr>
+          <w:rFonts w:ascii="TH Sarabun New" w:hAnsi="TH Sarabun New" w:cs="TH Sarabun New"/>
+          <w:b/>
+          <w:sz w:val="32"/>
+          <w:szCs w:val="32"/>
+          <w:bCs/>
+        </w:rPr>
+        <w:t>32 รายการ</w:t>
       </w:r>
     </w:p>
     <w:p/>
@@ -14720,7 +14126,7 @@
           <w:szCs w:val="36"/>
           <w:bCs/>
         </w:rPr>
-        <w:t>7.5 ผลการเปรียบเทียบกับแบบจำลองอื่น</w:t>
+        <w:t>7.4 ผลการวัดความเร็ว</w:t>
       </w:r>
     </w:p>
     <w:p/>
@@ -14753,7 +14159,7 @@
                 <w:sz w:val="28"/>
                 <w:szCs w:val="28"/>
               </w:rPr>
-              <w:t>แบบจำลอง</w:t>
+              <w:t>คอนฟิก</w:t>
             </w:r>
           </w:p>
         </w:tc>
@@ -14774,7 +14180,7 @@
                 <w:sz w:val="28"/>
                 <w:szCs w:val="28"/>
               </w:rPr>
-              <w:t>ตรวจพบประเภทเหตุการณ์</w:t>
+              <w:t>เวลาต่องาน</w:t>
             </w:r>
           </w:p>
         </w:tc>
@@ -14795,7 +14201,7 @@
                 <w:sz w:val="28"/>
                 <w:szCs w:val="28"/>
               </w:rPr>
-              <w:t>จับเหตุเกือบเกิดอุบัติเหตุ</w:t>
+              <w:t>ความเร็ววิดีโอสูงสุด</w:t>
             </w:r>
           </w:p>
         </w:tc>
@@ -14814,7 +14220,7 @@
                 <w:sz w:val="28"/>
                 <w:szCs w:val="28"/>
               </w:rPr>
-              <w:t>Qwen3-VL-8B</w:t>
+              <w:t>RTX 4090 × 1</w:t>
             </w:r>
           </w:p>
         </w:tc>
@@ -14831,7 +14237,7 @@
                 <w:sz w:val="28"/>
                 <w:szCs w:val="28"/>
               </w:rPr>
-              <w:t>62% (5/8)</w:t>
+              <w:t>2.13 วิ</w:t>
             </w:r>
           </w:p>
         </w:tc>
@@ -14844,12 +14250,11 @@
             <w:r>
               <w:rPr>
                 <w:rFonts w:ascii="TH Sarabun New" w:hAnsi="TH Sarabun New" w:cs="TH Sarabun New"/>
-                <w:b/>
-                <w:sz w:val="28"/>
-                <w:szCs w:val="28"/>
-                <w:bCs/>
-              </w:rPr>
-              <w:t>ไม่ได้</w:t>
+                <w:b w:val="0"/>
+                <w:sz w:val="28"/>
+                <w:szCs w:val="28"/>
+              </w:rPr>
+              <w:t>0.47×</w:t>
             </w:r>
           </w:p>
         </w:tc>
@@ -14869,7 +14274,7 @@
                 <w:szCs w:val="28"/>
                 <w:bCs/>
               </w:rPr>
-              <w:t>Cosmos-Reason2-8B</w:t>
+              <w:t>RTX 4090 × 2</w:t>
             </w:r>
           </w:p>
         </w:tc>
@@ -14887,7 +14292,7 @@
                 <w:szCs w:val="28"/>
                 <w:bCs/>
               </w:rPr>
-              <w:t>75% (6/8)</w:t>
+              <w:t>1.17 วิ</w:t>
             </w:r>
           </w:p>
         </w:tc>
@@ -14905,7 +14310,7 @@
                 <w:szCs w:val="28"/>
                 <w:bCs/>
               </w:rPr>
-              <w:t>ได้</w:t>
+              <w:t>0.86×</w:t>
             </w:r>
           </w:p>
         </w:tc>
@@ -14916,21 +14321,21 @@
       <w:r>
         <w:rPr>
           <w:rFonts w:ascii="TH Sarabun New" w:hAnsi="TH Sarabun New" w:cs="TH Sarabun New"/>
+          <w:b/>
+          <w:sz w:val="32"/>
+          <w:szCs w:val="32"/>
+          <w:bCs/>
+        </w:rPr>
+        <w:t>การ์ดใบที่สองเร่งความเร็วได้ 1.82 เท่า</w:t>
+      </w:r>
+      <w:r>
+        <w:rPr>
+          <w:rFonts w:ascii="TH Sarabun New" w:hAnsi="TH Sarabun New" w:cs="TH Sarabun New"/>
           <w:b w:val="0"/>
           <w:sz w:val="32"/>
           <w:szCs w:val="32"/>
         </w:rPr>
-        <w:t xml:space="preserve">จุดชี้ขาดในการเลือกแบบจำลองคือ </w:t>
-      </w:r>
-      <w:r>
-        <w:rPr>
-          <w:rFonts w:ascii="TH Sarabun New" w:hAnsi="TH Sarabun New" w:cs="TH Sarabun New"/>
-          <w:b/>
-          <w:sz w:val="32"/>
-          <w:szCs w:val="32"/>
-          <w:bCs/>
-        </w:rPr>
-        <w:t>Qwen ตรวจไม่พบเหตุเกือบเกิดอุบัติเหตุ ส่วน Cosmos ตรวจพบ</w:t>
+        <w:t xml:space="preserve"> ใกล้เคียง 2 เท่าตามทฤษฎี ยืนยันว่าวิธีแบ่งงานที่เลือกใช้</w:t>
       </w:r>
     </w:p>
     <w:p>
@@ -14941,110 +14346,80 @@
           <w:sz w:val="32"/>
           <w:szCs w:val="32"/>
         </w:rPr>
-        <w:t>ซึ่งสอดคล้องกับที่ Cosmos ถูกปรับแต่งมาสำหรับการให้เหตุผลเชิงกายภาพโดยเฉพาะ</w:t>
+        <w:t xml:space="preserve">ไม่มีต้นทุนการสื่อสารข้ามการ์ด — </w:t>
+      </w:r>
+      <w:r>
+        <w:rPr>
+          <w:rFonts w:ascii="TH Sarabun New" w:hAnsi="TH Sarabun New" w:cs="TH Sarabun New"/>
+          <w:b/>
+          <w:sz w:val="32"/>
+          <w:szCs w:val="32"/>
+          <w:bCs/>
+        </w:rPr>
+        <w:t>เพิ่มการ์ดกี่ใบก็เร็วขึ้นตามนั้น</w:t>
+      </w:r>
+      <w:r>
+        <w:rPr>
+          <w:rFonts w:ascii="TH Sarabun New" w:hAnsi="TH Sarabun New" w:cs="TH Sarabun New"/>
+          <w:b w:val="0"/>
+          <w:sz w:val="32"/>
+          <w:szCs w:val="32"/>
+        </w:rPr>
+        <w:t xml:space="preserve"> ซึ่งสำคัญต่อการขยายไปหลายกล้อง</w:t>
       </w:r>
     </w:p>
     <w:p/>
     <w:p>
-      <w:pPr>
-        <w:ind w:left="504"/>
-      </w:pPr>
+      <w:r>
+        <w:rPr>
+          <w:rFonts w:ascii="TH Sarabun New" w:hAnsi="TH Sarabun New" w:cs="TH Sarabun New"/>
+          <w:b/>
+          <w:sz w:val="32"/>
+          <w:szCs w:val="32"/>
+          <w:bCs/>
+        </w:rPr>
+        <w:t>ความเสถียร:</w:t>
+      </w:r>
       <w:r>
         <w:rPr>
           <w:rFonts w:ascii="TH Sarabun New" w:hAnsi="TH Sarabun New" w:cs="TH Sarabun New"/>
           <w:b w:val="0"/>
-          <w:i/>
-          <w:sz w:val="30"/>
-          <w:szCs w:val="30"/>
-        </w:rPr>
-        <w:t>วัดด้วยวิธีรุ่นแรก จึงใช้ประกอบ</w:t>
+          <w:sz w:val="32"/>
+          <w:szCs w:val="32"/>
+        </w:rPr>
+        <w:t xml:space="preserve"> ส่งคำถามเดิมซ้ำโดยสั่งไม่ให้สุ่ม พบว่า </w:t>
       </w:r>
       <w:r>
         <w:rPr>
           <w:rFonts w:ascii="TH Sarabun New" w:hAnsi="TH Sarabun New" w:cs="TH Sarabun New"/>
           <w:b/>
-          <w:i/>
-          <w:sz w:val="30"/>
-          <w:szCs w:val="30"/>
+          <w:sz w:val="32"/>
+          <w:szCs w:val="32"/>
           <w:bCs/>
         </w:rPr>
-        <w:t>การเลือกแบบจำลอง</w:t>
-      </w:r>
-      <w:r>
-        <w:rPr>
-          <w:rFonts w:ascii="TH Sarabun New" w:hAnsi="TH Sarabun New" w:cs="TH Sarabun New"/>
-          <w:b w:val="0"/>
-          <w:i/>
-          <w:sz w:val="30"/>
-          <w:szCs w:val="30"/>
-        </w:rPr>
-        <w:t>เท่านั้น และเป็นค่าที่ต่ำกว่าความจริง</w:t>
+        <w:t>ชั้นที่ตอบสั้นว่าใช่/ไม่ใช่ ให้ผลคงที่ 12/12</w:t>
       </w:r>
     </w:p>
     <w:p>
-      <w:pPr>
-        <w:ind w:left="504"/>
-      </w:pPr>
       <w:r>
         <w:rPr>
           <w:rFonts w:ascii="TH Sarabun New" w:hAnsi="TH Sarabun New" w:cs="TH Sarabun New"/>
           <w:b w:val="0"/>
-          <w:i/>
-          <w:sz w:val="30"/>
-          <w:szCs w:val="30"/>
-        </w:rPr>
-        <w:t xml:space="preserve">เพราะเฉลยเหตุการณ์ครอบคลุม 5 หมวด </w:t>
-      </w:r>
-      <w:r>
-        <w:rPr>
-          <w:rFonts w:ascii="TH Sarabun New" w:hAnsi="TH Sarabun New" w:cs="TH Sarabun New"/>
-          <w:b/>
-          <w:i/>
-          <w:sz w:val="30"/>
-          <w:szCs w:val="30"/>
-          <w:bCs/>
-        </w:rPr>
-        <w:t>ไม่มีหมวด "ของตก"</w:t>
-      </w:r>
-      <w:r>
-        <w:rPr>
-          <w:rFonts w:ascii="TH Sarabun New" w:hAnsi="TH Sarabun New" w:cs="TH Sarabun New"/>
-          <w:b w:val="0"/>
-          <w:i/>
-          <w:sz w:val="30"/>
-          <w:szCs w:val="30"/>
-        </w:rPr>
-        <w:t xml:space="preserve"> การตรวจของตกที่ถูกต้อง</w:t>
+          <w:sz w:val="32"/>
+          <w:szCs w:val="32"/>
+        </w:rPr>
+        <w:t>ส่วนชั้นที่ตอบเป็นข้อความยาวให้ผลต่างกันเล็กน้อย — เป็นหลักฐานรองรับการออกแบบระบบ 2 ชั้น</w:t>
       </w:r>
     </w:p>
     <w:p>
-      <w:pPr>
-        <w:ind w:left="504"/>
-      </w:pPr>
       <w:r>
         <w:rPr>
           <w:rFonts w:ascii="TH Sarabun New" w:hAnsi="TH Sarabun New" w:cs="TH Sarabun New"/>
           <w:b w:val="0"/>
-          <w:i/>
-          <w:sz w:val="30"/>
-          <w:szCs w:val="30"/>
-        </w:rPr>
-        <w:t>จึงถูกนับเป็นแจ้งผิดโดยอัตโนมัติ (2 จาก 11 เหตุการณ์) — ใช้เทียบระหว่างแบบจำลองได้</w:t>
-      </w:r>
-    </w:p>
-    <w:p>
-      <w:pPr>
-        <w:ind w:left="504"/>
-      </w:pPr>
-      <w:r>
-        <w:rPr>
-          <w:rFonts w:ascii="TH Sarabun New" w:hAnsi="TH Sarabun New" w:cs="TH Sarabun New"/>
-          <w:b w:val="0"/>
-          <w:i/>
-          <w:sz w:val="30"/>
-          <w:szCs w:val="30"/>
-        </w:rPr>
-        <w:t>เพราะทั้งคู่โดนกติกาเดียวกัน แต่ใช้เป็นค่าสัมบูรณ์ไม่ได้</w:t>
+          <w:sz w:val="32"/>
+          <w:szCs w:val="32"/>
+        </w:rPr>
+        <w:t>คือให้ชั้นแจ้งเตือนตอบสั้นเพื่อความเชื่อถือได้ ส่วนชั้นบรรยายเล่าเป็นภาษาคน</w:t>
       </w:r>
     </w:p>
     <w:p/>
@@ -15057,413 +14432,7 @@
           <w:szCs w:val="36"/>
           <w:bCs/>
         </w:rPr>
-        <w:t>7.6 ผลการวัดความเร็ว</w:t>
-      </w:r>
-    </w:p>
-    <w:p/>
-    <w:tbl>
-      <w:tblPr>
-        <w:tblStyle w:val="TableGrid"/>
-        <w:tblW w:type="auto" w:w="0"/>
-        <w:tblLook w:firstColumn="1" w:firstRow="1" w:lastColumn="0" w:lastRow="0" w:noHBand="0" w:noVBand="1" w:val="04A0"/>
-      </w:tblPr>
-      <w:tblGrid>
-        <w:gridCol w:w="3010"/>
-        <w:gridCol w:w="3010"/>
-        <w:gridCol w:w="3010"/>
-      </w:tblGrid>
-      <w:tr>
-        <w:tc>
-          <w:tcPr>
-            <w:tcW w:type="dxa" w:w="3010"/>
-          </w:tcPr>
-          <w:p>
-            <w:r>
-              <w:rPr>
-                <w:b/>
-              </w:rPr>
-            </w:r>
-            <w:r>
-              <w:rPr>
-                <w:rFonts w:ascii="TH Sarabun New" w:hAnsi="TH Sarabun New" w:cs="TH Sarabun New"/>
-                <w:b/>
-                <w:sz w:val="28"/>
-                <w:szCs w:val="28"/>
-              </w:rPr>
-              <w:t>คอนฟิก</w:t>
-            </w:r>
-          </w:p>
-        </w:tc>
-        <w:tc>
-          <w:tcPr>
-            <w:tcW w:type="dxa" w:w="3010"/>
-          </w:tcPr>
-          <w:p>
-            <w:r>
-              <w:rPr>
-                <w:b/>
-              </w:rPr>
-            </w:r>
-            <w:r>
-              <w:rPr>
-                <w:rFonts w:ascii="TH Sarabun New" w:hAnsi="TH Sarabun New" w:cs="TH Sarabun New"/>
-                <w:b/>
-                <w:sz w:val="28"/>
-                <w:szCs w:val="28"/>
-              </w:rPr>
-              <w:t>เวลาต่องาน</w:t>
-            </w:r>
-          </w:p>
-        </w:tc>
-        <w:tc>
-          <w:tcPr>
-            <w:tcW w:type="dxa" w:w="3010"/>
-          </w:tcPr>
-          <w:p>
-            <w:r>
-              <w:rPr>
-                <w:b/>
-              </w:rPr>
-            </w:r>
-            <w:r>
-              <w:rPr>
-                <w:rFonts w:ascii="TH Sarabun New" w:hAnsi="TH Sarabun New" w:cs="TH Sarabun New"/>
-                <w:b/>
-                <w:sz w:val="28"/>
-                <w:szCs w:val="28"/>
-              </w:rPr>
-              <w:t>ความเร็ววิดีโอสูงสุด</w:t>
-            </w:r>
-          </w:p>
-        </w:tc>
-      </w:tr>
-      <w:tr>
-        <w:tc>
-          <w:tcPr>
-            <w:tcW w:type="dxa" w:w="3010"/>
-          </w:tcPr>
-          <w:p>
-            <w:r/>
-            <w:r>
-              <w:rPr>
-                <w:rFonts w:ascii="TH Sarabun New" w:hAnsi="TH Sarabun New" w:cs="TH Sarabun New"/>
-                <w:b w:val="0"/>
-                <w:sz w:val="28"/>
-                <w:szCs w:val="28"/>
-              </w:rPr>
-              <w:t>RTX 4090 × 1</w:t>
-            </w:r>
-          </w:p>
-        </w:tc>
-        <w:tc>
-          <w:tcPr>
-            <w:tcW w:type="dxa" w:w="3010"/>
-          </w:tcPr>
-          <w:p>
-            <w:r/>
-            <w:r>
-              <w:rPr>
-                <w:rFonts w:ascii="TH Sarabun New" w:hAnsi="TH Sarabun New" w:cs="TH Sarabun New"/>
-                <w:b w:val="0"/>
-                <w:sz w:val="28"/>
-                <w:szCs w:val="28"/>
-              </w:rPr>
-              <w:t>2.13 วิ</w:t>
-            </w:r>
-          </w:p>
-        </w:tc>
-        <w:tc>
-          <w:tcPr>
-            <w:tcW w:type="dxa" w:w="3010"/>
-          </w:tcPr>
-          <w:p>
-            <w:r/>
-            <w:r>
-              <w:rPr>
-                <w:rFonts w:ascii="TH Sarabun New" w:hAnsi="TH Sarabun New" w:cs="TH Sarabun New"/>
-                <w:b w:val="0"/>
-                <w:sz w:val="28"/>
-                <w:szCs w:val="28"/>
-              </w:rPr>
-              <w:t>0.47×</w:t>
-            </w:r>
-          </w:p>
-        </w:tc>
-      </w:tr>
-      <w:tr>
-        <w:tc>
-          <w:tcPr>
-            <w:tcW w:type="dxa" w:w="3010"/>
-          </w:tcPr>
-          <w:p>
-            <w:r/>
-            <w:r>
-              <w:rPr>
-                <w:rFonts w:ascii="TH Sarabun New" w:hAnsi="TH Sarabun New" w:cs="TH Sarabun New"/>
-                <w:b/>
-                <w:sz w:val="28"/>
-                <w:szCs w:val="28"/>
-                <w:bCs/>
-              </w:rPr>
-              <w:t>RTX 4090 × 2</w:t>
-            </w:r>
-          </w:p>
-        </w:tc>
-        <w:tc>
-          <w:tcPr>
-            <w:tcW w:type="dxa" w:w="3010"/>
-          </w:tcPr>
-          <w:p>
-            <w:r/>
-            <w:r>
-              <w:rPr>
-                <w:rFonts w:ascii="TH Sarabun New" w:hAnsi="TH Sarabun New" w:cs="TH Sarabun New"/>
-                <w:b/>
-                <w:sz w:val="28"/>
-                <w:szCs w:val="28"/>
-                <w:bCs/>
-              </w:rPr>
-              <w:t>1.17 วิ</w:t>
-            </w:r>
-          </w:p>
-        </w:tc>
-        <w:tc>
-          <w:tcPr>
-            <w:tcW w:type="dxa" w:w="3010"/>
-          </w:tcPr>
-          <w:p>
-            <w:r/>
-            <w:r>
-              <w:rPr>
-                <w:rFonts w:ascii="TH Sarabun New" w:hAnsi="TH Sarabun New" w:cs="TH Sarabun New"/>
-                <w:b/>
-                <w:sz w:val="28"/>
-                <w:szCs w:val="28"/>
-                <w:bCs/>
-              </w:rPr>
-              <w:t>0.86×</w:t>
-            </w:r>
-          </w:p>
-        </w:tc>
-      </w:tr>
-      <w:tr>
-        <w:tc>
-          <w:tcPr>
-            <w:tcW w:type="dxa" w:w="3010"/>
-          </w:tcPr>
-          <w:p>
-            <w:r/>
-            <w:r>
-              <w:rPr>
-                <w:rFonts w:ascii="TH Sarabun New" w:hAnsi="TH Sarabun New" w:cs="TH Sarabun New"/>
-                <w:b w:val="0"/>
-                <w:sz w:val="28"/>
-                <w:szCs w:val="28"/>
-              </w:rPr>
-              <w:t>RTX 4090 × 2 + ระบุลังทีละใบ</w:t>
-            </w:r>
-          </w:p>
-        </w:tc>
-        <w:tc>
-          <w:tcPr>
-            <w:tcW w:type="dxa" w:w="3010"/>
-          </w:tcPr>
-          <w:p>
-            <w:r/>
-            <w:r>
-              <w:rPr>
-                <w:rFonts w:ascii="TH Sarabun New" w:hAnsi="TH Sarabun New" w:cs="TH Sarabun New"/>
-                <w:b w:val="0"/>
-                <w:sz w:val="28"/>
-                <w:szCs w:val="28"/>
-              </w:rPr>
-              <w:t>1.22–1.53 วิ</w:t>
-            </w:r>
-          </w:p>
-        </w:tc>
-        <w:tc>
-          <w:tcPr>
-            <w:tcW w:type="dxa" w:w="3010"/>
-          </w:tcPr>
-          <w:p>
-            <w:r/>
-            <w:r>
-              <w:rPr>
-                <w:rFonts w:ascii="TH Sarabun New" w:hAnsi="TH Sarabun New" w:cs="TH Sarabun New"/>
-                <w:b w:val="0"/>
-                <w:sz w:val="28"/>
-                <w:szCs w:val="28"/>
-              </w:rPr>
-              <w:t>0.65–0.82×</w:t>
-            </w:r>
-          </w:p>
-        </w:tc>
-      </w:tr>
-    </w:tbl>
-    <w:p/>
-    <w:p>
-      <w:r>
-        <w:rPr>
-          <w:rFonts w:ascii="TH Sarabun New" w:hAnsi="TH Sarabun New" w:cs="TH Sarabun New"/>
-          <w:b/>
-          <w:sz w:val="32"/>
-          <w:szCs w:val="32"/>
-          <w:bCs/>
-        </w:rPr>
-        <w:t>การ์ดใบที่สองเร่งความเร็วได้ 1.82 เท่า</w:t>
-      </w:r>
-      <w:r>
-        <w:rPr>
-          <w:rFonts w:ascii="TH Sarabun New" w:hAnsi="TH Sarabun New" w:cs="TH Sarabun New"/>
-          <w:b w:val="0"/>
-          <w:sz w:val="32"/>
-          <w:szCs w:val="32"/>
-        </w:rPr>
-        <w:t xml:space="preserve"> ซึ่งใกล้เคียงกับ 2 เท่าตามทฤษฎี</w:t>
-      </w:r>
-    </w:p>
-    <w:p>
-      <w:r>
-        <w:rPr>
-          <w:rFonts w:ascii="TH Sarabun New" w:hAnsi="TH Sarabun New" w:cs="TH Sarabun New"/>
-          <w:b w:val="0"/>
-          <w:sz w:val="32"/>
-          <w:szCs w:val="32"/>
-        </w:rPr>
-        <w:t>เป็นหลักฐานยืนยันว่าวิธีแบ่งงานที่เลือกใช้ไม่มีต้นทุนการสื่อสารข้ามการ์ด</w:t>
-      </w:r>
-    </w:p>
-    <w:p>
-      <w:r>
-        <w:rPr>
-          <w:rFonts w:ascii="TH Sarabun New" w:hAnsi="TH Sarabun New" w:cs="TH Sarabun New"/>
-          <w:b w:val="0"/>
-          <w:sz w:val="32"/>
-          <w:szCs w:val="32"/>
-        </w:rPr>
-        <w:t xml:space="preserve">เพราะการ์ดแต่ละใบเก็บแบบจำลองครบทั้งตัวและผลัดกันรับงานคนละชิ้น — </w:t>
-      </w:r>
-      <w:r>
-        <w:rPr>
-          <w:rFonts w:ascii="TH Sarabun New" w:hAnsi="TH Sarabun New" w:cs="TH Sarabun New"/>
-          <w:b/>
-          <w:sz w:val="32"/>
-          <w:szCs w:val="32"/>
-          <w:bCs/>
-        </w:rPr>
-        <w:t>เพิ่มการ์ดกี่ใบก็เร็วขึ้นตามนั้น</w:t>
-      </w:r>
-    </w:p>
-    <w:p/>
-    <w:p>
-      <w:r>
-        <w:rPr>
-          <w:rFonts w:ascii="TH Sarabun New" w:hAnsi="TH Sarabun New" w:cs="TH Sarabun New"/>
-          <w:b w:val="0"/>
-          <w:sz w:val="32"/>
-          <w:szCs w:val="32"/>
-        </w:rPr>
-        <w:t xml:space="preserve">เวลาต่อหนึ่งคำขอ: ตรวจอุปกรณ์ป้องกัน 1.92 วิ · บรรยายเหตุการณ์ 2.09 วิ · </w:t>
-      </w:r>
-      <w:r>
-        <w:rPr>
-          <w:rFonts w:ascii="TH Sarabun New" w:hAnsi="TH Sarabun New" w:cs="TH Sarabun New"/>
-          <w:b/>
-          <w:sz w:val="32"/>
-          <w:szCs w:val="32"/>
-          <w:bCs/>
-        </w:rPr>
-        <w:t>ถามทีละลัง 0.27 วิ</w:t>
-      </w:r>
-    </w:p>
-    <w:p>
-      <w:r>
-        <w:rPr>
-          <w:rFonts w:ascii="TH Sarabun New" w:hAnsi="TH Sarabun New" w:cs="TH Sarabun New"/>
-          <w:b w:val="0"/>
-          <w:sz w:val="32"/>
-          <w:szCs w:val="32"/>
-        </w:rPr>
-        <w:t>(ถูกกว่าการบรรยาย 8.4 เท่า เพราะภาพครอบเล็กกว่า) · ประมวลผลทั้งคลิป: ตรวจ PPE 74 เฟรม 121 วินาที</w:t>
-      </w:r>
-    </w:p>
-    <w:p>
-      <w:r>
-        <w:rPr>
-          <w:rFonts w:ascii="TH Sarabun New" w:hAnsi="TH Sarabun New" w:cs="TH Sarabun New"/>
-          <w:b w:val="0"/>
-          <w:sz w:val="32"/>
-          <w:szCs w:val="32"/>
-        </w:rPr>
-        <w:t>· ระบุลังทั้งคลิป 67 วินาที</w:t>
-      </w:r>
-    </w:p>
-    <w:p/>
-    <w:p>
-      <w:r>
-        <w:rPr>
-          <w:rFonts w:ascii="TH Sarabun New" w:hAnsi="TH Sarabun New" w:cs="TH Sarabun New"/>
-          <w:b/>
-          <w:sz w:val="32"/>
-          <w:szCs w:val="32"/>
-          <w:bCs/>
-        </w:rPr>
-        <w:t>ความเสถียรของคำตอบ:</w:t>
-      </w:r>
-      <w:r>
-        <w:rPr>
-          <w:rFonts w:ascii="TH Sarabun New" w:hAnsi="TH Sarabun New" w:cs="TH Sarabun New"/>
-          <w:b w:val="0"/>
-          <w:sz w:val="32"/>
-          <w:szCs w:val="32"/>
-        </w:rPr>
-        <w:t xml:space="preserve"> ส่งคำถามเดิมซ้ำโดยสั่งไม่ให้สุ่ม พบว่า **ชั้นที่ตอบสั้นว่าใช่/ไม่ใช่</w:t>
-      </w:r>
-    </w:p>
-    <w:p>
-      <w:r>
-        <w:rPr>
-          <w:rFonts w:ascii="TH Sarabun New" w:hAnsi="TH Sarabun New" w:cs="TH Sarabun New"/>
-          <w:b w:val="0"/>
-          <w:sz w:val="32"/>
-          <w:szCs w:val="32"/>
-        </w:rPr>
-        <w:t>ให้ผลคงที่ 12 จาก 12 ครั้ง** ส่วนชั้นที่ตอบเป็นข้อความยาวให้ผลต่างกันเล็กน้อย</w:t>
-      </w:r>
-    </w:p>
-    <w:p>
-      <w:r>
-        <w:rPr>
-          <w:rFonts w:ascii="TH Sarabun New" w:hAnsi="TH Sarabun New" w:cs="TH Sarabun New"/>
-          <w:b w:val="0"/>
-          <w:sz w:val="32"/>
-          <w:szCs w:val="32"/>
-        </w:rPr>
-        <w:t>ผลนี้เป็นหลักฐานรองรับการออกแบบระบบ 2 ชั้น คือให้ชั้นแจ้งเตือนตอบสั้นเพื่อความเชื่อถือได้</w:t>
-      </w:r>
-    </w:p>
-    <w:p>
-      <w:r>
-        <w:rPr>
-          <w:rFonts w:ascii="TH Sarabun New" w:hAnsi="TH Sarabun New" w:cs="TH Sarabun New"/>
-          <w:b w:val="0"/>
-          <w:sz w:val="32"/>
-          <w:szCs w:val="32"/>
-        </w:rPr>
-        <w:t>ส่วนชั้นบรรยายเล่าเป็นภาษาคน</w:t>
-      </w:r>
-    </w:p>
-    <w:p/>
-    <w:p>
-      <w:r>
-        <w:rPr>
-          <w:rFonts w:ascii="TH Sarabun New" w:hAnsi="TH Sarabun New" w:cs="TH Sarabun New"/>
-          <w:b/>
-          <w:sz w:val="36"/>
-          <w:szCs w:val="36"/>
-          <w:bCs/>
-        </w:rPr>
-        <w:t>7.7 สรุปผลการทดสอบ</w:t>
+        <w:t>7.5 สรุปผลการทดสอบ</w:t>
       </w:r>
     </w:p>
     <w:p/>
@@ -15853,7 +14822,7 @@
           <w:szCs w:val="32"/>
           <w:bCs/>
         </w:rPr>
-        <w:t>ข้อจำกัดที่ต้องระบุอย่างตรงไปตรงมา</w:t>
+        <w:t>ข้อจำกัดที่ต้องระบุ:</w:t>
       </w:r>
       <w:r>
         <w:rPr>
@@ -15862,7 +14831,7 @@
           <w:sz w:val="32"/>
           <w:szCs w:val="32"/>
         </w:rPr>
-        <w:t xml:space="preserve"> — ทดสอบบนคลิปเดียวที่จัดฉากขึ้น จึงยังสรุปไม่ได้ว่า</w:t>
+        <w:t xml:space="preserve"> ทดสอบบนคลิปเดียวที่จัดฉากขึ้น · เฉลยครอบคลุม 74 จาก 220 เฟรม</w:t>
       </w:r>
     </w:p>
     <w:p>
@@ -15873,18 +14842,19 @@
           <w:sz w:val="32"/>
           <w:szCs w:val="32"/>
         </w:rPr>
-        <w:t>ใช้กับกล้องอื่นได้ · เฉลยครอบคลุม 74 จาก 220 เฟรม และตรวจโดยผู้พัฒนาเอง ·</w:t>
+        <w:t>และตรวจโดยผู้พัฒนาเอง · ยังไม่ได้ทดสอบกับสัญญาณสดจากกล้องจริง ·</w:t>
       </w:r>
     </w:p>
     <w:p>
       <w:r>
         <w:rPr>
           <w:rFonts w:ascii="TH Sarabun New" w:hAnsi="TH Sarabun New" w:cs="TH Sarabun New"/>
-          <w:b w:val="0"/>
-          <w:sz w:val="32"/>
-          <w:szCs w:val="32"/>
-        </w:rPr>
-        <w:t>ยังไม่ได้ทดสอบกับสัญญาณสดจากกล้องจริง · **ความแม่นยำระดับนี้เหมาะกับการเป็นเครื่องมือ</w:t>
+          <w:b/>
+          <w:sz w:val="32"/>
+          <w:szCs w:val="32"/>
+          <w:bCs/>
+        </w:rPr>
+        <w:t>ความแม่นยำระดับนี้เหมาะกับการเป็นเครื่องมือช่วยคัดกรองให้เจ้าหน้าที่ดู มากกว่าการตัดสินอัตโนมัติ</w:t>
       </w:r>
     </w:p>
     <w:p>
@@ -15895,7 +14865,7 @@
           <w:sz w:val="32"/>
           <w:szCs w:val="32"/>
         </w:rPr>
-        <w:t>ช่วยคัดกรองให้เจ้าหน้าที่ดู มากกว่าการตัดสินอัตโนมัติ** ซึ่งเป็นตำแหน่งที่โครงงานนี้ตั้งใจไว้ตั้งแต่ต้น</w:t>
+        <w:t>ซึ่งเป็นตำแหน่งที่โครงงานนี้ตั้งใจไว้ตั้งแต่ต้น</w:t>
       </w:r>
     </w:p>
     <w:p/>
@@ -15925,7 +14895,7 @@
           <w:sz w:val="32"/>
           <w:szCs w:val="32"/>
         </w:rPr>
-        <w:t xml:space="preserve">ปัญหาหลักที่พบไม่ได้มาจากการเขียนโปรแกรม แต่มาจาก </w:t>
+        <w:t xml:space="preserve">ปัญหาหลักไม่ได้มาจากการเขียนโปรแกรม แต่มาจาก </w:t>
       </w:r>
       <w:r>
         <w:rPr>
@@ -15946,540 +14916,7 @@
           <w:sz w:val="32"/>
           <w:szCs w:val="32"/>
         </w:rPr>
-        <w:t>ซึ่งแก้ด้วยการปรับคำสั่งไม่ได้ บทนี้สรุปว่าเจอปัญหาอะไร แก้อย่างไร และผลเป็นอย่างไร</w:t>
-      </w:r>
-    </w:p>
-    <w:p/>
-    <w:p>
-      <w:r>
-        <w:rPr>
-          <w:rFonts w:ascii="TH Sarabun New" w:hAnsi="TH Sarabun New" w:cs="TH Sarabun New"/>
-          <w:b/>
-          <w:sz w:val="36"/>
-          <w:szCs w:val="36"/>
-          <w:bCs/>
-        </w:rPr>
-        <w:t>8.1 แบบจำลองจับคู่ป้ายเข้ากับลังผิด — แก้ได้ด้วยการเปลี่ยนวิธีถาม</w:t>
-      </w:r>
-    </w:p>
-    <w:p/>
-    <w:p>
-      <w:r>
-        <w:rPr>
-          <w:rFonts w:ascii="TH Sarabun New" w:hAnsi="TH Sarabun New" w:cs="TH Sarabun New"/>
-          <w:b/>
-          <w:sz w:val="32"/>
-          <w:szCs w:val="32"/>
-          <w:bCs/>
-        </w:rPr>
-        <w:t>อาการ:</w:t>
-      </w:r>
-      <w:r>
-        <w:rPr>
-          <w:rFonts w:ascii="TH Sarabun New" w:hAnsi="TH Sarabun New" w:cs="TH Sarabun New"/>
-          <w:b w:val="0"/>
-          <w:sz w:val="32"/>
-          <w:szCs w:val="32"/>
-        </w:rPr>
-        <w:t xml:space="preserve"> คำบรรยายรายงานว่า "หยิบกระป๋องจากลัง NG" ทั้งที่ภาพแสดงชัดว่าหยิบจากลัง WAIT</w:t>
-      </w:r>
-    </w:p>
-    <w:p>
-      <w:r>
-        <w:rPr>
-          <w:rFonts w:ascii="TH Sarabun New" w:hAnsi="TH Sarabun New" w:cs="TH Sarabun New"/>
-          <w:b w:val="0"/>
-          <w:sz w:val="32"/>
-          <w:szCs w:val="32"/>
-        </w:rPr>
-        <w:t xml:space="preserve">ผิดถึง 146 จาก 220 จุด (66%) และ </w:t>
-      </w:r>
-      <w:r>
-        <w:rPr>
-          <w:rFonts w:ascii="TH Sarabun New" w:hAnsi="TH Sarabun New" w:cs="TH Sarabun New"/>
-          <w:b/>
-          <w:sz w:val="32"/>
-          <w:szCs w:val="32"/>
-          <w:bCs/>
-        </w:rPr>
-        <w:t>ลองแก้ด้วยคำสั่ง 4 แนวทางแล้วไม่มีวิธีใดแก้ได้</w:t>
-      </w:r>
-    </w:p>
-    <w:p/>
-    <w:p>
-      <w:r>
-        <w:rPr>
-          <w:rFonts w:ascii="TH Sarabun New" w:hAnsi="TH Sarabun New" w:cs="TH Sarabun New"/>
-          <w:b/>
-          <w:sz w:val="32"/>
-          <w:szCs w:val="32"/>
-          <w:bCs/>
-        </w:rPr>
-        <w:t>สาเหตุที่วัดได้:</w:t>
-      </w:r>
-      <w:r>
-        <w:rPr>
-          <w:rFonts w:ascii="TH Sarabun New" w:hAnsi="TH Sarabun New" w:cs="TH Sarabun New"/>
-          <w:b w:val="0"/>
-          <w:sz w:val="32"/>
-          <w:szCs w:val="32"/>
-        </w:rPr>
-        <w:t xml:space="preserve"> ลัง WAIT กับ NG ห่างกัน 251 พิกเซล เรียกผิด 66%</w:t>
-      </w:r>
-    </w:p>
-    <w:p>
-      <w:r>
-        <w:rPr>
-          <w:rFonts w:ascii="TH Sarabun New" w:hAnsi="TH Sarabun New" w:cs="TH Sarabun New"/>
-          <w:b w:val="0"/>
-          <w:sz w:val="32"/>
-          <w:szCs w:val="32"/>
-        </w:rPr>
-        <w:t xml:space="preserve">ส่วนลัง GOOD ที่ห่างออกไป 1,053 พิกเซล </w:t>
-      </w:r>
-      <w:r>
-        <w:rPr>
-          <w:rFonts w:ascii="TH Sarabun New" w:hAnsi="TH Sarabun New" w:cs="TH Sarabun New"/>
-          <w:b/>
-          <w:sz w:val="32"/>
-          <w:szCs w:val="32"/>
-          <w:bCs/>
-        </w:rPr>
-        <w:t>ไม่เคยเรียกผิดเลย</w:t>
-      </w:r>
-    </w:p>
-    <w:p/>
-    <w:p>
-      <w:pPr>
-        <w:ind w:left="504"/>
-      </w:pPr>
-      <w:r>
-        <w:rPr>
-          <w:rFonts w:ascii="TH Sarabun New" w:hAnsi="TH Sarabun New" w:cs="TH Sarabun New"/>
-          <w:b w:val="0"/>
-          <w:i/>
-          <w:sz w:val="30"/>
-          <w:szCs w:val="30"/>
-        </w:rPr>
-        <w:t xml:space="preserve">ระยะห่างเป็นตัวกำหนดว่าจะผิดหรือไม่ → </w:t>
-      </w:r>
-      <w:r>
-        <w:rPr>
-          <w:rFonts w:ascii="TH Sarabun New" w:hAnsi="TH Sarabun New" w:cs="TH Sarabun New"/>
-          <w:b/>
-          <w:i/>
-          <w:sz w:val="30"/>
-          <w:szCs w:val="30"/>
-          <w:bCs/>
-        </w:rPr>
-        <w:t>ไม่ใช่ปัญหาอ่านป้ายไม่ออก แต่เป็นปัญหาจับคู่ป้ายกับวัตถุ</w:t>
-      </w:r>
-    </w:p>
-    <w:p>
-      <w:pPr>
-        <w:ind w:left="504"/>
-      </w:pPr>
-      <w:r>
-        <w:rPr>
-          <w:rFonts w:ascii="TH Sarabun New" w:hAnsi="TH Sarabun New" w:cs="TH Sarabun New"/>
-          <w:b w:val="0"/>
-          <w:i/>
-          <w:sz w:val="30"/>
-          <w:szCs w:val="30"/>
-        </w:rPr>
-        <w:t>ซึ่งเป็นข้อจำกัดเชิงโครงสร้างของแบบจำลองกลุ่มนี้ที่มีรายงานในงานวิจัย (เอกสารอ้างอิง [9])</w:t>
-      </w:r>
-    </w:p>
-    <w:p/>
-    <w:p>
-      <w:r>
-        <w:rPr>
-          <w:rFonts w:ascii="TH Sarabun New" w:hAnsi="TH Sarabun New" w:cs="TH Sarabun New"/>
-          <w:b/>
-          <w:sz w:val="32"/>
-          <w:szCs w:val="32"/>
-          <w:bCs/>
-        </w:rPr>
-        <w:t>วิธีแก้:</w:t>
-      </w:r>
-      <w:r>
-        <w:rPr>
-          <w:rFonts w:ascii="TH Sarabun New" w:hAnsi="TH Sarabun New" w:cs="TH Sarabun New"/>
-          <w:b w:val="0"/>
-          <w:sz w:val="32"/>
-          <w:szCs w:val="32"/>
-        </w:rPr>
-        <w:t xml:space="preserve"> ให้โปรแกรมครอบภาพทีละลัง (กล้องอยู่กับที่ ตำแหน่งลังจึงคงที่) แล้วถามเพียง "มีมือไหม"</w:t>
-      </w:r>
-    </w:p>
-    <w:p>
-      <w:r>
-        <w:rPr>
-          <w:rFonts w:ascii="TH Sarabun New" w:hAnsi="TH Sarabun New" w:cs="TH Sarabun New"/>
-          <w:b w:val="0"/>
-          <w:sz w:val="32"/>
-          <w:szCs w:val="32"/>
-        </w:rPr>
-        <w:t xml:space="preserve">— </w:t>
-      </w:r>
-      <w:r>
-        <w:rPr>
-          <w:rFonts w:ascii="TH Sarabun New" w:hAnsi="TH Sarabun New" w:cs="TH Sarabun New"/>
-          <w:b/>
-          <w:sz w:val="32"/>
-          <w:szCs w:val="32"/>
-          <w:bCs/>
-        </w:rPr>
-        <w:t>ตัวตนของลังมาจากโปรแกรม ไม่ใช่จากแบบจำลอง</w:t>
-      </w:r>
-    </w:p>
-    <w:p/>
-    <w:p>
-      <w:r>
-        <w:rPr>
-          <w:rFonts w:ascii="TH Sarabun New" w:hAnsi="TH Sarabun New" w:cs="TH Sarabun New"/>
-          <w:b/>
-          <w:sz w:val="32"/>
-          <w:szCs w:val="32"/>
-          <w:bCs/>
-        </w:rPr>
-        <w:t>ผล:</w:t>
-      </w:r>
-      <w:r>
-        <w:rPr>
-          <w:rFonts w:ascii="TH Sarabun New" w:hAnsi="TH Sarabun New" w:cs="TH Sarabun New"/>
-          <w:b w:val="0"/>
-          <w:sz w:val="32"/>
-          <w:szCs w:val="32"/>
-        </w:rPr>
-        <w:t xml:space="preserve"> จากผิด 66% เหลือ </w:t>
-      </w:r>
-      <w:r>
-        <w:rPr>
-          <w:rFonts w:ascii="TH Sarabun New" w:hAnsi="TH Sarabun New" w:cs="TH Sarabun New"/>
-          <w:b/>
-          <w:sz w:val="32"/>
-          <w:szCs w:val="32"/>
-          <w:bCs/>
-        </w:rPr>
-        <w:t>ถูก 8/8 ไม่มีการแจ้งผิด</w:t>
-      </w:r>
-      <w:r>
-        <w:rPr>
-          <w:rFonts w:ascii="TH Sarabun New" w:hAnsi="TH Sarabun New" w:cs="TH Sarabun New"/>
-          <w:b w:val="0"/>
-          <w:sz w:val="32"/>
-          <w:szCs w:val="32"/>
-        </w:rPr>
-        <w:t xml:space="preserve"> และต้นทุนต่ำเพราะภาพครอบเล็ก</w:t>
-      </w:r>
-    </w:p>
-    <w:p>
-      <w:r>
-        <w:rPr>
-          <w:rFonts w:ascii="TH Sarabun New" w:hAnsi="TH Sarabun New" w:cs="TH Sarabun New"/>
-          <w:b w:val="0"/>
-          <w:sz w:val="32"/>
-          <w:szCs w:val="32"/>
-        </w:rPr>
-        <w:t>ใช้เวลาเพียง 0.27 วินาทีต่อครั้ง</w:t>
-      </w:r>
-    </w:p>
-    <w:p/>
-    <w:p>
-      <w:r>
-        <w:rPr>
-          <w:rFonts w:ascii="TH Sarabun New" w:hAnsi="TH Sarabun New" w:cs="TH Sarabun New"/>
-          <w:b/>
-          <w:sz w:val="32"/>
-          <w:szCs w:val="32"/>
-          <w:bCs/>
-        </w:rPr>
-        <w:t>บทเรียนเชิงออกแบบ:</w:t>
-      </w:r>
-      <w:r>
-        <w:rPr>
-          <w:rFonts w:ascii="TH Sarabun New" w:hAnsi="TH Sarabun New" w:cs="TH Sarabun New"/>
-          <w:b w:val="0"/>
-          <w:sz w:val="32"/>
-          <w:szCs w:val="32"/>
-        </w:rPr>
-        <w:t xml:space="preserve"> เมื่อเจอข้อจำกัดเชิงโครงสร้าง ทางออกคือ</w:t>
-      </w:r>
-    </w:p>
-    <w:p>
-      <w:r>
-        <w:rPr>
-          <w:rFonts w:ascii="TH Sarabun New" w:hAnsi="TH Sarabun New" w:cs="TH Sarabun New"/>
-          <w:b/>
-          <w:sz w:val="32"/>
-          <w:szCs w:val="32"/>
-          <w:bCs/>
-        </w:rPr>
-        <w:t>ออกแบบระบบให้ไม่ต้องถามคำถามที่แบบจำลองตอบไม่ได้</w:t>
-      </w:r>
-      <w:r>
-        <w:rPr>
-          <w:rFonts w:ascii="TH Sarabun New" w:hAnsi="TH Sarabun New" w:cs="TH Sarabun New"/>
-          <w:b w:val="0"/>
-          <w:sz w:val="32"/>
-          <w:szCs w:val="32"/>
-        </w:rPr>
-        <w:t xml:space="preserve"> แล้วให้โปรแกรมรับผิดชอบส่วนนั้นแทน</w:t>
-      </w:r>
-    </w:p>
-    <w:p>
-      <w:r>
-        <w:rPr>
-          <w:rFonts w:ascii="TH Sarabun New" w:hAnsi="TH Sarabun New" w:cs="TH Sarabun New"/>
-          <w:b w:val="0"/>
-          <w:sz w:val="32"/>
-          <w:szCs w:val="32"/>
-        </w:rPr>
-        <w:t>— หลักการเดียวกันนี้ใช้ได้กับปัญหาอื่นอีกหลายข้อในโครงงาน</w:t>
-      </w:r>
-    </w:p>
-    <w:p/>
-    <w:p>
-      <w:r>
-        <w:rPr>
-          <w:rFonts w:ascii="TH Sarabun New" w:hAnsi="TH Sarabun New" w:cs="TH Sarabun New"/>
-          <w:b/>
-          <w:sz w:val="36"/>
-          <w:szCs w:val="36"/>
-          <w:bCs/>
-        </w:rPr>
-        <w:t>8.2 หน้ากากมีขนาดเล็กเกินกว่าจะตรวจจากภาพเต็ม — แก้ได้ด้วยการขยายภาพ</w:t>
-      </w:r>
-    </w:p>
-    <w:p/>
-    <w:p>
-      <w:r>
-        <w:rPr>
-          <w:rFonts w:ascii="TH Sarabun New" w:hAnsi="TH Sarabun New" w:cs="TH Sarabun New"/>
-          <w:b/>
-          <w:sz w:val="32"/>
-          <w:szCs w:val="32"/>
-          <w:bCs/>
-        </w:rPr>
-        <w:t>อาการ:</w:t>
-      </w:r>
-      <w:r>
-        <w:rPr>
-          <w:rFonts w:ascii="TH Sarabun New" w:hAnsi="TH Sarabun New" w:cs="TH Sarabun New"/>
-          <w:b w:val="0"/>
-          <w:sz w:val="32"/>
-          <w:szCs w:val="32"/>
-        </w:rPr>
-        <w:t xml:space="preserve"> ตรวจหน้ากากจากภาพเต็มได้เพียง 8 จาก 35 จุด (23%) เพราะหน้ากากกินพื้นที่</w:t>
-      </w:r>
-    </w:p>
-    <w:p>
-      <w:r>
-        <w:rPr>
-          <w:rFonts w:ascii="TH Sarabun New" w:hAnsi="TH Sarabun New" w:cs="TH Sarabun New"/>
-          <w:b w:val="0"/>
-          <w:sz w:val="32"/>
-          <w:szCs w:val="32"/>
-        </w:rPr>
-        <w:t>ประมาณ 4% ของภาพ และผู้ปฏิบัติงานก้มหน้า</w:t>
-      </w:r>
-    </w:p>
-    <w:p/>
-    <w:p>
-      <w:r>
-        <w:rPr>
-          <w:rFonts w:ascii="TH Sarabun New" w:hAnsi="TH Sarabun New" w:cs="TH Sarabun New"/>
-          <w:b/>
-          <w:sz w:val="32"/>
-          <w:szCs w:val="32"/>
-          <w:bCs/>
-        </w:rPr>
-        <w:t>วิธีแก้:</w:t>
-      </w:r>
-      <w:r>
-        <w:rPr>
-          <w:rFonts w:ascii="TH Sarabun New" w:hAnsi="TH Sarabun New" w:cs="TH Sarabun New"/>
-          <w:b w:val="0"/>
-          <w:sz w:val="32"/>
-          <w:szCs w:val="32"/>
-        </w:rPr>
-        <w:t xml:space="preserve"> ครอบเฉพาะส่วนศีรษะแล้วขยาย 4 เท่าด้วยแบบจำลองขยายภาพ (ไม่ใช่การยืดภาพธรรมดา)</w:t>
-      </w:r>
-    </w:p>
-    <w:p>
-      <w:r>
-        <w:rPr>
-          <w:rFonts w:ascii="TH Sarabun New" w:hAnsi="TH Sarabun New" w:cs="TH Sarabun New"/>
-          <w:b w:val="0"/>
-          <w:sz w:val="32"/>
-          <w:szCs w:val="32"/>
-        </w:rPr>
-        <w:t>ก่อนส่งให้แบบจำลองดู</w:t>
-      </w:r>
-    </w:p>
-    <w:p/>
-    <w:p>
-      <w:r>
-        <w:rPr>
-          <w:rFonts w:ascii="TH Sarabun New" w:hAnsi="TH Sarabun New" w:cs="TH Sarabun New"/>
-          <w:b/>
-          <w:sz w:val="32"/>
-          <w:szCs w:val="32"/>
-          <w:bCs/>
-        </w:rPr>
-        <w:t>ผล:</w:t>
-      </w:r>
-      <w:r>
-        <w:rPr>
-          <w:rFonts w:ascii="TH Sarabun New" w:hAnsi="TH Sarabun New" w:cs="TH Sarabun New"/>
-          <w:b w:val="0"/>
-          <w:sz w:val="32"/>
-          <w:szCs w:val="32"/>
-        </w:rPr>
-        <w:t xml:space="preserve"> </w:t>
-      </w:r>
-      <w:r>
-        <w:rPr>
-          <w:rFonts w:ascii="TH Sarabun New" w:hAnsi="TH Sarabun New" w:cs="TH Sarabun New"/>
-          <w:b/>
-          <w:sz w:val="32"/>
-          <w:szCs w:val="32"/>
-          <w:bCs/>
-        </w:rPr>
-        <w:t>23% → 80% (เพิ่ม 3.5 เท่า)</w:t>
-      </w:r>
-      <w:r>
-        <w:rPr>
-          <w:rFonts w:ascii="TH Sarabun New" w:hAnsi="TH Sarabun New" w:cs="TH Sarabun New"/>
-          <w:b w:val="0"/>
-          <w:sz w:val="32"/>
-          <w:szCs w:val="32"/>
-        </w:rPr>
-        <w:t xml:space="preserve"> แลกกับการแจ้งผิด 2 จุด</w:t>
-      </w:r>
-    </w:p>
-    <w:p/>
-    <w:p>
-      <w:r>
-        <w:rPr>
-          <w:rFonts w:ascii="TH Sarabun New" w:hAnsi="TH Sarabun New" w:cs="TH Sarabun New"/>
-          <w:b w:val="0"/>
-          <w:sz w:val="32"/>
-          <w:szCs w:val="32"/>
-        </w:rPr>
-        <w:t>ระหว่างพัฒนาได้ทดลองเพิ่มตัวกรอง "ถ้าแบบจำลองบอกว่ามองไม่เห็นใบหน้า ก็อย่าเพิ่งตัดสิน"</w:t>
-      </w:r>
-    </w:p>
-    <w:p>
-      <w:r>
-        <w:rPr>
-          <w:rFonts w:ascii="TH Sarabun New" w:hAnsi="TH Sarabun New" w:cs="TH Sarabun New"/>
-          <w:b w:val="0"/>
-          <w:sz w:val="32"/>
-          <w:szCs w:val="32"/>
-        </w:rPr>
-        <w:t>ซึ่งฟังดูสมเหตุสมผล แต่ **เมื่อวัดผลจริงพบว่าตัวกรองนั้นทิ้งคำตอบที่ถูกไป 19 จุด (80% เหลือ 26%)</w:t>
-      </w:r>
-    </w:p>
-    <w:p>
-      <w:r>
-        <w:rPr>
-          <w:rFonts w:ascii="TH Sarabun New" w:hAnsi="TH Sarabun New" w:cs="TH Sarabun New"/>
-          <w:b w:val="0"/>
-          <w:sz w:val="32"/>
-          <w:szCs w:val="32"/>
-        </w:rPr>
-        <w:t>จึงถอดออก** — เป็นตัวอย่างว่าการวัดผลก่อนนำเข้าระบบช่วยป้องกันการเพิ่มกลไก</w:t>
-      </w:r>
-    </w:p>
-    <w:p>
-      <w:r>
-        <w:rPr>
-          <w:rFonts w:ascii="TH Sarabun New" w:hAnsi="TH Sarabun New" w:cs="TH Sarabun New"/>
-          <w:b w:val="0"/>
-          <w:sz w:val="32"/>
-          <w:szCs w:val="32"/>
-        </w:rPr>
-        <w:t>ที่ให้ผลตรงข้ามกับที่ตั้งใจไว้</w:t>
-      </w:r>
-    </w:p>
-    <w:p/>
-    <w:p>
-      <w:r>
-        <w:rPr>
-          <w:rFonts w:ascii="TH Sarabun New" w:hAnsi="TH Sarabun New" w:cs="TH Sarabun New"/>
-          <w:b/>
-          <w:sz w:val="36"/>
-          <w:szCs w:val="36"/>
-          <w:bCs/>
-        </w:rPr>
-        <w:t>8.3 แบบจำลองตอบที่ระดับคน ไม่ใช่ระดับส่วนย่อย</w:t>
-      </w:r>
-    </w:p>
-    <w:p/>
-    <w:p>
-      <w:r>
-        <w:rPr>
-          <w:rFonts w:ascii="TH Sarabun New" w:hAnsi="TH Sarabun New" w:cs="TH Sarabun New"/>
-          <w:b/>
-          <w:sz w:val="32"/>
-          <w:szCs w:val="32"/>
-          <w:bCs/>
-        </w:rPr>
-        <w:t>อาการ:</w:t>
-      </w:r>
-      <w:r>
-        <w:rPr>
-          <w:rFonts w:ascii="TH Sarabun New" w:hAnsi="TH Sarabun New" w:cs="TH Sarabun New"/>
-          <w:b w:val="0"/>
-          <w:sz w:val="32"/>
-          <w:szCs w:val="32"/>
-        </w:rPr>
-        <w:t xml:space="preserve"> ถุงมือตรวจได้ 57% ซึ่งต่ำที่สุดในสามรายการ</w:t>
-      </w:r>
-    </w:p>
-    <w:p/>
-    <w:p>
-      <w:r>
-        <w:rPr>
-          <w:rFonts w:ascii="TH Sarabun New" w:hAnsi="TH Sarabun New" w:cs="TH Sarabun New"/>
-          <w:b/>
-          <w:sz w:val="32"/>
-          <w:szCs w:val="32"/>
-          <w:bCs/>
-        </w:rPr>
-        <w:t>สาเหตุที่วิเคราะห์ได้:</w:t>
-      </w:r>
-      <w:r>
-        <w:rPr>
-          <w:rFonts w:ascii="TH Sarabun New" w:hAnsi="TH Sarabun New" w:cs="TH Sarabun New"/>
-          <w:b w:val="0"/>
-          <w:sz w:val="32"/>
-          <w:szCs w:val="32"/>
-        </w:rPr>
-        <w:t xml:space="preserve"> ความผิดพลาดทั้ง 6 จุดมีรากเดียวกัน คือแบบจำลองตอบคำถาม</w:t>
-      </w:r>
-    </w:p>
-    <w:p>
-      <w:r>
-        <w:rPr>
-          <w:rFonts w:ascii="TH Sarabun New" w:hAnsi="TH Sarabun New" w:cs="TH Sarabun New"/>
-          <w:b w:val="0"/>
-          <w:sz w:val="32"/>
-          <w:szCs w:val="32"/>
-        </w:rPr>
-        <w:t xml:space="preserve">"สวมถุงมือหรือไม่" ที่ </w:t>
-      </w:r>
-      <w:r>
-        <w:rPr>
-          <w:rFonts w:ascii="TH Sarabun New" w:hAnsi="TH Sarabun New" w:cs="TH Sarabun New"/>
-          <w:b/>
-          <w:sz w:val="32"/>
-          <w:szCs w:val="32"/>
-          <w:bCs/>
-        </w:rPr>
-        <w:t>ระดับคน ไม่ใช่ระดับมือ</w:t>
+        <w:t>ซึ่งแก้ด้วยการปรับคำสั่งไม่ได้ ทุกข้อจึงต้องแก้ด้วยการออกแบบระบบใหม่ และวัดผลก่อน–หลังทุกครั้ง</w:t>
       </w:r>
     </w:p>
     <w:p/>
@@ -16490,13 +14927,15 @@
         <w:tblLook w:firstColumn="1" w:firstRow="1" w:lastColumn="0" w:lastRow="0" w:noHBand="0" w:noVBand="1" w:val="04A0"/>
       </w:tblPr>
       <w:tblGrid>
-        <w:gridCol w:w="4514"/>
-        <w:gridCol w:w="4514"/>
+        <w:gridCol w:w="2257"/>
+        <w:gridCol w:w="2257"/>
+        <w:gridCol w:w="2257"/>
+        <w:gridCol w:w="2257"/>
       </w:tblGrid>
       <w:tr>
         <w:tc>
           <w:tcPr>
-            <w:tcW w:type="dxa" w:w="4514"/>
+            <w:tcW w:type="dxa" w:w="2257"/>
           </w:tcPr>
           <w:p>
             <w:r>
@@ -16511,13 +14950,13 @@
                 <w:sz w:val="28"/>
                 <w:szCs w:val="28"/>
               </w:rPr>
-              <w:t>กรณี</w:t>
-            </w:r>
-          </w:p>
-        </w:tc>
-        <w:tc>
-          <w:tcPr>
-            <w:tcW w:type="dxa" w:w="4514"/>
+              <w:t>ปัญหาที่พบ</w:t>
+            </w:r>
+          </w:p>
+        </w:tc>
+        <w:tc>
+          <w:tcPr>
+            <w:tcW w:type="dxa" w:w="2257"/>
           </w:tcPr>
           <w:p>
             <w:r>
@@ -16532,7 +14971,49 @@
                 <w:sz w:val="28"/>
                 <w:szCs w:val="28"/>
               </w:rPr>
-              <w:t>เกิดอะไร</w:t>
+              <w:t>สาเหตุที่วัดได้</w:t>
+            </w:r>
+          </w:p>
+        </w:tc>
+        <w:tc>
+          <w:tcPr>
+            <w:tcW w:type="dxa" w:w="2257"/>
+          </w:tcPr>
+          <w:p>
+            <w:r>
+              <w:rPr>
+                <w:b/>
+              </w:rPr>
+            </w:r>
+            <w:r>
+              <w:rPr>
+                <w:rFonts w:ascii="TH Sarabun New" w:hAnsi="TH Sarabun New" w:cs="TH Sarabun New"/>
+                <w:b/>
+                <w:sz w:val="28"/>
+                <w:szCs w:val="28"/>
+              </w:rPr>
+              <w:t>วิธีแก้</w:t>
+            </w:r>
+          </w:p>
+        </w:tc>
+        <w:tc>
+          <w:tcPr>
+            <w:tcW w:type="dxa" w:w="2257"/>
+          </w:tcPr>
+          <w:p>
+            <w:r>
+              <w:rPr>
+                <w:b/>
+              </w:rPr>
+            </w:r>
+            <w:r>
+              <w:rPr>
+                <w:rFonts w:ascii="TH Sarabun New" w:hAnsi="TH Sarabun New" w:cs="TH Sarabun New"/>
+                <w:b/>
+                <w:sz w:val="28"/>
+                <w:szCs w:val="28"/>
+              </w:rPr>
+              <w:t>ผล</w:t>
             </w:r>
           </w:p>
         </w:tc>
@@ -16540,35 +15021,137 @@
       <w:tr>
         <w:tc>
           <w:tcPr>
-            <w:tcW w:type="dxa" w:w="4514"/>
-          </w:tcPr>
-          <w:p>
-            <w:r/>
-            <w:r>
-              <w:rPr>
-                <w:rFonts w:ascii="TH Sarabun New" w:hAnsi="TH Sarabun New" w:cs="TH Sarabun New"/>
-                <w:b w:val="0"/>
-                <w:sz w:val="28"/>
-                <w:szCs w:val="28"/>
-              </w:rPr>
-              <w:t>ถอดถุงมือข้างเดียว (3 จุด)</w:t>
-            </w:r>
-          </w:p>
-        </w:tc>
-        <w:tc>
-          <w:tcPr>
-            <w:tcW w:type="dxa" w:w="4514"/>
-          </w:tcPr>
-          <w:p>
-            <w:r/>
-            <w:r>
-              <w:rPr>
-                <w:rFonts w:ascii="TH Sarabun New" w:hAnsi="TH Sarabun New" w:cs="TH Sarabun New"/>
-                <w:b w:val="0"/>
-                <w:sz w:val="28"/>
-                <w:szCs w:val="28"/>
-              </w:rPr>
-              <w:t>เห็นมืออีกข้างที่ยังใส่อยู่ → ตอบว่า "ใส่"</w:t>
+            <w:tcW w:type="dxa" w:w="2257"/>
+          </w:tcPr>
+          <w:p>
+            <w:r/>
+            <w:r>
+              <w:rPr>
+                <w:rFonts w:ascii="TH Sarabun New" w:hAnsi="TH Sarabun New" w:cs="TH Sarabun New"/>
+                <w:b/>
+                <w:sz w:val="28"/>
+                <w:szCs w:val="28"/>
+                <w:bCs/>
+              </w:rPr>
+              <w:t>ระบุลังผิด</w:t>
+            </w:r>
+            <w:r>
+              <w:rPr>
+                <w:rFonts w:ascii="TH Sarabun New" w:hAnsi="TH Sarabun New" w:cs="TH Sarabun New"/>
+                <w:b w:val="0"/>
+                <w:sz w:val="28"/>
+                <w:szCs w:val="28"/>
+              </w:rPr>
+              <w:t xml:space="preserve"> — บอกว่าหยิบจากลัง NG ทั้งที่หยิบจาก WAIT (ผิด 146/220 = 66%)</w:t>
+            </w:r>
+          </w:p>
+        </w:tc>
+        <w:tc>
+          <w:tcPr>
+            <w:tcW w:type="dxa" w:w="2257"/>
+          </w:tcPr>
+          <w:p>
+            <w:r/>
+            <w:r>
+              <w:rPr>
+                <w:rFonts w:ascii="TH Sarabun New" w:hAnsi="TH Sarabun New" w:cs="TH Sarabun New"/>
+                <w:b w:val="0"/>
+                <w:sz w:val="28"/>
+                <w:szCs w:val="28"/>
+              </w:rPr>
+              <w:t xml:space="preserve">ลัง WAIT/NG ห่างกัน 251 พิกเซล เรียกผิด 66% แต่ลัง GOOD ที่ห่าง 1,053 พิกเซล </w:t>
+            </w:r>
+            <w:r>
+              <w:rPr>
+                <w:rFonts w:ascii="TH Sarabun New" w:hAnsi="TH Sarabun New" w:cs="TH Sarabun New"/>
+                <w:b/>
+                <w:sz w:val="28"/>
+                <w:szCs w:val="28"/>
+                <w:bCs/>
+              </w:rPr>
+              <w:t>ไม่เคยผิดเลย</w:t>
+            </w:r>
+            <w:r>
+              <w:rPr>
+                <w:rFonts w:ascii="TH Sarabun New" w:hAnsi="TH Sarabun New" w:cs="TH Sarabun New"/>
+                <w:b w:val="0"/>
+                <w:sz w:val="28"/>
+                <w:szCs w:val="28"/>
+              </w:rPr>
+              <w:t xml:space="preserve"> → ไม่ใช่อ่านป้ายไม่ออก แต่เป็น </w:t>
+            </w:r>
+            <w:r>
+              <w:rPr>
+                <w:rFonts w:ascii="TH Sarabun New" w:hAnsi="TH Sarabun New" w:cs="TH Sarabun New"/>
+                <w:b/>
+                <w:sz w:val="28"/>
+                <w:szCs w:val="28"/>
+                <w:bCs/>
+              </w:rPr>
+              <w:t>การจับคู่ป้ายกับวัตถุ</w:t>
+            </w:r>
+            <w:r>
+              <w:rPr>
+                <w:rFonts w:ascii="TH Sarabun New" w:hAnsi="TH Sarabun New" w:cs="TH Sarabun New"/>
+                <w:b w:val="0"/>
+                <w:sz w:val="28"/>
+                <w:szCs w:val="28"/>
+              </w:rPr>
+              <w:t xml:space="preserve"> ซึ่งมีรายงานในงานวิจัย (เอกสารอ้างอิง [9])</w:t>
+            </w:r>
+          </w:p>
+        </w:tc>
+        <w:tc>
+          <w:tcPr>
+            <w:tcW w:type="dxa" w:w="2257"/>
+          </w:tcPr>
+          <w:p>
+            <w:r/>
+            <w:r>
+              <w:rPr>
+                <w:rFonts w:ascii="TH Sarabun New" w:hAnsi="TH Sarabun New" w:cs="TH Sarabun New"/>
+                <w:b w:val="0"/>
+                <w:sz w:val="28"/>
+                <w:szCs w:val="28"/>
+              </w:rPr>
+              <w:t xml:space="preserve">ให้โปรแกรมครอบภาพทีละลัง แล้วถามเพียง "มีมือไหม" — </w:t>
+            </w:r>
+            <w:r>
+              <w:rPr>
+                <w:rFonts w:ascii="TH Sarabun New" w:hAnsi="TH Sarabun New" w:cs="TH Sarabun New"/>
+                <w:b/>
+                <w:sz w:val="28"/>
+                <w:szCs w:val="28"/>
+                <w:bCs/>
+              </w:rPr>
+              <w:t>ตัวตนของลังมาจากโปรแกรม ไม่ใช่จากแบบจำลอง</w:t>
+            </w:r>
+          </w:p>
+        </w:tc>
+        <w:tc>
+          <w:tcPr>
+            <w:tcW w:type="dxa" w:w="2257"/>
+          </w:tcPr>
+          <w:p>
+            <w:r/>
+            <w:r>
+              <w:rPr>
+                <w:rFonts w:ascii="TH Sarabun New" w:hAnsi="TH Sarabun New" w:cs="TH Sarabun New"/>
+                <w:b/>
+                <w:sz w:val="28"/>
+                <w:szCs w:val="28"/>
+                <w:bCs/>
+              </w:rPr>
+              <w:t>8/8</w:t>
+            </w:r>
+            <w:r>
+              <w:rPr>
+                <w:rFonts w:ascii="TH Sarabun New" w:hAnsi="TH Sarabun New" w:cs="TH Sarabun New"/>
+                <w:b w:val="0"/>
+                <w:sz w:val="28"/>
+                <w:szCs w:val="28"/>
+              </w:rPr>
+              <w:t xml:space="preserve"> ไม่มีแจ้งผิด · ใช้เวลาเพียง 0.27 วิ/ครั้ง</w:t>
             </w:r>
           </w:p>
         </w:tc>
@@ -16576,35 +15159,89 @@
       <w:tr>
         <w:tc>
           <w:tcPr>
-            <w:tcW w:type="dxa" w:w="4514"/>
-          </w:tcPr>
-          <w:p>
-            <w:r/>
-            <w:r>
-              <w:rPr>
-                <w:rFonts w:ascii="TH Sarabun New" w:hAnsi="TH Sarabun New" w:cs="TH Sarabun New"/>
-                <w:b w:val="0"/>
-                <w:sz w:val="28"/>
-                <w:szCs w:val="28"/>
-              </w:rPr>
-              <w:t>มือถูกผ้าเช็ดสีแดงบัง (3 จุด)</w:t>
-            </w:r>
-          </w:p>
-        </w:tc>
-        <w:tc>
-          <w:tcPr>
-            <w:tcW w:type="dxa" w:w="4514"/>
-          </w:tcPr>
-          <w:p>
-            <w:r/>
-            <w:r>
-              <w:rPr>
-                <w:rFonts w:ascii="TH Sarabun New" w:hAnsi="TH Sarabun New" w:cs="TH Sarabun New"/>
-                <w:b w:val="0"/>
-                <w:sz w:val="28"/>
-                <w:szCs w:val="28"/>
-              </w:rPr>
-              <w:t>ไม่เห็นสีขาว → ตอบว่า "ไม่ใส่"</w:t>
+            <w:tcW w:type="dxa" w:w="2257"/>
+          </w:tcPr>
+          <w:p>
+            <w:r/>
+            <w:r>
+              <w:rPr>
+                <w:rFonts w:ascii="TH Sarabun New" w:hAnsi="TH Sarabun New" w:cs="TH Sarabun New"/>
+                <w:b/>
+                <w:sz w:val="28"/>
+                <w:szCs w:val="28"/>
+                <w:bCs/>
+              </w:rPr>
+              <w:t>มองหน้ากากไม่เห็น</w:t>
+            </w:r>
+            <w:r>
+              <w:rPr>
+                <w:rFonts w:ascii="TH Sarabun New" w:hAnsi="TH Sarabun New" w:cs="TH Sarabun New"/>
+                <w:b w:val="0"/>
+                <w:sz w:val="28"/>
+                <w:szCs w:val="28"/>
+              </w:rPr>
+              <w:t xml:space="preserve"> (8/35 = 23%)</w:t>
+            </w:r>
+          </w:p>
+        </w:tc>
+        <w:tc>
+          <w:tcPr>
+            <w:tcW w:type="dxa" w:w="2257"/>
+          </w:tcPr>
+          <w:p>
+            <w:r/>
+            <w:r>
+              <w:rPr>
+                <w:rFonts w:ascii="TH Sarabun New" w:hAnsi="TH Sarabun New" w:cs="TH Sarabun New"/>
+                <w:b w:val="0"/>
+                <w:sz w:val="28"/>
+                <w:szCs w:val="28"/>
+              </w:rPr>
+              <w:t>หน้ากากกินพื้นที่ ~4% ของภาพ + ผู้ปฏิบัติงานก้มหน้า</w:t>
+            </w:r>
+          </w:p>
+        </w:tc>
+        <w:tc>
+          <w:tcPr>
+            <w:tcW w:type="dxa" w:w="2257"/>
+          </w:tcPr>
+          <w:p>
+            <w:r/>
+            <w:r>
+              <w:rPr>
+                <w:rFonts w:ascii="TH Sarabun New" w:hAnsi="TH Sarabun New" w:cs="TH Sarabun New"/>
+                <w:b w:val="0"/>
+                <w:sz w:val="28"/>
+                <w:szCs w:val="28"/>
+              </w:rPr>
+              <w:t>ครอบเฉพาะศีรษะแล้วขยาย 4 เท่าด้วยแบบจำลองขยายภาพ ก่อนส่งให้ดู</w:t>
+            </w:r>
+          </w:p>
+        </w:tc>
+        <w:tc>
+          <w:tcPr>
+            <w:tcW w:type="dxa" w:w="2257"/>
+          </w:tcPr>
+          <w:p>
+            <w:r/>
+            <w:r>
+              <w:rPr>
+                <w:rFonts w:ascii="TH Sarabun New" w:hAnsi="TH Sarabun New" w:cs="TH Sarabun New"/>
+                <w:b/>
+                <w:sz w:val="28"/>
+                <w:szCs w:val="28"/>
+                <w:bCs/>
+              </w:rPr>
+              <w:t>23% → 80%</w:t>
+            </w:r>
+            <w:r>
+              <w:rPr>
+                <w:rFonts w:ascii="TH Sarabun New" w:hAnsi="TH Sarabun New" w:cs="TH Sarabun New"/>
+                <w:b w:val="0"/>
+                <w:sz w:val="28"/>
+                <w:szCs w:val="28"/>
+              </w:rPr>
+              <w:t xml:space="preserve"> (3.5 เท่า)</w:t>
             </w:r>
           </w:p>
         </w:tc>
@@ -16612,36 +15249,10 @@
       <w:tr>
         <w:tc>
           <w:tcPr>
-            <w:tcW w:type="dxa" w:w="4514"/>
-          </w:tcPr>
-          <w:p>
-            <w:r/>
-            <w:r>
-              <w:rPr>
-                <w:rFonts w:ascii="TH Sarabun New" w:hAnsi="TH Sarabun New" w:cs="TH Sarabun New"/>
-                <w:b w:val="0"/>
-                <w:sz w:val="28"/>
-                <w:szCs w:val="28"/>
-              </w:rPr>
-              <w:t>ถอดทั้งสองข้าง (4 จุด)</w:t>
-            </w:r>
-          </w:p>
-        </w:tc>
-        <w:tc>
-          <w:tcPr>
-            <w:tcW w:type="dxa" w:w="4514"/>
-          </w:tcPr>
-          <w:p>
-            <w:r/>
-            <w:r>
-              <w:rPr>
-                <w:rFonts w:ascii="TH Sarabun New" w:hAnsi="TH Sarabun New" w:cs="TH Sarabun New"/>
-                <w:b w:val="0"/>
-                <w:sz w:val="28"/>
-                <w:szCs w:val="28"/>
-              </w:rPr>
-              <w:t xml:space="preserve">มือเปลือยชัดเจน → </w:t>
-            </w:r>
+            <w:tcW w:type="dxa" w:w="2257"/>
+          </w:tcPr>
+          <w:p>
+            <w:r/>
             <w:r>
               <w:rPr>
                 <w:rFonts w:ascii="TH Sarabun New" w:hAnsi="TH Sarabun New" w:cs="TH Sarabun New"/>
@@ -16650,7 +15261,300 @@
                 <w:szCs w:val="28"/>
                 <w:bCs/>
               </w:rPr>
-              <w:t>ตรวจได้ถูกทุกจุด</w:t>
+              <w:t>ตอบที่ระดับคน ไม่ใช่ระดับมือ</w:t>
+            </w:r>
+            <w:r>
+              <w:rPr>
+                <w:rFonts w:ascii="TH Sarabun New" w:hAnsi="TH Sarabun New" w:cs="TH Sarabun New"/>
+                <w:b w:val="0"/>
+                <w:sz w:val="28"/>
+                <w:szCs w:val="28"/>
+              </w:rPr>
+              <w:t xml:space="preserve"> (ถุงมือ 57%)</w:t>
+            </w:r>
+          </w:p>
+        </w:tc>
+        <w:tc>
+          <w:tcPr>
+            <w:tcW w:type="dxa" w:w="2257"/>
+          </w:tcPr>
+          <w:p>
+            <w:r/>
+            <w:r>
+              <w:rPr>
+                <w:rFonts w:ascii="TH Sarabun New" w:hAnsi="TH Sarabun New" w:cs="TH Sarabun New"/>
+                <w:b w:val="0"/>
+                <w:sz w:val="28"/>
+                <w:szCs w:val="28"/>
+              </w:rPr>
+              <w:t xml:space="preserve">ถอดข้างเดียว → เห็นมืออีกข้างที่ยังใส่ จึงตอบ "ใส่" · มือถูกผ้าบัง → ไม่เห็นสีขาว จึงตอบ "ไม่ใส่" · ถอดสองข้าง → </w:t>
+            </w:r>
+            <w:r>
+              <w:rPr>
+                <w:rFonts w:ascii="TH Sarabun New" w:hAnsi="TH Sarabun New" w:cs="TH Sarabun New"/>
+                <w:b/>
+                <w:sz w:val="28"/>
+                <w:szCs w:val="28"/>
+                <w:bCs/>
+              </w:rPr>
+              <w:t>ตรวจถูกทุกจุด</w:t>
+            </w:r>
+          </w:p>
+        </w:tc>
+        <w:tc>
+          <w:tcPr>
+            <w:tcW w:type="dxa" w:w="2257"/>
+          </w:tcPr>
+          <w:p>
+            <w:r/>
+            <w:r>
+              <w:rPr>
+                <w:rFonts w:ascii="TH Sarabun New" w:hAnsi="TH Sarabun New" w:cs="TH Sarabun New"/>
+                <w:b w:val="0"/>
+                <w:sz w:val="28"/>
+                <w:szCs w:val="28"/>
+              </w:rPr>
+              <w:t>แยกถามทีละมือ (แนวเดียวกับที่แก้เรื่องลังสำเร็จ)</w:t>
+            </w:r>
+          </w:p>
+        </w:tc>
+        <w:tc>
+          <w:tcPr>
+            <w:tcW w:type="dxa" w:w="2257"/>
+          </w:tcPr>
+          <w:p>
+            <w:r/>
+            <w:r>
+              <w:rPr>
+                <w:rFonts w:ascii="TH Sarabun New" w:hAnsi="TH Sarabun New" w:cs="TH Sarabun New"/>
+                <w:b w:val="0"/>
+                <w:sz w:val="28"/>
+                <w:szCs w:val="28"/>
+              </w:rPr>
+              <w:t>ยังไม่ได้ทำ เพราะพบตอนท้ายโครงงาน — ต้นทุนต่ำ ดูบทที่ 9</w:t>
+            </w:r>
+          </w:p>
+        </w:tc>
+      </w:tr>
+      <w:tr>
+        <w:tc>
+          <w:tcPr>
+            <w:tcW w:type="dxa" w:w="2257"/>
+          </w:tcPr>
+          <w:p>
+            <w:r/>
+            <w:r>
+              <w:rPr>
+                <w:rFonts w:ascii="TH Sarabun New" w:hAnsi="TH Sarabun New" w:cs="TH Sarabun New"/>
+                <w:b/>
+                <w:sz w:val="28"/>
+                <w:szCs w:val="28"/>
+                <w:bCs/>
+              </w:rPr>
+              <w:t>คำตอบไม่คงที่แม้สั่งไม่ให้สุ่ม</w:t>
+            </w:r>
+          </w:p>
+        </w:tc>
+        <w:tc>
+          <w:tcPr>
+            <w:tcW w:type="dxa" w:w="2257"/>
+          </w:tcPr>
+          <w:p>
+            <w:r/>
+            <w:r>
+              <w:rPr>
+                <w:rFonts w:ascii="TH Sarabun New" w:hAnsi="TH Sarabun New" w:cs="TH Sarabun New"/>
+                <w:b w:val="0"/>
+                <w:sz w:val="28"/>
+                <w:szCs w:val="28"/>
+              </w:rPr>
+              <w:t>ระบบให้บริการรวบคำขอเป็นกลุ่ม ทำให้ลำดับการคำนวณต่างกันเล็กน้อย (เอกสารอ้างอิง [6])</w:t>
+            </w:r>
+          </w:p>
+        </w:tc>
+        <w:tc>
+          <w:tcPr>
+            <w:tcW w:type="dxa" w:w="2257"/>
+          </w:tcPr>
+          <w:p>
+            <w:r/>
+            <w:r>
+              <w:rPr>
+                <w:rFonts w:ascii="TH Sarabun New" w:hAnsi="TH Sarabun New" w:cs="TH Sarabun New"/>
+                <w:b w:val="0"/>
+                <w:sz w:val="28"/>
+                <w:szCs w:val="28"/>
+              </w:rPr>
+              <w:t>ออกแบบเป็น 2 ชั้น ให้ชั้นแจ้งเตือนตอบสั้นว่าใช่/ไม่ใช่</w:t>
+            </w:r>
+          </w:p>
+        </w:tc>
+        <w:tc>
+          <w:tcPr>
+            <w:tcW w:type="dxa" w:w="2257"/>
+          </w:tcPr>
+          <w:p>
+            <w:r/>
+            <w:r>
+              <w:rPr>
+                <w:rFonts w:ascii="TH Sarabun New" w:hAnsi="TH Sarabun New" w:cs="TH Sarabun New"/>
+                <w:b w:val="0"/>
+                <w:sz w:val="28"/>
+                <w:szCs w:val="28"/>
+              </w:rPr>
+              <w:t xml:space="preserve">ชั้นข้อเท็จจริง </w:t>
+            </w:r>
+            <w:r>
+              <w:rPr>
+                <w:rFonts w:ascii="TH Sarabun New" w:hAnsi="TH Sarabun New" w:cs="TH Sarabun New"/>
+                <w:b/>
+                <w:sz w:val="28"/>
+                <w:szCs w:val="28"/>
+                <w:bCs/>
+              </w:rPr>
+              <w:t>คงที่ 12/12</w:t>
+            </w:r>
+          </w:p>
+        </w:tc>
+      </w:tr>
+      <w:tr>
+        <w:tc>
+          <w:tcPr>
+            <w:tcW w:type="dxa" w:w="2257"/>
+          </w:tcPr>
+          <w:p>
+            <w:r/>
+            <w:r>
+              <w:rPr>
+                <w:rFonts w:ascii="TH Sarabun New" w:hAnsi="TH Sarabun New" w:cs="TH Sarabun New"/>
+                <w:b/>
+                <w:sz w:val="28"/>
+                <w:szCs w:val="28"/>
+                <w:bCs/>
+              </w:rPr>
+              <w:t>โหมดส่งวิดีโอทำให้ระบบล่ม</w:t>
+            </w:r>
+          </w:p>
+        </w:tc>
+        <w:tc>
+          <w:tcPr>
+            <w:tcW w:type="dxa" w:w="2257"/>
+          </w:tcPr>
+          <w:p>
+            <w:r/>
+            <w:r>
+              <w:rPr>
+                <w:rFonts w:ascii="TH Sarabun New" w:hAnsi="TH Sarabun New" w:cs="TH Sarabun New"/>
+                <w:b w:val="0"/>
+                <w:sz w:val="28"/>
+                <w:szCs w:val="28"/>
+              </w:rPr>
+              <w:t>ระบบให้บริการหยุดทำงานเมื่อป้อนวิดีโอ</w:t>
+            </w:r>
+          </w:p>
+        </w:tc>
+        <w:tc>
+          <w:tcPr>
+            <w:tcW w:type="dxa" w:w="2257"/>
+          </w:tcPr>
+          <w:p>
+            <w:r/>
+            <w:r>
+              <w:rPr>
+                <w:rFonts w:ascii="TH Sarabun New" w:hAnsi="TH Sarabun New" w:cs="TH Sarabun New"/>
+                <w:b w:val="0"/>
+                <w:sz w:val="28"/>
+                <w:szCs w:val="28"/>
+              </w:rPr>
+              <w:t>เปลี่ยนเป็นป้อนภาพนิ่ง 2 เฟรมติดกัน (t และ t+1)</w:t>
+            </w:r>
+          </w:p>
+        </w:tc>
+        <w:tc>
+          <w:tcPr>
+            <w:tcW w:type="dxa" w:w="2257"/>
+          </w:tcPr>
+          <w:p>
+            <w:r/>
+            <w:r>
+              <w:rPr>
+                <w:rFonts w:ascii="TH Sarabun New" w:hAnsi="TH Sarabun New" w:cs="TH Sarabun New"/>
+                <w:b w:val="0"/>
+                <w:sz w:val="28"/>
+                <w:szCs w:val="28"/>
+              </w:rPr>
+              <w:t>เสถียรตลอดคลิป · แลกกับการไม่เห็นบริบทยาว</w:t>
+            </w:r>
+          </w:p>
+        </w:tc>
+      </w:tr>
+      <w:tr>
+        <w:tc>
+          <w:tcPr>
+            <w:tcW w:type="dxa" w:w="2257"/>
+          </w:tcPr>
+          <w:p>
+            <w:r/>
+            <w:r>
+              <w:rPr>
+                <w:rFonts w:ascii="TH Sarabun New" w:hAnsi="TH Sarabun New" w:cs="TH Sarabun New"/>
+                <w:b/>
+                <w:sz w:val="28"/>
+                <w:szCs w:val="28"/>
+                <w:bCs/>
+              </w:rPr>
+              <w:t>เครื่องเช่าตั้งค่าชี้แบบจำลองตัวอื่น</w:t>
+            </w:r>
+          </w:p>
+        </w:tc>
+        <w:tc>
+          <w:tcPr>
+            <w:tcW w:type="dxa" w:w="2257"/>
+          </w:tcPr>
+          <w:p>
+            <w:r/>
+            <w:r>
+              <w:rPr>
+                <w:rFonts w:ascii="TH Sarabun New" w:hAnsi="TH Sarabun New" w:cs="TH Sarabun New"/>
+                <w:b w:val="0"/>
+                <w:sz w:val="28"/>
+                <w:szCs w:val="28"/>
+              </w:rPr>
+              <w:t>ค่าเริ่มต้นของผู้ให้บริการทับค่าที่ตั้งไว้ โดยไม่มีสัญญาณเตือน</w:t>
+            </w:r>
+          </w:p>
+        </w:tc>
+        <w:tc>
+          <w:tcPr>
+            <w:tcW w:type="dxa" w:w="2257"/>
+          </w:tcPr>
+          <w:p>
+            <w:r/>
+            <w:r>
+              <w:rPr>
+                <w:rFonts w:ascii="TH Sarabun New" w:hAnsi="TH Sarabun New" w:cs="TH Sarabun New"/>
+                <w:b w:val="0"/>
+                <w:sz w:val="28"/>
+                <w:szCs w:val="28"/>
+              </w:rPr>
+              <w:t>เพิ่มขั้นตอนตรวจก่อนวัดทุกครั้ง ถ้าไม่ตรงจะหยุดทันที</w:t>
+            </w:r>
+          </w:p>
+        </w:tc>
+        <w:tc>
+          <w:tcPr>
+            <w:tcW w:type="dxa" w:w="2257"/>
+          </w:tcPr>
+          <w:p>
+            <w:r/>
+            <w:r>
+              <w:rPr>
+                <w:rFonts w:ascii="TH Sarabun New" w:hAnsi="TH Sarabun New" w:cs="TH Sarabun New"/>
+                <w:b w:val="0"/>
+                <w:sz w:val="28"/>
+                <w:szCs w:val="28"/>
+              </w:rPr>
+              <w:t>กันการวัดผิดแบบจำลองได้ทั้งหมด</w:t>
             </w:r>
           </w:p>
         </w:tc>
@@ -16666,7 +15570,7 @@
           <w:szCs w:val="32"/>
           <w:bCs/>
         </w:rPr>
-        <w:t>ทางแก้ที่ชัดเจนแล้ว:</w:t>
+        <w:t>บทเรียนเชิงออกแบบร่วมของทุกข้อ:</w:t>
       </w:r>
       <w:r>
         <w:rPr>
@@ -16675,7 +15579,7 @@
           <w:sz w:val="32"/>
           <w:szCs w:val="32"/>
         </w:rPr>
-        <w:t xml:space="preserve"> แยกถามทีละมือ ซึ่งเป็นแนวทางเดียวกับที่แก้ปัญหาการระบุลังได้สำเร็จ</w:t>
+        <w:t xml:space="preserve"> เมื่อเจอข้อจำกัดเชิงโครงสร้าง การพยายามแก้ด้วยคำสั่ง</w:t>
       </w:r>
     </w:p>
     <w:p>
@@ -16686,7 +15590,28 @@
           <w:sz w:val="32"/>
           <w:szCs w:val="32"/>
         </w:rPr>
-        <w:t>ในหัวข้อ 8.1 · ยังไม่ได้ทำเพราะพบตอนท้ายโครงงาน และมีต้นทุนต่ำ (รายละเอียดในบทที่ 9)</w:t>
+        <w:t xml:space="preserve">เป็นการเสียเวลา ทางออกคือ </w:t>
+      </w:r>
+      <w:r>
+        <w:rPr>
+          <w:rFonts w:ascii="TH Sarabun New" w:hAnsi="TH Sarabun New" w:cs="TH Sarabun New"/>
+          <w:b/>
+          <w:sz w:val="32"/>
+          <w:szCs w:val="32"/>
+          <w:bCs/>
+        </w:rPr>
+        <w:t>ออกแบบระบบให้ไม่ต้องถามคำถามที่แบบจำลองตอบไม่ได้</w:t>
+      </w:r>
+    </w:p>
+    <w:p>
+      <w:r>
+        <w:rPr>
+          <w:rFonts w:ascii="TH Sarabun New" w:hAnsi="TH Sarabun New" w:cs="TH Sarabun New"/>
+          <w:b w:val="0"/>
+          <w:sz w:val="32"/>
+          <w:szCs w:val="32"/>
+        </w:rPr>
+        <w:t>แล้วให้โปรแกรมรับผิดชอบส่วนนั้นแทน — หลักการนี้ใช้ได้กับปัญหาส่วนใหญ่ในตารางข้างต้น</w:t>
       </w:r>
     </w:p>
     <w:p/>
@@ -16695,11 +15620,52 @@
         <w:rPr>
           <w:rFonts w:ascii="TH Sarabun New" w:hAnsi="TH Sarabun New" w:cs="TH Sarabun New"/>
           <w:b/>
-          <w:sz w:val="36"/>
-          <w:szCs w:val="36"/>
+          <w:sz w:val="32"/>
+          <w:szCs w:val="32"/>
           <w:bCs/>
         </w:rPr>
-        <w:t>8.4 ข้อจำกัดของเครื่องมือรอบตัว</w:t>
+        <w:t>ตัวอย่างที่แสดงคุณค่าของการวัดผลก่อนนำเข้าระบบ:</w:t>
+      </w:r>
+      <w:r>
+        <w:rPr>
+          <w:rFonts w:ascii="TH Sarabun New" w:hAnsi="TH Sarabun New" w:cs="TH Sarabun New"/>
+          <w:b w:val="0"/>
+          <w:sz w:val="32"/>
+          <w:szCs w:val="32"/>
+        </w:rPr>
+        <w:t xml:space="preserve"> ระหว่างพัฒนาได้ทดลองเพิ่มตัวกรอง</w:t>
+      </w:r>
+    </w:p>
+    <w:p>
+      <w:r>
+        <w:rPr>
+          <w:rFonts w:ascii="TH Sarabun New" w:hAnsi="TH Sarabun New" w:cs="TH Sarabun New"/>
+          <w:b w:val="0"/>
+          <w:sz w:val="32"/>
+          <w:szCs w:val="32"/>
+        </w:rPr>
+        <w:t>"ถ้าแบบจำลองบอกว่ามองไม่เห็นใบหน้า ก็อย่าเพิ่งตัดสิน" ซึ่งฟังดูสมเหตุสมผลมาก</w:t>
+      </w:r>
+    </w:p>
+    <w:p>
+      <w:r>
+        <w:rPr>
+          <w:rFonts w:ascii="TH Sarabun New" w:hAnsi="TH Sarabun New" w:cs="TH Sarabun New"/>
+          <w:b w:val="0"/>
+          <w:sz w:val="32"/>
+          <w:szCs w:val="32"/>
+        </w:rPr>
+        <w:t xml:space="preserve">แต่เมื่อวัดผลจริงพบว่า </w:t>
+      </w:r>
+      <w:r>
+        <w:rPr>
+          <w:rFonts w:ascii="TH Sarabun New" w:hAnsi="TH Sarabun New" w:cs="TH Sarabun New"/>
+          <w:b/>
+          <w:sz w:val="32"/>
+          <w:szCs w:val="32"/>
+          <w:bCs/>
+        </w:rPr>
+        <w:t>ตัวกรองนั้นทิ้งคำตอบที่ถูกไป 19 จุด (80% เหลือ 26%) จึงถอดออก</w:t>
       </w:r>
     </w:p>
     <w:p/>
@@ -16712,7 +15678,7 @@
           <w:szCs w:val="32"/>
           <w:bCs/>
         </w:rPr>
-        <w:t>โหมดส่งวิดีโอทำให้ระบบให้บริการแบบจำลองหยุดทำงาน</w:t>
+        <w:t>ข้อจำกัดด้านทรัพยากร:</w:t>
       </w:r>
       <w:r>
         <w:rPr>
@@ -16721,7 +15687,26 @@
           <w:sz w:val="32"/>
           <w:szCs w:val="32"/>
         </w:rPr>
-        <w:t xml:space="preserve"> — แผนเดิมคือส่งคลิปวิดีโอให้ดูโดยตรง</w:t>
+        <w:t xml:space="preserve"> มีวิดีโอทดสอบเพียงคลิปเดียว (</w:t>
+      </w:r>
+      <w:r>
+        <w:rPr>
+          <w:rFonts w:ascii="TH Sarabun New" w:hAnsi="TH Sarabun New" w:cs="TH Sarabun New"/>
+          <w:b/>
+          <w:sz w:val="32"/>
+          <w:szCs w:val="32"/>
+          <w:bCs/>
+        </w:rPr>
+        <w:t>ข้อจำกัดที่ใหญ่ที่สุด</w:t>
+      </w:r>
+      <w:r>
+        <w:rPr>
+          <w:rFonts w:ascii="TH Sarabun New" w:hAnsi="TH Sarabun New" w:cs="TH Sarabun New"/>
+          <w:b w:val="0"/>
+          <w:sz w:val="32"/>
+          <w:szCs w:val="32"/>
+        </w:rPr>
+        <w:t xml:space="preserve"> และเป็นงานลำดับแรก</w:t>
       </w:r>
     </w:p>
     <w:p>
@@ -16732,17 +15717,7 @@
           <w:sz w:val="32"/>
           <w:szCs w:val="32"/>
         </w:rPr>
-        <w:t xml:space="preserve">แต่ใช้จริงแล้วระบบล่มและต้องเริ่มใหม่ทั้งหมด จึงเปลี่ยนมา </w:t>
-      </w:r>
-      <w:r>
-        <w:rPr>
-          <w:rFonts w:ascii="TH Sarabun New" w:hAnsi="TH Sarabun New" w:cs="TH Sarabun New"/>
-          <w:b/>
-          <w:sz w:val="32"/>
-          <w:szCs w:val="32"/>
-          <w:bCs/>
-        </w:rPr>
-        <w:t>ป้อนภาพนิ่ง 2 เฟรมติดกัน</w:t>
+        <w:t>ในบทที่ 9) · ไม่มีชุดข้อมูลติดป้ายกำกับ ซึ่งกลายเป็นเหตุผลที่เลือกแนวทางไม่เทรนอันเป็นจุดเด่นของงานนี้</w:t>
       </w:r>
     </w:p>
     <w:p>
@@ -16753,7 +15728,7 @@
           <w:sz w:val="32"/>
           <w:szCs w:val="32"/>
         </w:rPr>
-        <w:t>(วินาที t และ t+1) ซึ่งยังเห็นการเปลี่ยนแปลงระหว่างสองวินาทีได้ และเสถียรพอรันได้ตลอดคลิป</w:t>
+        <w:t>· ไม่มีการ์ดจอของตัวเอง จึงต้องเช่ารายชั่วโมงและวางแผนวัดให้ครบในรอบเดียว</w:t>
       </w:r>
     </w:p>
     <w:p>
@@ -16764,11 +15739,8 @@
           <w:sz w:val="32"/>
           <w:szCs w:val="32"/>
         </w:rPr>
-        <w:t>สิ่งที่แลกไปคือไม่เห็นบริบทยาว ซึ่งน่าจะเป็นสาเหตุหนึ่งที่ยังแยก "หยิบออก" กับ "วางลง" ไม่ได้</w:t>
-      </w:r>
-    </w:p>
-    <w:p/>
-    <w:p>
+        <w:t xml:space="preserve">· </w:t>
+      </w:r>
       <w:r>
         <w:rPr>
           <w:rFonts w:ascii="TH Sarabun New" w:hAnsi="TH Sarabun New" w:cs="TH Sarabun New"/>
@@ -16777,7 +15749,7 @@
           <w:szCs w:val="32"/>
           <w:bCs/>
         </w:rPr>
-        <w:t>คำตอบไม่คงที่แม้สั่งไม่ให้สุ่ม</w:t>
+        <w:t>คอขวดของการประเมินผลคือคนตรวจ ไม่ใช่การ์ดจอ</w:t>
       </w:r>
       <w:r>
         <w:rPr>
@@ -16786,7 +15758,7 @@
           <w:sz w:val="32"/>
           <w:szCs w:val="32"/>
         </w:rPr>
-        <w:t xml:space="preserve"> — เกิดจากระบบให้บริการรวบคำขอที่เข้ามาพร้อมกันเป็นกลุ่ม</w:t>
+        <w:t xml:space="preserve"> — ให้แบบจำลองตอบครบ 220 เฟรมใช้เวลาราว</w:t>
       </w:r>
     </w:p>
     <w:p>
@@ -16797,7 +15769,7 @@
           <w:sz w:val="32"/>
           <w:szCs w:val="32"/>
         </w:rPr>
-        <w:t>ทำให้ลำดับการคำนวณต่างกันเล็กน้อยในแต่ละครั้ง (เอกสารอ้างอิง [6])</w:t>
+        <w:t>2 นาที แต่การทำเฉลยต้องใช้คนไล่ดู 1,320 การตัดสิน จึงเลือกตรวจทุก 3 วินาที ซึ่งเพียงพอ</w:t>
       </w:r>
     </w:p>
     <w:p>
@@ -16808,7 +15780,7 @@
           <w:sz w:val="32"/>
           <w:szCs w:val="32"/>
         </w:rPr>
-        <w:t xml:space="preserve">เมื่อแยกวัดทีละชั้นพบว่า </w:t>
+        <w:t xml:space="preserve">เพราะทุกช่วงละเมิดยาวเกิน 6 วินาที </w:t>
       </w:r>
       <w:r>
         <w:rPr>
@@ -16818,359 +15790,7 @@
           <w:szCs w:val="32"/>
           <w:bCs/>
         </w:rPr>
-        <w:t>ชั้นที่ตอบสั้นคงที่ 12/12</w:t>
-      </w:r>
-      <w:r>
-        <w:rPr>
-          <w:rFonts w:ascii="TH Sarabun New" w:hAnsi="TH Sarabun New" w:cs="TH Sarabun New"/>
-          <w:b w:val="0"/>
-          <w:sz w:val="32"/>
-          <w:szCs w:val="32"/>
-        </w:rPr>
-        <w:t xml:space="preserve"> ผลนี้จึงกลายเป็นหลักฐานรองรับ</w:t>
-      </w:r>
-    </w:p>
-    <w:p>
-      <w:r>
-        <w:rPr>
-          <w:rFonts w:ascii="TH Sarabun New" w:hAnsi="TH Sarabun New" w:cs="TH Sarabun New"/>
-          <w:b w:val="0"/>
-          <w:sz w:val="32"/>
-          <w:szCs w:val="32"/>
-        </w:rPr>
-        <w:t>การออกแบบระบบ 2 ชั้นตั้งแต่ต้น</w:t>
-      </w:r>
-    </w:p>
-    <w:p/>
-    <w:p>
-      <w:r>
-        <w:rPr>
-          <w:rFonts w:ascii="TH Sarabun New" w:hAnsi="TH Sarabun New" w:cs="TH Sarabun New"/>
-          <w:b/>
-          <w:sz w:val="32"/>
-          <w:szCs w:val="32"/>
-          <w:bCs/>
-        </w:rPr>
-        <w:t>เครื่องเช่าตั้งค่าเริ่มต้นชี้ไปแบบจำลองตัวอื่น</w:t>
-      </w:r>
-      <w:r>
-        <w:rPr>
-          <w:rFonts w:ascii="TH Sarabun New" w:hAnsi="TH Sarabun New" w:cs="TH Sarabun New"/>
-          <w:b w:val="0"/>
-          <w:sz w:val="32"/>
-          <w:szCs w:val="32"/>
-        </w:rPr>
-        <w:t xml:space="preserve"> — เสี่ยงต่อการวัดผิดแบบจำลองโดยไม่มีสัญญาณเตือน</w:t>
-      </w:r>
-    </w:p>
-    <w:p>
-      <w:r>
-        <w:rPr>
-          <w:rFonts w:ascii="TH Sarabun New" w:hAnsi="TH Sarabun New" w:cs="TH Sarabun New"/>
-          <w:b w:val="0"/>
-          <w:sz w:val="32"/>
-          <w:szCs w:val="32"/>
-        </w:rPr>
-        <w:t>จึงเพิ่มขั้นตอนตรวจสอบก่อนวัดทุกครั้งว่าเครื่องให้บริการแบบจำลองตัวที่ตั้งใจจริง ถ้าไม่ตรงจะหยุดทันที</w:t>
-      </w:r>
-    </w:p>
-    <w:p/>
-    <w:p>
-      <w:r>
-        <w:rPr>
-          <w:rFonts w:ascii="TH Sarabun New" w:hAnsi="TH Sarabun New" w:cs="TH Sarabun New"/>
-          <w:b/>
-          <w:sz w:val="36"/>
-          <w:szCs w:val="36"/>
-          <w:bCs/>
-        </w:rPr>
-        <w:t>8.5 ข้อจำกัดด้านทรัพยากรและการประเมินผล</w:t>
-      </w:r>
-    </w:p>
-    <w:p/>
-    <w:tbl>
-      <w:tblPr>
-        <w:tblStyle w:val="TableGrid"/>
-        <w:tblW w:type="auto" w:w="0"/>
-        <w:tblLook w:firstColumn="1" w:firstRow="1" w:lastColumn="0" w:lastRow="0" w:noHBand="0" w:noVBand="1" w:val="04A0"/>
-      </w:tblPr>
-      <w:tblGrid>
-        <w:gridCol w:w="4514"/>
-        <w:gridCol w:w="4514"/>
-      </w:tblGrid>
-      <w:tr>
-        <w:tc>
-          <w:tcPr>
-            <w:tcW w:type="dxa" w:w="4514"/>
-          </w:tcPr>
-          <w:p>
-            <w:r>
-              <w:rPr>
-                <w:b/>
-              </w:rPr>
-            </w:r>
-            <w:r>
-              <w:rPr>
-                <w:rFonts w:ascii="TH Sarabun New" w:hAnsi="TH Sarabun New" w:cs="TH Sarabun New"/>
-                <w:b/>
-                <w:sz w:val="28"/>
-                <w:szCs w:val="28"/>
-              </w:rPr>
-              <w:t>อุปสรรค</w:t>
-            </w:r>
-          </w:p>
-        </w:tc>
-        <w:tc>
-          <w:tcPr>
-            <w:tcW w:type="dxa" w:w="4514"/>
-          </w:tcPr>
-          <w:p>
-            <w:r>
-              <w:rPr>
-                <w:b/>
-              </w:rPr>
-            </w:r>
-            <w:r>
-              <w:rPr>
-                <w:rFonts w:ascii="TH Sarabun New" w:hAnsi="TH Sarabun New" w:cs="TH Sarabun New"/>
-                <w:b/>
-                <w:sz w:val="28"/>
-                <w:szCs w:val="28"/>
-              </w:rPr>
-              <w:t>ผลกระทบและการรับมือ</w:t>
-            </w:r>
-          </w:p>
-        </w:tc>
-      </w:tr>
-      <w:tr>
-        <w:tc>
-          <w:tcPr>
-            <w:tcW w:type="dxa" w:w="4514"/>
-          </w:tcPr>
-          <w:p>
-            <w:r/>
-            <w:r>
-              <w:rPr>
-                <w:rFonts w:ascii="TH Sarabun New" w:hAnsi="TH Sarabun New" w:cs="TH Sarabun New"/>
-                <w:b/>
-                <w:sz w:val="28"/>
-                <w:szCs w:val="28"/>
-                <w:bCs/>
-              </w:rPr>
-              <w:t>มีวิดีโอทดสอบคลิปเดียว</w:t>
-            </w:r>
-          </w:p>
-        </w:tc>
-        <w:tc>
-          <w:tcPr>
-            <w:tcW w:type="dxa" w:w="4514"/>
-          </w:tcPr>
-          <w:p>
-            <w:r/>
-            <w:r>
-              <w:rPr>
-                <w:rFonts w:ascii="TH Sarabun New" w:hAnsi="TH Sarabun New" w:cs="TH Sarabun New"/>
-                <w:b/>
-                <w:sz w:val="28"/>
-                <w:szCs w:val="28"/>
-                <w:bCs/>
-              </w:rPr>
-              <w:t>ข้อจำกัดที่ใหญ่ที่สุด</w:t>
-            </w:r>
-            <w:r>
-              <w:rPr>
-                <w:rFonts w:ascii="TH Sarabun New" w:hAnsi="TH Sarabun New" w:cs="TH Sarabun New"/>
-                <w:b w:val="0"/>
-                <w:sz w:val="28"/>
-                <w:szCs w:val="28"/>
-              </w:rPr>
-              <w:t xml:space="preserve"> — ยังตรวจสอบข้ามสถานการณ์ไม่ได้ · ระบุไว้เป็นข้อจำกัดของผลการทดสอบ และเป็นงานลำดับแรกในบทที่ 9</w:t>
-            </w:r>
-          </w:p>
-        </w:tc>
-      </w:tr>
-      <w:tr>
-        <w:tc>
-          <w:tcPr>
-            <w:tcW w:type="dxa" w:w="4514"/>
-          </w:tcPr>
-          <w:p>
-            <w:r/>
-            <w:r>
-              <w:rPr>
-                <w:rFonts w:ascii="TH Sarabun New" w:hAnsi="TH Sarabun New" w:cs="TH Sarabun New"/>
-                <w:b w:val="0"/>
-                <w:sz w:val="28"/>
-                <w:szCs w:val="28"/>
-              </w:rPr>
-              <w:t>ไม่มีชุดข้อมูลติดป้ายกำกับ</w:t>
-            </w:r>
-          </w:p>
-        </w:tc>
-        <w:tc>
-          <w:tcPr>
-            <w:tcW w:type="dxa" w:w="4514"/>
-          </w:tcPr>
-          <w:p>
-            <w:r/>
-            <w:r>
-              <w:rPr>
-                <w:rFonts w:ascii="TH Sarabun New" w:hAnsi="TH Sarabun New" w:cs="TH Sarabun New"/>
-                <w:b w:val="0"/>
-                <w:sz w:val="28"/>
-                <w:szCs w:val="28"/>
-              </w:rPr>
-              <w:t xml:space="preserve">ใช้ระบบตรวจจับที่ต้องเทรนไม่ได้ — </w:t>
-            </w:r>
-            <w:r>
-              <w:rPr>
-                <w:rFonts w:ascii="TH Sarabun New" w:hAnsi="TH Sarabun New" w:cs="TH Sarabun New"/>
-                <w:b/>
-                <w:sz w:val="28"/>
-                <w:szCs w:val="28"/>
-                <w:bCs/>
-              </w:rPr>
-              <w:t>กลายเป็นเหตุผลที่เลือกแนวทางไม่เทรน ซึ่งเป็นจุดเด่นของงานนี้</w:t>
-            </w:r>
-          </w:p>
-        </w:tc>
-      </w:tr>
-      <w:tr>
-        <w:tc>
-          <w:tcPr>
-            <w:tcW w:type="dxa" w:w="4514"/>
-          </w:tcPr>
-          <w:p>
-            <w:r/>
-            <w:r>
-              <w:rPr>
-                <w:rFonts w:ascii="TH Sarabun New" w:hAnsi="TH Sarabun New" w:cs="TH Sarabun New"/>
-                <w:b w:val="0"/>
-                <w:sz w:val="28"/>
-                <w:szCs w:val="28"/>
-              </w:rPr>
-              <w:t>ไม่มีการ์ดจอของตัวเอง</w:t>
-            </w:r>
-          </w:p>
-        </w:tc>
-        <w:tc>
-          <w:tcPr>
-            <w:tcW w:type="dxa" w:w="4514"/>
-          </w:tcPr>
-          <w:p>
-            <w:r/>
-            <w:r>
-              <w:rPr>
-                <w:rFonts w:ascii="TH Sarabun New" w:hAnsi="TH Sarabun New" w:cs="TH Sarabun New"/>
-                <w:b w:val="0"/>
-                <w:sz w:val="28"/>
-                <w:szCs w:val="28"/>
-              </w:rPr>
-              <w:t>เช่ารายชั่วโมง จึงต้องวางแผนวัดให้ครบในรอบเดียว</w:t>
-            </w:r>
-          </w:p>
-        </w:tc>
-      </w:tr>
-      <w:tr>
-        <w:tc>
-          <w:tcPr>
-            <w:tcW w:type="dxa" w:w="4514"/>
-          </w:tcPr>
-          <w:p>
-            <w:r/>
-            <w:r>
-              <w:rPr>
-                <w:rFonts w:ascii="TH Sarabun New" w:hAnsi="TH Sarabun New" w:cs="TH Sarabun New"/>
-                <w:b w:val="0"/>
-                <w:sz w:val="28"/>
-                <w:szCs w:val="28"/>
-              </w:rPr>
-              <w:t>การทำเฉลยใช้เวลามาก</w:t>
-            </w:r>
-          </w:p>
-        </w:tc>
-        <w:tc>
-          <w:tcPr>
-            <w:tcW w:type="dxa" w:w="4514"/>
-          </w:tcPr>
-          <w:p>
-            <w:r/>
-            <w:r>
-              <w:rPr>
-                <w:rFonts w:ascii="TH Sarabun New" w:hAnsi="TH Sarabun New" w:cs="TH Sarabun New"/>
-                <w:b/>
-                <w:sz w:val="28"/>
-                <w:szCs w:val="28"/>
-                <w:bCs/>
-              </w:rPr>
-              <w:t>คอขวดคือคนตรวจ ไม่ใช่การ์ดจอ</w:t>
-            </w:r>
-            <w:r>
-              <w:rPr>
-                <w:rFonts w:ascii="TH Sarabun New" w:hAnsi="TH Sarabun New" w:cs="TH Sarabun New"/>
-                <w:b w:val="0"/>
-                <w:sz w:val="28"/>
-                <w:szCs w:val="28"/>
-              </w:rPr>
-              <w:t xml:space="preserve"> — ให้แบบจำลองตอบครบ 220 เฟรมใช้เวลาราว 2 นาที แต่การทำเฉลยต้องใช้คนไล่ดู 1,320 การตัดสิน · จึงเลือกตรวจทุก 3 วินาที (74 จุด) ซึ่งเพียงพอเพราะทุกช่วงละเมิดยาวเกิน 6 วินาที ไม่มีเหตุใดหลุดจากการสุ่มตรวจ</w:t>
-            </w:r>
-          </w:p>
-        </w:tc>
-      </w:tr>
-    </w:tbl>
-    <w:p/>
-    <w:p>
-      <w:r>
-        <w:rPr>
-          <w:rFonts w:ascii="TH Sarabun New" w:hAnsi="TH Sarabun New" w:cs="TH Sarabun New"/>
-          <w:b/>
-          <w:sz w:val="32"/>
-          <w:szCs w:val="32"/>
-          <w:bCs/>
-        </w:rPr>
-        <w:t>การควบคุมคุณภาพของการวัดผล:</w:t>
-      </w:r>
-      <w:r>
-        <w:rPr>
-          <w:rFonts w:ascii="TH Sarabun New" w:hAnsi="TH Sarabun New" w:cs="TH Sarabun New"/>
-          <w:b w:val="0"/>
-          <w:sz w:val="32"/>
-          <w:szCs w:val="32"/>
-        </w:rPr>
-        <w:t xml:space="preserve"> ระหว่างพัฒนาพบว่าเฉลยชุดแรกมีจุดที่ระบุไม่ถูกต้อง</w:t>
-      </w:r>
-    </w:p>
-    <w:p>
-      <w:r>
-        <w:rPr>
-          <w:rFonts w:ascii="TH Sarabun New" w:hAnsi="TH Sarabun New" w:cs="TH Sarabun New"/>
-          <w:b w:val="0"/>
-          <w:sz w:val="32"/>
-          <w:szCs w:val="32"/>
-        </w:rPr>
-        <w:t>จึงไล่ตรวจใหม่ทีละเฟรมจนได้เฉลยที่ใช้ในรายงานนี้ โดย **บันทึกทุกจุดที่แก้ไว้ว่าแก้จากอะไร</w:t>
-      </w:r>
-    </w:p>
-    <w:p>
-      <w:r>
-        <w:rPr>
-          <w:rFonts w:ascii="TH Sarabun New" w:hAnsi="TH Sarabun New" w:cs="TH Sarabun New"/>
-          <w:b w:val="0"/>
-          <w:sz w:val="32"/>
-          <w:szCs w:val="32"/>
-        </w:rPr>
-        <w:t>เป็นอะไร ด้วยเหตุผลใด** และตัวเลขทั้งหมดในรายงานวัดจากเฉลยฉบับที่ตรวจแล้วเท่านั้น</w:t>
-      </w:r>
-    </w:p>
-    <w:p>
-      <w:r>
-        <w:rPr>
-          <w:rFonts w:ascii="TH Sarabun New" w:hAnsi="TH Sarabun New" w:cs="TH Sarabun New"/>
-          <w:b w:val="0"/>
-          <w:sz w:val="32"/>
-          <w:szCs w:val="32"/>
-        </w:rPr>
-        <w:t>กระบวนการนี้ทำให้ตัวเลขที่รายงานเชื่อถือได้และตรวจสอบย้อนกลับได้ทุกจุด</w:t>
+        <w:t>ไม่มีเหตุใดหลุดจากการสุ่มตรวจ</w:t>
       </w:r>
     </w:p>
     <w:p/>

--- a/รายงาน_Line-Guard_รวม.docx
+++ b/รายงาน_Line-Guard_รวม.docx
@@ -12587,128 +12587,62 @@
           <w:sz w:val="32"/>
           <w:szCs w:val="32"/>
         </w:rPr>
-        <w:t xml:space="preserve">ทดสอบบนคลิป </w:t>
-      </w:r>
-      <w:r>
-        <w:rPr>
-          <w:rFonts w:ascii="TH Sarabun New" w:hAnsi="TH Sarabun New" w:cs="TH Sarabun New"/>
-          <w:b/>
-          <w:sz w:val="32"/>
-          <w:szCs w:val="32"/>
-          <w:bCs/>
-        </w:rPr>
-        <w:t>CAM-A05</w:t>
-      </w:r>
-      <w:r>
-        <w:rPr>
-          <w:rFonts w:ascii="TH Sarabun New" w:hAnsi="TH Sarabun New" w:cs="TH Sarabun New"/>
-          <w:b w:val="0"/>
-          <w:sz w:val="32"/>
-          <w:szCs w:val="32"/>
-        </w:rPr>
-        <w:t xml:space="preserve"> ยาว 3 นาที 39 วินาที (ผู้ปฏิบัติงาน 2 คน สายพาน ลังคัดแยก 3 ใบ)</w:t>
-      </w:r>
-    </w:p>
-    <w:p>
-      <w:r>
-        <w:rPr>
-          <w:rFonts w:ascii="TH Sarabun New" w:hAnsi="TH Sarabun New" w:cs="TH Sarabun New"/>
-          <w:b w:val="0"/>
-          <w:sz w:val="32"/>
-          <w:szCs w:val="32"/>
-        </w:rPr>
-        <w:t xml:space="preserve">เทียบกับ </w:t>
-      </w:r>
-      <w:r>
-        <w:rPr>
-          <w:rFonts w:ascii="TH Sarabun New" w:hAnsi="TH Sarabun New" w:cs="TH Sarabun New"/>
-          <w:b/>
-          <w:sz w:val="32"/>
-          <w:szCs w:val="32"/>
-          <w:bCs/>
-        </w:rPr>
-        <w:t>เฉลยที่เปิดภาพดูด้วยตาทีละเฟรม ทุก 3 วินาที รวม 74 จุดตรวจ</w:t>
-      </w:r>
-      <w:r>
-        <w:rPr>
-          <w:rFonts w:ascii="TH Sarabun New" w:hAnsi="TH Sarabun New" w:cs="TH Sarabun New"/>
-          <w:b w:val="0"/>
-          <w:sz w:val="32"/>
-          <w:szCs w:val="32"/>
-        </w:rPr>
-        <w:t xml:space="preserve"> ครบทั้งหมวก ถุงมือ</w:t>
-      </w:r>
-    </w:p>
-    <w:p>
-      <w:r>
-        <w:rPr>
-          <w:rFonts w:ascii="TH Sarabun New" w:hAnsi="TH Sarabun New" w:cs="TH Sarabun New"/>
-          <w:b w:val="0"/>
-          <w:sz w:val="32"/>
-          <w:szCs w:val="32"/>
-        </w:rPr>
-        <w:t xml:space="preserve">และหน้ากากของทั้งสองคน พบการละเมิดจริง </w:t>
-      </w:r>
-      <w:r>
-        <w:rPr>
-          <w:rFonts w:ascii="TH Sarabun New" w:hAnsi="TH Sarabun New" w:cs="TH Sarabun New"/>
-          <w:b/>
-          <w:sz w:val="32"/>
-          <w:szCs w:val="32"/>
-          <w:bCs/>
-        </w:rPr>
-        <w:t>56 จุด</w:t>
-      </w:r>
-      <w:r>
-        <w:rPr>
-          <w:rFonts w:ascii="TH Sarabun New" w:hAnsi="TH Sarabun New" w:cs="TH Sarabun New"/>
-          <w:b w:val="0"/>
-          <w:sz w:val="32"/>
-          <w:szCs w:val="32"/>
-        </w:rPr>
-        <w:t xml:space="preserve"> · วัดบนเครื่อง </w:t>
-      </w:r>
-      <w:r>
-        <w:rPr>
-          <w:rFonts w:ascii="TH Sarabun New" w:hAnsi="TH Sarabun New" w:cs="TH Sarabun New"/>
-          <w:b/>
-          <w:sz w:val="32"/>
-          <w:szCs w:val="32"/>
-          <w:bCs/>
-        </w:rPr>
-        <w:t>RTX 4090 × 2</w:t>
-      </w:r>
-    </w:p>
-    <w:p>
-      <w:r>
-        <w:rPr>
-          <w:rFonts w:ascii="TH Sarabun New" w:hAnsi="TH Sarabun New" w:cs="TH Sarabun New"/>
-          <w:b w:val="0"/>
-          <w:sz w:val="32"/>
-          <w:szCs w:val="32"/>
-        </w:rPr>
-        <w:t>โดยรันบนเครื่องเดียวกับที่แบบจำลองทำงาน ใช้ชุดคำสั่งตัวเดียวกับที่ระบบส่งจริง</w:t>
-      </w:r>
-    </w:p>
-    <w:p>
-      <w:r>
-        <w:rPr>
-          <w:rFonts w:ascii="TH Sarabun New" w:hAnsi="TH Sarabun New" w:cs="TH Sarabun New"/>
-          <w:b w:val="0"/>
-          <w:sz w:val="32"/>
-          <w:szCs w:val="32"/>
-        </w:rPr>
-        <w:t xml:space="preserve">และเก็บคำตอบดิบไว้ทุกเฟรม — </w:t>
-      </w:r>
-      <w:r>
-        <w:rPr>
-          <w:rFonts w:ascii="TH Sarabun New" w:hAnsi="TH Sarabun New" w:cs="TH Sarabun New"/>
-          <w:b/>
-          <w:sz w:val="32"/>
-          <w:szCs w:val="32"/>
-          <w:bCs/>
-        </w:rPr>
-        <w:t>ผลทั้งหมดสร้างซ้ำได้ด้วยคำสั่งเดียว</w:t>
+        <w:t>การทดสอบทำบนคลิป CAM-A05 ความยาว 3 นาที 39 วินาที ซึ่งมีผู้ปฏิบัติงาน 2 คน สายพาน</w:t>
+      </w:r>
+    </w:p>
+    <w:p>
+      <w:r>
+        <w:rPr>
+          <w:rFonts w:ascii="TH Sarabun New" w:hAnsi="TH Sarabun New" w:cs="TH Sarabun New"/>
+          <w:b w:val="0"/>
+          <w:sz w:val="32"/>
+          <w:szCs w:val="32"/>
+        </w:rPr>
+        <w:t>และลังคัดแยก 3 ใบ โดยเทียบผลของระบบกับเฉลยที่จัดทำขึ้นจากการเปิดภาพดูด้วยตาทีละเฟรม</w:t>
+      </w:r>
+    </w:p>
+    <w:p>
+      <w:r>
+        <w:rPr>
+          <w:rFonts w:ascii="TH Sarabun New" w:hAnsi="TH Sarabun New" w:cs="TH Sarabun New"/>
+          <w:b w:val="0"/>
+          <w:sz w:val="32"/>
+          <w:szCs w:val="32"/>
+        </w:rPr>
+        <w:t>ทุก 3 วินาที รวม 74 จุดตรวจ ครบทั้งหมวก ถุงมือ และหน้ากากของทั้งสองคน ซึ่งพบการละเมิดจริง</w:t>
+      </w:r>
+    </w:p>
+    <w:p>
+      <w:r>
+        <w:rPr>
+          <w:rFonts w:ascii="TH Sarabun New" w:hAnsi="TH Sarabun New" w:cs="TH Sarabun New"/>
+          <w:b w:val="0"/>
+          <w:sz w:val="32"/>
+          <w:szCs w:val="32"/>
+        </w:rPr>
+        <w:t>รวม 56 จุด การวัดทั้งหมดทำบนเครื่องที่มีการ์ดจอ RTX 4090 จำนวน 2 ใบ โดยรันบนเครื่องเดียวกับ</w:t>
+      </w:r>
+    </w:p>
+    <w:p>
+      <w:r>
+        <w:rPr>
+          <w:rFonts w:ascii="TH Sarabun New" w:hAnsi="TH Sarabun New" w:cs="TH Sarabun New"/>
+          <w:b w:val="0"/>
+          <w:sz w:val="32"/>
+          <w:szCs w:val="32"/>
+        </w:rPr>
+        <w:t>ที่แบบจำลองทำงานอยู่ ใช้ชุดคำสั่งตัวเดียวกับที่ระบบส่งจริง และเก็บคำตอบดิบของแบบจำลองไว้ทุกเฟรม</w:t>
+      </w:r>
+    </w:p>
+    <w:p>
+      <w:r>
+        <w:rPr>
+          <w:rFonts w:ascii="TH Sarabun New" w:hAnsi="TH Sarabun New" w:cs="TH Sarabun New"/>
+          <w:b w:val="0"/>
+          <w:sz w:val="32"/>
+          <w:szCs w:val="32"/>
+        </w:rPr>
+        <w:t>ทำให้ผลทั้งหมดในบทนี้สร้างซ้ำได้ด้วยคำสั่งเดียวและตรวจย้อนกลับได้ว่าตัวเลขแต่ละตัวมาจากไหน</w:t>
       </w:r>
     </w:p>
     <w:p/>
@@ -12725,530 +12659,176 @@
       </w:r>
     </w:p>
     <w:p/>
-    <w:tbl>
-      <w:tblPr>
-        <w:tblStyle w:val="TableGrid"/>
-        <w:tblW w:type="auto" w:w="0"/>
-        <w:tblLook w:firstColumn="1" w:firstRow="1" w:lastColumn="0" w:lastRow="0" w:noHBand="0" w:noVBand="1" w:val="04A0"/>
-      </w:tblPr>
-      <w:tblGrid>
-        <w:gridCol w:w="2257"/>
-        <w:gridCol w:w="2257"/>
-        <w:gridCol w:w="2257"/>
-        <w:gridCol w:w="2257"/>
-      </w:tblGrid>
-      <w:tr>
-        <w:tc>
-          <w:tcPr>
-            <w:tcW w:type="dxa" w:w="2257"/>
-          </w:tcPr>
-          <w:p>
-            <w:r>
-              <w:rPr>
-                <w:b/>
-              </w:rPr>
-            </w:r>
-            <w:r>
-              <w:rPr>
-                <w:rFonts w:ascii="TH Sarabun New" w:hAnsi="TH Sarabun New" w:cs="TH Sarabun New"/>
-                <w:b/>
-                <w:sz w:val="28"/>
-                <w:szCs w:val="28"/>
-              </w:rPr>
-              <w:t>รายการ</w:t>
-            </w:r>
-          </w:p>
-        </w:tc>
-        <w:tc>
-          <w:tcPr>
-            <w:tcW w:type="dxa" w:w="2257"/>
-          </w:tcPr>
-          <w:p>
-            <w:r>
-              <w:rPr>
-                <w:b/>
-              </w:rPr>
-            </w:r>
-            <w:r>
-              <w:rPr>
-                <w:rFonts w:ascii="TH Sarabun New" w:hAnsi="TH Sarabun New" w:cs="TH Sarabun New"/>
-                <w:b/>
-                <w:sz w:val="28"/>
-                <w:szCs w:val="28"/>
-              </w:rPr>
-              <w:t>ตรวจพบ</w:t>
-            </w:r>
-          </w:p>
-        </w:tc>
-        <w:tc>
-          <w:tcPr>
-            <w:tcW w:type="dxa" w:w="2257"/>
-          </w:tcPr>
-          <w:p>
-            <w:r>
-              <w:rPr>
-                <w:b/>
-              </w:rPr>
-            </w:r>
-            <w:r>
-              <w:rPr>
-                <w:rFonts w:ascii="TH Sarabun New" w:hAnsi="TH Sarabun New" w:cs="TH Sarabun New"/>
-                <w:b/>
-                <w:sz w:val="28"/>
-                <w:szCs w:val="28"/>
-              </w:rPr>
-              <w:t>อัตราการตรวจพบ</w:t>
-            </w:r>
-          </w:p>
-        </w:tc>
-        <w:tc>
-          <w:tcPr>
-            <w:tcW w:type="dxa" w:w="2257"/>
-          </w:tcPr>
-          <w:p>
-            <w:r>
-              <w:rPr>
-                <w:b/>
-              </w:rPr>
-            </w:r>
-            <w:r>
-              <w:rPr>
-                <w:rFonts w:ascii="TH Sarabun New" w:hAnsi="TH Sarabun New" w:cs="TH Sarabun New"/>
-                <w:b/>
-                <w:sz w:val="28"/>
-                <w:szCs w:val="28"/>
-              </w:rPr>
-              <w:t>แจ้งผิด</w:t>
-            </w:r>
-          </w:p>
-        </w:tc>
-      </w:tr>
-      <w:tr>
-        <w:tc>
-          <w:tcPr>
-            <w:tcW w:type="dxa" w:w="2257"/>
-          </w:tcPr>
-          <w:p>
-            <w:r/>
-            <w:r>
-              <w:rPr>
-                <w:rFonts w:ascii="TH Sarabun New" w:hAnsi="TH Sarabun New" w:cs="TH Sarabun New"/>
-                <w:b/>
-                <w:sz w:val="28"/>
-                <w:szCs w:val="28"/>
-                <w:bCs/>
-              </w:rPr>
-              <w:t>หมวก</w:t>
-            </w:r>
-          </w:p>
-        </w:tc>
-        <w:tc>
-          <w:tcPr>
-            <w:tcW w:type="dxa" w:w="2257"/>
-          </w:tcPr>
-          <w:p>
-            <w:r/>
-            <w:r>
-              <w:rPr>
-                <w:rFonts w:ascii="TH Sarabun New" w:hAnsi="TH Sarabun New" w:cs="TH Sarabun New"/>
-                <w:b w:val="0"/>
-                <w:sz w:val="28"/>
-                <w:szCs w:val="28"/>
-              </w:rPr>
-              <w:t>14/14</w:t>
-            </w:r>
-          </w:p>
-        </w:tc>
-        <w:tc>
-          <w:tcPr>
-            <w:tcW w:type="dxa" w:w="2257"/>
-          </w:tcPr>
-          <w:p>
-            <w:r/>
-            <w:r>
-              <w:rPr>
-                <w:rFonts w:ascii="TH Sarabun New" w:hAnsi="TH Sarabun New" w:cs="TH Sarabun New"/>
-                <w:b/>
-                <w:sz w:val="28"/>
-                <w:szCs w:val="28"/>
-                <w:bCs/>
-              </w:rPr>
-              <w:t>100%</w:t>
-            </w:r>
-          </w:p>
-        </w:tc>
-        <w:tc>
-          <w:tcPr>
-            <w:tcW w:type="dxa" w:w="2257"/>
-          </w:tcPr>
-          <w:p>
-            <w:r/>
-            <w:r>
-              <w:rPr>
-                <w:rFonts w:ascii="TH Sarabun New" w:hAnsi="TH Sarabun New" w:cs="TH Sarabun New"/>
-                <w:b/>
-                <w:sz w:val="28"/>
-                <w:szCs w:val="28"/>
-                <w:bCs/>
-              </w:rPr>
-              <w:t>0</w:t>
-            </w:r>
-          </w:p>
-        </w:tc>
-      </w:tr>
-      <w:tr>
-        <w:tc>
-          <w:tcPr>
-            <w:tcW w:type="dxa" w:w="2257"/>
-          </w:tcPr>
-          <w:p>
-            <w:r/>
-            <w:r>
-              <w:rPr>
-                <w:rFonts w:ascii="TH Sarabun New" w:hAnsi="TH Sarabun New" w:cs="TH Sarabun New"/>
-                <w:b/>
-                <w:sz w:val="28"/>
-                <w:szCs w:val="28"/>
-                <w:bCs/>
-              </w:rPr>
-              <w:t>หน้ากาก</w:t>
-            </w:r>
-          </w:p>
-        </w:tc>
-        <w:tc>
-          <w:tcPr>
-            <w:tcW w:type="dxa" w:w="2257"/>
-          </w:tcPr>
-          <w:p>
-            <w:r/>
-            <w:r>
-              <w:rPr>
-                <w:rFonts w:ascii="TH Sarabun New" w:hAnsi="TH Sarabun New" w:cs="TH Sarabun New"/>
-                <w:b w:val="0"/>
-                <w:sz w:val="28"/>
-                <w:szCs w:val="28"/>
-              </w:rPr>
-              <w:t>28/35</w:t>
-            </w:r>
-          </w:p>
-        </w:tc>
-        <w:tc>
-          <w:tcPr>
-            <w:tcW w:type="dxa" w:w="2257"/>
-          </w:tcPr>
-          <w:p>
-            <w:r/>
-            <w:r>
-              <w:rPr>
-                <w:rFonts w:ascii="TH Sarabun New" w:hAnsi="TH Sarabun New" w:cs="TH Sarabun New"/>
-                <w:b/>
-                <w:sz w:val="28"/>
-                <w:szCs w:val="28"/>
-                <w:bCs/>
-              </w:rPr>
-              <w:t>80%</w:t>
-            </w:r>
-          </w:p>
-        </w:tc>
-        <w:tc>
-          <w:tcPr>
-            <w:tcW w:type="dxa" w:w="2257"/>
-          </w:tcPr>
-          <w:p>
-            <w:r/>
-            <w:r>
-              <w:rPr>
-                <w:rFonts w:ascii="TH Sarabun New" w:hAnsi="TH Sarabun New" w:cs="TH Sarabun New"/>
-                <w:b w:val="0"/>
-                <w:sz w:val="28"/>
-                <w:szCs w:val="28"/>
-              </w:rPr>
-              <w:t>2</w:t>
-            </w:r>
-          </w:p>
-        </w:tc>
-      </w:tr>
-      <w:tr>
-        <w:tc>
-          <w:tcPr>
-            <w:tcW w:type="dxa" w:w="2257"/>
-          </w:tcPr>
-          <w:p>
-            <w:r/>
-            <w:r>
-              <w:rPr>
-                <w:rFonts w:ascii="TH Sarabun New" w:hAnsi="TH Sarabun New" w:cs="TH Sarabun New"/>
-                <w:b w:val="0"/>
-                <w:sz w:val="28"/>
-                <w:szCs w:val="28"/>
-              </w:rPr>
-              <w:t>ถุงมือ</w:t>
-            </w:r>
-          </w:p>
-        </w:tc>
-        <w:tc>
-          <w:tcPr>
-            <w:tcW w:type="dxa" w:w="2257"/>
-          </w:tcPr>
-          <w:p>
-            <w:r/>
-            <w:r>
-              <w:rPr>
-                <w:rFonts w:ascii="TH Sarabun New" w:hAnsi="TH Sarabun New" w:cs="TH Sarabun New"/>
-                <w:b w:val="0"/>
-                <w:sz w:val="28"/>
-                <w:szCs w:val="28"/>
-              </w:rPr>
-              <w:t>4/7</w:t>
-            </w:r>
-          </w:p>
-        </w:tc>
-        <w:tc>
-          <w:tcPr>
-            <w:tcW w:type="dxa" w:w="2257"/>
-          </w:tcPr>
-          <w:p>
-            <w:r/>
-            <w:r>
-              <w:rPr>
-                <w:rFonts w:ascii="TH Sarabun New" w:hAnsi="TH Sarabun New" w:cs="TH Sarabun New"/>
-                <w:b w:val="0"/>
-                <w:sz w:val="28"/>
-                <w:szCs w:val="28"/>
-              </w:rPr>
-              <w:t>57%</w:t>
-            </w:r>
-          </w:p>
-        </w:tc>
-        <w:tc>
-          <w:tcPr>
-            <w:tcW w:type="dxa" w:w="2257"/>
-          </w:tcPr>
-          <w:p>
-            <w:r/>
-            <w:r>
-              <w:rPr>
-                <w:rFonts w:ascii="TH Sarabun New" w:hAnsi="TH Sarabun New" w:cs="TH Sarabun New"/>
-                <w:b w:val="0"/>
-                <w:sz w:val="28"/>
-                <w:szCs w:val="28"/>
-              </w:rPr>
-              <w:t>3</w:t>
-            </w:r>
-          </w:p>
-        </w:tc>
-      </w:tr>
-      <w:tr>
-        <w:tc>
-          <w:tcPr>
-            <w:tcW w:type="dxa" w:w="2257"/>
-          </w:tcPr>
-          <w:p>
-            <w:r/>
-            <w:r>
-              <w:rPr>
-                <w:rFonts w:ascii="TH Sarabun New" w:hAnsi="TH Sarabun New" w:cs="TH Sarabun New"/>
-                <w:b/>
-                <w:sz w:val="28"/>
-                <w:szCs w:val="28"/>
-                <w:bCs/>
-              </w:rPr>
-              <w:t>รวม</w:t>
-            </w:r>
-          </w:p>
-        </w:tc>
-        <w:tc>
-          <w:tcPr>
-            <w:tcW w:type="dxa" w:w="2257"/>
-          </w:tcPr>
-          <w:p>
-            <w:r/>
-            <w:r>
-              <w:rPr>
-                <w:rFonts w:ascii="TH Sarabun New" w:hAnsi="TH Sarabun New" w:cs="TH Sarabun New"/>
-                <w:b/>
-                <w:sz w:val="28"/>
-                <w:szCs w:val="28"/>
-                <w:bCs/>
-              </w:rPr>
-              <w:t>46/56</w:t>
-            </w:r>
-          </w:p>
-        </w:tc>
-        <w:tc>
-          <w:tcPr>
-            <w:tcW w:type="dxa" w:w="2257"/>
-          </w:tcPr>
-          <w:p>
-            <w:r/>
-            <w:r>
-              <w:rPr>
-                <w:rFonts w:ascii="TH Sarabun New" w:hAnsi="TH Sarabun New" w:cs="TH Sarabun New"/>
-                <w:b/>
-                <w:sz w:val="28"/>
-                <w:szCs w:val="28"/>
-                <w:bCs/>
-              </w:rPr>
-              <w:t>82%</w:t>
-            </w:r>
-          </w:p>
-        </w:tc>
-        <w:tc>
-          <w:tcPr>
-            <w:tcW w:type="dxa" w:w="2257"/>
-          </w:tcPr>
-          <w:p>
-            <w:r/>
-            <w:r>
-              <w:rPr>
-                <w:rFonts w:ascii="TH Sarabun New" w:hAnsi="TH Sarabun New" w:cs="TH Sarabun New"/>
-                <w:b/>
-                <w:sz w:val="28"/>
-                <w:szCs w:val="28"/>
-                <w:bCs/>
-              </w:rPr>
-              <w:t>5</w:t>
-            </w:r>
-          </w:p>
-        </w:tc>
-      </w:tr>
-    </w:tbl>
+    <w:p>
+      <w:r>
+        <w:rPr>
+          <w:rFonts w:ascii="TH Sarabun New" w:hAnsi="TH Sarabun New" w:cs="TH Sarabun New"/>
+          <w:b w:val="0"/>
+          <w:sz w:val="32"/>
+          <w:szCs w:val="32"/>
+        </w:rPr>
+        <w:t xml:space="preserve">ระบบตรวจพบการละเมิดได้ </w:t>
+      </w:r>
+      <w:r>
+        <w:rPr>
+          <w:rFonts w:ascii="TH Sarabun New" w:hAnsi="TH Sarabun New" w:cs="TH Sarabun New"/>
+          <w:b/>
+          <w:sz w:val="32"/>
+          <w:szCs w:val="32"/>
+          <w:bCs/>
+        </w:rPr>
+        <w:t>46 จาก 56 จุด คิดเป็น 82%</w:t>
+      </w:r>
+      <w:r>
+        <w:rPr>
+          <w:rFonts w:ascii="TH Sarabun New" w:hAnsi="TH Sarabun New" w:cs="TH Sarabun New"/>
+          <w:b w:val="0"/>
+          <w:sz w:val="32"/>
+          <w:szCs w:val="32"/>
+        </w:rPr>
+        <w:t xml:space="preserve"> โดยมีการแจ้งผิดเพียง 5 จุด</w:t>
+      </w:r>
+    </w:p>
+    <w:p>
+      <w:r>
+        <w:rPr>
+          <w:rFonts w:ascii="TH Sarabun New" w:hAnsi="TH Sarabun New" w:cs="TH Sarabun New"/>
+          <w:b w:val="0"/>
+          <w:sz w:val="32"/>
+          <w:szCs w:val="32"/>
+        </w:rPr>
+        <w:t xml:space="preserve">เมื่อแยกรายรายการพบว่า </w:t>
+      </w:r>
+      <w:r>
+        <w:rPr>
+          <w:rFonts w:ascii="TH Sarabun New" w:hAnsi="TH Sarabun New" w:cs="TH Sarabun New"/>
+          <w:b/>
+          <w:sz w:val="32"/>
+          <w:szCs w:val="32"/>
+          <w:bCs/>
+        </w:rPr>
+        <w:t>หมวกตรวจได้ครบ 14 จาก 14 จุด คือ 100% โดยไม่มีการแจ้งผิดเลย</w:t>
+      </w:r>
+    </w:p>
+    <w:p>
+      <w:r>
+        <w:rPr>
+          <w:rFonts w:ascii="TH Sarabun New" w:hAnsi="TH Sarabun New" w:cs="TH Sarabun New"/>
+          <w:b w:val="0"/>
+          <w:sz w:val="32"/>
+          <w:szCs w:val="32"/>
+        </w:rPr>
+        <w:t>และจุดเปลี่ยนจากสวมเป็นไม่สวมที่นาทีที่ 03:00 ตรงกับเฉลยพอดีทุกจุด</w:t>
+      </w:r>
+    </w:p>
+    <w:p>
+      <w:r>
+        <w:rPr>
+          <w:rFonts w:ascii="TH Sarabun New" w:hAnsi="TH Sarabun New" w:cs="TH Sarabun New"/>
+          <w:b/>
+          <w:sz w:val="32"/>
+          <w:szCs w:val="32"/>
+          <w:bCs/>
+        </w:rPr>
+        <w:t>หน้ากากตรวจได้ 28 จาก 35 จุด คือ 80% ซึ่งเป็นผลที่เกินคาด</w:t>
+      </w:r>
+      <w:r>
+        <w:rPr>
+          <w:rFonts w:ascii="TH Sarabun New" w:hAnsi="TH Sarabun New" w:cs="TH Sarabun New"/>
+          <w:b w:val="0"/>
+          <w:sz w:val="32"/>
+          <w:szCs w:val="32"/>
+        </w:rPr>
+        <w:t xml:space="preserve"> เพราะหน้ากากกินพื้นที่เพียง</w:t>
+      </w:r>
+    </w:p>
+    <w:p>
+      <w:r>
+        <w:rPr>
+          <w:rFonts w:ascii="TH Sarabun New" w:hAnsi="TH Sarabun New" w:cs="TH Sarabun New"/>
+          <w:b w:val="0"/>
+          <w:sz w:val="32"/>
+          <w:szCs w:val="32"/>
+        </w:rPr>
+        <w:t>ประมาณ 4% ของภาพ ผู้ปฏิบัติงานก้มหน้าเกือบตลอดเวลา และการละเมิดคือการดึงหน้ากากลงคาง</w:t>
+      </w:r>
+    </w:p>
+    <w:p>
+      <w:r>
+        <w:rPr>
+          <w:rFonts w:ascii="TH Sarabun New" w:hAnsi="TH Sarabun New" w:cs="TH Sarabun New"/>
+          <w:b w:val="0"/>
+          <w:sz w:val="32"/>
+          <w:szCs w:val="32"/>
+        </w:rPr>
+        <w:t>ไม่ใช่การไม่สวม ซึ่งสังเกตยากกว่ามาก ยากถึงขนาดที่ผู้ตรวจซึ่งเป็นคนยังเคยมองข้ามไปถึง 27 จุด</w:t>
+      </w:r>
+    </w:p>
+    <w:p>
+      <w:r>
+        <w:rPr>
+          <w:rFonts w:ascii="TH Sarabun New" w:hAnsi="TH Sarabun New" w:cs="TH Sarabun New"/>
+          <w:b w:val="0"/>
+          <w:sz w:val="32"/>
+          <w:szCs w:val="32"/>
+        </w:rPr>
+        <w:t>ในการตรวจรอบแรก ส่วนถุงมือตรวจได้ 4 จาก 7 จุด คือ 57% ซึ่งเป็นรายการที่ทำได้ต่ำที่สุด</w:t>
+      </w:r>
+    </w:p>
+    <w:p>
+      <w:r>
+        <w:rPr>
+          <w:rFonts w:ascii="TH Sarabun New" w:hAnsi="TH Sarabun New" w:cs="TH Sarabun New"/>
+          <w:b w:val="0"/>
+          <w:sz w:val="32"/>
+          <w:szCs w:val="32"/>
+        </w:rPr>
+        <w:t>แต่วิเคราะห์สาเหตุได้ครบถ้วนและมีทางแก้ที่ชัดเจนแล้ว</w:t>
+      </w:r>
+    </w:p>
     <w:p/>
     <w:p>
       <w:r>
         <w:rPr>
           <w:rFonts w:ascii="TH Sarabun New" w:hAnsi="TH Sarabun New" w:cs="TH Sarabun New"/>
-          <w:b/>
-          <w:sz w:val="32"/>
-          <w:szCs w:val="32"/>
-          <w:bCs/>
-        </w:rPr>
-        <w:t>หมวก 100% โดยไม่มีการแจ้งผิดเลย</w:t>
-      </w:r>
-      <w:r>
-        <w:rPr>
-          <w:rFonts w:ascii="TH Sarabun New" w:hAnsi="TH Sarabun New" w:cs="TH Sarabun New"/>
-          <w:b w:val="0"/>
-          <w:sz w:val="32"/>
-          <w:szCs w:val="32"/>
-        </w:rPr>
-        <w:t xml:space="preserve"> จุดเปลี่ยนที่ 03:00 ตรงกับเฉลยพอดีทุกจุด ·</w:t>
-      </w:r>
-    </w:p>
-    <w:p>
-      <w:r>
-        <w:rPr>
-          <w:rFonts w:ascii="TH Sarabun New" w:hAnsi="TH Sarabun New" w:cs="TH Sarabun New"/>
-          <w:b/>
-          <w:sz w:val="32"/>
-          <w:szCs w:val="32"/>
-          <w:bCs/>
-        </w:rPr>
-        <w:t>หน้ากาก 80% เป็นผลที่เกินคาด</w:t>
-      </w:r>
-      <w:r>
-        <w:rPr>
-          <w:rFonts w:ascii="TH Sarabun New" w:hAnsi="TH Sarabun New" w:cs="TH Sarabun New"/>
-          <w:b w:val="0"/>
-          <w:sz w:val="32"/>
-          <w:szCs w:val="32"/>
-        </w:rPr>
-        <w:t xml:space="preserve"> เพราะหน้ากากกินพื้นที่เพียง 4% ของภาพ ผู้ปฏิบัติงานก้มหน้า</w:t>
-      </w:r>
-    </w:p>
-    <w:p>
-      <w:r>
-        <w:rPr>
-          <w:rFonts w:ascii="TH Sarabun New" w:hAnsi="TH Sarabun New" w:cs="TH Sarabun New"/>
-          <w:b w:val="0"/>
-          <w:sz w:val="32"/>
-          <w:szCs w:val="32"/>
-        </w:rPr>
-        <w:t>และการละเมิดคือ "ดึงลงคาง" ไม่ใช่ "ไม่สวม" — ยากถึงขนาดที่</w:t>
-      </w:r>
-      <w:r>
-        <w:rPr>
-          <w:rFonts w:ascii="TH Sarabun New" w:hAnsi="TH Sarabun New" w:cs="TH Sarabun New"/>
-          <w:b/>
-          <w:sz w:val="32"/>
-          <w:szCs w:val="32"/>
-          <w:bCs/>
-        </w:rPr>
-        <w:t>ผู้ตรวจซึ่งเป็นคนยังเคยมองข้ามไป 27 จุด</w:t>
-      </w:r>
-    </w:p>
-    <w:p>
-      <w:r>
-        <w:rPr>
-          <w:rFonts w:ascii="TH Sarabun New" w:hAnsi="TH Sarabun New" w:cs="TH Sarabun New"/>
-          <w:b w:val="0"/>
-          <w:sz w:val="32"/>
-          <w:szCs w:val="32"/>
-        </w:rPr>
-        <w:t>· ถุงมือ 57% เป็นรายการที่ทำได้ต่ำสุด แต่วิเคราะห์สาเหตุครบและมีทางแก้ชัดเจนแล้ว (หัวข้อ 8.3)</w:t>
-      </w:r>
-    </w:p>
-    <w:p/>
-    <w:p>
-      <w:r>
-        <w:rPr>
-          <w:rFonts w:ascii="TH Sarabun New" w:hAnsi="TH Sarabun New" w:cs="TH Sarabun New"/>
-          <w:b/>
-          <w:sz w:val="32"/>
-          <w:szCs w:val="32"/>
-          <w:bCs/>
-        </w:rPr>
-        <w:t>กลไกที่ให้ผลมากที่สุดคือการขยายภาพศีรษะ 4 เท่าก่อนตรวจหน้ากาก</w:t>
-      </w:r>
-      <w:r>
-        <w:rPr>
-          <w:rFonts w:ascii="TH Sarabun New" w:hAnsi="TH Sarabun New" w:cs="TH Sarabun New"/>
-          <w:b w:val="0"/>
-          <w:sz w:val="32"/>
-          <w:szCs w:val="32"/>
-        </w:rPr>
-        <w:t xml:space="preserve"> ทำให้อัตราการตรวจพบ</w:t>
-      </w:r>
-    </w:p>
-    <w:p>
-      <w:r>
-        <w:rPr>
-          <w:rFonts w:ascii="TH Sarabun New" w:hAnsi="TH Sarabun New" w:cs="TH Sarabun New"/>
-          <w:b w:val="0"/>
-          <w:sz w:val="32"/>
-          <w:szCs w:val="32"/>
-        </w:rPr>
-        <w:t xml:space="preserve">เพิ่มจาก </w:t>
-      </w:r>
-      <w:r>
-        <w:rPr>
-          <w:rFonts w:ascii="TH Sarabun New" w:hAnsi="TH Sarabun New" w:cs="TH Sarabun New"/>
-          <w:b/>
-          <w:sz w:val="32"/>
-          <w:szCs w:val="32"/>
-          <w:bCs/>
-        </w:rPr>
-        <w:t>8/35 (23%) เป็น 28/35 (80%) หรือ 3.5 เท่า</w:t>
-      </w:r>
-      <w:r>
-        <w:rPr>
-          <w:rFonts w:ascii="TH Sarabun New" w:hAnsi="TH Sarabun New" w:cs="TH Sarabun New"/>
-          <w:b w:val="0"/>
-          <w:sz w:val="32"/>
-          <w:szCs w:val="32"/>
-        </w:rPr>
-        <w:t xml:space="preserve"> โดยแลกกับการแจ้งผิดเพียง 2 จุด</w:t>
-      </w:r>
-    </w:p>
-    <w:p>
-      <w:r>
-        <w:rPr>
-          <w:rFonts w:ascii="TH Sarabun New" w:hAnsi="TH Sarabun New" w:cs="TH Sarabun New"/>
-          <w:b w:val="0"/>
-          <w:sz w:val="32"/>
-          <w:szCs w:val="32"/>
-        </w:rPr>
-        <w:t>ซึ่งคุ้มค่าชัดเจนสำหรับงานความปลอดภัย เพราะการพลาดเหตุจริงเสียหายกว่าการแจ้งเกิน</w:t>
+          <w:b w:val="0"/>
+          <w:sz w:val="32"/>
+          <w:szCs w:val="32"/>
+        </w:rPr>
+        <w:t>กลไกที่ให้ผลมากที่สุดในโครงงานคือการครอบเฉพาะส่วนศีรษะแล้วขยายภาพ 4 เท่าด้วยแบบจำลอง</w:t>
+      </w:r>
+    </w:p>
+    <w:p>
+      <w:r>
+        <w:rPr>
+          <w:rFonts w:ascii="TH Sarabun New" w:hAnsi="TH Sarabun New" w:cs="TH Sarabun New"/>
+          <w:b w:val="0"/>
+          <w:sz w:val="32"/>
+          <w:szCs w:val="32"/>
+        </w:rPr>
+        <w:t>ขยายภาพก่อนส่งให้ตรวจหน้ากาก ซึ่ง **เพิ่มอัตราการตรวจพบจาก 8 จาก 35 จุด (23%)</w:t>
+      </w:r>
+    </w:p>
+    <w:p>
+      <w:r>
+        <w:rPr>
+          <w:rFonts w:ascii="TH Sarabun New" w:hAnsi="TH Sarabun New" w:cs="TH Sarabun New"/>
+          <w:b w:val="0"/>
+          <w:sz w:val="32"/>
+          <w:szCs w:val="32"/>
+        </w:rPr>
+        <w:t>เป็น 28 จาก 35 จุด (80%) หรือประมาณ 3.5 เท่า** โดยแลกกับการแจ้งผิดเพียง 2 จุด</w:t>
+      </w:r>
+    </w:p>
+    <w:p>
+      <w:r>
+        <w:rPr>
+          <w:rFonts w:ascii="TH Sarabun New" w:hAnsi="TH Sarabun New" w:cs="TH Sarabun New"/>
+          <w:b w:val="0"/>
+          <w:sz w:val="32"/>
+          <w:szCs w:val="32"/>
+        </w:rPr>
+        <w:t>นับเป็นการแลกที่คุ้มค่าชัดเจนสำหรับงานความปลอดภัย เพราะการพลาดเหตุจริงเสียหายกว่าการแจ้งเกิน</w:t>
       </w:r>
     </w:p>
     <w:p/>
@@ -13273,8 +12853,77 @@
           <w:sz w:val="32"/>
           <w:szCs w:val="32"/>
         </w:rPr>
-        <w:t xml:space="preserve">ตรวจพบ </w:t>
-      </w:r>
+        <w:t>ระบบตรวจพบเหตุการณ์ที่ต้องแจ้งเตือนรวม **11 รายการ และจับคู่เข้ากับกฎความปลอดภัย R1–R10</w:t>
+      </w:r>
+    </w:p>
+    <w:p>
+      <w:r>
+        <w:rPr>
+          <w:rFonts w:ascii="TH Sarabun New" w:hAnsi="TH Sarabun New" w:cs="TH Sarabun New"/>
+          <w:b w:val="0"/>
+          <w:sz w:val="32"/>
+          <w:szCs w:val="32"/>
+        </w:rPr>
+        <w:t>ได้ครบทั้ง 11 จาก 11 รายการ** พร้อมระบุระดับความรุนแรงและแนบภาพหลักฐานทุกรายการ</w:t>
+      </w:r>
+    </w:p>
+    <w:p>
+      <w:r>
+        <w:rPr>
+          <w:rFonts w:ascii="TH Sarabun New" w:hAnsi="TH Sarabun New" w:cs="TH Sarabun New"/>
+          <w:b w:val="0"/>
+          <w:sz w:val="32"/>
+          <w:szCs w:val="32"/>
+        </w:rPr>
+        <w:t>เหตุการณ์ที่พบประกอบด้วยของตกบนสายพานที่เดินอยู่ 2 ครั้ง (00:14 และ 01:52) บุคคลภายนอก</w:t>
+      </w:r>
+    </w:p>
+    <w:p>
+      <w:r>
+        <w:rPr>
+          <w:rFonts w:ascii="TH Sarabun New" w:hAnsi="TH Sarabun New" w:cs="TH Sarabun New"/>
+          <w:b w:val="0"/>
+          <w:sz w:val="32"/>
+          <w:szCs w:val="32"/>
+        </w:rPr>
+        <w:t>เข้าพื้นที่ (01:36) ของแปลกปลอมในพื้นที่ผลิต (01:39) หน้ากากไม่คลุมจมูกปาก 2 ช่วง</w:t>
+      </w:r>
+    </w:p>
+    <w:p>
+      <w:r>
+        <w:rPr>
+          <w:rFonts w:ascii="TH Sarabun New" w:hAnsi="TH Sarabun New" w:cs="TH Sarabun New"/>
+          <w:b w:val="0"/>
+          <w:sz w:val="32"/>
+          <w:szCs w:val="32"/>
+        </w:rPr>
+        <w:t>(02:00 และ 03:09) การถอดถุงมือระหว่างปฏิบัติงาน (02:09) การไม่สวมหมวก (03:00)</w:t>
+      </w:r>
+    </w:p>
+    <w:p>
+      <w:r>
+        <w:rPr>
+          <w:rFonts w:ascii="TH Sarabun New" w:hAnsi="TH Sarabun New" w:cs="TH Sarabun New"/>
+          <w:b w:val="0"/>
+          <w:sz w:val="32"/>
+          <w:szCs w:val="32"/>
+        </w:rPr>
+        <w:t>การไม่สวมถุงมือของทั้งสองคน (03:36) และเหตุเกือบเกิดอุบัติเหตุ (02:45)</w:t>
+      </w:r>
+    </w:p>
+    <w:p>
+      <w:r>
+        <w:rPr>
+          <w:rFonts w:ascii="TH Sarabun New" w:hAnsi="TH Sarabun New" w:cs="TH Sarabun New"/>
+          <w:b w:val="0"/>
+          <w:sz w:val="32"/>
+          <w:szCs w:val="32"/>
+        </w:rPr>
+        <w:t>โดยแบ่งเป็นระดับวิกฤต 1 รายการ สูง 3 รายการ กลาง 6 รายการ และต่ำ 1 รายการ</w:t>
+      </w:r>
+    </w:p>
+    <w:p/>
+    <w:p>
       <w:r>
         <w:rPr>
           <w:rFonts w:ascii="TH Sarabun New" w:hAnsi="TH Sarabun New" w:cs="TH Sarabun New"/>
@@ -13283,17 +12932,41 @@
           <w:szCs w:val="32"/>
           <w:bCs/>
         </w:rPr>
-        <w:t>11 เหตุการณ์</w:t>
-      </w:r>
-      <w:r>
-        <w:rPr>
-          <w:rFonts w:ascii="TH Sarabun New" w:hAnsi="TH Sarabun New" w:cs="TH Sarabun New"/>
-          <w:b w:val="0"/>
-          <w:sz w:val="32"/>
-          <w:szCs w:val="32"/>
-        </w:rPr>
-        <w:t xml:space="preserve"> จับคู่กฎความปลอดภัย R1–R10 ได้ครบ </w:t>
-      </w:r>
+        <w:t>ผลที่สำคัญที่สุดคือการตรวจพบเหตุเกือบเกิดอุบัติเหตุที่นาทีที่ 02:45</w:t>
+      </w:r>
+      <w:r>
+        <w:rPr>
+          <w:rFonts w:ascii="TH Sarabun New" w:hAnsi="TH Sarabun New" w:cs="TH Sarabun New"/>
+          <w:b w:val="0"/>
+          <w:sz w:val="32"/>
+          <w:szCs w:val="32"/>
+        </w:rPr>
+        <w:t xml:space="preserve"> ซึ่งเป็นเหตุการณ์ที่วิกฤตที่สุด</w:t>
+      </w:r>
+    </w:p>
+    <w:p>
+      <w:r>
+        <w:rPr>
+          <w:rFonts w:ascii="TH Sarabun New" w:hAnsi="TH Sarabun New" w:cs="TH Sarabun New"/>
+          <w:b w:val="0"/>
+          <w:sz w:val="32"/>
+          <w:szCs w:val="32"/>
+        </w:rPr>
+        <w:t>ในคลิปและตรวจจับได้ยากที่สุด เพราะไม่มีวัตถุใดหายไปหรือปรากฏขึ้น มีเพียงความสัมพันธ์</w:t>
+      </w:r>
+    </w:p>
+    <w:p>
+      <w:r>
+        <w:rPr>
+          <w:rFonts w:ascii="TH Sarabun New" w:hAnsi="TH Sarabun New" w:cs="TH Sarabun New"/>
+          <w:b w:val="0"/>
+          <w:sz w:val="32"/>
+          <w:szCs w:val="32"/>
+        </w:rPr>
+        <w:t>เชิงพื้นที่ระหว่างมือของผู้ปฏิบัติงานกับเครื่องจักรที่เปลี่ยนไปเท่านั้น</w:t>
+      </w:r>
+    </w:p>
+    <w:p>
       <w:r>
         <w:rPr>
           <w:rFonts w:ascii="TH Sarabun New" w:hAnsi="TH Sarabun New" w:cs="TH Sarabun New"/>
@@ -13302,818 +12975,40 @@
           <w:szCs w:val="32"/>
           <w:bCs/>
         </w:rPr>
-        <w:t>11 จาก 11</w:t>
-      </w:r>
-    </w:p>
-    <w:p>
-      <w:r>
-        <w:rPr>
-          <w:rFonts w:ascii="TH Sarabun New" w:hAnsi="TH Sarabun New" w:cs="TH Sarabun New"/>
-          <w:b w:val="0"/>
-          <w:sz w:val="32"/>
-          <w:szCs w:val="32"/>
-        </w:rPr>
-        <w:t>พร้อมระดับความรุนแรงและภาพหลักฐานทุกรายการ</w:t>
-      </w:r>
-    </w:p>
-    <w:p/>
-    <w:tbl>
-      <w:tblPr>
-        <w:tblStyle w:val="TableGrid"/>
-        <w:tblW w:type="auto" w:w="0"/>
-        <w:tblLook w:firstColumn="1" w:firstRow="1" w:lastColumn="0" w:lastRow="0" w:noHBand="0" w:noVBand="1" w:val="04A0"/>
-      </w:tblPr>
-      <w:tblGrid>
-        <w:gridCol w:w="2257"/>
-        <w:gridCol w:w="2257"/>
-        <w:gridCol w:w="2257"/>
-        <w:gridCol w:w="2257"/>
-      </w:tblGrid>
-      <w:tr>
-        <w:tc>
-          <w:tcPr>
-            <w:tcW w:type="dxa" w:w="2257"/>
-          </w:tcPr>
-          <w:p>
-            <w:r>
-              <w:rPr>
-                <w:b/>
-              </w:rPr>
-            </w:r>
-            <w:r>
-              <w:rPr>
-                <w:rFonts w:ascii="TH Sarabun New" w:hAnsi="TH Sarabun New" w:cs="TH Sarabun New"/>
-                <w:b/>
-                <w:sz w:val="28"/>
-                <w:szCs w:val="28"/>
-              </w:rPr>
-              <w:t>เวลา</w:t>
-            </w:r>
-          </w:p>
-        </w:tc>
-        <w:tc>
-          <w:tcPr>
-            <w:tcW w:type="dxa" w:w="2257"/>
-          </w:tcPr>
-          <w:p>
-            <w:r>
-              <w:rPr>
-                <w:b/>
-              </w:rPr>
-            </w:r>
-            <w:r>
-              <w:rPr>
-                <w:rFonts w:ascii="TH Sarabun New" w:hAnsi="TH Sarabun New" w:cs="TH Sarabun New"/>
-                <w:b/>
-                <w:sz w:val="28"/>
-                <w:szCs w:val="28"/>
-              </w:rPr>
-              <w:t>กฎ</w:t>
-            </w:r>
-          </w:p>
-        </w:tc>
-        <w:tc>
-          <w:tcPr>
-            <w:tcW w:type="dxa" w:w="2257"/>
-          </w:tcPr>
-          <w:p>
-            <w:r>
-              <w:rPr>
-                <w:b/>
-              </w:rPr>
-            </w:r>
-            <w:r>
-              <w:rPr>
-                <w:rFonts w:ascii="TH Sarabun New" w:hAnsi="TH Sarabun New" w:cs="TH Sarabun New"/>
-                <w:b/>
-                <w:sz w:val="28"/>
-                <w:szCs w:val="28"/>
-              </w:rPr>
-              <w:t>ระดับ</w:t>
-            </w:r>
-          </w:p>
-        </w:tc>
-        <w:tc>
-          <w:tcPr>
-            <w:tcW w:type="dxa" w:w="2257"/>
-          </w:tcPr>
-          <w:p>
-            <w:r>
-              <w:rPr>
-                <w:b/>
-              </w:rPr>
-            </w:r>
-            <w:r>
-              <w:rPr>
-                <w:rFonts w:ascii="TH Sarabun New" w:hAnsi="TH Sarabun New" w:cs="TH Sarabun New"/>
-                <w:b/>
-                <w:sz w:val="28"/>
-                <w:szCs w:val="28"/>
-              </w:rPr>
-              <w:t>เหตุการณ์</w:t>
-            </w:r>
-          </w:p>
-        </w:tc>
-      </w:tr>
-      <w:tr>
-        <w:tc>
-          <w:tcPr>
-            <w:tcW w:type="dxa" w:w="2257"/>
-          </w:tcPr>
-          <w:p>
-            <w:r/>
-            <w:r>
-              <w:rPr>
-                <w:rFonts w:ascii="TH Sarabun New" w:hAnsi="TH Sarabun New" w:cs="TH Sarabun New"/>
-                <w:b w:val="0"/>
-                <w:sz w:val="28"/>
-                <w:szCs w:val="28"/>
-              </w:rPr>
-              <w:t>00:14 · 01:52</w:t>
-            </w:r>
-          </w:p>
-        </w:tc>
-        <w:tc>
-          <w:tcPr>
-            <w:tcW w:type="dxa" w:w="2257"/>
-          </w:tcPr>
-          <w:p>
-            <w:r/>
-            <w:r>
-              <w:rPr>
-                <w:rFonts w:ascii="TH Sarabun New" w:hAnsi="TH Sarabun New" w:cs="TH Sarabun New"/>
-                <w:b w:val="0"/>
-                <w:sz w:val="28"/>
-                <w:szCs w:val="28"/>
-              </w:rPr>
-              <w:t>R3</w:t>
-            </w:r>
-          </w:p>
-        </w:tc>
-        <w:tc>
-          <w:tcPr>
-            <w:tcW w:type="dxa" w:w="2257"/>
-          </w:tcPr>
-          <w:p>
-            <w:r/>
-            <w:r>
-              <w:rPr>
-                <w:rFonts w:ascii="TH Sarabun New" w:hAnsi="TH Sarabun New" w:cs="TH Sarabun New"/>
-                <w:b w:val="0"/>
-                <w:sz w:val="28"/>
-                <w:szCs w:val="28"/>
-              </w:rPr>
-              <w:t>สูง</w:t>
-            </w:r>
-          </w:p>
-        </w:tc>
-        <w:tc>
-          <w:tcPr>
-            <w:tcW w:type="dxa" w:w="2257"/>
-          </w:tcPr>
-          <w:p>
-            <w:r/>
-            <w:r>
-              <w:rPr>
-                <w:rFonts w:ascii="TH Sarabun New" w:hAnsi="TH Sarabun New" w:cs="TH Sarabun New"/>
-                <w:b w:val="0"/>
-                <w:sz w:val="28"/>
-                <w:szCs w:val="28"/>
-              </w:rPr>
-              <w:t>ของตกบนสายพานที่เดินอยู่</w:t>
-            </w:r>
-          </w:p>
-        </w:tc>
-      </w:tr>
-      <w:tr>
-        <w:tc>
-          <w:tcPr>
-            <w:tcW w:type="dxa" w:w="2257"/>
-          </w:tcPr>
-          <w:p>
-            <w:r/>
-            <w:r>
-              <w:rPr>
-                <w:rFonts w:ascii="TH Sarabun New" w:hAnsi="TH Sarabun New" w:cs="TH Sarabun New"/>
-                <w:b w:val="0"/>
-                <w:sz w:val="28"/>
-                <w:szCs w:val="28"/>
-              </w:rPr>
-              <w:t>01:36</w:t>
-            </w:r>
-          </w:p>
-        </w:tc>
-        <w:tc>
-          <w:tcPr>
-            <w:tcW w:type="dxa" w:w="2257"/>
-          </w:tcPr>
-          <w:p>
-            <w:r/>
-            <w:r>
-              <w:rPr>
-                <w:rFonts w:ascii="TH Sarabun New" w:hAnsi="TH Sarabun New" w:cs="TH Sarabun New"/>
-                <w:b w:val="0"/>
-                <w:sz w:val="28"/>
-                <w:szCs w:val="28"/>
-              </w:rPr>
-              <w:t>R10</w:t>
-            </w:r>
-          </w:p>
-        </w:tc>
-        <w:tc>
-          <w:tcPr>
-            <w:tcW w:type="dxa" w:w="2257"/>
-          </w:tcPr>
-          <w:p>
-            <w:r/>
-            <w:r>
-              <w:rPr>
-                <w:rFonts w:ascii="TH Sarabun New" w:hAnsi="TH Sarabun New" w:cs="TH Sarabun New"/>
-                <w:b w:val="0"/>
-                <w:sz w:val="28"/>
-                <w:szCs w:val="28"/>
-              </w:rPr>
-              <w:t>ต่ำ</w:t>
-            </w:r>
-          </w:p>
-        </w:tc>
-        <w:tc>
-          <w:tcPr>
-            <w:tcW w:type="dxa" w:w="2257"/>
-          </w:tcPr>
-          <w:p>
-            <w:r/>
-            <w:r>
-              <w:rPr>
-                <w:rFonts w:ascii="TH Sarabun New" w:hAnsi="TH Sarabun New" w:cs="TH Sarabun New"/>
-                <w:b w:val="0"/>
-                <w:sz w:val="28"/>
-                <w:szCs w:val="28"/>
-              </w:rPr>
-              <w:t>บุคคลภายนอกเข้าพื้นที่</w:t>
-            </w:r>
-          </w:p>
-        </w:tc>
-      </w:tr>
-      <w:tr>
-        <w:tc>
-          <w:tcPr>
-            <w:tcW w:type="dxa" w:w="2257"/>
-          </w:tcPr>
-          <w:p>
-            <w:r/>
-            <w:r>
-              <w:rPr>
-                <w:rFonts w:ascii="TH Sarabun New" w:hAnsi="TH Sarabun New" w:cs="TH Sarabun New"/>
-                <w:b w:val="0"/>
-                <w:sz w:val="28"/>
-                <w:szCs w:val="28"/>
-              </w:rPr>
-              <w:t>01:39</w:t>
-            </w:r>
-          </w:p>
-        </w:tc>
-        <w:tc>
-          <w:tcPr>
-            <w:tcW w:type="dxa" w:w="2257"/>
-          </w:tcPr>
-          <w:p>
-            <w:r/>
-            <w:r>
-              <w:rPr>
-                <w:rFonts w:ascii="TH Sarabun New" w:hAnsi="TH Sarabun New" w:cs="TH Sarabun New"/>
-                <w:b w:val="0"/>
-                <w:sz w:val="28"/>
-                <w:szCs w:val="28"/>
-              </w:rPr>
-              <w:t>R9</w:t>
-            </w:r>
-          </w:p>
-        </w:tc>
-        <w:tc>
-          <w:tcPr>
-            <w:tcW w:type="dxa" w:w="2257"/>
-          </w:tcPr>
-          <w:p>
-            <w:r/>
-            <w:r>
-              <w:rPr>
-                <w:rFonts w:ascii="TH Sarabun New" w:hAnsi="TH Sarabun New" w:cs="TH Sarabun New"/>
-                <w:b w:val="0"/>
-                <w:sz w:val="28"/>
-                <w:szCs w:val="28"/>
-              </w:rPr>
-              <w:t>กลาง</w:t>
-            </w:r>
-          </w:p>
-        </w:tc>
-        <w:tc>
-          <w:tcPr>
-            <w:tcW w:type="dxa" w:w="2257"/>
-          </w:tcPr>
-          <w:p>
-            <w:r/>
-            <w:r>
-              <w:rPr>
-                <w:rFonts w:ascii="TH Sarabun New" w:hAnsi="TH Sarabun New" w:cs="TH Sarabun New"/>
-                <w:b w:val="0"/>
-                <w:sz w:val="28"/>
-                <w:szCs w:val="28"/>
-              </w:rPr>
-              <w:t>ของแปลกปลอมในพื้นที่ผลิต</w:t>
-            </w:r>
-          </w:p>
-        </w:tc>
-      </w:tr>
-      <w:tr>
-        <w:tc>
-          <w:tcPr>
-            <w:tcW w:type="dxa" w:w="2257"/>
-          </w:tcPr>
-          <w:p>
-            <w:r/>
-            <w:r>
-              <w:rPr>
-                <w:rFonts w:ascii="TH Sarabun New" w:hAnsi="TH Sarabun New" w:cs="TH Sarabun New"/>
-                <w:b w:val="0"/>
-                <w:sz w:val="28"/>
-                <w:szCs w:val="28"/>
-              </w:rPr>
-              <w:t>02:00 · 03:09</w:t>
-            </w:r>
-          </w:p>
-        </w:tc>
-        <w:tc>
-          <w:tcPr>
-            <w:tcW w:type="dxa" w:w="2257"/>
-          </w:tcPr>
-          <w:p>
-            <w:r/>
-            <w:r>
-              <w:rPr>
-                <w:rFonts w:ascii="TH Sarabun New" w:hAnsi="TH Sarabun New" w:cs="TH Sarabun New"/>
-                <w:b w:val="0"/>
-                <w:sz w:val="28"/>
-                <w:szCs w:val="28"/>
-              </w:rPr>
-              <w:t>R5</w:t>
-            </w:r>
-          </w:p>
-        </w:tc>
-        <w:tc>
-          <w:tcPr>
-            <w:tcW w:type="dxa" w:w="2257"/>
-          </w:tcPr>
-          <w:p>
-            <w:r/>
-            <w:r>
-              <w:rPr>
-                <w:rFonts w:ascii="TH Sarabun New" w:hAnsi="TH Sarabun New" w:cs="TH Sarabun New"/>
-                <w:b w:val="0"/>
-                <w:sz w:val="28"/>
-                <w:szCs w:val="28"/>
-              </w:rPr>
-              <w:t>กลาง</w:t>
-            </w:r>
-          </w:p>
-        </w:tc>
-        <w:tc>
-          <w:tcPr>
-            <w:tcW w:type="dxa" w:w="2257"/>
-          </w:tcPr>
-          <w:p>
-            <w:r/>
-            <w:r>
-              <w:rPr>
-                <w:rFonts w:ascii="TH Sarabun New" w:hAnsi="TH Sarabun New" w:cs="TH Sarabun New"/>
-                <w:b w:val="0"/>
-                <w:sz w:val="28"/>
-                <w:szCs w:val="28"/>
-              </w:rPr>
-              <w:t>หน้ากากไม่คลุมจมูกปาก</w:t>
-            </w:r>
-          </w:p>
-        </w:tc>
-      </w:tr>
-      <w:tr>
-        <w:tc>
-          <w:tcPr>
-            <w:tcW w:type="dxa" w:w="2257"/>
-          </w:tcPr>
-          <w:p>
-            <w:r/>
-            <w:r>
-              <w:rPr>
-                <w:rFonts w:ascii="TH Sarabun New" w:hAnsi="TH Sarabun New" w:cs="TH Sarabun New"/>
-                <w:b w:val="0"/>
-                <w:sz w:val="28"/>
-                <w:szCs w:val="28"/>
-              </w:rPr>
-              <w:t>02:09</w:t>
-            </w:r>
-          </w:p>
-        </w:tc>
-        <w:tc>
-          <w:tcPr>
-            <w:tcW w:type="dxa" w:w="2257"/>
-          </w:tcPr>
-          <w:p>
-            <w:r/>
-            <w:r>
-              <w:rPr>
-                <w:rFonts w:ascii="TH Sarabun New" w:hAnsi="TH Sarabun New" w:cs="TH Sarabun New"/>
-                <w:b w:val="0"/>
-                <w:sz w:val="28"/>
-                <w:szCs w:val="28"/>
-              </w:rPr>
-              <w:t>R4</w:t>
-            </w:r>
-          </w:p>
-        </w:tc>
-        <w:tc>
-          <w:tcPr>
-            <w:tcW w:type="dxa" w:w="2257"/>
-          </w:tcPr>
-          <w:p>
-            <w:r/>
-            <w:r>
-              <w:rPr>
-                <w:rFonts w:ascii="TH Sarabun New" w:hAnsi="TH Sarabun New" w:cs="TH Sarabun New"/>
-                <w:b w:val="0"/>
-                <w:sz w:val="28"/>
-                <w:szCs w:val="28"/>
-              </w:rPr>
-              <w:t>สูง</w:t>
-            </w:r>
-          </w:p>
-        </w:tc>
-        <w:tc>
-          <w:tcPr>
-            <w:tcW w:type="dxa" w:w="2257"/>
-          </w:tcPr>
-          <w:p>
-            <w:r/>
-            <w:r>
-              <w:rPr>
-                <w:rFonts w:ascii="TH Sarabun New" w:hAnsi="TH Sarabun New" w:cs="TH Sarabun New"/>
-                <w:b w:val="0"/>
-                <w:sz w:val="28"/>
-                <w:szCs w:val="28"/>
-              </w:rPr>
-              <w:t>ถอดถุงมือระหว่างปฏิบัติงาน</w:t>
-            </w:r>
-          </w:p>
-        </w:tc>
-      </w:tr>
-      <w:tr>
-        <w:tc>
-          <w:tcPr>
-            <w:tcW w:type="dxa" w:w="2257"/>
-          </w:tcPr>
-          <w:p>
-            <w:r/>
-            <w:r>
-              <w:rPr>
-                <w:rFonts w:ascii="TH Sarabun New" w:hAnsi="TH Sarabun New" w:cs="TH Sarabun New"/>
-                <w:b/>
-                <w:sz w:val="28"/>
-                <w:szCs w:val="28"/>
-                <w:bCs/>
-              </w:rPr>
-              <w:t>02:45</w:t>
-            </w:r>
-          </w:p>
-        </w:tc>
-        <w:tc>
-          <w:tcPr>
-            <w:tcW w:type="dxa" w:w="2257"/>
-          </w:tcPr>
-          <w:p>
-            <w:r/>
-            <w:r>
-              <w:rPr>
-                <w:rFonts w:ascii="TH Sarabun New" w:hAnsi="TH Sarabun New" w:cs="TH Sarabun New"/>
-                <w:b/>
-                <w:sz w:val="28"/>
-                <w:szCs w:val="28"/>
-                <w:bCs/>
-              </w:rPr>
-              <w:t>R1</w:t>
-            </w:r>
-          </w:p>
-        </w:tc>
-        <w:tc>
-          <w:tcPr>
-            <w:tcW w:type="dxa" w:w="2257"/>
-          </w:tcPr>
-          <w:p>
-            <w:r/>
-            <w:r>
-              <w:rPr>
-                <w:rFonts w:ascii="TH Sarabun New" w:hAnsi="TH Sarabun New" w:cs="TH Sarabun New"/>
-                <w:b/>
-                <w:sz w:val="28"/>
-                <w:szCs w:val="28"/>
-                <w:bCs/>
-              </w:rPr>
-              <w:t>วิกฤต</w:t>
-            </w:r>
-          </w:p>
-        </w:tc>
-        <w:tc>
-          <w:tcPr>
-            <w:tcW w:type="dxa" w:w="2257"/>
-          </w:tcPr>
-          <w:p>
-            <w:r/>
-            <w:r>
-              <w:rPr>
-                <w:rFonts w:ascii="TH Sarabun New" w:hAnsi="TH Sarabun New" w:cs="TH Sarabun New"/>
-                <w:b/>
-                <w:sz w:val="28"/>
-                <w:szCs w:val="28"/>
-                <w:bCs/>
-              </w:rPr>
-              <w:t>เหตุเกือบเกิดอุบัติเหตุ — มือเข้าใกล้เครื่องที่กำลังทำงาน</w:t>
-            </w:r>
-          </w:p>
-        </w:tc>
-      </w:tr>
-      <w:tr>
-        <w:tc>
-          <w:tcPr>
-            <w:tcW w:type="dxa" w:w="2257"/>
-          </w:tcPr>
-          <w:p>
-            <w:r/>
-            <w:r>
-              <w:rPr>
-                <w:rFonts w:ascii="TH Sarabun New" w:hAnsi="TH Sarabun New" w:cs="TH Sarabun New"/>
-                <w:b w:val="0"/>
-                <w:sz w:val="28"/>
-                <w:szCs w:val="28"/>
-              </w:rPr>
-              <w:t>03:00</w:t>
-            </w:r>
-          </w:p>
-        </w:tc>
-        <w:tc>
-          <w:tcPr>
-            <w:tcW w:type="dxa" w:w="2257"/>
-          </w:tcPr>
-          <w:p>
-            <w:r/>
-            <w:r>
-              <w:rPr>
-                <w:rFonts w:ascii="TH Sarabun New" w:hAnsi="TH Sarabun New" w:cs="TH Sarabun New"/>
-                <w:b w:val="0"/>
-                <w:sz w:val="28"/>
-                <w:szCs w:val="28"/>
-              </w:rPr>
-              <w:t>R5</w:t>
-            </w:r>
-          </w:p>
-        </w:tc>
-        <w:tc>
-          <w:tcPr>
-            <w:tcW w:type="dxa" w:w="2257"/>
-          </w:tcPr>
-          <w:p>
-            <w:r/>
-            <w:r>
-              <w:rPr>
-                <w:rFonts w:ascii="TH Sarabun New" w:hAnsi="TH Sarabun New" w:cs="TH Sarabun New"/>
-                <w:b w:val="0"/>
-                <w:sz w:val="28"/>
-                <w:szCs w:val="28"/>
-              </w:rPr>
-              <w:t>กลาง</w:t>
-            </w:r>
-          </w:p>
-        </w:tc>
-        <w:tc>
-          <w:tcPr>
-            <w:tcW w:type="dxa" w:w="2257"/>
-          </w:tcPr>
-          <w:p>
-            <w:r/>
-            <w:r>
-              <w:rPr>
-                <w:rFonts w:ascii="TH Sarabun New" w:hAnsi="TH Sarabun New" w:cs="TH Sarabun New"/>
-                <w:b w:val="0"/>
-                <w:sz w:val="28"/>
-                <w:szCs w:val="28"/>
-              </w:rPr>
-              <w:t>ไม่สวมหมวก</w:t>
-            </w:r>
-          </w:p>
-        </w:tc>
-      </w:tr>
-      <w:tr>
-        <w:tc>
-          <w:tcPr>
-            <w:tcW w:type="dxa" w:w="2257"/>
-          </w:tcPr>
-          <w:p>
-            <w:r/>
-            <w:r>
-              <w:rPr>
-                <w:rFonts w:ascii="TH Sarabun New" w:hAnsi="TH Sarabun New" w:cs="TH Sarabun New"/>
-                <w:b w:val="0"/>
-                <w:sz w:val="28"/>
-                <w:szCs w:val="28"/>
-              </w:rPr>
-              <w:t>03:36 (× 2)</w:t>
-            </w:r>
-          </w:p>
-        </w:tc>
-        <w:tc>
-          <w:tcPr>
-            <w:tcW w:type="dxa" w:w="2257"/>
-          </w:tcPr>
-          <w:p>
-            <w:r/>
-            <w:r>
-              <w:rPr>
-                <w:rFonts w:ascii="TH Sarabun New" w:hAnsi="TH Sarabun New" w:cs="TH Sarabun New"/>
-                <w:b w:val="0"/>
-                <w:sz w:val="28"/>
-                <w:szCs w:val="28"/>
-              </w:rPr>
-              <w:t>R5</w:t>
-            </w:r>
-          </w:p>
-        </w:tc>
-        <w:tc>
-          <w:tcPr>
-            <w:tcW w:type="dxa" w:w="2257"/>
-          </w:tcPr>
-          <w:p>
-            <w:r/>
-            <w:r>
-              <w:rPr>
-                <w:rFonts w:ascii="TH Sarabun New" w:hAnsi="TH Sarabun New" w:cs="TH Sarabun New"/>
-                <w:b w:val="0"/>
-                <w:sz w:val="28"/>
-                <w:szCs w:val="28"/>
-              </w:rPr>
-              <w:t>กลาง</w:t>
-            </w:r>
-          </w:p>
-        </w:tc>
-        <w:tc>
-          <w:tcPr>
-            <w:tcW w:type="dxa" w:w="2257"/>
-          </w:tcPr>
-          <w:p>
-            <w:r/>
-            <w:r>
-              <w:rPr>
-                <w:rFonts w:ascii="TH Sarabun New" w:hAnsi="TH Sarabun New" w:cs="TH Sarabun New"/>
-                <w:b w:val="0"/>
-                <w:sz w:val="28"/>
-                <w:szCs w:val="28"/>
-              </w:rPr>
-              <w:t>ไม่สวมถุงมือ (ทั้งสองคน)</w:t>
-            </w:r>
-          </w:p>
-        </w:tc>
-      </w:tr>
-    </w:tbl>
-    <w:p/>
-    <w:p>
-      <w:r>
-        <w:rPr>
-          <w:rFonts w:ascii="TH Sarabun New" w:hAnsi="TH Sarabun New" w:cs="TH Sarabun New"/>
-          <w:b/>
-          <w:sz w:val="32"/>
-          <w:szCs w:val="32"/>
-          <w:bCs/>
-        </w:rPr>
-        <w:t>ผลที่สำคัญที่สุดคือการตรวจพบเหตุเกือบเกิดอุบัติเหตุ</w:t>
-      </w:r>
-      <w:r>
-        <w:rPr>
-          <w:rFonts w:ascii="TH Sarabun New" w:hAnsi="TH Sarabun New" w:cs="TH Sarabun New"/>
-          <w:b w:val="0"/>
-          <w:sz w:val="32"/>
-          <w:szCs w:val="32"/>
-        </w:rPr>
-        <w:t xml:space="preserve"> ซึ่งวิกฤตที่สุดในคลิปและตรวจจับยากที่สุด</w:t>
-      </w:r>
-    </w:p>
-    <w:p>
-      <w:r>
-        <w:rPr>
-          <w:rFonts w:ascii="TH Sarabun New" w:hAnsi="TH Sarabun New" w:cs="TH Sarabun New"/>
-          <w:b w:val="0"/>
-          <w:sz w:val="32"/>
-          <w:szCs w:val="32"/>
-        </w:rPr>
-        <w:t>เพราะไม่มีวัตถุใดหายไปหรือปรากฏขึ้น มีเพียงความสัมพันธ์เชิงพื้นที่ระหว่างมือกับเครื่องจักรที่เปลี่ยนไป</w:t>
-      </w:r>
-    </w:p>
-    <w:p>
-      <w:r>
-        <w:rPr>
-          <w:rFonts w:ascii="TH Sarabun New" w:hAnsi="TH Sarabun New" w:cs="TH Sarabun New"/>
-          <w:b w:val="0"/>
-          <w:sz w:val="32"/>
-          <w:szCs w:val="32"/>
-        </w:rPr>
-        <w:t xml:space="preserve">· </w:t>
-      </w:r>
-      <w:r>
-        <w:rPr>
-          <w:rFonts w:ascii="TH Sarabun New" w:hAnsi="TH Sarabun New" w:cs="TH Sarabun New"/>
-          <w:b/>
-          <w:sz w:val="32"/>
-          <w:szCs w:val="32"/>
-          <w:bCs/>
-        </w:rPr>
-        <w:t>แบบจำลองที่นำมาเทียบ (Qwen3-VL-8B) ตรวจไม่พบเหตุนี้ ขณะที่ Cosmos ตรวจพบ</w:t>
-      </w:r>
-    </w:p>
-    <w:p>
-      <w:r>
-        <w:rPr>
-          <w:rFonts w:ascii="TH Sarabun New" w:hAnsi="TH Sarabun New" w:cs="TH Sarabun New"/>
-          <w:b w:val="0"/>
-          <w:sz w:val="32"/>
-          <w:szCs w:val="32"/>
-        </w:rPr>
-        <w:t>ซึ่งเป็นจุดชี้ขาดในการเลือกแบบจำลอง</w:t>
-      </w:r>
-    </w:p>
-    <w:p/>
-    <w:p>
-      <w:r>
-        <w:rPr>
-          <w:rFonts w:ascii="TH Sarabun New" w:hAnsi="TH Sarabun New" w:cs="TH Sarabun New"/>
-          <w:b w:val="0"/>
-          <w:sz w:val="32"/>
-          <w:szCs w:val="32"/>
-        </w:rPr>
-        <w:t>นอกจากนี้ยังระบุได้ว่ามือเข้าไปยุ่งกับลังใด (</w:t>
-      </w:r>
-      <w:r>
-        <w:rPr>
-          <w:rFonts w:ascii="TH Sarabun New" w:hAnsi="TH Sarabun New" w:cs="TH Sarabun New"/>
-          <w:b/>
-          <w:sz w:val="32"/>
-          <w:szCs w:val="32"/>
-          <w:bCs/>
-        </w:rPr>
-        <w:t>ถูก 8/8 ไม่มีแจ้งผิด</w:t>
-      </w:r>
-      <w:r>
-        <w:rPr>
-          <w:rFonts w:ascii="TH Sarabun New" w:hAnsi="TH Sarabun New" w:cs="TH Sarabun New"/>
-          <w:b w:val="0"/>
-          <w:sz w:val="32"/>
-          <w:szCs w:val="32"/>
-        </w:rPr>
-        <w:t>) ·</w:t>
-      </w:r>
-    </w:p>
-    <w:p>
-      <w:r>
-        <w:rPr>
-          <w:rFonts w:ascii="TH Sarabun New" w:hAnsi="TH Sarabun New" w:cs="TH Sarabun New"/>
-          <w:b w:val="0"/>
-          <w:sz w:val="32"/>
-          <w:szCs w:val="32"/>
-        </w:rPr>
-        <w:t xml:space="preserve">ผลิตคำบรรยายรายวินาที </w:t>
-      </w:r>
-      <w:r>
-        <w:rPr>
-          <w:rFonts w:ascii="TH Sarabun New" w:hAnsi="TH Sarabun New" w:cs="TH Sarabun New"/>
-          <w:b/>
-          <w:sz w:val="32"/>
-          <w:szCs w:val="32"/>
-          <w:bCs/>
-        </w:rPr>
-        <w:t>220 จุด</w:t>
-      </w:r>
-      <w:r>
-        <w:rPr>
-          <w:rFonts w:ascii="TH Sarabun New" w:hAnsi="TH Sarabun New" w:cs="TH Sarabun New"/>
-          <w:b w:val="0"/>
-          <w:sz w:val="32"/>
-          <w:szCs w:val="32"/>
-        </w:rPr>
-        <w:t xml:space="preserve"> และสรุปกิจกรรมระดับลัง </w:t>
-      </w:r>
-      <w:r>
-        <w:rPr>
-          <w:rFonts w:ascii="TH Sarabun New" w:hAnsi="TH Sarabun New" w:cs="TH Sarabun New"/>
-          <w:b/>
-          <w:sz w:val="32"/>
-          <w:szCs w:val="32"/>
-          <w:bCs/>
-        </w:rPr>
-        <w:t>32 รายการ</w:t>
+        <w:t>แบบจำลองที่นำมาเปรียบเทียบคือ Qwen3-VL-8B ตรวจไม่พบเหตุการณ์นี้ ขณะที่ Cosmos ตรวจพบ</w:t>
+      </w:r>
+    </w:p>
+    <w:p>
+      <w:r>
+        <w:rPr>
+          <w:rFonts w:ascii="TH Sarabun New" w:hAnsi="TH Sarabun New" w:cs="TH Sarabun New"/>
+          <w:b w:val="0"/>
+          <w:sz w:val="32"/>
+          <w:szCs w:val="32"/>
+        </w:rPr>
+        <w:t>ซึ่งเป็นจุดชี้ขาดในการเลือกแบบจำลองมาใช้ในโครงงาน นอกจากนี้ระบบยังระบุได้ว่ามือของผู้ปฏิบัติงาน</w:t>
+      </w:r>
+    </w:p>
+    <w:p>
+      <w:r>
+        <w:rPr>
+          <w:rFonts w:ascii="TH Sarabun New" w:hAnsi="TH Sarabun New" w:cs="TH Sarabun New"/>
+          <w:b w:val="0"/>
+          <w:sz w:val="32"/>
+          <w:szCs w:val="32"/>
+        </w:rPr>
+        <w:t>เข้าไปยุ่งกับลังใบใด โดยถูกต้อง 8 จาก 8 การตรวจ ไม่มีการแจ้งผิด พร้อมทั้งผลิตคำบรรยาย</w:t>
+      </w:r>
+    </w:p>
+    <w:p>
+      <w:r>
+        <w:rPr>
+          <w:rFonts w:ascii="TH Sarabun New" w:hAnsi="TH Sarabun New" w:cs="TH Sarabun New"/>
+          <w:b w:val="0"/>
+          <w:sz w:val="32"/>
+          <w:szCs w:val="32"/>
+        </w:rPr>
+        <w:t>เหตุการณ์รายวินาทีครบ 220 จุดตลอดคลิป และสรุปกิจกรรมระดับลังได้ 32 รายการ</w:t>
       </w:r>
     </w:p>
     <w:p/>
@@ -14126,300 +13021,118 @@
           <w:szCs w:val="36"/>
           <w:bCs/>
         </w:rPr>
-        <w:t>7.4 ผลการวัดความเร็ว</w:t>
+        <w:t>7.4 ผลการวัดความเร็วและความเสถียร</w:t>
       </w:r>
     </w:p>
     <w:p/>
-    <w:tbl>
-      <w:tblPr>
-        <w:tblStyle w:val="TableGrid"/>
-        <w:tblW w:type="auto" w:w="0"/>
-        <w:tblLook w:firstColumn="1" w:firstRow="1" w:lastColumn="0" w:lastRow="0" w:noHBand="0" w:noVBand="1" w:val="04A0"/>
-      </w:tblPr>
-      <w:tblGrid>
-        <w:gridCol w:w="3010"/>
-        <w:gridCol w:w="3010"/>
-        <w:gridCol w:w="3010"/>
-      </w:tblGrid>
-      <w:tr>
-        <w:tc>
-          <w:tcPr>
-            <w:tcW w:type="dxa" w:w="3010"/>
-          </w:tcPr>
-          <w:p>
-            <w:r>
-              <w:rPr>
-                <w:b/>
-              </w:rPr>
-            </w:r>
-            <w:r>
-              <w:rPr>
-                <w:rFonts w:ascii="TH Sarabun New" w:hAnsi="TH Sarabun New" w:cs="TH Sarabun New"/>
-                <w:b/>
-                <w:sz w:val="28"/>
-                <w:szCs w:val="28"/>
-              </w:rPr>
-              <w:t>คอนฟิก</w:t>
-            </w:r>
-          </w:p>
-        </w:tc>
-        <w:tc>
-          <w:tcPr>
-            <w:tcW w:type="dxa" w:w="3010"/>
-          </w:tcPr>
-          <w:p>
-            <w:r>
-              <w:rPr>
-                <w:b/>
-              </w:rPr>
-            </w:r>
-            <w:r>
-              <w:rPr>
-                <w:rFonts w:ascii="TH Sarabun New" w:hAnsi="TH Sarabun New" w:cs="TH Sarabun New"/>
-                <w:b/>
-                <w:sz w:val="28"/>
-                <w:szCs w:val="28"/>
-              </w:rPr>
-              <w:t>เวลาต่องาน</w:t>
-            </w:r>
-          </w:p>
-        </w:tc>
-        <w:tc>
-          <w:tcPr>
-            <w:tcW w:type="dxa" w:w="3010"/>
-          </w:tcPr>
-          <w:p>
-            <w:r>
-              <w:rPr>
-                <w:b/>
-              </w:rPr>
-            </w:r>
-            <w:r>
-              <w:rPr>
-                <w:rFonts w:ascii="TH Sarabun New" w:hAnsi="TH Sarabun New" w:cs="TH Sarabun New"/>
-                <w:b/>
-                <w:sz w:val="28"/>
-                <w:szCs w:val="28"/>
-              </w:rPr>
-              <w:t>ความเร็ววิดีโอสูงสุด</w:t>
-            </w:r>
-          </w:p>
-        </w:tc>
-      </w:tr>
-      <w:tr>
-        <w:tc>
-          <w:tcPr>
-            <w:tcW w:type="dxa" w:w="3010"/>
-          </w:tcPr>
-          <w:p>
-            <w:r/>
-            <w:r>
-              <w:rPr>
-                <w:rFonts w:ascii="TH Sarabun New" w:hAnsi="TH Sarabun New" w:cs="TH Sarabun New"/>
-                <w:b w:val="0"/>
-                <w:sz w:val="28"/>
-                <w:szCs w:val="28"/>
-              </w:rPr>
-              <w:t>RTX 4090 × 1</w:t>
-            </w:r>
-          </w:p>
-        </w:tc>
-        <w:tc>
-          <w:tcPr>
-            <w:tcW w:type="dxa" w:w="3010"/>
-          </w:tcPr>
-          <w:p>
-            <w:r/>
-            <w:r>
-              <w:rPr>
-                <w:rFonts w:ascii="TH Sarabun New" w:hAnsi="TH Sarabun New" w:cs="TH Sarabun New"/>
-                <w:b w:val="0"/>
-                <w:sz w:val="28"/>
-                <w:szCs w:val="28"/>
-              </w:rPr>
-              <w:t>2.13 วิ</w:t>
-            </w:r>
-          </w:p>
-        </w:tc>
-        <w:tc>
-          <w:tcPr>
-            <w:tcW w:type="dxa" w:w="3010"/>
-          </w:tcPr>
-          <w:p>
-            <w:r/>
-            <w:r>
-              <w:rPr>
-                <w:rFonts w:ascii="TH Sarabun New" w:hAnsi="TH Sarabun New" w:cs="TH Sarabun New"/>
-                <w:b w:val="0"/>
-                <w:sz w:val="28"/>
-                <w:szCs w:val="28"/>
-              </w:rPr>
-              <w:t>0.47×</w:t>
-            </w:r>
-          </w:p>
-        </w:tc>
-      </w:tr>
-      <w:tr>
-        <w:tc>
-          <w:tcPr>
-            <w:tcW w:type="dxa" w:w="3010"/>
-          </w:tcPr>
-          <w:p>
-            <w:r/>
-            <w:r>
-              <w:rPr>
-                <w:rFonts w:ascii="TH Sarabun New" w:hAnsi="TH Sarabun New" w:cs="TH Sarabun New"/>
-                <w:b/>
-                <w:sz w:val="28"/>
-                <w:szCs w:val="28"/>
-                <w:bCs/>
-              </w:rPr>
-              <w:t>RTX 4090 × 2</w:t>
-            </w:r>
-          </w:p>
-        </w:tc>
-        <w:tc>
-          <w:tcPr>
-            <w:tcW w:type="dxa" w:w="3010"/>
-          </w:tcPr>
-          <w:p>
-            <w:r/>
-            <w:r>
-              <w:rPr>
-                <w:rFonts w:ascii="TH Sarabun New" w:hAnsi="TH Sarabun New" w:cs="TH Sarabun New"/>
-                <w:b/>
-                <w:sz w:val="28"/>
-                <w:szCs w:val="28"/>
-                <w:bCs/>
-              </w:rPr>
-              <w:t>1.17 วิ</w:t>
-            </w:r>
-          </w:p>
-        </w:tc>
-        <w:tc>
-          <w:tcPr>
-            <w:tcW w:type="dxa" w:w="3010"/>
-          </w:tcPr>
-          <w:p>
-            <w:r/>
-            <w:r>
-              <w:rPr>
-                <w:rFonts w:ascii="TH Sarabun New" w:hAnsi="TH Sarabun New" w:cs="TH Sarabun New"/>
-                <w:b/>
-                <w:sz w:val="28"/>
-                <w:szCs w:val="28"/>
-                <w:bCs/>
-              </w:rPr>
-              <w:t>0.86×</w:t>
-            </w:r>
-          </w:p>
-        </w:tc>
-      </w:tr>
-    </w:tbl>
+    <w:p>
+      <w:r>
+        <w:rPr>
+          <w:rFonts w:ascii="TH Sarabun New" w:hAnsi="TH Sarabun New" w:cs="TH Sarabun New"/>
+          <w:b w:val="0"/>
+          <w:sz w:val="32"/>
+          <w:szCs w:val="32"/>
+        </w:rPr>
+        <w:t>เมื่อใช้การ์ดจอใบเดียว ระบบใช้เวลา 2.13 วินาทีต่องาน ประมวลผลได้ที่ 0.47 เท่าของความเร็ววิดีโอ</w:t>
+      </w:r>
+    </w:p>
+    <w:p>
+      <w:r>
+        <w:rPr>
+          <w:rFonts w:ascii="TH Sarabun New" w:hAnsi="TH Sarabun New" w:cs="TH Sarabun New"/>
+          <w:b w:val="0"/>
+          <w:sz w:val="32"/>
+          <w:szCs w:val="32"/>
+        </w:rPr>
+        <w:t>และเมื่อ **เพิ่มเป็น 2 ใบ เวลาลดเหลือ 1.17 วินาทีต่องาน ประมวลผลได้ที่ 0.86 เท่าของความเร็ววิดีโอ</w:t>
+      </w:r>
+    </w:p>
+    <w:p>
+      <w:r>
+        <w:rPr>
+          <w:rFonts w:ascii="TH Sarabun New" w:hAnsi="TH Sarabun New" w:cs="TH Sarabun New"/>
+          <w:b w:val="0"/>
+          <w:sz w:val="32"/>
+          <w:szCs w:val="32"/>
+        </w:rPr>
+        <w:t>คิดเป็นการเร่งความเร็ว 1.82 เท่า** ซึ่งใกล้เคียงกับ 2 เท่าตามทฤษฎี ผลนี้ยืนยันว่าวิธีแบ่งงาน</w:t>
+      </w:r>
+    </w:p>
+    <w:p>
+      <w:r>
+        <w:rPr>
+          <w:rFonts w:ascii="TH Sarabun New" w:hAnsi="TH Sarabun New" w:cs="TH Sarabun New"/>
+          <w:b w:val="0"/>
+          <w:sz w:val="32"/>
+          <w:szCs w:val="32"/>
+        </w:rPr>
+        <w:t>ที่เลือกใช้ไม่มีต้นทุนการสื่อสารข้ามการ์ด เพราะการ์ดแต่ละใบเก็บแบบจำลองไว้ครบทั้งตัว</w:t>
+      </w:r>
+    </w:p>
+    <w:p>
+      <w:r>
+        <w:rPr>
+          <w:rFonts w:ascii="TH Sarabun New" w:hAnsi="TH Sarabun New" w:cs="TH Sarabun New"/>
+          <w:b w:val="0"/>
+          <w:sz w:val="32"/>
+          <w:szCs w:val="32"/>
+        </w:rPr>
+        <w:t>และผลัดกันรับงานคนละชิ้น จึงเพิ่มการ์ดกี่ใบก็เร็วขึ้นตามจำนวนนั้น ซึ่งสำคัญต่อการขยายไปหลายกล้อง</w:t>
+      </w:r>
+    </w:p>
     <w:p/>
     <w:p>
       <w:r>
         <w:rPr>
           <w:rFonts w:ascii="TH Sarabun New" w:hAnsi="TH Sarabun New" w:cs="TH Sarabun New"/>
+          <w:b w:val="0"/>
+          <w:sz w:val="32"/>
+          <w:szCs w:val="32"/>
+        </w:rPr>
+        <w:t>ด้านความเสถียร เมื่อส่งคำถามเดิมซ้ำโดยสั่งไม่ให้แบบจำลองสุ่มคำตอบเลย พบว่า</w:t>
+      </w:r>
+    </w:p>
+    <w:p>
+      <w:r>
+        <w:rPr>
+          <w:rFonts w:ascii="TH Sarabun New" w:hAnsi="TH Sarabun New" w:cs="TH Sarabun New"/>
           <w:b/>
           <w:sz w:val="32"/>
           <w:szCs w:val="32"/>
           <w:bCs/>
         </w:rPr>
-        <w:t>การ์ดใบที่สองเร่งความเร็วได้ 1.82 เท่า</w:t>
-      </w:r>
-      <w:r>
-        <w:rPr>
-          <w:rFonts w:ascii="TH Sarabun New" w:hAnsi="TH Sarabun New" w:cs="TH Sarabun New"/>
-          <w:b w:val="0"/>
-          <w:sz w:val="32"/>
-          <w:szCs w:val="32"/>
-        </w:rPr>
-        <w:t xml:space="preserve"> ใกล้เคียง 2 เท่าตามทฤษฎี ยืนยันว่าวิธีแบ่งงานที่เลือกใช้</w:t>
-      </w:r>
-    </w:p>
-    <w:p>
-      <w:r>
-        <w:rPr>
-          <w:rFonts w:ascii="TH Sarabun New" w:hAnsi="TH Sarabun New" w:cs="TH Sarabun New"/>
-          <w:b w:val="0"/>
-          <w:sz w:val="32"/>
-          <w:szCs w:val="32"/>
-        </w:rPr>
-        <w:t xml:space="preserve">ไม่มีต้นทุนการสื่อสารข้ามการ์ด — </w:t>
-      </w:r>
-      <w:r>
-        <w:rPr>
-          <w:rFonts w:ascii="TH Sarabun New" w:hAnsi="TH Sarabun New" w:cs="TH Sarabun New"/>
-          <w:b/>
-          <w:sz w:val="32"/>
-          <w:szCs w:val="32"/>
-          <w:bCs/>
-        </w:rPr>
-        <w:t>เพิ่มการ์ดกี่ใบก็เร็วขึ้นตามนั้น</w:t>
-      </w:r>
-      <w:r>
-        <w:rPr>
-          <w:rFonts w:ascii="TH Sarabun New" w:hAnsi="TH Sarabun New" w:cs="TH Sarabun New"/>
-          <w:b w:val="0"/>
-          <w:sz w:val="32"/>
-          <w:szCs w:val="32"/>
-        </w:rPr>
-        <w:t xml:space="preserve"> ซึ่งสำคัญต่อการขยายไปหลายกล้อง</w:t>
-      </w:r>
-    </w:p>
-    <w:p/>
-    <w:p>
-      <w:r>
-        <w:rPr>
-          <w:rFonts w:ascii="TH Sarabun New" w:hAnsi="TH Sarabun New" w:cs="TH Sarabun New"/>
-          <w:b/>
-          <w:sz w:val="32"/>
-          <w:szCs w:val="32"/>
-          <w:bCs/>
-        </w:rPr>
-        <w:t>ความเสถียร:</w:t>
-      </w:r>
-      <w:r>
-        <w:rPr>
-          <w:rFonts w:ascii="TH Sarabun New" w:hAnsi="TH Sarabun New" w:cs="TH Sarabun New"/>
-          <w:b w:val="0"/>
-          <w:sz w:val="32"/>
-          <w:szCs w:val="32"/>
-        </w:rPr>
-        <w:t xml:space="preserve"> ส่งคำถามเดิมซ้ำโดยสั่งไม่ให้สุ่ม พบว่า </w:t>
-      </w:r>
-      <w:r>
-        <w:rPr>
-          <w:rFonts w:ascii="TH Sarabun New" w:hAnsi="TH Sarabun New" w:cs="TH Sarabun New"/>
-          <w:b/>
-          <w:sz w:val="32"/>
-          <w:szCs w:val="32"/>
-          <w:bCs/>
-        </w:rPr>
-        <w:t>ชั้นที่ตอบสั้นว่าใช่/ไม่ใช่ ให้ผลคงที่ 12/12</w:t>
-      </w:r>
-    </w:p>
-    <w:p>
-      <w:r>
-        <w:rPr>
-          <w:rFonts w:ascii="TH Sarabun New" w:hAnsi="TH Sarabun New" w:cs="TH Sarabun New"/>
-          <w:b w:val="0"/>
-          <w:sz w:val="32"/>
-          <w:szCs w:val="32"/>
-        </w:rPr>
-        <w:t>ส่วนชั้นที่ตอบเป็นข้อความยาวให้ผลต่างกันเล็กน้อย — เป็นหลักฐานรองรับการออกแบบระบบ 2 ชั้น</w:t>
-      </w:r>
-    </w:p>
-    <w:p>
-      <w:r>
-        <w:rPr>
-          <w:rFonts w:ascii="TH Sarabun New" w:hAnsi="TH Sarabun New" w:cs="TH Sarabun New"/>
-          <w:b w:val="0"/>
-          <w:sz w:val="32"/>
-          <w:szCs w:val="32"/>
-        </w:rPr>
-        <w:t>คือให้ชั้นแจ้งเตือนตอบสั้นเพื่อความเชื่อถือได้ ส่วนชั้นบรรยายเล่าเป็นภาษาคน</w:t>
+        <w:t>ชั้นที่ตอบสั้นว่าใช่หรือไม่ใช่ ให้ผลคงที่ 12 จาก 12 ครั้ง</w:t>
+      </w:r>
+      <w:r>
+        <w:rPr>
+          <w:rFonts w:ascii="TH Sarabun New" w:hAnsi="TH Sarabun New" w:cs="TH Sarabun New"/>
+          <w:b w:val="0"/>
+          <w:sz w:val="32"/>
+          <w:szCs w:val="32"/>
+        </w:rPr>
+        <w:t xml:space="preserve"> ขณะที่ชั้นที่ตอบเป็นข้อความยาว</w:t>
+      </w:r>
+    </w:p>
+    <w:p>
+      <w:r>
+        <w:rPr>
+          <w:rFonts w:ascii="TH Sarabun New" w:hAnsi="TH Sarabun New" w:cs="TH Sarabun New"/>
+          <w:b w:val="0"/>
+          <w:sz w:val="32"/>
+          <w:szCs w:val="32"/>
+        </w:rPr>
+        <w:t>ให้ผลต่างกันเล็กน้อย ผลนี้เป็นหลักฐานเชิงประจักษ์ที่รองรับการออกแบบระบบเป็น 2 ชั้น</w:t>
+      </w:r>
+    </w:p>
+    <w:p>
+      <w:r>
+        <w:rPr>
+          <w:rFonts w:ascii="TH Sarabun New" w:hAnsi="TH Sarabun New" w:cs="TH Sarabun New"/>
+          <w:b w:val="0"/>
+          <w:sz w:val="32"/>
+          <w:szCs w:val="32"/>
+        </w:rPr>
+        <w:t>คือให้ชั้นแจ้งเตือนตอบสั้นเพื่อความเชื่อถือได้ ส่วนชั้นบรรยายเล่าเหตุการณ์เป็นภาษาคน</w:t>
       </w:r>
     </w:p>
     <w:p/>
@@ -14436,328 +13149,61 @@
       </w:r>
     </w:p>
     <w:p/>
-    <w:tbl>
-      <w:tblPr>
-        <w:tblStyle w:val="TableGrid"/>
-        <w:tblW w:type="auto" w:w="0"/>
-        <w:tblLook w:firstColumn="1" w:firstRow="1" w:lastColumn="0" w:lastRow="0" w:noHBand="0" w:noVBand="1" w:val="04A0"/>
-      </w:tblPr>
-      <w:tblGrid>
-        <w:gridCol w:w="4514"/>
-        <w:gridCol w:w="4514"/>
-      </w:tblGrid>
-      <w:tr>
-        <w:tc>
-          <w:tcPr>
-            <w:tcW w:type="dxa" w:w="4514"/>
-          </w:tcPr>
-          <w:p>
-            <w:r>
-              <w:rPr>
-                <w:b/>
-              </w:rPr>
-            </w:r>
-            <w:r>
-              <w:rPr>
-                <w:rFonts w:ascii="TH Sarabun New" w:hAnsi="TH Sarabun New" w:cs="TH Sarabun New"/>
-                <w:b/>
-                <w:sz w:val="28"/>
-                <w:szCs w:val="28"/>
-              </w:rPr>
-              <w:t>ด้าน</w:t>
-            </w:r>
-          </w:p>
-        </w:tc>
-        <w:tc>
-          <w:tcPr>
-            <w:tcW w:type="dxa" w:w="4514"/>
-          </w:tcPr>
-          <w:p>
-            <w:r>
-              <w:rPr>
-                <w:b/>
-              </w:rPr>
-            </w:r>
-            <w:r>
-              <w:rPr>
-                <w:rFonts w:ascii="TH Sarabun New" w:hAnsi="TH Sarabun New" w:cs="TH Sarabun New"/>
-                <w:b/>
-                <w:sz w:val="28"/>
-                <w:szCs w:val="28"/>
-              </w:rPr>
-              <w:t>ผล</w:t>
-            </w:r>
-          </w:p>
-        </w:tc>
-      </w:tr>
-      <w:tr>
-        <w:tc>
-          <w:tcPr>
-            <w:tcW w:type="dxa" w:w="4514"/>
-          </w:tcPr>
-          <w:p>
-            <w:r/>
-            <w:r>
-              <w:rPr>
-                <w:rFonts w:ascii="TH Sarabun New" w:hAnsi="TH Sarabun New" w:cs="TH Sarabun New"/>
-                <w:b w:val="0"/>
-                <w:sz w:val="28"/>
-                <w:szCs w:val="28"/>
-              </w:rPr>
-              <w:t>ตรวจจับอุปกรณ์ป้องกัน</w:t>
-            </w:r>
-          </w:p>
-        </w:tc>
-        <w:tc>
-          <w:tcPr>
-            <w:tcW w:type="dxa" w:w="4514"/>
-          </w:tcPr>
-          <w:p>
-            <w:r/>
-            <w:r>
-              <w:rPr>
-                <w:rFonts w:ascii="TH Sarabun New" w:hAnsi="TH Sarabun New" w:cs="TH Sarabun New"/>
-                <w:b/>
-                <w:sz w:val="28"/>
-                <w:szCs w:val="28"/>
-                <w:bCs/>
-              </w:rPr>
-              <w:t>82%</w:t>
-            </w:r>
-            <w:r>
-              <w:rPr>
-                <w:rFonts w:ascii="TH Sarabun New" w:hAnsi="TH Sarabun New" w:cs="TH Sarabun New"/>
-                <w:b w:val="0"/>
-                <w:sz w:val="28"/>
-                <w:szCs w:val="28"/>
-              </w:rPr>
-              <w:t xml:space="preserve"> (46/56) · แจ้งผิด 5 · หมวก 100% ไม่มีแจ้งผิด</w:t>
-            </w:r>
-          </w:p>
-        </w:tc>
-      </w:tr>
-      <w:tr>
-        <w:tc>
-          <w:tcPr>
-            <w:tcW w:type="dxa" w:w="4514"/>
-          </w:tcPr>
-          <w:p>
-            <w:r/>
-            <w:r>
-              <w:rPr>
-                <w:rFonts w:ascii="TH Sarabun New" w:hAnsi="TH Sarabun New" w:cs="TH Sarabun New"/>
-                <w:b w:val="0"/>
-                <w:sz w:val="28"/>
-                <w:szCs w:val="28"/>
-              </w:rPr>
-              <w:t>ตรวจจับเหตุการณ์ + จับคู่กฎ</w:t>
-            </w:r>
-          </w:p>
-        </w:tc>
-        <w:tc>
-          <w:tcPr>
-            <w:tcW w:type="dxa" w:w="4514"/>
-          </w:tcPr>
-          <w:p>
-            <w:r/>
-            <w:r>
-              <w:rPr>
-                <w:rFonts w:ascii="TH Sarabun New" w:hAnsi="TH Sarabun New" w:cs="TH Sarabun New"/>
-                <w:b/>
-                <w:sz w:val="28"/>
-                <w:szCs w:val="28"/>
-                <w:bCs/>
-              </w:rPr>
-              <w:t>11 เหตุการณ์ · 11/11</w:t>
-            </w:r>
-            <w:r>
-              <w:rPr>
-                <w:rFonts w:ascii="TH Sarabun New" w:hAnsi="TH Sarabun New" w:cs="TH Sarabun New"/>
-                <w:b w:val="0"/>
-                <w:sz w:val="28"/>
-                <w:szCs w:val="28"/>
-              </w:rPr>
-              <w:t xml:space="preserve"> · มีภาพหลักฐานครบ</w:t>
-            </w:r>
-          </w:p>
-        </w:tc>
-      </w:tr>
-      <w:tr>
-        <w:tc>
-          <w:tcPr>
-            <w:tcW w:type="dxa" w:w="4514"/>
-          </w:tcPr>
-          <w:p>
-            <w:r/>
-            <w:r>
-              <w:rPr>
-                <w:rFonts w:ascii="TH Sarabun New" w:hAnsi="TH Sarabun New" w:cs="TH Sarabun New"/>
-                <w:b w:val="0"/>
-                <w:sz w:val="28"/>
-                <w:szCs w:val="28"/>
-              </w:rPr>
-              <w:t>เหตุเกือบเกิดอุบัติเหตุ</w:t>
-            </w:r>
-          </w:p>
-        </w:tc>
-        <w:tc>
-          <w:tcPr>
-            <w:tcW w:type="dxa" w:w="4514"/>
-          </w:tcPr>
-          <w:p>
-            <w:r/>
-            <w:r>
-              <w:rPr>
-                <w:rFonts w:ascii="TH Sarabun New" w:hAnsi="TH Sarabun New" w:cs="TH Sarabun New"/>
-                <w:b/>
-                <w:sz w:val="28"/>
-                <w:szCs w:val="28"/>
-                <w:bCs/>
-              </w:rPr>
-              <w:t>ตรวจพบ</w:t>
-            </w:r>
-            <w:r>
-              <w:rPr>
-                <w:rFonts w:ascii="TH Sarabun New" w:hAnsi="TH Sarabun New" w:cs="TH Sarabun New"/>
-                <w:b w:val="0"/>
-                <w:sz w:val="28"/>
-                <w:szCs w:val="28"/>
-              </w:rPr>
-              <w:t xml:space="preserve"> (แบบจำลองที่นำมาเทียบตรวจไม่พบ)</w:t>
-            </w:r>
-          </w:p>
-        </w:tc>
-      </w:tr>
-      <w:tr>
-        <w:tc>
-          <w:tcPr>
-            <w:tcW w:type="dxa" w:w="4514"/>
-          </w:tcPr>
-          <w:p>
-            <w:r/>
-            <w:r>
-              <w:rPr>
-                <w:rFonts w:ascii="TH Sarabun New" w:hAnsi="TH Sarabun New" w:cs="TH Sarabun New"/>
-                <w:b w:val="0"/>
-                <w:sz w:val="28"/>
-                <w:szCs w:val="28"/>
-              </w:rPr>
-              <w:t>ระบุลัง</w:t>
-            </w:r>
-          </w:p>
-        </w:tc>
-        <w:tc>
-          <w:tcPr>
-            <w:tcW w:type="dxa" w:w="4514"/>
-          </w:tcPr>
-          <w:p>
-            <w:r/>
-            <w:r>
-              <w:rPr>
-                <w:rFonts w:ascii="TH Sarabun New" w:hAnsi="TH Sarabun New" w:cs="TH Sarabun New"/>
-                <w:b/>
-                <w:sz w:val="28"/>
-                <w:szCs w:val="28"/>
-                <w:bCs/>
-              </w:rPr>
-              <w:t>8/8</w:t>
-            </w:r>
-            <w:r>
-              <w:rPr>
-                <w:rFonts w:ascii="TH Sarabun New" w:hAnsi="TH Sarabun New" w:cs="TH Sarabun New"/>
-                <w:b w:val="0"/>
-                <w:sz w:val="28"/>
-                <w:szCs w:val="28"/>
-              </w:rPr>
-              <w:t xml:space="preserve"> · แจ้งผิด 0</w:t>
-            </w:r>
-          </w:p>
-        </w:tc>
-      </w:tr>
-      <w:tr>
-        <w:tc>
-          <w:tcPr>
-            <w:tcW w:type="dxa" w:w="4514"/>
-          </w:tcPr>
-          <w:p>
-            <w:r/>
-            <w:r>
-              <w:rPr>
-                <w:rFonts w:ascii="TH Sarabun New" w:hAnsi="TH Sarabun New" w:cs="TH Sarabun New"/>
-                <w:b w:val="0"/>
-                <w:sz w:val="28"/>
-                <w:szCs w:val="28"/>
-              </w:rPr>
-              <w:t>ความเร็วโหมดสด</w:t>
-            </w:r>
-          </w:p>
-        </w:tc>
-        <w:tc>
-          <w:tcPr>
-            <w:tcW w:type="dxa" w:w="4514"/>
-          </w:tcPr>
-          <w:p>
-            <w:r/>
-            <w:r>
-              <w:rPr>
-                <w:rFonts w:ascii="TH Sarabun New" w:hAnsi="TH Sarabun New" w:cs="TH Sarabun New"/>
-                <w:b/>
-                <w:sz w:val="28"/>
-                <w:szCs w:val="28"/>
-                <w:bCs/>
-              </w:rPr>
-              <w:t>0.86×</w:t>
-            </w:r>
-            <w:r>
-              <w:rPr>
-                <w:rFonts w:ascii="TH Sarabun New" w:hAnsi="TH Sarabun New" w:cs="TH Sarabun New"/>
-                <w:b w:val="0"/>
-                <w:sz w:val="28"/>
-                <w:szCs w:val="28"/>
-              </w:rPr>
-              <w:t xml:space="preserve"> บนการ์ด 2 ใบ · ขยายเชิงเส้น 1.82 เท่า</w:t>
-            </w:r>
-          </w:p>
-        </w:tc>
-      </w:tr>
-      <w:tr>
-        <w:tc>
-          <w:tcPr>
-            <w:tcW w:type="dxa" w:w="4514"/>
-          </w:tcPr>
-          <w:p>
-            <w:r/>
-            <w:r>
-              <w:rPr>
-                <w:rFonts w:ascii="TH Sarabun New" w:hAnsi="TH Sarabun New" w:cs="TH Sarabun New"/>
-                <w:b w:val="0"/>
-                <w:sz w:val="28"/>
-                <w:szCs w:val="28"/>
-              </w:rPr>
-              <w:t>ความคงที่ของชั้นข้อเท็จจริง</w:t>
-            </w:r>
-          </w:p>
-        </w:tc>
-        <w:tc>
-          <w:tcPr>
-            <w:tcW w:type="dxa" w:w="4514"/>
-          </w:tcPr>
-          <w:p>
-            <w:r/>
-            <w:r>
-              <w:rPr>
-                <w:rFonts w:ascii="TH Sarabun New" w:hAnsi="TH Sarabun New" w:cs="TH Sarabun New"/>
-                <w:b/>
-                <w:sz w:val="28"/>
-                <w:szCs w:val="28"/>
-                <w:bCs/>
-              </w:rPr>
-              <w:t>12/12</w:t>
-            </w:r>
-          </w:p>
-        </w:tc>
-      </w:tr>
-    </w:tbl>
+    <w:p>
+      <w:r>
+        <w:rPr>
+          <w:rFonts w:ascii="TH Sarabun New" w:hAnsi="TH Sarabun New" w:cs="TH Sarabun New"/>
+          <w:b w:val="0"/>
+          <w:sz w:val="32"/>
+          <w:szCs w:val="32"/>
+        </w:rPr>
+        <w:t>โดยสรุป ระบบตรวจจับอุปกรณ์ป้องกันได้ 82% โดยแจ้งผิดเพียง 5 จุด และตรวจหมวกได้ 100%</w:t>
+      </w:r>
+    </w:p>
+    <w:p>
+      <w:r>
+        <w:rPr>
+          <w:rFonts w:ascii="TH Sarabun New" w:hAnsi="TH Sarabun New" w:cs="TH Sarabun New"/>
+          <w:b w:val="0"/>
+          <w:sz w:val="32"/>
+          <w:szCs w:val="32"/>
+        </w:rPr>
+        <w:t>โดยไม่มีการแจ้งผิดเลย ตรวจพบเหตุการณ์ 11 รายการและจับคู่กฎได้ครบทั้ง 11 รายการพร้อมภาพหลักฐาน</w:t>
+      </w:r>
+    </w:p>
+    <w:p>
+      <w:r>
+        <w:rPr>
+          <w:rFonts w:ascii="TH Sarabun New" w:hAnsi="TH Sarabun New" w:cs="TH Sarabun New"/>
+          <w:b w:val="0"/>
+          <w:sz w:val="32"/>
+          <w:szCs w:val="32"/>
+        </w:rPr>
+        <w:t>ตรวจพบเหตุเกือบเกิดอุบัติเหตุซึ่งแบบจำลองที่นำมาเทียบตรวจไม่พบ ระบุลังได้ถูก 8 จาก 8</w:t>
+      </w:r>
+    </w:p>
+    <w:p>
+      <w:r>
+        <w:rPr>
+          <w:rFonts w:ascii="TH Sarabun New" w:hAnsi="TH Sarabun New" w:cs="TH Sarabun New"/>
+          <w:b w:val="0"/>
+          <w:sz w:val="32"/>
+          <w:szCs w:val="32"/>
+        </w:rPr>
+        <w:t>ทำงานได้ที่ 0.86 เท่าของความเร็ววิดีโอบนการ์ดจอ 2 ใบ และขยายได้เชิงเส้น 1.82 เท่า</w:t>
+      </w:r>
+    </w:p>
+    <w:p>
+      <w:r>
+        <w:rPr>
+          <w:rFonts w:ascii="TH Sarabun New" w:hAnsi="TH Sarabun New" w:cs="TH Sarabun New"/>
+          <w:b w:val="0"/>
+          <w:sz w:val="32"/>
+          <w:szCs w:val="32"/>
+        </w:rPr>
+        <w:t>โดยชั้นข้อเท็จจริงให้ผลคงที่ 12 จาก 12 ครั้ง</w:t>
+      </w:r>
+    </w:p>
     <w:p/>
     <w:p>
       <w:r>
@@ -14779,26 +13225,7 @@
           <w:sz w:val="32"/>
           <w:szCs w:val="32"/>
         </w:rPr>
-        <w:t xml:space="preserve">โดยได้ผลนี้มา </w:t>
-      </w:r>
-      <w:r>
-        <w:rPr>
-          <w:rFonts w:ascii="TH Sarabun New" w:hAnsi="TH Sarabun New" w:cs="TH Sarabun New"/>
-          <w:b/>
-          <w:sz w:val="32"/>
-          <w:szCs w:val="32"/>
-          <w:bCs/>
-        </w:rPr>
-        <w:t>โดยไม่ใช้ชุดข้อมูลติดป้ายกำกับแม้แต่ภาพเดียว</w:t>
-      </w:r>
-      <w:r>
-        <w:rPr>
-          <w:rFonts w:ascii="TH Sarabun New" w:hAnsi="TH Sarabun New" w:cs="TH Sarabun New"/>
-          <w:b w:val="0"/>
-          <w:sz w:val="32"/>
-          <w:szCs w:val="32"/>
-        </w:rPr>
-        <w:t xml:space="preserve"> และใช้ฮาร์ดแวร์ราคาประมาณ</w:t>
+        <w:t>โดยได้ผลนี้มาโดยไม่ใช้ชุดข้อมูลติดป้ายกำกับแม้แต่ภาพเดียว และใช้ฮาร์ดแวร์ราคาประมาณ</w:t>
       </w:r>
     </w:p>
     <w:p>
@@ -14817,55 +13244,44 @@
       <w:r>
         <w:rPr>
           <w:rFonts w:ascii="TH Sarabun New" w:hAnsi="TH Sarabun New" w:cs="TH Sarabun New"/>
-          <w:b/>
-          <w:sz w:val="32"/>
-          <w:szCs w:val="32"/>
-          <w:bCs/>
-        </w:rPr>
-        <w:t>ข้อจำกัดที่ต้องระบุ:</w:t>
-      </w:r>
-      <w:r>
-        <w:rPr>
-          <w:rFonts w:ascii="TH Sarabun New" w:hAnsi="TH Sarabun New" w:cs="TH Sarabun New"/>
-          <w:b w:val="0"/>
-          <w:sz w:val="32"/>
-          <w:szCs w:val="32"/>
-        </w:rPr>
-        <w:t xml:space="preserve"> ทดสอบบนคลิปเดียวที่จัดฉากขึ้น · เฉลยครอบคลุม 74 จาก 220 เฟรม</w:t>
-      </w:r>
-    </w:p>
-    <w:p>
-      <w:r>
-        <w:rPr>
-          <w:rFonts w:ascii="TH Sarabun New" w:hAnsi="TH Sarabun New" w:cs="TH Sarabun New"/>
-          <w:b w:val="0"/>
-          <w:sz w:val="32"/>
-          <w:szCs w:val="32"/>
-        </w:rPr>
-        <w:t>และตรวจโดยผู้พัฒนาเอง · ยังไม่ได้ทดสอบกับสัญญาณสดจากกล้องจริง ·</w:t>
-      </w:r>
-    </w:p>
-    <w:p>
-      <w:r>
-        <w:rPr>
-          <w:rFonts w:ascii="TH Sarabun New" w:hAnsi="TH Sarabun New" w:cs="TH Sarabun New"/>
-          <w:b/>
-          <w:sz w:val="32"/>
-          <w:szCs w:val="32"/>
-          <w:bCs/>
-        </w:rPr>
-        <w:t>ความแม่นยำระดับนี้เหมาะกับการเป็นเครื่องมือช่วยคัดกรองให้เจ้าหน้าที่ดู มากกว่าการตัดสินอัตโนมัติ</w:t>
-      </w:r>
-    </w:p>
-    <w:p>
-      <w:r>
-        <w:rPr>
-          <w:rFonts w:ascii="TH Sarabun New" w:hAnsi="TH Sarabun New" w:cs="TH Sarabun New"/>
-          <w:b w:val="0"/>
-          <w:sz w:val="32"/>
-          <w:szCs w:val="32"/>
-        </w:rPr>
-        <w:t>ซึ่งเป็นตำแหน่งที่โครงงานนี้ตั้งใจไว้ตั้งแต่ต้น</w:t>
+          <w:b w:val="0"/>
+          <w:sz w:val="32"/>
+          <w:szCs w:val="32"/>
+        </w:rPr>
+        <w:t>ข้อจำกัดที่ต้องระบุอย่างตรงไปตรงมาคือ การทดสอบทำบนคลิปเดียวที่จัดฉากขึ้น เฉลยครอบคลุม</w:t>
+      </w:r>
+    </w:p>
+    <w:p>
+      <w:r>
+        <w:rPr>
+          <w:rFonts w:ascii="TH Sarabun New" w:hAnsi="TH Sarabun New" w:cs="TH Sarabun New"/>
+          <w:b w:val="0"/>
+          <w:sz w:val="32"/>
+          <w:szCs w:val="32"/>
+        </w:rPr>
+        <w:t>74 จาก 220 เฟรมและตรวจโดยผู้พัฒนาเอง และยังไม่ได้ทดสอบกับสัญญาณสดจากกล้องจริง</w:t>
+      </w:r>
+    </w:p>
+    <w:p>
+      <w:r>
+        <w:rPr>
+          <w:rFonts w:ascii="TH Sarabun New" w:hAnsi="TH Sarabun New" w:cs="TH Sarabun New"/>
+          <w:b w:val="0"/>
+          <w:sz w:val="32"/>
+          <w:szCs w:val="32"/>
+        </w:rPr>
+        <w:t>**ความแม่นยำในระดับนี้จึงเหมาะกับการเป็นเครื่องมือช่วยคัดกรองให้เจ้าหน้าที่ดู</w:t>
+      </w:r>
+    </w:p>
+    <w:p>
+      <w:r>
+        <w:rPr>
+          <w:rFonts w:ascii="TH Sarabun New" w:hAnsi="TH Sarabun New" w:cs="TH Sarabun New"/>
+          <w:b w:val="0"/>
+          <w:sz w:val="32"/>
+          <w:szCs w:val="32"/>
+        </w:rPr>
+        <w:t>มากกว่าการตัดสินอัตโนมัติ** ซึ่งเป็นตำแหน่งที่โครงงานนี้ตั้งใจไว้ตั้งแต่ต้น</w:t>
       </w:r>
     </w:p>
     <w:p/>
@@ -14895,8 +13311,33 @@
           <w:sz w:val="32"/>
           <w:szCs w:val="32"/>
         </w:rPr>
-        <w:t xml:space="preserve">ปัญหาหลักไม่ได้มาจากการเขียนโปรแกรม แต่มาจาก </w:t>
-      </w:r>
+        <w:t>ปัญหาหลักที่พบระหว่างพัฒนาไม่ได้มาจากการเขียนโปรแกรม แต่มาจากข้อจำกัดเชิงโครงสร้าง</w:t>
+      </w:r>
+    </w:p>
+    <w:p>
+      <w:r>
+        <w:rPr>
+          <w:rFonts w:ascii="TH Sarabun New" w:hAnsi="TH Sarabun New" w:cs="TH Sarabun New"/>
+          <w:b w:val="0"/>
+          <w:sz w:val="32"/>
+          <w:szCs w:val="32"/>
+        </w:rPr>
+        <w:t>ของแบบจำลอง ซึ่งแก้ด้วยการปรับคำสั่งไม่ได้ ทุกข้อจึงต้องแก้ด้วยการออกแบบระบบใหม่</w:t>
+      </w:r>
+    </w:p>
+    <w:p>
+      <w:r>
+        <w:rPr>
+          <w:rFonts w:ascii="TH Sarabun New" w:hAnsi="TH Sarabun New" w:cs="TH Sarabun New"/>
+          <w:b w:val="0"/>
+          <w:sz w:val="32"/>
+          <w:szCs w:val="32"/>
+        </w:rPr>
+        <w:t>และวัดผลก่อนกับหลังทุกครั้งเพื่อยืนยันว่าการแก้นั้นได้ผลจริง</w:t>
+      </w:r>
+    </w:p>
+    <w:p/>
+    <w:p>
       <w:r>
         <w:rPr>
           <w:rFonts w:ascii="TH Sarabun New" w:hAnsi="TH Sarabun New" w:cs="TH Sarabun New"/>
@@ -14905,661 +13346,150 @@
           <w:szCs w:val="32"/>
           <w:bCs/>
         </w:rPr>
-        <w:t>ข้อจำกัดเชิงโครงสร้างของแบบจำลอง</w:t>
-      </w:r>
-    </w:p>
-    <w:p>
-      <w:r>
-        <w:rPr>
-          <w:rFonts w:ascii="TH Sarabun New" w:hAnsi="TH Sarabun New" w:cs="TH Sarabun New"/>
-          <w:b w:val="0"/>
-          <w:sz w:val="32"/>
-          <w:szCs w:val="32"/>
-        </w:rPr>
-        <w:t>ซึ่งแก้ด้วยการปรับคำสั่งไม่ได้ ทุกข้อจึงต้องแก้ด้วยการออกแบบระบบใหม่ และวัดผลก่อน–หลังทุกครั้ง</w:t>
+        <w:t>ปัญหาที่ใหญ่ที่สุดคือแบบจำลองระบุลังผิด</w:t>
+      </w:r>
+      <w:r>
+        <w:rPr>
+          <w:rFonts w:ascii="TH Sarabun New" w:hAnsi="TH Sarabun New" w:cs="TH Sarabun New"/>
+          <w:b w:val="0"/>
+          <w:sz w:val="32"/>
+          <w:szCs w:val="32"/>
+        </w:rPr>
+        <w:t xml:space="preserve"> โดยรายงานว่าผู้ปฏิบัติงานหยิบกระป๋องจากลัง NG</w:t>
+      </w:r>
+    </w:p>
+    <w:p>
+      <w:r>
+        <w:rPr>
+          <w:rFonts w:ascii="TH Sarabun New" w:hAnsi="TH Sarabun New" w:cs="TH Sarabun New"/>
+          <w:b w:val="0"/>
+          <w:sz w:val="32"/>
+          <w:szCs w:val="32"/>
+        </w:rPr>
+        <w:t>ทั้งที่ภาพแสดงชัดว่าหยิบจากลัง WAIT ซึ่งผิดถึง 146 จาก 220 จุด คิดเป็น 66% และได้ลองแก้</w:t>
+      </w:r>
+    </w:p>
+    <w:p>
+      <w:r>
+        <w:rPr>
+          <w:rFonts w:ascii="TH Sarabun New" w:hAnsi="TH Sarabun New" w:cs="TH Sarabun New"/>
+          <w:b w:val="0"/>
+          <w:sz w:val="32"/>
+          <w:szCs w:val="32"/>
+        </w:rPr>
+        <w:t>ด้วยการปรับคำสั่งถึง 4 แนวทางแล้วไม่มีวิธีใดแก้ได้ เมื่อวัดหาสาเหตุจึงพบว่า **ระยะห่างระหว่างลัง</w:t>
+      </w:r>
+    </w:p>
+    <w:p>
+      <w:r>
+        <w:rPr>
+          <w:rFonts w:ascii="TH Sarabun New" w:hAnsi="TH Sarabun New" w:cs="TH Sarabun New"/>
+          <w:b w:val="0"/>
+          <w:sz w:val="32"/>
+          <w:szCs w:val="32"/>
+        </w:rPr>
+        <w:t>เป็นตัวกำหนดว่าจะผิดหรือไม่** คือลัง WAIT กับ NG ที่อยู่ห่างกันเพียง 251 พิกเซลถูกเรียกผิด 66%</w:t>
+      </w:r>
+    </w:p>
+    <w:p>
+      <w:r>
+        <w:rPr>
+          <w:rFonts w:ascii="TH Sarabun New" w:hAnsi="TH Sarabun New" w:cs="TH Sarabun New"/>
+          <w:b w:val="0"/>
+          <w:sz w:val="32"/>
+          <w:szCs w:val="32"/>
+        </w:rPr>
+        <w:t>ขณะที่ลัง GOOD ซึ่งอยู่ห่างออกไป 1,053 พิกเซลไม่เคยถูกเรียกผิดเลย แสดงว่าไม่ใช่ปัญหาอ่านป้ายไม่ออก</w:t>
+      </w:r>
+    </w:p>
+    <w:p>
+      <w:r>
+        <w:rPr>
+          <w:rFonts w:ascii="TH Sarabun New" w:hAnsi="TH Sarabun New" w:cs="TH Sarabun New"/>
+          <w:b w:val="0"/>
+          <w:sz w:val="32"/>
+          <w:szCs w:val="32"/>
+        </w:rPr>
+        <w:t>แต่เป็นปัญหาการจับคู่ป้ายเข้ากับวัตถุ ซึ่งเป็นข้อจำกัดเชิงโครงสร้างของแบบจำลองกลุ่มนี้</w:t>
+      </w:r>
+    </w:p>
+    <w:p>
+      <w:r>
+        <w:rPr>
+          <w:rFonts w:ascii="TH Sarabun New" w:hAnsi="TH Sarabun New" w:cs="TH Sarabun New"/>
+          <w:b w:val="0"/>
+          <w:sz w:val="32"/>
+          <w:szCs w:val="32"/>
+        </w:rPr>
+        <w:t>ที่มีรายงานไว้ในงานวิจัย (เอกสารอ้างอิง [9]) **วิธีแก้คือให้โปรแกรมครอบภาพทีละลังแล้วถามแบบจำลอง</w:t>
+      </w:r>
+    </w:p>
+    <w:p>
+      <w:r>
+        <w:rPr>
+          <w:rFonts w:ascii="TH Sarabun New" w:hAnsi="TH Sarabun New" w:cs="TH Sarabun New"/>
+          <w:b w:val="0"/>
+          <w:sz w:val="32"/>
+          <w:szCs w:val="32"/>
+        </w:rPr>
+        <w:t>เพียงว่ามีมือหรือไม่ ทำให้ตัวตนของลังมาจากโปรแกรมไม่ใช่จากแบบจำลอง ผลคือถูกต้อง 8 จาก 8</w:t>
+      </w:r>
+    </w:p>
+    <w:p>
+      <w:r>
+        <w:rPr>
+          <w:rFonts w:ascii="TH Sarabun New" w:hAnsi="TH Sarabun New" w:cs="TH Sarabun New"/>
+          <w:b w:val="0"/>
+          <w:sz w:val="32"/>
+          <w:szCs w:val="32"/>
+        </w:rPr>
+        <w:t>ไม่มีการแจ้งผิด** และมีต้นทุนต่ำเพราะภาพที่ครอบแล้วเล็กกว่ามาก ใช้เวลาเพียง 0.27 วินาทีต่อครั้ง</w:t>
       </w:r>
     </w:p>
     <w:p/>
-    <w:tbl>
-      <w:tblPr>
-        <w:tblStyle w:val="TableGrid"/>
-        <w:tblW w:type="auto" w:w="0"/>
-        <w:tblLook w:firstColumn="1" w:firstRow="1" w:lastColumn="0" w:lastRow="0" w:noHBand="0" w:noVBand="1" w:val="04A0"/>
-      </w:tblPr>
-      <w:tblGrid>
-        <w:gridCol w:w="2257"/>
-        <w:gridCol w:w="2257"/>
-        <w:gridCol w:w="2257"/>
-        <w:gridCol w:w="2257"/>
-      </w:tblGrid>
-      <w:tr>
-        <w:tc>
-          <w:tcPr>
-            <w:tcW w:type="dxa" w:w="2257"/>
-          </w:tcPr>
-          <w:p>
-            <w:r>
-              <w:rPr>
-                <w:b/>
-              </w:rPr>
-            </w:r>
-            <w:r>
-              <w:rPr>
-                <w:rFonts w:ascii="TH Sarabun New" w:hAnsi="TH Sarabun New" w:cs="TH Sarabun New"/>
-                <w:b/>
-                <w:sz w:val="28"/>
-                <w:szCs w:val="28"/>
-              </w:rPr>
-              <w:t>ปัญหาที่พบ</w:t>
-            </w:r>
-          </w:p>
-        </w:tc>
-        <w:tc>
-          <w:tcPr>
-            <w:tcW w:type="dxa" w:w="2257"/>
-          </w:tcPr>
-          <w:p>
-            <w:r>
-              <w:rPr>
-                <w:b/>
-              </w:rPr>
-            </w:r>
-            <w:r>
-              <w:rPr>
-                <w:rFonts w:ascii="TH Sarabun New" w:hAnsi="TH Sarabun New" w:cs="TH Sarabun New"/>
-                <w:b/>
-                <w:sz w:val="28"/>
-                <w:szCs w:val="28"/>
-              </w:rPr>
-              <w:t>สาเหตุที่วัดได้</w:t>
-            </w:r>
-          </w:p>
-        </w:tc>
-        <w:tc>
-          <w:tcPr>
-            <w:tcW w:type="dxa" w:w="2257"/>
-          </w:tcPr>
-          <w:p>
-            <w:r>
-              <w:rPr>
-                <w:b/>
-              </w:rPr>
-            </w:r>
-            <w:r>
-              <w:rPr>
-                <w:rFonts w:ascii="TH Sarabun New" w:hAnsi="TH Sarabun New" w:cs="TH Sarabun New"/>
-                <w:b/>
-                <w:sz w:val="28"/>
-                <w:szCs w:val="28"/>
-              </w:rPr>
-              <w:t>วิธีแก้</w:t>
-            </w:r>
-          </w:p>
-        </w:tc>
-        <w:tc>
-          <w:tcPr>
-            <w:tcW w:type="dxa" w:w="2257"/>
-          </w:tcPr>
-          <w:p>
-            <w:r>
-              <w:rPr>
-                <w:b/>
-              </w:rPr>
-            </w:r>
-            <w:r>
-              <w:rPr>
-                <w:rFonts w:ascii="TH Sarabun New" w:hAnsi="TH Sarabun New" w:cs="TH Sarabun New"/>
-                <w:b/>
-                <w:sz w:val="28"/>
-                <w:szCs w:val="28"/>
-              </w:rPr>
-              <w:t>ผล</w:t>
-            </w:r>
-          </w:p>
-        </w:tc>
-      </w:tr>
-      <w:tr>
-        <w:tc>
-          <w:tcPr>
-            <w:tcW w:type="dxa" w:w="2257"/>
-          </w:tcPr>
-          <w:p>
-            <w:r/>
-            <w:r>
-              <w:rPr>
-                <w:rFonts w:ascii="TH Sarabun New" w:hAnsi="TH Sarabun New" w:cs="TH Sarabun New"/>
-                <w:b/>
-                <w:sz w:val="28"/>
-                <w:szCs w:val="28"/>
-                <w:bCs/>
-              </w:rPr>
-              <w:t>ระบุลังผิด</w:t>
-            </w:r>
-            <w:r>
-              <w:rPr>
-                <w:rFonts w:ascii="TH Sarabun New" w:hAnsi="TH Sarabun New" w:cs="TH Sarabun New"/>
-                <w:b w:val="0"/>
-                <w:sz w:val="28"/>
-                <w:szCs w:val="28"/>
-              </w:rPr>
-              <w:t xml:space="preserve"> — บอกว่าหยิบจากลัง NG ทั้งที่หยิบจาก WAIT (ผิด 146/220 = 66%)</w:t>
-            </w:r>
-          </w:p>
-        </w:tc>
-        <w:tc>
-          <w:tcPr>
-            <w:tcW w:type="dxa" w:w="2257"/>
-          </w:tcPr>
-          <w:p>
-            <w:r/>
-            <w:r>
-              <w:rPr>
-                <w:rFonts w:ascii="TH Sarabun New" w:hAnsi="TH Sarabun New" w:cs="TH Sarabun New"/>
-                <w:b w:val="0"/>
-                <w:sz w:val="28"/>
-                <w:szCs w:val="28"/>
-              </w:rPr>
-              <w:t xml:space="preserve">ลัง WAIT/NG ห่างกัน 251 พิกเซล เรียกผิด 66% แต่ลัง GOOD ที่ห่าง 1,053 พิกเซล </w:t>
-            </w:r>
-            <w:r>
-              <w:rPr>
-                <w:rFonts w:ascii="TH Sarabun New" w:hAnsi="TH Sarabun New" w:cs="TH Sarabun New"/>
-                <w:b/>
-                <w:sz w:val="28"/>
-                <w:szCs w:val="28"/>
-                <w:bCs/>
-              </w:rPr>
-              <w:t>ไม่เคยผิดเลย</w:t>
-            </w:r>
-            <w:r>
-              <w:rPr>
-                <w:rFonts w:ascii="TH Sarabun New" w:hAnsi="TH Sarabun New" w:cs="TH Sarabun New"/>
-                <w:b w:val="0"/>
-                <w:sz w:val="28"/>
-                <w:szCs w:val="28"/>
-              </w:rPr>
-              <w:t xml:space="preserve"> → ไม่ใช่อ่านป้ายไม่ออก แต่เป็น </w:t>
-            </w:r>
-            <w:r>
-              <w:rPr>
-                <w:rFonts w:ascii="TH Sarabun New" w:hAnsi="TH Sarabun New" w:cs="TH Sarabun New"/>
-                <w:b/>
-                <w:sz w:val="28"/>
-                <w:szCs w:val="28"/>
-                <w:bCs/>
-              </w:rPr>
-              <w:t>การจับคู่ป้ายกับวัตถุ</w:t>
-            </w:r>
-            <w:r>
-              <w:rPr>
-                <w:rFonts w:ascii="TH Sarabun New" w:hAnsi="TH Sarabun New" w:cs="TH Sarabun New"/>
-                <w:b w:val="0"/>
-                <w:sz w:val="28"/>
-                <w:szCs w:val="28"/>
-              </w:rPr>
-              <w:t xml:space="preserve"> ซึ่งมีรายงานในงานวิจัย (เอกสารอ้างอิง [9])</w:t>
-            </w:r>
-          </w:p>
-        </w:tc>
-        <w:tc>
-          <w:tcPr>
-            <w:tcW w:type="dxa" w:w="2257"/>
-          </w:tcPr>
-          <w:p>
-            <w:r/>
-            <w:r>
-              <w:rPr>
-                <w:rFonts w:ascii="TH Sarabun New" w:hAnsi="TH Sarabun New" w:cs="TH Sarabun New"/>
-                <w:b w:val="0"/>
-                <w:sz w:val="28"/>
-                <w:szCs w:val="28"/>
-              </w:rPr>
-              <w:t xml:space="preserve">ให้โปรแกรมครอบภาพทีละลัง แล้วถามเพียง "มีมือไหม" — </w:t>
-            </w:r>
-            <w:r>
-              <w:rPr>
-                <w:rFonts w:ascii="TH Sarabun New" w:hAnsi="TH Sarabun New" w:cs="TH Sarabun New"/>
-                <w:b/>
-                <w:sz w:val="28"/>
-                <w:szCs w:val="28"/>
-                <w:bCs/>
-              </w:rPr>
-              <w:t>ตัวตนของลังมาจากโปรแกรม ไม่ใช่จากแบบจำลอง</w:t>
-            </w:r>
-          </w:p>
-        </w:tc>
-        <w:tc>
-          <w:tcPr>
-            <w:tcW w:type="dxa" w:w="2257"/>
-          </w:tcPr>
-          <w:p>
-            <w:r/>
-            <w:r>
-              <w:rPr>
-                <w:rFonts w:ascii="TH Sarabun New" w:hAnsi="TH Sarabun New" w:cs="TH Sarabun New"/>
-                <w:b/>
-                <w:sz w:val="28"/>
-                <w:szCs w:val="28"/>
-                <w:bCs/>
-              </w:rPr>
-              <w:t>8/8</w:t>
-            </w:r>
-            <w:r>
-              <w:rPr>
-                <w:rFonts w:ascii="TH Sarabun New" w:hAnsi="TH Sarabun New" w:cs="TH Sarabun New"/>
-                <w:b w:val="0"/>
-                <w:sz w:val="28"/>
-                <w:szCs w:val="28"/>
-              </w:rPr>
-              <w:t xml:space="preserve"> ไม่มีแจ้งผิด · ใช้เวลาเพียง 0.27 วิ/ครั้ง</w:t>
-            </w:r>
-          </w:p>
-        </w:tc>
-      </w:tr>
-      <w:tr>
-        <w:tc>
-          <w:tcPr>
-            <w:tcW w:type="dxa" w:w="2257"/>
-          </w:tcPr>
-          <w:p>
-            <w:r/>
-            <w:r>
-              <w:rPr>
-                <w:rFonts w:ascii="TH Sarabun New" w:hAnsi="TH Sarabun New" w:cs="TH Sarabun New"/>
-                <w:b/>
-                <w:sz w:val="28"/>
-                <w:szCs w:val="28"/>
-                <w:bCs/>
-              </w:rPr>
-              <w:t>มองหน้ากากไม่เห็น</w:t>
-            </w:r>
-            <w:r>
-              <w:rPr>
-                <w:rFonts w:ascii="TH Sarabun New" w:hAnsi="TH Sarabun New" w:cs="TH Sarabun New"/>
-                <w:b w:val="0"/>
-                <w:sz w:val="28"/>
-                <w:szCs w:val="28"/>
-              </w:rPr>
-              <w:t xml:space="preserve"> (8/35 = 23%)</w:t>
-            </w:r>
-          </w:p>
-        </w:tc>
-        <w:tc>
-          <w:tcPr>
-            <w:tcW w:type="dxa" w:w="2257"/>
-          </w:tcPr>
-          <w:p>
-            <w:r/>
-            <w:r>
-              <w:rPr>
-                <w:rFonts w:ascii="TH Sarabun New" w:hAnsi="TH Sarabun New" w:cs="TH Sarabun New"/>
-                <w:b w:val="0"/>
-                <w:sz w:val="28"/>
-                <w:szCs w:val="28"/>
-              </w:rPr>
-              <w:t>หน้ากากกินพื้นที่ ~4% ของภาพ + ผู้ปฏิบัติงานก้มหน้า</w:t>
-            </w:r>
-          </w:p>
-        </w:tc>
-        <w:tc>
-          <w:tcPr>
-            <w:tcW w:type="dxa" w:w="2257"/>
-          </w:tcPr>
-          <w:p>
-            <w:r/>
-            <w:r>
-              <w:rPr>
-                <w:rFonts w:ascii="TH Sarabun New" w:hAnsi="TH Sarabun New" w:cs="TH Sarabun New"/>
-                <w:b w:val="0"/>
-                <w:sz w:val="28"/>
-                <w:szCs w:val="28"/>
-              </w:rPr>
-              <w:t>ครอบเฉพาะศีรษะแล้วขยาย 4 เท่าด้วยแบบจำลองขยายภาพ ก่อนส่งให้ดู</w:t>
-            </w:r>
-          </w:p>
-        </w:tc>
-        <w:tc>
-          <w:tcPr>
-            <w:tcW w:type="dxa" w:w="2257"/>
-          </w:tcPr>
-          <w:p>
-            <w:r/>
-            <w:r>
-              <w:rPr>
-                <w:rFonts w:ascii="TH Sarabun New" w:hAnsi="TH Sarabun New" w:cs="TH Sarabun New"/>
-                <w:b/>
-                <w:sz w:val="28"/>
-                <w:szCs w:val="28"/>
-                <w:bCs/>
-              </w:rPr>
-              <w:t>23% → 80%</w:t>
-            </w:r>
-            <w:r>
-              <w:rPr>
-                <w:rFonts w:ascii="TH Sarabun New" w:hAnsi="TH Sarabun New" w:cs="TH Sarabun New"/>
-                <w:b w:val="0"/>
-                <w:sz w:val="28"/>
-                <w:szCs w:val="28"/>
-              </w:rPr>
-              <w:t xml:space="preserve"> (3.5 เท่า)</w:t>
-            </w:r>
-          </w:p>
-        </w:tc>
-      </w:tr>
-      <w:tr>
-        <w:tc>
-          <w:tcPr>
-            <w:tcW w:type="dxa" w:w="2257"/>
-          </w:tcPr>
-          <w:p>
-            <w:r/>
-            <w:r>
-              <w:rPr>
-                <w:rFonts w:ascii="TH Sarabun New" w:hAnsi="TH Sarabun New" w:cs="TH Sarabun New"/>
-                <w:b/>
-                <w:sz w:val="28"/>
-                <w:szCs w:val="28"/>
-                <w:bCs/>
-              </w:rPr>
-              <w:t>ตอบที่ระดับคน ไม่ใช่ระดับมือ</w:t>
-            </w:r>
-            <w:r>
-              <w:rPr>
-                <w:rFonts w:ascii="TH Sarabun New" w:hAnsi="TH Sarabun New" w:cs="TH Sarabun New"/>
-                <w:b w:val="0"/>
-                <w:sz w:val="28"/>
-                <w:szCs w:val="28"/>
-              </w:rPr>
-              <w:t xml:space="preserve"> (ถุงมือ 57%)</w:t>
-            </w:r>
-          </w:p>
-        </w:tc>
-        <w:tc>
-          <w:tcPr>
-            <w:tcW w:type="dxa" w:w="2257"/>
-          </w:tcPr>
-          <w:p>
-            <w:r/>
-            <w:r>
-              <w:rPr>
-                <w:rFonts w:ascii="TH Sarabun New" w:hAnsi="TH Sarabun New" w:cs="TH Sarabun New"/>
-                <w:b w:val="0"/>
-                <w:sz w:val="28"/>
-                <w:szCs w:val="28"/>
-              </w:rPr>
-              <w:t xml:space="preserve">ถอดข้างเดียว → เห็นมืออีกข้างที่ยังใส่ จึงตอบ "ใส่" · มือถูกผ้าบัง → ไม่เห็นสีขาว จึงตอบ "ไม่ใส่" · ถอดสองข้าง → </w:t>
-            </w:r>
-            <w:r>
-              <w:rPr>
-                <w:rFonts w:ascii="TH Sarabun New" w:hAnsi="TH Sarabun New" w:cs="TH Sarabun New"/>
-                <w:b/>
-                <w:sz w:val="28"/>
-                <w:szCs w:val="28"/>
-                <w:bCs/>
-              </w:rPr>
-              <w:t>ตรวจถูกทุกจุด</w:t>
-            </w:r>
-          </w:p>
-        </w:tc>
-        <w:tc>
-          <w:tcPr>
-            <w:tcW w:type="dxa" w:w="2257"/>
-          </w:tcPr>
-          <w:p>
-            <w:r/>
-            <w:r>
-              <w:rPr>
-                <w:rFonts w:ascii="TH Sarabun New" w:hAnsi="TH Sarabun New" w:cs="TH Sarabun New"/>
-                <w:b w:val="0"/>
-                <w:sz w:val="28"/>
-                <w:szCs w:val="28"/>
-              </w:rPr>
-              <w:t>แยกถามทีละมือ (แนวเดียวกับที่แก้เรื่องลังสำเร็จ)</w:t>
-            </w:r>
-          </w:p>
-        </w:tc>
-        <w:tc>
-          <w:tcPr>
-            <w:tcW w:type="dxa" w:w="2257"/>
-          </w:tcPr>
-          <w:p>
-            <w:r/>
-            <w:r>
-              <w:rPr>
-                <w:rFonts w:ascii="TH Sarabun New" w:hAnsi="TH Sarabun New" w:cs="TH Sarabun New"/>
-                <w:b w:val="0"/>
-                <w:sz w:val="28"/>
-                <w:szCs w:val="28"/>
-              </w:rPr>
-              <w:t>ยังไม่ได้ทำ เพราะพบตอนท้ายโครงงาน — ต้นทุนต่ำ ดูบทที่ 9</w:t>
-            </w:r>
-          </w:p>
-        </w:tc>
-      </w:tr>
-      <w:tr>
-        <w:tc>
-          <w:tcPr>
-            <w:tcW w:type="dxa" w:w="2257"/>
-          </w:tcPr>
-          <w:p>
-            <w:r/>
-            <w:r>
-              <w:rPr>
-                <w:rFonts w:ascii="TH Sarabun New" w:hAnsi="TH Sarabun New" w:cs="TH Sarabun New"/>
-                <w:b/>
-                <w:sz w:val="28"/>
-                <w:szCs w:val="28"/>
-                <w:bCs/>
-              </w:rPr>
-              <w:t>คำตอบไม่คงที่แม้สั่งไม่ให้สุ่ม</w:t>
-            </w:r>
-          </w:p>
-        </w:tc>
-        <w:tc>
-          <w:tcPr>
-            <w:tcW w:type="dxa" w:w="2257"/>
-          </w:tcPr>
-          <w:p>
-            <w:r/>
-            <w:r>
-              <w:rPr>
-                <w:rFonts w:ascii="TH Sarabun New" w:hAnsi="TH Sarabun New" w:cs="TH Sarabun New"/>
-                <w:b w:val="0"/>
-                <w:sz w:val="28"/>
-                <w:szCs w:val="28"/>
-              </w:rPr>
-              <w:t>ระบบให้บริการรวบคำขอเป็นกลุ่ม ทำให้ลำดับการคำนวณต่างกันเล็กน้อย (เอกสารอ้างอิง [6])</w:t>
-            </w:r>
-          </w:p>
-        </w:tc>
-        <w:tc>
-          <w:tcPr>
-            <w:tcW w:type="dxa" w:w="2257"/>
-          </w:tcPr>
-          <w:p>
-            <w:r/>
-            <w:r>
-              <w:rPr>
-                <w:rFonts w:ascii="TH Sarabun New" w:hAnsi="TH Sarabun New" w:cs="TH Sarabun New"/>
-                <w:b w:val="0"/>
-                <w:sz w:val="28"/>
-                <w:szCs w:val="28"/>
-              </w:rPr>
-              <w:t>ออกแบบเป็น 2 ชั้น ให้ชั้นแจ้งเตือนตอบสั้นว่าใช่/ไม่ใช่</w:t>
-            </w:r>
-          </w:p>
-        </w:tc>
-        <w:tc>
-          <w:tcPr>
-            <w:tcW w:type="dxa" w:w="2257"/>
-          </w:tcPr>
-          <w:p>
-            <w:r/>
-            <w:r>
-              <w:rPr>
-                <w:rFonts w:ascii="TH Sarabun New" w:hAnsi="TH Sarabun New" w:cs="TH Sarabun New"/>
-                <w:b w:val="0"/>
-                <w:sz w:val="28"/>
-                <w:szCs w:val="28"/>
-              </w:rPr>
-              <w:t xml:space="preserve">ชั้นข้อเท็จจริง </w:t>
-            </w:r>
-            <w:r>
-              <w:rPr>
-                <w:rFonts w:ascii="TH Sarabun New" w:hAnsi="TH Sarabun New" w:cs="TH Sarabun New"/>
-                <w:b/>
-                <w:sz w:val="28"/>
-                <w:szCs w:val="28"/>
-                <w:bCs/>
-              </w:rPr>
-              <w:t>คงที่ 12/12</w:t>
-            </w:r>
-          </w:p>
-        </w:tc>
-      </w:tr>
-      <w:tr>
-        <w:tc>
-          <w:tcPr>
-            <w:tcW w:type="dxa" w:w="2257"/>
-          </w:tcPr>
-          <w:p>
-            <w:r/>
-            <w:r>
-              <w:rPr>
-                <w:rFonts w:ascii="TH Sarabun New" w:hAnsi="TH Sarabun New" w:cs="TH Sarabun New"/>
-                <w:b/>
-                <w:sz w:val="28"/>
-                <w:szCs w:val="28"/>
-                <w:bCs/>
-              </w:rPr>
-              <w:t>โหมดส่งวิดีโอทำให้ระบบล่ม</w:t>
-            </w:r>
-          </w:p>
-        </w:tc>
-        <w:tc>
-          <w:tcPr>
-            <w:tcW w:type="dxa" w:w="2257"/>
-          </w:tcPr>
-          <w:p>
-            <w:r/>
-            <w:r>
-              <w:rPr>
-                <w:rFonts w:ascii="TH Sarabun New" w:hAnsi="TH Sarabun New" w:cs="TH Sarabun New"/>
-                <w:b w:val="0"/>
-                <w:sz w:val="28"/>
-                <w:szCs w:val="28"/>
-              </w:rPr>
-              <w:t>ระบบให้บริการหยุดทำงานเมื่อป้อนวิดีโอ</w:t>
-            </w:r>
-          </w:p>
-        </w:tc>
-        <w:tc>
-          <w:tcPr>
-            <w:tcW w:type="dxa" w:w="2257"/>
-          </w:tcPr>
-          <w:p>
-            <w:r/>
-            <w:r>
-              <w:rPr>
-                <w:rFonts w:ascii="TH Sarabun New" w:hAnsi="TH Sarabun New" w:cs="TH Sarabun New"/>
-                <w:b w:val="0"/>
-                <w:sz w:val="28"/>
-                <w:szCs w:val="28"/>
-              </w:rPr>
-              <w:t>เปลี่ยนเป็นป้อนภาพนิ่ง 2 เฟรมติดกัน (t และ t+1)</w:t>
-            </w:r>
-          </w:p>
-        </w:tc>
-        <w:tc>
-          <w:tcPr>
-            <w:tcW w:type="dxa" w:w="2257"/>
-          </w:tcPr>
-          <w:p>
-            <w:r/>
-            <w:r>
-              <w:rPr>
-                <w:rFonts w:ascii="TH Sarabun New" w:hAnsi="TH Sarabun New" w:cs="TH Sarabun New"/>
-                <w:b w:val="0"/>
-                <w:sz w:val="28"/>
-                <w:szCs w:val="28"/>
-              </w:rPr>
-              <w:t>เสถียรตลอดคลิป · แลกกับการไม่เห็นบริบทยาว</w:t>
-            </w:r>
-          </w:p>
-        </w:tc>
-      </w:tr>
-      <w:tr>
-        <w:tc>
-          <w:tcPr>
-            <w:tcW w:type="dxa" w:w="2257"/>
-          </w:tcPr>
-          <w:p>
-            <w:r/>
-            <w:r>
-              <w:rPr>
-                <w:rFonts w:ascii="TH Sarabun New" w:hAnsi="TH Sarabun New" w:cs="TH Sarabun New"/>
-                <w:b/>
-                <w:sz w:val="28"/>
-                <w:szCs w:val="28"/>
-                <w:bCs/>
-              </w:rPr>
-              <w:t>เครื่องเช่าตั้งค่าชี้แบบจำลองตัวอื่น</w:t>
-            </w:r>
-          </w:p>
-        </w:tc>
-        <w:tc>
-          <w:tcPr>
-            <w:tcW w:type="dxa" w:w="2257"/>
-          </w:tcPr>
-          <w:p>
-            <w:r/>
-            <w:r>
-              <w:rPr>
-                <w:rFonts w:ascii="TH Sarabun New" w:hAnsi="TH Sarabun New" w:cs="TH Sarabun New"/>
-                <w:b w:val="0"/>
-                <w:sz w:val="28"/>
-                <w:szCs w:val="28"/>
-              </w:rPr>
-              <w:t>ค่าเริ่มต้นของผู้ให้บริการทับค่าที่ตั้งไว้ โดยไม่มีสัญญาณเตือน</w:t>
-            </w:r>
-          </w:p>
-        </w:tc>
-        <w:tc>
-          <w:tcPr>
-            <w:tcW w:type="dxa" w:w="2257"/>
-          </w:tcPr>
-          <w:p>
-            <w:r/>
-            <w:r>
-              <w:rPr>
-                <w:rFonts w:ascii="TH Sarabun New" w:hAnsi="TH Sarabun New" w:cs="TH Sarabun New"/>
-                <w:b w:val="0"/>
-                <w:sz w:val="28"/>
-                <w:szCs w:val="28"/>
-              </w:rPr>
-              <w:t>เพิ่มขั้นตอนตรวจก่อนวัดทุกครั้ง ถ้าไม่ตรงจะหยุดทันที</w:t>
-            </w:r>
-          </w:p>
-        </w:tc>
-        <w:tc>
-          <w:tcPr>
-            <w:tcW w:type="dxa" w:w="2257"/>
-          </w:tcPr>
-          <w:p>
-            <w:r/>
-            <w:r>
-              <w:rPr>
-                <w:rFonts w:ascii="TH Sarabun New" w:hAnsi="TH Sarabun New" w:cs="TH Sarabun New"/>
-                <w:b w:val="0"/>
-                <w:sz w:val="28"/>
-                <w:szCs w:val="28"/>
-              </w:rPr>
-              <w:t>กันการวัดผิดแบบจำลองได้ทั้งหมด</w:t>
-            </w:r>
-          </w:p>
-        </w:tc>
-      </w:tr>
-    </w:tbl>
+    <w:p>
+      <w:r>
+        <w:rPr>
+          <w:rFonts w:ascii="TH Sarabun New" w:hAnsi="TH Sarabun New" w:cs="TH Sarabun New"/>
+          <w:b/>
+          <w:sz w:val="32"/>
+          <w:szCs w:val="32"/>
+          <w:bCs/>
+        </w:rPr>
+        <w:t>ปัญหาที่สองคือหน้ากากมีขนาดเล็กเกินกว่าจะตรวจจากภาพเต็ม</w:t>
+      </w:r>
+      <w:r>
+        <w:rPr>
+          <w:rFonts w:ascii="TH Sarabun New" w:hAnsi="TH Sarabun New" w:cs="TH Sarabun New"/>
+          <w:b w:val="0"/>
+          <w:sz w:val="32"/>
+          <w:szCs w:val="32"/>
+        </w:rPr>
+        <w:t xml:space="preserve"> ซึ่งตรวจได้เพียง 8 จาก 35 จุด</w:t>
+      </w:r>
+    </w:p>
+    <w:p>
+      <w:r>
+        <w:rPr>
+          <w:rFonts w:ascii="TH Sarabun New" w:hAnsi="TH Sarabun New" w:cs="TH Sarabun New"/>
+          <w:b w:val="0"/>
+          <w:sz w:val="32"/>
+          <w:szCs w:val="32"/>
+        </w:rPr>
+        <w:t>คือ 23% เพราะหน้ากากกินพื้นที่ประมาณ 4% ของภาพและผู้ปฏิบัติงานก้มหน้า **แก้ได้ด้วยการครอบ</w:t>
+      </w:r>
+    </w:p>
+    <w:p>
+      <w:r>
+        <w:rPr>
+          <w:rFonts w:ascii="TH Sarabun New" w:hAnsi="TH Sarabun New" w:cs="TH Sarabun New"/>
+          <w:b w:val="0"/>
+          <w:sz w:val="32"/>
+          <w:szCs w:val="32"/>
+        </w:rPr>
+        <w:t>เฉพาะส่วนศีรษะแล้วขยาย 4 เท่าด้วยแบบจำลองขยายภาพก่อนส่งให้ดู ทำให้เพิ่มเป็น 80%**</w:t>
+      </w:r>
+    </w:p>
     <w:p/>
     <w:p>
       <w:r>
@@ -15570,27 +13500,83 @@
           <w:szCs w:val="32"/>
           <w:bCs/>
         </w:rPr>
-        <w:t>บทเรียนเชิงออกแบบร่วมของทุกข้อ:</w:t>
-      </w:r>
-      <w:r>
-        <w:rPr>
-          <w:rFonts w:ascii="TH Sarabun New" w:hAnsi="TH Sarabun New" w:cs="TH Sarabun New"/>
-          <w:b w:val="0"/>
-          <w:sz w:val="32"/>
-          <w:szCs w:val="32"/>
-        </w:rPr>
-        <w:t xml:space="preserve"> เมื่อเจอข้อจำกัดเชิงโครงสร้าง การพยายามแก้ด้วยคำสั่ง</w:t>
-      </w:r>
-    </w:p>
-    <w:p>
-      <w:r>
-        <w:rPr>
-          <w:rFonts w:ascii="TH Sarabun New" w:hAnsi="TH Sarabun New" w:cs="TH Sarabun New"/>
-          <w:b w:val="0"/>
-          <w:sz w:val="32"/>
-          <w:szCs w:val="32"/>
-        </w:rPr>
-        <w:t xml:space="preserve">เป็นการเสียเวลา ทางออกคือ </w:t>
+        <w:t>ปัญหาที่สามคือแบบจำลองตอบคำถามที่ระดับคน ไม่ใช่ระดับมือ</w:t>
+      </w:r>
+      <w:r>
+        <w:rPr>
+          <w:rFonts w:ascii="TH Sarabun New" w:hAnsi="TH Sarabun New" w:cs="TH Sarabun New"/>
+          <w:b w:val="0"/>
+          <w:sz w:val="32"/>
+          <w:szCs w:val="32"/>
+        </w:rPr>
+        <w:t xml:space="preserve"> ซึ่งทำให้ถุงมือตรวจได้เพียง 57%</w:t>
+      </w:r>
+    </w:p>
+    <w:p>
+      <w:r>
+        <w:rPr>
+          <w:rFonts w:ascii="TH Sarabun New" w:hAnsi="TH Sarabun New" w:cs="TH Sarabun New"/>
+          <w:b w:val="0"/>
+          <w:sz w:val="32"/>
+          <w:szCs w:val="32"/>
+        </w:rPr>
+        <w:t>เมื่อวิเคราะห์พบว่าความผิดพลาดทั้ง 6 จุดมีรากเดียวกัน คือเมื่อถอดถุงมือข้างเดียว แบบจำลองเห็น</w:t>
+      </w:r>
+    </w:p>
+    <w:p>
+      <w:r>
+        <w:rPr>
+          <w:rFonts w:ascii="TH Sarabun New" w:hAnsi="TH Sarabun New" w:cs="TH Sarabun New"/>
+          <w:b w:val="0"/>
+          <w:sz w:val="32"/>
+          <w:szCs w:val="32"/>
+        </w:rPr>
+        <w:t>มืออีกข้างที่ยังใส่อยู่จึงตอบว่าใส่ และเมื่อมือถูกผ้าเช็ดบัง แบบจำลองไม่เห็นสีขาวจึงตอบว่าไม่ใส่</w:t>
+      </w:r>
+    </w:p>
+    <w:p>
+      <w:r>
+        <w:rPr>
+          <w:rFonts w:ascii="TH Sarabun New" w:hAnsi="TH Sarabun New" w:cs="TH Sarabun New"/>
+          <w:b w:val="0"/>
+          <w:sz w:val="32"/>
+          <w:szCs w:val="32"/>
+        </w:rPr>
+        <w:t>ขณะที่กรณีถอดทั้งสองข้างซึ่งเห็นมือเปลือยชัดเจนนั้นตรวจได้ถูกทุกจุด ทางแก้ที่ชัดเจนแล้วคือ</w:t>
+      </w:r>
+    </w:p>
+    <w:p>
+      <w:r>
+        <w:rPr>
+          <w:rFonts w:ascii="TH Sarabun New" w:hAnsi="TH Sarabun New" w:cs="TH Sarabun New"/>
+          <w:b w:val="0"/>
+          <w:sz w:val="32"/>
+          <w:szCs w:val="32"/>
+        </w:rPr>
+        <w:t>แยกถามทีละมือ ซึ่งเป็นแนวทางเดียวกับที่แก้ปัญหาการระบุลังได้สำเร็จ แต่ยังไม่ได้ทำเพราะพบ</w:t>
+      </w:r>
+    </w:p>
+    <w:p>
+      <w:r>
+        <w:rPr>
+          <w:rFonts w:ascii="TH Sarabun New" w:hAnsi="TH Sarabun New" w:cs="TH Sarabun New"/>
+          <w:b w:val="0"/>
+          <w:sz w:val="32"/>
+          <w:szCs w:val="32"/>
+        </w:rPr>
+        <w:t>ตอนท้ายโครงงาน และมีต้นทุนต่ำ (รายละเอียดอยู่ในบทที่ 9)</w:t>
+      </w:r>
+    </w:p>
+    <w:p/>
+    <w:p>
+      <w:r>
+        <w:rPr>
+          <w:rFonts w:ascii="TH Sarabun New" w:hAnsi="TH Sarabun New" w:cs="TH Sarabun New"/>
+          <w:b w:val="0"/>
+          <w:sz w:val="32"/>
+          <w:szCs w:val="32"/>
+        </w:rPr>
+        <w:t xml:space="preserve">นอกจากนี้ยังพบข้อจำกัดของเครื่องมือรอบตัวอีก 3 เรื่อง เรื่องแรกคือ </w:t>
       </w:r>
       <w:r>
         <w:rPr>
@@ -15600,18 +13586,73 @@
           <w:szCs w:val="32"/>
           <w:bCs/>
         </w:rPr>
-        <w:t>ออกแบบระบบให้ไม่ต้องถามคำถามที่แบบจำลองตอบไม่ได้</w:t>
-      </w:r>
-    </w:p>
-    <w:p>
-      <w:r>
-        <w:rPr>
-          <w:rFonts w:ascii="TH Sarabun New" w:hAnsi="TH Sarabun New" w:cs="TH Sarabun New"/>
-          <w:b w:val="0"/>
-          <w:sz w:val="32"/>
-          <w:szCs w:val="32"/>
-        </w:rPr>
-        <w:t>แล้วให้โปรแกรมรับผิดชอบส่วนนั้นแทน — หลักการนี้ใช้ได้กับปัญหาส่วนใหญ่ในตารางข้างต้น</w:t>
+        <w:t>คำตอบไม่คงที่แม้สั่งไม่ให้สุ่ม</w:t>
+      </w:r>
+    </w:p>
+    <w:p>
+      <w:r>
+        <w:rPr>
+          <w:rFonts w:ascii="TH Sarabun New" w:hAnsi="TH Sarabun New" w:cs="TH Sarabun New"/>
+          <w:b w:val="0"/>
+          <w:sz w:val="32"/>
+          <w:szCs w:val="32"/>
+        </w:rPr>
+        <w:t>ซึ่งเกิดจากระบบให้บริการแบบจำลองรวบคำขอที่เข้ามาพร้อมกันเป็นกลุ่ม ทำให้ลำดับการคำนวณ</w:t>
+      </w:r>
+    </w:p>
+    <w:p>
+      <w:r>
+        <w:rPr>
+          <w:rFonts w:ascii="TH Sarabun New" w:hAnsi="TH Sarabun New" w:cs="TH Sarabun New"/>
+          <w:b w:val="0"/>
+          <w:sz w:val="32"/>
+          <w:szCs w:val="32"/>
+        </w:rPr>
+        <w:t>ต่างกันเล็กน้อยในแต่ละครั้ง (เอกสารอ้างอิง [6]) จึงออกแบบระบบเป็น 2 ชั้นโดยให้ชั้นแจ้งเตือน</w:t>
+      </w:r>
+    </w:p>
+    <w:p>
+      <w:r>
+        <w:rPr>
+          <w:rFonts w:ascii="TH Sarabun New" w:hAnsi="TH Sarabun New" w:cs="TH Sarabun New"/>
+          <w:b w:val="0"/>
+          <w:sz w:val="32"/>
+          <w:szCs w:val="32"/>
+        </w:rPr>
+        <w:t>ตอบสั้นว่าใช่หรือไม่ใช่ ทำให้ชั้นข้อเท็จจริงคงที่ 12 จาก 12 ครั้ง เรื่องที่สองคือ **โหมดส่งวิดีโอ</w:t>
+      </w:r>
+    </w:p>
+    <w:p>
+      <w:r>
+        <w:rPr>
+          <w:rFonts w:ascii="TH Sarabun New" w:hAnsi="TH Sarabun New" w:cs="TH Sarabun New"/>
+          <w:b w:val="0"/>
+          <w:sz w:val="32"/>
+          <w:szCs w:val="32"/>
+        </w:rPr>
+        <w:t>ทำให้ระบบให้บริการหยุดทำงาน** จึงเปลี่ยนมาป้อนภาพนิ่ง 2 เฟรมที่อยู่ติดกันแทน ซึ่งเสถียร</w:t>
+      </w:r>
+    </w:p>
+    <w:p>
+      <w:r>
+        <w:rPr>
+          <w:rFonts w:ascii="TH Sarabun New" w:hAnsi="TH Sarabun New" w:cs="TH Sarabun New"/>
+          <w:b w:val="0"/>
+          <w:sz w:val="32"/>
+          <w:szCs w:val="32"/>
+        </w:rPr>
+        <w:t>ตลอดคลิปโดยแลกกับการไม่เห็นบริบทยาว และเรื่องที่สามคือ **เครื่องเช่าตั้งค่าเริ่มต้นชี้ไปแบบจำลอง</w:t>
+      </w:r>
+    </w:p>
+    <w:p>
+      <w:r>
+        <w:rPr>
+          <w:rFonts w:ascii="TH Sarabun New" w:hAnsi="TH Sarabun New" w:cs="TH Sarabun New"/>
+          <w:b w:val="0"/>
+          <w:sz w:val="32"/>
+          <w:szCs w:val="32"/>
+        </w:rPr>
+        <w:t>ตัวอื่นโดยไม่มีสัญญาณเตือน** จึงเพิ่มขั้นตอนตรวจสอบก่อนวัดทุกครั้ง ถ้าไม่ตรงจะหยุดทันที</w:t>
       </w:r>
     </w:p>
     <w:p/>
@@ -15619,136 +13660,131 @@
       <w:r>
         <w:rPr>
           <w:rFonts w:ascii="TH Sarabun New" w:hAnsi="TH Sarabun New" w:cs="TH Sarabun New"/>
+          <w:b w:val="0"/>
+          <w:sz w:val="32"/>
+          <w:szCs w:val="32"/>
+        </w:rPr>
+        <w:t>**บทเรียนเชิงออกแบบที่ได้ร่วมกันจากทุกข้อคือ เมื่อเจอข้อจำกัดเชิงโครงสร้างของแบบจำลอง</w:t>
+      </w:r>
+    </w:p>
+    <w:p>
+      <w:r>
+        <w:rPr>
+          <w:rFonts w:ascii="TH Sarabun New" w:hAnsi="TH Sarabun New" w:cs="TH Sarabun New"/>
+          <w:b w:val="0"/>
+          <w:sz w:val="32"/>
+          <w:szCs w:val="32"/>
+        </w:rPr>
+        <w:t>การพยายามแก้ด้วยการปรับคำสั่งเป็นการเสียเวลา ทางออกคือออกแบบระบบให้ไม่ต้องถามคำถาม</w:t>
+      </w:r>
+    </w:p>
+    <w:p>
+      <w:r>
+        <w:rPr>
+          <w:rFonts w:ascii="TH Sarabun New" w:hAnsi="TH Sarabun New" w:cs="TH Sarabun New"/>
+          <w:b w:val="0"/>
+          <w:sz w:val="32"/>
+          <w:szCs w:val="32"/>
+        </w:rPr>
+        <w:t>ที่แบบจำลองตอบไม่ได้ แล้วให้โปรแกรมรับผิดชอบส่วนนั้นแทน** ซึ่งเป็นหลักการที่ใช้แก้ปัญหา</w:t>
+      </w:r>
+    </w:p>
+    <w:p>
+      <w:r>
+        <w:rPr>
+          <w:rFonts w:ascii="TH Sarabun New" w:hAnsi="TH Sarabun New" w:cs="TH Sarabun New"/>
+          <w:b w:val="0"/>
+          <w:sz w:val="32"/>
+          <w:szCs w:val="32"/>
+        </w:rPr>
+        <w:t>ส่วนใหญ่ในโครงงานนี้ได้สำเร็จ อีกบทเรียนหนึ่งคือคุณค่าของการวัดผลก่อนนำกลไกเข้าระบบ</w:t>
+      </w:r>
+    </w:p>
+    <w:p>
+      <w:r>
+        <w:rPr>
+          <w:rFonts w:ascii="TH Sarabun New" w:hAnsi="TH Sarabun New" w:cs="TH Sarabun New"/>
+          <w:b w:val="0"/>
+          <w:sz w:val="32"/>
+          <w:szCs w:val="32"/>
+        </w:rPr>
+        <w:t>โดยระหว่างพัฒนาได้ทดลองเพิ่มตัวกรองที่กำหนดว่าถ้าแบบจำลองบอกว่ามองไม่เห็นใบหน้า</w:t>
+      </w:r>
+    </w:p>
+    <w:p>
+      <w:r>
+        <w:rPr>
+          <w:rFonts w:ascii="TH Sarabun New" w:hAnsi="TH Sarabun New" w:cs="TH Sarabun New"/>
+          <w:b w:val="0"/>
+          <w:sz w:val="32"/>
+          <w:szCs w:val="32"/>
+        </w:rPr>
+        <w:t>ก็อย่าเพิ่งตัดสิน ซึ่งฟังดูสมเหตุสมผลมาก แต่เมื่อวัดผลจริงพบว่า **ตัวกรองนั้นทิ้งคำตอบที่ถูก</w:t>
+      </w:r>
+    </w:p>
+    <w:p>
+      <w:r>
+        <w:rPr>
+          <w:rFonts w:ascii="TH Sarabun New" w:hAnsi="TH Sarabun New" w:cs="TH Sarabun New"/>
+          <w:b w:val="0"/>
+          <w:sz w:val="32"/>
+          <w:szCs w:val="32"/>
+        </w:rPr>
+        <w:t>ไปถึง 19 จุด ทำให้อัตราการตรวจพบลดจาก 80% เหลือ 26% จึงถอดออก**</w:t>
+      </w:r>
+    </w:p>
+    <w:p/>
+    <w:p>
+      <w:r>
+        <w:rPr>
+          <w:rFonts w:ascii="TH Sarabun New" w:hAnsi="TH Sarabun New" w:cs="TH Sarabun New"/>
+          <w:b w:val="0"/>
+          <w:sz w:val="32"/>
+          <w:szCs w:val="32"/>
+        </w:rPr>
+        <w:t>ด้านทรัพยากร ข้อจำกัดที่ใหญ่ที่สุดคือมีวิดีโอทดสอบเพียงคลิปเดียว ซึ่งเป็นงานลำดับแรกในบทที่ 9</w:t>
+      </w:r>
+    </w:p>
+    <w:p>
+      <w:r>
+        <w:rPr>
+          <w:rFonts w:ascii="TH Sarabun New" w:hAnsi="TH Sarabun New" w:cs="TH Sarabun New"/>
+          <w:b w:val="0"/>
+          <w:sz w:val="32"/>
+          <w:szCs w:val="32"/>
+        </w:rPr>
+        <w:t>ส่วนการไม่มีชุดข้อมูลติดป้ายกำกับนั้นกลายเป็นเหตุผลที่เลือกแนวทางไม่เทรน อันเป็นจุดเด่นของงานนี้</w:t>
+      </w:r>
+    </w:p>
+    <w:p>
+      <w:r>
+        <w:rPr>
+          <w:rFonts w:ascii="TH Sarabun New" w:hAnsi="TH Sarabun New" w:cs="TH Sarabun New"/>
+          <w:b w:val="0"/>
+          <w:sz w:val="32"/>
+          <w:szCs w:val="32"/>
+        </w:rPr>
+        <w:t>และเนื่องจากไม่มีการ์ดจอเป็นของตัวเองจึงต้องเช่ารายชั่วโมงและวางแผนวัดให้ครบในรอบเดียว</w:t>
+      </w:r>
+    </w:p>
+    <w:p>
+      <w:r>
+        <w:rPr>
+          <w:rFonts w:ascii="TH Sarabun New" w:hAnsi="TH Sarabun New" w:cs="TH Sarabun New"/>
+          <w:b w:val="0"/>
+          <w:sz w:val="32"/>
+          <w:szCs w:val="32"/>
+        </w:rPr>
+        <w:t xml:space="preserve">ทั้งนี้พบว่า </w:t>
+      </w:r>
+      <w:r>
+        <w:rPr>
+          <w:rFonts w:ascii="TH Sarabun New" w:hAnsi="TH Sarabun New" w:cs="TH Sarabun New"/>
           <w:b/>
           <w:sz w:val="32"/>
           <w:szCs w:val="32"/>
           <w:bCs/>
         </w:rPr>
-        <w:t>ตัวอย่างที่แสดงคุณค่าของการวัดผลก่อนนำเข้าระบบ:</w:t>
-      </w:r>
-      <w:r>
-        <w:rPr>
-          <w:rFonts w:ascii="TH Sarabun New" w:hAnsi="TH Sarabun New" w:cs="TH Sarabun New"/>
-          <w:b w:val="0"/>
-          <w:sz w:val="32"/>
-          <w:szCs w:val="32"/>
-        </w:rPr>
-        <w:t xml:space="preserve"> ระหว่างพัฒนาได้ทดลองเพิ่มตัวกรอง</w:t>
-      </w:r>
-    </w:p>
-    <w:p>
-      <w:r>
-        <w:rPr>
-          <w:rFonts w:ascii="TH Sarabun New" w:hAnsi="TH Sarabun New" w:cs="TH Sarabun New"/>
-          <w:b w:val="0"/>
-          <w:sz w:val="32"/>
-          <w:szCs w:val="32"/>
-        </w:rPr>
-        <w:t>"ถ้าแบบจำลองบอกว่ามองไม่เห็นใบหน้า ก็อย่าเพิ่งตัดสิน" ซึ่งฟังดูสมเหตุสมผลมาก</w:t>
-      </w:r>
-    </w:p>
-    <w:p>
-      <w:r>
-        <w:rPr>
-          <w:rFonts w:ascii="TH Sarabun New" w:hAnsi="TH Sarabun New" w:cs="TH Sarabun New"/>
-          <w:b w:val="0"/>
-          <w:sz w:val="32"/>
-          <w:szCs w:val="32"/>
-        </w:rPr>
-        <w:t xml:space="preserve">แต่เมื่อวัดผลจริงพบว่า </w:t>
-      </w:r>
-      <w:r>
-        <w:rPr>
-          <w:rFonts w:ascii="TH Sarabun New" w:hAnsi="TH Sarabun New" w:cs="TH Sarabun New"/>
-          <w:b/>
-          <w:sz w:val="32"/>
-          <w:szCs w:val="32"/>
-          <w:bCs/>
-        </w:rPr>
-        <w:t>ตัวกรองนั้นทิ้งคำตอบที่ถูกไป 19 จุด (80% เหลือ 26%) จึงถอดออก</w:t>
-      </w:r>
-    </w:p>
-    <w:p/>
-    <w:p>
-      <w:r>
-        <w:rPr>
-          <w:rFonts w:ascii="TH Sarabun New" w:hAnsi="TH Sarabun New" w:cs="TH Sarabun New"/>
-          <w:b/>
-          <w:sz w:val="32"/>
-          <w:szCs w:val="32"/>
-          <w:bCs/>
-        </w:rPr>
-        <w:t>ข้อจำกัดด้านทรัพยากร:</w:t>
-      </w:r>
-      <w:r>
-        <w:rPr>
-          <w:rFonts w:ascii="TH Sarabun New" w:hAnsi="TH Sarabun New" w:cs="TH Sarabun New"/>
-          <w:b w:val="0"/>
-          <w:sz w:val="32"/>
-          <w:szCs w:val="32"/>
-        </w:rPr>
-        <w:t xml:space="preserve"> มีวิดีโอทดสอบเพียงคลิปเดียว (</w:t>
-      </w:r>
-      <w:r>
-        <w:rPr>
-          <w:rFonts w:ascii="TH Sarabun New" w:hAnsi="TH Sarabun New" w:cs="TH Sarabun New"/>
-          <w:b/>
-          <w:sz w:val="32"/>
-          <w:szCs w:val="32"/>
-          <w:bCs/>
-        </w:rPr>
-        <w:t>ข้อจำกัดที่ใหญ่ที่สุด</w:t>
-      </w:r>
-      <w:r>
-        <w:rPr>
-          <w:rFonts w:ascii="TH Sarabun New" w:hAnsi="TH Sarabun New" w:cs="TH Sarabun New"/>
-          <w:b w:val="0"/>
-          <w:sz w:val="32"/>
-          <w:szCs w:val="32"/>
-        </w:rPr>
-        <w:t xml:space="preserve"> และเป็นงานลำดับแรก</w:t>
-      </w:r>
-    </w:p>
-    <w:p>
-      <w:r>
-        <w:rPr>
-          <w:rFonts w:ascii="TH Sarabun New" w:hAnsi="TH Sarabun New" w:cs="TH Sarabun New"/>
-          <w:b w:val="0"/>
-          <w:sz w:val="32"/>
-          <w:szCs w:val="32"/>
-        </w:rPr>
-        <w:t>ในบทที่ 9) · ไม่มีชุดข้อมูลติดป้ายกำกับ ซึ่งกลายเป็นเหตุผลที่เลือกแนวทางไม่เทรนอันเป็นจุดเด่นของงานนี้</w:t>
-      </w:r>
-    </w:p>
-    <w:p>
-      <w:r>
-        <w:rPr>
-          <w:rFonts w:ascii="TH Sarabun New" w:hAnsi="TH Sarabun New" w:cs="TH Sarabun New"/>
-          <w:b w:val="0"/>
-          <w:sz w:val="32"/>
-          <w:szCs w:val="32"/>
-        </w:rPr>
-        <w:t>· ไม่มีการ์ดจอของตัวเอง จึงต้องเช่ารายชั่วโมงและวางแผนวัดให้ครบในรอบเดียว</w:t>
-      </w:r>
-    </w:p>
-    <w:p>
-      <w:r>
-        <w:rPr>
-          <w:rFonts w:ascii="TH Sarabun New" w:hAnsi="TH Sarabun New" w:cs="TH Sarabun New"/>
-          <w:b w:val="0"/>
-          <w:sz w:val="32"/>
-          <w:szCs w:val="32"/>
-        </w:rPr>
-        <w:t xml:space="preserve">· </w:t>
-      </w:r>
-      <w:r>
-        <w:rPr>
-          <w:rFonts w:ascii="TH Sarabun New" w:hAnsi="TH Sarabun New" w:cs="TH Sarabun New"/>
-          <w:b/>
-          <w:sz w:val="32"/>
-          <w:szCs w:val="32"/>
-          <w:bCs/>
-        </w:rPr>
         <w:t>คอขวดของการประเมินผลคือคนตรวจ ไม่ใช่การ์ดจอ</w:t>
       </w:r>
       <w:r>
@@ -15758,39 +13794,40 @@
           <w:sz w:val="32"/>
           <w:szCs w:val="32"/>
         </w:rPr>
-        <w:t xml:space="preserve"> — ให้แบบจำลองตอบครบ 220 เฟรมใช้เวลาราว</w:t>
-      </w:r>
-    </w:p>
-    <w:p>
-      <w:r>
-        <w:rPr>
-          <w:rFonts w:ascii="TH Sarabun New" w:hAnsi="TH Sarabun New" w:cs="TH Sarabun New"/>
-          <w:b w:val="0"/>
-          <w:sz w:val="32"/>
-          <w:szCs w:val="32"/>
-        </w:rPr>
-        <w:t>2 นาที แต่การทำเฉลยต้องใช้คนไล่ดู 1,320 การตัดสิน จึงเลือกตรวจทุก 3 วินาที ซึ่งเพียงพอ</w:t>
-      </w:r>
-    </w:p>
-    <w:p>
-      <w:r>
-        <w:rPr>
-          <w:rFonts w:ascii="TH Sarabun New" w:hAnsi="TH Sarabun New" w:cs="TH Sarabun New"/>
-          <w:b w:val="0"/>
-          <w:sz w:val="32"/>
-          <w:szCs w:val="32"/>
-        </w:rPr>
-        <w:t xml:space="preserve">เพราะทุกช่วงละเมิดยาวเกิน 6 วินาที </w:t>
-      </w:r>
-      <w:r>
-        <w:rPr>
-          <w:rFonts w:ascii="TH Sarabun New" w:hAnsi="TH Sarabun New" w:cs="TH Sarabun New"/>
-          <w:b/>
-          <w:sz w:val="32"/>
-          <w:szCs w:val="32"/>
-          <w:bCs/>
-        </w:rPr>
-        <w:t>ไม่มีเหตุใดหลุดจากการสุ่มตรวจ</w:t>
+        <w:t xml:space="preserve"> เพราะการให้แบบจำลองตอบครบ</w:t>
+      </w:r>
+    </w:p>
+    <w:p>
+      <w:r>
+        <w:rPr>
+          <w:rFonts w:ascii="TH Sarabun New" w:hAnsi="TH Sarabun New" w:cs="TH Sarabun New"/>
+          <w:b w:val="0"/>
+          <w:sz w:val="32"/>
+          <w:szCs w:val="32"/>
+        </w:rPr>
+        <w:t>220 เฟรมใช้เวลาเพียงราว 2 นาที ขณะที่การทำเฉลยต้องใช้คนไล่ดูถึง 1,320 การตัดสิน</w:t>
+      </w:r>
+    </w:p>
+    <w:p>
+      <w:r>
+        <w:rPr>
+          <w:rFonts w:ascii="TH Sarabun New" w:hAnsi="TH Sarabun New" w:cs="TH Sarabun New"/>
+          <w:b w:val="0"/>
+          <w:sz w:val="32"/>
+          <w:szCs w:val="32"/>
+        </w:rPr>
+        <w:t>จึงเลือกตรวจทุก 3 วินาที ซึ่งเพียงพอเพราะทุกช่วงการละเมิดในคลิปยาวเกิน 6 วินาที</w:t>
+      </w:r>
+    </w:p>
+    <w:p>
+      <w:r>
+        <w:rPr>
+          <w:rFonts w:ascii="TH Sarabun New" w:hAnsi="TH Sarabun New" w:cs="TH Sarabun New"/>
+          <w:b w:val="0"/>
+          <w:sz w:val="32"/>
+          <w:szCs w:val="32"/>
+        </w:rPr>
+        <w:t>ไม่มีเหตุการณ์ใดหลุดจากการสุ่มตรวจ</w:t>
       </w:r>
     </w:p>
     <w:p/>

--- a/รายงาน_Line-Guard_รวม.docx
+++ b/รายงาน_Line-Guard_รวม.docx
@@ -12587,62 +12587,62 @@
           <w:sz w:val="32"/>
           <w:szCs w:val="32"/>
         </w:rPr>
-        <w:t>การทดสอบทำบนคลิป CAM-A05 ความยาว 3 นาที 39 วินาที ซึ่งมีผู้ปฏิบัติงาน 2 คน สายพาน</w:t>
-      </w:r>
-    </w:p>
-    <w:p>
-      <w:r>
-        <w:rPr>
-          <w:rFonts w:ascii="TH Sarabun New" w:hAnsi="TH Sarabun New" w:cs="TH Sarabun New"/>
-          <w:b w:val="0"/>
-          <w:sz w:val="32"/>
-          <w:szCs w:val="32"/>
-        </w:rPr>
-        <w:t>และลังคัดแยก 3 ใบ โดยเทียบผลของระบบกับเฉลยที่จัดทำขึ้นจากการเปิดภาพดูด้วยตาทีละเฟรม</w:t>
-      </w:r>
-    </w:p>
-    <w:p>
-      <w:r>
-        <w:rPr>
-          <w:rFonts w:ascii="TH Sarabun New" w:hAnsi="TH Sarabun New" w:cs="TH Sarabun New"/>
-          <w:b w:val="0"/>
-          <w:sz w:val="32"/>
-          <w:szCs w:val="32"/>
-        </w:rPr>
-        <w:t>ทุก 3 วินาที รวม 74 จุดตรวจ ครบทั้งหมวก ถุงมือ และหน้ากากของทั้งสองคน ซึ่งพบการละเมิดจริง</w:t>
-      </w:r>
-    </w:p>
-    <w:p>
-      <w:r>
-        <w:rPr>
-          <w:rFonts w:ascii="TH Sarabun New" w:hAnsi="TH Sarabun New" w:cs="TH Sarabun New"/>
-          <w:b w:val="0"/>
-          <w:sz w:val="32"/>
-          <w:szCs w:val="32"/>
-        </w:rPr>
-        <w:t>รวม 56 จุด การวัดทั้งหมดทำบนเครื่องที่มีการ์ดจอ RTX 4090 จำนวน 2 ใบ โดยรันบนเครื่องเดียวกับ</w:t>
-      </w:r>
-    </w:p>
-    <w:p>
-      <w:r>
-        <w:rPr>
-          <w:rFonts w:ascii="TH Sarabun New" w:hAnsi="TH Sarabun New" w:cs="TH Sarabun New"/>
-          <w:b w:val="0"/>
-          <w:sz w:val="32"/>
-          <w:szCs w:val="32"/>
-        </w:rPr>
-        <w:t>ที่แบบจำลองทำงานอยู่ ใช้ชุดคำสั่งตัวเดียวกับที่ระบบส่งจริง และเก็บคำตอบดิบของแบบจำลองไว้ทุกเฟรม</w:t>
-      </w:r>
-    </w:p>
-    <w:p>
-      <w:r>
-        <w:rPr>
-          <w:rFonts w:ascii="TH Sarabun New" w:hAnsi="TH Sarabun New" w:cs="TH Sarabun New"/>
-          <w:b w:val="0"/>
-          <w:sz w:val="32"/>
-          <w:szCs w:val="32"/>
-        </w:rPr>
-        <w:t>ทำให้ผลทั้งหมดในบทนี้สร้างซ้ำได้ด้วยคำสั่งเดียวและตรวจย้อนกลับได้ว่าตัวเลขแต่ละตัวมาจากไหน</w:t>
+        <w:t>ทดสอบบนคลิป CAM-A05 ความยาว 3 นาที 39 วินาที (ผู้ปฏิบัติงาน 2 คน สายพาน ลังคัดแยก 3 ใบ)</w:t>
+      </w:r>
+    </w:p>
+    <w:p>
+      <w:r>
+        <w:rPr>
+          <w:rFonts w:ascii="TH Sarabun New" w:hAnsi="TH Sarabun New" w:cs="TH Sarabun New"/>
+          <w:b w:val="0"/>
+          <w:sz w:val="32"/>
+          <w:szCs w:val="32"/>
+        </w:rPr>
+        <w:t>เทียบกับเฉลยที่จัดทำจากการเปิดภาพดูด้วยตาทีละเฟรมทุก 3 วินาที รวม 74 จุดตรวจ</w:t>
+      </w:r>
+    </w:p>
+    <w:p>
+      <w:r>
+        <w:rPr>
+          <w:rFonts w:ascii="TH Sarabun New" w:hAnsi="TH Sarabun New" w:cs="TH Sarabun New"/>
+          <w:b w:val="0"/>
+          <w:sz w:val="32"/>
+          <w:szCs w:val="32"/>
+        </w:rPr>
+        <w:t>ครบทั้งหมวก ถุงมือ และหน้ากากของทั้งสองคน ซึ่งพบการละเมิดจริง 56 จุด</w:t>
+      </w:r>
+    </w:p>
+    <w:p>
+      <w:r>
+        <w:rPr>
+          <w:rFonts w:ascii="TH Sarabun New" w:hAnsi="TH Sarabun New" w:cs="TH Sarabun New"/>
+          <w:b w:val="0"/>
+          <w:sz w:val="32"/>
+          <w:szCs w:val="32"/>
+        </w:rPr>
+        <w:t>วัดบนเครื่องที่มีการ์ดจอ RTX 4090 สองใบ โดยรันบนเครื่องเดียวกับที่แบบจำลองทำงาน</w:t>
+      </w:r>
+    </w:p>
+    <w:p>
+      <w:r>
+        <w:rPr>
+          <w:rFonts w:ascii="TH Sarabun New" w:hAnsi="TH Sarabun New" w:cs="TH Sarabun New"/>
+          <w:b w:val="0"/>
+          <w:sz w:val="32"/>
+          <w:szCs w:val="32"/>
+        </w:rPr>
+        <w:t>ใช้ชุดคำสั่งตัวเดียวกับที่ระบบส่งจริง และเก็บคำตอบดิบไว้ทุกเฟรม</w:t>
+      </w:r>
+    </w:p>
+    <w:p>
+      <w:r>
+        <w:rPr>
+          <w:rFonts w:ascii="TH Sarabun New" w:hAnsi="TH Sarabun New" w:cs="TH Sarabun New"/>
+          <w:b w:val="0"/>
+          <w:sz w:val="32"/>
+          <w:szCs w:val="32"/>
+        </w:rPr>
+        <w:t>ทำให้ผลทั้งหมดสร้างซ้ำได้ด้วยคำสั่งเดียวและตรวจย้อนกลับได้ทุกตัวเลข</w:t>
       </w:r>
     </w:p>
     <w:p/>
@@ -12655,7 +12655,7 @@
           <w:szCs w:val="36"/>
           <w:bCs/>
         </w:rPr>
-        <w:t>7.2 ผลการตรวจจับอุปกรณ์ป้องกัน</w:t>
+        <w:t>7.2 ผลการตรวจจับ</w:t>
       </w:r>
     </w:p>
     <w:p/>
@@ -12667,7 +12667,7 @@
           <w:sz w:val="32"/>
           <w:szCs w:val="32"/>
         </w:rPr>
-        <w:t xml:space="preserve">ระบบตรวจพบการละเมิดได้ </w:t>
+        <w:t xml:space="preserve">ระบบตรวจพบการละเมิดอุปกรณ์ป้องกันได้ </w:t>
       </w:r>
       <w:r>
         <w:rPr>
@@ -12677,27 +12677,18 @@
           <w:szCs w:val="32"/>
           <w:bCs/>
         </w:rPr>
-        <w:t>46 จาก 56 จุด คิดเป็น 82%</w:t>
-      </w:r>
-      <w:r>
-        <w:rPr>
-          <w:rFonts w:ascii="TH Sarabun New" w:hAnsi="TH Sarabun New" w:cs="TH Sarabun New"/>
-          <w:b w:val="0"/>
-          <w:sz w:val="32"/>
-          <w:szCs w:val="32"/>
-        </w:rPr>
-        <w:t xml:space="preserve"> โดยมีการแจ้งผิดเพียง 5 จุด</w:t>
-      </w:r>
-    </w:p>
-    <w:p>
-      <w:r>
-        <w:rPr>
-          <w:rFonts w:ascii="TH Sarabun New" w:hAnsi="TH Sarabun New" w:cs="TH Sarabun New"/>
-          <w:b w:val="0"/>
-          <w:sz w:val="32"/>
-          <w:szCs w:val="32"/>
-        </w:rPr>
-        <w:t xml:space="preserve">เมื่อแยกรายรายการพบว่า </w:t>
+        <w:t>46 จาก 56 จุด คิดเป็น 82% โดยแจ้งผิดเพียง 5 จุด</w:t>
+      </w:r>
+    </w:p>
+    <w:p>
+      <w:r>
+        <w:rPr>
+          <w:rFonts w:ascii="TH Sarabun New" w:hAnsi="TH Sarabun New" w:cs="TH Sarabun New"/>
+          <w:b w:val="0"/>
+          <w:sz w:val="32"/>
+          <w:szCs w:val="32"/>
+        </w:rPr>
+        <w:t xml:space="preserve">แยกเป็น </w:t>
       </w:r>
       <w:r>
         <w:rPr>
@@ -12707,21 +12698,28 @@
           <w:szCs w:val="32"/>
           <w:bCs/>
         </w:rPr>
-        <w:t>หมวกตรวจได้ครบ 14 จาก 14 จุด คือ 100% โดยไม่มีการแจ้งผิดเลย</w:t>
-      </w:r>
-    </w:p>
-    <w:p>
-      <w:r>
-        <w:rPr>
-          <w:rFonts w:ascii="TH Sarabun New" w:hAnsi="TH Sarabun New" w:cs="TH Sarabun New"/>
-          <w:b w:val="0"/>
-          <w:sz w:val="32"/>
-          <w:szCs w:val="32"/>
-        </w:rPr>
-        <w:t>และจุดเปลี่ยนจากสวมเป็นไม่สวมที่นาทีที่ 03:00 ตรงกับเฉลยพอดีทุกจุด</w:t>
-      </w:r>
-    </w:p>
-    <w:p>
+        <w:t>หมวก 100% (14 จาก 14 จุด) โดยไม่มีการแจ้งผิดเลย</w:t>
+      </w:r>
+      <w:r>
+        <w:rPr>
+          <w:rFonts w:ascii="TH Sarabun New" w:hAnsi="TH Sarabun New" w:cs="TH Sarabun New"/>
+          <w:b w:val="0"/>
+          <w:sz w:val="32"/>
+          <w:szCs w:val="32"/>
+        </w:rPr>
+        <w:t xml:space="preserve"> และจุดเปลี่ยนที่นาทีที่ 03:00</w:t>
+      </w:r>
+    </w:p>
+    <w:p>
+      <w:r>
+        <w:rPr>
+          <w:rFonts w:ascii="TH Sarabun New" w:hAnsi="TH Sarabun New" w:cs="TH Sarabun New"/>
+          <w:b w:val="0"/>
+          <w:sz w:val="32"/>
+          <w:szCs w:val="32"/>
+        </w:rPr>
+        <w:t xml:space="preserve">ตรงกับเฉลยพอดี · </w:t>
+      </w:r>
       <w:r>
         <w:rPr>
           <w:rFonts w:ascii="TH Sarabun New" w:hAnsi="TH Sarabun New" w:cs="TH Sarabun New"/>
@@ -12730,60 +12728,71 @@
           <w:szCs w:val="32"/>
           <w:bCs/>
         </w:rPr>
-        <w:t>หน้ากากตรวจได้ 28 จาก 35 จุด คือ 80% ซึ่งเป็นผลที่เกินคาด</w:t>
-      </w:r>
-      <w:r>
-        <w:rPr>
-          <w:rFonts w:ascii="TH Sarabun New" w:hAnsi="TH Sarabun New" w:cs="TH Sarabun New"/>
-          <w:b w:val="0"/>
-          <w:sz w:val="32"/>
-          <w:szCs w:val="32"/>
-        </w:rPr>
-        <w:t xml:space="preserve"> เพราะหน้ากากกินพื้นที่เพียง</w:t>
-      </w:r>
-    </w:p>
-    <w:p>
-      <w:r>
-        <w:rPr>
-          <w:rFonts w:ascii="TH Sarabun New" w:hAnsi="TH Sarabun New" w:cs="TH Sarabun New"/>
-          <w:b w:val="0"/>
-          <w:sz w:val="32"/>
-          <w:szCs w:val="32"/>
-        </w:rPr>
-        <w:t>ประมาณ 4% ของภาพ ผู้ปฏิบัติงานก้มหน้าเกือบตลอดเวลา และการละเมิดคือการดึงหน้ากากลงคาง</w:t>
-      </w:r>
-    </w:p>
-    <w:p>
-      <w:r>
-        <w:rPr>
-          <w:rFonts w:ascii="TH Sarabun New" w:hAnsi="TH Sarabun New" w:cs="TH Sarabun New"/>
-          <w:b w:val="0"/>
-          <w:sz w:val="32"/>
-          <w:szCs w:val="32"/>
-        </w:rPr>
-        <w:t>ไม่ใช่การไม่สวม ซึ่งสังเกตยากกว่ามาก ยากถึงขนาดที่ผู้ตรวจซึ่งเป็นคนยังเคยมองข้ามไปถึง 27 จุด</w:t>
-      </w:r>
-    </w:p>
-    <w:p>
-      <w:r>
-        <w:rPr>
-          <w:rFonts w:ascii="TH Sarabun New" w:hAnsi="TH Sarabun New" w:cs="TH Sarabun New"/>
-          <w:b w:val="0"/>
-          <w:sz w:val="32"/>
-          <w:szCs w:val="32"/>
-        </w:rPr>
-        <w:t>ในการตรวจรอบแรก ส่วนถุงมือตรวจได้ 4 จาก 7 จุด คือ 57% ซึ่งเป็นรายการที่ทำได้ต่ำที่สุด</w:t>
-      </w:r>
-    </w:p>
-    <w:p>
-      <w:r>
-        <w:rPr>
-          <w:rFonts w:ascii="TH Sarabun New" w:hAnsi="TH Sarabun New" w:cs="TH Sarabun New"/>
-          <w:b w:val="0"/>
-          <w:sz w:val="32"/>
-          <w:szCs w:val="32"/>
-        </w:rPr>
-        <w:t>แต่วิเคราะห์สาเหตุได้ครบถ้วนและมีทางแก้ที่ชัดเจนแล้ว</w:t>
+        <w:t>หน้ากาก 80% (28 จาก 35 จุด) ซึ่งเป็นผลที่เกินคาด</w:t>
+      </w:r>
+      <w:r>
+        <w:rPr>
+          <w:rFonts w:ascii="TH Sarabun New" w:hAnsi="TH Sarabun New" w:cs="TH Sarabun New"/>
+          <w:b w:val="0"/>
+          <w:sz w:val="32"/>
+          <w:szCs w:val="32"/>
+        </w:rPr>
+        <w:t xml:space="preserve"> เพราะหน้ากากกินพื้นที่</w:t>
+      </w:r>
+    </w:p>
+    <w:p>
+      <w:r>
+        <w:rPr>
+          <w:rFonts w:ascii="TH Sarabun New" w:hAnsi="TH Sarabun New" w:cs="TH Sarabun New"/>
+          <w:b w:val="0"/>
+          <w:sz w:val="32"/>
+          <w:szCs w:val="32"/>
+        </w:rPr>
+        <w:t>เพียง 4% ของภาพ ผู้ปฏิบัติงานก้มหน้า และการละเมิดคือการดึงลงคางไม่ใช่การไม่สวม</w:t>
+      </w:r>
+    </w:p>
+    <w:p>
+      <w:r>
+        <w:rPr>
+          <w:rFonts w:ascii="TH Sarabun New" w:hAnsi="TH Sarabun New" w:cs="TH Sarabun New"/>
+          <w:b w:val="0"/>
+          <w:sz w:val="32"/>
+          <w:szCs w:val="32"/>
+        </w:rPr>
+        <w:t>ยากถึงขนาดที่ผู้ตรวจซึ่งเป็นคนยังเคยมองข้ามไป 27 จุด · ส่วนถุงมือได้ 57% (4 จาก 7 จุด)</w:t>
+      </w:r>
+    </w:p>
+    <w:p>
+      <w:r>
+        <w:rPr>
+          <w:rFonts w:ascii="TH Sarabun New" w:hAnsi="TH Sarabun New" w:cs="TH Sarabun New"/>
+          <w:b w:val="0"/>
+          <w:sz w:val="32"/>
+          <w:szCs w:val="32"/>
+        </w:rPr>
+        <w:t>ซึ่งต่ำที่สุดแต่วิเคราะห์สาเหตุครบและมีทางแก้ชัดเจนแล้ว **กลไกที่ให้ผลมากที่สุดคือการขยายภาพ</w:t>
+      </w:r>
+    </w:p>
+    <w:p>
+      <w:r>
+        <w:rPr>
+          <w:rFonts w:ascii="TH Sarabun New" w:hAnsi="TH Sarabun New" w:cs="TH Sarabun New"/>
+          <w:b w:val="0"/>
+          <w:sz w:val="32"/>
+          <w:szCs w:val="32"/>
+        </w:rPr>
+        <w:t>เฉพาะส่วนศีรษะ 4 เท่าก่อนตรวจหน้ากาก ซึ่งเพิ่มอัตราการตรวจพบจาก 23% เป็น 80% หรือ 3.5 เท่า**</w:t>
+      </w:r>
+    </w:p>
+    <w:p>
+      <w:r>
+        <w:rPr>
+          <w:rFonts w:ascii="TH Sarabun New" w:hAnsi="TH Sarabun New" w:cs="TH Sarabun New"/>
+          <w:b w:val="0"/>
+          <w:sz w:val="32"/>
+          <w:szCs w:val="32"/>
+        </w:rPr>
+        <w:t>โดยแลกกับการแจ้งผิดเพียง 2 จุด ซึ่งคุ้มค่าสำหรับงานความปลอดภัยที่การพลาดเหตุจริงเสียหายกว่าการแจ้งเกิน</w:t>
       </w:r>
     </w:p>
     <w:p/>
@@ -12795,40 +12804,96 @@
           <w:sz w:val="32"/>
           <w:szCs w:val="32"/>
         </w:rPr>
-        <w:t>กลไกที่ให้ผลมากที่สุดในโครงงานคือการครอบเฉพาะส่วนศีรษะแล้วขยายภาพ 4 เท่าด้วยแบบจำลอง</w:t>
-      </w:r>
-    </w:p>
-    <w:p>
-      <w:r>
-        <w:rPr>
-          <w:rFonts w:ascii="TH Sarabun New" w:hAnsi="TH Sarabun New" w:cs="TH Sarabun New"/>
-          <w:b w:val="0"/>
-          <w:sz w:val="32"/>
-          <w:szCs w:val="32"/>
-        </w:rPr>
-        <w:t>ขยายภาพก่อนส่งให้ตรวจหน้ากาก ซึ่ง **เพิ่มอัตราการตรวจพบจาก 8 จาก 35 จุด (23%)</w:t>
-      </w:r>
-    </w:p>
-    <w:p>
-      <w:r>
-        <w:rPr>
-          <w:rFonts w:ascii="TH Sarabun New" w:hAnsi="TH Sarabun New" w:cs="TH Sarabun New"/>
-          <w:b w:val="0"/>
-          <w:sz w:val="32"/>
-          <w:szCs w:val="32"/>
-        </w:rPr>
-        <w:t>เป็น 28 จาก 35 จุด (80%) หรือประมาณ 3.5 เท่า** โดยแลกกับการแจ้งผิดเพียง 2 จุด</w:t>
-      </w:r>
-    </w:p>
-    <w:p>
-      <w:r>
-        <w:rPr>
-          <w:rFonts w:ascii="TH Sarabun New" w:hAnsi="TH Sarabun New" w:cs="TH Sarabun New"/>
-          <w:b w:val="0"/>
-          <w:sz w:val="32"/>
-          <w:szCs w:val="32"/>
-        </w:rPr>
-        <w:t>นับเป็นการแลกที่คุ้มค่าชัดเจนสำหรับงานความปลอดภัย เพราะการพลาดเหตุจริงเสียหายกว่าการแจ้งเกิน</w:t>
+        <w:t>ระบบตรวจพบเหตุการณ์ที่ต้องแจ้งเตือน **11 รายการ และจับคู่เข้ากับกฎความปลอดภัย R1–R10</w:t>
+      </w:r>
+    </w:p>
+    <w:p>
+      <w:r>
+        <w:rPr>
+          <w:rFonts w:ascii="TH Sarabun New" w:hAnsi="TH Sarabun New" w:cs="TH Sarabun New"/>
+          <w:b w:val="0"/>
+          <w:sz w:val="32"/>
+          <w:szCs w:val="32"/>
+        </w:rPr>
+        <w:t>ได้ครบทั้ง 11 รายการ** พร้อมระดับความรุนแรง (วิกฤต 1 · สูง 3 · กลาง 6 · ต่ำ 1)</w:t>
+      </w:r>
+    </w:p>
+    <w:p>
+      <w:r>
+        <w:rPr>
+          <w:rFonts w:ascii="TH Sarabun New" w:hAnsi="TH Sarabun New" w:cs="TH Sarabun New"/>
+          <w:b w:val="0"/>
+          <w:sz w:val="32"/>
+          <w:szCs w:val="32"/>
+        </w:rPr>
+        <w:t>และภาพหลักฐานทุกรายการ ครอบคลุมของตกบนสายพาน บุคคลภายนอกเข้าพื้นที่ ของแปลกปลอม</w:t>
+      </w:r>
+    </w:p>
+    <w:p>
+      <w:r>
+        <w:rPr>
+          <w:rFonts w:ascii="TH Sarabun New" w:hAnsi="TH Sarabun New" w:cs="TH Sarabun New"/>
+          <w:b w:val="0"/>
+          <w:sz w:val="32"/>
+          <w:szCs w:val="32"/>
+        </w:rPr>
+        <w:t>การไม่สวมหมวก หน้ากาก และถุงมือ **ผลที่สำคัญที่สุดคือการตรวจพบเหตุเกือบเกิดอุบัติเหตุ</w:t>
+      </w:r>
+    </w:p>
+    <w:p>
+      <w:r>
+        <w:rPr>
+          <w:rFonts w:ascii="TH Sarabun New" w:hAnsi="TH Sarabun New" w:cs="TH Sarabun New"/>
+          <w:b w:val="0"/>
+          <w:sz w:val="32"/>
+          <w:szCs w:val="32"/>
+        </w:rPr>
+        <w:t>ที่นาทีที่ 02:45** ซึ่งวิกฤตที่สุดและตรวจจับยากที่สุด เพราะไม่มีวัตถุใดหายไปหรือปรากฏขึ้น</w:t>
+      </w:r>
+    </w:p>
+    <w:p>
+      <w:r>
+        <w:rPr>
+          <w:rFonts w:ascii="TH Sarabun New" w:hAnsi="TH Sarabun New" w:cs="TH Sarabun New"/>
+          <w:b w:val="0"/>
+          <w:sz w:val="32"/>
+          <w:szCs w:val="32"/>
+        </w:rPr>
+        <w:t>มีเพียงความสัมพันธ์เชิงพื้นที่ระหว่างมือกับเครื่องจักรที่เปลี่ยนไป</w:t>
+      </w:r>
+    </w:p>
+    <w:p>
+      <w:r>
+        <w:rPr>
+          <w:rFonts w:ascii="TH Sarabun New" w:hAnsi="TH Sarabun New" w:cs="TH Sarabun New"/>
+          <w:b/>
+          <w:sz w:val="32"/>
+          <w:szCs w:val="32"/>
+          <w:bCs/>
+        </w:rPr>
+        <w:t>แบบจำลองที่นำมาเทียบ (Qwen3-VL-8B) ตรวจไม่พบเหตุนี้ ขณะที่ Cosmos ตรวจพบ</w:t>
+      </w:r>
+    </w:p>
+    <w:p>
+      <w:r>
+        <w:rPr>
+          <w:rFonts w:ascii="TH Sarabun New" w:hAnsi="TH Sarabun New" w:cs="TH Sarabun New"/>
+          <w:b w:val="0"/>
+          <w:sz w:val="32"/>
+          <w:szCs w:val="32"/>
+        </w:rPr>
+        <w:t>ซึ่งเป็นจุดชี้ขาดในการเลือกแบบจำลอง นอกจากนี้ระบบยังระบุได้ว่ามือเข้าไปยุ่งกับลังใด</w:t>
+      </w:r>
+    </w:p>
+    <w:p>
+      <w:r>
+        <w:rPr>
+          <w:rFonts w:ascii="TH Sarabun New" w:hAnsi="TH Sarabun New" w:cs="TH Sarabun New"/>
+          <w:b w:val="0"/>
+          <w:sz w:val="32"/>
+          <w:szCs w:val="32"/>
+        </w:rPr>
+        <w:t>โดยถูกต้อง 8 จาก 8 การตรวจ ไม่มีการแจ้งผิด และผลิตคำบรรยายเหตุการณ์รายวินาทีครบ 220 จุด</w:t>
       </w:r>
     </w:p>
     <w:p/>
@@ -12841,7 +12906,7 @@
           <w:szCs w:val="36"/>
           <w:bCs/>
         </w:rPr>
-        <w:t>7.3 ผลการตรวจจับเหตุการณ์และการจับคู่กฎ</w:t>
+        <w:t>7.3 ความเร็ว ความเสถียร และสรุป</w:t>
       </w:r>
     </w:p>
     <w:p/>
@@ -12853,73 +12918,81 @@
           <w:sz w:val="32"/>
           <w:szCs w:val="32"/>
         </w:rPr>
-        <w:t>ระบบตรวจพบเหตุการณ์ที่ต้องแจ้งเตือนรวม **11 รายการ และจับคู่เข้ากับกฎความปลอดภัย R1–R10</w:t>
-      </w:r>
-    </w:p>
-    <w:p>
-      <w:r>
-        <w:rPr>
-          <w:rFonts w:ascii="TH Sarabun New" w:hAnsi="TH Sarabun New" w:cs="TH Sarabun New"/>
-          <w:b w:val="0"/>
-          <w:sz w:val="32"/>
-          <w:szCs w:val="32"/>
-        </w:rPr>
-        <w:t>ได้ครบทั้ง 11 จาก 11 รายการ** พร้อมระบุระดับความรุนแรงและแนบภาพหลักฐานทุกรายการ</w:t>
-      </w:r>
-    </w:p>
-    <w:p>
-      <w:r>
-        <w:rPr>
-          <w:rFonts w:ascii="TH Sarabun New" w:hAnsi="TH Sarabun New" w:cs="TH Sarabun New"/>
-          <w:b w:val="0"/>
-          <w:sz w:val="32"/>
-          <w:szCs w:val="32"/>
-        </w:rPr>
-        <w:t>เหตุการณ์ที่พบประกอบด้วยของตกบนสายพานที่เดินอยู่ 2 ครั้ง (00:14 และ 01:52) บุคคลภายนอก</w:t>
-      </w:r>
-    </w:p>
-    <w:p>
-      <w:r>
-        <w:rPr>
-          <w:rFonts w:ascii="TH Sarabun New" w:hAnsi="TH Sarabun New" w:cs="TH Sarabun New"/>
-          <w:b w:val="0"/>
-          <w:sz w:val="32"/>
-          <w:szCs w:val="32"/>
-        </w:rPr>
-        <w:t>เข้าพื้นที่ (01:36) ของแปลกปลอมในพื้นที่ผลิต (01:39) หน้ากากไม่คลุมจมูกปาก 2 ช่วง</w:t>
-      </w:r>
-    </w:p>
-    <w:p>
-      <w:r>
-        <w:rPr>
-          <w:rFonts w:ascii="TH Sarabun New" w:hAnsi="TH Sarabun New" w:cs="TH Sarabun New"/>
-          <w:b w:val="0"/>
-          <w:sz w:val="32"/>
-          <w:szCs w:val="32"/>
-        </w:rPr>
-        <w:t>(02:00 และ 03:09) การถอดถุงมือระหว่างปฏิบัติงาน (02:09) การไม่สวมหมวก (03:00)</w:t>
-      </w:r>
-    </w:p>
-    <w:p>
-      <w:r>
-        <w:rPr>
-          <w:rFonts w:ascii="TH Sarabun New" w:hAnsi="TH Sarabun New" w:cs="TH Sarabun New"/>
-          <w:b w:val="0"/>
-          <w:sz w:val="32"/>
-          <w:szCs w:val="32"/>
-        </w:rPr>
-        <w:t>การไม่สวมถุงมือของทั้งสองคน (03:36) และเหตุเกือบเกิดอุบัติเหตุ (02:45)</w:t>
-      </w:r>
-    </w:p>
-    <w:p>
-      <w:r>
-        <w:rPr>
-          <w:rFonts w:ascii="TH Sarabun New" w:hAnsi="TH Sarabun New" w:cs="TH Sarabun New"/>
-          <w:b w:val="0"/>
-          <w:sz w:val="32"/>
-          <w:szCs w:val="32"/>
-        </w:rPr>
-        <w:t>โดยแบ่งเป็นระดับวิกฤต 1 รายการ สูง 3 รายการ กลาง 6 รายการ และต่ำ 1 รายการ</w:t>
+        <w:t>การ์ดจอใบเดียวประมวลผลได้ที่ 0.47 เท่าของความเร็ววิดีโอ **เมื่อเพิ่มเป็นสองใบได้ 0.86 เท่า</w:t>
+      </w:r>
+    </w:p>
+    <w:p>
+      <w:r>
+        <w:rPr>
+          <w:rFonts w:ascii="TH Sarabun New" w:hAnsi="TH Sarabun New" w:cs="TH Sarabun New"/>
+          <w:b w:val="0"/>
+          <w:sz w:val="32"/>
+          <w:szCs w:val="32"/>
+        </w:rPr>
+        <w:t>คิดเป็นการเร่งความเร็ว 1.82 เท่า** ซึ่งใกล้เคียง 2 เท่าตามทฤษฎี ยืนยันว่าวิธีแบ่งงานที่เลือกใช้</w:t>
+      </w:r>
+    </w:p>
+    <w:p>
+      <w:r>
+        <w:rPr>
+          <w:rFonts w:ascii="TH Sarabun New" w:hAnsi="TH Sarabun New" w:cs="TH Sarabun New"/>
+          <w:b w:val="0"/>
+          <w:sz w:val="32"/>
+          <w:szCs w:val="32"/>
+        </w:rPr>
+        <w:t xml:space="preserve">ไม่มีต้นทุนการสื่อสารข้ามการ์ด </w:t>
+      </w:r>
+      <w:r>
+        <w:rPr>
+          <w:rFonts w:ascii="TH Sarabun New" w:hAnsi="TH Sarabun New" w:cs="TH Sarabun New"/>
+          <w:b/>
+          <w:sz w:val="32"/>
+          <w:szCs w:val="32"/>
+          <w:bCs/>
+        </w:rPr>
+        <w:t>จึงเพิ่มการ์ดกี่ใบก็เร็วขึ้นตามนั้น</w:t>
+      </w:r>
+      <w:r>
+        <w:rPr>
+          <w:rFonts w:ascii="TH Sarabun New" w:hAnsi="TH Sarabun New" w:cs="TH Sarabun New"/>
+          <w:b w:val="0"/>
+          <w:sz w:val="32"/>
+          <w:szCs w:val="32"/>
+        </w:rPr>
+        <w:t xml:space="preserve"> ซึ่งสำคัญต่อการขยายไปหลายกล้อง</w:t>
+      </w:r>
+    </w:p>
+    <w:p>
+      <w:r>
+        <w:rPr>
+          <w:rFonts w:ascii="TH Sarabun New" w:hAnsi="TH Sarabun New" w:cs="TH Sarabun New"/>
+          <w:b w:val="0"/>
+          <w:sz w:val="32"/>
+          <w:szCs w:val="32"/>
+        </w:rPr>
+        <w:t>ด้านความเสถียร เมื่อส่งคำถามเดิมซ้ำโดยสั่งไม่ให้สุ่ม **ชั้นที่ตอบสั้นว่าใช่หรือไม่ใช่ให้ผลคงที่</w:t>
+      </w:r>
+    </w:p>
+    <w:p>
+      <w:r>
+        <w:rPr>
+          <w:rFonts w:ascii="TH Sarabun New" w:hAnsi="TH Sarabun New" w:cs="TH Sarabun New"/>
+          <w:b w:val="0"/>
+          <w:sz w:val="32"/>
+          <w:szCs w:val="32"/>
+        </w:rPr>
+        <w:t>12 จาก 12 ครั้ง** ขณะที่ชั้นที่ตอบข้อความยาวให้ผลต่างกันเล็กน้อย ซึ่งเป็นหลักฐานรองรับ</w:t>
+      </w:r>
+    </w:p>
+    <w:p>
+      <w:r>
+        <w:rPr>
+          <w:rFonts w:ascii="TH Sarabun New" w:hAnsi="TH Sarabun New" w:cs="TH Sarabun New"/>
+          <w:b w:val="0"/>
+          <w:sz w:val="32"/>
+          <w:szCs w:val="32"/>
+        </w:rPr>
+        <w:t>การออกแบบระบบเป็น 2 ชั้น คือให้ชั้นแจ้งเตือนตอบสั้นเพื่อความเชื่อถือได้ ส่วนชั้นบรรยายเล่าเป็นภาษาคน</w:t>
       </w:r>
     </w:p>
     <w:p/>
@@ -12932,288 +13005,6 @@
           <w:szCs w:val="32"/>
           <w:bCs/>
         </w:rPr>
-        <w:t>ผลที่สำคัญที่สุดคือการตรวจพบเหตุเกือบเกิดอุบัติเหตุที่นาทีที่ 02:45</w:t>
-      </w:r>
-      <w:r>
-        <w:rPr>
-          <w:rFonts w:ascii="TH Sarabun New" w:hAnsi="TH Sarabun New" w:cs="TH Sarabun New"/>
-          <w:b w:val="0"/>
-          <w:sz w:val="32"/>
-          <w:szCs w:val="32"/>
-        </w:rPr>
-        <w:t xml:space="preserve"> ซึ่งเป็นเหตุการณ์ที่วิกฤตที่สุด</w:t>
-      </w:r>
-    </w:p>
-    <w:p>
-      <w:r>
-        <w:rPr>
-          <w:rFonts w:ascii="TH Sarabun New" w:hAnsi="TH Sarabun New" w:cs="TH Sarabun New"/>
-          <w:b w:val="0"/>
-          <w:sz w:val="32"/>
-          <w:szCs w:val="32"/>
-        </w:rPr>
-        <w:t>ในคลิปและตรวจจับได้ยากที่สุด เพราะไม่มีวัตถุใดหายไปหรือปรากฏขึ้น มีเพียงความสัมพันธ์</w:t>
-      </w:r>
-    </w:p>
-    <w:p>
-      <w:r>
-        <w:rPr>
-          <w:rFonts w:ascii="TH Sarabun New" w:hAnsi="TH Sarabun New" w:cs="TH Sarabun New"/>
-          <w:b w:val="0"/>
-          <w:sz w:val="32"/>
-          <w:szCs w:val="32"/>
-        </w:rPr>
-        <w:t>เชิงพื้นที่ระหว่างมือของผู้ปฏิบัติงานกับเครื่องจักรที่เปลี่ยนไปเท่านั้น</w:t>
-      </w:r>
-    </w:p>
-    <w:p>
-      <w:r>
-        <w:rPr>
-          <w:rFonts w:ascii="TH Sarabun New" w:hAnsi="TH Sarabun New" w:cs="TH Sarabun New"/>
-          <w:b/>
-          <w:sz w:val="32"/>
-          <w:szCs w:val="32"/>
-          <w:bCs/>
-        </w:rPr>
-        <w:t>แบบจำลองที่นำมาเปรียบเทียบคือ Qwen3-VL-8B ตรวจไม่พบเหตุการณ์นี้ ขณะที่ Cosmos ตรวจพบ</w:t>
-      </w:r>
-    </w:p>
-    <w:p>
-      <w:r>
-        <w:rPr>
-          <w:rFonts w:ascii="TH Sarabun New" w:hAnsi="TH Sarabun New" w:cs="TH Sarabun New"/>
-          <w:b w:val="0"/>
-          <w:sz w:val="32"/>
-          <w:szCs w:val="32"/>
-        </w:rPr>
-        <w:t>ซึ่งเป็นจุดชี้ขาดในการเลือกแบบจำลองมาใช้ในโครงงาน นอกจากนี้ระบบยังระบุได้ว่ามือของผู้ปฏิบัติงาน</w:t>
-      </w:r>
-    </w:p>
-    <w:p>
-      <w:r>
-        <w:rPr>
-          <w:rFonts w:ascii="TH Sarabun New" w:hAnsi="TH Sarabun New" w:cs="TH Sarabun New"/>
-          <w:b w:val="0"/>
-          <w:sz w:val="32"/>
-          <w:szCs w:val="32"/>
-        </w:rPr>
-        <w:t>เข้าไปยุ่งกับลังใบใด โดยถูกต้อง 8 จาก 8 การตรวจ ไม่มีการแจ้งผิด พร้อมทั้งผลิตคำบรรยาย</w:t>
-      </w:r>
-    </w:p>
-    <w:p>
-      <w:r>
-        <w:rPr>
-          <w:rFonts w:ascii="TH Sarabun New" w:hAnsi="TH Sarabun New" w:cs="TH Sarabun New"/>
-          <w:b w:val="0"/>
-          <w:sz w:val="32"/>
-          <w:szCs w:val="32"/>
-        </w:rPr>
-        <w:t>เหตุการณ์รายวินาทีครบ 220 จุดตลอดคลิป และสรุปกิจกรรมระดับลังได้ 32 รายการ</w:t>
-      </w:r>
-    </w:p>
-    <w:p/>
-    <w:p>
-      <w:r>
-        <w:rPr>
-          <w:rFonts w:ascii="TH Sarabun New" w:hAnsi="TH Sarabun New" w:cs="TH Sarabun New"/>
-          <w:b/>
-          <w:sz w:val="36"/>
-          <w:szCs w:val="36"/>
-          <w:bCs/>
-        </w:rPr>
-        <w:t>7.4 ผลการวัดความเร็วและความเสถียร</w:t>
-      </w:r>
-    </w:p>
-    <w:p/>
-    <w:p>
-      <w:r>
-        <w:rPr>
-          <w:rFonts w:ascii="TH Sarabun New" w:hAnsi="TH Sarabun New" w:cs="TH Sarabun New"/>
-          <w:b w:val="0"/>
-          <w:sz w:val="32"/>
-          <w:szCs w:val="32"/>
-        </w:rPr>
-        <w:t>เมื่อใช้การ์ดจอใบเดียว ระบบใช้เวลา 2.13 วินาทีต่องาน ประมวลผลได้ที่ 0.47 เท่าของความเร็ววิดีโอ</w:t>
-      </w:r>
-    </w:p>
-    <w:p>
-      <w:r>
-        <w:rPr>
-          <w:rFonts w:ascii="TH Sarabun New" w:hAnsi="TH Sarabun New" w:cs="TH Sarabun New"/>
-          <w:b w:val="0"/>
-          <w:sz w:val="32"/>
-          <w:szCs w:val="32"/>
-        </w:rPr>
-        <w:t>และเมื่อ **เพิ่มเป็น 2 ใบ เวลาลดเหลือ 1.17 วินาทีต่องาน ประมวลผลได้ที่ 0.86 เท่าของความเร็ววิดีโอ</w:t>
-      </w:r>
-    </w:p>
-    <w:p>
-      <w:r>
-        <w:rPr>
-          <w:rFonts w:ascii="TH Sarabun New" w:hAnsi="TH Sarabun New" w:cs="TH Sarabun New"/>
-          <w:b w:val="0"/>
-          <w:sz w:val="32"/>
-          <w:szCs w:val="32"/>
-        </w:rPr>
-        <w:t>คิดเป็นการเร่งความเร็ว 1.82 เท่า** ซึ่งใกล้เคียงกับ 2 เท่าตามทฤษฎี ผลนี้ยืนยันว่าวิธีแบ่งงาน</w:t>
-      </w:r>
-    </w:p>
-    <w:p>
-      <w:r>
-        <w:rPr>
-          <w:rFonts w:ascii="TH Sarabun New" w:hAnsi="TH Sarabun New" w:cs="TH Sarabun New"/>
-          <w:b w:val="0"/>
-          <w:sz w:val="32"/>
-          <w:szCs w:val="32"/>
-        </w:rPr>
-        <w:t>ที่เลือกใช้ไม่มีต้นทุนการสื่อสารข้ามการ์ด เพราะการ์ดแต่ละใบเก็บแบบจำลองไว้ครบทั้งตัว</w:t>
-      </w:r>
-    </w:p>
-    <w:p>
-      <w:r>
-        <w:rPr>
-          <w:rFonts w:ascii="TH Sarabun New" w:hAnsi="TH Sarabun New" w:cs="TH Sarabun New"/>
-          <w:b w:val="0"/>
-          <w:sz w:val="32"/>
-          <w:szCs w:val="32"/>
-        </w:rPr>
-        <w:t>และผลัดกันรับงานคนละชิ้น จึงเพิ่มการ์ดกี่ใบก็เร็วขึ้นตามจำนวนนั้น ซึ่งสำคัญต่อการขยายไปหลายกล้อง</w:t>
-      </w:r>
-    </w:p>
-    <w:p/>
-    <w:p>
-      <w:r>
-        <w:rPr>
-          <w:rFonts w:ascii="TH Sarabun New" w:hAnsi="TH Sarabun New" w:cs="TH Sarabun New"/>
-          <w:b w:val="0"/>
-          <w:sz w:val="32"/>
-          <w:szCs w:val="32"/>
-        </w:rPr>
-        <w:t>ด้านความเสถียร เมื่อส่งคำถามเดิมซ้ำโดยสั่งไม่ให้แบบจำลองสุ่มคำตอบเลย พบว่า</w:t>
-      </w:r>
-    </w:p>
-    <w:p>
-      <w:r>
-        <w:rPr>
-          <w:rFonts w:ascii="TH Sarabun New" w:hAnsi="TH Sarabun New" w:cs="TH Sarabun New"/>
-          <w:b/>
-          <w:sz w:val="32"/>
-          <w:szCs w:val="32"/>
-          <w:bCs/>
-        </w:rPr>
-        <w:t>ชั้นที่ตอบสั้นว่าใช่หรือไม่ใช่ ให้ผลคงที่ 12 จาก 12 ครั้ง</w:t>
-      </w:r>
-      <w:r>
-        <w:rPr>
-          <w:rFonts w:ascii="TH Sarabun New" w:hAnsi="TH Sarabun New" w:cs="TH Sarabun New"/>
-          <w:b w:val="0"/>
-          <w:sz w:val="32"/>
-          <w:szCs w:val="32"/>
-        </w:rPr>
-        <w:t xml:space="preserve"> ขณะที่ชั้นที่ตอบเป็นข้อความยาว</w:t>
-      </w:r>
-    </w:p>
-    <w:p>
-      <w:r>
-        <w:rPr>
-          <w:rFonts w:ascii="TH Sarabun New" w:hAnsi="TH Sarabun New" w:cs="TH Sarabun New"/>
-          <w:b w:val="0"/>
-          <w:sz w:val="32"/>
-          <w:szCs w:val="32"/>
-        </w:rPr>
-        <w:t>ให้ผลต่างกันเล็กน้อย ผลนี้เป็นหลักฐานเชิงประจักษ์ที่รองรับการออกแบบระบบเป็น 2 ชั้น</w:t>
-      </w:r>
-    </w:p>
-    <w:p>
-      <w:r>
-        <w:rPr>
-          <w:rFonts w:ascii="TH Sarabun New" w:hAnsi="TH Sarabun New" w:cs="TH Sarabun New"/>
-          <w:b w:val="0"/>
-          <w:sz w:val="32"/>
-          <w:szCs w:val="32"/>
-        </w:rPr>
-        <w:t>คือให้ชั้นแจ้งเตือนตอบสั้นเพื่อความเชื่อถือได้ ส่วนชั้นบรรยายเล่าเหตุการณ์เป็นภาษาคน</w:t>
-      </w:r>
-    </w:p>
-    <w:p/>
-    <w:p>
-      <w:r>
-        <w:rPr>
-          <w:rFonts w:ascii="TH Sarabun New" w:hAnsi="TH Sarabun New" w:cs="TH Sarabun New"/>
-          <w:b/>
-          <w:sz w:val="36"/>
-          <w:szCs w:val="36"/>
-          <w:bCs/>
-        </w:rPr>
-        <w:t>7.5 สรุปผลการทดสอบ</w:t>
-      </w:r>
-    </w:p>
-    <w:p/>
-    <w:p>
-      <w:r>
-        <w:rPr>
-          <w:rFonts w:ascii="TH Sarabun New" w:hAnsi="TH Sarabun New" w:cs="TH Sarabun New"/>
-          <w:b w:val="0"/>
-          <w:sz w:val="32"/>
-          <w:szCs w:val="32"/>
-        </w:rPr>
-        <w:t>โดยสรุป ระบบตรวจจับอุปกรณ์ป้องกันได้ 82% โดยแจ้งผิดเพียง 5 จุด และตรวจหมวกได้ 100%</w:t>
-      </w:r>
-    </w:p>
-    <w:p>
-      <w:r>
-        <w:rPr>
-          <w:rFonts w:ascii="TH Sarabun New" w:hAnsi="TH Sarabun New" w:cs="TH Sarabun New"/>
-          <w:b w:val="0"/>
-          <w:sz w:val="32"/>
-          <w:szCs w:val="32"/>
-        </w:rPr>
-        <w:t>โดยไม่มีการแจ้งผิดเลย ตรวจพบเหตุการณ์ 11 รายการและจับคู่กฎได้ครบทั้ง 11 รายการพร้อมภาพหลักฐาน</w:t>
-      </w:r>
-    </w:p>
-    <w:p>
-      <w:r>
-        <w:rPr>
-          <w:rFonts w:ascii="TH Sarabun New" w:hAnsi="TH Sarabun New" w:cs="TH Sarabun New"/>
-          <w:b w:val="0"/>
-          <w:sz w:val="32"/>
-          <w:szCs w:val="32"/>
-        </w:rPr>
-        <w:t>ตรวจพบเหตุเกือบเกิดอุบัติเหตุซึ่งแบบจำลองที่นำมาเทียบตรวจไม่พบ ระบุลังได้ถูก 8 จาก 8</w:t>
-      </w:r>
-    </w:p>
-    <w:p>
-      <w:r>
-        <w:rPr>
-          <w:rFonts w:ascii="TH Sarabun New" w:hAnsi="TH Sarabun New" w:cs="TH Sarabun New"/>
-          <w:b w:val="0"/>
-          <w:sz w:val="32"/>
-          <w:szCs w:val="32"/>
-        </w:rPr>
-        <w:t>ทำงานได้ที่ 0.86 เท่าของความเร็ววิดีโอบนการ์ดจอ 2 ใบ และขยายได้เชิงเส้น 1.82 เท่า</w:t>
-      </w:r>
-    </w:p>
-    <w:p>
-      <w:r>
-        <w:rPr>
-          <w:rFonts w:ascii="TH Sarabun New" w:hAnsi="TH Sarabun New" w:cs="TH Sarabun New"/>
-          <w:b w:val="0"/>
-          <w:sz w:val="32"/>
-          <w:szCs w:val="32"/>
-        </w:rPr>
-        <w:t>โดยชั้นข้อเท็จจริงให้ผลคงที่ 12 จาก 12 ครั้ง</w:t>
-      </w:r>
-    </w:p>
-    <w:p/>
-    <w:p>
-      <w:r>
-        <w:rPr>
-          <w:rFonts w:ascii="TH Sarabun New" w:hAnsi="TH Sarabun New" w:cs="TH Sarabun New"/>
-          <w:b/>
-          <w:sz w:val="32"/>
-          <w:szCs w:val="32"/>
-          <w:bCs/>
-        </w:rPr>
         <w:t>ผลโดยรวมยืนยันว่าแนวทางแบบจำลองภาษาและภาพที่ไม่ต้องเทรนใช้งานได้จริงในระดับต้นแบบ</w:t>
       </w:r>
     </w:p>
@@ -13236,52 +13027,40 @@
           <w:sz w:val="32"/>
           <w:szCs w:val="32"/>
         </w:rPr>
-        <w:t>0.70 ดอลลาร์ต่อชั่วโมง ซึ่งเป็นต้นทุนที่โรงงานขนาดกลางเข้าถึงได้</w:t>
-      </w:r>
-    </w:p>
-    <w:p/>
-    <w:p>
-      <w:r>
-        <w:rPr>
-          <w:rFonts w:ascii="TH Sarabun New" w:hAnsi="TH Sarabun New" w:cs="TH Sarabun New"/>
-          <w:b w:val="0"/>
-          <w:sz w:val="32"/>
-          <w:szCs w:val="32"/>
-        </w:rPr>
-        <w:t>ข้อจำกัดที่ต้องระบุอย่างตรงไปตรงมาคือ การทดสอบทำบนคลิปเดียวที่จัดฉากขึ้น เฉลยครอบคลุม</w:t>
-      </w:r>
-    </w:p>
-    <w:p>
-      <w:r>
-        <w:rPr>
-          <w:rFonts w:ascii="TH Sarabun New" w:hAnsi="TH Sarabun New" w:cs="TH Sarabun New"/>
-          <w:b w:val="0"/>
-          <w:sz w:val="32"/>
-          <w:szCs w:val="32"/>
-        </w:rPr>
-        <w:t>74 จาก 220 เฟรมและตรวจโดยผู้พัฒนาเอง และยังไม่ได้ทดสอบกับสัญญาณสดจากกล้องจริง</w:t>
-      </w:r>
-    </w:p>
-    <w:p>
-      <w:r>
-        <w:rPr>
-          <w:rFonts w:ascii="TH Sarabun New" w:hAnsi="TH Sarabun New" w:cs="TH Sarabun New"/>
-          <w:b w:val="0"/>
-          <w:sz w:val="32"/>
-          <w:szCs w:val="32"/>
-        </w:rPr>
-        <w:t>**ความแม่นยำในระดับนี้จึงเหมาะกับการเป็นเครื่องมือช่วยคัดกรองให้เจ้าหน้าที่ดู</w:t>
-      </w:r>
-    </w:p>
-    <w:p>
-      <w:r>
-        <w:rPr>
-          <w:rFonts w:ascii="TH Sarabun New" w:hAnsi="TH Sarabun New" w:cs="TH Sarabun New"/>
-          <w:b w:val="0"/>
-          <w:sz w:val="32"/>
-          <w:szCs w:val="32"/>
-        </w:rPr>
-        <w:t>มากกว่าการตัดสินอัตโนมัติ** ซึ่งเป็นตำแหน่งที่โครงงานนี้ตั้งใจไว้ตั้งแต่ต้น</w:t>
+        <w:t>0.70 ดอลลาร์ต่อชั่วโมง ซึ่งโรงงานขนาดกลางเข้าถึงได้ ข้อจำกัดที่ต้องระบุคือทดสอบบนคลิปเดียว</w:t>
+      </w:r>
+    </w:p>
+    <w:p>
+      <w:r>
+        <w:rPr>
+          <w:rFonts w:ascii="TH Sarabun New" w:hAnsi="TH Sarabun New" w:cs="TH Sarabun New"/>
+          <w:b w:val="0"/>
+          <w:sz w:val="32"/>
+          <w:szCs w:val="32"/>
+        </w:rPr>
+        <w:t>ที่จัดฉากขึ้น เฉลยครอบคลุม 74 จาก 220 เฟรมและตรวจโดยผู้พัฒนาเอง และยังไม่ได้ทดสอบกับ</w:t>
+      </w:r>
+    </w:p>
+    <w:p>
+      <w:r>
+        <w:rPr>
+          <w:rFonts w:ascii="TH Sarabun New" w:hAnsi="TH Sarabun New" w:cs="TH Sarabun New"/>
+          <w:b w:val="0"/>
+          <w:sz w:val="32"/>
+          <w:szCs w:val="32"/>
+        </w:rPr>
+        <w:t>สัญญาณสดจากกล้องจริง **ความแม่นยำระดับนี้จึงเหมาะกับการเป็นเครื่องมือช่วยคัดกรอง</w:t>
+      </w:r>
+    </w:p>
+    <w:p>
+      <w:r>
+        <w:rPr>
+          <w:rFonts w:ascii="TH Sarabun New" w:hAnsi="TH Sarabun New" w:cs="TH Sarabun New"/>
+          <w:b w:val="0"/>
+          <w:sz w:val="32"/>
+          <w:szCs w:val="32"/>
+        </w:rPr>
+        <w:t>ให้เจ้าหน้าที่ดู มากกว่าการตัดสินอัตโนมัติ** ซึ่งเป็นตำแหน่งที่โครงงานตั้งใจไว้ตั้งแต่ต้น</w:t>
       </w:r>
     </w:p>
     <w:p/>
@@ -13311,29 +13090,18 @@
           <w:sz w:val="32"/>
           <w:szCs w:val="32"/>
         </w:rPr>
-        <w:t>ปัญหาหลักที่พบระหว่างพัฒนาไม่ได้มาจากการเขียนโปรแกรม แต่มาจากข้อจำกัดเชิงโครงสร้าง</w:t>
-      </w:r>
-    </w:p>
-    <w:p>
-      <w:r>
-        <w:rPr>
-          <w:rFonts w:ascii="TH Sarabun New" w:hAnsi="TH Sarabun New" w:cs="TH Sarabun New"/>
-          <w:b w:val="0"/>
-          <w:sz w:val="32"/>
-          <w:szCs w:val="32"/>
-        </w:rPr>
-        <w:t>ของแบบจำลอง ซึ่งแก้ด้วยการปรับคำสั่งไม่ได้ ทุกข้อจึงต้องแก้ด้วยการออกแบบระบบใหม่</w:t>
-      </w:r>
-    </w:p>
-    <w:p>
-      <w:r>
-        <w:rPr>
-          <w:rFonts w:ascii="TH Sarabun New" w:hAnsi="TH Sarabun New" w:cs="TH Sarabun New"/>
-          <w:b w:val="0"/>
-          <w:sz w:val="32"/>
-          <w:szCs w:val="32"/>
-        </w:rPr>
-        <w:t>และวัดผลก่อนกับหลังทุกครั้งเพื่อยืนยันว่าการแก้นั้นได้ผลจริง</w:t>
+        <w:t>ปัญหาหลักไม่ได้มาจากการเขียนโปรแกรม แต่มาจากข้อจำกัดเชิงโครงสร้างของแบบจำลอง</w:t>
+      </w:r>
+    </w:p>
+    <w:p>
+      <w:r>
+        <w:rPr>
+          <w:rFonts w:ascii="TH Sarabun New" w:hAnsi="TH Sarabun New" w:cs="TH Sarabun New"/>
+          <w:b w:val="0"/>
+          <w:sz w:val="32"/>
+          <w:szCs w:val="32"/>
+        </w:rPr>
+        <w:t>ซึ่งแก้ด้วยการปรับคำสั่งไม่ได้ ทุกข้อจึงต้องแก้ด้วยการออกแบบระบบใหม่และวัดผลก่อนกับหลังทุกครั้ง</w:t>
       </w:r>
     </w:p>
     <w:p/>
@@ -13355,95 +13123,103 @@
           <w:sz w:val="32"/>
           <w:szCs w:val="32"/>
         </w:rPr>
-        <w:t xml:space="preserve"> โดยรายงานว่าผู้ปฏิบัติงานหยิบกระป๋องจากลัง NG</w:t>
-      </w:r>
-    </w:p>
-    <w:p>
-      <w:r>
-        <w:rPr>
-          <w:rFonts w:ascii="TH Sarabun New" w:hAnsi="TH Sarabun New" w:cs="TH Sarabun New"/>
-          <w:b w:val="0"/>
-          <w:sz w:val="32"/>
-          <w:szCs w:val="32"/>
-        </w:rPr>
-        <w:t>ทั้งที่ภาพแสดงชัดว่าหยิบจากลัง WAIT ซึ่งผิดถึง 146 จาก 220 จุด คิดเป็น 66% และได้ลองแก้</w:t>
-      </w:r>
-    </w:p>
-    <w:p>
-      <w:r>
-        <w:rPr>
-          <w:rFonts w:ascii="TH Sarabun New" w:hAnsi="TH Sarabun New" w:cs="TH Sarabun New"/>
-          <w:b w:val="0"/>
-          <w:sz w:val="32"/>
-          <w:szCs w:val="32"/>
-        </w:rPr>
-        <w:t>ด้วยการปรับคำสั่งถึง 4 แนวทางแล้วไม่มีวิธีใดแก้ได้ เมื่อวัดหาสาเหตุจึงพบว่า **ระยะห่างระหว่างลัง</w:t>
-      </w:r>
-    </w:p>
-    <w:p>
-      <w:r>
-        <w:rPr>
-          <w:rFonts w:ascii="TH Sarabun New" w:hAnsi="TH Sarabun New" w:cs="TH Sarabun New"/>
-          <w:b w:val="0"/>
-          <w:sz w:val="32"/>
-          <w:szCs w:val="32"/>
-        </w:rPr>
-        <w:t>เป็นตัวกำหนดว่าจะผิดหรือไม่** คือลัง WAIT กับ NG ที่อยู่ห่างกันเพียง 251 พิกเซลถูกเรียกผิด 66%</w:t>
-      </w:r>
-    </w:p>
-    <w:p>
-      <w:r>
-        <w:rPr>
-          <w:rFonts w:ascii="TH Sarabun New" w:hAnsi="TH Sarabun New" w:cs="TH Sarabun New"/>
-          <w:b w:val="0"/>
-          <w:sz w:val="32"/>
-          <w:szCs w:val="32"/>
-        </w:rPr>
-        <w:t>ขณะที่ลัง GOOD ซึ่งอยู่ห่างออกไป 1,053 พิกเซลไม่เคยถูกเรียกผิดเลย แสดงว่าไม่ใช่ปัญหาอ่านป้ายไม่ออก</w:t>
-      </w:r>
-    </w:p>
-    <w:p>
-      <w:r>
-        <w:rPr>
-          <w:rFonts w:ascii="TH Sarabun New" w:hAnsi="TH Sarabun New" w:cs="TH Sarabun New"/>
-          <w:b w:val="0"/>
-          <w:sz w:val="32"/>
-          <w:szCs w:val="32"/>
-        </w:rPr>
-        <w:t>แต่เป็นปัญหาการจับคู่ป้ายเข้ากับวัตถุ ซึ่งเป็นข้อจำกัดเชิงโครงสร้างของแบบจำลองกลุ่มนี้</w:t>
-      </w:r>
-    </w:p>
-    <w:p>
-      <w:r>
-        <w:rPr>
-          <w:rFonts w:ascii="TH Sarabun New" w:hAnsi="TH Sarabun New" w:cs="TH Sarabun New"/>
-          <w:b w:val="0"/>
-          <w:sz w:val="32"/>
-          <w:szCs w:val="32"/>
-        </w:rPr>
-        <w:t>ที่มีรายงานไว้ในงานวิจัย (เอกสารอ้างอิง [9]) **วิธีแก้คือให้โปรแกรมครอบภาพทีละลังแล้วถามแบบจำลอง</w:t>
-      </w:r>
-    </w:p>
-    <w:p>
-      <w:r>
-        <w:rPr>
-          <w:rFonts w:ascii="TH Sarabun New" w:hAnsi="TH Sarabun New" w:cs="TH Sarabun New"/>
-          <w:b w:val="0"/>
-          <w:sz w:val="32"/>
-          <w:szCs w:val="32"/>
-        </w:rPr>
-        <w:t>เพียงว่ามีมือหรือไม่ ทำให้ตัวตนของลังมาจากโปรแกรมไม่ใช่จากแบบจำลอง ผลคือถูกต้อง 8 จาก 8</w:t>
-      </w:r>
-    </w:p>
-    <w:p>
-      <w:r>
-        <w:rPr>
-          <w:rFonts w:ascii="TH Sarabun New" w:hAnsi="TH Sarabun New" w:cs="TH Sarabun New"/>
-          <w:b w:val="0"/>
-          <w:sz w:val="32"/>
-          <w:szCs w:val="32"/>
-        </w:rPr>
-        <w:t>ไม่มีการแจ้งผิด** และมีต้นทุนต่ำเพราะภาพที่ครอบแล้วเล็กกว่ามาก ใช้เวลาเพียง 0.27 วินาทีต่อครั้ง</w:t>
+        <w:t xml:space="preserve"> โดยรายงานว่าหยิบกระป๋องจากลัง NG ทั้งที่หยิบจาก</w:t>
+      </w:r>
+    </w:p>
+    <w:p>
+      <w:r>
+        <w:rPr>
+          <w:rFonts w:ascii="TH Sarabun New" w:hAnsi="TH Sarabun New" w:cs="TH Sarabun New"/>
+          <w:b w:val="0"/>
+          <w:sz w:val="32"/>
+          <w:szCs w:val="32"/>
+        </w:rPr>
+        <w:t>ลัง WAIT ผิดถึง 146 จาก 220 จุด (66%) และลองแก้ด้วยการปรับคำสั่ง 4 แนวทางแล้วไม่มีวิธีใดแก้ได้</w:t>
+      </w:r>
+    </w:p>
+    <w:p>
+      <w:r>
+        <w:rPr>
+          <w:rFonts w:ascii="TH Sarabun New" w:hAnsi="TH Sarabun New" w:cs="TH Sarabun New"/>
+          <w:b w:val="0"/>
+          <w:sz w:val="32"/>
+          <w:szCs w:val="32"/>
+        </w:rPr>
+        <w:t xml:space="preserve">เมื่อวัดหาสาเหตุพบว่า </w:t>
+      </w:r>
+      <w:r>
+        <w:rPr>
+          <w:rFonts w:ascii="TH Sarabun New" w:hAnsi="TH Sarabun New" w:cs="TH Sarabun New"/>
+          <w:b/>
+          <w:sz w:val="32"/>
+          <w:szCs w:val="32"/>
+          <w:bCs/>
+        </w:rPr>
+        <w:t>ระยะห่างระหว่างลังเป็นตัวกำหนดว่าจะผิดหรือไม่</w:t>
+      </w:r>
+      <w:r>
+        <w:rPr>
+          <w:rFonts w:ascii="TH Sarabun New" w:hAnsi="TH Sarabun New" w:cs="TH Sarabun New"/>
+          <w:b w:val="0"/>
+          <w:sz w:val="32"/>
+          <w:szCs w:val="32"/>
+        </w:rPr>
+        <w:t xml:space="preserve"> คือลัง WAIT กับ NG</w:t>
+      </w:r>
+    </w:p>
+    <w:p>
+      <w:r>
+        <w:rPr>
+          <w:rFonts w:ascii="TH Sarabun New" w:hAnsi="TH Sarabun New" w:cs="TH Sarabun New"/>
+          <w:b w:val="0"/>
+          <w:sz w:val="32"/>
+          <w:szCs w:val="32"/>
+        </w:rPr>
+        <w:t>ที่ห่างกัน 251 พิกเซลถูกเรียกผิด 66% ขณะที่ลัง GOOD ซึ่งห่างออกไป 1,053 พิกเซลไม่เคยผิดเลย</w:t>
+      </w:r>
+    </w:p>
+    <w:p>
+      <w:r>
+        <w:rPr>
+          <w:rFonts w:ascii="TH Sarabun New" w:hAnsi="TH Sarabun New" w:cs="TH Sarabun New"/>
+          <w:b w:val="0"/>
+          <w:sz w:val="32"/>
+          <w:szCs w:val="32"/>
+        </w:rPr>
+        <w:t>แสดงว่าไม่ใช่ปัญหาอ่านป้ายไม่ออก แต่เป็นปัญหาการจับคู่ป้ายเข้ากับวัตถุ ซึ่งเป็นข้อจำกัด</w:t>
+      </w:r>
+    </w:p>
+    <w:p>
+      <w:r>
+        <w:rPr>
+          <w:rFonts w:ascii="TH Sarabun New" w:hAnsi="TH Sarabun New" w:cs="TH Sarabun New"/>
+          <w:b w:val="0"/>
+          <w:sz w:val="32"/>
+          <w:szCs w:val="32"/>
+        </w:rPr>
+        <w:t>เชิงโครงสร้างที่มีรายงานในงานวิจัย (เอกสารอ้างอิง [9]) **แก้ด้วยการให้โปรแกรมครอบภาพทีละลัง</w:t>
+      </w:r>
+    </w:p>
+    <w:p>
+      <w:r>
+        <w:rPr>
+          <w:rFonts w:ascii="TH Sarabun New" w:hAnsi="TH Sarabun New" w:cs="TH Sarabun New"/>
+          <w:b w:val="0"/>
+          <w:sz w:val="32"/>
+          <w:szCs w:val="32"/>
+        </w:rPr>
+        <w:t>แล้วถามแบบจำลองเพียงว่ามีมือหรือไม่ ทำให้ตัวตนของลังมาจากโปรแกรมไม่ใช่จากแบบจำลอง</w:t>
+      </w:r>
+    </w:p>
+    <w:p>
+      <w:r>
+        <w:rPr>
+          <w:rFonts w:ascii="TH Sarabun New" w:hAnsi="TH Sarabun New" w:cs="TH Sarabun New"/>
+          <w:b w:val="0"/>
+          <w:sz w:val="32"/>
+          <w:szCs w:val="32"/>
+        </w:rPr>
+        <w:t>ผลคือถูกต้อง 8 จาก 8 ไม่มีการแจ้งผิด** และใช้เวลาเพียง 0.27 วินาทีต่อครั้ง</w:t>
       </w:r>
     </w:p>
     <w:p/>
@@ -13456,38 +13232,90 @@
           <w:szCs w:val="32"/>
           <w:bCs/>
         </w:rPr>
-        <w:t>ปัญหาที่สองคือหน้ากากมีขนาดเล็กเกินกว่าจะตรวจจากภาพเต็ม</w:t>
-      </w:r>
-      <w:r>
-        <w:rPr>
-          <w:rFonts w:ascii="TH Sarabun New" w:hAnsi="TH Sarabun New" w:cs="TH Sarabun New"/>
-          <w:b w:val="0"/>
-          <w:sz w:val="32"/>
-          <w:szCs w:val="32"/>
-        </w:rPr>
-        <w:t xml:space="preserve"> ซึ่งตรวจได้เพียง 8 จาก 35 จุด</w:t>
-      </w:r>
-    </w:p>
-    <w:p>
-      <w:r>
-        <w:rPr>
-          <w:rFonts w:ascii="TH Sarabun New" w:hAnsi="TH Sarabun New" w:cs="TH Sarabun New"/>
-          <w:b w:val="0"/>
-          <w:sz w:val="32"/>
-          <w:szCs w:val="32"/>
-        </w:rPr>
-        <w:t>คือ 23% เพราะหน้ากากกินพื้นที่ประมาณ 4% ของภาพและผู้ปฏิบัติงานก้มหน้า **แก้ได้ด้วยการครอบ</w:t>
-      </w:r>
-    </w:p>
-    <w:p>
-      <w:r>
-        <w:rPr>
-          <w:rFonts w:ascii="TH Sarabun New" w:hAnsi="TH Sarabun New" w:cs="TH Sarabun New"/>
-          <w:b w:val="0"/>
-          <w:sz w:val="32"/>
-          <w:szCs w:val="32"/>
-        </w:rPr>
-        <w:t>เฉพาะส่วนศีรษะแล้วขยาย 4 เท่าด้วยแบบจำลองขยายภาพก่อนส่งให้ดู ทำให้เพิ่มเป็น 80%**</w:t>
+        <w:t>ปัญหาที่สองคือหน้ากากเล็กเกินกว่าจะตรวจจากภาพเต็ม</w:t>
+      </w:r>
+      <w:r>
+        <w:rPr>
+          <w:rFonts w:ascii="TH Sarabun New" w:hAnsi="TH Sarabun New" w:cs="TH Sarabun New"/>
+          <w:b w:val="0"/>
+          <w:sz w:val="32"/>
+          <w:szCs w:val="32"/>
+        </w:rPr>
+        <w:t xml:space="preserve"> ซึ่งได้เพียง 23% เพราะกินพื้นที่ราว 4%</w:t>
+      </w:r>
+    </w:p>
+    <w:p>
+      <w:r>
+        <w:rPr>
+          <w:rFonts w:ascii="TH Sarabun New" w:hAnsi="TH Sarabun New" w:cs="TH Sarabun New"/>
+          <w:b w:val="0"/>
+          <w:sz w:val="32"/>
+          <w:szCs w:val="32"/>
+        </w:rPr>
+        <w:t>ของภาพและผู้ปฏิบัติงานก้มหน้า **แก้ด้วยการครอบเฉพาะศีรษะแล้วขยาย 4 เท่าก่อนส่งให้ดู</w:t>
+      </w:r>
+    </w:p>
+    <w:p>
+      <w:r>
+        <w:rPr>
+          <w:rFonts w:ascii="TH Sarabun New" w:hAnsi="TH Sarabun New" w:cs="TH Sarabun New"/>
+          <w:b w:val="0"/>
+          <w:sz w:val="32"/>
+          <w:szCs w:val="32"/>
+        </w:rPr>
+        <w:t>ทำให้เพิ่มเป็น 80%</w:t>
+      </w:r>
+      <w:r>
+        <w:rPr>
+          <w:rFonts w:ascii="TH Sarabun New" w:hAnsi="TH Sarabun New" w:cs="TH Sarabun New"/>
+          <w:b/>
+          <w:sz w:val="32"/>
+          <w:szCs w:val="32"/>
+          <w:bCs/>
+        </w:rPr>
+        <w:t xml:space="preserve"> · </w:t>
+      </w:r>
+      <w:r>
+        <w:rPr>
+          <w:rFonts w:ascii="TH Sarabun New" w:hAnsi="TH Sarabun New" w:cs="TH Sarabun New"/>
+          <w:b w:val="0"/>
+          <w:sz w:val="32"/>
+          <w:szCs w:val="32"/>
+        </w:rPr>
+        <w:t>ปัญหาที่สามคือแบบจำลองตอบที่ระดับคน ไม่ใช่ระดับมือ** ทำให้ถุงมือได้ 57%</w:t>
+      </w:r>
+    </w:p>
+    <w:p>
+      <w:r>
+        <w:rPr>
+          <w:rFonts w:ascii="TH Sarabun New" w:hAnsi="TH Sarabun New" w:cs="TH Sarabun New"/>
+          <w:b w:val="0"/>
+          <w:sz w:val="32"/>
+          <w:szCs w:val="32"/>
+        </w:rPr>
+        <w:t>เพราะเมื่อถอดข้างเดียวจะเห็นมืออีกข้างที่ยังใส่อยู่จึงตอบว่าใส่ และเมื่อมือถูกผ้าบังจะไม่เห็นสีขาว</w:t>
+      </w:r>
+    </w:p>
+    <w:p>
+      <w:r>
+        <w:rPr>
+          <w:rFonts w:ascii="TH Sarabun New" w:hAnsi="TH Sarabun New" w:cs="TH Sarabun New"/>
+          <w:b w:val="0"/>
+          <w:sz w:val="32"/>
+          <w:szCs w:val="32"/>
+        </w:rPr>
+        <w:t>จึงตอบว่าไม่ใส่ ขณะที่กรณีถอดทั้งสองข้างตรวจได้ถูกทุกจุด ทางแก้คือแยกถามทีละมือ</w:t>
+      </w:r>
+    </w:p>
+    <w:p>
+      <w:r>
+        <w:rPr>
+          <w:rFonts w:ascii="TH Sarabun New" w:hAnsi="TH Sarabun New" w:cs="TH Sarabun New"/>
+          <w:b w:val="0"/>
+          <w:sz w:val="32"/>
+          <w:szCs w:val="32"/>
+        </w:rPr>
+        <w:t>ซึ่งเป็นแนวทางเดียวกับที่แก้เรื่องลังสำเร็จ แต่ยังไม่ได้ทำเพราะพบตอนท้ายโครงงาน (ดูบทที่ 9)</w:t>
       </w:r>
     </w:p>
     <w:p/>
@@ -13495,76 +13323,84 @@
       <w:r>
         <w:rPr>
           <w:rFonts w:ascii="TH Sarabun New" w:hAnsi="TH Sarabun New" w:cs="TH Sarabun New"/>
+          <w:b w:val="0"/>
+          <w:sz w:val="32"/>
+          <w:szCs w:val="32"/>
+        </w:rPr>
+        <w:t xml:space="preserve">นอกจากนี้ยังพบว่า </w:t>
+      </w:r>
+      <w:r>
+        <w:rPr>
+          <w:rFonts w:ascii="TH Sarabun New" w:hAnsi="TH Sarabun New" w:cs="TH Sarabun New"/>
           <w:b/>
           <w:sz w:val="32"/>
           <w:szCs w:val="32"/>
           <w:bCs/>
         </w:rPr>
-        <w:t>ปัญหาที่สามคือแบบจำลองตอบคำถามที่ระดับคน ไม่ใช่ระดับมือ</w:t>
-      </w:r>
-      <w:r>
-        <w:rPr>
-          <w:rFonts w:ascii="TH Sarabun New" w:hAnsi="TH Sarabun New" w:cs="TH Sarabun New"/>
-          <w:b w:val="0"/>
-          <w:sz w:val="32"/>
-          <w:szCs w:val="32"/>
-        </w:rPr>
-        <w:t xml:space="preserve"> ซึ่งทำให้ถุงมือตรวจได้เพียง 57%</w:t>
-      </w:r>
-    </w:p>
-    <w:p>
-      <w:r>
-        <w:rPr>
-          <w:rFonts w:ascii="TH Sarabun New" w:hAnsi="TH Sarabun New" w:cs="TH Sarabun New"/>
-          <w:b w:val="0"/>
-          <w:sz w:val="32"/>
-          <w:szCs w:val="32"/>
-        </w:rPr>
-        <w:t>เมื่อวิเคราะห์พบว่าความผิดพลาดทั้ง 6 จุดมีรากเดียวกัน คือเมื่อถอดถุงมือข้างเดียว แบบจำลองเห็น</w:t>
-      </w:r>
-    </w:p>
-    <w:p>
-      <w:r>
-        <w:rPr>
-          <w:rFonts w:ascii="TH Sarabun New" w:hAnsi="TH Sarabun New" w:cs="TH Sarabun New"/>
-          <w:b w:val="0"/>
-          <w:sz w:val="32"/>
-          <w:szCs w:val="32"/>
-        </w:rPr>
-        <w:t>มืออีกข้างที่ยังใส่อยู่จึงตอบว่าใส่ และเมื่อมือถูกผ้าเช็ดบัง แบบจำลองไม่เห็นสีขาวจึงตอบว่าไม่ใส่</w:t>
-      </w:r>
-    </w:p>
-    <w:p>
-      <w:r>
-        <w:rPr>
-          <w:rFonts w:ascii="TH Sarabun New" w:hAnsi="TH Sarabun New" w:cs="TH Sarabun New"/>
-          <w:b w:val="0"/>
-          <w:sz w:val="32"/>
-          <w:szCs w:val="32"/>
-        </w:rPr>
-        <w:t>ขณะที่กรณีถอดทั้งสองข้างซึ่งเห็นมือเปลือยชัดเจนนั้นตรวจได้ถูกทุกจุด ทางแก้ที่ชัดเจนแล้วคือ</w:t>
-      </w:r>
-    </w:p>
-    <w:p>
-      <w:r>
-        <w:rPr>
-          <w:rFonts w:ascii="TH Sarabun New" w:hAnsi="TH Sarabun New" w:cs="TH Sarabun New"/>
-          <w:b w:val="0"/>
-          <w:sz w:val="32"/>
-          <w:szCs w:val="32"/>
-        </w:rPr>
-        <w:t>แยกถามทีละมือ ซึ่งเป็นแนวทางเดียวกับที่แก้ปัญหาการระบุลังได้สำเร็จ แต่ยังไม่ได้ทำเพราะพบ</w:t>
-      </w:r>
-    </w:p>
-    <w:p>
-      <w:r>
-        <w:rPr>
-          <w:rFonts w:ascii="TH Sarabun New" w:hAnsi="TH Sarabun New" w:cs="TH Sarabun New"/>
-          <w:b w:val="0"/>
-          <w:sz w:val="32"/>
-          <w:szCs w:val="32"/>
-        </w:rPr>
-        <w:t>ตอนท้ายโครงงาน และมีต้นทุนต่ำ (รายละเอียดอยู่ในบทที่ 9)</w:t>
+        <w:t>คำตอบไม่คงที่แม้สั่งไม่ให้สุ่ม</w:t>
+      </w:r>
+      <w:r>
+        <w:rPr>
+          <w:rFonts w:ascii="TH Sarabun New" w:hAnsi="TH Sarabun New" w:cs="TH Sarabun New"/>
+          <w:b w:val="0"/>
+          <w:sz w:val="32"/>
+          <w:szCs w:val="32"/>
+        </w:rPr>
+        <w:t xml:space="preserve"> เพราะระบบให้บริการรวบคำขอเป็นกลุ่ม</w:t>
+      </w:r>
+    </w:p>
+    <w:p>
+      <w:r>
+        <w:rPr>
+          <w:rFonts w:ascii="TH Sarabun New" w:hAnsi="TH Sarabun New" w:cs="TH Sarabun New"/>
+          <w:b w:val="0"/>
+          <w:sz w:val="32"/>
+          <w:szCs w:val="32"/>
+        </w:rPr>
+        <w:t>ทำให้ลำดับการคำนวณต่างกันเล็กน้อย (เอกสารอ้างอิง [6]) จึงออกแบบเป็น 2 ชั้นให้ชั้นแจ้งเตือน</w:t>
+      </w:r>
+    </w:p>
+    <w:p>
+      <w:r>
+        <w:rPr>
+          <w:rFonts w:ascii="TH Sarabun New" w:hAnsi="TH Sarabun New" w:cs="TH Sarabun New"/>
+          <w:b w:val="0"/>
+          <w:sz w:val="32"/>
+          <w:szCs w:val="32"/>
+        </w:rPr>
+        <w:t xml:space="preserve">ตอบสั้น ทำให้คงที่ 12 จาก 12 ครั้ง · </w:t>
+      </w:r>
+      <w:r>
+        <w:rPr>
+          <w:rFonts w:ascii="TH Sarabun New" w:hAnsi="TH Sarabun New" w:cs="TH Sarabun New"/>
+          <w:b/>
+          <w:sz w:val="32"/>
+          <w:szCs w:val="32"/>
+          <w:bCs/>
+        </w:rPr>
+        <w:t>โหมดส่งวิดีโอทำให้ระบบให้บริการหยุดทำงาน</w:t>
+      </w:r>
+    </w:p>
+    <w:p>
+      <w:r>
+        <w:rPr>
+          <w:rFonts w:ascii="TH Sarabun New" w:hAnsi="TH Sarabun New" w:cs="TH Sarabun New"/>
+          <w:b w:val="0"/>
+          <w:sz w:val="32"/>
+          <w:szCs w:val="32"/>
+        </w:rPr>
+        <w:t>จึงเปลี่ยนมาป้อนภาพนิ่ง 2 เฟรมติดกันแทน · และ **เครื่องเช่าตั้งค่าเริ่มต้นชี้ไปแบบจำลองตัวอื่น</w:t>
+      </w:r>
+    </w:p>
+    <w:p>
+      <w:r>
+        <w:rPr>
+          <w:rFonts w:ascii="TH Sarabun New" w:hAnsi="TH Sarabun New" w:cs="TH Sarabun New"/>
+          <w:b w:val="0"/>
+          <w:sz w:val="32"/>
+          <w:szCs w:val="32"/>
+        </w:rPr>
+        <w:t>โดยไม่มีสัญญาณเตือน** จึงเพิ่มขั้นตอนตรวจสอบก่อนวัดทุกครั้ง ถ้าไม่ตรงจะหยุดทันที</w:t>
       </w:r>
     </w:p>
     <w:p/>
@@ -13576,7 +13412,51 @@
           <w:sz w:val="32"/>
           <w:szCs w:val="32"/>
         </w:rPr>
-        <w:t xml:space="preserve">นอกจากนี้ยังพบข้อจำกัดของเครื่องมือรอบตัวอีก 3 เรื่อง เรื่องแรกคือ </w:t>
+        <w:t>**บทเรียนร่วมของทุกข้อคือ เมื่อเจอข้อจำกัดเชิงโครงสร้าง การพยายามแก้ด้วยการปรับคำสั่ง</w:t>
+      </w:r>
+    </w:p>
+    <w:p>
+      <w:r>
+        <w:rPr>
+          <w:rFonts w:ascii="TH Sarabun New" w:hAnsi="TH Sarabun New" w:cs="TH Sarabun New"/>
+          <w:b w:val="0"/>
+          <w:sz w:val="32"/>
+          <w:szCs w:val="32"/>
+        </w:rPr>
+        <w:t>เป็นการเสียเวลา ทางออกคือออกแบบระบบให้ไม่ต้องถามคำถามที่แบบจำลองตอบไม่ได้</w:t>
+      </w:r>
+    </w:p>
+    <w:p>
+      <w:r>
+        <w:rPr>
+          <w:rFonts w:ascii="TH Sarabun New" w:hAnsi="TH Sarabun New" w:cs="TH Sarabun New"/>
+          <w:b w:val="0"/>
+          <w:sz w:val="32"/>
+          <w:szCs w:val="32"/>
+        </w:rPr>
+        <w:t>แล้วให้โปรแกรมรับผิดชอบส่วนนั้นแทน** อีกบทเรียนคือคุณค่าของการวัดผลก่อนนำกลไกเข้าระบบ</w:t>
+      </w:r>
+    </w:p>
+    <w:p>
+      <w:r>
+        <w:rPr>
+          <w:rFonts w:ascii="TH Sarabun New" w:hAnsi="TH Sarabun New" w:cs="TH Sarabun New"/>
+          <w:b w:val="0"/>
+          <w:sz w:val="32"/>
+          <w:szCs w:val="32"/>
+        </w:rPr>
+        <w:t>โดยเคยทดลองเพิ่มตัวกรองว่าถ้าแบบจำลองมองไม่เห็นใบหน้าก็อย่าเพิ่งตัดสิน ซึ่งฟังดูสมเหตุสมผล</w:t>
+      </w:r>
+    </w:p>
+    <w:p>
+      <w:r>
+        <w:rPr>
+          <w:rFonts w:ascii="TH Sarabun New" w:hAnsi="TH Sarabun New" w:cs="TH Sarabun New"/>
+          <w:b w:val="0"/>
+          <w:sz w:val="32"/>
+          <w:szCs w:val="32"/>
+        </w:rPr>
+        <w:t xml:space="preserve">แต่วัดผลจริงพบว่า </w:t>
       </w:r>
       <w:r>
         <w:rPr>
@@ -13586,73 +13466,7 @@
           <w:szCs w:val="32"/>
           <w:bCs/>
         </w:rPr>
-        <w:t>คำตอบไม่คงที่แม้สั่งไม่ให้สุ่ม</w:t>
-      </w:r>
-    </w:p>
-    <w:p>
-      <w:r>
-        <w:rPr>
-          <w:rFonts w:ascii="TH Sarabun New" w:hAnsi="TH Sarabun New" w:cs="TH Sarabun New"/>
-          <w:b w:val="0"/>
-          <w:sz w:val="32"/>
-          <w:szCs w:val="32"/>
-        </w:rPr>
-        <w:t>ซึ่งเกิดจากระบบให้บริการแบบจำลองรวบคำขอที่เข้ามาพร้อมกันเป็นกลุ่ม ทำให้ลำดับการคำนวณ</w:t>
-      </w:r>
-    </w:p>
-    <w:p>
-      <w:r>
-        <w:rPr>
-          <w:rFonts w:ascii="TH Sarabun New" w:hAnsi="TH Sarabun New" w:cs="TH Sarabun New"/>
-          <w:b w:val="0"/>
-          <w:sz w:val="32"/>
-          <w:szCs w:val="32"/>
-        </w:rPr>
-        <w:t>ต่างกันเล็กน้อยในแต่ละครั้ง (เอกสารอ้างอิง [6]) จึงออกแบบระบบเป็น 2 ชั้นโดยให้ชั้นแจ้งเตือน</w:t>
-      </w:r>
-    </w:p>
-    <w:p>
-      <w:r>
-        <w:rPr>
-          <w:rFonts w:ascii="TH Sarabun New" w:hAnsi="TH Sarabun New" w:cs="TH Sarabun New"/>
-          <w:b w:val="0"/>
-          <w:sz w:val="32"/>
-          <w:szCs w:val="32"/>
-        </w:rPr>
-        <w:t>ตอบสั้นว่าใช่หรือไม่ใช่ ทำให้ชั้นข้อเท็จจริงคงที่ 12 จาก 12 ครั้ง เรื่องที่สองคือ **โหมดส่งวิดีโอ</w:t>
-      </w:r>
-    </w:p>
-    <w:p>
-      <w:r>
-        <w:rPr>
-          <w:rFonts w:ascii="TH Sarabun New" w:hAnsi="TH Sarabun New" w:cs="TH Sarabun New"/>
-          <w:b w:val="0"/>
-          <w:sz w:val="32"/>
-          <w:szCs w:val="32"/>
-        </w:rPr>
-        <w:t>ทำให้ระบบให้บริการหยุดทำงาน** จึงเปลี่ยนมาป้อนภาพนิ่ง 2 เฟรมที่อยู่ติดกันแทน ซึ่งเสถียร</w:t>
-      </w:r>
-    </w:p>
-    <w:p>
-      <w:r>
-        <w:rPr>
-          <w:rFonts w:ascii="TH Sarabun New" w:hAnsi="TH Sarabun New" w:cs="TH Sarabun New"/>
-          <w:b w:val="0"/>
-          <w:sz w:val="32"/>
-          <w:szCs w:val="32"/>
-        </w:rPr>
-        <w:t>ตลอดคลิปโดยแลกกับการไม่เห็นบริบทยาว และเรื่องที่สามคือ **เครื่องเช่าตั้งค่าเริ่มต้นชี้ไปแบบจำลอง</w:t>
-      </w:r>
-    </w:p>
-    <w:p>
-      <w:r>
-        <w:rPr>
-          <w:rFonts w:ascii="TH Sarabun New" w:hAnsi="TH Sarabun New" w:cs="TH Sarabun New"/>
-          <w:b w:val="0"/>
-          <w:sz w:val="32"/>
-          <w:szCs w:val="32"/>
-        </w:rPr>
-        <w:t>ตัวอื่นโดยไม่มีสัญญาณเตือน** จึงเพิ่มขั้นตอนตรวจสอบก่อนวัดทุกครั้ง ถ้าไม่ตรงจะหยุดทันที</w:t>
+        <w:t>ทิ้งคำตอบที่ถูกไป 19 จุด ทำให้ลดจาก 80% เหลือ 26% จึงถอดออก</w:t>
       </w:r>
     </w:p>
     <w:p/>
@@ -13664,84 +13478,6 @@
           <w:sz w:val="32"/>
           <w:szCs w:val="32"/>
         </w:rPr>
-        <w:t>**บทเรียนเชิงออกแบบที่ได้ร่วมกันจากทุกข้อคือ เมื่อเจอข้อจำกัดเชิงโครงสร้างของแบบจำลอง</w:t>
-      </w:r>
-    </w:p>
-    <w:p>
-      <w:r>
-        <w:rPr>
-          <w:rFonts w:ascii="TH Sarabun New" w:hAnsi="TH Sarabun New" w:cs="TH Sarabun New"/>
-          <w:b w:val="0"/>
-          <w:sz w:val="32"/>
-          <w:szCs w:val="32"/>
-        </w:rPr>
-        <w:t>การพยายามแก้ด้วยการปรับคำสั่งเป็นการเสียเวลา ทางออกคือออกแบบระบบให้ไม่ต้องถามคำถาม</w:t>
-      </w:r>
-    </w:p>
-    <w:p>
-      <w:r>
-        <w:rPr>
-          <w:rFonts w:ascii="TH Sarabun New" w:hAnsi="TH Sarabun New" w:cs="TH Sarabun New"/>
-          <w:b w:val="0"/>
-          <w:sz w:val="32"/>
-          <w:szCs w:val="32"/>
-        </w:rPr>
-        <w:t>ที่แบบจำลองตอบไม่ได้ แล้วให้โปรแกรมรับผิดชอบส่วนนั้นแทน** ซึ่งเป็นหลักการที่ใช้แก้ปัญหา</w:t>
-      </w:r>
-    </w:p>
-    <w:p>
-      <w:r>
-        <w:rPr>
-          <w:rFonts w:ascii="TH Sarabun New" w:hAnsi="TH Sarabun New" w:cs="TH Sarabun New"/>
-          <w:b w:val="0"/>
-          <w:sz w:val="32"/>
-          <w:szCs w:val="32"/>
-        </w:rPr>
-        <w:t>ส่วนใหญ่ในโครงงานนี้ได้สำเร็จ อีกบทเรียนหนึ่งคือคุณค่าของการวัดผลก่อนนำกลไกเข้าระบบ</w:t>
-      </w:r>
-    </w:p>
-    <w:p>
-      <w:r>
-        <w:rPr>
-          <w:rFonts w:ascii="TH Sarabun New" w:hAnsi="TH Sarabun New" w:cs="TH Sarabun New"/>
-          <w:b w:val="0"/>
-          <w:sz w:val="32"/>
-          <w:szCs w:val="32"/>
-        </w:rPr>
-        <w:t>โดยระหว่างพัฒนาได้ทดลองเพิ่มตัวกรองที่กำหนดว่าถ้าแบบจำลองบอกว่ามองไม่เห็นใบหน้า</w:t>
-      </w:r>
-    </w:p>
-    <w:p>
-      <w:r>
-        <w:rPr>
-          <w:rFonts w:ascii="TH Sarabun New" w:hAnsi="TH Sarabun New" w:cs="TH Sarabun New"/>
-          <w:b w:val="0"/>
-          <w:sz w:val="32"/>
-          <w:szCs w:val="32"/>
-        </w:rPr>
-        <w:t>ก็อย่าเพิ่งตัดสิน ซึ่งฟังดูสมเหตุสมผลมาก แต่เมื่อวัดผลจริงพบว่า **ตัวกรองนั้นทิ้งคำตอบที่ถูก</w:t>
-      </w:r>
-    </w:p>
-    <w:p>
-      <w:r>
-        <w:rPr>
-          <w:rFonts w:ascii="TH Sarabun New" w:hAnsi="TH Sarabun New" w:cs="TH Sarabun New"/>
-          <w:b w:val="0"/>
-          <w:sz w:val="32"/>
-          <w:szCs w:val="32"/>
-        </w:rPr>
-        <w:t>ไปถึง 19 จุด ทำให้อัตราการตรวจพบลดจาก 80% เหลือ 26% จึงถอดออก**</w:t>
-      </w:r>
-    </w:p>
-    <w:p/>
-    <w:p>
-      <w:r>
-        <w:rPr>
-          <w:rFonts w:ascii="TH Sarabun New" w:hAnsi="TH Sarabun New" w:cs="TH Sarabun New"/>
-          <w:b w:val="0"/>
-          <w:sz w:val="32"/>
-          <w:szCs w:val="32"/>
-        </w:rPr>
         <w:t>ด้านทรัพยากร ข้อจำกัดที่ใหญ่ที่สุดคือมีวิดีโอทดสอบเพียงคลิปเดียว ซึ่งเป็นงานลำดับแรกในบทที่ 9</w:t>
       </w:r>
     </w:p>
@@ -13753,29 +13489,18 @@
           <w:sz w:val="32"/>
           <w:szCs w:val="32"/>
         </w:rPr>
-        <w:t>ส่วนการไม่มีชุดข้อมูลติดป้ายกำกับนั้นกลายเป็นเหตุผลที่เลือกแนวทางไม่เทรน อันเป็นจุดเด่นของงานนี้</w:t>
-      </w:r>
-    </w:p>
-    <w:p>
-      <w:r>
-        <w:rPr>
-          <w:rFonts w:ascii="TH Sarabun New" w:hAnsi="TH Sarabun New" w:cs="TH Sarabun New"/>
-          <w:b w:val="0"/>
-          <w:sz w:val="32"/>
-          <w:szCs w:val="32"/>
-        </w:rPr>
-        <w:t>และเนื่องจากไม่มีการ์ดจอเป็นของตัวเองจึงต้องเช่ารายชั่วโมงและวางแผนวัดให้ครบในรอบเดียว</w:t>
-      </w:r>
-    </w:p>
-    <w:p>
-      <w:r>
-        <w:rPr>
-          <w:rFonts w:ascii="TH Sarabun New" w:hAnsi="TH Sarabun New" w:cs="TH Sarabun New"/>
-          <w:b w:val="0"/>
-          <w:sz w:val="32"/>
-          <w:szCs w:val="32"/>
-        </w:rPr>
-        <w:t xml:space="preserve">ทั้งนี้พบว่า </w:t>
+        <w:t>ส่วนการไม่มีชุดข้อมูลติดป้ายกำกับกลายเป็นเหตุผลที่เลือกแนวทางไม่เทรนอันเป็นจุดเด่นของงานนี้</w:t>
+      </w:r>
+    </w:p>
+    <w:p>
+      <w:r>
+        <w:rPr>
+          <w:rFonts w:ascii="TH Sarabun New" w:hAnsi="TH Sarabun New" w:cs="TH Sarabun New"/>
+          <w:b w:val="0"/>
+          <w:sz w:val="32"/>
+          <w:szCs w:val="32"/>
+        </w:rPr>
+        <w:t xml:space="preserve">และเนื่องจาก </w:t>
       </w:r>
       <w:r>
         <w:rPr>
@@ -13794,40 +13519,29 @@
           <w:sz w:val="32"/>
           <w:szCs w:val="32"/>
         </w:rPr>
-        <w:t xml:space="preserve"> เพราะการให้แบบจำลองตอบครบ</w:t>
-      </w:r>
-    </w:p>
-    <w:p>
-      <w:r>
-        <w:rPr>
-          <w:rFonts w:ascii="TH Sarabun New" w:hAnsi="TH Sarabun New" w:cs="TH Sarabun New"/>
-          <w:b w:val="0"/>
-          <w:sz w:val="32"/>
-          <w:szCs w:val="32"/>
-        </w:rPr>
-        <w:t>220 เฟรมใช้เวลาเพียงราว 2 นาที ขณะที่การทำเฉลยต้องใช้คนไล่ดูถึง 1,320 การตัดสิน</w:t>
-      </w:r>
-    </w:p>
-    <w:p>
-      <w:r>
-        <w:rPr>
-          <w:rFonts w:ascii="TH Sarabun New" w:hAnsi="TH Sarabun New" w:cs="TH Sarabun New"/>
-          <w:b w:val="0"/>
-          <w:sz w:val="32"/>
-          <w:szCs w:val="32"/>
-        </w:rPr>
-        <w:t>จึงเลือกตรวจทุก 3 วินาที ซึ่งเพียงพอเพราะทุกช่วงการละเมิดในคลิปยาวเกิน 6 วินาที</w:t>
-      </w:r>
-    </w:p>
-    <w:p>
-      <w:r>
-        <w:rPr>
-          <w:rFonts w:ascii="TH Sarabun New" w:hAnsi="TH Sarabun New" w:cs="TH Sarabun New"/>
-          <w:b w:val="0"/>
-          <w:sz w:val="32"/>
-          <w:szCs w:val="32"/>
-        </w:rPr>
-        <w:t>ไม่มีเหตุการณ์ใดหลุดจากการสุ่มตรวจ</w:t>
+        <w:t xml:space="preserve"> (แบบจำลองตอบครบ 220 เฟรม</w:t>
+      </w:r>
+    </w:p>
+    <w:p>
+      <w:r>
+        <w:rPr>
+          <w:rFonts w:ascii="TH Sarabun New" w:hAnsi="TH Sarabun New" w:cs="TH Sarabun New"/>
+          <w:b w:val="0"/>
+          <w:sz w:val="32"/>
+          <w:szCs w:val="32"/>
+        </w:rPr>
+        <w:t>ใช้เวลาราว 2 นาที แต่การทำเฉลยต้องใช้คนไล่ดู 1,320 การตัดสิน) จึงเลือกตรวจทุก 3 วินาที</w:t>
+      </w:r>
+    </w:p>
+    <w:p>
+      <w:r>
+        <w:rPr>
+          <w:rFonts w:ascii="TH Sarabun New" w:hAnsi="TH Sarabun New" w:cs="TH Sarabun New"/>
+          <w:b w:val="0"/>
+          <w:sz w:val="32"/>
+          <w:szCs w:val="32"/>
+        </w:rPr>
+        <w:t>ซึ่งเพียงพอเพราะทุกช่วงการละเมิดยาวเกิน 6 วินาที ไม่มีเหตุใดหลุดจากการสุ่มตรวจ</w:t>
       </w:r>
     </w:p>
     <w:p/>

--- a/รายงาน_Line-Guard_รวม.docx
+++ b/รายงาน_Line-Guard_รวม.docx
@@ -141,7 +141,7 @@
           <w:szCs w:val="40"/>
           <w:bCs/>
         </w:rPr>
-        <w:t>บทที่ 5 · 7 · 8 · 9 · เอกสารอ้างอิง</w:t>
+        <w:t>บทคัดย่อ · บทที่ 5 · 7 · 8 · 9 · เอกสารอ้างอิง</w:t>
       </w:r>
     </w:p>
     <w:p>
@@ -296,6 +296,776 @@
         <w:t>[ระบุชื่อโครงการ / การแข่งขัน]  ปีการศึกษา [ระบุปี]</w:t>
       </w:r>
     </w:p>
+    <w:p>
+      <w:r>
+        <w:br w:type="page"/>
+      </w:r>
+    </w:p>
+    <w:p>
+      <w:r>
+        <w:rPr>
+          <w:rFonts w:ascii="TH Sarabun New" w:hAnsi="TH Sarabun New" w:cs="TH Sarabun New"/>
+          <w:b/>
+          <w:sz w:val="40"/>
+          <w:szCs w:val="40"/>
+          <w:bCs/>
+        </w:rPr>
+        <w:t>บทคัดย่อ</w:t>
+      </w:r>
+    </w:p>
+    <w:p/>
+    <w:p>
+      <w:r>
+        <w:rPr>
+          <w:rFonts w:ascii="TH Sarabun New" w:hAnsi="TH Sarabun New" w:cs="TH Sarabun New"/>
+          <w:b w:val="0"/>
+          <w:sz w:val="32"/>
+          <w:szCs w:val="32"/>
+        </w:rPr>
+        <w:t xml:space="preserve">โครงงานนี้พัฒนา </w:t>
+      </w:r>
+      <w:r>
+        <w:rPr>
+          <w:rFonts w:ascii="TH Sarabun New" w:hAnsi="TH Sarabun New" w:cs="TH Sarabun New"/>
+          <w:b/>
+          <w:sz w:val="32"/>
+          <w:szCs w:val="32"/>
+          <w:bCs/>
+        </w:rPr>
+        <w:t>Line Guard</w:t>
+      </w:r>
+      <w:r>
+        <w:rPr>
+          <w:rFonts w:ascii="TH Sarabun New" w:hAnsi="TH Sarabun New" w:cs="TH Sarabun New"/>
+          <w:b w:val="0"/>
+          <w:sz w:val="32"/>
+          <w:szCs w:val="32"/>
+        </w:rPr>
+        <w:t xml:space="preserve"> ระบบตรวจจับเหตุการณ์ความปลอดภัยในสายการผลิตจากภาพกล้องวงจรปิด</w:t>
+      </w:r>
+    </w:p>
+    <w:p>
+      <w:r>
+        <w:rPr>
+          <w:rFonts w:ascii="TH Sarabun New" w:hAnsi="TH Sarabun New" w:cs="TH Sarabun New"/>
+          <w:b w:val="0"/>
+          <w:sz w:val="32"/>
+          <w:szCs w:val="32"/>
+        </w:rPr>
+        <w:t xml:space="preserve">โดยใช้ </w:t>
+      </w:r>
+      <w:r>
+        <w:rPr>
+          <w:rFonts w:ascii="TH Sarabun New" w:hAnsi="TH Sarabun New" w:cs="TH Sarabun New"/>
+          <w:b/>
+          <w:sz w:val="32"/>
+          <w:szCs w:val="32"/>
+          <w:bCs/>
+        </w:rPr>
+        <w:t>แบบจำลองภาษาและภาพ (Vision-Language Model)</w:t>
+      </w:r>
+      <w:r>
+        <w:rPr>
+          <w:rFonts w:ascii="TH Sarabun New" w:hAnsi="TH Sarabun New" w:cs="TH Sarabun New"/>
+          <w:b w:val="0"/>
+          <w:sz w:val="32"/>
+          <w:szCs w:val="32"/>
+        </w:rPr>
+        <w:t xml:space="preserve"> ซึ่งดูภาพแล้วอธิบายเหตุการณ์เป็นภาษาคนได้</w:t>
+      </w:r>
+    </w:p>
+    <w:p>
+      <w:r>
+        <w:rPr>
+          <w:rFonts w:ascii="TH Sarabun New" w:hAnsi="TH Sarabun New" w:cs="TH Sarabun New"/>
+          <w:b w:val="0"/>
+          <w:sz w:val="32"/>
+          <w:szCs w:val="32"/>
+        </w:rPr>
+        <w:t>ระบบตรวจจับการไม่สวมอุปกรณ์ป้องกันส่วนบุคคล เหตุเกือบเกิดอุบัติเหตุ บุคคลภายนอกเข้าพื้นที่</w:t>
+      </w:r>
+    </w:p>
+    <w:p>
+      <w:r>
+        <w:rPr>
+          <w:rFonts w:ascii="TH Sarabun New" w:hAnsi="TH Sarabun New" w:cs="TH Sarabun New"/>
+          <w:b w:val="0"/>
+          <w:sz w:val="32"/>
+          <w:szCs w:val="32"/>
+        </w:rPr>
+        <w:t>และการทำงานผิดขั้นตอน พร้อมจับคู่เข้ากับกฎความปลอดภัยและระบุระดับความรุนแรงโดยอัตโนมัติ</w:t>
+      </w:r>
+    </w:p>
+    <w:p/>
+    <w:p>
+      <w:r>
+        <w:rPr>
+          <w:rFonts w:ascii="TH Sarabun New" w:hAnsi="TH Sarabun New" w:cs="TH Sarabun New"/>
+          <w:b w:val="0"/>
+          <w:sz w:val="32"/>
+          <w:szCs w:val="32"/>
+        </w:rPr>
+        <w:t>จุดต่างจากแนวทางที่ใช้กันทั่วไปคือ ระบบตรวจจับวัตถุแบบเดิมต้องเก็บภาพมาติดป้ายกำกับและฝึกสอน</w:t>
+      </w:r>
+    </w:p>
+    <w:p>
+      <w:r>
+        <w:rPr>
+          <w:rFonts w:ascii="TH Sarabun New" w:hAnsi="TH Sarabun New" w:cs="TH Sarabun New"/>
+          <w:b w:val="0"/>
+          <w:sz w:val="32"/>
+          <w:szCs w:val="32"/>
+        </w:rPr>
+        <w:t>แบบจำลองใหม่ทุกโรงงานและทุกมุมกล้อง แต่ **โครงงานนี้ไม่ฝึกสอนแบบจำลองเลยแม้แต่ครั้งเดียว</w:t>
+      </w:r>
+    </w:p>
+    <w:p>
+      <w:r>
+        <w:rPr>
+          <w:rFonts w:ascii="TH Sarabun New" w:hAnsi="TH Sarabun New" w:cs="TH Sarabun New"/>
+          <w:b w:val="0"/>
+          <w:sz w:val="32"/>
+          <w:szCs w:val="32"/>
+        </w:rPr>
+        <w:t>และไม่ใช้ชุดข้อมูลติดป้ายกำกับแม้แต่ภาพเดียว** การเพิ่มกฎความปลอดภัยใหม่ทำได้ด้วยการเพิ่ม</w:t>
+      </w:r>
+    </w:p>
+    <w:p>
+      <w:r>
+        <w:rPr>
+          <w:rFonts w:ascii="TH Sarabun New" w:hAnsi="TH Sarabun New" w:cs="TH Sarabun New"/>
+          <w:b w:val="0"/>
+          <w:sz w:val="32"/>
+          <w:szCs w:val="32"/>
+        </w:rPr>
+        <w:t>ข้อความในชุดคำสั่ง สถาปัตยกรรมแบ่งเป็นสองชั้น คือชั้นแจ้งเตือนที่ตอบสั้นเพื่อความเชื่อถือได้</w:t>
+      </w:r>
+    </w:p>
+    <w:p>
+      <w:r>
+        <w:rPr>
+          <w:rFonts w:ascii="TH Sarabun New" w:hAnsi="TH Sarabun New" w:cs="TH Sarabun New"/>
+          <w:b w:val="0"/>
+          <w:sz w:val="32"/>
+          <w:szCs w:val="32"/>
+        </w:rPr>
+        <w:t>และชั้นบรรยายที่เล่าเหตุการณ์เป็นภาษาคน ซึ่งเป็นการออกแบบที่มีผลการวัดรองรับ</w:t>
+      </w:r>
+    </w:p>
+    <w:p/>
+    <w:p>
+      <w:r>
+        <w:rPr>
+          <w:rFonts w:ascii="TH Sarabun New" w:hAnsi="TH Sarabun New" w:cs="TH Sarabun New"/>
+          <w:b w:val="0"/>
+          <w:sz w:val="32"/>
+          <w:szCs w:val="32"/>
+        </w:rPr>
+        <w:t>ผลการทดสอบบนคลิปทดสอบความยาว 3 นาที 39 วินาที เทียบกับเฉลยที่จัดทำจากการเปิดภาพดูด้วยตา</w:t>
+      </w:r>
+    </w:p>
+    <w:p>
+      <w:r>
+        <w:rPr>
+          <w:rFonts w:ascii="TH Sarabun New" w:hAnsi="TH Sarabun New" w:cs="TH Sarabun New"/>
+          <w:b w:val="0"/>
+          <w:sz w:val="32"/>
+          <w:szCs w:val="32"/>
+        </w:rPr>
+        <w:t>ทีละเฟรม 74 จุดตรวจ พบว่า **ระบบตรวจจับการละเมิดได้ 46 จาก 56 จุด คิดเป็น 82%</w:t>
+      </w:r>
+    </w:p>
+    <w:p>
+      <w:r>
+        <w:rPr>
+          <w:rFonts w:ascii="TH Sarabun New" w:hAnsi="TH Sarabun New" w:cs="TH Sarabun New"/>
+          <w:b w:val="0"/>
+          <w:sz w:val="32"/>
+          <w:szCs w:val="32"/>
+        </w:rPr>
+        <w:t>โดยแจ้งผิดเพียง 5 จุด** แยกเป็นหมวก 100% หน้ากาก 80% และถุงมือ 57%</w:t>
+      </w:r>
+    </w:p>
+    <w:p>
+      <w:r>
+        <w:rPr>
+          <w:rFonts w:ascii="TH Sarabun New" w:hAnsi="TH Sarabun New" w:cs="TH Sarabun New"/>
+          <w:b/>
+          <w:sz w:val="32"/>
+          <w:szCs w:val="32"/>
+          <w:bCs/>
+        </w:rPr>
+        <w:t>ตรวจพบเหตุการณ์ครบ 11 รายการและจับคู่กฎความปลอดภัยได้ครบทุกรายการ</w:t>
+      </w:r>
+    </w:p>
+    <w:p>
+      <w:r>
+        <w:rPr>
+          <w:rFonts w:ascii="TH Sarabun New" w:hAnsi="TH Sarabun New" w:cs="TH Sarabun New"/>
+          <w:b w:val="0"/>
+          <w:sz w:val="32"/>
+          <w:szCs w:val="32"/>
+        </w:rPr>
+        <w:t xml:space="preserve">รวมถึง </w:t>
+      </w:r>
+      <w:r>
+        <w:rPr>
+          <w:rFonts w:ascii="TH Sarabun New" w:hAnsi="TH Sarabun New" w:cs="TH Sarabun New"/>
+          <w:b/>
+          <w:sz w:val="32"/>
+          <w:szCs w:val="32"/>
+          <w:bCs/>
+        </w:rPr>
+        <w:t>เหตุเกือบเกิดอุบัติเหตุซึ่งแบบจำลองที่นำมาเปรียบเทียบตรวจไม่พบ</w:t>
+      </w:r>
+    </w:p>
+    <w:p>
+      <w:r>
+        <w:rPr>
+          <w:rFonts w:ascii="TH Sarabun New" w:hAnsi="TH Sarabun New" w:cs="TH Sarabun New"/>
+          <w:b w:val="0"/>
+          <w:sz w:val="32"/>
+          <w:szCs w:val="32"/>
+        </w:rPr>
+        <w:t>และทำงานได้ที่ 0.86 เท่าของความเร็ววิดีโอบนการ์ดจอสองใบ โดยขยายได้เชิงเส้น 1.82 เท่า</w:t>
+      </w:r>
+    </w:p>
+    <w:p/>
+    <w:p>
+      <w:r>
+        <w:rPr>
+          <w:rFonts w:ascii="TH Sarabun New" w:hAnsi="TH Sarabun New" w:cs="TH Sarabun New"/>
+          <w:b w:val="0"/>
+          <w:sz w:val="32"/>
+          <w:szCs w:val="32"/>
+        </w:rPr>
+        <w:t>ข้อค้นพบเชิงวิชาการที่สำคัญคือ **แบบจำลองภาษาและภาพอ่านป้ายชื่อลังออกทุกป้าย</w:t>
+      </w:r>
+    </w:p>
+    <w:p>
+      <w:r>
+        <w:rPr>
+          <w:rFonts w:ascii="TH Sarabun New" w:hAnsi="TH Sarabun New" w:cs="TH Sarabun New"/>
+          <w:b w:val="0"/>
+          <w:sz w:val="32"/>
+          <w:szCs w:val="32"/>
+        </w:rPr>
+        <w:t>แต่จับคู่ป้ายเข้ากับลังผิดเมื่อลังสองใบอยู่ใกล้กัน** โดยลังที่ห่างกัน 251 พิกเซลถูกเรียกผิด 66%</w:t>
+      </w:r>
+    </w:p>
+    <w:p>
+      <w:r>
+        <w:rPr>
+          <w:rFonts w:ascii="TH Sarabun New" w:hAnsi="TH Sarabun New" w:cs="TH Sarabun New"/>
+          <w:b w:val="0"/>
+          <w:sz w:val="32"/>
+          <w:szCs w:val="32"/>
+        </w:rPr>
+        <w:t>ขณะที่ลังที่ห่างออกไป 1,053 พิกเซลไม่เคยถูกเรียกผิดเลย ซึ่งเป็นข้อจำกัดเชิงโครงสร้าง</w:t>
+      </w:r>
+    </w:p>
+    <w:p>
+      <w:r>
+        <w:rPr>
+          <w:rFonts w:ascii="TH Sarabun New" w:hAnsi="TH Sarabun New" w:cs="TH Sarabun New"/>
+          <w:b w:val="0"/>
+          <w:sz w:val="32"/>
+          <w:szCs w:val="32"/>
+        </w:rPr>
+        <w:t>ที่แก้ด้วยการปรับชุดคำสั่งไม่ได้ โครงงานจึงแก้ด้วยการ **ให้โปรแกรมกำหนดขอบเขตของคำถาม</w:t>
+      </w:r>
+    </w:p>
+    <w:p>
+      <w:r>
+        <w:rPr>
+          <w:rFonts w:ascii="TH Sarabun New" w:hAnsi="TH Sarabun New" w:cs="TH Sarabun New"/>
+          <w:b w:val="0"/>
+          <w:sz w:val="32"/>
+          <w:szCs w:val="32"/>
+        </w:rPr>
+        <w:t>แล้วให้แบบจำลองตอบเฉพาะสิ่งที่อยู่ในกรอบนั้น** ทำให้ความถูกต้องเพิ่มเป็น 8 จาก 8 การตรวจ</w:t>
+      </w:r>
+    </w:p>
+    <w:p/>
+    <w:p>
+      <w:r>
+        <w:rPr>
+          <w:rFonts w:ascii="TH Sarabun New" w:hAnsi="TH Sarabun New" w:cs="TH Sarabun New"/>
+          <w:b w:val="0"/>
+          <w:sz w:val="32"/>
+          <w:szCs w:val="32"/>
+        </w:rPr>
+        <w:t>ข้อจำกัดของงานคือทดสอบบนวิดีโอเพียงคลิปเดียว และความแม่นยำในระดับปัจจุบันเหมาะกับ</w:t>
+      </w:r>
+    </w:p>
+    <w:p>
+      <w:r>
+        <w:rPr>
+          <w:rFonts w:ascii="TH Sarabun New" w:hAnsi="TH Sarabun New" w:cs="TH Sarabun New"/>
+          <w:b w:val="0"/>
+          <w:sz w:val="32"/>
+          <w:szCs w:val="32"/>
+        </w:rPr>
+        <w:t>การเป็นเครื่องมือช่วยคัดกรองให้เจ้าหน้าที่ตรวจสอบ มากกว่าการตัดสินโดยอัตโนมัติ</w:t>
+      </w:r>
+    </w:p>
+    <w:p/>
+    <w:p>
+      <w:r>
+        <w:rPr>
+          <w:rFonts w:ascii="TH Sarabun New" w:hAnsi="TH Sarabun New" w:cs="TH Sarabun New"/>
+          <w:b/>
+          <w:sz w:val="32"/>
+          <w:szCs w:val="32"/>
+          <w:bCs/>
+        </w:rPr>
+        <w:t>คำสำคัญ:</w:t>
+      </w:r>
+      <w:r>
+        <w:rPr>
+          <w:rFonts w:ascii="TH Sarabun New" w:hAnsi="TH Sarabun New" w:cs="TH Sarabun New"/>
+          <w:b w:val="0"/>
+          <w:sz w:val="32"/>
+          <w:szCs w:val="32"/>
+        </w:rPr>
+        <w:t xml:space="preserve"> แบบจำลองภาษาและภาพ · ความปลอดภัยในสายการผลิต · การตรวจจับเหตุการณ์จากวิดีโอ ·</w:t>
+      </w:r>
+    </w:p>
+    <w:p>
+      <w:r>
+        <w:rPr>
+          <w:rFonts w:ascii="TH Sarabun New" w:hAnsi="TH Sarabun New" w:cs="TH Sarabun New"/>
+          <w:b w:val="0"/>
+          <w:sz w:val="32"/>
+          <w:szCs w:val="32"/>
+        </w:rPr>
+        <w:t>อุปกรณ์ป้องกันส่วนบุคคล · เหตุเกือบเกิดอุบัติเหตุ · การเรียนรู้แบบไม่ต้องฝึกสอน · กล้องวงจรปิด</w:t>
+      </w:r>
+    </w:p>
+    <w:p/>
+    <w:p>
+      <w:r>
+        <w:rPr>
+          <w:rFonts w:ascii="TH Sarabun New" w:hAnsi="TH Sarabun New" w:cs="TH Sarabun New"/>
+          <w:b/>
+          <w:sz w:val="40"/>
+          <w:szCs w:val="40"/>
+          <w:bCs/>
+        </w:rPr>
+        <w:t>Abstract</w:t>
+      </w:r>
+    </w:p>
+    <w:p/>
+    <w:p>
+      <w:r>
+        <w:rPr>
+          <w:rFonts w:ascii="TH Sarabun New" w:hAnsi="TH Sarabun New" w:cs="TH Sarabun New"/>
+          <w:b w:val="0"/>
+          <w:sz w:val="32"/>
+          <w:szCs w:val="32"/>
+        </w:rPr>
+        <w:t xml:space="preserve">This project presents </w:t>
+      </w:r>
+      <w:r>
+        <w:rPr>
+          <w:rFonts w:ascii="TH Sarabun New" w:hAnsi="TH Sarabun New" w:cs="TH Sarabun New"/>
+          <w:b/>
+          <w:sz w:val="32"/>
+          <w:szCs w:val="32"/>
+          <w:bCs/>
+        </w:rPr>
+        <w:t>Line Guard</w:t>
+      </w:r>
+      <w:r>
+        <w:rPr>
+          <w:rFonts w:ascii="TH Sarabun New" w:hAnsi="TH Sarabun New" w:cs="TH Sarabun New"/>
+          <w:b w:val="0"/>
+          <w:sz w:val="32"/>
+          <w:szCs w:val="32"/>
+        </w:rPr>
+        <w:t>, a safety event detection system for industrial production lines</w:t>
+      </w:r>
+    </w:p>
+    <w:p>
+      <w:r>
+        <w:rPr>
+          <w:rFonts w:ascii="TH Sarabun New" w:hAnsi="TH Sarabun New" w:cs="TH Sarabun New"/>
+          <w:b w:val="0"/>
+          <w:sz w:val="32"/>
+          <w:szCs w:val="32"/>
+        </w:rPr>
+        <w:t xml:space="preserve">that operates on standard CCTV footage using a </w:t>
+      </w:r>
+      <w:r>
+        <w:rPr>
+          <w:rFonts w:ascii="TH Sarabun New" w:hAnsi="TH Sarabun New" w:cs="TH Sarabun New"/>
+          <w:b/>
+          <w:sz w:val="32"/>
+          <w:szCs w:val="32"/>
+          <w:bCs/>
+        </w:rPr>
+        <w:t>Vision-Language Model (VLM)</w:t>
+      </w:r>
+      <w:r>
+        <w:rPr>
+          <w:rFonts w:ascii="TH Sarabun New" w:hAnsi="TH Sarabun New" w:cs="TH Sarabun New"/>
+          <w:b w:val="0"/>
+          <w:sz w:val="32"/>
+          <w:szCs w:val="32"/>
+        </w:rPr>
+        <w:t xml:space="preserve"> — a model that</w:t>
+      </w:r>
+    </w:p>
+    <w:p>
+      <w:r>
+        <w:rPr>
+          <w:rFonts w:ascii="TH Sarabun New" w:hAnsi="TH Sarabun New" w:cs="TH Sarabun New"/>
+          <w:b w:val="0"/>
+          <w:sz w:val="32"/>
+          <w:szCs w:val="32"/>
+        </w:rPr>
+        <w:t>interprets images and describes events in natural language. The system detects personal protective</w:t>
+      </w:r>
+    </w:p>
+    <w:p>
+      <w:r>
+        <w:rPr>
+          <w:rFonts w:ascii="TH Sarabun New" w:hAnsi="TH Sarabun New" w:cs="TH Sarabun New"/>
+          <w:b w:val="0"/>
+          <w:sz w:val="32"/>
+          <w:szCs w:val="32"/>
+        </w:rPr>
+        <w:t>equipment (PPE) violations, near-miss incidents, unauthorized personnel, and procedural deviations,</w:t>
+      </w:r>
+    </w:p>
+    <w:p>
+      <w:r>
+        <w:rPr>
+          <w:rFonts w:ascii="TH Sarabun New" w:hAnsi="TH Sarabun New" w:cs="TH Sarabun New"/>
+          <w:b w:val="0"/>
+          <w:sz w:val="32"/>
+          <w:szCs w:val="32"/>
+        </w:rPr>
+        <w:t>then automatically maps each detection to a safety rule and assigns a severity level.</w:t>
+      </w:r>
+    </w:p>
+    <w:p/>
+    <w:p>
+      <w:r>
+        <w:rPr>
+          <w:rFonts w:ascii="TH Sarabun New" w:hAnsi="TH Sarabun New" w:cs="TH Sarabun New"/>
+          <w:b w:val="0"/>
+          <w:sz w:val="32"/>
+          <w:szCs w:val="32"/>
+        </w:rPr>
+        <w:t>The key distinction from conventional approaches is that object detection systems require collecting</w:t>
+      </w:r>
+    </w:p>
+    <w:p>
+      <w:r>
+        <w:rPr>
+          <w:rFonts w:ascii="TH Sarabun New" w:hAnsi="TH Sarabun New" w:cs="TH Sarabun New"/>
+          <w:b w:val="0"/>
+          <w:sz w:val="32"/>
+          <w:szCs w:val="32"/>
+        </w:rPr>
+        <w:t>and annotating images, then retraining a model for every factory and every camera angle.</w:t>
+      </w:r>
+    </w:p>
+    <w:p>
+      <w:r>
+        <w:rPr>
+          <w:rFonts w:ascii="TH Sarabun New" w:hAnsi="TH Sarabun New" w:cs="TH Sarabun New"/>
+          <w:b/>
+          <w:sz w:val="32"/>
+          <w:szCs w:val="32"/>
+          <w:bCs/>
+        </w:rPr>
+        <w:t>This project trains nothing and uses no labeled dataset whatsoever.</w:t>
+      </w:r>
+      <w:r>
+        <w:rPr>
+          <w:rFonts w:ascii="TH Sarabun New" w:hAnsi="TH Sarabun New" w:cs="TH Sarabun New"/>
+          <w:b w:val="0"/>
+          <w:sz w:val="32"/>
+          <w:szCs w:val="32"/>
+        </w:rPr>
+        <w:t xml:space="preserve"> New safety rules are added</w:t>
+      </w:r>
+    </w:p>
+    <w:p>
+      <w:r>
+        <w:rPr>
+          <w:rFonts w:ascii="TH Sarabun New" w:hAnsi="TH Sarabun New" w:cs="TH Sarabun New"/>
+          <w:b w:val="0"/>
+          <w:sz w:val="32"/>
+          <w:szCs w:val="32"/>
+        </w:rPr>
+        <w:t>simply by extending the text prompt. The architecture is deliberately split into two tiers:</w:t>
+      </w:r>
+    </w:p>
+    <w:p>
+      <w:r>
+        <w:rPr>
+          <w:rFonts w:ascii="TH Sarabun New" w:hAnsi="TH Sarabun New" w:cs="TH Sarabun New"/>
+          <w:b w:val="0"/>
+          <w:sz w:val="32"/>
+          <w:szCs w:val="32"/>
+        </w:rPr>
+        <w:t>an alerting tier that answers short yes/no questions for reliability, and a narration tier that</w:t>
+      </w:r>
+    </w:p>
+    <w:p>
+      <w:r>
+        <w:rPr>
+          <w:rFonts w:ascii="TH Sarabun New" w:hAnsi="TH Sarabun New" w:cs="TH Sarabun New"/>
+          <w:b w:val="0"/>
+          <w:sz w:val="32"/>
+          <w:szCs w:val="32"/>
+        </w:rPr>
+        <w:t>describes events in natural language — a design choice supported by measurement rather than intuition.</w:t>
+      </w:r>
+    </w:p>
+    <w:p/>
+    <w:p>
+      <w:r>
+        <w:rPr>
+          <w:rFonts w:ascii="TH Sarabun New" w:hAnsi="TH Sarabun New" w:cs="TH Sarabun New"/>
+          <w:b w:val="0"/>
+          <w:sz w:val="32"/>
+          <w:szCs w:val="32"/>
+        </w:rPr>
+        <w:t>Evaluated on a 3-minute 39-second test clip against a ground truth built by manual frame-by-frame</w:t>
+      </w:r>
+    </w:p>
+    <w:p>
+      <w:r>
+        <w:rPr>
+          <w:rFonts w:ascii="TH Sarabun New" w:hAnsi="TH Sarabun New" w:cs="TH Sarabun New"/>
+          <w:b w:val="0"/>
+          <w:sz w:val="32"/>
+          <w:szCs w:val="32"/>
+        </w:rPr>
+        <w:t>inspection at 74 checkpoints, **the system detected 46 of 56 violations (82%) with only 5 false</w:t>
+      </w:r>
+    </w:p>
+    <w:p>
+      <w:r>
+        <w:rPr>
+          <w:rFonts w:ascii="TH Sarabun New" w:hAnsi="TH Sarabun New" w:cs="TH Sarabun New"/>
+          <w:b w:val="0"/>
+          <w:sz w:val="32"/>
+          <w:szCs w:val="32"/>
+        </w:rPr>
+        <w:t>alarms</w:t>
+      </w:r>
+      <w:r>
+        <w:rPr>
+          <w:rFonts w:ascii="TH Sarabun New" w:hAnsi="TH Sarabun New" w:cs="TH Sarabun New"/>
+          <w:b/>
+          <w:sz w:val="32"/>
+          <w:szCs w:val="32"/>
+          <w:bCs/>
+        </w:rPr>
+        <w:t xml:space="preserve"> — 100% for hard hats, 80% for face masks, and 57% for gloves. It </w:t>
+      </w:r>
+      <w:r>
+        <w:rPr>
+          <w:rFonts w:ascii="TH Sarabun New" w:hAnsi="TH Sarabun New" w:cs="TH Sarabun New"/>
+          <w:b w:val="0"/>
+          <w:sz w:val="32"/>
+          <w:szCs w:val="32"/>
+        </w:rPr>
+        <w:t>identified all 11 safety</w:t>
+      </w:r>
+    </w:p>
+    <w:p>
+      <w:r>
+        <w:rPr>
+          <w:rFonts w:ascii="TH Sarabun New" w:hAnsi="TH Sarabun New" w:cs="TH Sarabun New"/>
+          <w:b w:val="0"/>
+          <w:sz w:val="32"/>
+          <w:szCs w:val="32"/>
+        </w:rPr>
+        <w:t>events and successfully mapped every one to a safety rule</w:t>
+      </w:r>
+      <w:r>
+        <w:rPr>
+          <w:rFonts w:ascii="TH Sarabun New" w:hAnsi="TH Sarabun New" w:cs="TH Sarabun New"/>
+          <w:b/>
+          <w:sz w:val="32"/>
+          <w:szCs w:val="32"/>
+          <w:bCs/>
+        </w:rPr>
+        <w:t xml:space="preserve">, including </w:t>
+      </w:r>
+      <w:r>
+        <w:rPr>
+          <w:rFonts w:ascii="TH Sarabun New" w:hAnsi="TH Sarabun New" w:cs="TH Sarabun New"/>
+          <w:b w:val="0"/>
+          <w:sz w:val="32"/>
+          <w:szCs w:val="32"/>
+        </w:rPr>
+        <w:t>a near-miss incident that</w:t>
+      </w:r>
+    </w:p>
+    <w:p>
+      <w:r>
+        <w:rPr>
+          <w:rFonts w:ascii="TH Sarabun New" w:hAnsi="TH Sarabun New" w:cs="TH Sarabun New"/>
+          <w:b w:val="0"/>
+          <w:sz w:val="32"/>
+          <w:szCs w:val="32"/>
+        </w:rPr>
+        <w:t>the comparison model failed to detect**. It runs at 0.86× real-time video speed on two GPUs and</w:t>
+      </w:r>
+    </w:p>
+    <w:p>
+      <w:r>
+        <w:rPr>
+          <w:rFonts w:ascii="TH Sarabun New" w:hAnsi="TH Sarabun New" w:cs="TH Sarabun New"/>
+          <w:b w:val="0"/>
+          <w:sz w:val="32"/>
+          <w:szCs w:val="32"/>
+        </w:rPr>
+        <w:t>scales linearly at 1.82× when adding a second card.</w:t>
+      </w:r>
+    </w:p>
+    <w:p/>
+    <w:p>
+      <w:r>
+        <w:rPr>
+          <w:rFonts w:ascii="TH Sarabun New" w:hAnsi="TH Sarabun New" w:cs="TH Sarabun New"/>
+          <w:b w:val="0"/>
+          <w:sz w:val="32"/>
+          <w:szCs w:val="32"/>
+        </w:rPr>
+        <w:t>The principal technical finding is that **the VLM reads every box label correctly yet mis-binds</w:t>
+      </w:r>
+    </w:p>
+    <w:p>
+      <w:r>
+        <w:rPr>
+          <w:rFonts w:ascii="TH Sarabun New" w:hAnsi="TH Sarabun New" w:cs="TH Sarabun New"/>
+          <w:b w:val="0"/>
+          <w:sz w:val="32"/>
+          <w:szCs w:val="32"/>
+        </w:rPr>
+        <w:t>labels to objects when two boxes are close together**: boxes 251 pixels apart were confused 66% of</w:t>
+      </w:r>
+    </w:p>
+    <w:p>
+      <w:r>
+        <w:rPr>
+          <w:rFonts w:ascii="TH Sarabun New" w:hAnsi="TH Sarabun New" w:cs="TH Sarabun New"/>
+          <w:b w:val="0"/>
+          <w:sz w:val="32"/>
+          <w:szCs w:val="32"/>
+        </w:rPr>
+        <w:t>the time, while a box 1,053 pixels away was never misidentified. This is a structural limitation</w:t>
+      </w:r>
+    </w:p>
+    <w:p>
+      <w:r>
+        <w:rPr>
+          <w:rFonts w:ascii="TH Sarabun New" w:hAnsi="TH Sarabun New" w:cs="TH Sarabun New"/>
+          <w:b w:val="0"/>
+          <w:sz w:val="32"/>
+          <w:szCs w:val="32"/>
+        </w:rPr>
+        <w:t>that prompt engineering cannot fix. The project addresses it by **letting code define the scope of</w:t>
+      </w:r>
+    </w:p>
+    <w:p>
+      <w:r>
+        <w:rPr>
+          <w:rFonts w:ascii="TH Sarabun New" w:hAnsi="TH Sarabun New" w:cs="TH Sarabun New"/>
+          <w:b w:val="0"/>
+          <w:sz w:val="32"/>
+          <w:szCs w:val="32"/>
+        </w:rPr>
+        <w:t>each question so the model only answers about what is inside a given crop**, raising accuracy to</w:t>
+      </w:r>
+    </w:p>
+    <w:p>
+      <w:r>
+        <w:rPr>
+          <w:rFonts w:ascii="TH Sarabun New" w:hAnsi="TH Sarabun New" w:cs="TH Sarabun New"/>
+          <w:b w:val="0"/>
+          <w:sz w:val="32"/>
+          <w:szCs w:val="32"/>
+        </w:rPr>
+        <w:t>8 out of 8 checks.</w:t>
+      </w:r>
+    </w:p>
+    <w:p/>
+    <w:p>
+      <w:r>
+        <w:rPr>
+          <w:rFonts w:ascii="TH Sarabun New" w:hAnsi="TH Sarabun New" w:cs="TH Sarabun New"/>
+          <w:b w:val="0"/>
+          <w:sz w:val="32"/>
+          <w:szCs w:val="32"/>
+        </w:rPr>
+        <w:t>The main limitation is that evaluation was performed on a single video clip, and accuracy at the</w:t>
+      </w:r>
+    </w:p>
+    <w:p>
+      <w:r>
+        <w:rPr>
+          <w:rFonts w:ascii="TH Sarabun New" w:hAnsi="TH Sarabun New" w:cs="TH Sarabun New"/>
+          <w:b w:val="0"/>
+          <w:sz w:val="32"/>
+          <w:szCs w:val="32"/>
+        </w:rPr>
+        <w:t>current level positions the system as a screening aid for safety officers rather than an autonomous</w:t>
+      </w:r>
+    </w:p>
+    <w:p>
+      <w:r>
+        <w:rPr>
+          <w:rFonts w:ascii="TH Sarabun New" w:hAnsi="TH Sarabun New" w:cs="TH Sarabun New"/>
+          <w:b w:val="0"/>
+          <w:sz w:val="32"/>
+          <w:szCs w:val="32"/>
+        </w:rPr>
+        <w:t>decision maker.</w:t>
+      </w:r>
+    </w:p>
+    <w:p/>
+    <w:p>
+      <w:r>
+        <w:rPr>
+          <w:rFonts w:ascii="TH Sarabun New" w:hAnsi="TH Sarabun New" w:cs="TH Sarabun New"/>
+          <w:b/>
+          <w:sz w:val="32"/>
+          <w:szCs w:val="32"/>
+          <w:bCs/>
+        </w:rPr>
+        <w:t>Keywords:</w:t>
+      </w:r>
+      <w:r>
+        <w:rPr>
+          <w:rFonts w:ascii="TH Sarabun New" w:hAnsi="TH Sarabun New" w:cs="TH Sarabun New"/>
+          <w:b w:val="0"/>
+          <w:sz w:val="32"/>
+          <w:szCs w:val="32"/>
+        </w:rPr>
+        <w:t xml:space="preserve"> Vision-Language Model · Industrial Safety · Video Event Detection ·</w:t>
+      </w:r>
+    </w:p>
+    <w:p>
+      <w:r>
+        <w:rPr>
+          <w:rFonts w:ascii="TH Sarabun New" w:hAnsi="TH Sarabun New" w:cs="TH Sarabun New"/>
+          <w:b w:val="0"/>
+          <w:sz w:val="32"/>
+          <w:szCs w:val="32"/>
+        </w:rPr>
+        <w:t>Personal Protective Equipment (PPE) · Near-Miss Detection · Zero-Shot Learning · CCTV Analytics</w:t>
+      </w:r>
+    </w:p>
+    <w:p/>
     <w:p>
       <w:r>
         <w:br w:type="page"/>

--- a/รายงาน_Line-Guard_รวม.docx
+++ b/รายงาน_Line-Guard_รวม.docx
@@ -42,7 +42,7 @@
           <w:szCs w:val="60"/>
           <w:bCs/>
         </w:rPr>
-        <w:t>Line Guard</w:t>
+        <w:t>SAFEVISION AI</w:t>
       </w:r>
     </w:p>
     <w:p>
@@ -99,7 +99,7 @@
           <w:sz w:val="36"/>
           <w:szCs w:val="36"/>
         </w:rPr>
-        <w:t>Line Guard: A Vision-Language Model Approach to</w:t>
+        <w:t>SAFEVISION AI: A Vision-Language Model Approach to</w:t>
       </w:r>
     </w:p>
     <w:p>
@@ -141,7 +141,7 @@
           <w:szCs w:val="40"/>
           <w:bCs/>
         </w:rPr>
-        <w:t>บทคัดย่อ · บทที่ 5 · 7 · 8 · 9 · เอกสารอ้างอิง</w:t>
+        <w:t>บทคัดย่อ · บทที่ 5 · 7 · 8 · 9 · เอกสารอ้างอิง · ภาคผนวก</w:t>
       </w:r>
     </w:p>
     <w:p>
@@ -332,7 +332,7 @@
           <w:szCs w:val="32"/>
           <w:bCs/>
         </w:rPr>
-        <w:t>Line Guard</w:t>
+        <w:t>SAFEVISION AI</w:t>
       </w:r>
       <w:r>
         <w:rPr>
@@ -674,7 +674,7 @@
           <w:szCs w:val="32"/>
           <w:bCs/>
         </w:rPr>
-        <w:t>Line Guard</w:t>
+        <w:t>SAFEVISION AI</w:t>
       </w:r>
       <w:r>
         <w:rPr>
@@ -17140,6 +17140,2872 @@
           <w:szCs w:val="32"/>
         </w:rPr>
         <w:t>ที่ไม่มีชุดข้อมูลติดป้ายกำกับ</w:t>
+      </w:r>
+    </w:p>
+    <w:p/>
+    <w:p>
+      <w:r>
+        <w:br w:type="page"/>
+      </w:r>
+    </w:p>
+    <w:p>
+      <w:r>
+        <w:rPr>
+          <w:rFonts w:ascii="TH Sarabun New" w:hAnsi="TH Sarabun New" w:cs="TH Sarabun New"/>
+          <w:b/>
+          <w:sz w:val="40"/>
+          <w:szCs w:val="40"/>
+          <w:bCs/>
+        </w:rPr>
+        <w:t>ภาคผนวก ก — คู่มือการติดตั้งอย่างละเอียด</w:t>
+      </w:r>
+    </w:p>
+    <w:p/>
+    <w:p>
+      <w:pPr>
+        <w:ind w:left="504"/>
+      </w:pPr>
+      <w:r>
+        <w:rPr>
+          <w:rFonts w:ascii="TH Sarabun New" w:hAnsi="TH Sarabun New" w:cs="TH Sarabun New"/>
+          <w:b w:val="0"/>
+          <w:i/>
+          <w:sz w:val="30"/>
+          <w:szCs w:val="30"/>
+        </w:rPr>
+        <w:t>คู่มือนี้เขียนจากขั้นตอนที่ใช้จริงในโครงงาน ทุกคำสั่งผ่านการรันจริงแล้ว</w:t>
+      </w:r>
+    </w:p>
+    <w:p>
+      <w:pPr>
+        <w:ind w:left="504"/>
+      </w:pPr>
+      <w:r>
+        <w:rPr>
+          <w:rFonts w:ascii="TH Sarabun New" w:hAnsi="TH Sarabun New" w:cs="TH Sarabun New"/>
+          <w:b w:val="0"/>
+          <w:i/>
+          <w:sz w:val="30"/>
+          <w:szCs w:val="30"/>
+        </w:rPr>
+        <w:t>รวมถึงข้อผิดพลาดที่เคยเจอและวิธีแก้ เพื่อให้ผู้ติดตั้งไม่ต้องเสียเวลาลองผิดซ้ำ</w:t>
+      </w:r>
+    </w:p>
+    <w:p/>
+    <w:p>
+      <w:r>
+        <w:rPr>
+          <w:rFonts w:ascii="TH Sarabun New" w:hAnsi="TH Sarabun New" w:cs="TH Sarabun New"/>
+          <w:b/>
+          <w:sz w:val="36"/>
+          <w:szCs w:val="36"/>
+          <w:bCs/>
+        </w:rPr>
+        <w:t>ก.1 ความต้องการของระบบ</w:t>
+      </w:r>
+    </w:p>
+    <w:p/>
+    <w:tbl>
+      <w:tblPr>
+        <w:tblStyle w:val="TableGrid"/>
+        <w:tblW w:type="auto" w:w="0"/>
+        <w:tblLook w:firstColumn="1" w:firstRow="1" w:lastColumn="0" w:lastRow="0" w:noHBand="0" w:noVBand="1" w:val="04A0"/>
+      </w:tblPr>
+      <w:tblGrid>
+        <w:gridCol w:w="3010"/>
+        <w:gridCol w:w="3010"/>
+        <w:gridCol w:w="3010"/>
+      </w:tblGrid>
+      <w:tr>
+        <w:tc>
+          <w:tcPr>
+            <w:tcW w:type="dxa" w:w="3010"/>
+          </w:tcPr>
+          <w:p>
+            <w:r>
+              <w:rPr>
+                <w:b/>
+              </w:rPr>
+            </w:r>
+            <w:r>
+              <w:rPr>
+                <w:rFonts w:ascii="TH Sarabun New" w:hAnsi="TH Sarabun New" w:cs="TH Sarabun New"/>
+                <w:b/>
+                <w:sz w:val="28"/>
+                <w:szCs w:val="28"/>
+              </w:rPr>
+              <w:t>ส่วนประกอบ</w:t>
+            </w:r>
+          </w:p>
+        </w:tc>
+        <w:tc>
+          <w:tcPr>
+            <w:tcW w:type="dxa" w:w="3010"/>
+          </w:tcPr>
+          <w:p>
+            <w:r>
+              <w:rPr>
+                <w:b/>
+              </w:rPr>
+            </w:r>
+            <w:r>
+              <w:rPr>
+                <w:rFonts w:ascii="TH Sarabun New" w:hAnsi="TH Sarabun New" w:cs="TH Sarabun New"/>
+                <w:b/>
+                <w:sz w:val="28"/>
+                <w:szCs w:val="28"/>
+              </w:rPr>
+              <w:t>ข้อกำหนดขั้นต่ำ</w:t>
+            </w:r>
+          </w:p>
+        </w:tc>
+        <w:tc>
+          <w:tcPr>
+            <w:tcW w:type="dxa" w:w="3010"/>
+          </w:tcPr>
+          <w:p>
+            <w:r>
+              <w:rPr>
+                <w:b/>
+              </w:rPr>
+            </w:r>
+            <w:r>
+              <w:rPr>
+                <w:rFonts w:ascii="TH Sarabun New" w:hAnsi="TH Sarabun New" w:cs="TH Sarabun New"/>
+                <w:b/>
+                <w:sz w:val="28"/>
+                <w:szCs w:val="28"/>
+              </w:rPr>
+              <w:t>เหตุผล</w:t>
+            </w:r>
+          </w:p>
+        </w:tc>
+      </w:tr>
+      <w:tr>
+        <w:tc>
+          <w:tcPr>
+            <w:tcW w:type="dxa" w:w="3010"/>
+          </w:tcPr>
+          <w:p>
+            <w:r/>
+            <w:r>
+              <w:rPr>
+                <w:rFonts w:ascii="TH Sarabun New" w:hAnsi="TH Sarabun New" w:cs="TH Sarabun New"/>
+                <w:b w:val="0"/>
+                <w:sz w:val="28"/>
+                <w:szCs w:val="28"/>
+              </w:rPr>
+              <w:t>การ์ดจอ</w:t>
+            </w:r>
+          </w:p>
+        </w:tc>
+        <w:tc>
+          <w:tcPr>
+            <w:tcW w:type="dxa" w:w="3010"/>
+          </w:tcPr>
+          <w:p>
+            <w:r/>
+            <w:r>
+              <w:rPr>
+                <w:rFonts w:ascii="TH Sarabun New" w:hAnsi="TH Sarabun New" w:cs="TH Sarabun New"/>
+                <w:b/>
+                <w:sz w:val="28"/>
+                <w:szCs w:val="28"/>
+                <w:bCs/>
+              </w:rPr>
+              <w:t>หน่วยความจำ 24 GB ขึ้นไป</w:t>
+            </w:r>
+          </w:p>
+        </w:tc>
+        <w:tc>
+          <w:tcPr>
+            <w:tcW w:type="dxa" w:w="3010"/>
+          </w:tcPr>
+          <w:p>
+            <w:r/>
+            <w:r>
+              <w:rPr>
+                <w:rFonts w:ascii="TH Sarabun New" w:hAnsi="TH Sarabun New" w:cs="TH Sarabun New"/>
+                <w:b w:val="0"/>
+                <w:sz w:val="28"/>
+                <w:szCs w:val="28"/>
+              </w:rPr>
+              <w:t>แบบจำลองขนาด 8 พันล้านพารามิเตอร์แบบ BF16 ใช้ประมาณ 22 GB</w:t>
+            </w:r>
+          </w:p>
+        </w:tc>
+      </w:tr>
+      <w:tr>
+        <w:tc>
+          <w:tcPr>
+            <w:tcW w:type="dxa" w:w="3010"/>
+          </w:tcPr>
+          <w:p>
+            <w:r/>
+            <w:r>
+              <w:rPr>
+                <w:rFonts w:ascii="TH Sarabun New" w:hAnsi="TH Sarabun New" w:cs="TH Sarabun New"/>
+                <w:b w:val="0"/>
+                <w:sz w:val="28"/>
+                <w:szCs w:val="28"/>
+              </w:rPr>
+              <w:t>จำนวนการ์ดจอ</w:t>
+            </w:r>
+          </w:p>
+        </w:tc>
+        <w:tc>
+          <w:tcPr>
+            <w:tcW w:type="dxa" w:w="3010"/>
+          </w:tcPr>
+          <w:p>
+            <w:r/>
+            <w:r>
+              <w:rPr>
+                <w:rFonts w:ascii="TH Sarabun New" w:hAnsi="TH Sarabun New" w:cs="TH Sarabun New"/>
+                <w:b w:val="0"/>
+                <w:sz w:val="28"/>
+                <w:szCs w:val="28"/>
+              </w:rPr>
+              <w:t xml:space="preserve">1 ใบ (โหมดเล่นย้อนหลัง) / </w:t>
+            </w:r>
+            <w:r>
+              <w:rPr>
+                <w:rFonts w:ascii="TH Sarabun New" w:hAnsi="TH Sarabun New" w:cs="TH Sarabun New"/>
+                <w:b/>
+                <w:sz w:val="28"/>
+                <w:szCs w:val="28"/>
+                <w:bCs/>
+              </w:rPr>
+              <w:t>2 ใบ (โหมดสด)</w:t>
+            </w:r>
+          </w:p>
+        </w:tc>
+        <w:tc>
+          <w:tcPr>
+            <w:tcW w:type="dxa" w:w="3010"/>
+          </w:tcPr>
+          <w:p>
+            <w:r/>
+            <w:r>
+              <w:rPr>
+                <w:rFonts w:ascii="TH Sarabun New" w:hAnsi="TH Sarabun New" w:cs="TH Sarabun New"/>
+                <w:b w:val="0"/>
+                <w:sz w:val="28"/>
+                <w:szCs w:val="28"/>
+              </w:rPr>
+              <w:t>2 ใบจึงจะประมวลผลได้ทุก 1 วินาที (0.86 เท่าของความเร็ววิดีโอ)</w:t>
+            </w:r>
+          </w:p>
+        </w:tc>
+      </w:tr>
+      <w:tr>
+        <w:tc>
+          <w:tcPr>
+            <w:tcW w:type="dxa" w:w="3010"/>
+          </w:tcPr>
+          <w:p>
+            <w:r/>
+            <w:r>
+              <w:rPr>
+                <w:rFonts w:ascii="TH Sarabun New" w:hAnsi="TH Sarabun New" w:cs="TH Sarabun New"/>
+                <w:b w:val="0"/>
+                <w:sz w:val="28"/>
+                <w:szCs w:val="28"/>
+              </w:rPr>
+              <w:t>ระบบปฏิบัติการ</w:t>
+            </w:r>
+          </w:p>
+        </w:tc>
+        <w:tc>
+          <w:tcPr>
+            <w:tcW w:type="dxa" w:w="3010"/>
+          </w:tcPr>
+          <w:p>
+            <w:r/>
+            <w:r>
+              <w:rPr>
+                <w:rFonts w:ascii="TH Sarabun New" w:hAnsi="TH Sarabun New" w:cs="TH Sarabun New"/>
+                <w:b/>
+                <w:sz w:val="28"/>
+                <w:szCs w:val="28"/>
+                <w:bCs/>
+              </w:rPr>
+              <w:t>Linux + CUDA</w:t>
+            </w:r>
+          </w:p>
+        </w:tc>
+        <w:tc>
+          <w:tcPr>
+            <w:tcW w:type="dxa" w:w="3010"/>
+          </w:tcPr>
+          <w:p>
+            <w:r/>
+            <w:r>
+              <w:rPr>
+                <w:rFonts w:ascii="TH Sarabun New" w:hAnsi="TH Sarabun New" w:cs="TH Sarabun New"/>
+                <w:b w:val="0"/>
+                <w:sz w:val="28"/>
+                <w:szCs w:val="28"/>
+              </w:rPr>
+              <w:t>ระบบให้บริการแบบจำลอง (vLLM) ไม่รองรับ Windows</w:t>
+            </w:r>
+          </w:p>
+        </w:tc>
+      </w:tr>
+      <w:tr>
+        <w:tc>
+          <w:tcPr>
+            <w:tcW w:type="dxa" w:w="3010"/>
+          </w:tcPr>
+          <w:p>
+            <w:r/>
+            <w:r>
+              <w:rPr>
+                <w:rFonts w:ascii="TH Sarabun New" w:hAnsi="TH Sarabun New" w:cs="TH Sarabun New"/>
+                <w:b w:val="0"/>
+                <w:sz w:val="28"/>
+                <w:szCs w:val="28"/>
+              </w:rPr>
+              <w:t>พื้นที่ดิสก์</w:t>
+            </w:r>
+          </w:p>
+        </w:tc>
+        <w:tc>
+          <w:tcPr>
+            <w:tcW w:type="dxa" w:w="3010"/>
+          </w:tcPr>
+          <w:p>
+            <w:r/>
+            <w:r>
+              <w:rPr>
+                <w:rFonts w:ascii="TH Sarabun New" w:hAnsi="TH Sarabun New" w:cs="TH Sarabun New"/>
+                <w:b w:val="0"/>
+                <w:sz w:val="28"/>
+                <w:szCs w:val="28"/>
+              </w:rPr>
+              <w:t>ประมาณ 20 GB</w:t>
+            </w:r>
+          </w:p>
+        </w:tc>
+        <w:tc>
+          <w:tcPr>
+            <w:tcW w:type="dxa" w:w="3010"/>
+          </w:tcPr>
+          <w:p>
+            <w:r/>
+            <w:r>
+              <w:rPr>
+                <w:rFonts w:ascii="TH Sarabun New" w:hAnsi="TH Sarabun New" w:cs="TH Sarabun New"/>
+                <w:b w:val="0"/>
+                <w:sz w:val="28"/>
+                <w:szCs w:val="28"/>
+              </w:rPr>
+              <w:t>น้ำหนักแบบจำลอง + เฟรมภาพ</w:t>
+            </w:r>
+          </w:p>
+        </w:tc>
+      </w:tr>
+    </w:tbl>
+    <w:p/>
+    <w:p>
+      <w:r>
+        <w:rPr>
+          <w:rFonts w:ascii="TH Sarabun New" w:hAnsi="TH Sarabun New" w:cs="TH Sarabun New"/>
+          <w:b/>
+          <w:sz w:val="32"/>
+          <w:szCs w:val="32"/>
+          <w:bCs/>
+        </w:rPr>
+        <w:t>สภาพแวดล้อมที่ใช้จริงในโครงงาน</w:t>
+      </w:r>
+      <w:r>
+        <w:rPr>
+          <w:rFonts w:ascii="TH Sarabun New" w:hAnsi="TH Sarabun New" w:cs="TH Sarabun New"/>
+          <w:b w:val="0"/>
+          <w:sz w:val="32"/>
+          <w:szCs w:val="32"/>
+        </w:rPr>
+        <w:t xml:space="preserve"> — การ์ดจอ NVIDIA GeForce RTX 4090 จำนวน 2 ใบ</w:t>
+      </w:r>
+    </w:p>
+    <w:p>
+      <w:r>
+        <w:rPr>
+          <w:rFonts w:ascii="TH Sarabun New" w:hAnsi="TH Sarabun New" w:cs="TH Sarabun New"/>
+          <w:b w:val="0"/>
+          <w:sz w:val="32"/>
+          <w:szCs w:val="32"/>
+        </w:rPr>
+        <w:t>(หน่วยความจำ 24,564 MiB ต่อใบ) · ไดรเวอร์ 595.71.05 · หน่วยประมวลผล AMD EPYC 7282 (32 เธรด)</w:t>
+      </w:r>
+    </w:p>
+    <w:p>
+      <w:r>
+        <w:rPr>
+          <w:rFonts w:ascii="TH Sarabun New" w:hAnsi="TH Sarabun New" w:cs="TH Sarabun New"/>
+          <w:b w:val="0"/>
+          <w:sz w:val="32"/>
+          <w:szCs w:val="32"/>
+        </w:rPr>
+        <w:t>· หน่วยความจำหลัก 125 GB · Python 3.12.13 · PyTorch 2.11.0+cu130 · CUDA 13.0 · vLLM 0.25.0</w:t>
+      </w:r>
+    </w:p>
+    <w:p/>
+    <w:p>
+      <w:r>
+        <w:rPr>
+          <w:rFonts w:ascii="TH Sarabun New" w:hAnsi="TH Sarabun New" w:cs="TH Sarabun New"/>
+          <w:b/>
+          <w:sz w:val="36"/>
+          <w:szCs w:val="36"/>
+          <w:bCs/>
+        </w:rPr>
+        <w:t>ก.2 ขั้นตอนที่ 1 — เตรียมเครื่องและดาวน์โหลดแบบจำลอง</w:t>
+      </w:r>
+    </w:p>
+    <w:p/>
+    <w:p>
+      <w:r>
+        <w:rPr>
+          <w:rFonts w:ascii="TH Sarabun New" w:hAnsi="TH Sarabun New" w:cs="TH Sarabun New"/>
+          <w:b w:val="0"/>
+          <w:sz w:val="32"/>
+          <w:szCs w:val="32"/>
+        </w:rPr>
+        <w:t>แบบจำลอง Cosmos-Reason2-8B เป็นแบบจำลองที่ต้องขอสิทธิ์เข้าถึงก่อน (gated model)</w:t>
+      </w:r>
+    </w:p>
+    <w:p>
+      <w:r>
+        <w:rPr>
+          <w:rFonts w:ascii="TH Sarabun New" w:hAnsi="TH Sarabun New" w:cs="TH Sarabun New"/>
+          <w:b w:val="0"/>
+          <w:sz w:val="32"/>
+          <w:szCs w:val="32"/>
+        </w:rPr>
+        <w:t>จึงต้องเข้าสู่ระบบ Hugging Face ด้วยโทเคนส่วนตัวก่อนดาวน์โหลด</w:t>
+      </w:r>
+    </w:p>
+    <w:p/>
+    <w:p>
+      <w:pPr>
+        <w:ind w:left="432"/>
+      </w:pPr>
+      <w:r>
+        <w:rPr>
+          <w:rFonts w:ascii="Courier New" w:hAnsi="Courier New" w:cs="Courier New"/>
+          <w:b w:val="0"/>
+          <w:sz w:val="26"/>
+          <w:szCs w:val="26"/>
+        </w:rPr>
+        <w:t>pip install "huggingface_hub[cli]"</w:t>
+      </w:r>
+    </w:p>
+    <w:p>
+      <w:pPr>
+        <w:ind w:left="432"/>
+      </w:pPr>
+      <w:r>
+        <w:rPr>
+          <w:rFonts w:ascii="Courier New" w:hAnsi="Courier New" w:cs="Courier New"/>
+          <w:b w:val="0"/>
+          <w:sz w:val="26"/>
+          <w:szCs w:val="26"/>
+        </w:rPr>
+        <w:t>hf auth login                      # ใส่โทเคนจาก huggingface.co/settings/tokens</w:t>
+      </w:r>
+    </w:p>
+    <w:p>
+      <w:pPr>
+        <w:ind w:left="432"/>
+      </w:pPr>
+      <w:r>
+        <w:rPr>
+          <w:rFonts w:ascii="Courier New" w:hAnsi="Courier New" w:cs="Courier New"/>
+          <w:b w:val="0"/>
+          <w:sz w:val="26"/>
+          <w:szCs w:val="26"/>
+        </w:rPr>
+        <w:t>hf download nvidia/Cosmos-Reason2-8B --local-dir /workspace/models</w:t>
+      </w:r>
+    </w:p>
+    <w:p/>
+    <w:p>
+      <w:pPr>
+        <w:ind w:left="504"/>
+      </w:pPr>
+      <w:r>
+        <w:rPr>
+          <w:rFonts w:ascii="TH Sarabun New" w:hAnsi="TH Sarabun New" w:cs="TH Sarabun New"/>
+          <w:b/>
+          <w:i/>
+          <w:sz w:val="30"/>
+          <w:szCs w:val="30"/>
+          <w:bCs/>
+        </w:rPr>
+        <w:t>ข้อควรระวัง:</w:t>
+      </w:r>
+      <w:r>
+        <w:rPr>
+          <w:rFonts w:ascii="TH Sarabun New" w:hAnsi="TH Sarabun New" w:cs="TH Sarabun New"/>
+          <w:b w:val="0"/>
+          <w:i/>
+          <w:sz w:val="30"/>
+          <w:szCs w:val="30"/>
+        </w:rPr>
+        <w:t xml:space="preserve"> คำสั่ง </w:t>
+      </w:r>
+      <w:r>
+        <w:rPr>
+          <w:rFonts w:ascii="Courier New" w:hAnsi="Courier New" w:cs="Courier New"/>
+          <w:b w:val="0"/>
+          <w:i/>
+          <w:sz w:val="26"/>
+          <w:szCs w:val="26"/>
+        </w:rPr>
+        <w:t>huggingface-cli</w:t>
+      </w:r>
+      <w:r>
+        <w:rPr>
+          <w:rFonts w:ascii="TH Sarabun New" w:hAnsi="TH Sarabun New" w:cs="TH Sarabun New"/>
+          <w:b w:val="0"/>
+          <w:i/>
+          <w:sz w:val="30"/>
+          <w:szCs w:val="30"/>
+        </w:rPr>
+        <w:t xml:space="preserve"> แบบเดิมถูกยกเลิกแล้ว ให้ใช้ </w:t>
+      </w:r>
+      <w:r>
+        <w:rPr>
+          <w:rFonts w:ascii="Courier New" w:hAnsi="Courier New" w:cs="Courier New"/>
+          <w:b w:val="0"/>
+          <w:i/>
+          <w:sz w:val="26"/>
+          <w:szCs w:val="26"/>
+        </w:rPr>
+        <w:t>hf</w:t>
+      </w:r>
+      <w:r>
+        <w:rPr>
+          <w:rFonts w:ascii="TH Sarabun New" w:hAnsi="TH Sarabun New" w:cs="TH Sarabun New"/>
+          <w:b w:val="0"/>
+          <w:i/>
+          <w:sz w:val="30"/>
+          <w:szCs w:val="30"/>
+        </w:rPr>
+        <w:t xml:space="preserve"> แทน</w:t>
+      </w:r>
+    </w:p>
+    <w:p>
+      <w:pPr>
+        <w:ind w:left="504"/>
+      </w:pPr>
+      <w:r>
+        <w:rPr>
+          <w:rFonts w:ascii="TH Sarabun New" w:hAnsi="TH Sarabun New" w:cs="TH Sarabun New"/>
+          <w:b w:val="0"/>
+          <w:i/>
+          <w:sz w:val="30"/>
+          <w:szCs w:val="30"/>
+        </w:rPr>
+        <w:t xml:space="preserve">และ </w:t>
+      </w:r>
+      <w:r>
+        <w:rPr>
+          <w:rFonts w:ascii="TH Sarabun New" w:hAnsi="TH Sarabun New" w:cs="TH Sarabun New"/>
+          <w:b/>
+          <w:i/>
+          <w:sz w:val="30"/>
+          <w:szCs w:val="30"/>
+          <w:bCs/>
+        </w:rPr>
+        <w:t>ควรเพิกถอนโทเคนหลังใช้งานเสร็จ</w:t>
+      </w:r>
+      <w:r>
+        <w:rPr>
+          <w:rFonts w:ascii="TH Sarabun New" w:hAnsi="TH Sarabun New" w:cs="TH Sarabun New"/>
+          <w:b w:val="0"/>
+          <w:i/>
+          <w:sz w:val="30"/>
+          <w:szCs w:val="30"/>
+        </w:rPr>
+        <w:t xml:space="preserve"> โดยเฉพาะเมื่อทำงานบนเครื่องเช่า</w:t>
+      </w:r>
+    </w:p>
+    <w:p/>
+    <w:p>
+      <w:r>
+        <w:rPr>
+          <w:rFonts w:ascii="TH Sarabun New" w:hAnsi="TH Sarabun New" w:cs="TH Sarabun New"/>
+          <w:b/>
+          <w:sz w:val="36"/>
+          <w:szCs w:val="36"/>
+          <w:bCs/>
+        </w:rPr>
+        <w:t>ก.3 ขั้นตอนที่ 2 — ตรวจสอบว่าเครื่องว่างจริง</w:t>
+      </w:r>
+    </w:p>
+    <w:p/>
+    <w:p>
+      <w:r>
+        <w:rPr>
+          <w:rFonts w:ascii="TH Sarabun New" w:hAnsi="TH Sarabun New" w:cs="TH Sarabun New"/>
+          <w:b/>
+          <w:sz w:val="32"/>
+          <w:szCs w:val="32"/>
+          <w:bCs/>
+        </w:rPr>
+        <w:t>ขั้นตอนนี้ห้ามข้าม</w:t>
+      </w:r>
+      <w:r>
+        <w:rPr>
+          <w:rFonts w:ascii="TH Sarabun New" w:hAnsi="TH Sarabun New" w:cs="TH Sarabun New"/>
+          <w:b w:val="0"/>
+          <w:sz w:val="32"/>
+          <w:szCs w:val="32"/>
+        </w:rPr>
+        <w:t xml:space="preserve"> โดยเฉพาะเมื่อใช้เครื่องเช่า เพราะแม่แบบของผู้ให้บริการมักรันแบบจำลองอื่น</w:t>
+      </w:r>
+    </w:p>
+    <w:p>
+      <w:r>
+        <w:rPr>
+          <w:rFonts w:ascii="TH Sarabun New" w:hAnsi="TH Sarabun New" w:cs="TH Sarabun New"/>
+          <w:b w:val="0"/>
+          <w:sz w:val="32"/>
+          <w:szCs w:val="32"/>
+        </w:rPr>
+        <w:t>ค้างไว้และจองหน่วยความจำการ์ดจอไว้ทั้งหมด ทำให้ติดตั้งไม่สำเร็จโดยไม่มีข้อความบอกสาเหตุชัดเจน</w:t>
+      </w:r>
+    </w:p>
+    <w:p/>
+    <w:p>
+      <w:pPr>
+        <w:ind w:left="432"/>
+      </w:pPr>
+      <w:r>
+        <w:rPr>
+          <w:rFonts w:ascii="Courier New" w:hAnsi="Courier New" w:cs="Courier New"/>
+          <w:b w:val="0"/>
+          <w:sz w:val="26"/>
+          <w:szCs w:val="26"/>
+        </w:rPr>
+        <w:t>nvidia-smi                         # ดูว่ามีโปรแกรมใดจองหน่วยความจำการ์ดจออยู่</w:t>
+      </w:r>
+    </w:p>
+    <w:p>
+      <w:pPr>
+        <w:ind w:left="432"/>
+      </w:pPr>
+      <w:r>
+        <w:rPr>
+          <w:rFonts w:ascii="Courier New" w:hAnsi="Courier New" w:cs="Courier New"/>
+          <w:b w:val="0"/>
+          <w:sz w:val="26"/>
+          <w:szCs w:val="26"/>
+        </w:rPr>
+        <w:t>supervisorctl stop vllm            # หยุดบริการที่แม่แบบรันค้างไว้ (ถ้ามี)</w:t>
+      </w:r>
+    </w:p>
+    <w:p>
+      <w:pPr>
+        <w:ind w:left="432"/>
+      </w:pPr>
+      <w:r>
+        <w:rPr>
+          <w:rFonts w:ascii="Courier New" w:hAnsi="Courier New" w:cs="Courier New"/>
+          <w:b w:val="0"/>
+          <w:sz w:val="26"/>
+          <w:szCs w:val="26"/>
+        </w:rPr>
+        <w:t>kill &lt;PID ที่เห็นจาก nvidia-smi&gt;    # ปิดโปรแกรมที่ยังค้าง</w:t>
+      </w:r>
+    </w:p>
+    <w:p>
+      <w:pPr>
+        <w:ind w:left="432"/>
+      </w:pPr>
+      <w:r>
+        <w:rPr>
+          <w:rFonts w:ascii="Courier New" w:hAnsi="Courier New" w:cs="Courier New"/>
+          <w:b w:val="0"/>
+          <w:sz w:val="26"/>
+          <w:szCs w:val="26"/>
+        </w:rPr>
+        <w:t>nvidia-smi                         # ยืนยันว่าหน่วยความจำว่างแล้วทั้งสองใบ</w:t>
+      </w:r>
+    </w:p>
+    <w:p/>
+    <w:p>
+      <w:pPr>
+        <w:ind w:left="504"/>
+      </w:pPr>
+      <w:r>
+        <w:rPr>
+          <w:rFonts w:ascii="TH Sarabun New" w:hAnsi="TH Sarabun New" w:cs="TH Sarabun New"/>
+          <w:b/>
+          <w:i/>
+          <w:sz w:val="30"/>
+          <w:szCs w:val="30"/>
+          <w:bCs/>
+        </w:rPr>
+        <w:t>ข้อควรระวัง 2 ข้อที่เจอจริง</w:t>
+      </w:r>
+    </w:p>
+    <w:p>
+      <w:pPr>
+        <w:ind w:left="504"/>
+      </w:pPr>
+      <w:r>
+        <w:rPr>
+          <w:rFonts w:ascii="TH Sarabun New" w:hAnsi="TH Sarabun New" w:cs="TH Sarabun New"/>
+          <w:b w:val="0"/>
+          <w:i/>
+          <w:sz w:val="30"/>
+          <w:szCs w:val="30"/>
+        </w:rPr>
+        <w:t xml:space="preserve">1. </w:t>
+      </w:r>
+      <w:r>
+        <w:rPr>
+          <w:rFonts w:ascii="TH Sarabun New" w:hAnsi="TH Sarabun New" w:cs="TH Sarabun New"/>
+          <w:b/>
+          <w:i/>
+          <w:sz w:val="30"/>
+          <w:szCs w:val="30"/>
+          <w:bCs/>
+        </w:rPr>
+        <w:t>อย่าใช้ `pgrep` ค้นหาโปรแกรมเพื่อสั่งปิด</w:t>
+      </w:r>
+      <w:r>
+        <w:rPr>
+          <w:rFonts w:ascii="TH Sarabun New" w:hAnsi="TH Sarabun New" w:cs="TH Sarabun New"/>
+          <w:b w:val="0"/>
+          <w:i/>
+          <w:sz w:val="30"/>
+          <w:szCs w:val="30"/>
+        </w:rPr>
+        <w:t xml:space="preserve"> เพราะคำสั่งจะจับตัวเองไปด้วย</w:t>
+      </w:r>
+    </w:p>
+    <w:p>
+      <w:pPr>
+        <w:ind w:left="504"/>
+      </w:pPr>
+      <w:r>
+        <w:rPr>
+          <w:rFonts w:ascii="TH Sarabun New" w:hAnsi="TH Sarabun New" w:cs="TH Sarabun New"/>
+          <w:b w:val="0"/>
+          <w:i/>
+          <w:sz w:val="30"/>
+          <w:szCs w:val="30"/>
+        </w:rPr>
+        <w:t xml:space="preserve">   ให้อ่านรายการโปรแกรมจาก </w:t>
+      </w:r>
+      <w:r>
+        <w:rPr>
+          <w:rFonts w:ascii="Courier New" w:hAnsi="Courier New" w:cs="Courier New"/>
+          <w:b w:val="0"/>
+          <w:i/>
+          <w:sz w:val="26"/>
+          <w:szCs w:val="26"/>
+        </w:rPr>
+        <w:t>nvidia-smi</w:t>
+      </w:r>
+      <w:r>
+        <w:rPr>
+          <w:rFonts w:ascii="TH Sarabun New" w:hAnsi="TH Sarabun New" w:cs="TH Sarabun New"/>
+          <w:b w:val="0"/>
+          <w:i/>
+          <w:sz w:val="30"/>
+          <w:szCs w:val="30"/>
+        </w:rPr>
+        <w:t xml:space="preserve"> โดยตรง</w:t>
+      </w:r>
+    </w:p>
+    <w:p>
+      <w:pPr>
+        <w:ind w:left="504"/>
+      </w:pPr>
+      <w:r>
+        <w:rPr>
+          <w:rFonts w:ascii="TH Sarabun New" w:hAnsi="TH Sarabun New" w:cs="TH Sarabun New"/>
+          <w:b w:val="0"/>
+          <w:i/>
+          <w:sz w:val="30"/>
+          <w:szCs w:val="30"/>
+        </w:rPr>
+        <w:t xml:space="preserve">2. </w:t>
+      </w:r>
+      <w:r>
+        <w:rPr>
+          <w:rFonts w:ascii="TH Sarabun New" w:hAnsi="TH Sarabun New" w:cs="TH Sarabun New"/>
+          <w:b/>
+          <w:i/>
+          <w:sz w:val="30"/>
+          <w:szCs w:val="30"/>
+          <w:bCs/>
+        </w:rPr>
+        <w:t>แม้ปิดโปรแกรมหลักแล้ว ยังอาจมีโปรแกรมเบื้องหลังค้างและจองหน่วยความจำอยู่</w:t>
+      </w:r>
+    </w:p>
+    <w:p>
+      <w:pPr>
+        <w:ind w:left="504"/>
+      </w:pPr>
+      <w:r>
+        <w:rPr>
+          <w:rFonts w:ascii="TH Sarabun New" w:hAnsi="TH Sarabun New" w:cs="TH Sarabun New"/>
+          <w:b w:val="0"/>
+          <w:i/>
+          <w:sz w:val="30"/>
+          <w:szCs w:val="30"/>
+        </w:rPr>
+        <w:t xml:space="preserve">   ต้องตรวจ </w:t>
+      </w:r>
+      <w:r>
+        <w:rPr>
+          <w:rFonts w:ascii="Courier New" w:hAnsi="Courier New" w:cs="Courier New"/>
+          <w:b w:val="0"/>
+          <w:i/>
+          <w:sz w:val="26"/>
+          <w:szCs w:val="26"/>
+        </w:rPr>
+        <w:t>nvidia-smi</w:t>
+      </w:r>
+      <w:r>
+        <w:rPr>
+          <w:rFonts w:ascii="TH Sarabun New" w:hAnsi="TH Sarabun New" w:cs="TH Sarabun New"/>
+          <w:b w:val="0"/>
+          <w:i/>
+          <w:sz w:val="30"/>
+          <w:szCs w:val="30"/>
+        </w:rPr>
+        <w:t xml:space="preserve"> ซ้ำจนแน่ใจว่าว่างจริง</w:t>
+      </w:r>
+    </w:p>
+    <w:p/>
+    <w:p>
+      <w:r>
+        <w:rPr>
+          <w:rFonts w:ascii="TH Sarabun New" w:hAnsi="TH Sarabun New" w:cs="TH Sarabun New"/>
+          <w:b/>
+          <w:sz w:val="36"/>
+          <w:szCs w:val="36"/>
+          <w:bCs/>
+        </w:rPr>
+        <w:t>ก.4 ขั้นตอนที่ 3 — เริ่มระบบให้บริการแบบจำลอง</w:t>
+      </w:r>
+    </w:p>
+    <w:p/>
+    <w:p>
+      <w:r>
+        <w:rPr>
+          <w:rFonts w:ascii="TH Sarabun New" w:hAnsi="TH Sarabun New" w:cs="TH Sarabun New"/>
+          <w:b/>
+          <w:sz w:val="32"/>
+          <w:szCs w:val="32"/>
+          <w:bCs/>
+        </w:rPr>
+        <w:t>กรณีการ์ดจอ 2 ใบ (แนะนำ)</w:t>
+      </w:r>
+      <w:r>
+        <w:rPr>
+          <w:rFonts w:ascii="TH Sarabun New" w:hAnsi="TH Sarabun New" w:cs="TH Sarabun New"/>
+          <w:b w:val="0"/>
+          <w:sz w:val="32"/>
+          <w:szCs w:val="32"/>
+        </w:rPr>
+        <w:t xml:space="preserve"> — แต่ละใบรันแบบจำลองครบทั้งตัวแยกกัน ไม่ต้องสื่อสารข้ามการ์ด</w:t>
+      </w:r>
+    </w:p>
+    <w:p>
+      <w:r>
+        <w:rPr>
+          <w:rFonts w:ascii="TH Sarabun New" w:hAnsi="TH Sarabun New" w:cs="TH Sarabun New"/>
+          <w:b w:val="0"/>
+          <w:sz w:val="32"/>
+          <w:szCs w:val="32"/>
+        </w:rPr>
+        <w:t>ใบแรกใช้พอร์ต 18000 ใบที่สองใช้พอร์ต 18001</w:t>
+      </w:r>
+    </w:p>
+    <w:p/>
+    <w:p>
+      <w:pPr>
+        <w:ind w:left="432"/>
+      </w:pPr>
+      <w:r>
+        <w:rPr>
+          <w:rFonts w:ascii="Courier New" w:hAnsi="Courier New" w:cs="Courier New"/>
+          <w:b w:val="0"/>
+          <w:sz w:val="26"/>
+          <w:szCs w:val="26"/>
+        </w:rPr>
+        <w:t>bash serve_cosmos_2gpu.sh          # เริ่มทั้งสองใบ</w:t>
+      </w:r>
+    </w:p>
+    <w:p/>
+    <w:p>
+      <w:r>
+        <w:rPr>
+          <w:rFonts w:ascii="TH Sarabun New" w:hAnsi="TH Sarabun New" w:cs="TH Sarabun New"/>
+          <w:b w:val="0"/>
+          <w:sz w:val="32"/>
+          <w:szCs w:val="32"/>
+        </w:rPr>
+        <w:t>สคริปต์นี้เรียกใช้คำสั่งต่อไปนี้กับการ์ดแต่ละใบ</w:t>
+      </w:r>
+    </w:p>
+    <w:p/>
+    <w:p>
+      <w:pPr>
+        <w:ind w:left="432"/>
+      </w:pPr>
+      <w:r>
+        <w:rPr>
+          <w:rFonts w:ascii="Courier New" w:hAnsi="Courier New" w:cs="Courier New"/>
+          <w:b w:val="0"/>
+          <w:sz w:val="26"/>
+          <w:szCs w:val="26"/>
+        </w:rPr>
+        <w:t>CUDA_VISIBLE_DEVICES=&lt;0 หรือ 1&gt; vllm serve nvidia/Cosmos-Reason2-8B \</w:t>
+      </w:r>
+    </w:p>
+    <w:p>
+      <w:pPr>
+        <w:ind w:left="432"/>
+      </w:pPr>
+      <w:r>
+        <w:rPr>
+          <w:rFonts w:ascii="Courier New" w:hAnsi="Courier New" w:cs="Courier New"/>
+          <w:b w:val="0"/>
+          <w:sz w:val="26"/>
+          <w:szCs w:val="26"/>
+        </w:rPr>
+        <w:t xml:space="preserve">  --host 127.0.0.1 --port &lt;18000 หรือ 18001&gt; \</w:t>
+      </w:r>
+    </w:p>
+    <w:p>
+      <w:pPr>
+        <w:ind w:left="432"/>
+      </w:pPr>
+      <w:r>
+        <w:rPr>
+          <w:rFonts w:ascii="Courier New" w:hAnsi="Courier New" w:cs="Courier New"/>
+          <w:b w:val="0"/>
+          <w:sz w:val="26"/>
+          <w:szCs w:val="26"/>
+        </w:rPr>
+        <w:t xml:space="preserve">  --served-model-name cosmos \</w:t>
+      </w:r>
+    </w:p>
+    <w:p>
+      <w:pPr>
+        <w:ind w:left="432"/>
+      </w:pPr>
+      <w:r>
+        <w:rPr>
+          <w:rFonts w:ascii="Courier New" w:hAnsi="Courier New" w:cs="Courier New"/>
+          <w:b w:val="0"/>
+          <w:sz w:val="26"/>
+          <w:szCs w:val="26"/>
+        </w:rPr>
+        <w:t xml:space="preserve">  --download-dir /workspace/models \</w:t>
+      </w:r>
+    </w:p>
+    <w:p>
+      <w:pPr>
+        <w:ind w:left="432"/>
+      </w:pPr>
+      <w:r>
+        <w:rPr>
+          <w:rFonts w:ascii="Courier New" w:hAnsi="Courier New" w:cs="Courier New"/>
+          <w:b w:val="0"/>
+          <w:sz w:val="26"/>
+          <w:szCs w:val="26"/>
+        </w:rPr>
+        <w:t xml:space="preserve">  --max-model-len 16384 \</w:t>
+      </w:r>
+    </w:p>
+    <w:p>
+      <w:pPr>
+        <w:ind w:left="432"/>
+      </w:pPr>
+      <w:r>
+        <w:rPr>
+          <w:rFonts w:ascii="Courier New" w:hAnsi="Courier New" w:cs="Courier New"/>
+          <w:b w:val="0"/>
+          <w:sz w:val="26"/>
+          <w:szCs w:val="26"/>
+        </w:rPr>
+        <w:t xml:space="preserve">  --gpu-memory-utilization 0.90 \</w:t>
+      </w:r>
+    </w:p>
+    <w:p>
+      <w:pPr>
+        <w:ind w:left="432"/>
+      </w:pPr>
+      <w:r>
+        <w:rPr>
+          <w:rFonts w:ascii="Courier New" w:hAnsi="Courier New" w:cs="Courier New"/>
+          <w:b w:val="0"/>
+          <w:sz w:val="26"/>
+          <w:szCs w:val="26"/>
+        </w:rPr>
+        <w:t xml:space="preserve">  --limit-mm-per-prompt '{"video":1,"image":2}' \</w:t>
+      </w:r>
+    </w:p>
+    <w:p>
+      <w:pPr>
+        <w:ind w:left="432"/>
+      </w:pPr>
+      <w:r>
+        <w:rPr>
+          <w:rFonts w:ascii="Courier New" w:hAnsi="Courier New" w:cs="Courier New"/>
+          <w:b w:val="0"/>
+          <w:sz w:val="26"/>
+          <w:szCs w:val="26"/>
+        </w:rPr>
+        <w:t xml:space="preserve">  --allowed-local-media-path /workspace \</w:t>
+      </w:r>
+    </w:p>
+    <w:p>
+      <w:pPr>
+        <w:ind w:left="432"/>
+      </w:pPr>
+      <w:r>
+        <w:rPr>
+          <w:rFonts w:ascii="Courier New" w:hAnsi="Courier New" w:cs="Courier New"/>
+          <w:b w:val="0"/>
+          <w:sz w:val="26"/>
+          <w:szCs w:val="26"/>
+        </w:rPr>
+        <w:t xml:space="preserve">  --reasoning-parser qwen3</w:t>
+      </w:r>
+    </w:p>
+    <w:p/>
+    <w:p>
+      <w:r>
+        <w:rPr>
+          <w:rFonts w:ascii="TH Sarabun New" w:hAnsi="TH Sarabun New" w:cs="TH Sarabun New"/>
+          <w:b/>
+          <w:sz w:val="32"/>
+          <w:szCs w:val="32"/>
+          <w:bCs/>
+        </w:rPr>
+        <w:t>คำอธิบายค่าที่สำคัญ</w:t>
+      </w:r>
+      <w:r>
+        <w:rPr>
+          <w:rFonts w:ascii="TH Sarabun New" w:hAnsi="TH Sarabun New" w:cs="TH Sarabun New"/>
+          <w:b w:val="0"/>
+          <w:sz w:val="32"/>
+          <w:szCs w:val="32"/>
+        </w:rPr>
+        <w:t xml:space="preserve"> — </w:t>
+      </w:r>
+      <w:r>
+        <w:rPr>
+          <w:rFonts w:ascii="Courier New" w:hAnsi="Courier New" w:cs="Courier New"/>
+          <w:b w:val="0"/>
+          <w:sz w:val="28"/>
+          <w:szCs w:val="28"/>
+        </w:rPr>
+        <w:t>--gpu-memory-utilization 0.90</w:t>
+      </w:r>
+      <w:r>
+        <w:rPr>
+          <w:rFonts w:ascii="TH Sarabun New" w:hAnsi="TH Sarabun New" w:cs="TH Sarabun New"/>
+          <w:b w:val="0"/>
+          <w:sz w:val="32"/>
+          <w:szCs w:val="32"/>
+        </w:rPr>
+        <w:t xml:space="preserve"> คือสัดส่วนหน่วยความจำที่ยอมให้ใช้</w:t>
+      </w:r>
+    </w:p>
+    <w:p>
+      <w:r>
+        <w:rPr>
+          <w:rFonts w:ascii="TH Sarabun New" w:hAnsi="TH Sarabun New" w:cs="TH Sarabun New"/>
+          <w:b w:val="0"/>
+          <w:sz w:val="32"/>
+          <w:szCs w:val="32"/>
+        </w:rPr>
+        <w:t xml:space="preserve">ตั้งสูงกว่านี้อาจทำให้ระบบหยุดทำงาน · </w:t>
+      </w:r>
+      <w:r>
+        <w:rPr>
+          <w:rFonts w:ascii="Courier New" w:hAnsi="Courier New" w:cs="Courier New"/>
+          <w:b w:val="0"/>
+          <w:sz w:val="28"/>
+          <w:szCs w:val="28"/>
+        </w:rPr>
+        <w:t>--limit-mm-per-prompt</w:t>
+      </w:r>
+      <w:r>
+        <w:rPr>
+          <w:rFonts w:ascii="TH Sarabun New" w:hAnsi="TH Sarabun New" w:cs="TH Sarabun New"/>
+          <w:b w:val="0"/>
+          <w:sz w:val="32"/>
+          <w:szCs w:val="32"/>
+        </w:rPr>
+        <w:t xml:space="preserve"> กำหนดว่าหนึ่งคำขอส่งภาพได้</w:t>
+      </w:r>
+    </w:p>
+    <w:p>
+      <w:r>
+        <w:rPr>
+          <w:rFonts w:ascii="TH Sarabun New" w:hAnsi="TH Sarabun New" w:cs="TH Sarabun New"/>
+          <w:b w:val="0"/>
+          <w:sz w:val="32"/>
+          <w:szCs w:val="32"/>
+        </w:rPr>
+        <w:t xml:space="preserve">ไม่เกิน 2 ภาพ ซึ่งตรงกับที่ระบบใช้จริง (ป้อนภาพ 2 เฟรมติดกัน) · </w:t>
+      </w:r>
+      <w:r>
+        <w:rPr>
+          <w:rFonts w:ascii="Courier New" w:hAnsi="Courier New" w:cs="Courier New"/>
+          <w:b w:val="0"/>
+          <w:sz w:val="28"/>
+          <w:szCs w:val="28"/>
+        </w:rPr>
+        <w:t>--reasoning-parser qwen3</w:t>
+      </w:r>
+    </w:p>
+    <w:p>
+      <w:r>
+        <w:rPr>
+          <w:rFonts w:ascii="TH Sarabun New" w:hAnsi="TH Sarabun New" w:cs="TH Sarabun New"/>
+          <w:b w:val="0"/>
+          <w:sz w:val="32"/>
+          <w:szCs w:val="32"/>
+        </w:rPr>
+        <w:t>จำเป็นเพราะแบบจำลองตระกูลนี้ตอบโดยแยกส่วนการให้เหตุผลออกจากคำตอบ</w:t>
+      </w:r>
+    </w:p>
+    <w:p/>
+    <w:p>
+      <w:r>
+        <w:rPr>
+          <w:rFonts w:ascii="TH Sarabun New" w:hAnsi="TH Sarabun New" w:cs="TH Sarabun New"/>
+          <w:b/>
+          <w:sz w:val="32"/>
+          <w:szCs w:val="32"/>
+          <w:bCs/>
+        </w:rPr>
+        <w:t>กรณีการ์ดจอ 1 ใบ</w:t>
+      </w:r>
+      <w:r>
+        <w:rPr>
+          <w:rFonts w:ascii="TH Sarabun New" w:hAnsi="TH Sarabun New" w:cs="TH Sarabun New"/>
+          <w:b w:val="0"/>
+          <w:sz w:val="32"/>
+          <w:szCs w:val="32"/>
+        </w:rPr>
+        <w:t xml:space="preserve"> ใช้ </w:t>
+      </w:r>
+      <w:r>
+        <w:rPr>
+          <w:rFonts w:ascii="Courier New" w:hAnsi="Courier New" w:cs="Courier New"/>
+          <w:b w:val="0"/>
+          <w:sz w:val="28"/>
+          <w:szCs w:val="28"/>
+        </w:rPr>
+        <w:t>bash serve_cosmos.sh</w:t>
+      </w:r>
+      <w:r>
+        <w:rPr>
+          <w:rFonts w:ascii="TH Sarabun New" w:hAnsi="TH Sarabun New" w:cs="TH Sarabun New"/>
+          <w:b w:val="0"/>
+          <w:sz w:val="32"/>
+          <w:szCs w:val="32"/>
+        </w:rPr>
+        <w:t xml:space="preserve"> ซึ่งจะเปิดเฉพาะพอร์ต 18000</w:t>
+      </w:r>
+    </w:p>
+    <w:p>
+      <w:r>
+        <w:rPr>
+          <w:rFonts w:ascii="TH Sarabun New" w:hAnsi="TH Sarabun New" w:cs="TH Sarabun New"/>
+          <w:b w:val="0"/>
+          <w:sz w:val="32"/>
+          <w:szCs w:val="32"/>
+        </w:rPr>
+        <w:t>ระบบยังทำงานได้แต่ความเร็วลดเหลือประมาณ 0.47 เท่าของความเร็ววิดีโอ</w:t>
+      </w:r>
+    </w:p>
+    <w:p/>
+    <w:p>
+      <w:r>
+        <w:rPr>
+          <w:rFonts w:ascii="TH Sarabun New" w:hAnsi="TH Sarabun New" w:cs="TH Sarabun New"/>
+          <w:b/>
+          <w:sz w:val="36"/>
+          <w:szCs w:val="36"/>
+          <w:bCs/>
+        </w:rPr>
+        <w:t>ก.5 ขั้นตอนที่ 4 — ตรวจสอบก่อนใช้งานจริง (ห้ามข้าม)</w:t>
+      </w:r>
+    </w:p>
+    <w:p/>
+    <w:p>
+      <w:pPr>
+        <w:ind w:left="432"/>
+      </w:pPr>
+      <w:r>
+        <w:rPr>
+          <w:rFonts w:ascii="Courier New" w:hAnsi="Courier New" w:cs="Courier New"/>
+          <w:b w:val="0"/>
+          <w:sz w:val="26"/>
+          <w:szCs w:val="26"/>
+        </w:rPr>
+        <w:t>python3 preflight.py</w:t>
+      </w:r>
+    </w:p>
+    <w:p/>
+    <w:p>
+      <w:r>
+        <w:rPr>
+          <w:rFonts w:ascii="TH Sarabun New" w:hAnsi="TH Sarabun New" w:cs="TH Sarabun New"/>
+          <w:b w:val="0"/>
+          <w:sz w:val="32"/>
+          <w:szCs w:val="32"/>
+        </w:rPr>
+        <w:t>สคริปต์นี้จะสอบถามระบบว่ากำลังให้บริการแบบจำลองชื่ออะไรอยู่ แล้วเทียบกับที่ต้องการ</w:t>
+      </w:r>
+    </w:p>
+    <w:p>
+      <w:r>
+        <w:rPr>
+          <w:rFonts w:ascii="TH Sarabun New" w:hAnsi="TH Sarabun New" w:cs="TH Sarabun New"/>
+          <w:b/>
+          <w:sz w:val="32"/>
+          <w:szCs w:val="32"/>
+          <w:bCs/>
+        </w:rPr>
+        <w:t>ถ้าไม่ตรงจะหยุดทันทีและไม่ยอมทำงานต่อ</w:t>
+      </w:r>
+    </w:p>
+    <w:p/>
+    <w:p>
+      <w:pPr>
+        <w:ind w:left="504"/>
+      </w:pPr>
+      <w:r>
+        <w:rPr>
+          <w:rFonts w:ascii="TH Sarabun New" w:hAnsi="TH Sarabun New" w:cs="TH Sarabun New"/>
+          <w:b/>
+          <w:i/>
+          <w:sz w:val="30"/>
+          <w:szCs w:val="30"/>
+          <w:bCs/>
+        </w:rPr>
+        <w:t>เหตุผลที่ต้องมีขั้นตอนนี้:</w:t>
+      </w:r>
+      <w:r>
+        <w:rPr>
+          <w:rFonts w:ascii="TH Sarabun New" w:hAnsi="TH Sarabun New" w:cs="TH Sarabun New"/>
+          <w:b w:val="0"/>
+          <w:i/>
+          <w:sz w:val="30"/>
+          <w:szCs w:val="30"/>
+        </w:rPr>
+        <w:t xml:space="preserve"> ผู้ให้บริการเครื่องเช่าตั้งค่าเริ่มต้นของเครื่องไว้ชี้ไปที่</w:t>
+      </w:r>
+    </w:p>
+    <w:p>
+      <w:pPr>
+        <w:ind w:left="504"/>
+      </w:pPr>
+      <w:r>
+        <w:rPr>
+          <w:rFonts w:ascii="TH Sarabun New" w:hAnsi="TH Sarabun New" w:cs="TH Sarabun New"/>
+          <w:b w:val="0"/>
+          <w:i/>
+          <w:sz w:val="30"/>
+          <w:szCs w:val="30"/>
+        </w:rPr>
+        <w:t>แบบจำลองอีกตัวหนึ่ง โปรแกรมที่เขียนว่า "ถ้าเครื่องกำหนดชื่อแบบจำลองไว้แล้วให้ใช้ค่านั้น"</w:t>
+      </w:r>
+    </w:p>
+    <w:p>
+      <w:pPr>
+        <w:ind w:left="504"/>
+      </w:pPr>
+      <w:r>
+        <w:rPr>
+          <w:rFonts w:ascii="TH Sarabun New" w:hAnsi="TH Sarabun New" w:cs="TH Sarabun New"/>
+          <w:b w:val="0"/>
+          <w:i/>
+          <w:sz w:val="30"/>
+          <w:szCs w:val="30"/>
+        </w:rPr>
+        <w:t>จะหยิบค่าของผู้ให้บริการไปใช้โดยไม่มีสัญญาณเตือน ทำให้เสี่ยงต่อการใช้แบบจำลองผิดตัว</w:t>
+      </w:r>
+    </w:p>
+    <w:p>
+      <w:pPr>
+        <w:ind w:left="504"/>
+      </w:pPr>
+      <w:r>
+        <w:rPr>
+          <w:rFonts w:ascii="TH Sarabun New" w:hAnsi="TH Sarabun New" w:cs="TH Sarabun New"/>
+          <w:b w:val="0"/>
+          <w:i/>
+          <w:sz w:val="30"/>
+          <w:szCs w:val="30"/>
+        </w:rPr>
+        <w:t xml:space="preserve">โดยไม่รู้ตัว ซึ่ง </w:t>
+      </w:r>
+      <w:r>
+        <w:rPr>
+          <w:rFonts w:ascii="TH Sarabun New" w:hAnsi="TH Sarabun New" w:cs="TH Sarabun New"/>
+          <w:b/>
+          <w:i/>
+          <w:sz w:val="30"/>
+          <w:szCs w:val="30"/>
+          <w:bCs/>
+        </w:rPr>
+        <w:t>ตรวจจับได้ยากมากเพราะแบบจำลองทั้งสองตัวตอบเป็นภาษาไทยได้เหมือนกัน</w:t>
+      </w:r>
+    </w:p>
+    <w:p/>
+    <w:p>
+      <w:r>
+        <w:rPr>
+          <w:rFonts w:ascii="TH Sarabun New" w:hAnsi="TH Sarabun New" w:cs="TH Sarabun New"/>
+          <w:b/>
+          <w:sz w:val="36"/>
+          <w:szCs w:val="36"/>
+          <w:bCs/>
+        </w:rPr>
+        <w:t>ก.6 ขั้นตอนที่ 5 — เตรียมเฟรมภาพ</w:t>
+      </w:r>
+    </w:p>
+    <w:p/>
+    <w:p>
+      <w:r>
+        <w:rPr>
+          <w:rFonts w:ascii="TH Sarabun New" w:hAnsi="TH Sarabun New" w:cs="TH Sarabun New"/>
+          <w:b w:val="0"/>
+          <w:sz w:val="32"/>
+          <w:szCs w:val="32"/>
+        </w:rPr>
+        <w:t xml:space="preserve">ระบบใช้เฟรมภาพ </w:t>
+      </w:r>
+      <w:r>
+        <w:rPr>
+          <w:rFonts w:ascii="TH Sarabun New" w:hAnsi="TH Sarabun New" w:cs="TH Sarabun New"/>
+          <w:b/>
+          <w:sz w:val="32"/>
+          <w:szCs w:val="32"/>
+          <w:bCs/>
+        </w:rPr>
+        <w:t>สองชุดที่แตกด้วยวิธีต่างกัน และห้ามสลับกันเด็ดขาด</w:t>
+      </w:r>
+    </w:p>
+    <w:p/>
+    <w:p>
+      <w:pPr>
+        <w:ind w:left="432"/>
+      </w:pPr>
+      <w:r>
+        <w:rPr>
+          <w:rFonts w:ascii="Courier New" w:hAnsi="Courier New" w:cs="Courier New"/>
+          <w:b w:val="0"/>
+          <w:sz w:val="26"/>
+          <w:szCs w:val="26"/>
+        </w:rPr>
+        <w:t># ชุดที่ 1 — สำหรับตรวจอุปกรณ์ป้องกัน (image_tier.py แตกให้เองอัตโนมัติ)</w:t>
+      </w:r>
+    </w:p>
+    <w:p>
+      <w:pPr>
+        <w:ind w:left="432"/>
+      </w:pPr>
+      <w:r>
+        <w:rPr>
+          <w:rFonts w:ascii="Courier New" w:hAnsi="Courier New" w:cs="Courier New"/>
+          <w:b w:val="0"/>
+          <w:sz w:val="26"/>
+          <w:szCs w:val="26"/>
+        </w:rPr>
+        <w:t>ffmpeg -ss &lt;วินาที&gt; -i cam_a05_1080p.mp4 -frames:v 1 t&lt;วินาที&gt;.jpg</w:t>
+      </w:r>
+    </w:p>
+    <w:p>
+      <w:pPr>
+        <w:ind w:left="432"/>
+      </w:pPr>
+      <w:r>
+        <w:rPr>
+          <w:rFonts w:ascii="Courier New" w:hAnsi="Courier New" w:cs="Courier New"/>
+          <w:b w:val="0"/>
+          <w:sz w:val="26"/>
+          <w:szCs w:val="26"/>
+        </w:rPr>
+      </w:r>
+    </w:p>
+    <w:p>
+      <w:pPr>
+        <w:ind w:left="432"/>
+      </w:pPr>
+      <w:r>
+        <w:rPr>
+          <w:rFonts w:ascii="Courier New" w:hAnsi="Courier New" w:cs="Courier New"/>
+          <w:b w:val="0"/>
+          <w:sz w:val="26"/>
+          <w:szCs w:val="26"/>
+        </w:rPr>
+        <w:t># ชุดที่ 2 — สำหรับคำบรรยายและการระบุลัง</w:t>
+      </w:r>
+    </w:p>
+    <w:p>
+      <w:pPr>
+        <w:ind w:left="432"/>
+      </w:pPr>
+      <w:r>
+        <w:rPr>
+          <w:rFonts w:ascii="Courier New" w:hAnsi="Courier New" w:cs="Courier New"/>
+          <w:b w:val="0"/>
+          <w:sz w:val="26"/>
+          <w:szCs w:val="26"/>
+        </w:rPr>
+        <w:t>ffmpeg -i cam_a05_1080p.mp4 -vf fps=1 -start_number 0 _frames_full/t%04d.jpg</w:t>
+      </w:r>
+    </w:p>
+    <w:p/>
+    <w:p>
+      <w:pPr>
+        <w:ind w:left="504"/>
+      </w:pPr>
+      <w:r>
+        <w:rPr>
+          <w:rFonts w:ascii="TH Sarabun New" w:hAnsi="TH Sarabun New" w:cs="TH Sarabun New"/>
+          <w:b/>
+          <w:i/>
+          <w:sz w:val="30"/>
+          <w:szCs w:val="30"/>
+          <w:bCs/>
+        </w:rPr>
+        <w:t>ข้อควรระวังที่สำคัญที่สุดในคู่มือนี้:</w:t>
+      </w:r>
+      <w:r>
+        <w:rPr>
+          <w:rFonts w:ascii="TH Sarabun New" w:hAnsi="TH Sarabun New" w:cs="TH Sarabun New"/>
+          <w:b w:val="0"/>
+          <w:i/>
+          <w:sz w:val="30"/>
+          <w:szCs w:val="30"/>
+        </w:rPr>
+        <w:t xml:space="preserve"> สองวิธีนี้ให้เฟรมที่</w:t>
+      </w:r>
+      <w:r>
+        <w:rPr>
+          <w:rFonts w:ascii="TH Sarabun New" w:hAnsi="TH Sarabun New" w:cs="TH Sarabun New"/>
+          <w:b/>
+          <w:i/>
+          <w:sz w:val="30"/>
+          <w:szCs w:val="30"/>
+          <w:bCs/>
+        </w:rPr>
+        <w:t>ต่างกันเสี้ยววินาที</w:t>
+      </w:r>
+    </w:p>
+    <w:p>
+      <w:pPr>
+        <w:ind w:left="504"/>
+      </w:pPr>
+      <w:r>
+        <w:rPr>
+          <w:rFonts w:ascii="TH Sarabun New" w:hAnsi="TH Sarabun New" w:cs="TH Sarabun New"/>
+          <w:b w:val="0"/>
+          <w:i/>
+          <w:sz w:val="30"/>
+          <w:szCs w:val="30"/>
+        </w:rPr>
+        <w:t>ซึ่งมากพอที่จะเป็นคนละเหตุการณ์ ตัวอย่างที่พบจริงคือที่วินาทีที่ 4 ชุดหนึ่งมือของผู้ปฏิบัติงาน</w:t>
+      </w:r>
+    </w:p>
+    <w:p>
+      <w:pPr>
+        <w:ind w:left="504"/>
+      </w:pPr>
+      <w:r>
+        <w:rPr>
+          <w:rFonts w:ascii="TH Sarabun New" w:hAnsi="TH Sarabun New" w:cs="TH Sarabun New"/>
+          <w:b w:val="0"/>
+          <w:i/>
+          <w:sz w:val="30"/>
+          <w:szCs w:val="30"/>
+        </w:rPr>
+        <w:t xml:space="preserve">อยู่นอกลัง อีกชุดหนึ่งมืออยู่ในลังกำลังหยิบกระป๋อง </w:t>
+      </w:r>
+      <w:r>
+        <w:rPr>
+          <w:rFonts w:ascii="TH Sarabun New" w:hAnsi="TH Sarabun New" w:cs="TH Sarabun New"/>
+          <w:b/>
+          <w:i/>
+          <w:sz w:val="30"/>
+          <w:szCs w:val="30"/>
+          <w:bCs/>
+        </w:rPr>
+        <w:t>การนำสองชุดมาปนกันทำให้สรุปผลผิด</w:t>
+      </w:r>
+    </w:p>
+    <w:p>
+      <w:pPr>
+        <w:ind w:left="504"/>
+      </w:pPr>
+      <w:r>
+        <w:rPr>
+          <w:rFonts w:ascii="TH Sarabun New" w:hAnsi="TH Sarabun New" w:cs="TH Sarabun New"/>
+          <w:b w:val="0"/>
+          <w:i/>
+          <w:sz w:val="30"/>
+          <w:szCs w:val="30"/>
+        </w:rPr>
+        <w:t xml:space="preserve">· ต้องแตกจากไฟล์ความละเอียด </w:t>
+      </w:r>
+      <w:r>
+        <w:rPr>
+          <w:rFonts w:ascii="TH Sarabun New" w:hAnsi="TH Sarabun New" w:cs="TH Sarabun New"/>
+          <w:b/>
+          <w:i/>
+          <w:sz w:val="30"/>
+          <w:szCs w:val="30"/>
+          <w:bCs/>
+        </w:rPr>
+        <w:t>1080p</w:t>
+      </w:r>
+      <w:r>
+        <w:rPr>
+          <w:rFonts w:ascii="TH Sarabun New" w:hAnsi="TH Sarabun New" w:cs="TH Sarabun New"/>
+          <w:b w:val="0"/>
+          <w:i/>
+          <w:sz w:val="30"/>
+          <w:szCs w:val="30"/>
+        </w:rPr>
+        <w:t xml:space="preserve"> เท่านั้น (ไฟล์ 720p ใช้เล่นบนหน้าเว็บอย่างเดียว)</w:t>
+      </w:r>
+    </w:p>
+    <w:p>
+      <w:pPr>
+        <w:ind w:left="504"/>
+      </w:pPr>
+      <w:r>
+        <w:rPr>
+          <w:rFonts w:ascii="TH Sarabun New" w:hAnsi="TH Sarabun New" w:cs="TH Sarabun New"/>
+          <w:b w:val="0"/>
+          <w:i/>
+          <w:sz w:val="30"/>
+          <w:szCs w:val="30"/>
+        </w:rPr>
+        <w:t xml:space="preserve">· ต้องมี </w:t>
+      </w:r>
+      <w:r>
+        <w:rPr>
+          <w:rFonts w:ascii="Courier New" w:hAnsi="Courier New" w:cs="Courier New"/>
+          <w:b w:val="0"/>
+          <w:i/>
+          <w:sz w:val="26"/>
+          <w:szCs w:val="26"/>
+        </w:rPr>
+        <w:t>-start_number 0</w:t>
+      </w:r>
+      <w:r>
+        <w:rPr>
+          <w:rFonts w:ascii="TH Sarabun New" w:hAnsi="TH Sarabun New" w:cs="TH Sarabun New"/>
+          <w:b w:val="0"/>
+          <w:i/>
+          <w:sz w:val="30"/>
+          <w:szCs w:val="30"/>
+        </w:rPr>
+        <w:t xml:space="preserve"> มิฉะนั้นเลขเฟรมจะเริ่มที่ 1 และเหลื่อมจากเวลาจริงทั้งคลิป</w:t>
+      </w:r>
+    </w:p>
+    <w:p/>
+    <w:p>
+      <w:r>
+        <w:rPr>
+          <w:rFonts w:ascii="TH Sarabun New" w:hAnsi="TH Sarabun New" w:cs="TH Sarabun New"/>
+          <w:b/>
+          <w:sz w:val="36"/>
+          <w:szCs w:val="36"/>
+          <w:bCs/>
+        </w:rPr>
+        <w:t>ก.7 ขั้นตอนที่ 6 — ตั้งค่ากุญแจสำหรับชั้นวิเคราะห์กฎ</w:t>
+      </w:r>
+    </w:p>
+    <w:p/>
+    <w:p>
+      <w:r>
+        <w:rPr>
+          <w:rFonts w:ascii="TH Sarabun New" w:hAnsi="TH Sarabun New" w:cs="TH Sarabun New"/>
+          <w:b w:val="0"/>
+          <w:sz w:val="32"/>
+          <w:szCs w:val="32"/>
+        </w:rPr>
+        <w:t>ชั้นวิเคราะห์กฎความปลอดภัยเรียกใช้แบบจำลองภาษาผ่านบริการภายนอก จึงต้องมีกุญแจ</w:t>
+      </w:r>
+    </w:p>
+    <w:p/>
+    <w:p>
+      <w:pPr>
+        <w:ind w:left="432"/>
+      </w:pPr>
+      <w:r>
+        <w:rPr>
+          <w:rFonts w:ascii="Courier New" w:hAnsi="Courier New" w:cs="Courier New"/>
+          <w:b w:val="0"/>
+          <w:sz w:val="26"/>
+          <w:szCs w:val="26"/>
+        </w:rPr>
+        <w:t>cp .env.example .env               # แล้วแก้ไฟล์ .env ใส่ค่าต่อไปนี้</w:t>
+      </w:r>
+    </w:p>
+    <w:p>
+      <w:pPr>
+        <w:ind w:left="432"/>
+      </w:pPr>
+      <w:r>
+        <w:rPr>
+          <w:rFonts w:ascii="Courier New" w:hAnsi="Courier New" w:cs="Courier New"/>
+          <w:b w:val="0"/>
+          <w:sz w:val="26"/>
+          <w:szCs w:val="26"/>
+        </w:rPr>
+        <w:t>#   OPENROUTER_API_KEY=&lt;กุญแจของคุณ&gt;</w:t>
+      </w:r>
+    </w:p>
+    <w:p>
+      <w:pPr>
+        <w:ind w:left="432"/>
+      </w:pPr>
+      <w:r>
+        <w:rPr>
+          <w:rFonts w:ascii="Courier New" w:hAnsi="Courier New" w:cs="Courier New"/>
+          <w:b w:val="0"/>
+          <w:sz w:val="26"/>
+          <w:szCs w:val="26"/>
+        </w:rPr>
+        <w:t>#   OPENROUTER_BASE_URL=https://openrouter.ai/api/v1</w:t>
+      </w:r>
+    </w:p>
+    <w:p>
+      <w:pPr>
+        <w:ind w:left="432"/>
+      </w:pPr>
+      <w:r>
+        <w:rPr>
+          <w:rFonts w:ascii="Courier New" w:hAnsi="Courier New" w:cs="Courier New"/>
+          <w:b w:val="0"/>
+          <w:sz w:val="26"/>
+          <w:szCs w:val="26"/>
+        </w:rPr>
+        <w:t>#   OPENROUTER_MODEL=anthropic/claude-opus-4.8</w:t>
+      </w:r>
+    </w:p>
+    <w:p/>
+    <w:p>
+      <w:pPr>
+        <w:ind w:left="504"/>
+      </w:pPr>
+      <w:r>
+        <w:rPr>
+          <w:rFonts w:ascii="TH Sarabun New" w:hAnsi="TH Sarabun New" w:cs="TH Sarabun New"/>
+          <w:b/>
+          <w:i/>
+          <w:sz w:val="30"/>
+          <w:szCs w:val="30"/>
+          <w:bCs/>
+        </w:rPr>
+        <w:t>ห้ามบันทึกกุญแจลงในโค้ดหรือส่งขึ้นระบบควบคุมเวอร์ชันเด็ดขาด</w:t>
+      </w:r>
+    </w:p>
+    <w:p>
+      <w:pPr>
+        <w:ind w:left="504"/>
+      </w:pPr>
+      <w:r>
+        <w:rPr>
+          <w:rFonts w:ascii="TH Sarabun New" w:hAnsi="TH Sarabun New" w:cs="TH Sarabun New"/>
+          <w:b w:val="0"/>
+          <w:i/>
+          <w:sz w:val="30"/>
+          <w:szCs w:val="30"/>
+        </w:rPr>
+        <w:t xml:space="preserve">โครงงานนี้กำหนดให้ไฟล์ </w:t>
+      </w:r>
+      <w:r>
+        <w:rPr>
+          <w:rFonts w:ascii="Courier New" w:hAnsi="Courier New" w:cs="Courier New"/>
+          <w:b w:val="0"/>
+          <w:i/>
+          <w:sz w:val="26"/>
+          <w:szCs w:val="26"/>
+        </w:rPr>
+        <w:t>.env</w:t>
+      </w:r>
+      <w:r>
+        <w:rPr>
+          <w:rFonts w:ascii="TH Sarabun New" w:hAnsi="TH Sarabun New" w:cs="TH Sarabun New"/>
+          <w:b w:val="0"/>
+          <w:i/>
+          <w:sz w:val="30"/>
+          <w:szCs w:val="30"/>
+        </w:rPr>
+        <w:t xml:space="preserve"> ถูกละเว้นจากระบบควบคุมเวอร์ชันไว้แล้ว</w:t>
+      </w:r>
+    </w:p>
+    <w:p/>
+    <w:p>
+      <w:r>
+        <w:rPr>
+          <w:rFonts w:ascii="TH Sarabun New" w:hAnsi="TH Sarabun New" w:cs="TH Sarabun New"/>
+          <w:b/>
+          <w:sz w:val="36"/>
+          <w:szCs w:val="36"/>
+          <w:bCs/>
+        </w:rPr>
+        <w:t>ก.8 ขั้นตอนที่ 7 — รันระบบและตรวจสอบว่าติดตั้งสำเร็จ</w:t>
+      </w:r>
+    </w:p>
+    <w:p/>
+    <w:p>
+      <w:pPr>
+        <w:ind w:left="432"/>
+      </w:pPr>
+      <w:r>
+        <w:rPr>
+          <w:rFonts w:ascii="Courier New" w:hAnsi="Courier New" w:cs="Courier New"/>
+          <w:b w:val="0"/>
+          <w:sz w:val="26"/>
+          <w:szCs w:val="26"/>
+        </w:rPr>
+        <w:t># --- ต้องมีการ์ดจอ ---</w:t>
+      </w:r>
+    </w:p>
+    <w:p>
+      <w:pPr>
+        <w:ind w:left="432"/>
+      </w:pPr>
+      <w:r>
+        <w:rPr>
+          <w:rFonts w:ascii="Courier New" w:hAnsi="Courier New" w:cs="Courier New"/>
+          <w:b w:val="0"/>
+          <w:sz w:val="26"/>
+          <w:szCs w:val="26"/>
+        </w:rPr>
+        <w:t>python3 image_tier.py                                    # ตรวจ PPE 74 เฟรม (~121 วินาที)</w:t>
+      </w:r>
+    </w:p>
+    <w:p>
+      <w:pPr>
+        <w:ind w:left="432"/>
+      </w:pPr>
+      <w:r>
+        <w:rPr>
+          <w:rFonts w:ascii="Courier New" w:hAnsi="Courier New" w:cs="Courier New"/>
+          <w:b w:val="0"/>
+          <w:sz w:val="26"/>
+          <w:szCs w:val="26"/>
+        </w:rPr>
+        <w:t>python3 som_sr_ppe.py                                    # ตรวจหน้ากากแบบขยายภาพ</w:t>
+      </w:r>
+    </w:p>
+    <w:p>
+      <w:pPr>
+        <w:ind w:left="432"/>
+      </w:pPr>
+      <w:r>
+        <w:rPr>
+          <w:rFonts w:ascii="Courier New" w:hAnsi="Courier New" w:cs="Courier New"/>
+          <w:b w:val="0"/>
+          <w:sz w:val="26"/>
+          <w:szCs w:val="26"/>
+        </w:rPr>
+        <w:t>python3 roi_scan.py --endpoints &lt;ep0&gt;,&lt;ep1&gt;              # ระบุลังทั้งคลิป (~67 วินาที)</w:t>
+      </w:r>
+    </w:p>
+    <w:p>
+      <w:pPr>
+        <w:ind w:left="432"/>
+      </w:pPr>
+      <w:r>
+        <w:rPr>
+          <w:rFonts w:ascii="Courier New" w:hAnsi="Courier New" w:cs="Courier New"/>
+          <w:b w:val="0"/>
+          <w:sz w:val="26"/>
+          <w:szCs w:val="26"/>
+        </w:rPr>
+        <w:t>python3 generate_timeline.py --no-box-names --endpoints &lt;ep0&gt;,&lt;ep1&gt;   # คำบรรยาย 220 จุด (~311 วินาที)</w:t>
+      </w:r>
+    </w:p>
+    <w:p>
+      <w:pPr>
+        <w:ind w:left="432"/>
+      </w:pPr>
+      <w:r>
+        <w:rPr>
+          <w:rFonts w:ascii="Courier New" w:hAnsi="Courier New" w:cs="Courier New"/>
+          <w:b w:val="0"/>
+          <w:sz w:val="26"/>
+          <w:szCs w:val="26"/>
+        </w:rPr>
+      </w:r>
+    </w:p>
+    <w:p>
+      <w:pPr>
+        <w:ind w:left="432"/>
+      </w:pPr>
+      <w:r>
+        <w:rPr>
+          <w:rFonts w:ascii="Courier New" w:hAnsi="Courier New" w:cs="Courier New"/>
+          <w:b w:val="0"/>
+          <w:sz w:val="26"/>
+          <w:szCs w:val="26"/>
+        </w:rPr>
+        <w:t># --- ไม่ต้องใช้การ์ดจอ ---</w:t>
+      </w:r>
+    </w:p>
+    <w:p>
+      <w:pPr>
+        <w:ind w:left="432"/>
+      </w:pPr>
+      <w:r>
+        <w:rPr>
+          <w:rFonts w:ascii="Courier New" w:hAnsi="Courier New" w:cs="Courier New"/>
+          <w:b w:val="0"/>
+          <w:sz w:val="26"/>
+          <w:szCs w:val="26"/>
+        </w:rPr>
+        <w:t>python sop_roi.py                  # สรุปกิจกรรมระดับลัง</w:t>
+      </w:r>
+    </w:p>
+    <w:p>
+      <w:pPr>
+        <w:ind w:left="432"/>
+      </w:pPr>
+      <w:r>
+        <w:rPr>
+          <w:rFonts w:ascii="Courier New" w:hAnsi="Courier New" w:cs="Courier New"/>
+          <w:b w:val="0"/>
+          <w:sz w:val="26"/>
+          <w:szCs w:val="26"/>
+        </w:rPr>
+        <w:t>python compose_narration.py        # เติมชื่อลังจากผลการครอบภาพลงในคำบรรยาย</w:t>
+      </w:r>
+    </w:p>
+    <w:p>
+      <w:pPr>
+        <w:ind w:left="432"/>
+      </w:pPr>
+      <w:r>
+        <w:rPr>
+          <w:rFonts w:ascii="Courier New" w:hAnsi="Courier New" w:cs="Courier New"/>
+          <w:b w:val="0"/>
+          <w:sz w:val="26"/>
+          <w:szCs w:val="26"/>
+        </w:rPr>
+        <w:t>python analyze_safety.py           # จับคู่กฎ R1–R10 และระบุระดับความรุนแรง</w:t>
+      </w:r>
+    </w:p>
+    <w:p>
+      <w:pPr>
+        <w:ind w:left="432"/>
+      </w:pPr>
+      <w:r>
+        <w:rPr>
+          <w:rFonts w:ascii="Courier New" w:hAnsi="Courier New" w:cs="Courier New"/>
+          <w:b w:val="0"/>
+          <w:sz w:val="26"/>
+          <w:szCs w:val="26"/>
+        </w:rPr>
+        <w:t>python diff_gt.py                  # ตรวจสอบความถูกต้อง</w:t>
+      </w:r>
+    </w:p>
+    <w:p/>
+    <w:p>
+      <w:r>
+        <w:rPr>
+          <w:rFonts w:ascii="TH Sarabun New" w:hAnsi="TH Sarabun New" w:cs="TH Sarabun New"/>
+          <w:b w:val="0"/>
+          <w:sz w:val="32"/>
+          <w:szCs w:val="32"/>
+        </w:rPr>
+        <w:t xml:space="preserve">โดยที่ </w:t>
+      </w:r>
+      <w:r>
+        <w:rPr>
+          <w:rFonts w:ascii="Courier New" w:hAnsi="Courier New" w:cs="Courier New"/>
+          <w:b w:val="0"/>
+          <w:sz w:val="28"/>
+          <w:szCs w:val="28"/>
+        </w:rPr>
+        <w:t>&lt;ep0&gt;</w:t>
+      </w:r>
+      <w:r>
+        <w:rPr>
+          <w:rFonts w:ascii="TH Sarabun New" w:hAnsi="TH Sarabun New" w:cs="TH Sarabun New"/>
+          <w:b w:val="0"/>
+          <w:sz w:val="32"/>
+          <w:szCs w:val="32"/>
+        </w:rPr>
+        <w:t xml:space="preserve"> และ </w:t>
+      </w:r>
+      <w:r>
+        <w:rPr>
+          <w:rFonts w:ascii="Courier New" w:hAnsi="Courier New" w:cs="Courier New"/>
+          <w:b w:val="0"/>
+          <w:sz w:val="28"/>
+          <w:szCs w:val="28"/>
+        </w:rPr>
+        <w:t>&lt;ep1&gt;</w:t>
+      </w:r>
+      <w:r>
+        <w:rPr>
+          <w:rFonts w:ascii="TH Sarabun New" w:hAnsi="TH Sarabun New" w:cs="TH Sarabun New"/>
+          <w:b w:val="0"/>
+          <w:sz w:val="32"/>
+          <w:szCs w:val="32"/>
+        </w:rPr>
+        <w:t xml:space="preserve"> คือ </w:t>
+      </w:r>
+      <w:r>
+        <w:rPr>
+          <w:rFonts w:ascii="Courier New" w:hAnsi="Courier New" w:cs="Courier New"/>
+          <w:b w:val="0"/>
+          <w:sz w:val="28"/>
+          <w:szCs w:val="28"/>
+        </w:rPr>
+        <w:t>http://127.0.0.1:18000/v1/chat/completions</w:t>
+      </w:r>
+    </w:p>
+    <w:p>
+      <w:r>
+        <w:rPr>
+          <w:rFonts w:ascii="TH Sarabun New" w:hAnsi="TH Sarabun New" w:cs="TH Sarabun New"/>
+          <w:b w:val="0"/>
+          <w:sz w:val="32"/>
+          <w:szCs w:val="32"/>
+        </w:rPr>
+        <w:t xml:space="preserve">และ </w:t>
+      </w:r>
+      <w:r>
+        <w:rPr>
+          <w:rFonts w:ascii="Courier New" w:hAnsi="Courier New" w:cs="Courier New"/>
+          <w:b w:val="0"/>
+          <w:sz w:val="28"/>
+          <w:szCs w:val="28"/>
+        </w:rPr>
+        <w:t>http://127.0.0.1:18001/v1/chat/completions</w:t>
+      </w:r>
+      <w:r>
+        <w:rPr>
+          <w:rFonts w:ascii="TH Sarabun New" w:hAnsi="TH Sarabun New" w:cs="TH Sarabun New"/>
+          <w:b w:val="0"/>
+          <w:sz w:val="32"/>
+          <w:szCs w:val="32"/>
+        </w:rPr>
+        <w:t xml:space="preserve"> ตามลำดับ</w:t>
+      </w:r>
+    </w:p>
+    <w:p/>
+    <w:p>
+      <w:r>
+        <w:rPr>
+          <w:rFonts w:ascii="TH Sarabun New" w:hAnsi="TH Sarabun New" w:cs="TH Sarabun New"/>
+          <w:b/>
+          <w:sz w:val="32"/>
+          <w:szCs w:val="32"/>
+          <w:bCs/>
+        </w:rPr>
+        <w:t>ตรวจสอบว่าติดตั้งสำเร็จ</w:t>
+      </w:r>
+      <w:r>
+        <w:rPr>
+          <w:rFonts w:ascii="TH Sarabun New" w:hAnsi="TH Sarabun New" w:cs="TH Sarabun New"/>
+          <w:b w:val="0"/>
+          <w:sz w:val="32"/>
+          <w:szCs w:val="32"/>
+        </w:rPr>
+        <w:t xml:space="preserve"> ด้วยการรัน </w:t>
+      </w:r>
+      <w:r>
+        <w:rPr>
+          <w:rFonts w:ascii="Courier New" w:hAnsi="Courier New" w:cs="Courier New"/>
+          <w:b w:val="0"/>
+          <w:sz w:val="28"/>
+          <w:szCs w:val="28"/>
+        </w:rPr>
+        <w:t>python diff_gt.py</w:t>
+      </w:r>
+      <w:r>
+        <w:rPr>
+          <w:rFonts w:ascii="TH Sarabun New" w:hAnsi="TH Sarabun New" w:cs="TH Sarabun New"/>
+          <w:b w:val="0"/>
+          <w:sz w:val="32"/>
+          <w:szCs w:val="32"/>
+        </w:rPr>
+        <w:t xml:space="preserve"> ซึ่งต้องได้ผลดังนี้</w:t>
+      </w:r>
+    </w:p>
+    <w:p/>
+    <w:p>
+      <w:pPr>
+        <w:ind w:left="432"/>
+      </w:pPr>
+      <w:r>
+        <w:rPr>
+          <w:rFonts w:ascii="Courier New" w:hAnsi="Courier New" w:cs="Courier New"/>
+          <w:b w:val="0"/>
+          <w:sz w:val="26"/>
+          <w:szCs w:val="26"/>
+        </w:rPr>
+        <w:t xml:space="preserve">  รายการ      จับได้/ละเมิดจริง   recall   FP</w:t>
+      </w:r>
+    </w:p>
+    <w:p>
+      <w:pPr>
+        <w:ind w:left="432"/>
+      </w:pPr>
+      <w:r>
+        <w:rPr>
+          <w:rFonts w:ascii="Courier New" w:hAnsi="Courier New" w:cs="Courier New"/>
+          <w:b w:val="0"/>
+          <w:sz w:val="26"/>
+          <w:szCs w:val="26"/>
+        </w:rPr>
+        <w:t xml:space="preserve">  หมวก                    14/14    100%    0</w:t>
+      </w:r>
+    </w:p>
+    <w:p>
+      <w:pPr>
+        <w:ind w:left="432"/>
+      </w:pPr>
+      <w:r>
+        <w:rPr>
+          <w:rFonts w:ascii="Courier New" w:hAnsi="Courier New" w:cs="Courier New"/>
+          <w:b w:val="0"/>
+          <w:sz w:val="26"/>
+          <w:szCs w:val="26"/>
+        </w:rPr>
+        <w:t xml:space="preserve">  ถุงมือ                    4/7     57%    3</w:t>
+      </w:r>
+    </w:p>
+    <w:p>
+      <w:pPr>
+        <w:ind w:left="432"/>
+      </w:pPr>
+      <w:r>
+        <w:rPr>
+          <w:rFonts w:ascii="Courier New" w:hAnsi="Courier New" w:cs="Courier New"/>
+          <w:b w:val="0"/>
+          <w:sz w:val="26"/>
+          <w:szCs w:val="26"/>
+        </w:rPr>
+        <w:t xml:space="preserve">  หน้ากาก                 28/35     80%    2</w:t>
+      </w:r>
+    </w:p>
+    <w:p>
+      <w:pPr>
+        <w:ind w:left="432"/>
+      </w:pPr>
+      <w:r>
+        <w:rPr>
+          <w:rFonts w:ascii="Courier New" w:hAnsi="Courier New" w:cs="Courier New"/>
+          <w:b w:val="0"/>
+          <w:sz w:val="26"/>
+          <w:szCs w:val="26"/>
+        </w:rPr>
+        <w:t xml:space="preserve">  --------------------------------------------</w:t>
+      </w:r>
+    </w:p>
+    <w:p>
+      <w:pPr>
+        <w:ind w:left="432"/>
+      </w:pPr>
+      <w:r>
+        <w:rPr>
+          <w:rFonts w:ascii="Courier New" w:hAnsi="Courier New" w:cs="Courier New"/>
+          <w:b w:val="0"/>
+          <w:sz w:val="26"/>
+          <w:szCs w:val="26"/>
+        </w:rPr>
+        <w:t xml:space="preserve">  รวม                     46/56     82%    5</w:t>
+      </w:r>
+    </w:p>
+    <w:p/>
+    <w:p>
+      <w:r>
+        <w:rPr>
+          <w:rFonts w:ascii="TH Sarabun New" w:hAnsi="TH Sarabun New" w:cs="TH Sarabun New"/>
+          <w:b/>
+          <w:sz w:val="32"/>
+          <w:szCs w:val="32"/>
+          <w:bCs/>
+        </w:rPr>
+        <w:t>ถ้าได้ 46% แทนที่จะเป็น 82%</w:t>
+      </w:r>
+      <w:r>
+        <w:rPr>
+          <w:rFonts w:ascii="TH Sarabun New" w:hAnsi="TH Sarabun New" w:cs="TH Sarabun New"/>
+          <w:b w:val="0"/>
+          <w:sz w:val="32"/>
+          <w:szCs w:val="32"/>
+        </w:rPr>
+        <w:t xml:space="preserve"> แสดงว่าไฟล์ผลการตรวจหน้ากากแบบขยายภาพหายไป</w:t>
+      </w:r>
+    </w:p>
+    <w:p>
+      <w:r>
+        <w:rPr>
+          <w:rFonts w:ascii="TH Sarabun New" w:hAnsi="TH Sarabun New" w:cs="TH Sarabun New"/>
+          <w:b w:val="0"/>
+          <w:sz w:val="32"/>
+          <w:szCs w:val="32"/>
+        </w:rPr>
+        <w:t xml:space="preserve">ให้รัน </w:t>
+      </w:r>
+      <w:r>
+        <w:rPr>
+          <w:rFonts w:ascii="Courier New" w:hAnsi="Courier New" w:cs="Courier New"/>
+          <w:b w:val="0"/>
+          <w:sz w:val="28"/>
+          <w:szCs w:val="28"/>
+        </w:rPr>
+        <w:t>python3 som_sr_ppe.py</w:t>
+      </w:r>
+      <w:r>
+        <w:rPr>
+          <w:rFonts w:ascii="TH Sarabun New" w:hAnsi="TH Sarabun New" w:cs="TH Sarabun New"/>
+          <w:b w:val="0"/>
+          <w:sz w:val="32"/>
+          <w:szCs w:val="32"/>
+        </w:rPr>
+        <w:t xml:space="preserve"> ใหม่</w:t>
+      </w:r>
+    </w:p>
+    <w:p/>
+    <w:p>
+      <w:r>
+        <w:rPr>
+          <w:rFonts w:ascii="TH Sarabun New" w:hAnsi="TH Sarabun New" w:cs="TH Sarabun New"/>
+          <w:b/>
+          <w:sz w:val="36"/>
+          <w:szCs w:val="36"/>
+          <w:bCs/>
+        </w:rPr>
+        <w:t>ก.9 ตารางสรุปข้อผิดพลาดที่พบบ่อยและวิธีแก้</w:t>
+      </w:r>
+    </w:p>
+    <w:p/>
+    <w:tbl>
+      <w:tblPr>
+        <w:tblStyle w:val="TableGrid"/>
+        <w:tblW w:type="auto" w:w="0"/>
+        <w:tblLook w:firstColumn="1" w:firstRow="1" w:lastColumn="0" w:lastRow="0" w:noHBand="0" w:noVBand="1" w:val="04A0"/>
+      </w:tblPr>
+      <w:tblGrid>
+        <w:gridCol w:w="3010"/>
+        <w:gridCol w:w="3010"/>
+        <w:gridCol w:w="3010"/>
+      </w:tblGrid>
+      <w:tr>
+        <w:tc>
+          <w:tcPr>
+            <w:tcW w:type="dxa" w:w="3010"/>
+          </w:tcPr>
+          <w:p>
+            <w:r>
+              <w:rPr>
+                <w:b/>
+              </w:rPr>
+            </w:r>
+            <w:r>
+              <w:rPr>
+                <w:rFonts w:ascii="TH Sarabun New" w:hAnsi="TH Sarabun New" w:cs="TH Sarabun New"/>
+                <w:b/>
+                <w:sz w:val="28"/>
+                <w:szCs w:val="28"/>
+              </w:rPr>
+              <w:t>อาการ</w:t>
+            </w:r>
+          </w:p>
+        </w:tc>
+        <w:tc>
+          <w:tcPr>
+            <w:tcW w:type="dxa" w:w="3010"/>
+          </w:tcPr>
+          <w:p>
+            <w:r>
+              <w:rPr>
+                <w:b/>
+              </w:rPr>
+            </w:r>
+            <w:r>
+              <w:rPr>
+                <w:rFonts w:ascii="TH Sarabun New" w:hAnsi="TH Sarabun New" w:cs="TH Sarabun New"/>
+                <w:b/>
+                <w:sz w:val="28"/>
+                <w:szCs w:val="28"/>
+              </w:rPr>
+              <w:t>สาเหตุ</w:t>
+            </w:r>
+          </w:p>
+        </w:tc>
+        <w:tc>
+          <w:tcPr>
+            <w:tcW w:type="dxa" w:w="3010"/>
+          </w:tcPr>
+          <w:p>
+            <w:r>
+              <w:rPr>
+                <w:b/>
+              </w:rPr>
+            </w:r>
+            <w:r>
+              <w:rPr>
+                <w:rFonts w:ascii="TH Sarabun New" w:hAnsi="TH Sarabun New" w:cs="TH Sarabun New"/>
+                <w:b/>
+                <w:sz w:val="28"/>
+                <w:szCs w:val="28"/>
+              </w:rPr>
+              <w:t>วิธีแก้</w:t>
+            </w:r>
+          </w:p>
+        </w:tc>
+      </w:tr>
+      <w:tr>
+        <w:tc>
+          <w:tcPr>
+            <w:tcW w:type="dxa" w:w="3010"/>
+          </w:tcPr>
+          <w:p>
+            <w:r/>
+            <w:r>
+              <w:rPr>
+                <w:rFonts w:ascii="TH Sarabun New" w:hAnsi="TH Sarabun New" w:cs="TH Sarabun New"/>
+                <w:b w:val="0"/>
+                <w:sz w:val="28"/>
+                <w:szCs w:val="28"/>
+              </w:rPr>
+              <w:t>ระบบให้บริการเริ่มไม่ขึ้น หน่วยความจำการ์ดจอไม่พอ</w:t>
+            </w:r>
+          </w:p>
+        </w:tc>
+        <w:tc>
+          <w:tcPr>
+            <w:tcW w:type="dxa" w:w="3010"/>
+          </w:tcPr>
+          <w:p>
+            <w:r/>
+            <w:r>
+              <w:rPr>
+                <w:rFonts w:ascii="TH Sarabun New" w:hAnsi="TH Sarabun New" w:cs="TH Sarabun New"/>
+                <w:b w:val="0"/>
+                <w:sz w:val="28"/>
+                <w:szCs w:val="28"/>
+              </w:rPr>
+              <w:t>มีแบบจำลองอื่นค้างอยู่</w:t>
+            </w:r>
+          </w:p>
+        </w:tc>
+        <w:tc>
+          <w:tcPr>
+            <w:tcW w:type="dxa" w:w="3010"/>
+          </w:tcPr>
+          <w:p>
+            <w:r/>
+            <w:r>
+              <w:rPr>
+                <w:rFonts w:ascii="TH Sarabun New" w:hAnsi="TH Sarabun New" w:cs="TH Sarabun New"/>
+                <w:b w:val="0"/>
+                <w:sz w:val="28"/>
+                <w:szCs w:val="28"/>
+              </w:rPr>
+              <w:t xml:space="preserve">ทำตามขั้นตอน ก.3 ให้ครบ แล้วยืนยันด้วย </w:t>
+            </w:r>
+            <w:r>
+              <w:rPr>
+                <w:rFonts w:ascii="Courier New" w:hAnsi="Courier New" w:cs="Courier New"/>
+                <w:b w:val="0"/>
+                <w:sz w:val="24"/>
+                <w:szCs w:val="24"/>
+              </w:rPr>
+              <w:t>nvidia-smi</w:t>
+            </w:r>
+          </w:p>
+        </w:tc>
+      </w:tr>
+      <w:tr>
+        <w:tc>
+          <w:tcPr>
+            <w:tcW w:type="dxa" w:w="3010"/>
+          </w:tcPr>
+          <w:p>
+            <w:r/>
+            <w:r>
+              <w:rPr>
+                <w:rFonts w:ascii="TH Sarabun New" w:hAnsi="TH Sarabun New" w:cs="TH Sarabun New"/>
+                <w:b w:val="0"/>
+                <w:sz w:val="28"/>
+                <w:szCs w:val="28"/>
+              </w:rPr>
+              <w:t>ผลการวัดออกมาแปลก ๆ ไม่ตรงกับที่ควรเป็น</w:t>
+            </w:r>
+          </w:p>
+        </w:tc>
+        <w:tc>
+          <w:tcPr>
+            <w:tcW w:type="dxa" w:w="3010"/>
+          </w:tcPr>
+          <w:p>
+            <w:r/>
+            <w:r>
+              <w:rPr>
+                <w:rFonts w:ascii="TH Sarabun New" w:hAnsi="TH Sarabun New" w:cs="TH Sarabun New"/>
+                <w:b w:val="0"/>
+                <w:sz w:val="28"/>
+                <w:szCs w:val="28"/>
+              </w:rPr>
+              <w:t>ใช้แบบจำลองผิดตัวโดยไม่รู้ตัว</w:t>
+            </w:r>
+          </w:p>
+        </w:tc>
+        <w:tc>
+          <w:tcPr>
+            <w:tcW w:type="dxa" w:w="3010"/>
+          </w:tcPr>
+          <w:p>
+            <w:r/>
+            <w:r>
+              <w:rPr>
+                <w:rFonts w:ascii="TH Sarabun New" w:hAnsi="TH Sarabun New" w:cs="TH Sarabun New"/>
+                <w:b w:val="0"/>
+                <w:sz w:val="28"/>
+                <w:szCs w:val="28"/>
+              </w:rPr>
+              <w:t xml:space="preserve">รัน </w:t>
+            </w:r>
+            <w:r>
+              <w:rPr>
+                <w:rFonts w:ascii="Courier New" w:hAnsi="Courier New" w:cs="Courier New"/>
+                <w:b w:val="0"/>
+                <w:sz w:val="24"/>
+                <w:szCs w:val="24"/>
+              </w:rPr>
+              <w:t>python3 preflight.py</w:t>
+            </w:r>
+            <w:r>
+              <w:rPr>
+                <w:rFonts w:ascii="TH Sarabun New" w:hAnsi="TH Sarabun New" w:cs="TH Sarabun New"/>
+                <w:b w:val="0"/>
+                <w:sz w:val="28"/>
+                <w:szCs w:val="28"/>
+              </w:rPr>
+              <w:t xml:space="preserve"> ก่อนเสมอ (ขั้นตอน ก.5)</w:t>
+            </w:r>
+          </w:p>
+        </w:tc>
+      </w:tr>
+      <w:tr>
+        <w:tc>
+          <w:tcPr>
+            <w:tcW w:type="dxa" w:w="3010"/>
+          </w:tcPr>
+          <w:p>
+            <w:r/>
+            <w:r>
+              <w:rPr>
+                <w:rFonts w:ascii="TH Sarabun New" w:hAnsi="TH Sarabun New" w:cs="TH Sarabun New"/>
+                <w:b w:val="0"/>
+                <w:sz w:val="28"/>
+                <w:szCs w:val="28"/>
+              </w:rPr>
+              <w:t>ระบบให้บริการหยุดทำงานเมื่อป้อนวิดีโอ</w:t>
+            </w:r>
+          </w:p>
+        </w:tc>
+        <w:tc>
+          <w:tcPr>
+            <w:tcW w:type="dxa" w:w="3010"/>
+          </w:tcPr>
+          <w:p>
+            <w:r/>
+            <w:r>
+              <w:rPr>
+                <w:rFonts w:ascii="TH Sarabun New" w:hAnsi="TH Sarabun New" w:cs="TH Sarabun New"/>
+                <w:b w:val="0"/>
+                <w:sz w:val="28"/>
+                <w:szCs w:val="28"/>
+              </w:rPr>
+              <w:t>โหมดวิดีโอไม่เสถียร</w:t>
+            </w:r>
+          </w:p>
+        </w:tc>
+        <w:tc>
+          <w:tcPr>
+            <w:tcW w:type="dxa" w:w="3010"/>
+          </w:tcPr>
+          <w:p>
+            <w:r/>
+            <w:r>
+              <w:rPr>
+                <w:rFonts w:ascii="TH Sarabun New" w:hAnsi="TH Sarabun New" w:cs="TH Sarabun New"/>
+                <w:b w:val="0"/>
+                <w:sz w:val="28"/>
+                <w:szCs w:val="28"/>
+              </w:rPr>
+              <w:t>ใช้โหมดป้อนภาพนิ่ง 2 เฟรมติดกันแทน ซึ่งเป็นค่าเริ่มต้นของระบบอยู่แล้ว</w:t>
+            </w:r>
+          </w:p>
+        </w:tc>
+      </w:tr>
+      <w:tr>
+        <w:tc>
+          <w:tcPr>
+            <w:tcW w:type="dxa" w:w="3010"/>
+          </w:tcPr>
+          <w:p>
+            <w:r/>
+            <w:r>
+              <w:rPr>
+                <w:rFonts w:ascii="Courier New" w:hAnsi="Courier New" w:cs="Courier New"/>
+                <w:b w:val="0"/>
+                <w:sz w:val="24"/>
+                <w:szCs w:val="24"/>
+              </w:rPr>
+              <w:t>diff_gt.py</w:t>
+            </w:r>
+            <w:r>
+              <w:rPr>
+                <w:rFonts w:ascii="TH Sarabun New" w:hAnsi="TH Sarabun New" w:cs="TH Sarabun New"/>
+                <w:b w:val="0"/>
+                <w:sz w:val="28"/>
+                <w:szCs w:val="28"/>
+              </w:rPr>
+              <w:t xml:space="preserve"> ได้ 46% แทน 82%</w:t>
+            </w:r>
+          </w:p>
+        </w:tc>
+        <w:tc>
+          <w:tcPr>
+            <w:tcW w:type="dxa" w:w="3010"/>
+          </w:tcPr>
+          <w:p>
+            <w:r/>
+            <w:r>
+              <w:rPr>
+                <w:rFonts w:ascii="TH Sarabun New" w:hAnsi="TH Sarabun New" w:cs="TH Sarabun New"/>
+                <w:b w:val="0"/>
+                <w:sz w:val="28"/>
+                <w:szCs w:val="28"/>
+              </w:rPr>
+              <w:t>ไฟล์ผลตรวจหน้ากากแบบขยายภาพหาย</w:t>
+            </w:r>
+          </w:p>
+        </w:tc>
+        <w:tc>
+          <w:tcPr>
+            <w:tcW w:type="dxa" w:w="3010"/>
+          </w:tcPr>
+          <w:p>
+            <w:r/>
+            <w:r>
+              <w:rPr>
+                <w:rFonts w:ascii="TH Sarabun New" w:hAnsi="TH Sarabun New" w:cs="TH Sarabun New"/>
+                <w:b w:val="0"/>
+                <w:sz w:val="28"/>
+                <w:szCs w:val="28"/>
+              </w:rPr>
+              <w:t xml:space="preserve">รัน </w:t>
+            </w:r>
+            <w:r>
+              <w:rPr>
+                <w:rFonts w:ascii="Courier New" w:hAnsi="Courier New" w:cs="Courier New"/>
+                <w:b w:val="0"/>
+                <w:sz w:val="24"/>
+                <w:szCs w:val="24"/>
+              </w:rPr>
+              <w:t>python3 som_sr_ppe.py</w:t>
+            </w:r>
+            <w:r>
+              <w:rPr>
+                <w:rFonts w:ascii="TH Sarabun New" w:hAnsi="TH Sarabun New" w:cs="TH Sarabun New"/>
+                <w:b w:val="0"/>
+                <w:sz w:val="28"/>
+                <w:szCs w:val="28"/>
+              </w:rPr>
+              <w:t xml:space="preserve"> ใหม่</w:t>
+            </w:r>
+          </w:p>
+        </w:tc>
+      </w:tr>
+      <w:tr>
+        <w:tc>
+          <w:tcPr>
+            <w:tcW w:type="dxa" w:w="3010"/>
+          </w:tcPr>
+          <w:p>
+            <w:r/>
+            <w:r>
+              <w:rPr>
+                <w:rFonts w:ascii="TH Sarabun New" w:hAnsi="TH Sarabun New" w:cs="TH Sarabun New"/>
+                <w:b w:val="0"/>
+                <w:sz w:val="28"/>
+                <w:szCs w:val="28"/>
+              </w:rPr>
+              <w:t>ภาพหลักฐานไม่ตรงกับเวลาในวิดีโอ</w:t>
+            </w:r>
+          </w:p>
+        </w:tc>
+        <w:tc>
+          <w:tcPr>
+            <w:tcW w:type="dxa" w:w="3010"/>
+          </w:tcPr>
+          <w:p>
+            <w:r/>
+            <w:r>
+              <w:rPr>
+                <w:rFonts w:ascii="TH Sarabun New" w:hAnsi="TH Sarabun New" w:cs="TH Sarabun New"/>
+                <w:b w:val="0"/>
+                <w:sz w:val="28"/>
+                <w:szCs w:val="28"/>
+              </w:rPr>
+              <w:t>ใช้เฟรมผิดชุด</w:t>
+            </w:r>
+          </w:p>
+        </w:tc>
+        <w:tc>
+          <w:tcPr>
+            <w:tcW w:type="dxa" w:w="3010"/>
+          </w:tcPr>
+          <w:p>
+            <w:r/>
+            <w:r>
+              <w:rPr>
+                <w:rFonts w:ascii="TH Sarabun New" w:hAnsi="TH Sarabun New" w:cs="TH Sarabun New"/>
+                <w:b w:val="0"/>
+                <w:sz w:val="28"/>
+                <w:szCs w:val="28"/>
+              </w:rPr>
+              <w:t xml:space="preserve">ตรวจว่าใช้เฟรมชุดที่แตกด้วย </w:t>
+            </w:r>
+            <w:r>
+              <w:rPr>
+                <w:rFonts w:ascii="Courier New" w:hAnsi="Courier New" w:cs="Courier New"/>
+                <w:b w:val="0"/>
+                <w:sz w:val="24"/>
+                <w:szCs w:val="24"/>
+              </w:rPr>
+              <w:t>-vf fps=1 -start_number 0</w:t>
+            </w:r>
+            <w:r>
+              <w:rPr>
+                <w:rFonts w:ascii="TH Sarabun New" w:hAnsi="TH Sarabun New" w:cs="TH Sarabun New"/>
+                <w:b w:val="0"/>
+                <w:sz w:val="28"/>
+                <w:szCs w:val="28"/>
+              </w:rPr>
+              <w:t xml:space="preserve"> (ขั้นตอน ก.6)</w:t>
+            </w:r>
+          </w:p>
+        </w:tc>
+      </w:tr>
+      <w:tr>
+        <w:tc>
+          <w:tcPr>
+            <w:tcW w:type="dxa" w:w="3010"/>
+          </w:tcPr>
+          <w:p>
+            <w:r/>
+            <w:r>
+              <w:rPr>
+                <w:rFonts w:ascii="TH Sarabun New" w:hAnsi="TH Sarabun New" w:cs="TH Sarabun New"/>
+                <w:b w:val="0"/>
+                <w:sz w:val="28"/>
+                <w:szCs w:val="28"/>
+              </w:rPr>
+              <w:t>ชั้นวิเคราะห์กฎไม่ทำงาน</w:t>
+            </w:r>
+          </w:p>
+        </w:tc>
+        <w:tc>
+          <w:tcPr>
+            <w:tcW w:type="dxa" w:w="3010"/>
+          </w:tcPr>
+          <w:p>
+            <w:r/>
+            <w:r>
+              <w:rPr>
+                <w:rFonts w:ascii="TH Sarabun New" w:hAnsi="TH Sarabun New" w:cs="TH Sarabun New"/>
+                <w:b w:val="0"/>
+                <w:sz w:val="28"/>
+                <w:szCs w:val="28"/>
+              </w:rPr>
+              <w:t>ไม่ได้ตั้งกุญแจ</w:t>
+            </w:r>
+          </w:p>
+        </w:tc>
+        <w:tc>
+          <w:tcPr>
+            <w:tcW w:type="dxa" w:w="3010"/>
+          </w:tcPr>
+          <w:p>
+            <w:r/>
+            <w:r>
+              <w:rPr>
+                <w:rFonts w:ascii="TH Sarabun New" w:hAnsi="TH Sarabun New" w:cs="TH Sarabun New"/>
+                <w:b w:val="0"/>
+                <w:sz w:val="28"/>
+                <w:szCs w:val="28"/>
+              </w:rPr>
+              <w:t xml:space="preserve">ตรวจไฟล์ </w:t>
+            </w:r>
+            <w:r>
+              <w:rPr>
+                <w:rFonts w:ascii="Courier New" w:hAnsi="Courier New" w:cs="Courier New"/>
+                <w:b w:val="0"/>
+                <w:sz w:val="24"/>
+                <w:szCs w:val="24"/>
+              </w:rPr>
+              <w:t>.env</w:t>
+            </w:r>
+            <w:r>
+              <w:rPr>
+                <w:rFonts w:ascii="TH Sarabun New" w:hAnsi="TH Sarabun New" w:cs="TH Sarabun New"/>
+                <w:b w:val="0"/>
+                <w:sz w:val="28"/>
+                <w:szCs w:val="28"/>
+              </w:rPr>
+              <w:t xml:space="preserve"> ตามขั้นตอน ก.7</w:t>
+            </w:r>
+          </w:p>
+        </w:tc>
+      </w:tr>
+      <w:tr>
+        <w:tc>
+          <w:tcPr>
+            <w:tcW w:type="dxa" w:w="3010"/>
+          </w:tcPr>
+          <w:p>
+            <w:r/>
+            <w:r>
+              <w:rPr>
+                <w:rFonts w:ascii="TH Sarabun New" w:hAnsi="TH Sarabun New" w:cs="TH Sarabun New"/>
+                <w:b w:val="0"/>
+                <w:sz w:val="28"/>
+                <w:szCs w:val="28"/>
+              </w:rPr>
+              <w:t xml:space="preserve">คำสั่ง </w:t>
+            </w:r>
+            <w:r>
+              <w:rPr>
+                <w:rFonts w:ascii="Courier New" w:hAnsi="Courier New" w:cs="Courier New"/>
+                <w:b w:val="0"/>
+                <w:sz w:val="24"/>
+                <w:szCs w:val="24"/>
+              </w:rPr>
+              <w:t>huggingface-cli</w:t>
+            </w:r>
+            <w:r>
+              <w:rPr>
+                <w:rFonts w:ascii="TH Sarabun New" w:hAnsi="TH Sarabun New" w:cs="TH Sarabun New"/>
+                <w:b w:val="0"/>
+                <w:sz w:val="28"/>
+                <w:szCs w:val="28"/>
+              </w:rPr>
+              <w:t xml:space="preserve"> ใช้ไม่ได้</w:t>
+            </w:r>
+          </w:p>
+        </w:tc>
+        <w:tc>
+          <w:tcPr>
+            <w:tcW w:type="dxa" w:w="3010"/>
+          </w:tcPr>
+          <w:p>
+            <w:r/>
+            <w:r>
+              <w:rPr>
+                <w:rFonts w:ascii="TH Sarabun New" w:hAnsi="TH Sarabun New" w:cs="TH Sarabun New"/>
+                <w:b w:val="0"/>
+                <w:sz w:val="28"/>
+                <w:szCs w:val="28"/>
+              </w:rPr>
+              <w:t>คำสั่งถูกยกเลิกแล้ว</w:t>
+            </w:r>
+          </w:p>
+        </w:tc>
+        <w:tc>
+          <w:tcPr>
+            <w:tcW w:type="dxa" w:w="3010"/>
+          </w:tcPr>
+          <w:p>
+            <w:r/>
+            <w:r>
+              <w:rPr>
+                <w:rFonts w:ascii="TH Sarabun New" w:hAnsi="TH Sarabun New" w:cs="TH Sarabun New"/>
+                <w:b w:val="0"/>
+                <w:sz w:val="28"/>
+                <w:szCs w:val="28"/>
+              </w:rPr>
+              <w:t xml:space="preserve">ใช้ </w:t>
+            </w:r>
+            <w:r>
+              <w:rPr>
+                <w:rFonts w:ascii="Courier New" w:hAnsi="Courier New" w:cs="Courier New"/>
+                <w:b w:val="0"/>
+                <w:sz w:val="24"/>
+                <w:szCs w:val="24"/>
+              </w:rPr>
+              <w:t>hf download</w:t>
+            </w:r>
+            <w:r>
+              <w:rPr>
+                <w:rFonts w:ascii="TH Sarabun New" w:hAnsi="TH Sarabun New" w:cs="TH Sarabun New"/>
+                <w:b w:val="0"/>
+                <w:sz w:val="28"/>
+                <w:szCs w:val="28"/>
+              </w:rPr>
+              <w:t xml:space="preserve"> แทน</w:t>
+            </w:r>
+          </w:p>
+        </w:tc>
+      </w:tr>
+    </w:tbl>
+    <w:p/>
+    <w:p>
+      <w:r>
+        <w:rPr>
+          <w:rFonts w:ascii="TH Sarabun New" w:hAnsi="TH Sarabun New" w:cs="TH Sarabun New"/>
+          <w:b/>
+          <w:sz w:val="36"/>
+          <w:szCs w:val="36"/>
+          <w:bCs/>
+        </w:rPr>
+        <w:t>ก.10 ข้อควรทราบเมื่อใช้เครื่องเช่า</w:t>
+      </w:r>
+    </w:p>
+    <w:p/>
+    <w:p>
+      <w:pPr>
+        <w:pStyle w:val="ListBullet"/>
+      </w:pPr>
+      <w:r>
+        <w:rPr>
+          <w:rFonts w:ascii="TH Sarabun New" w:hAnsi="TH Sarabun New" w:cs="TH Sarabun New"/>
+          <w:b/>
+          <w:sz w:val="32"/>
+          <w:szCs w:val="32"/>
+          <w:bCs/>
+        </w:rPr>
+        <w:t>เครื่องคิดค่าบริการรายชั่วโมง</w:t>
+      </w:r>
+      <w:r>
+        <w:rPr>
+          <w:rFonts w:ascii="TH Sarabun New" w:hAnsi="TH Sarabun New" w:cs="TH Sarabun New"/>
+          <w:b w:val="0"/>
+          <w:sz w:val="32"/>
+          <w:szCs w:val="32"/>
+        </w:rPr>
+        <w:t xml:space="preserve"> จึงควรวางแผนล่วงหน้าว่าจะรันอะไรบ้าง และรันให้ครบในรอบเดียว</w:t>
+      </w:r>
+    </w:p>
+    <w:p>
+      <w:pPr>
+        <w:pStyle w:val="ListBullet"/>
+      </w:pPr>
+      <w:r>
+        <w:rPr>
+          <w:rFonts w:ascii="TH Sarabun New" w:hAnsi="TH Sarabun New" w:cs="TH Sarabun New"/>
+          <w:b/>
+          <w:sz w:val="32"/>
+          <w:szCs w:val="32"/>
+          <w:bCs/>
+        </w:rPr>
+        <w:t>เครื่องคนละตัวให้ความเร็วต่างกันประมาณ 12%</w:t>
+      </w:r>
+      <w:r>
+        <w:rPr>
+          <w:rFonts w:ascii="TH Sarabun New" w:hAnsi="TH Sarabun New" w:cs="TH Sarabun New"/>
+          <w:b w:val="0"/>
+          <w:sz w:val="32"/>
+          <w:szCs w:val="32"/>
+        </w:rPr>
+        <w:t xml:space="preserve"> ทั้งที่สเปกบนกระดาษเหมือนกัน</w:t>
+      </w:r>
+    </w:p>
+    <w:p>
+      <w:r>
+        <w:rPr>
+          <w:rFonts w:ascii="TH Sarabun New" w:hAnsi="TH Sarabun New" w:cs="TH Sarabun New"/>
+          <w:b w:val="0"/>
+          <w:sz w:val="32"/>
+          <w:szCs w:val="32"/>
+        </w:rPr>
+        <w:t>เพราะเป็นเครื่องที่แชร์ทรัพยากรกับผู้เช่ารายอื่น หากต้องเปรียบเทียบผลต้องวัดบนเครื่องเดียวกัน</w:t>
+      </w:r>
+    </w:p>
+    <w:p>
+      <w:pPr>
+        <w:pStyle w:val="ListBullet"/>
+      </w:pPr>
+      <w:r>
+        <w:rPr>
+          <w:rFonts w:ascii="TH Sarabun New" w:hAnsi="TH Sarabun New" w:cs="TH Sarabun New"/>
+          <w:b/>
+          <w:sz w:val="32"/>
+          <w:szCs w:val="32"/>
+          <w:bCs/>
+        </w:rPr>
+        <w:t>ควรวัดผลบนเครื่องเดียวกับที่แบบจำลองทำงาน</w:t>
+      </w:r>
+      <w:r>
+        <w:rPr>
+          <w:rFonts w:ascii="TH Sarabun New" w:hAnsi="TH Sarabun New" w:cs="TH Sarabun New"/>
+          <w:b w:val="0"/>
+          <w:sz w:val="32"/>
+          <w:szCs w:val="32"/>
+        </w:rPr>
+        <w:t xml:space="preserve"> ไม่ควรวัดผ่านการเชื่อมต่อระยะไกล</w:t>
+      </w:r>
+    </w:p>
+    <w:p>
+      <w:r>
+        <w:rPr>
+          <w:rFonts w:ascii="TH Sarabun New" w:hAnsi="TH Sarabun New" w:cs="TH Sarabun New"/>
+          <w:b w:val="0"/>
+          <w:sz w:val="32"/>
+          <w:szCs w:val="32"/>
+        </w:rPr>
+        <w:t>เพราะเวลาที่ใช้ส่งภาพข้ามเครือข่ายมากกว่าเวลาประมวลผลจริง จนทำให้อ่านผลไม่ออก</w:t>
+      </w:r>
+    </w:p>
+    <w:p>
+      <w:pPr>
+        <w:pStyle w:val="ListBullet"/>
+      </w:pPr>
+      <w:r>
+        <w:rPr>
+          <w:rFonts w:ascii="TH Sarabun New" w:hAnsi="TH Sarabun New" w:cs="TH Sarabun New"/>
+          <w:b/>
+          <w:sz w:val="32"/>
+          <w:szCs w:val="32"/>
+          <w:bCs/>
+        </w:rPr>
+        <w:t>อย่าลืมปิดเครื่องเมื่อใช้งานเสร็จ</w:t>
+      </w:r>
+      <w:r>
+        <w:rPr>
+          <w:rFonts w:ascii="TH Sarabun New" w:hAnsi="TH Sarabun New" w:cs="TH Sarabun New"/>
+          <w:b w:val="0"/>
+          <w:sz w:val="32"/>
+          <w:szCs w:val="32"/>
+        </w:rPr>
+        <w:t xml:space="preserve"> และเพิกถอนโทเคนที่ใช้ดาวน์โหลดแบบจำลอง</w:t>
       </w:r>
     </w:p>
     <w:p/>
